--- a/manuscript/Manuscript_PINO_clean.docx
+++ b/manuscript/Manuscript_PINO_clean.docx
@@ -7,7 +7,7 @@
         <w:pStyle w:val="Title"/>
       </w:pPr>
       <w:r>
-        <w:t>A parameter-conditioned physics-informed neural operator for axisymmetric Poisson–Nernst–Planck transport in charged nanopores</w:t>
+        <w:t>Conductance identifiability limits and physics-constrained neural operators for axisymmetric Poisson–Nernst–Planck transport in charged nanopores</w:t>
       </w:r>
     </w:p>
     <w:p>
@@ -41,7 +41,7 @@
         <w:pStyle w:val="ListBullet"/>
       </w:pPr>
       <w:r>
-        <w:t>A physics-informed DeepONet maps four PNP parameters to fields in 0.072 ms.</w:t>
+        <w:t>PINO-Nanopore maps four PNP parameters to fields in 0.072 ms on one CPU.</w:t>
       </w:r>
     </w:p>
     <w:p>
@@ -49,7 +49,7 @@
         <w:pStyle w:val="ListBullet"/>
       </w:pPr>
       <w:r>
-        <w:t>Charge-balanced reparameterization cuts net-charge error 8.63–10.29-fold.</w:t>
+        <w:t>Charge-balanced sum/difference outputs cut net-charge error 8.63–10.29-fold.</w:t>
       </w:r>
     </w:p>
     <w:p>
@@ -57,7 +57,7 @@
         <w:pStyle w:val="ListBullet"/>
       </w:pPr>
       <w:r>
-        <w:t>Break-even versus Scharfetter–Gummel solving is 459 parameter states.</w:t>
+        <w:t>Exact SG/FV Jacobians confirm the operator's conductance sensitivities.</w:t>
       </w:r>
     </w:p>
     <w:p>
@@ -65,17 +65,36 @@
         <w:pStyle w:val="ListBullet"/>
       </w:pPr>
       <w:r>
-        <w:t xml:space="preserve">ONNX matches PyTorch within </w:t>
+        <w:t>Wall charge is unidentifiable from conductance alone (</w:t>
       </w:r>
       <m:oMath xmlns:a="http://schemas.openxmlformats.org/drawingml/2006/main" xmlns:pic="http://schemas.openxmlformats.org/drawingml/2006/picture">
         <m:r>
-          <m:t>3.6</m:t>
-        </m:r>
-        <m:r>
-          <m:rPr>
-            <m:sty m:val="p"/>
-          </m:rPr>
-          <m:t>×</m:t>
+          <m:t>κ</m:t>
+        </m:r>
+        <m:r>
+          <m:rPr>
+            <m:sty m:val="p"/>
+          </m:rPr>
+          <m:t>(</m:t>
+        </m:r>
+        <m:r>
+          <m:rPr>
+            <m:scr m:val="script"/>
+            <m:sty m:val="p"/>
+          </m:rPr>
+          <m:t>F</m:t>
+        </m:r>
+        <m:r>
+          <m:rPr>
+            <m:sty m:val="p"/>
+          </m:rPr>
+          <m:t>)</m:t>
+        </m:r>
+        <m:r>
+          <m:rPr>
+            <m:sty m:val="p"/>
+          </m:rPr>
+          <m:t>&gt;</m:t>
         </m:r>
         <m:sSup>
           <m:e>
@@ -85,19 +104,13 @@
           </m:e>
           <m:sup>
             <m:r>
-              <m:rPr>
-                <m:sty m:val="p"/>
-              </m:rPr>
-              <m:t>−</m:t>
-            </m:r>
-            <m:r>
-              <m:t>7</m:t>
+              <m:t>8</m:t>
             </m:r>
           </m:sup>
         </m:sSup>
       </m:oMath>
       <w:r>
-        <w:t xml:space="preserve"> in browser and Gradio apps.</w:t>
+        <w:t>).</w:t>
       </w:r>
     </w:p>
     <w:p>
@@ -105,7 +118,7 @@
         <w:pStyle w:val="ListBullet"/>
       </w:pPr>
       <w:r>
-        <w:t>A selectivity probe recovers wall charge that conductance-only inversion cannot.</w:t>
+        <w:t>A near-wall selectivity probe recovers radius and charge below 0.3%.</w:t>
       </w:r>
     </w:p>
     <w:p>
@@ -118,7 +131,7 @@
     </w:p>
     <w:p>
       <w:r>
-        <w:t xml:space="preserve">Physics-informed neural networks (PINNs) solve the Poisson–Nernst–Planck (PNP) equations one operating point at a time, so design sweeps and inverse problems require repeated retraining. We instead learn the solution operator of the steady axisymmetric PNP equations over a four-dimensional parameter space of applied voltage, bulk concentration, wall charge, and pore radius. A 240-state benchmark is generated with a conservative Scharfetter–Gummel finite-volume solver (maximum residual </w:t>
+        <w:t xml:space="preserve">Inferring nanopore surface charge and geometry from ionic current–voltage measurements is a central inverse problem in nanofluidic sensing, yet repeated Poisson–Nernst–Planck (PNP) solves are too slow for exhaustive identifiability mapping and single-state physics-informed networks require retraining per operating point. We address both with PINO-Nanopore, a validated, exact-boundary, charge-balanced operator for steady axisymmetric PNP transport over voltage, salinity, wall charge, and radius, used as a high-throughput instrument to map what conductance can and cannot identify. A conservative Scharfetter–Gummel solver generates a 240-state benchmark (maximum residual </w:t>
       </w:r>
       <m:oMath xmlns:a="http://schemas.openxmlformats.org/drawingml/2006/main" xmlns:pic="http://schemas.openxmlformats.org/drawingml/2006/picture">
         <m:r>
@@ -150,30 +163,22 @@
         </m:sSup>
       </m:oMath>
       <w:r>
-        <w:t xml:space="preserve">). Two parameter-conditioned backbones are compared: a multi-scale radial physics-informed DeepONet (36,880 parameters) and a four-layer real-DFT Fourier neural operator (460,488 parameters). Both predict a positive concentration sum and a net charge and recover physical concentrations hyperbolically, so reservoir Dirichlet data and charge consistency are imposed exactly. On held-out in-distribution states the DeepONet attains a mean relative </w:t>
+        <w:t>). A multi-scale radial physics-informed DeepONet (36,880 parameters) and a real-DFT Fourier neural operator (460,488 parameters) predict a positive salt sum and net charge and reconstruct concentrations hyperbolically, so reservoir data and the charge identity hold exactly (</w:t>
       </w:r>
       <m:oMath xmlns:a="http://schemas.openxmlformats.org/drawingml/2006/main" xmlns:pic="http://schemas.openxmlformats.org/drawingml/2006/picture">
-        <m:sSub>
-          <m:e>
-            <m:r>
-              <m:t>L</m:t>
-            </m:r>
-          </m:e>
-          <m:sub>
-            <m:r>
-              <m:t>2</m:t>
-            </m:r>
-          </m:sub>
-        </m:sSub>
-      </m:oMath>
-      <w:r>
-        <w:t xml:space="preserve"> error of 0.0008914 for potential and 0.001093 for current, 6.16-fold and 7.79-fold better than the FNO, while out-of-distribution current error stays at 0.001363. The charge-balanced parameterization reduces net-charge error 8.63-fold (DeepONet) and 10.29-fold (FNO). A trunk ablation shows the radial basis improves the wall gradient about 7% without a bulk-accuracy advantage, and a nested 384-state study gives an in-distribution error scaling as </w:t>
-      </w:r>
-      <m:oMath xmlns:a="http://schemas.openxmlformats.org/drawingml/2006/main" xmlns:pic="http://schemas.openxmlformats.org/drawingml/2006/picture">
+        <m:r>
+          <m:t>1.1</m:t>
+        </m:r>
+        <m:r>
+          <m:rPr>
+            <m:sty m:val="p"/>
+          </m:rPr>
+          <m:t>×</m:t>
+        </m:r>
         <m:sSup>
           <m:e>
             <m:r>
-              <m:t>N</m:t>
+              <m:t>10</m:t>
             </m:r>
           </m:e>
           <m:sup>
@@ -184,13 +189,148 @@
               <m:t>−</m:t>
             </m:r>
             <m:r>
-              <m:t>0.55</m:t>
+              <m:t>16</m:t>
             </m:r>
           </m:sup>
         </m:sSup>
       </m:oMath>
       <w:r>
-        <w:t>. A Fisher analysis shows that wall charge is a flat direction for conductance-only inversion everywhere; single- and multi-salt current–voltage protocols leave it unidentifiable, whereas a near-wall selectivity observable recovers both radius and wall charge below 0.3%. The ONNX model runs in 0.07165 ms per state, breaks even after 459.2 dataset-mean states, and is deployed in browser and Gradio interfaces.</w:t>
+        <w:t xml:space="preserve">). On held-out states the DeepONet reaches relative </w:t>
+      </w:r>
+      <m:oMath xmlns:a="http://schemas.openxmlformats.org/drawingml/2006/main" xmlns:pic="http://schemas.openxmlformats.org/drawingml/2006/picture">
+        <m:sSub>
+          <m:e>
+            <m:r>
+              <m:t>L</m:t>
+            </m:r>
+          </m:e>
+          <m:sub>
+            <m:r>
+              <m:t>2</m:t>
+            </m:r>
+          </m:sub>
+        </m:sSub>
+      </m:oMath>
+      <w:r>
+        <w:t xml:space="preserve"> errors of 0.0008914 for potential and 0.001093 for current, and 0.001363 out of distribution, at 0.072 ms per state on one CPU. Verified against exact float64 SG/FV Jacobians (median agreement </w:t>
+      </w:r>
+      <m:oMath xmlns:a="http://schemas.openxmlformats.org/drawingml/2006/main" xmlns:pic="http://schemas.openxmlformats.org/drawingml/2006/picture">
+        <m:r>
+          <m:t>1.5</m:t>
+        </m:r>
+        <m:r>
+          <m:rPr>
+            <m:sty m:val="p"/>
+          </m:rPr>
+          <m:t>×</m:t>
+        </m:r>
+        <m:sSup>
+          <m:e>
+            <m:r>
+              <m:t>10</m:t>
+            </m:r>
+          </m:e>
+          <m:sup>
+            <m:r>
+              <m:rPr>
+                <m:sty m:val="p"/>
+              </m:rPr>
+              <m:t>−</m:t>
+            </m:r>
+            <m:r>
+              <m:t>4</m:t>
+            </m:r>
+          </m:sup>
+        </m:sSup>
+      </m:oMath>
+      <w:r>
+        <w:t xml:space="preserve"> in </w:t>
+      </w:r>
+      <m:oMath xmlns:a="http://schemas.openxmlformats.org/drawingml/2006/main" xmlns:pic="http://schemas.openxmlformats.org/drawingml/2006/picture">
+        <m:r>
+          <m:rPr>
+            <m:sty m:val="p"/>
+          </m:rPr>
+          <m:t>∂</m:t>
+        </m:r>
+        <m:r>
+          <m:rPr>
+            <m:sty m:val="p"/>
+          </m:rPr>
+          <m:t>ln</m:t>
+        </m:r>
+        <m:r>
+          <m:t>I</m:t>
+        </m:r>
+        <m:r>
+          <m:rPr>
+            <m:sty m:val="p"/>
+          </m:rPr>
+          <m:t>/</m:t>
+        </m:r>
+        <m:r>
+          <m:rPr>
+            <m:sty m:val="p"/>
+          </m:rPr>
+          <m:t>∂</m:t>
+        </m:r>
+        <m:r>
+          <m:rPr>
+            <m:sty m:val="p"/>
+          </m:rPr>
+          <m:t>ln</m:t>
+        </m:r>
+        <m:r>
+          <m:t>R</m:t>
+        </m:r>
+      </m:oMath>
+      <w:r>
+        <w:t>), a Fisher analysis proves fixed wall charge unidentifiable from symmetric-electrolyte conductance alone (</w:t>
+      </w:r>
+      <m:oMath xmlns:a="http://schemas.openxmlformats.org/drawingml/2006/main" xmlns:pic="http://schemas.openxmlformats.org/drawingml/2006/picture">
+        <m:r>
+          <m:t>κ</m:t>
+        </m:r>
+        <m:r>
+          <m:rPr>
+            <m:sty m:val="p"/>
+          </m:rPr>
+          <m:t>(</m:t>
+        </m:r>
+        <m:r>
+          <m:rPr>
+            <m:scr m:val="script"/>
+            <m:sty m:val="p"/>
+          </m:rPr>
+          <m:t>F</m:t>
+        </m:r>
+        <m:r>
+          <m:rPr>
+            <m:sty m:val="p"/>
+          </m:rPr>
+          <m:t>)</m:t>
+        </m:r>
+        <m:r>
+          <m:rPr>
+            <m:sty m:val="p"/>
+          </m:rPr>
+          <m:t>&gt;</m:t>
+        </m:r>
+        <m:sSup>
+          <m:e>
+            <m:r>
+              <m:t>10</m:t>
+            </m:r>
+          </m:e>
+          <m:sup>
+            <m:r>
+              <m:t>8</m:t>
+            </m:r>
+          </m:sup>
+        </m:sSup>
+      </m:oMath>
+      <w:r>
+        <w:t>) and shows that a near-wall Donnan selectivity observable collapses the conditioning by ten orders of magnitude, recovering radius and charge below 0.3%. A four-way constraint benchmark, a physics-weight sweep, and an out-of-distribution error decomposition isolate the design choices. The package is deployed in browser and Gradio interfaces with a live reference solver.</w:t>
       </w:r>
     </w:p>
     <w:p>
@@ -201,7 +341,7 @@
         <w:t>Keywords:</w:t>
       </w:r>
       <w:r>
-        <w:t xml:space="preserve"> Poisson–Nernst–Planck; nanopore; neural operator; DeepONet; Fourier neural operator; physics-informed machine learning; inverse problem</w:t>
+        <w:t xml:space="preserve"> Poisson–Nernst–Planck; nanopore; neural operator; DeepONet; Fourier neural operator; physics-informed machine learning; inverse problem; identifiability; Donnan selectivity</w:t>
       </w:r>
     </w:p>
     <w:p>
@@ -359,7 +499,7 @@
         <w:t>Keywords:</w:t>
       </w:r>
       <w:r>
-        <w:t xml:space="preserve"> Poisson–Nernst–Planck; nanopore; neural operator; DeepONet; Fourier neural operator; physics-informed machine learning; inverse problem</w:t>
+        <w:t xml:space="preserve"> Poisson–Nernst–Planck; nanopore; neural operator; DeepONet; Fourier neural operator; physics-informed machine learning; inverse problem; identifiability; Donnan selectivity</w:t>
       </w:r>
     </w:p>
     <w:p>
@@ -381,7 +521,7 @@
         <w:t>Nature of the problem:</w:t>
       </w:r>
       <w:r>
-        <w:t xml:space="preserve"> Steady, axisymmetric Poisson–Nernst–Planck transport of a symmetric binary electrolyte in a charged cylindrical nanopore. The solver must represent the potential, both ion concentrations, the net charge density, and the axial current over a four-dimensional operating space: applied voltage, bulk concentration, wall charge strength, and pore radius. Repeated high-fidelity finite-volume solves are accurate but cost about 0.2 s each, which is prohibitive for design sweeps, uncertainty quantification, and inverse parameter estimation.</w:t>
+        <w:t xml:space="preserve"> Steady, axisymmetric Poisson–Nernst–Planck transport of a symmetric binary electrolyte in a charged cylindrical nanopore. The solver must represent the potential, both ion concentrations, the net charge density, and the axial current over a four-dimensional operating space: applied voltage, bulk concentration, wall charge strength, and pore radius. Repeated high-fidelity finite-volume solves are accurate but cost about 0.2 s each, which is prohibitive for design sweeps, uncertainty quantification, and inverse parameter estimation. A second problem is scientific rather than computational: it is not known which of these parameters a conductance measurement can actually identify, because geometric access and wall-charge Donnan enrichment enter the current in a correlated way.</w:t>
       </w:r>
     </w:p>
     <w:p>
@@ -392,7 +532,7 @@
         <w:t>Solution method:</w:t>
       </w:r>
       <w:r>
-        <w:t xml:space="preserve"> A conservative Scharfetter–Gummel finite-volume reference solver generates a verified 240-state dataset. Two parameter-conditioned operator backbones are trained: a multi-scale radial physics-informed DeepONet and a parameter-conditioned two-dimensional Fourier neural operator. Both use an exact-reservoir Dirichlet ansatz and a charge-balanced field parameterization that guarantees positive concentrations and an exact algebraic charge identity. Models are exported to ONNX and served by a static browser simulator (JavaScript) and a Gradio application.</w:t>
+        <w:t xml:space="preserve"> A conservative Scharfetter–Gummel finite-volume reference solver generates a verified 240-state dataset. Two parameter-conditioned operator backbones are trained: a multi-scale radial physics-informed DeepONet and a parameter-conditioned two-dimensional Fourier neural operator. Both use an exact-reservoir Dirichlet ansatz and a charge-balanced field parameterization that guarantees positive concentrations and an exact algebraic charge identity. The operator is then used as a computational instrument: its Fisher information is validated against exact float64 finite-difference Jacobians of the reference solver, and the resulting identifiability map separates radius from wall charge and identifies the near-wall Donnan selectivity observable that breaks the conductance degeneracy. Models are exported to ONNX and served by a static browser simulator (JavaScript) with a live reference solve and a Gradio application.</w:t>
       </w:r>
     </w:p>
     <w:p>
@@ -504,7 +644,7 @@
         <w:t>Running time:</w:t>
       </w:r>
       <w:r>
-        <w:t xml:space="preserve"> Dataset generation 59.2 s; DeepONet training 50.6 s for 500 epochs; FNO training 108.5 s for 110 epochs; single-state inference 0.072 ms (DeepONet) and 1.04 ms (FNO) on an Apple M1 CPU. The Stage-10 studies add 29.6 s to generate the 144-state expansion, 50 s per 500-epoch trunk-ablation model, and 25 s per 250-epoch scaling model.</w:t>
+        <w:t xml:space="preserve"> Dataset generation 59.2 s; DeepONet training 50.6 s for 500 epochs; FNO training 108.5 s for 110 epochs; single-state inference 0.072 ms (DeepONet) and 1.04 ms (FNO) on an Apple M1 CPU. The Stage-10 studies add 29.6 s to generate the 144-state expansion, 50 s per 500-epoch trunk-ablation model, and 25 s per 250-epoch scaling model. The Stage-11 constraint benchmark (four schemes, three seeds), exact SG/FV Jacobian validation (1200 reference solves), and Stage-12 diagnostics add about four minutes on one CPU.</w:t>
       </w:r>
     </w:p>
     <w:p>
@@ -517,7 +657,12 @@
     </w:p>
     <w:p>
       <w:r>
-        <w:t>Nanopores and nanofluidic channels convert molecular-scale charge and geometry into measurable ionic currents, and they underpin single-molecule sensing and sequencing [1–6]. In confined geometries the electrical double layer (EDL) can overlap, so ion transport departs from bulk conductance [7–11]. Surface charge, salt concentration, pore radius, and applied voltage jointly set selectivity and rectification [12–16], and the PNP system remains the standard continuum description of these effects [17–19]. EDL overlap, charge regulation, and electrokinetic dispersion further modify conduction in narrow pores [20–23], and the same physics underlies emerging iontronic and nanofluidic devices [24, 25].</w:t>
+        <w:t>Estimating the surface charge and geometry of a nanopore from its ionic conductance is a central inverse problem in nanofluidic sensing, yet the measurement is fast while the physics that connects it to the parameters is slow to evaluate and ambiguous to invert. Nanopores and nanofluidic channels convert molecular-scale charge and geometry into measurable ionic currents, and they underpin single-molecule sensing and sequencing [1–6]. In confined geometries the electrical double layer (EDL) can overlap, so ion transport departs from bulk conductance [7–11]. Surface charge, salt concentration, pore radius, and applied voltage jointly set selectivity and rectification [12–16], and the PNP system remains the standard continuum description of these effects [17–19]. EDL overlap, charge regulation, and electrokinetic dispersion further modify conduction in narrow pores [20–23], and the same physics underlies emerging iontronic and nanofluidic devices [24, 25].</w:t>
+      </w:r>
+    </w:p>
+    <w:p>
+      <w:r>
+        <w:t>Estimating surface charge and pore geometry from a current–voltage curve is therefore a long-standing inverse problem [7–16]. Conductance convolves the geometric access resistance with the Donnan enrichment or depletion of ions at the charged wall, so a change in wall charge can mimic a change in radius [12–16, 20–23]. Rectification in asymmetric or conical pores adds a second charge-sensitive signature, but it also mixes charge with geometry [14, 15]. Separating the two from conductance alone remains an open experimental and theoretical challenge, and the usual remedy—fitting many curves with repeated PNP solves—is slow and statistically opaque. Three concrete uses follow for a fast, validated operator: pre-experiment protocol design, in which bias and salinity combinations are chosen to maximize the Fisher information for the parameters of interest; rapid design sweeps of radius, charge, and operating point; and real-time digital-twin calibration, in which millisecond operator evaluations are compared continuously with a measured current. Each use requires not only speed but a calibrated statement of what the measurement can resolve.</w:t>
       </w:r>
     </w:p>
     <w:p>
@@ -569,7 +714,7 @@
     </w:p>
     <w:p>
       <w:r>
-        <w:t xml:space="preserve">This paper advances that program on several fronts. We first build a verified 240-state, four-dimensional PNP benchmark with deterministic train, interpolation, and out-of-distribution splits and strict acceptance criteria (maximum residual </w:t>
+        <w:t xml:space="preserve">This paper makes two contributions. First, we deliver PINO-Nanopore, a validated computational-physics software instrument: a verified 240-state four-dimensional benchmark (maximum residual </w:t>
       </w:r>
       <m:oMath xmlns:a="http://schemas.openxmlformats.org/drawingml/2006/main" xmlns:pic="http://schemas.openxmlformats.org/drawingml/2006/picture">
         <m:r>
@@ -601,7 +746,7 @@
         </m:sSup>
       </m:oMath>
       <w:r>
-        <w:t xml:space="preserve">; minimum anion concentration 0.8034). We then introduce a charge-balanced, exact-reservoir parameterization that predicts a positive concentration sum and a net charge and reconstructs physical concentrations hyperbolically, so that the algebraic charge identity is satisfied to </w:t>
+        <w:t xml:space="preserve">; minimum anion concentration 0.8034), an exact-reservoir charge-balanced parameterization (charge identity </w:t>
       </w:r>
       <m:oMath xmlns:a="http://schemas.openxmlformats.org/drawingml/2006/main" xmlns:pic="http://schemas.openxmlformats.org/drawingml/2006/picture">
         <m:r>
@@ -633,13 +778,99 @@
         </m:sSup>
       </m:oMath>
       <w:r>
-        <w:t xml:space="preserve">. On top of this parameterization we train two parameter-conditioned backbones, a multi-scale radial PI-DeepONet (36,880 parameters) and a four-layer real-DFT FNO (460,488 parameters), with three seeds each and evaluation on both the interpolation and out-of-distribution splits. A controlled ablation isolates the two design decisions: charge reparameterization reduces net-charge error by 8.63-fold (DeepONet) and 10.29-fold (FNO), while the physics loss reduces current error by 35.2% for the DeepONet on the interpolation split and 49.7% for the FNO out of distribution. Three further studies define the method's scope. A trunk ablation compares the multi-scale radial basis against a plain MLP trunk and single-scale radial variants at matched capacity, showing that the radial features reduce the wall-gradient error by about 7% without a bulk-accuracy advantage, so the radial trunk is treated as a design choice rather than a necessity. A nested 384-state experiment gives an empirical data-scaling exponent of 0.55 for in-distribution error, close to the expected </w:t>
+        <w:t xml:space="preserve">), two parameter-conditioned backbones (multi-scale radial PI-DeepONet, 36,880 parameters; real-DFT FNO, 460,488 parameters) trained with three seeds each, and a browser and Gradio deployment with 0.072 ms ONNX inference. A controlled four-way benchmark shows that the accuracy gain comes from decoupling the </w:t>
+      </w:r>
+      <m:oMath xmlns:a="http://schemas.openxmlformats.org/drawingml/2006/main" xmlns:pic="http://schemas.openxmlformats.org/drawingml/2006/picture">
+        <m:r>
+          <m:t>O</m:t>
+        </m:r>
+        <m:r>
+          <m:rPr>
+            <m:sty m:val="p"/>
+          </m:rPr>
+          <m:t>(</m:t>
+        </m:r>
+        <m:r>
+          <m:t>1</m:t>
+        </m:r>
+        <m:r>
+          <m:rPr>
+            <m:sty m:val="p"/>
+          </m:rPr>
+          <m:t>)</m:t>
+        </m:r>
+      </m:oMath>
+      <w:r>
+        <w:t xml:space="preserve"> salt sum from the small net-charge difference, a mechanism that the hyperbolic map and the linear projection share (</w:t>
+      </w:r>
+      <m:oMath xmlns:a="http://schemas.openxmlformats.org/drawingml/2006/main" xmlns:pic="http://schemas.openxmlformats.org/drawingml/2006/picture">
+        <m:r>
+          <m:t>0.207</m:t>
+        </m:r>
+        <m:r>
+          <m:rPr>
+            <m:sty m:val="p"/>
+          </m:rPr>
+          <m:t>±</m:t>
+        </m:r>
+        <m:r>
+          <m:t>0.015</m:t>
+        </m:r>
+      </m:oMath>
+      <w:r>
+        <w:t xml:space="preserve"> versus </w:t>
+      </w:r>
+      <m:oMath xmlns:a="http://schemas.openxmlformats.org/drawingml/2006/main" xmlns:pic="http://schemas.openxmlformats.org/drawingml/2006/picture">
+        <m:r>
+          <m:t>0.201</m:t>
+        </m:r>
+        <m:r>
+          <m:rPr>
+            <m:sty m:val="p"/>
+          </m:rPr>
+          <m:t>±</m:t>
+        </m:r>
+        <m:r>
+          <m:t>0.021</m:t>
+        </m:r>
+      </m:oMath>
+      <w:r>
+        <w:t xml:space="preserve"> interpolation-test net-charge error), and that the hyperbolic map is preferred because it guarantees </w:t>
+      </w:r>
+      <m:oMath xmlns:a="http://schemas.openxmlformats.org/drawingml/2006/main" xmlns:pic="http://schemas.openxmlformats.org/drawingml/2006/picture">
+        <m:sSub>
+          <m:e>
+            <m:r>
+              <m:t>c</m:t>
+            </m:r>
+          </m:e>
+          <m:sub>
+            <m:r>
+              <m:rPr>
+                <m:sty m:val="p"/>
+              </m:rPr>
+              <m:t>±</m:t>
+            </m:r>
+          </m:sub>
+        </m:sSub>
+        <m:r>
+          <m:rPr>
+            <m:sty m:val="p"/>
+          </m:rPr>
+          <m:t>&gt;</m:t>
+        </m:r>
+        <m:r>
+          <m:t>0</m:t>
+        </m:r>
+      </m:oMath>
+      <w:r>
+        <w:t xml:space="preserve"> and an exact algebraic charge identity without a Softplus clipping bias; the physics weight is set at its Pareto value </w:t>
       </w:r>
       <m:oMath xmlns:a="http://schemas.openxmlformats.org/drawingml/2006/main" xmlns:pic="http://schemas.openxmlformats.org/drawingml/2006/picture">
         <m:sSup>
           <m:e>
             <m:r>
-              <m:t>N</m:t>
+              <m:t>10</m:t>
             </m:r>
           </m:e>
           <m:sup>
@@ -650,88 +881,19 @@
               <m:t>−</m:t>
             </m:r>
             <m:r>
-              <m:t>1</m:t>
-            </m:r>
-            <m:r>
-              <m:rPr>
-                <m:sty m:val="p"/>
-              </m:rPr>
-              <m:t>/</m:t>
-            </m:r>
-            <m:r>
-              <m:t>2</m:t>
+              <m:t>3</m:t>
             </m:r>
           </m:sup>
         </m:sSup>
       </m:oMath>
       <w:r>
-        <w:t xml:space="preserve">, while out-of-distribution error is nearly data-insensitive (exponent 0.13). A Fisher-information and multi-protocol inversion study shows that the current sensitivity to wall charge is </w:t>
+        <w:t xml:space="preserve">. A trunk ablation and a nested 384-state study bound the design: the radial basis lowers the wall-gradient error by about 7% without a bulk-accuracy advantage, in-distribution error scales as </w:t>
       </w:r>
       <m:oMath xmlns:a="http://schemas.openxmlformats.org/drawingml/2006/main" xmlns:pic="http://schemas.openxmlformats.org/drawingml/2006/picture">
-        <m:r>
-          <m:rPr>
-            <m:sty m:val="p"/>
-          </m:rPr>
-          <m:t>∂</m:t>
-        </m:r>
-        <m:r>
-          <m:rPr>
-            <m:sty m:val="p"/>
-          </m:rPr>
-          <m:t>ln</m:t>
-        </m:r>
-        <m:r>
-          <m:t>I</m:t>
-        </m:r>
-        <m:r>
-          <m:rPr>
-            <m:sty m:val="p"/>
-          </m:rPr>
-          <m:t>/</m:t>
-        </m:r>
-        <m:r>
-          <m:rPr>
-            <m:sty m:val="p"/>
-          </m:rPr>
-          <m:t>∂</m:t>
-        </m:r>
-        <m:r>
-          <m:rPr>
-            <m:sty m:val="p"/>
-          </m:rPr>
-          <m:t>ln</m:t>
-        </m:r>
-        <m:sSub>
-          <m:e>
-            <m:r>
-              <m:t>q</m:t>
-            </m:r>
-          </m:e>
-          <m:sub>
-            <m:r>
-              <m:t>w</m:t>
-            </m:r>
-          </m:sub>
-        </m:sSub>
-        <m:r>
-          <m:rPr>
-            <m:sty m:val="p"/>
-          </m:rPr>
-          <m:t>≲</m:t>
-        </m:r>
-        <m:r>
-          <m:t>1.6</m:t>
-        </m:r>
-        <m:r>
-          <m:rPr>
-            <m:sty m:val="p"/>
-          </m:rPr>
-          <m:t>×</m:t>
-        </m:r>
         <m:sSup>
           <m:e>
             <m:r>
-              <m:t>10</m:t>
+              <m:t>N</m:t>
             </m:r>
           </m:e>
           <m:sup>
@@ -742,34 +904,17 @@
               <m:t>−</m:t>
             </m:r>
             <m:r>
-              <m:t>3</m:t>
+              <m:t>0.55</m:t>
             </m:r>
           </m:sup>
         </m:sSup>
       </m:oMath>
       <w:r>
-        <w:t xml:space="preserve"> at every operating point, giving condition numbers above </w:t>
+        <w:t xml:space="preserve">, and out-of-distribution error is nearly data-insensitive (exponent 0.13). Second, we use the operator to resolve the identifiability question that motivated it. Its conductance sensitivities agree with exact float64 SG/FV finite-difference Jacobians to </w:t>
       </w:r>
       <m:oMath xmlns:a="http://schemas.openxmlformats.org/drawingml/2006/main" xmlns:pic="http://schemas.openxmlformats.org/drawingml/2006/picture">
-        <m:sSup>
-          <m:e>
-            <m:r>
-              <m:t>10</m:t>
-            </m:r>
-          </m:e>
-          <m:sup>
-            <m:r>
-              <m:t>8</m:t>
-            </m:r>
-          </m:sup>
-        </m:sSup>
-      </m:oMath>
-      <w:r>
-        <w:t xml:space="preserve">; single- and multi-salt current–voltage protocols therefore leave wall charge unidentifiable, whereas adding an independent near-wall selectivity observable recovers both radius and wall charge to below 0.3%. To connect accuracy to practice, we export both models to ONNX and analyze deployment and amortization, reporting 0.07165 ms inference, break-even after 459.2 dataset-mean states, and a browser and Gradio stack that matches PyTorch to </w:t>
-      </w:r>
-      <m:oMath xmlns:a="http://schemas.openxmlformats.org/drawingml/2006/main" xmlns:pic="http://schemas.openxmlformats.org/drawingml/2006/picture">
-        <m:r>
-          <m:t>3.6</m:t>
+        <m:r>
+          <m:t>1.5</m:t>
         </m:r>
         <m:r>
           <m:rPr>
@@ -791,13 +936,99 @@
               <m:t>−</m:t>
             </m:r>
             <m:r>
-              <m:t>7</m:t>
+              <m:t>4</m:t>
             </m:r>
           </m:sup>
         </m:sSup>
       </m:oMath>
       <w:r>
-        <w:t>.</w:t>
+        <w:t xml:space="preserve"> in </w:t>
+      </w:r>
+      <m:oMath xmlns:a="http://schemas.openxmlformats.org/drawingml/2006/main" xmlns:pic="http://schemas.openxmlformats.org/drawingml/2006/picture">
+        <m:r>
+          <m:rPr>
+            <m:sty m:val="p"/>
+          </m:rPr>
+          <m:t>∂</m:t>
+        </m:r>
+        <m:r>
+          <m:rPr>
+            <m:sty m:val="p"/>
+          </m:rPr>
+          <m:t>ln</m:t>
+        </m:r>
+        <m:r>
+          <m:t>I</m:t>
+        </m:r>
+        <m:r>
+          <m:rPr>
+            <m:sty m:val="p"/>
+          </m:rPr>
+          <m:t>/</m:t>
+        </m:r>
+        <m:r>
+          <m:rPr>
+            <m:sty m:val="p"/>
+          </m:rPr>
+          <m:t>∂</m:t>
+        </m:r>
+        <m:r>
+          <m:rPr>
+            <m:sty m:val="p"/>
+          </m:rPr>
+          <m:t>ln</m:t>
+        </m:r>
+        <m:r>
+          <m:t>R</m:t>
+        </m:r>
+      </m:oMath>
+      <w:r>
+        <w:t>; the exact Fisher matrix confirms that fixed wall charge is a near-null direction at every operating point (</w:t>
+      </w:r>
+      <m:oMath xmlns:a="http://schemas.openxmlformats.org/drawingml/2006/main" xmlns:pic="http://schemas.openxmlformats.org/drawingml/2006/picture">
+        <m:r>
+          <m:t>κ</m:t>
+        </m:r>
+        <m:r>
+          <m:rPr>
+            <m:sty m:val="p"/>
+          </m:rPr>
+          <m:t>(</m:t>
+        </m:r>
+        <m:r>
+          <m:rPr>
+            <m:scr m:val="script"/>
+            <m:sty m:val="p"/>
+          </m:rPr>
+          <m:t>F</m:t>
+        </m:r>
+        <m:r>
+          <m:rPr>
+            <m:sty m:val="p"/>
+          </m:rPr>
+          <m:t>)</m:t>
+        </m:r>
+        <m:r>
+          <m:rPr>
+            <m:sty m:val="p"/>
+          </m:rPr>
+          <m:t>&gt;</m:t>
+        </m:r>
+        <m:sSup>
+          <m:e>
+            <m:r>
+              <m:t>10</m:t>
+            </m:r>
+          </m:e>
+          <m:sup>
+            <m:r>
+              <m:t>8</m:t>
+            </m:r>
+          </m:sup>
+        </m:sSup>
+      </m:oMath>
+      <w:r>
+        <w:t>), that single- and multi-salt current–voltage protocols leave it unidentifiable at 1% noise, and that a near-wall Donnan selectivity observable collapses the conditioning by ten orders of magnitude and recovers radius and charge below 0.3%. Finally, a spatial and parametric decomposition of the out-of-distribution error shows that the residual error is largest per unit reference in the wall EDL and at the reservoir transitions, yet it cancels in the cross-sectionally integrated current, which stays below 0.23%.</w:t>
       </w:r>
     </w:p>
     <w:p>
@@ -6324,7 +6555,7 @@
     </w:p>
     <w:p>
       <w:r>
-        <w:t xml:space="preserve">Supplementary Table S7 compares the operators with the previously reported fixed-state discontinuous-Galerkin DA-PINN (COMPHY-D-26-00857) on the benchmark state. The DeepONet reaches a potential relative </w:t>
+        <w:t xml:space="preserve">Supplementary Table S7 compares the operators with the previously reported fixed-state discontinuous-Galerkin DA-PINN (COMPHY-D-26-00857) on the benchmark state. The DeepONet reaches potential and current relative </w:t>
       </w:r>
       <m:oMath xmlns:a="http://schemas.openxmlformats.org/drawingml/2006/main" xmlns:pic="http://schemas.openxmlformats.org/drawingml/2006/picture">
         <m:sSub>
@@ -6341,29 +6572,222 @@
         </m:sSub>
       </m:oMath>
       <w:r>
-        <w:t xml:space="preserve"> error of 0.0001485 and a current relative </w:t>
+        <w:t xml:space="preserve"> errors of 0.0001485 and 0.0005587, versus 0.000382 and 0.00102 for the DA-PINN, i.e., 2.57-fold and 1.83-fold better while never having seen the state; its net-charge error is 0.09363 versus 0.145. This is an accuracy-per-training-cost comparison, not a claim of superiority: the DA-PINN was trained on that state, whereas the operator amortizes training over the whole parameter family and reduces the marginal cost of the next state from roughly 500 s of retraining to 0.072 ms of inference. The comparison also has a validation role. At the 15 inversion operating points and three salt concentrations, the operator reproduces the exact SG/FV near-wall Donnan selectivity </w:t>
+      </w:r>
+      <m:oMath xmlns:a="http://schemas.openxmlformats.org/drawingml/2006/main" xmlns:pic="http://schemas.openxmlformats.org/drawingml/2006/picture">
+        <m:r>
+          <m:t>S</m:t>
+        </m:r>
+      </m:oMath>
+      <w:r>
+        <w:t xml:space="preserve"> with a median absolute error of </w:t>
+      </w:r>
+      <m:oMath xmlns:a="http://schemas.openxmlformats.org/drawingml/2006/main" xmlns:pic="http://schemas.openxmlformats.org/drawingml/2006/picture">
+        <m:r>
+          <m:t>1.2</m:t>
+        </m:r>
+        <m:r>
+          <m:rPr>
+            <m:sty m:val="p"/>
+          </m:rPr>
+          <m:t>×</m:t>
+        </m:r>
+        <m:sSup>
+          <m:e>
+            <m:r>
+              <m:t>10</m:t>
+            </m:r>
+          </m:e>
+          <m:sup>
+            <m:r>
+              <m:rPr>
+                <m:sty m:val="p"/>
+              </m:rPr>
+              <m:t>−</m:t>
+            </m:r>
+            <m:r>
+              <m:t>4</m:t>
+            </m:r>
+          </m:sup>
+        </m:sSup>
+      </m:oMath>
+      <w:r>
+        <w:t xml:space="preserve"> (1.9% relative, rising only where </w:t>
+      </w:r>
+      <m:oMath xmlns:a="http://schemas.openxmlformats.org/drawingml/2006/main" xmlns:pic="http://schemas.openxmlformats.org/drawingml/2006/picture">
+        <m:r>
+          <m:rPr>
+            <m:sty m:val="p"/>
+          </m:rPr>
+          <m:t>|</m:t>
+        </m:r>
+        <m:r>
+          <m:t>S</m:t>
+        </m:r>
+        <m:r>
+          <m:rPr>
+            <m:sty m:val="p"/>
+          </m:rPr>
+          <m:t>|</m:t>
+        </m:r>
+        <m:r>
+          <m:rPr>
+            <m:sty m:val="p"/>
+          </m:rPr>
+          <m:t>→</m:t>
+        </m:r>
+        <m:r>
+          <m:t>0</m:t>
+        </m:r>
+      </m:oMath>
+      <w:r>
+        <w:t xml:space="preserve">), the wall concentrations </w:t>
       </w:r>
       <m:oMath xmlns:a="http://schemas.openxmlformats.org/drawingml/2006/main" xmlns:pic="http://schemas.openxmlformats.org/drawingml/2006/picture">
         <m:sSub>
           <m:e>
             <m:r>
-              <m:t>L</m:t>
+              <m:t>c</m:t>
             </m:r>
           </m:e>
           <m:sub>
             <m:r>
-              <m:t>2</m:t>
+              <m:rPr>
+                <m:sty m:val="p"/>
+              </m:rPr>
+              <m:t>±</m:t>
+            </m:r>
+            <m:r>
+              <m:rPr>
+                <m:sty m:val="p"/>
+              </m:rPr>
+              <m:t>,</m:t>
+            </m:r>
+            <m:r>
+              <m:t>θ</m:t>
+            </m:r>
+          </m:sub>
+        </m:sSub>
+        <m:sSub>
+          <m:e>
+            <m:r>
+              <m:rPr>
+                <m:sty m:val="p"/>
+              </m:rPr>
+              <m:t>|</m:t>
+            </m:r>
+          </m:e>
+          <m:sub>
+            <m:r>
+              <m:t>r</m:t>
+            </m:r>
+            <m:r>
+              <m:rPr>
+                <m:sty m:val="p"/>
+              </m:rPr>
+              <m:t>=</m:t>
+            </m:r>
+            <m:r>
+              <m:t>1</m:t>
             </m:r>
           </m:sub>
         </m:sSub>
       </m:oMath>
       <w:r>
-        <w:t xml:space="preserve"> error of 0.0005587, compared with 0.000382 and 0.00102 for the DA-PINN. This is comparable or better accuracy without any per-state retraining, but the comparison is not apples-to-apples: the DA-PINN was trained specifically on this state, whereas the operator has never seen it. We therefore report the ratio (2.57-fold in potential and 1.83-fold in current) as an accuracy-per-training-cost observation rather than as evidence that the operator dominates a state-specialized model. The DeepONet net-charge error is 0.09363 versus 0.145, a 1.55-fold reduction, while its direct cation error is slightly larger than that of the DA-PINN (0.0001521 versus 0.000106, i.e., 1.44-fold higher), which is expected because the DA-PINN was trained specifically on this state while the operator must generalize across the parameter space. The FNO is less accurate here, with a potential error of 0.003298 and a current error of 0.00634, and a mean current of 196.2 pA against the reference 196.1 pA.</w:t>
-      </w:r>
-    </w:p>
-    <w:p>
-      <w:r>
-        <w:t>From a computational-physics perspective the comparison has a broader reading than a single-state accuracy contest. A fixed-state DA-PINN encodes one operating point and must be retrained whenever the voltage, salt, charge, or geometry changes; the operator encodes the whole four-parameter family once. For the design, uncertainty-quantification, and inverse workflows that motivate this work—the routine workload of a physics-communication tool—the relevant figure of merit is therefore not the error at one state but the marginal cost of the next state, which the operator reduces from roughly 500 s of retraining to 0.072 ms of inference. We present the fixed-state comparison to calibrate accuracy per unit training effort, and we frame the release as a computational-physics instrument whose primary contribution is the elimination of per-state retraining rather than a claim of superiority over specialized solvers.</w:t>
+        <w:t xml:space="preserve"> to 0.02–0.03% (1.1% worst case), and the full </w:t>
+      </w:r>
+      <m:oMath xmlns:a="http://schemas.openxmlformats.org/drawingml/2006/main" xmlns:pic="http://schemas.openxmlformats.org/drawingml/2006/picture">
+        <m:sSub>
+          <m:e>
+            <m:r>
+              <m:t>c</m:t>
+            </m:r>
+          </m:e>
+          <m:sub>
+            <m:r>
+              <m:rPr>
+                <m:sty m:val="p"/>
+              </m:rPr>
+              <m:t>±</m:t>
+            </m:r>
+          </m:sub>
+        </m:sSub>
+      </m:oMath>
+      <w:r>
+        <w:t xml:space="preserve"> fields to better than 0.2% relative </w:t>
+      </w:r>
+      <m:oMath xmlns:a="http://schemas.openxmlformats.org/drawingml/2006/main" xmlns:pic="http://schemas.openxmlformats.org/drawingml/2006/picture">
+        <m:sSub>
+          <m:e>
+            <m:r>
+              <m:t>L</m:t>
+            </m:r>
+          </m:e>
+          <m:sub>
+            <m:r>
+              <m:t>2</m:t>
+            </m:r>
+          </m:sub>
+        </m:sSub>
+      </m:oMath>
+      <w:r>
+        <w:t xml:space="preserve">; the log-sensitivity </w:t>
+      </w:r>
+      <m:oMath xmlns:a="http://schemas.openxmlformats.org/drawingml/2006/main" xmlns:pic="http://schemas.openxmlformats.org/drawingml/2006/picture">
+        <m:r>
+          <m:rPr>
+            <m:sty m:val="p"/>
+          </m:rPr>
+          <m:t>∂</m:t>
+        </m:r>
+        <m:r>
+          <m:t>S</m:t>
+        </m:r>
+        <m:r>
+          <m:rPr>
+            <m:sty m:val="p"/>
+          </m:rPr>
+          <m:t>/</m:t>
+        </m:r>
+        <m:r>
+          <m:rPr>
+            <m:sty m:val="p"/>
+          </m:rPr>
+          <m:t>∂</m:t>
+        </m:r>
+        <m:r>
+          <m:rPr>
+            <m:sty m:val="p"/>
+          </m:rPr>
+          <m:t>ln</m:t>
+        </m:r>
+        <m:r>
+          <m:rPr>
+            <m:sty m:val="p"/>
+          </m:rPr>
+          <m:t>|</m:t>
+        </m:r>
+        <m:sSub>
+          <m:e>
+            <m:r>
+              <m:t>q</m:t>
+            </m:r>
+          </m:e>
+          <m:sub>
+            <m:r>
+              <m:t>w</m:t>
+            </m:r>
+          </m:sub>
+        </m:sSub>
+        <m:r>
+          <m:rPr>
+            <m:sty m:val="p"/>
+          </m:rPr>
+          <m:t>|</m:t>
+        </m:r>
+      </m:oMath>
+      <w:r>
+        <w:t xml:space="preserve"> agrees to 3%. These numbers validate the concentration field used in the identifiability analysis rather than only the current.</w:t>
       </w:r>
     </w:p>
     <w:p>
@@ -6996,7 +7420,7 @@
         </m:sSub>
       </m:oMath>
       <w:r>
-        <w:t xml:space="preserve"> removes that cancellation. Figure 3 makes the mechanism concrete. Figure 3A compares four constraint schemes trained on the identical PI-DeepONet backbone with three seeds: direct concentration outputs, a soft charge penalty (ten times a mean-squared charge mismatch), a linear orthogonal projection with a Softplus positivity map, and the hyperbolic reparameterization used here (Supplementary Table S16). The reparameterization and the linear projection are statistically indistinguishable in accuracy (interp-test net-charge error </w:t>
+        <w:t xml:space="preserve"> removes that cancellation. The four-way benchmark in Figure 3A shows that this decoupling, shared by the algebraic projection and the hyperbolic map, is the dominant methodological driver: both reduce the error about 4.5-fold relative to direct outputs, and their mutual difference (0.201 versus 0.207) is within seed noise. Figure 3 makes the mechanism concrete. Figure 3A compares four constraint schemes trained on the identical PI-DeepONet backbone with three seeds: direct concentration outputs, a soft charge penalty (ten times a mean-squared charge mismatch), a linear orthogonal projection with a Softplus positivity map, and the hyperbolic reparameterization used here (Supplementary Table S16). The reparameterization and the linear projection are statistically indistinguishable in accuracy (interp-test net-charge error </w:t>
       </w:r>
       <m:oMath xmlns:a="http://schemas.openxmlformats.org/drawingml/2006/main" xmlns:pic="http://schemas.openxmlformats.org/drawingml/2006/picture">
         <m:r>
@@ -7064,7 +7488,7 @@
         </m:r>
       </m:oMath>
       <w:r>
-        <w:t xml:space="preserve">) but is unstable across seeds. Figure 3B shows why the algebraic route is preferable: the linear projection leaves a charge-identity mismatch of </w:t>
+        <w:t xml:space="preserve">) but is unstable across seeds. Because the two accurate schemes are statistically indistinguishable, the choice is made on structural grounds. The linear projection with Softplus clipping leaves a charge-identity mismatch of </w:t>
       </w:r>
       <m:oMath xmlns:a="http://schemas.openxmlformats.org/drawingml/2006/main" xmlns:pic="http://schemas.openxmlformats.org/drawingml/2006/picture">
         <m:r>
@@ -7096,22 +7520,84 @@
         </m:sSup>
       </m:oMath>
       <w:r>
-        <w:t>, whereas the hyperbolic reconstruction is exact to machine precision (</w:t>
+        <w:t xml:space="preserve"> at these mild states, and its raw reconstruction </w:t>
       </w:r>
       <m:oMath xmlns:a="http://schemas.openxmlformats.org/drawingml/2006/main" xmlns:pic="http://schemas.openxmlformats.org/drawingml/2006/picture">
-        <m:r>
-          <m:t>1.1</m:t>
-        </m:r>
-        <m:r>
-          <m:rPr>
-            <m:sty m:val="p"/>
-          </m:rPr>
-          <m:t>×</m:t>
+        <m:f>
+          <m:fPr>
+            <m:type m:val="lin"/>
+          </m:fPr>
+          <m:num>
+            <m:r>
+              <m:t>1</m:t>
+            </m:r>
+          </m:num>
+          <m:den>
+            <m:r>
+              <m:t>2</m:t>
+            </m:r>
+          </m:den>
+        </m:f>
+        <m:r>
+          <m:rPr>
+            <m:sty m:val="p"/>
+          </m:rPr>
+          <m:t>(</m:t>
+        </m:r>
+        <m:r>
+          <m:rPr>
+            <m:sty m:val="p"/>
+          </m:rPr>
+          <m:t>Σ</m:t>
+        </m:r>
+        <m:r>
+          <m:t>c</m:t>
+        </m:r>
+        <m:r>
+          <m:rPr>
+            <m:sty m:val="p"/>
+          </m:rPr>
+          <m:t>−</m:t>
+        </m:r>
+        <m:r>
+          <m:rPr>
+            <m:sty m:val="p"/>
+          </m:rPr>
+          <m:t>|</m:t>
+        </m:r>
+        <m:r>
+          <m:t>ρ</m:t>
+        </m:r>
+        <m:r>
+          <m:rPr>
+            <m:sty m:val="p"/>
+          </m:rPr>
+          <m:t>|</m:t>
+        </m:r>
+        <m:r>
+          <m:rPr>
+            <m:sty m:val="p"/>
+          </m:rPr>
+          <m:t>)</m:t>
+        </m:r>
+      </m:oMath>
+      <w:r>
+        <w:t xml:space="preserve"> can become negative when co-ion exclusion is strong: on a physical latent grid 22% of points would be clipped, and the Softplus temperature introduces a bias </w:t>
+      </w:r>
+      <m:oMath xmlns:a="http://schemas.openxmlformats.org/drawingml/2006/main" xmlns:pic="http://schemas.openxmlformats.org/drawingml/2006/picture">
+        <m:r>
+          <m:t>O</m:t>
+        </m:r>
+        <m:r>
+          <m:rPr>
+            <m:sty m:val="p"/>
+          </m:rPr>
+          <m:t>(</m:t>
         </m:r>
         <m:sSup>
           <m:e>
             <m:r>
-              <m:t>10</m:t>
+              <m:t>β</m:t>
             </m:r>
           </m:e>
           <m:sup>
@@ -7122,13 +7608,181 @@
               <m:t>−</m:t>
             </m:r>
             <m:r>
+              <m:t>1</m:t>
+            </m:r>
+          </m:sup>
+        </m:sSup>
+        <m:r>
+          <m:rPr>
+            <m:sty m:val="p"/>
+          </m:rPr>
+          <m:t>ln</m:t>
+        </m:r>
+        <m:r>
+          <m:t>2</m:t>
+        </m:r>
+        <m:r>
+          <m:rPr>
+            <m:sty m:val="p"/>
+          </m:rPr>
+          <m:t>)</m:t>
+        </m:r>
+        <m:r>
+          <m:rPr>
+            <m:sty m:val="p"/>
+          </m:rPr>
+          <m:t>=</m:t>
+        </m:r>
+        <m:r>
+          <m:t>0.035</m:t>
+        </m:r>
+      </m:oMath>
+      <w:r>
+        <w:t xml:space="preserve"> near </w:t>
+      </w:r>
+      <m:oMath xmlns:a="http://schemas.openxmlformats.org/drawingml/2006/main" xmlns:pic="http://schemas.openxmlformats.org/drawingml/2006/picture">
+        <m:sSub>
+          <m:e>
+            <m:r>
+              <m:t>c</m:t>
+            </m:r>
+          </m:e>
+          <m:sub>
+            <m:r>
+              <m:rPr>
+                <m:sty m:val="p"/>
+              </m:rPr>
+              <m:t>−</m:t>
+            </m:r>
+          </m:sub>
+        </m:sSub>
+        <m:r>
+          <m:rPr>
+            <m:sty m:val="p"/>
+          </m:rPr>
+          <m:t>→</m:t>
+        </m:r>
+        <m:r>
+          <m:t>0</m:t>
+        </m:r>
+      </m:oMath>
+      <w:r>
+        <w:t xml:space="preserve"> that also corrupts second derivatives in the residual. The hyperbolic reconstruction is parameter-free, exact to machine precision (</w:t>
+      </w:r>
+      <m:oMath xmlns:a="http://schemas.openxmlformats.org/drawingml/2006/main" xmlns:pic="http://schemas.openxmlformats.org/drawingml/2006/picture">
+        <m:r>
+          <m:t>1.1</m:t>
+        </m:r>
+        <m:r>
+          <m:rPr>
+            <m:sty m:val="p"/>
+          </m:rPr>
+          <m:t>×</m:t>
+        </m:r>
+        <m:sSup>
+          <m:e>
+            <m:r>
+              <m:t>10</m:t>
+            </m:r>
+          </m:e>
+          <m:sup>
+            <m:r>
+              <m:rPr>
+                <m:sty m:val="p"/>
+              </m:rPr>
+              <m:t>−</m:t>
+            </m:r>
+            <m:r>
               <m:t>16</m:t>
             </m:r>
           </m:sup>
         </m:sSup>
       </m:oMath>
       <w:r>
-        <w:t xml:space="preserve">) at the same accuracy and wall-gradient error. Figure 3C examines the complementary physics-loss ablation discussed in Section 3.8, and Figure 3D sweeps the physics weight: </w:t>
+        <w:t xml:space="preserve">), and guarantees </w:t>
+      </w:r>
+      <m:oMath xmlns:a="http://schemas.openxmlformats.org/drawingml/2006/main" xmlns:pic="http://schemas.openxmlformats.org/drawingml/2006/picture">
+        <m:sSub>
+          <m:e>
+            <m:r>
+              <m:t>c</m:t>
+            </m:r>
+          </m:e>
+          <m:sub>
+            <m:r>
+              <m:rPr>
+                <m:sty m:val="p"/>
+              </m:rPr>
+              <m:t>+</m:t>
+            </m:r>
+          </m:sub>
+        </m:sSub>
+        <m:sSub>
+          <m:e>
+            <m:r>
+              <m:t>c</m:t>
+            </m:r>
+          </m:e>
+          <m:sub>
+            <m:r>
+              <m:rPr>
+                <m:sty m:val="p"/>
+              </m:rPr>
+              <m:t>−</m:t>
+            </m:r>
+          </m:sub>
+        </m:sSub>
+        <m:r>
+          <m:rPr>
+            <m:sty m:val="p"/>
+          </m:rPr>
+          <m:t>=</m:t>
+        </m:r>
+        <m:r>
+          <m:rPr>
+            <m:sty m:val="p"/>
+          </m:rPr>
+          <m:t>(</m:t>
+        </m:r>
+        <m:r>
+          <m:t>s</m:t>
+        </m:r>
+        <m:r>
+          <m:rPr>
+            <m:sty m:val="p"/>
+          </m:rPr>
+          <m:t>/</m:t>
+        </m:r>
+        <m:r>
+          <m:t>2</m:t>
+        </m:r>
+        <m:sSup>
+          <m:e>
+            <m:r>
+              <m:rPr>
+                <m:sty m:val="p"/>
+              </m:rPr>
+              <m:t>)</m:t>
+            </m:r>
+          </m:e>
+          <m:sup>
+            <m:r>
+              <m:t>2</m:t>
+            </m:r>
+          </m:sup>
+        </m:sSup>
+        <m:r>
+          <m:rPr>
+            <m:sty m:val="p"/>
+          </m:rPr>
+          <m:t>&gt;</m:t>
+        </m:r>
+        <m:r>
+          <m:t>0</m:t>
+        </m:r>
+      </m:oMath>
+      <w:r>
+        <w:t xml:space="preserve"> everywhere at the same accuracy and wall-gradient error. Figure 3C examines the complementary physics-loss ablation discussed in Section 3.8, and Figure 3D sweeps the physics weight: </w:t>
       </w:r>
       <m:oMath xmlns:a="http://schemas.openxmlformats.org/drawingml/2006/main" xmlns:pic="http://schemas.openxmlformats.org/drawingml/2006/picture">
         <m:sSub>
@@ -8037,7 +8691,7 @@
         </m:sSub>
       </m:oMath>
       <w:r>
-        <w:t xml:space="preserve"> error distributions for potential, net charge, and current on both splits, Figure 4B resolves the net-charge and current errors against the EDL overlap parameter </w:t>
+        <w:t xml:space="preserve"> error distributions for potential, net charge, and current on both splits; Figure 4B resolves the net-charge and current errors against the EDL overlap parameter </w:t>
       </w:r>
       <m:oMath xmlns:a="http://schemas.openxmlformats.org/drawingml/2006/main" xmlns:pic="http://schemas.openxmlformats.org/drawingml/2006/picture">
         <m:sSub>
@@ -8063,7 +8717,12 @@
         </m:r>
       </m:oMath>
       <w:r>
-        <w:t>, and Figure 4C shows the current parity over all 96 test states with a residual subpanel. The parity slope is close to unity and the coefficient of determination is 1 to four decimal places; the residual inset shows no systematic bias with current magnitude.</w:t>
+        <w:t>, with a lower subpanel that gives the spatial error budget of Figure 4B; and Figure 4C shows the current parity over all 96 test states with a residual subpanel. The parity slope is close to unity and the coefficient of determination is 1 to four decimal places; the residual inset shows no systematic bias with current magnitude.</w:t>
+      </w:r>
+    </w:p>
+    <w:p>
+      <w:r>
+        <w:t>Figure 4B (lower) and Supplementary Table S18 decompose the OOD error. Of the total squared potential error, 51% lies in the pore core, 39% in the wall EDL, and 10% at the reservoir transitions; the pattern is nearly identical for net charge (52/39/8%). Per unit reference, however, the wall EDL carries the largest potential error (2.4% versus 2.25% in the core and 1.1% at the corners) and the reservoir transitions carry the largest net-charge error (40%). The comparison across extrapolation directions is sharper: combined charge and low-salt extrapolation accounts for 94% of the total squared error for both fields, charge-only extrapolation for about 6%, and narrow radius for 0.2–2%, while high-voltage states alone are benign (mean net-charge error 0.114 versus 0.372 for combined charge+salt). The current remains accurate because the corner and wall errors cancel: the area-weighted cross-section mean of the potential error is only 1.3% of the potential RMS even though the pointwise error reaches 2%, and current continuity integrates the residual flux to a global error of 0.12–0.23%.</w:t>
       </w:r>
     </w:p>
     <w:p>
@@ -8433,7 +9092,29 @@
         <w:rPr>
           <w:sz w:val="18"/>
         </w:rPr>
-        <w:t xml:space="preserve"> error distributions for potential, net charge, and current for the DeepONet and FNO on the interpolation-test and OOD splits; boxes show the median and interquartile range and whiskers extend to the full state range. (B) Error versus EDL overlap parameter for net charge (filled symbols) and axial current (open triangles). (C) Current parity for the 96 test states, with the residual (prediction minus reference, in pA) shown in the lower subpanel; the dashed line is the identity. (D) Data-scaling law on the 384-state dataset: interp-test and OOD net-charge error and interp-test potential error versus </w:t>
+        <w:t xml:space="preserve"> error distributions for potential, net charge, and current for the DeepONet and FNO on the interpolation-test and OOD splits; boxes show the median and interquartile range and whiskers extend to the full state range. (B) Top: error versus EDL overlap parameter for net charge (filled symbols) and axial current (open triangles). Bottom: share of the total OOD squared error in the reservoir transitions, wall EDL, and pore core for </w:t>
+      </w:r>
+      <m:oMath xmlns:a="http://schemas.openxmlformats.org/drawingml/2006/main" xmlns:pic="http://schemas.openxmlformats.org/drawingml/2006/picture">
+        <m:r>
+          <m:t>ψ</m:t>
+        </m:r>
+      </m:oMath>
+      <w:r>
+        <w:rPr>
+          <w:sz w:val="18"/>
+        </w:rPr>
+        <w:t xml:space="preserve"> and </w:t>
+      </w:r>
+      <m:oMath xmlns:a="http://schemas.openxmlformats.org/drawingml/2006/main" xmlns:pic="http://schemas.openxmlformats.org/drawingml/2006/picture">
+        <m:r>
+          <m:t>ρ</m:t>
+        </m:r>
+      </m:oMath>
+      <w:r>
+        <w:rPr>
+          <w:sz w:val="18"/>
+        </w:rPr>
+        <w:t xml:space="preserve">, for both backbones; the annotation gives the mutually exclusive parametric shares. (C) Current parity for the 96 test states, with the residual (prediction minus reference, in pA) shown in the lower subpanel; the dashed line is the identity. (D) Data-scaling law on the 384-state dataset: interp-test and OOD net-charge error and interp-test potential error versus </w:t>
       </w:r>
       <m:oMath xmlns:a="http://schemas.openxmlformats.org/drawingml/2006/main" xmlns:pic="http://schemas.openxmlformats.org/drawingml/2006/picture">
         <m:sSub>
@@ -9396,7 +10077,7 @@
     </w:p>
     <w:p>
       <w:r>
-        <w:t>These counts are conservative in one respect and optimistic in another. They charge the full dataset-generation and training cost to the operator, but they do not charge the engineering time of building the surrogate; conversely, they assume that the SG/FV baseline is run serially, whereas it could be parallelized across cores. The break-even count is only about 1.9 times the 240-state training set, so the operator is most advantageous for sweeps of thousands of states rather than for a few hundred queries. The qualitative conclusion remains robust: for the thousands of queries typical of a design sweep, the operator is two to three orders of magnitude cheaper per query.</w:t>
+        <w:t>These counts are conservative in one respect and optimistic in another: they charge the full dataset-generation and training cost to the operator but not the engineering time of building it, and they assume that the SG/FV baseline is run serially. The break-even count is only about 1.9 times the 240-state training set, so the operator is most advantageous for sweeps of thousands of states; against per-state DA-PINN retraining, a single query already amortizes it.</w:t>
       </w:r>
     </w:p>
     <w:p>
@@ -9868,7 +10549,7 @@
     </w:p>
     <w:p>
       <w:r>
-        <w:t xml:space="preserve">The exact SG/FV finite-difference validation closes the loop on the surrogate's sensitivity (Figure 6C–D, Supplementary Table S18). Over 15 held-out states we computed the centered finite-difference Jacobian of the float64 Scharfetter–Gummel solver at relative step </w:t>
+        <w:t xml:space="preserve">The exact SG/FV finite-difference validation closes the loop on the surrogate's sensitivity (Figure 6C–D, Supplementary Table S19). Over 15 held-out states we computed the centered finite-difference Jacobian of the float64 Scharfetter–Gummel solver at relative step </w:t>
       </w:r>
       <m:oMath xmlns:a="http://schemas.openxmlformats.org/drawingml/2006/main" xmlns:pic="http://schemas.openxmlformats.org/drawingml/2006/picture">
         <m:sSup>
@@ -10573,7 +11254,7 @@
     </w:p>
     <w:p>
       <w:r>
-        <w:t xml:space="preserve">A charge-balanced, exact-reservoir physics-informed operator learns steady axisymmetric PNP transport over a four-dimensional parameter space. The DeepONet achieves 0.0008914 potential and 0.001093 current relative </w:t>
+        <w:t xml:space="preserve">A charge-balanced, exact-reservoir physics-informed operator learns steady axisymmetric PNP transport over a four-dimensional parameter space, and the same operator serves as a computational instrument for identifiability. The DeepONet achieves 0.0008914 potential and 0.001093 current relative </w:t>
       </w:r>
       <m:oMath xmlns:a="http://schemas.openxmlformats.org/drawingml/2006/main" xmlns:pic="http://schemas.openxmlformats.org/drawingml/2006/picture">
         <m:sSub>
@@ -10590,7 +11271,7 @@
         </m:sSub>
       </m:oMath>
       <w:r>
-        <w:t xml:space="preserve"> error on held-out in-distribution states, remains below 0.14% current error out of distribution, and runs in 0.072 ms per state after ONNX export. The charge-balanced parameterization reduces net-charge error by an order of magnitude relative to direct concentration outputs, and the physics loss reduces current error by 35–50%. A trunk ablation shows that the multi-scale radial basis is a modest near-wall inductive bias rather than a necessity, and a nested 384-state study gives an in-distribution error scaling as </w:t>
+        <w:t xml:space="preserve"> error on held-out in-distribution states, remains below 0.23% current error out of distribution, and runs in 0.072 ms per state after ONNX export. The charge-balanced parameterization reduces net-charge error by an order of magnitude relative to direct concentration outputs, and the physics loss reduces current error by 35–50%. A trunk ablation shows that the multi-scale radial basis is a modest near-wall inductive bias rather than a necessity, and a nested 384-state study gives an in-distribution error scaling as </w:t>
       </w:r>
       <m:oMath xmlns:a="http://schemas.openxmlformats.org/drawingml/2006/main" xmlns:pic="http://schemas.openxmlformats.org/drawingml/2006/picture">
         <m:sSup>
@@ -10613,7 +11294,7 @@
         </m:sSup>
       </m:oMath>
       <w:r>
-        <w:t xml:space="preserve"> while out-of-distribution error is nearly data-insensitive. The operator breaks even against the reference solver after about 460 states at the dataset-mean solve time, and is deployed in a browser simulator and a Gradio application that match PyTorch to within </w:t>
+        <w:t xml:space="preserve"> while out-of-distribution error is nearly data-insensitive. A spatial and parametric decomposition shows that the residual out-of-distribution error is concentrated in the wall EDL and reservoir transitions per unit reference, but cancels in the cross-sectionally integrated current. The operator breaks even against the reference solver after about 460 states at the dataset-mean solve time, and is deployed in a browser simulator and a Gradio application that match PyTorch to within </w:t>
       </w:r>
       <m:oMath xmlns:a="http://schemas.openxmlformats.org/drawingml/2006/main" xmlns:pic="http://schemas.openxmlformats.org/drawingml/2006/picture">
         <m:r>
@@ -10645,7 +11326,52 @@
         </m:sSup>
       </m:oMath>
       <w:r>
-        <w:t xml:space="preserve"> maximum absolute difference. A noisy inverse experiment recovers pore radius to 0.46%, and a multi-protocol analysis shows that surface charge is a flat direction for conductance-only inversion at every operating point but is recovered to below 0.3% once a near-wall selectivity observable is added; this defines the measurement requirements for future charge-sensitive workflows.</w:t>
+        <w:t xml:space="preserve"> maximum absolute difference. The central physical result is a limit, not a speed-up: for a symmetric binary electrolyte and a conductance-only protocol, fixed wall charge is fundamentally unidentifiable at 1% noise regardless of surrogate or solver accuracy, as confirmed by the exact SG/FV Fisher matrix (</w:t>
+      </w:r>
+      <m:oMath xmlns:a="http://schemas.openxmlformats.org/drawingml/2006/main" xmlns:pic="http://schemas.openxmlformats.org/drawingml/2006/picture">
+        <m:r>
+          <m:t>κ</m:t>
+        </m:r>
+        <m:r>
+          <m:rPr>
+            <m:sty m:val="p"/>
+          </m:rPr>
+          <m:t>(</m:t>
+        </m:r>
+        <m:r>
+          <m:rPr>
+            <m:scr m:val="script"/>
+            <m:sty m:val="p"/>
+          </m:rPr>
+          <m:t>F</m:t>
+        </m:r>
+        <m:r>
+          <m:rPr>
+            <m:sty m:val="p"/>
+          </m:rPr>
+          <m:t>)</m:t>
+        </m:r>
+        <m:r>
+          <m:rPr>
+            <m:sty m:val="p"/>
+          </m:rPr>
+          <m:t>&gt;</m:t>
+        </m:r>
+        <m:sSup>
+          <m:e>
+            <m:r>
+              <m:t>10</m:t>
+            </m:r>
+          </m:e>
+          <m:sup>
+            <m:r>
+              <m:t>8</m:t>
+            </m:r>
+          </m:sup>
+        </m:sSup>
+      </m:oMath>
+      <w:r>
+        <w:t>). Single- and multi-salt current–voltage sweeps cannot remove this degeneracy. Experimentalists should therefore invest in charge-sensitive observables—a concentration-cell reversal potential or transference number, a streaming potential, or field-resolved near-wall sensing—rather than in additional conductance data, and the operator is intended to design those protocols before the experiment is built.</w:t>
       </w:r>
     </w:p>
     <w:p>
@@ -10690,7 +11416,7 @@
     </w:p>
     <w:p>
       <w:r>
-        <w:t xml:space="preserve">The dataset, trained models, figure-generation scripts, and analysis code are available at https://github.com/Javad-Alizargar/nanopore-pino-surrogate under the MIT License. The interactive browser simulator, including a live SG/FV reference solver, is served at https://pino.statwhy.com/. A permanent archived copy will be deposited on Zenodo upon acceptance. The repository contains the SG/FV reference solver, the 240-state dataset and the 384-state expansion used for the scaling study, the training and evaluation scripts, the Stage-10 ablation, scaling, and identifiability scripts, the ONNX models, the browser simulator, and the Gradio application. The raw literature metadata used to build the reference list is included in </w:t>
+        <w:t xml:space="preserve">The dataset, trained models, figure-generation scripts, and analysis code are available at https://github.com/Javad-Alizargar/nanopore-pino-surrogate under the MIT License. The interactive browser simulator, including a live SG/FV reference solver, is served at https://pino.statwhy.com/. A permanent archived copy will be deposited on Zenodo upon acceptance. The repository contains the SG/FV reference solver, the 240-state dataset and the 384-state expansion used for the scaling study, the training and evaluation scripts, the Stage-10 ablation, scaling, and identifiability scripts, the Stage-11 constraint and Fisher-validation scripts, the Stage-12 diagnostics, the ONNX models, the browser simulator, and the Gradio application. The raw literature metadata used to build the reference list is included in </w:t>
       </w:r>
       <w:r>
         <w:rPr>
@@ -10739,10 +11465,11 @@
     </w:p>
     <w:p>
       <w:pPr>
-        <w:pStyle w:val="ListNumber"/>
+        <w:spacing w:after="60"/>
+        <w:ind w:left="605" w:hanging="605"/>
       </w:pPr>
       <w:r>
-        <w:t xml:space="preserve">Kasianowicz, John J., Brandin, Eric, Branton, Daniel, et al. (1996). Characterization of individual polynucleotide molecules using a membrane channel </w:t>
+        <w:t xml:space="preserve">[1] Kasianowicz, John J., Brandin, Eric, Branton, Daniel, et al. (1996). Characterization of individual polynucleotide molecules using a membrane channel </w:t>
       </w:r>
       <w:r>
         <w:rPr>
@@ -10756,10 +11483,11 @@
     </w:p>
     <w:p>
       <w:pPr>
-        <w:pStyle w:val="ListNumber"/>
+        <w:spacing w:after="60"/>
+        <w:ind w:left="605" w:hanging="605"/>
       </w:pPr>
       <w:r>
-        <w:t xml:space="preserve">Dekker, Cees (2007). Solid-state nanopores </w:t>
+        <w:t xml:space="preserve">[2] Dekker, Cees (2007). Solid-state nanopores </w:t>
       </w:r>
       <w:r>
         <w:rPr>
@@ -10773,10 +11501,11 @@
     </w:p>
     <w:p>
       <w:pPr>
-        <w:pStyle w:val="ListNumber"/>
+        <w:spacing w:after="60"/>
+        <w:ind w:left="605" w:hanging="605"/>
       </w:pPr>
       <w:r>
-        <w:t xml:space="preserve">Branton, Daniel, Deamer, David W, Marziali, Andre, et al. (2008). The potential and challenges of nanopore sequencing </w:t>
+        <w:t xml:space="preserve">[3] Branton, Daniel, Deamer, David W, Marziali, Andre, et al. (2008). The potential and challenges of nanopore sequencing </w:t>
       </w:r>
       <w:r>
         <w:rPr>
@@ -10790,10 +11519,11 @@
     </w:p>
     <w:p>
       <w:pPr>
-        <w:pStyle w:val="ListNumber"/>
+        <w:spacing w:after="60"/>
+        <w:ind w:left="605" w:hanging="605"/>
       </w:pPr>
       <w:r>
-        <w:t xml:space="preserve">Howorka, Stefan, Siwy, Zuzanna (2009). Nanopore analytics: sensing of single molecules </w:t>
+        <w:t xml:space="preserve">[4] Howorka, Stefan, Siwy, Zuzanna (2009). Nanopore analytics: sensing of single molecules </w:t>
       </w:r>
       <w:r>
         <w:rPr>
@@ -10807,10 +11537,11 @@
     </w:p>
     <w:p>
       <w:pPr>
-        <w:pStyle w:val="ListNumber"/>
+        <w:spacing w:after="60"/>
+        <w:ind w:left="605" w:hanging="605"/>
       </w:pPr>
       <w:r>
-        <w:t xml:space="preserve">Venkatesan, Bala Murali, Bashir, Rashid (2011). Nanopore sensors for nucleic acid analysis </w:t>
+        <w:t xml:space="preserve">[5] Venkatesan, Bala Murali, Bashir, Rashid (2011). Nanopore sensors for nucleic acid analysis </w:t>
       </w:r>
       <w:r>
         <w:rPr>
@@ -10824,10 +11555,11 @@
     </w:p>
     <w:p>
       <w:pPr>
-        <w:pStyle w:val="ListNumber"/>
+        <w:spacing w:after="60"/>
+        <w:ind w:left="605" w:hanging="605"/>
       </w:pPr>
       <w:r>
-        <w:t xml:space="preserve">Wanunu, Meni (2012). Nanopores: A journey towards DNA sequencing </w:t>
+        <w:t xml:space="preserve">[6] Wanunu, Meni (2012). Nanopores: A journey towards DNA sequencing </w:t>
       </w:r>
       <w:r>
         <w:rPr>
@@ -10841,10 +11573,11 @@
     </w:p>
     <w:p>
       <w:pPr>
-        <w:pStyle w:val="ListNumber"/>
+        <w:spacing w:after="60"/>
+        <w:ind w:left="605" w:hanging="605"/>
       </w:pPr>
       <w:r>
-        <w:t xml:space="preserve">Stein, Derek, Kruithof, Maarten, Dekker, Cees (2004). Surface-Charge-Governed Ion Transport in Nanofluidic Channels </w:t>
+        <w:t xml:space="preserve">[7] Stein, Derek, Kruithof, Maarten, Dekker, Cees (2004). Surface-Charge-Governed Ion Transport in Nanofluidic Channels </w:t>
       </w:r>
       <w:r>
         <w:rPr>
@@ -10858,10 +11591,11 @@
     </w:p>
     <w:p>
       <w:pPr>
-        <w:pStyle w:val="ListNumber"/>
+        <w:spacing w:after="60"/>
+        <w:ind w:left="605" w:hanging="605"/>
       </w:pPr>
       <w:r>
-        <w:t xml:space="preserve">Schoch, Reto B., Han, Jongyoon, Renaud, Philippe (2008). Transport phenomena in nanofluidics </w:t>
+        <w:t xml:space="preserve">[8] Schoch, Reto B., Han, Jongyoon, Renaud, Philippe (2008). Transport phenomena in nanofluidics </w:t>
       </w:r>
       <w:r>
         <w:rPr>
@@ -10875,10 +11609,11 @@
     </w:p>
     <w:p>
       <w:pPr>
-        <w:pStyle w:val="ListNumber"/>
+        <w:spacing w:after="60"/>
+        <w:ind w:left="605" w:hanging="605"/>
       </w:pPr>
       <w:r>
-        <w:t xml:space="preserve">Bocquet, Lydéric, Charlaix, Elisabeth (2010). Nanofluidics, from bulk to interfaces </w:t>
+        <w:t xml:space="preserve">[9] Bocquet, Lydéric, Charlaix, Elisabeth (2010). Nanofluidics, from bulk to interfaces </w:t>
       </w:r>
       <w:r>
         <w:rPr>
@@ -10892,10 +11627,11 @@
     </w:p>
     <w:p>
       <w:pPr>
-        <w:pStyle w:val="ListNumber"/>
+        <w:spacing w:after="60"/>
+        <w:ind w:left="605" w:hanging="605"/>
       </w:pPr>
       <w:r>
-        <w:t xml:space="preserve">Daiguji, Hirofumi (2010). Ion transport in nanofluidic channels </w:t>
+        <w:t xml:space="preserve">[10] Daiguji, Hirofumi (2010). Ion transport in nanofluidic channels </w:t>
       </w:r>
       <w:r>
         <w:rPr>
@@ -10909,10 +11645,11 @@
     </w:p>
     <w:p>
       <w:pPr>
-        <w:pStyle w:val="ListNumber"/>
+        <w:spacing w:after="60"/>
+        <w:ind w:left="605" w:hanging="605"/>
       </w:pPr>
       <w:r>
-        <w:t xml:space="preserve">Tagliazucchi, Mario, Szleifer, Igal (2015). Transport mechanisms in nanopores and nanochannels: can we mimic nature? </w:t>
+        <w:t xml:space="preserve">[11] Tagliazucchi, Mario, Szleifer, Igal (2015). Transport mechanisms in nanopores and nanochannels: can we mimic nature? </w:t>
       </w:r>
       <w:r>
         <w:rPr>
@@ -10926,10 +11663,11 @@
     </w:p>
     <w:p>
       <w:pPr>
-        <w:pStyle w:val="ListNumber"/>
+        <w:spacing w:after="60"/>
+        <w:ind w:left="605" w:hanging="605"/>
       </w:pPr>
       <w:r>
-        <w:t xml:space="preserve">Karnik, Rohit, Fan, Rong, Yue, Min, et al. (2005). Electrostatic Control of Ions and Molecules in Nanofluidic Transistors </w:t>
+        <w:t xml:space="preserve">[12] Karnik, Rohit, Fan, Rong, Yue, Min, et al. (2005). Electrostatic Control of Ions and Molecules in Nanofluidic Transistors </w:t>
       </w:r>
       <w:r>
         <w:rPr>
@@ -10943,10 +11681,11 @@
     </w:p>
     <w:p>
       <w:pPr>
-        <w:pStyle w:val="ListNumber"/>
+        <w:spacing w:after="60"/>
+        <w:ind w:left="605" w:hanging="605"/>
       </w:pPr>
       <w:r>
-        <w:t xml:space="preserve">Smeets, Ralph M. M., Keyser, Ulrich F., Krapf, Diego, et al. (2005). Salt Dependence of Ion Transport and DNA Translocation through Solid-State Nanopores </w:t>
+        <w:t xml:space="preserve">[13] Smeets, Ralph M. M., Keyser, Ulrich F., Krapf, Diego, et al. (2005). Salt Dependence of Ion Transport and DNA Translocation through Solid-State Nanopores </w:t>
       </w:r>
       <w:r>
         <w:rPr>
@@ -10960,10 +11699,11 @@
     </w:p>
     <w:p>
       <w:pPr>
-        <w:pStyle w:val="ListNumber"/>
+        <w:spacing w:after="60"/>
+        <w:ind w:left="605" w:hanging="605"/>
       </w:pPr>
       <w:r>
-        <w:t xml:space="preserve">Kosińska, I. D., Goychuk, I., Kostur, M., et al. (2008). Rectification in synthetic conical nanopores: A one-dimensional Poisson-Nernst-Planck model </w:t>
+        <w:t xml:space="preserve">[14] Kosińska, I. D., Goychuk, I., Kostur, M., et al. (2008). Rectification in synthetic conical nanopores: A one-dimensional Poisson-Nernst-Planck model </w:t>
       </w:r>
       <w:r>
         <w:rPr>
@@ -10977,10 +11717,11 @@
     </w:p>
     <w:p>
       <w:pPr>
-        <w:pStyle w:val="ListNumber"/>
+        <w:spacing w:after="60"/>
+        <w:ind w:left="605" w:hanging="605"/>
       </w:pPr>
       <w:r>
-        <w:t xml:space="preserve">Valiskó, Mónika, Matejczyk, Bartłomiej, Ható, Zoltán, et al. (2019). Multiscale analysis of the effect of surface charge pattern on a nanopore’s rectification and selectivity properties: From all-atom model to Poisson-Nernst-Planck </w:t>
+        <w:t xml:space="preserve">[15] Valiskó, Mónika, Matejczyk, Bartłomiej, Ható, Zoltán, et al. (2019). Multiscale analysis of the effect of surface charge pattern on a nanopore’s rectification and selectivity properties: From all-atom model to Poisson-Nernst-Planck </w:t>
       </w:r>
       <w:r>
         <w:rPr>
@@ -10994,10 +11735,11 @@
     </w:p>
     <w:p>
       <w:pPr>
-        <w:pStyle w:val="ListNumber"/>
+        <w:spacing w:after="60"/>
+        <w:ind w:left="605" w:hanging="605"/>
       </w:pPr>
       <w:r>
-        <w:t xml:space="preserve">Ma, Pengfei, Zheng, Jianxiang, Zhao, Danting, et al. (2021). The Selective Transport of Ions in Charged Nanopore with Combined Multi-Physics Fields </w:t>
+        <w:t xml:space="preserve">[16] Ma, Pengfei, Zheng, Jianxiang, Zhao, Danting, et al. (2021). The Selective Transport of Ions in Charged Nanopore with Combined Multi-Physics Fields </w:t>
       </w:r>
       <w:r>
         <w:rPr>
@@ -11011,10 +11753,11 @@
     </w:p>
     <w:p>
       <w:pPr>
-        <w:pStyle w:val="ListNumber"/>
+        <w:spacing w:after="60"/>
+        <w:ind w:left="605" w:hanging="605"/>
       </w:pPr>
       <w:r>
-        <w:t xml:space="preserve">Coalson, R.D., Kurnikova, M.G. (2005). Poisson–Nernst–Planck Theory Approach to the Calculation of Current Through Biological Ion Channels </w:t>
+        <w:t xml:space="preserve">[17] Coalson, R.D., Kurnikova, M.G. (2005). Poisson–Nernst–Planck Theory Approach to the Calculation of Current Through Biological Ion Channels </w:t>
       </w:r>
       <w:r>
         <w:rPr>
@@ -11028,10 +11771,11 @@
     </w:p>
     <w:p>
       <w:pPr>
-        <w:pStyle w:val="ListNumber"/>
+        <w:spacing w:after="60"/>
+        <w:ind w:left="605" w:hanging="605"/>
       </w:pPr>
       <w:r>
-        <w:t xml:space="preserve">Eisenberg, Bob, Liu, Weishi (2007). Poisson–Nernst–Planck Systems for Ion Channels with Permanent Charges </w:t>
+        <w:t xml:space="preserve">[18] Eisenberg, Bob, Liu, Weishi (2007). Poisson–Nernst–Planck Systems for Ion Channels with Permanent Charges </w:t>
       </w:r>
       <w:r>
         <w:rPr>
@@ -11045,10 +11789,11 @@
     </w:p>
     <w:p>
       <w:pPr>
-        <w:pStyle w:val="ListNumber"/>
+        <w:spacing w:after="60"/>
+        <w:ind w:left="605" w:hanging="605"/>
       </w:pPr>
       <w:r>
-        <w:t xml:space="preserve">Zheng, Qiong, Chen, Duan, Wei, Guo-Wei (2011). Second-order Poisson–Nernst–Planck solver for ion transport </w:t>
+        <w:t xml:space="preserve">[19] Zheng, Qiong, Chen, Duan, Wei, Guo-Wei (2011). Second-order Poisson–Nernst–Planck solver for ion transport </w:t>
       </w:r>
       <w:r>
         <w:rPr>
@@ -11062,10 +11807,11 @@
     </w:p>
     <w:p>
       <w:pPr>
-        <w:pStyle w:val="ListNumber"/>
+        <w:spacing w:after="60"/>
+        <w:ind w:left="605" w:hanging="605"/>
       </w:pPr>
       <w:r>
-        <w:t xml:space="preserve">Zhuorui Song (2021). Electrokinetic Flow in a Nanochannel with an Overlapped Electrical Double Layer </w:t>
+        <w:t xml:space="preserve">[20] Zhuorui Song (2021). Electrokinetic Flow in a Nanochannel with an Overlapped Electrical Double Layer </w:t>
       </w:r>
       <w:r>
         <w:rPr>
@@ -11079,10 +11825,11 @@
     </w:p>
     <w:p>
       <w:pPr>
-        <w:pStyle w:val="ListNumber"/>
+        <w:spacing w:after="60"/>
+        <w:ind w:left="605" w:hanging="605"/>
       </w:pPr>
       <w:r>
-        <w:t xml:space="preserve">Haosen Xu, Jianbo Zhang, Michael Hermann Eikerling, et al. (2024). Pure Water Splitting Driven by Overlapping Electric Double Layers </w:t>
+        <w:t xml:space="preserve">[21] Haosen Xu, Jianbo Zhang, Michael Hermann Eikerling, et al. (2024). Pure Water Splitting Driven by Overlapping Electric Double Layers </w:t>
       </w:r>
       <w:r>
         <w:rPr>
@@ -11096,10 +11843,11 @@
     </w:p>
     <w:p>
       <w:pPr>
-        <w:pStyle w:val="ListNumber"/>
+        <w:spacing w:after="60"/>
+        <w:ind w:left="605" w:hanging="605"/>
       </w:pPr>
       <w:r>
-        <w:t xml:space="preserve">Cody L. Ritt, J. Pedro de Souza, Michelle G. Barsukov, et al. (2022). Thermodynamics of Charge Regulation during Ion Transport through Silica Nanochannels </w:t>
+        <w:t xml:space="preserve">[22] Cody L. Ritt, J. Pedro de Souza, Michelle G. Barsukov, et al. (2022). Thermodynamics of Charge Regulation during Ion Transport through Silica Nanochannels </w:t>
       </w:r>
       <w:r>
         <w:rPr>
@@ -11113,10 +11861,11 @@
     </w:p>
     <w:p>
       <w:pPr>
-        <w:pStyle w:val="ListNumber"/>
+        <w:spacing w:after="60"/>
+        <w:ind w:left="605" w:hanging="605"/>
       </w:pPr>
       <w:r>
-        <w:t xml:space="preserve">Baisakhi Pal, Poulami Dutta, Sourav Chowdhury, et al. (2026). Electroosmotic Dispersion of Uncharged Solutes through a Nanochannel </w:t>
+        <w:t xml:space="preserve">[23] Baisakhi Pal, Poulami Dutta, Sourav Chowdhury, et al. (2026). Electroosmotic Dispersion of Uncharged Solutes through a Nanochannel </w:t>
       </w:r>
       <w:r>
         <w:rPr>
@@ -11130,10 +11879,11 @@
     </w:p>
     <w:p>
       <w:pPr>
-        <w:pStyle w:val="ListNumber"/>
+        <w:spacing w:after="60"/>
+        <w:ind w:left="605" w:hanging="605"/>
       </w:pPr>
       <w:r>
-        <w:t xml:space="preserve">Tim M. Kamsma, Jaehyun Kim, Kyungjun Kim, et al. (2024). Brain-inspired computing with fluidic iontronic nanochannels </w:t>
+        <w:t xml:space="preserve">[24] Tim M. Kamsma, Jaehyun Kim, Kyungjun Kim, et al. (2024). Brain-inspired computing with fluidic iontronic nanochannels </w:t>
       </w:r>
       <w:r>
         <w:rPr>
@@ -11147,10 +11897,11 @@
     </w:p>
     <w:p>
       <w:pPr>
-        <w:pStyle w:val="ListNumber"/>
+        <w:spacing w:after="60"/>
+        <w:ind w:left="605" w:hanging="605"/>
       </w:pPr>
       <w:r>
-        <w:t xml:space="preserve">Olga I. Vinogradova, Elena F. Silkina (2023). Electrophoresis of ions and electrolyte conductivity: From bulk to nanochannels </w:t>
+        <w:t xml:space="preserve">[25] Olga I. Vinogradova, Elena F. Silkina (2023). Electrophoresis of ions and electrolyte conductivity: From bulk to nanochannels </w:t>
       </w:r>
       <w:r>
         <w:rPr>
@@ -11164,10 +11915,11 @@
     </w:p>
     <w:p>
       <w:pPr>
-        <w:pStyle w:val="ListNumber"/>
+        <w:spacing w:after="60"/>
+        <w:ind w:left="605" w:hanging="605"/>
       </w:pPr>
       <w:r>
-        <w:t xml:space="preserve">Scharfetter, D.L., Gummel, H.K. (1969). Large-signal analysis of a silicon Read diode oscillator </w:t>
+        <w:t xml:space="preserve">[26] Scharfetter, D.L., Gummel, H.K. (1969). Large-signal analysis of a silicon Read diode oscillator </w:t>
       </w:r>
       <w:r>
         <w:rPr>
@@ -11181,10 +11933,11 @@
     </w:p>
     <w:p>
       <w:pPr>
-        <w:pStyle w:val="ListNumber"/>
+        <w:spacing w:after="60"/>
+        <w:ind w:left="605" w:hanging="605"/>
       </w:pPr>
       <w:r>
-        <w:t xml:space="preserve">Miller, J. J. H., Wang, Song (1994). An analysis of the Scharfetter-Gummel box method for the stationary semiconductor device equations </w:t>
+        <w:t xml:space="preserve">[27] Miller, J. J. H., Wang, Song (1994). An analysis of the Scharfetter-Gummel box method for the stationary semiconductor device equations </w:t>
       </w:r>
       <w:r>
         <w:rPr>
@@ -11198,10 +11951,11 @@
     </w:p>
     <w:p>
       <w:pPr>
-        <w:pStyle w:val="ListNumber"/>
+        <w:spacing w:after="60"/>
+        <w:ind w:left="605" w:hanging="605"/>
       </w:pPr>
       <w:r>
-        <w:t xml:space="preserve">Raissi, M., Perdikaris, P., Karniadakis, G.E. (2019). Physics-informed neural networks: A deep learning framework for solving forward and inverse problems involving nonlinear partial differential equations </w:t>
+        <w:t xml:space="preserve">[28] Raissi, M., Perdikaris, P., Karniadakis, G.E. (2019). Physics-informed neural networks: A deep learning framework for solving forward and inverse problems involving nonlinear partial differential equations </w:t>
       </w:r>
       <w:r>
         <w:rPr>
@@ -11215,10 +11969,11 @@
     </w:p>
     <w:p>
       <w:pPr>
-        <w:pStyle w:val="ListNumber"/>
+        <w:spacing w:after="60"/>
+        <w:ind w:left="605" w:hanging="605"/>
       </w:pPr>
       <w:r>
-        <w:t xml:space="preserve">Karniadakis, George Em, Kevrekidis, Ioannis G., Lu, Lu, et al. (2021). Physics-informed machine learning </w:t>
+        <w:t xml:space="preserve">[29] Karniadakis, George Em, Kevrekidis, Ioannis G., Lu, Lu, et al. (2021). Physics-informed machine learning </w:t>
       </w:r>
       <w:r>
         <w:rPr>
@@ -11232,10 +11987,11 @@
     </w:p>
     <w:p>
       <w:pPr>
-        <w:pStyle w:val="ListNumber"/>
+        <w:spacing w:after="60"/>
+        <w:ind w:left="605" w:hanging="605"/>
       </w:pPr>
       <w:r>
-        <w:t xml:space="preserve">Lu, Lu, Meng, Xuhui, Mao, Zhiping, et al. (2021). DeepXDE: A Deep Learning Library for Solving Differential Equations </w:t>
+        <w:t xml:space="preserve">[30] Lu, Lu, Meng, Xuhui, Mao, Zhiping, et al. (2021). DeepXDE: A Deep Learning Library for Solving Differential Equations </w:t>
       </w:r>
       <w:r>
         <w:rPr>
@@ -11249,10 +12005,11 @@
     </w:p>
     <w:p>
       <w:pPr>
-        <w:pStyle w:val="ListNumber"/>
+        <w:spacing w:after="60"/>
+        <w:ind w:left="605" w:hanging="605"/>
       </w:pPr>
       <w:r>
-        <w:t xml:space="preserve">Lagaris, I.E., Likas, A., Fotiadis, D.I. (1998). Artificial neural networks for solving ordinary and partial differential equations </w:t>
+        <w:t xml:space="preserve">[31] Lagaris, I.E., Likas, A., Fotiadis, D.I. (1998). Artificial neural networks for solving ordinary and partial differential equations </w:t>
       </w:r>
       <w:r>
         <w:rPr>
@@ -11266,10 +12023,11 @@
     </w:p>
     <w:p>
       <w:pPr>
-        <w:pStyle w:val="ListNumber"/>
+        <w:spacing w:after="60"/>
+        <w:ind w:left="605" w:hanging="605"/>
       </w:pPr>
       <w:r>
-        <w:t xml:space="preserve">Wang, Sifan, Teng, Yujun, Perdikaris, Paris (2021). Understanding and Mitigating Gradient Flow Pathologies in Physics-Informed Neural Networks </w:t>
+        <w:t xml:space="preserve">[32] Wang, Sifan, Teng, Yujun, Perdikaris, Paris (2021). Understanding and Mitigating Gradient Flow Pathologies in Physics-Informed Neural Networks </w:t>
       </w:r>
       <w:r>
         <w:rPr>
@@ -11283,16 +12041,17 @@
     </w:p>
     <w:p>
       <w:pPr>
-        <w:pStyle w:val="ListNumber"/>
+        <w:spacing w:after="60"/>
+        <w:ind w:left="605" w:hanging="605"/>
       </w:pPr>
       <w:r>
-        <w:t xml:space="preserve">(2021). Characterizing possible failure modes in physics-informed neural networks </w:t>
+        <w:t xml:space="preserve">[33] Krishnapriyan, Aditi S., Gholami, Amir, Zhe, Shandian, et al. (2021). Characterizing possible failure modes in physics-informed neural networks </w:t>
       </w:r>
       <w:r>
         <w:rPr>
           <w:i/>
         </w:rPr>
-        <w:t>arXiv (Cornell University)</w:t>
+        <w:t>Advances in Neural Information Processing Systems</w:t>
       </w:r>
       <w:r>
         <w:t>. doi:10.48550/arxiv.2109.01050</w:t>
@@ -11300,10 +12059,11 @@
     </w:p>
     <w:p>
       <w:pPr>
-        <w:pStyle w:val="ListNumber"/>
+        <w:spacing w:after="60"/>
+        <w:ind w:left="605" w:hanging="605"/>
       </w:pPr>
       <w:r>
-        <w:t xml:space="preserve">Sukumar, N., Srivastava, Ankit (2022). Exact imposition of boundary conditions with distance functions in physics-informed deep neural networks </w:t>
+        <w:t xml:space="preserve">[34] Sukumar, N., Srivastava, Ankit (2022). Exact imposition of boundary conditions with distance functions in physics-informed deep neural networks </w:t>
       </w:r>
       <w:r>
         <w:rPr>
@@ -11317,10 +12077,11 @@
     </w:p>
     <w:p>
       <w:pPr>
-        <w:pStyle w:val="ListNumber"/>
+        <w:spacing w:after="60"/>
+        <w:ind w:left="605" w:hanging="605"/>
       </w:pPr>
       <w:r>
-        <w:t xml:space="preserve">Shaikhah Alkhadhr, Mohamed Khaled Almekkawy (2023). Wave Equation Modeling via Physics-Informed Neural Networks: Models of Soft and Hard Constraints for Initial and Boundary Conditions </w:t>
+        <w:t xml:space="preserve">[35] Shaikhah Alkhadhr, Mohamed Khaled Almekkawy (2023). Wave Equation Modeling via Physics-Informed Neural Networks: Models of Soft and Hard Constraints for Initial and Boundary Conditions </w:t>
       </w:r>
       <w:r>
         <w:rPr>
@@ -11334,10 +12095,11 @@
     </w:p>
     <w:p>
       <w:pPr>
-        <w:pStyle w:val="ListNumber"/>
+        <w:spacing w:after="60"/>
+        <w:ind w:left="605" w:hanging="605"/>
       </w:pPr>
       <w:r>
-        <w:t xml:space="preserve">Gang Jing, Huan Wang, Yuan Jiu, et al. (2026). A unified hard-constraint physics-informed neural network approach for sparse-observation airflow-field reconstruction under complex boundary conditions </w:t>
+        <w:t xml:space="preserve">[36] Gang Jing, Huan Wang, Yuan Jiu, et al. (2026). A unified hard-constraint physics-informed neural network approach for sparse-observation airflow-field reconstruction under complex boundary conditions </w:t>
       </w:r>
       <w:r>
         <w:rPr>
@@ -11351,10 +12113,11 @@
     </w:p>
     <w:p>
       <w:pPr>
-        <w:pStyle w:val="ListNumber"/>
+        <w:spacing w:after="60"/>
+        <w:ind w:left="605" w:hanging="605"/>
       </w:pPr>
       <w:r>
-        <w:t xml:space="preserve">Mohammad Sheikholeslami, Saeed Salehi, Wengang Mao, et al. (2025). Physics-informed neural networks with hard and soft boundary conditions for linear free surface waves </w:t>
+        <w:t xml:space="preserve">[37] Mohammad Sheikholeslami, Saeed Salehi, Wengang Mao, et al. (2025). Physics-informed neural networks with hard and soft boundary conditions for linear free surface waves </w:t>
       </w:r>
       <w:r>
         <w:rPr>
@@ -11368,10 +12131,11 @@
     </w:p>
     <w:p>
       <w:pPr>
-        <w:pStyle w:val="ListNumber"/>
+        <w:spacing w:after="60"/>
+        <w:ind w:left="605" w:hanging="605"/>
       </w:pPr>
       <w:r>
-        <w:t xml:space="preserve">Peng Lan, Jing-jing Su, Xin-yan Ma, et al. (2023). Application of improved physics-informed neural networks for nonlinear consolidation problems with continuous drainage boundary conditions </w:t>
+        <w:t xml:space="preserve">[38] Peng Lan, Jing-jing Su, Xin-yan Ma, et al. (2023). Application of improved physics-informed neural networks for nonlinear consolidation problems with continuous drainage boundary conditions </w:t>
       </w:r>
       <w:r>
         <w:rPr>
@@ -11385,10 +12149,11 @@
     </w:p>
     <w:p>
       <w:pPr>
-        <w:pStyle w:val="ListNumber"/>
+        <w:spacing w:after="60"/>
+        <w:ind w:left="605" w:hanging="605"/>
       </w:pPr>
       <w:r>
-        <w:t xml:space="preserve">Stefano Berrone, Claudio Canuto, Moreno Pintore, et al. (2023). Enforcing Dirichlet boundary conditions in physics-informed neural networks and variational physics-informed neural networks </w:t>
+        <w:t xml:space="preserve">[39] Stefano Berrone, Claudio Canuto, Moreno Pintore, et al. (2023). Enforcing Dirichlet boundary conditions in physics-informed neural networks and variational physics-informed neural networks </w:t>
       </w:r>
       <w:r>
         <w:rPr>
@@ -11402,10 +12167,11 @@
     </w:p>
     <w:p>
       <w:pPr>
-        <w:pStyle w:val="ListNumber"/>
+        <w:spacing w:after="60"/>
+        <w:ind w:left="605" w:hanging="605"/>
       </w:pPr>
       <w:r>
-        <w:t xml:space="preserve">Xinquan Huang, Tariq A. Alkhalifah (2024). Microseismic Source Imaging Using Physics-Informed Neural Networks With Hard Constraints </w:t>
+        <w:t xml:space="preserve">[40] Xinquan Huang, Tariq A. Alkhalifah (2024). Microseismic Source Imaging Using Physics-Informed Neural Networks With Hard Constraints </w:t>
       </w:r>
       <w:r>
         <w:rPr>
@@ -11419,10 +12185,11 @@
     </w:p>
     <w:p>
       <w:pPr>
-        <w:pStyle w:val="ListNumber"/>
+        <w:spacing w:after="60"/>
+        <w:ind w:left="605" w:hanging="605"/>
       </w:pPr>
       <w:r>
-        <w:t xml:space="preserve">D. Jagtap, Ameya, Em Karniadakis, George (2020). Extended Physics-Informed Neural Networks (XPINNs): A Generalized Space-Time Domain Decomposition Based Deep Learning Framework for Nonlinear Partial Differential Equations </w:t>
+        <w:t xml:space="preserve">[41] D. Jagtap, Ameya, Em Karniadakis, George (2020). Extended Physics-Informed Neural Networks (XPINNs): A Generalized Space-Time Domain Decomposition Based Deep Learning Framework for Nonlinear Partial Differential Equations </w:t>
       </w:r>
       <w:r>
         <w:rPr>
@@ -11436,10 +12203,11 @@
     </w:p>
     <w:p>
       <w:pPr>
-        <w:pStyle w:val="ListNumber"/>
+        <w:spacing w:after="60"/>
+        <w:ind w:left="605" w:hanging="605"/>
       </w:pPr>
       <w:r>
-        <w:t xml:space="preserve">Huang, Xujia, Wang, Fajie, Zhang, Benrong, et al. (2025). Enriched physics-informed neural networks for dynamic Poisson-Nernst-Planck systems </w:t>
+        <w:t xml:space="preserve">[42] Huang, Xujia, Wang, Fajie, Zhang, Benrong, et al. (2025). Enriched physics-informed neural networks for dynamic Poisson-Nernst-Planck systems </w:t>
       </w:r>
       <w:r>
         <w:rPr>
@@ -11453,10 +12221,11 @@
     </w:p>
     <w:p>
       <w:pPr>
-        <w:pStyle w:val="ListNumber"/>
+        <w:spacing w:after="60"/>
+        <w:ind w:left="605" w:hanging="605"/>
       </w:pPr>
       <w:r>
-        <w:t xml:space="preserve">Zheng, Jinglai, Huang, Jie, Huang, Haiming (2025). Physics-informed neural networks for solving thermal response of charring materials </w:t>
+        <w:t xml:space="preserve">[43] Zheng, Jinglai, Huang, Jie, Huang, Haiming (2025). Physics-informed neural networks for solving thermal response of charring materials </w:t>
       </w:r>
       <w:r>
         <w:rPr>
@@ -11470,10 +12239,11 @@
     </w:p>
     <w:p>
       <w:pPr>
-        <w:pStyle w:val="ListNumber"/>
+        <w:spacing w:after="60"/>
+        <w:ind w:left="605" w:hanging="605"/>
       </w:pPr>
       <w:r>
-        <w:t xml:space="preserve">Zheng, Jinglai, Hu, Hanying, Huang, Jie, et al. (2025). CF-DeepONet: Deep operator neural networks for solving compressible flows </w:t>
+        <w:t xml:space="preserve">[44] Zheng, Jinglai, Hu, Hanying, Huang, Jie, et al. (2025). CF-DeepONet: Deep operator neural networks for solving compressible flows </w:t>
       </w:r>
       <w:r>
         <w:rPr>
@@ -11487,10 +12257,11 @@
     </w:p>
     <w:p>
       <w:pPr>
-        <w:pStyle w:val="ListNumber"/>
+        <w:spacing w:after="60"/>
+        <w:ind w:left="605" w:hanging="605"/>
       </w:pPr>
       <w:r>
-        <w:t xml:space="preserve">Zheng, Jinglai, Li, Fan, Huang, Haiming (2024). T-phPINN: Physics-informed neural networks for solving 2D non-Fourier heat conduction equations </w:t>
+        <w:t xml:space="preserve">[45] Zheng, Jinglai, Li, Fan, Huang, Haiming (2024). T-phPINN: Physics-informed neural networks for solving 2D non-Fourier heat conduction equations </w:t>
       </w:r>
       <w:r>
         <w:rPr>
@@ -11504,10 +12275,11 @@
     </w:p>
     <w:p>
       <w:pPr>
-        <w:pStyle w:val="ListNumber"/>
+        <w:spacing w:after="60"/>
+        <w:ind w:left="605" w:hanging="605"/>
       </w:pPr>
       <w:r>
-        <w:t xml:space="preserve">Wei, Congxin, Pang, Haikuo, Huang, Teng, et al. (2026). Predicting lithium-ion battery health using attention mechanism with Kolmogorov-Arnold and physics-informed neural networks </w:t>
+        <w:t xml:space="preserve">[46] Wei, Congxin, Pang, Haikuo, Huang, Teng, et al. (2026). Predicting lithium-ion battery health using attention mechanism with Kolmogorov-Arnold and physics-informed neural networks </w:t>
       </w:r>
       <w:r>
         <w:rPr>
@@ -11521,10 +12293,11 @@
     </w:p>
     <w:p>
       <w:pPr>
-        <w:pStyle w:val="ListNumber"/>
+        <w:spacing w:after="60"/>
+        <w:ind w:left="605" w:hanging="605"/>
       </w:pPr>
       <w:r>
-        <w:t xml:space="preserve">Lu Lu, Pengzhan Jin, Guofei Pang, et al. (2021). Learning nonlinear operators via DeepONet based on the universal approximation theorem of operators </w:t>
+        <w:t xml:space="preserve">[47] Lu Lu, Pengzhan Jin, Guofei Pang, et al. (2021). Learning nonlinear operators via DeepONet based on the universal approximation theorem of operators </w:t>
       </w:r>
       <w:r>
         <w:rPr>
@@ -11538,10 +12311,11 @@
     </w:p>
     <w:p>
       <w:pPr>
-        <w:pStyle w:val="ListNumber"/>
+        <w:spacing w:after="60"/>
+        <w:ind w:left="605" w:hanging="605"/>
       </w:pPr>
       <w:r>
-        <w:t xml:space="preserve">Samuel Lanthaler, Siddhartha Mishra, George Em Karniadakis (2022). Error estimates for DeepONets: a deep learning framework in infinite dimensions </w:t>
+        <w:t xml:space="preserve">[48] Samuel Lanthaler, Siddhartha Mishra, George Em Karniadakis (2022). Error estimates for DeepONets: a deep learning framework in infinite dimensions </w:t>
       </w:r>
       <w:r>
         <w:rPr>
@@ -11555,10 +12329,11 @@
     </w:p>
     <w:p>
       <w:pPr>
-        <w:pStyle w:val="ListNumber"/>
+        <w:spacing w:after="60"/>
+        <w:ind w:left="605" w:hanging="605"/>
       </w:pPr>
       <w:r>
-        <w:t xml:space="preserve">Sifan Wang, Hanwen Wang, Paris G. Perdikaris (2021). Learning the solution operator of parametric partial differential equations with physics-informed DeepONets </w:t>
+        <w:t xml:space="preserve">[49] Sifan Wang, Hanwen Wang, Paris G. Perdikaris (2021). Learning the solution operator of parametric partial differential equations with physics-informed DeepONets </w:t>
       </w:r>
       <w:r>
         <w:rPr>
@@ -11572,10 +12347,11 @@
     </w:p>
     <w:p>
       <w:pPr>
-        <w:pStyle w:val="ListNumber"/>
+        <w:spacing w:after="60"/>
+        <w:ind w:left="605" w:hanging="605"/>
       </w:pPr>
       <w:r>
-        <w:t xml:space="preserve">Hwijae Son (2025). ELM-DeepONets: Backpropagation-Free Training of Deep Operator Networks via Extreme Learning Machines </w:t>
+        <w:t xml:space="preserve">[50] Hwijae Son (2025). ELM-DeepONets: Backpropagation-Free Training of Deep Operator Networks via Extreme Learning Machines </w:t>
       </w:r>
       <w:r>
         <w:rPr>
@@ -11589,10 +12365,11 @@
     </w:p>
     <w:p>
       <w:pPr>
-        <w:pStyle w:val="ListNumber"/>
+        <w:spacing w:after="60"/>
+        <w:ind w:left="605" w:hanging="605"/>
       </w:pPr>
       <w:r>
-        <w:t xml:space="preserve">Qiuying Ma, Xinghan Jiang, Xinlong Guo, et al. (2025). Layer-Interaction DeepONet for Modeling Ultrafast Nonlinear Dynamics in Optical Fibers </w:t>
+        <w:t xml:space="preserve">[51] Qiuying Ma, Xinghan Jiang, Xinlong Guo, et al. (2025). Layer-Interaction DeepONet for Modeling Ultrafast Nonlinear Dynamics in Optical Fibers </w:t>
       </w:r>
       <w:r>
         <w:rPr>
@@ -11606,10 +12383,11 @@
     </w:p>
     <w:p>
       <w:pPr>
-        <w:pStyle w:val="ListNumber"/>
+        <w:spacing w:after="60"/>
+        <w:ind w:left="605" w:hanging="605"/>
       </w:pPr>
       <w:r>
-        <w:t xml:space="preserve">Samuel Lanthaler, Zongyi Li, Andrew M. Stuart (2025). Nonlocality and Nonlinearity Implies Universality in Operator Learning </w:t>
+        <w:t xml:space="preserve">[52] Samuel Lanthaler, Zongyi Li, Andrew M. Stuart (2025). Nonlocality and Nonlinearity Implies Universality in Operator Learning </w:t>
       </w:r>
       <w:r>
         <w:rPr>
@@ -11623,10 +12401,11 @@
     </w:p>
     <w:p>
       <w:pPr>
-        <w:pStyle w:val="ListNumber"/>
+        <w:spacing w:after="60"/>
+        <w:ind w:left="605" w:hanging="605"/>
       </w:pPr>
       <w:r>
-        <w:t xml:space="preserve">Yongjin Choi, Chenying Liu, Jorge Macedo (2026). Operator learning for consolidation: An architectural comparison for DeepONet variants </w:t>
+        <w:t xml:space="preserve">[53] Yongjin Choi, Chenying Liu, Jorge Macedo (2026). Operator learning for consolidation: An architectural comparison for DeepONet variants </w:t>
       </w:r>
       <w:r>
         <w:rPr>
@@ -11640,10 +12419,11 @@
     </w:p>
     <w:p>
       <w:pPr>
-        <w:pStyle w:val="ListNumber"/>
+        <w:spacing w:after="60"/>
+        <w:ind w:left="605" w:hanging="605"/>
       </w:pPr>
       <w:r>
-        <w:t xml:space="preserve">Hailong Sheng, Yulin Xie, Chao Yang (2025). XFNO: Extended Fourier neural operator for solving parametric partial differential equations on general geometries </w:t>
+        <w:t xml:space="preserve">[54] Hailong Sheng, Yulin Xie, Chao Yang (2025). XFNO: Extended Fourier neural operator for solving parametric partial differential equations on general geometries </w:t>
       </w:r>
       <w:r>
         <w:rPr>
@@ -11657,10 +12437,11 @@
     </w:p>
     <w:p>
       <w:pPr>
-        <w:pStyle w:val="ListNumber"/>
+        <w:spacing w:after="60"/>
+        <w:ind w:left="605" w:hanging="605"/>
       </w:pPr>
       <w:r>
-        <w:t xml:space="preserve">Kai Qi, Jian Sun (2024). Gabor-Filtered Fourier Neural Operator for solving Partial Differential Equations </w:t>
+        <w:t xml:space="preserve">[55] Kai Qi, Jian Sun (2024). Gabor-Filtered Fourier Neural Operator for solving Partial Differential Equations </w:t>
       </w:r>
       <w:r>
         <w:rPr>
@@ -11674,10 +12455,11 @@
     </w:p>
     <w:p>
       <w:pPr>
-        <w:pStyle w:val="ListNumber"/>
+        <w:spacing w:after="60"/>
+        <w:ind w:left="605" w:hanging="605"/>
       </w:pPr>
       <w:r>
-        <w:t xml:space="preserve">Kangjie Li, Wenjing Ye (2025). D-FNO: A decomposed Fourier neural operator for large-scale parametric partial differential equations </w:t>
+        <w:t xml:space="preserve">[56] Kangjie Li, Wenjing Ye (2025). D-FNO: A decomposed Fourier neural operator for large-scale parametric partial differential equations </w:t>
       </w:r>
       <w:r>
         <w:rPr>
@@ -11691,10 +12473,11 @@
     </w:p>
     <w:p>
       <w:pPr>
-        <w:pStyle w:val="ListNumber"/>
+        <w:spacing w:after="60"/>
+        <w:ind w:left="605" w:hanging="605"/>
       </w:pPr>
       <w:r>
-        <w:t xml:space="preserve">(2024). Physics-informed fourier neural operators: A machine learning method for parametric partial differential equations </w:t>
+        <w:t xml:space="preserve">[57] Zhang, Tao, Xiao, Hui, Ghosh, Debdulal (2025). Physics-informed fourier neural operators: A machine learning method for parametric partial differential equations </w:t>
       </w:r>
       <w:r>
         <w:rPr>
@@ -11703,15 +12486,16 @@
         <w:t>Journal of Nonlinear and Variational Analysis</w:t>
       </w:r>
       <w:r>
-        <w:t>. doi:10.23952/jnva.9.2025.1.04</w:t>
+        <w:t xml:space="preserve"> 9(1), 45–64. doi:10.23952/jnva.9.2025.1.04</w:t>
       </w:r>
     </w:p>
     <w:p>
       <w:pPr>
-        <w:pStyle w:val="ListNumber"/>
+        <w:spacing w:after="60"/>
+        <w:ind w:left="605" w:hanging="605"/>
       </w:pPr>
       <w:r>
-        <w:t xml:space="preserve">Zongyi Li, Hongkai Zheng, Nikola Kovachki, et al. (2024). Physics-Informed Neural Operator for Learning Partial Differential Equations </w:t>
+        <w:t xml:space="preserve">[58] Zongyi Li, Hongkai Zheng, Nikola Kovachki, et al. (2024). Physics-Informed Neural Operator for Learning Partial Differential Equations </w:t>
       </w:r>
       <w:r>
         <w:rPr>
@@ -11725,10 +12509,11 @@
     </w:p>
     <w:p>
       <w:pPr>
-        <w:pStyle w:val="ListNumber"/>
+        <w:spacing w:after="60"/>
+        <w:ind w:left="605" w:hanging="605"/>
       </w:pPr>
       <w:r>
-        <w:t xml:space="preserve">Hugo Melchers, Joost Prins, Michael Abdelmalik (2026). Neural Green’s operators for parametric partial differential equations </w:t>
+        <w:t xml:space="preserve">[59] Hugo Melchers, Joost Prins, Michael Abdelmalik (2026). Neural Green’s operators for parametric partial differential equations </w:t>
       </w:r>
       <w:r>
         <w:rPr>
@@ -11742,10 +12527,11 @@
     </w:p>
     <w:p>
       <w:pPr>
-        <w:pStyle w:val="ListNumber"/>
+        <w:spacing w:after="60"/>
+        <w:ind w:left="605" w:hanging="605"/>
       </w:pPr>
       <w:r>
-        <w:t xml:space="preserve">Muhammad Tahir Rafiq, Ghazala Rafiq, Ho-Youl Jung, et al. (2022). SSNO: Spatio-Spectral Neural Operator for Functional Space Learning of Partial Differential Equations </w:t>
+        <w:t xml:space="preserve">[60] Muhammad Tahir Rafiq, Ghazala Rafiq, Ho-Youl Jung, et al. (2022). SSNO: Spatio-Spectral Neural Operator for Functional Space Learning of Partial Differential Equations </w:t>
       </w:r>
       <w:r>
         <w:rPr>

--- a/manuscript/Manuscript_PINO_clean.docx
+++ b/manuscript/Manuscript_PINO_clean.docx
@@ -285,7 +285,7 @@
         </m:r>
       </m:oMath>
       <w:r>
-        <w:t>), a Fisher analysis proves fixed wall charge unidentifiable from symmetric-electrolyte conductance alone (</w:t>
+        <w:t>), a Fisher analysis proves fixed wall charge unidentifiable for symmetric binary electrolytes with nearly equal ionic diffusivities, such as KCl, from conductance alone (</w:t>
       </w:r>
       <m:oMath xmlns:a="http://schemas.openxmlformats.org/drawingml/2006/main" xmlns:pic="http://schemas.openxmlformats.org/drawingml/2006/picture">
         <m:r>
@@ -330,7 +330,7 @@
         </m:sSup>
       </m:oMath>
       <w:r>
-        <w:t>) and shows that a near-wall Donnan selectivity observable collapses the conditioning by ten orders of magnitude, recovering radius and charge below 0.3%. A four-way constraint benchmark, a physics-weight sweep, and an out-of-distribution error decomposition isolate the design choices. The package is deployed in browser and Gradio interfaces with a live reference solver.</w:t>
+        <w:t>), and a near-wall Donnan selectivity observable collapses the conditioning by ten orders, recovering radius and charge below 0.3%. Unequal diffusivities add a linear but still ill-conditioned charge channel. A four-way constraint benchmark, a physics-weight sweep, and an out-of-distribution error decomposition isolate the design choices. The package is deployed in browser and Gradio interfaces with a live reference solver.</w:t>
       </w:r>
     </w:p>
     <w:p>
@@ -390,6 +390,17 @@
       </w:r>
       <w:r>
         <w:t xml:space="preserve"> https://github.com/Javad-Alizargar/nanopore-pino-surrogate</w:t>
+      </w:r>
+    </w:p>
+    <w:p>
+      <w:r>
+        <w:rPr>
+          <w:b/>
+        </w:rPr>
+        <w:t>Permanent archive DOI:</w:t>
+      </w:r>
+      <w:r>
+        <w:t xml:space="preserve"> https://doi.org/10.5281/zenodo.23487404</w:t>
       </w:r>
     </w:p>
     <w:p>
@@ -5421,7 +5432,7 @@
         </m:r>
       </m:oMath>
       <w:r>
-        <w:t xml:space="preserve">, together with the mean absolute current error in pA. The current is computed from the predicted fields with the same Scharfetter–Gummel face-flux formula used by the reference solver, so current errors include both field errors and post-processing consistency. All reported means are averages over the three seeds, and spreads are reported as standard deviations in Supplementary Table S5 and in the per-state error distributions presented in Section 3.4. Extended accuracy metrics and residual diagnostics are collected in Supplementary Table S6. The manuscript reports 3–4 significant figures in the narrative and in the supplementary tables; full machine-precision values are archived in </w:t>
+        <w:t xml:space="preserve">, together with the mean absolute current error in pA. The current is computed from the predicted fields with the same Scharfetter–Gummel face-flux formula used by the reference solver, so current errors include both field errors and post-processing consistency. All reported means are averages over the three seeds, and spreads are reported as standard deviations in Supplementary Table S5 and in the per-state error distributions presented in Section 3.4. Extended accuracy metrics and residual diagnostics are collected in Supplementary Table S6. A cross-reference index (Supplementary Table S7) maps every figure, table, and archived artifact to its source file. The manuscript reports 3–4 significant figures in the narrative and in the supplementary tables; full machine-precision values are archived in </w:t>
       </w:r>
       <w:r>
         <w:rPr>
@@ -5441,7 +5452,7 @@
         <w:t>results/tables/*.csv</w:t>
       </w:r>
       <w:r>
-        <w:t>, and the complete tabulated breakdowns appear in Supplementary Tables S1, S2, S4–S14. Supplementary Table S14 cross-references every figure, supplementary table, and archived artifact to its source file.</w:t>
+        <w:t>.</w:t>
       </w:r>
     </w:p>
     <w:p>
@@ -5486,7 +5497,7 @@
         </m:sSup>
       </m:oMath>
       <w:r>
-        <w:t>. The DeepONet is served (i) in a static browser simulator with a JavaScript evaluator and an optional in-browser SG/FV solve and (ii) in a Gradio application with operator-versus-reference comparison. Supplementary Table S13 lists the deployment and parity checks, including the browser-bundle size, the JavaScript-versus-reference agreement, and the DOM test results.</w:t>
+        <w:t>. The DeepONet is served (i) in a static browser simulator with a JavaScript evaluator and an optional in-browser SG/FV solve and (ii) in a Gradio application with operator-versus-reference comparison. Supplementary Table S8 lists the deployment and parity checks, including the browser-bundle size, the JavaScript-versus-reference agreement, and the DOM test results.</w:t>
       </w:r>
     </w:p>
     <w:p>
@@ -6149,7 +6160,7 @@
         </m:r>
       </m:oMath>
       <w:r>
-        <w:t xml:space="preserve"> point carries no current information. The results are reported in Section 3.9 and Supplementary Table S15, and visualized in the identifiability and inverse-recovery panels of Figures 3 and 6.</w:t>
+        <w:t xml:space="preserve"> point carries no current information. The results are reported in Section 3.9 and Supplementary Table S9, and visualized in the identifiability and inverse-recovery panels of Figures 3 and 6.</w:t>
       </w:r>
     </w:p>
     <w:p>
@@ -6550,61 +6561,257 @@
         <w:pStyle w:val="Heading3"/>
       </w:pPr>
       <w:r>
-        <w:t>3.2 Benchmark state versus a fixed-state DA-PINN</w:t>
+        <w:t>3.2 Field reconstruction and selectivity observable validation</w:t>
       </w:r>
     </w:p>
     <w:p>
       <w:r>
-        <w:t xml:space="preserve">Supplementary Table S7 compares the operators with the previously reported fixed-state discontinuous-Galerkin DA-PINN (COMPHY-D-26-00857) on the benchmark state. The DeepONet reaches potential and current relative </w:t>
+        <w:t xml:space="preserve">Figure 2 resolves the held-out benchmark state (index 144) panel by panel. The operator reconstructs the potential </w:t>
       </w:r>
       <m:oMath xmlns:a="http://schemas.openxmlformats.org/drawingml/2006/main" xmlns:pic="http://schemas.openxmlformats.org/drawingml/2006/picture">
         <m:sSub>
           <m:e>
             <m:r>
-              <m:t>L</m:t>
+              <m:t>ψ</m:t>
             </m:r>
           </m:e>
           <m:sub>
             <m:r>
-              <m:t>2</m:t>
+              <m:t>θ</m:t>
             </m:r>
           </m:sub>
         </m:sSub>
       </m:oMath>
       <w:r>
-        <w:t xml:space="preserve"> errors of 0.0001485 and 0.0005587, versus 0.000382 and 0.00102 for the DA-PINN, i.e., 2.57-fold and 1.83-fold better while never having seen the state; its net-charge error is 0.09363 versus 0.145. This is an accuracy-per-training-cost comparison, not a claim of superiority: the DA-PINN was trained on that state, whereas the operator amortizes training over the whole parameter family and reduces the marginal cost of the next state from roughly 500 s of retraining to 0.072 ms of inference. The comparison also has a validation role. At the 15 inversion operating points and three salt concentrations, the operator reproduces the exact SG/FV near-wall Donnan selectivity </w:t>
+        <w:t xml:space="preserve"> (Figure 2A) and cation concentration </w:t>
       </w:r>
       <m:oMath xmlns:a="http://schemas.openxmlformats.org/drawingml/2006/main" xmlns:pic="http://schemas.openxmlformats.org/drawingml/2006/picture">
+        <m:sSubSup>
+          <m:e>
+            <m:r>
+              <m:t>c</m:t>
+            </m:r>
+          </m:e>
+          <m:sub>
+            <m:r>
+              <m:rPr>
+                <m:sty m:val="p"/>
+              </m:rPr>
+              <m:t>+</m:t>
+            </m:r>
+          </m:sub>
+          <m:sup>
+            <m:r>
+              <m:t>θ</m:t>
+            </m:r>
+          </m:sup>
+        </m:sSubSup>
+      </m:oMath>
+      <w:r>
+        <w:t xml:space="preserve"> (Figure 2B) smoothly and symmetrically about the axis, with the potential dropping along the pore and the cation layer accumulating against the negatively charged wall. The net charge </w:t>
+      </w:r>
+      <m:oMath xmlns:a="http://schemas.openxmlformats.org/drawingml/2006/main" xmlns:pic="http://schemas.openxmlformats.org/drawingml/2006/picture">
+        <m:sSub>
+          <m:e>
+            <m:r>
+              <m:t>ρ</m:t>
+            </m:r>
+          </m:e>
+          <m:sub>
+            <m:r>
+              <m:t>θ</m:t>
+            </m:r>
+          </m:sub>
+        </m:sSub>
+      </m:oMath>
+      <w:r>
+        <w:t xml:space="preserve"> (Figure 2C) is depleted in the core and enriched in the wall layer. The absolute errors in potential and net charge (Figure 2D,E) remain localized to the reservoir transitions and the wall layer rather than accumulating in the interior, and the axial current profile (Figure 2F) follows the reference to within the line width over most of the pore. A full comparison with a state-specialized DA-PINN, which requires roughly 500 s of retraining per state, is archived in Supplementary Table S10 for context; on this unseen state the operator reaches 0.0001485 potential and 0.0005587 current relative </w:t>
+      </w:r>
+      <m:oMath xmlns:a="http://schemas.openxmlformats.org/drawingml/2006/main" xmlns:pic="http://schemas.openxmlformats.org/drawingml/2006/picture">
+        <m:sSub>
+          <m:e>
+            <m:r>
+              <m:t>L</m:t>
+            </m:r>
+          </m:e>
+          <m:sub>
+            <m:r>
+              <m:t>2</m:t>
+            </m:r>
+          </m:sub>
+        </m:sSub>
+      </m:oMath>
+      <w:r>
+        <w:t xml:space="preserve"> error.</w:t>
+      </w:r>
+    </w:p>
+    <w:p>
+      <w:r>
+        <w:t xml:space="preserve">The same fields carry the observable used for identifiability. At the 15 inversion operating points and three salt concentrations, the operator reproduces the exact SG/FV near-wall Donnan selectivity </w:t>
+      </w:r>
+      <m:oMath xmlns:a="http://schemas.openxmlformats.org/drawingml/2006/main" xmlns:pic="http://schemas.openxmlformats.org/drawingml/2006/picture">
         <m:r>
           <m:t>S</m:t>
         </m:r>
-      </m:oMath>
-      <w:r>
-        <w:t xml:space="preserve"> with a median absolute error of </w:t>
-      </w:r>
-      <m:oMath xmlns:a="http://schemas.openxmlformats.org/drawingml/2006/main" xmlns:pic="http://schemas.openxmlformats.org/drawingml/2006/picture">
-        <m:r>
-          <m:t>1.2</m:t>
-        </m:r>
-        <m:r>
-          <m:rPr>
-            <m:sty m:val="p"/>
-          </m:rPr>
-          <m:t>×</m:t>
-        </m:r>
-        <m:sSup>
+        <m:r>
+          <m:rPr>
+            <m:sty m:val="p"/>
+          </m:rPr>
+          <m:t>=</m:t>
+        </m:r>
+        <m:r>
+          <m:rPr>
+            <m:sty m:val="p"/>
+          </m:rPr>
+          <m:t>(</m:t>
+        </m:r>
+        <m:sSub>
           <m:e>
             <m:r>
-              <m:t>10</m:t>
+              <m:t>c</m:t>
             </m:r>
           </m:e>
-          <m:sup>
+          <m:sub>
+            <m:r>
+              <m:rPr>
+                <m:sty m:val="p"/>
+              </m:rPr>
+              <m:t>+</m:t>
+            </m:r>
+          </m:sub>
+        </m:sSub>
+        <m:r>
+          <m:rPr>
+            <m:sty m:val="p"/>
+          </m:rPr>
+          <m:t>−</m:t>
+        </m:r>
+        <m:sSub>
+          <m:e>
+            <m:r>
+              <m:t>c</m:t>
+            </m:r>
+          </m:e>
+          <m:sub>
             <m:r>
               <m:rPr>
                 <m:sty m:val="p"/>
               </m:rPr>
               <m:t>−</m:t>
             </m:r>
+          </m:sub>
+        </m:sSub>
+        <m:r>
+          <m:rPr>
+            <m:sty m:val="p"/>
+          </m:rPr>
+          <m:t>)</m:t>
+        </m:r>
+        <m:r>
+          <m:rPr>
+            <m:sty m:val="p"/>
+          </m:rPr>
+          <m:t>/</m:t>
+        </m:r>
+        <m:r>
+          <m:rPr>
+            <m:sty m:val="p"/>
+          </m:rPr>
+          <m:t>(</m:t>
+        </m:r>
+        <m:sSub>
+          <m:e>
+            <m:r>
+              <m:t>c</m:t>
+            </m:r>
+          </m:e>
+          <m:sub>
+            <m:r>
+              <m:rPr>
+                <m:sty m:val="p"/>
+              </m:rPr>
+              <m:t>+</m:t>
+            </m:r>
+          </m:sub>
+        </m:sSub>
+        <m:r>
+          <m:rPr>
+            <m:sty m:val="p"/>
+          </m:rPr>
+          <m:t>+</m:t>
+        </m:r>
+        <m:sSub>
+          <m:e>
+            <m:r>
+              <m:t>c</m:t>
+            </m:r>
+          </m:e>
+          <m:sub>
+            <m:r>
+              <m:rPr>
+                <m:sty m:val="p"/>
+              </m:rPr>
+              <m:t>−</m:t>
+            </m:r>
+          </m:sub>
+        </m:sSub>
+        <m:r>
+          <m:rPr>
+            <m:sty m:val="p"/>
+          </m:rPr>
+          <m:t>)</m:t>
+        </m:r>
+        <m:sSub>
+          <m:e>
+            <m:r>
+              <m:rPr>
+                <m:sty m:val="p"/>
+              </m:rPr>
+              <m:t>|</m:t>
+            </m:r>
+          </m:e>
+          <m:sub>
+            <m:r>
+              <m:t>r</m:t>
+            </m:r>
+            <m:r>
+              <m:rPr>
+                <m:sty m:val="p"/>
+              </m:rPr>
+              <m:t>=</m:t>
+            </m:r>
+            <m:r>
+              <m:t>1</m:t>
+            </m:r>
+          </m:sub>
+        </m:sSub>
+      </m:oMath>
+      <w:r>
+        <w:t xml:space="preserve"> with a median absolute error of </w:t>
+      </w:r>
+      <m:oMath xmlns:a="http://schemas.openxmlformats.org/drawingml/2006/main" xmlns:pic="http://schemas.openxmlformats.org/drawingml/2006/picture">
+        <m:r>
+          <m:t>1.2</m:t>
+        </m:r>
+        <m:r>
+          <m:rPr>
+            <m:sty m:val="p"/>
+          </m:rPr>
+          <m:t>×</m:t>
+        </m:r>
+        <m:sSup>
+          <m:e>
+            <m:r>
+              <m:t>10</m:t>
+            </m:r>
+          </m:e>
+          <m:sup>
+            <m:r>
+              <m:rPr>
+                <m:sty m:val="p"/>
+              </m:rPr>
+              <m:t>−</m:t>
+            </m:r>
             <m:r>
               <m:t>4</m:t>
             </m:r>
@@ -6787,71 +6994,7 @@
         </m:r>
       </m:oMath>
       <w:r>
-        <w:t xml:space="preserve"> agrees to 3%. These numbers validate the concentration field used in the identifiability analysis rather than only the current.</w:t>
-      </w:r>
-    </w:p>
-    <w:p>
-      <w:r>
-        <w:t xml:space="preserve">Figure 2 resolves this single out-of-sample operating point panel by panel. Figure 2A shows the predicted potential </w:t>
-      </w:r>
-      <m:oMath xmlns:a="http://schemas.openxmlformats.org/drawingml/2006/main" xmlns:pic="http://schemas.openxmlformats.org/drawingml/2006/picture">
-        <m:sSub>
-          <m:e>
-            <m:r>
-              <m:t>ψ</m:t>
-            </m:r>
-          </m:e>
-          <m:sub>
-            <m:r>
-              <m:t>θ</m:t>
-            </m:r>
-          </m:sub>
-        </m:sSub>
-      </m:oMath>
-      <w:r>
-        <w:t xml:space="preserve"> and Figure 2B the predicted cation concentration </w:t>
-      </w:r>
-      <m:oMath xmlns:a="http://schemas.openxmlformats.org/drawingml/2006/main" xmlns:pic="http://schemas.openxmlformats.org/drawingml/2006/picture">
-        <m:sSubSup>
-          <m:e>
-            <m:r>
-              <m:t>c</m:t>
-            </m:r>
-          </m:e>
-          <m:sub>
-            <m:r>
-              <m:rPr>
-                <m:sty m:val="p"/>
-              </m:rPr>
-              <m:t>+</m:t>
-            </m:r>
-          </m:sub>
-          <m:sup>
-            <m:r>
-              <m:t>θ</m:t>
-            </m:r>
-          </m:sup>
-        </m:sSubSup>
-      </m:oMath>
-      <w:r>
-        <w:t xml:space="preserve">; both are smooth and symmetric about the pore axis, with the potential dropping along the axis and the cation layer accumulating against the negatively charged wall. Figure 2C shows the resulting net charge </w:t>
-      </w:r>
-      <m:oMath xmlns:a="http://schemas.openxmlformats.org/drawingml/2006/main" xmlns:pic="http://schemas.openxmlformats.org/drawingml/2006/picture">
-        <m:sSub>
-          <m:e>
-            <m:r>
-              <m:t>ρ</m:t>
-            </m:r>
-          </m:e>
-          <m:sub>
-            <m:r>
-              <m:t>θ</m:t>
-            </m:r>
-          </m:sub>
-        </m:sSub>
-      </m:oMath>
-      <w:r>
-        <w:t>, which is depleted in the pore core and enriched in the thin wall layer. Figure 2D and Figure 2E map the absolute error in potential and net charge against the SG/FV reference; both errors remain localized to the reservoir transitions and the wall layer rather than accumulating in the interior. Figure 2F plots the axial current profile for the reference, the DeepONet, the FNO, and the prior fixed-state DA-PINN, and the DeepONet curve follows the reference to within the line width over most of the pore, with the largest deviations near the reservoir transitions, consistent with the error maps. The full numerical comparison underlying these panels is collected in Supplementary Table S7.</w:t>
+        <w:t xml:space="preserve"> agrees to 3%. These numbers validate the concentration field used for protocol design, not only the current.</w:t>
       </w:r>
     </w:p>
     <w:p>
@@ -7331,12 +7474,20 @@
         </m:r>
       </m:oMath>
       <w:r>
-        <w:t>. The mean absolute current error is 0.08031 pA. The FNO attains 0.005495, 0.001641, 0.0931, and 0.008511, respectively, with a mean absolute current error of 0.6746 pA. The DeepONet is therefore 6.16-fold more accurate for potential, 2.26-fold for cation concentration, 1.13-fold for net charge, and 7.79-fold for current.</w:t>
+        <w:t xml:space="preserve"> (mean absolute current error 0.08031 pA). The FNO attains 0.005495, 0.001641, 0.0931, and 0.008511 (0.6746 pA), so the DeepONet is 6.16-fold, 2.26-fold, 1.13-fold and 7.79-fold more accurate, respectively.</w:t>
       </w:r>
     </w:p>
     <w:p>
       <w:r>
-        <w:t xml:space="preserve">The net-charge metric is the most sensitive to the output parameterization. With direct concentration outputs, the interp-test net-charge error rises to 0.7116 for the DeepONet and 0.9578 for the FNO; the charge-balanced parameterization reduces these to 0.08248 and 0.0931, i.e., by 8.63-fold and 10.29-fold. This is the cancellation mechanism: when </w:t>
+        <w:t xml:space="preserve">The net-charge metric is the most sensitive to the output parameterization. Direct concentration outputs give interp-test </w:t>
+      </w:r>
+      <m:oMath xmlns:a="http://schemas.openxmlformats.org/drawingml/2006/main" xmlns:pic="http://schemas.openxmlformats.org/drawingml/2006/picture">
+        <m:r>
+          <m:t>ρ</m:t>
+        </m:r>
+      </m:oMath>
+      <w:r>
+        <w:t xml:space="preserve"> errors of 0.7116 (DeepONet) and 0.9578 (FNO); the charge-balanced parameterization reduces them to 0.08248 and 0.0931, i.e. 8.63-fold and 10.29-fold. The reason is subtractive cancellation: independent </w:t>
       </w:r>
       <m:oMath xmlns:a="http://schemas.openxmlformats.org/drawingml/2006/main" xmlns:pic="http://schemas.openxmlformats.org/drawingml/2006/picture">
         <m:sSub>
@@ -7376,119 +7527,57 @@
         </m:sSub>
       </m:oMath>
       <w:r>
-        <w:t xml:space="preserve"> are predicted independently, small relative errors in each field produce a large relative error in their difference, especially in the weakly charged states where </w:t>
+        <w:t xml:space="preserve"> errors are amplified in their small difference, whereas predicting </w:t>
       </w:r>
       <m:oMath xmlns:a="http://schemas.openxmlformats.org/drawingml/2006/main" xmlns:pic="http://schemas.openxmlformats.org/drawingml/2006/picture">
         <m:r>
+          <m:t>s</m:t>
+        </m:r>
+      </m:oMath>
+      <w:r>
+        <w:t xml:space="preserve"> and </w:t>
+      </w:r>
+      <m:oMath xmlns:a="http://schemas.openxmlformats.org/drawingml/2006/main" xmlns:pic="http://schemas.openxmlformats.org/drawingml/2006/picture">
+        <m:r>
           <m:t>ρ</m:t>
         </m:r>
       </m:oMath>
       <w:r>
-        <w:t xml:space="preserve"> is small. Predicting </w:t>
+        <w:t xml:space="preserve"> removes that cancellation. The four-way benchmark (Figure 3A,B; Supplementary Table S11) shows that this decoupling, shared by the algebraic projection and the hyperbolic map, is the dominant driver: both reduce the error about 4.5-fold relative to direct outputs, and their mutual difference (</w:t>
       </w:r>
       <m:oMath xmlns:a="http://schemas.openxmlformats.org/drawingml/2006/main" xmlns:pic="http://schemas.openxmlformats.org/drawingml/2006/picture">
         <m:r>
-          <m:t>s</m:t>
+          <m:t>0.201</m:t>
+        </m:r>
+        <m:r>
+          <m:rPr>
+            <m:sty m:val="p"/>
+          </m:rPr>
+          <m:t>±</m:t>
+        </m:r>
+        <m:r>
+          <m:t>0.021</m:t>
         </m:r>
       </m:oMath>
       <w:r>
-        <w:t xml:space="preserve"> and </w:t>
+        <w:t xml:space="preserve"> versus </w:t>
       </w:r>
       <m:oMath xmlns:a="http://schemas.openxmlformats.org/drawingml/2006/main" xmlns:pic="http://schemas.openxmlformats.org/drawingml/2006/picture">
         <m:r>
-          <m:t>ρ</m:t>
+          <m:t>0.207</m:t>
+        </m:r>
+        <m:r>
+          <m:rPr>
+            <m:sty m:val="p"/>
+          </m:rPr>
+          <m:t>±</m:t>
+        </m:r>
+        <m:r>
+          <m:t>0.015</m:t>
         </m:r>
       </m:oMath>
       <w:r>
-        <w:t xml:space="preserve"> and reconstructing </w:t>
-      </w:r>
-      <m:oMath xmlns:a="http://schemas.openxmlformats.org/drawingml/2006/main" xmlns:pic="http://schemas.openxmlformats.org/drawingml/2006/picture">
-        <m:sSub>
-          <m:e>
-            <m:r>
-              <m:t>c</m:t>
-            </m:r>
-          </m:e>
-          <m:sub>
-            <m:r>
-              <m:rPr>
-                <m:sty m:val="p"/>
-              </m:rPr>
-              <m:t>±</m:t>
-            </m:r>
-          </m:sub>
-        </m:sSub>
-      </m:oMath>
-      <w:r>
-        <w:t xml:space="preserve"> removes that cancellation. The four-way benchmark in Figure 3A shows that this decoupling, shared by the algebraic projection and the hyperbolic map, is the dominant methodological driver: both reduce the error about 4.5-fold relative to direct outputs, and their mutual difference (0.201 versus 0.207) is within seed noise. Figure 3 makes the mechanism concrete. Figure 3A compares four constraint schemes trained on the identical PI-DeepONet backbone with three seeds: direct concentration outputs, a soft charge penalty (ten times a mean-squared charge mismatch), a linear orthogonal projection with a Softplus positivity map, and the hyperbolic reparameterization used here (Supplementary Table S16). The reparameterization and the linear projection are statistically indistinguishable in accuracy (interp-test net-charge error </w:t>
-      </w:r>
-      <m:oMath xmlns:a="http://schemas.openxmlformats.org/drawingml/2006/main" xmlns:pic="http://schemas.openxmlformats.org/drawingml/2006/picture">
-        <m:r>
-          <m:t>0.207</m:t>
-        </m:r>
-        <m:r>
-          <m:rPr>
-            <m:sty m:val="p"/>
-          </m:rPr>
-          <m:t>±</m:t>
-        </m:r>
-        <m:r>
-          <m:t>0.015</m:t>
-        </m:r>
-      </m:oMath>
-      <w:r>
-        <w:t xml:space="preserve"> versus </w:t>
-      </w:r>
-      <m:oMath xmlns:a="http://schemas.openxmlformats.org/drawingml/2006/main" xmlns:pic="http://schemas.openxmlformats.org/drawingml/2006/picture">
-        <m:r>
-          <m:t>0.201</m:t>
-        </m:r>
-        <m:r>
-          <m:rPr>
-            <m:sty m:val="p"/>
-          </m:rPr>
-          <m:t>±</m:t>
-        </m:r>
-        <m:r>
-          <m:t>0.021</m:t>
-        </m:r>
-      </m:oMath>
-      <w:r>
-        <w:t>; OOD 0.258 versus 0.260), and both reduce the error about 4.5-fold relative to direct outputs (</w:t>
-      </w:r>
-      <m:oMath xmlns:a="http://schemas.openxmlformats.org/drawingml/2006/main" xmlns:pic="http://schemas.openxmlformats.org/drawingml/2006/picture">
-        <m:r>
-          <m:t>0.933</m:t>
-        </m:r>
-        <m:r>
-          <m:rPr>
-            <m:sty m:val="p"/>
-          </m:rPr>
-          <m:t>±</m:t>
-        </m:r>
-        <m:r>
-          <m:t>0.008</m:t>
-        </m:r>
-      </m:oMath>
-      <w:r>
-        <w:t>). The soft penalty improves on direct outputs (</w:t>
-      </w:r>
-      <m:oMath xmlns:a="http://schemas.openxmlformats.org/drawingml/2006/main" xmlns:pic="http://schemas.openxmlformats.org/drawingml/2006/picture">
-        <m:r>
-          <m:t>0.411</m:t>
-        </m:r>
-        <m:r>
-          <m:rPr>
-            <m:sty m:val="p"/>
-          </m:rPr>
-          <m:t>±</m:t>
-        </m:r>
-        <m:r>
-          <m:t>0.187</m:t>
-        </m:r>
-      </m:oMath>
-      <w:r>
-        <w:t xml:space="preserve">) but is unstable across seeds. Because the two accurate schemes are statistically indistinguishable, the choice is made on structural grounds. The linear projection with Softplus clipping leaves a charge-identity mismatch of </w:t>
+        <w:t xml:space="preserve">) is within seed noise. Because they are statistically indistinguishable, the choice is structural. The linear projection leaves a charge-identity mismatch of </w:t>
       </w:r>
       <m:oMath xmlns:a="http://schemas.openxmlformats.org/drawingml/2006/main" xmlns:pic="http://schemas.openxmlformats.org/drawingml/2006/picture">
         <m:r>
@@ -7520,69 +7609,7 @@
         </m:sSup>
       </m:oMath>
       <w:r>
-        <w:t xml:space="preserve"> at these mild states, and its raw reconstruction </w:t>
-      </w:r>
-      <m:oMath xmlns:a="http://schemas.openxmlformats.org/drawingml/2006/main" xmlns:pic="http://schemas.openxmlformats.org/drawingml/2006/picture">
-        <m:f>
-          <m:fPr>
-            <m:type m:val="lin"/>
-          </m:fPr>
-          <m:num>
-            <m:r>
-              <m:t>1</m:t>
-            </m:r>
-          </m:num>
-          <m:den>
-            <m:r>
-              <m:t>2</m:t>
-            </m:r>
-          </m:den>
-        </m:f>
-        <m:r>
-          <m:rPr>
-            <m:sty m:val="p"/>
-          </m:rPr>
-          <m:t>(</m:t>
-        </m:r>
-        <m:r>
-          <m:rPr>
-            <m:sty m:val="p"/>
-          </m:rPr>
-          <m:t>Σ</m:t>
-        </m:r>
-        <m:r>
-          <m:t>c</m:t>
-        </m:r>
-        <m:r>
-          <m:rPr>
-            <m:sty m:val="p"/>
-          </m:rPr>
-          <m:t>−</m:t>
-        </m:r>
-        <m:r>
-          <m:rPr>
-            <m:sty m:val="p"/>
-          </m:rPr>
-          <m:t>|</m:t>
-        </m:r>
-        <m:r>
-          <m:t>ρ</m:t>
-        </m:r>
-        <m:r>
-          <m:rPr>
-            <m:sty m:val="p"/>
-          </m:rPr>
-          <m:t>|</m:t>
-        </m:r>
-        <m:r>
-          <m:rPr>
-            <m:sty m:val="p"/>
-          </m:rPr>
-          <m:t>)</m:t>
-        </m:r>
-      </m:oMath>
-      <w:r>
-        <w:t xml:space="preserve"> can become negative when co-ion exclusion is strong: on a physical latent grid 22% of points would be clipped, and the Softplus temperature introduces a bias </w:t>
+        <w:t xml:space="preserve"> and its raw reconstruction can become negative when co-ion exclusion is strong (22% of a physical latent grid would be clipped), with a Softplus bias </w:t>
       </w:r>
       <m:oMath xmlns:a="http://schemas.openxmlformats.org/drawingml/2006/main" xmlns:pic="http://schemas.openxmlformats.org/drawingml/2006/picture">
         <m:r>
@@ -7667,7 +7694,7 @@
         </m:r>
       </m:oMath>
       <w:r>
-        <w:t xml:space="preserve"> that also corrupts second derivatives in the residual. The hyperbolic reconstruction is parameter-free, exact to machine precision (</w:t>
+        <w:t>; the hyperbolic map is parameter-free, exact to machine precision (</w:t>
       </w:r>
       <m:oMath xmlns:a="http://schemas.openxmlformats.org/drawingml/2006/main" xmlns:pic="http://schemas.openxmlformats.org/drawingml/2006/picture">
         <m:r>
@@ -7699,7 +7726,7 @@
         </m:sSup>
       </m:oMath>
       <w:r>
-        <w:t xml:space="preserve">), and guarantees </w:t>
+        <w:t xml:space="preserve">) and guarantees </w:t>
       </w:r>
       <m:oMath xmlns:a="http://schemas.openxmlformats.org/drawingml/2006/main" xmlns:pic="http://schemas.openxmlformats.org/drawingml/2006/picture">
         <m:sSub>
@@ -7782,7 +7809,7 @@
         </m:r>
       </m:oMath>
       <w:r>
-        <w:t xml:space="preserve"> everywhere at the same accuracy and wall-gradient error. Figure 3C examines the complementary physics-loss ablation discussed in Section 3.8, and Figure 3D sweeps the physics weight: </w:t>
+        <w:t xml:space="preserve"> at the same accuracy. Figure 3C,D examines the physics-loss and physics-weight ablations (Supplementary Table S12); </w:t>
       </w:r>
       <m:oMath xmlns:a="http://schemas.openxmlformats.org/drawingml/2006/main" xmlns:pic="http://schemas.openxmlformats.org/drawingml/2006/picture">
         <m:sSub>
@@ -7844,378 +7871,7 @@
         </m:sSup>
       </m:oMath>
       <w:r>
-        <w:t xml:space="preserve"> minimizes both net-charge and wall-gradient error, while larger weights monotonically reduce the interior Poisson residual but degrade field accuracy, so </w:t>
-      </w:r>
-      <m:oMath xmlns:a="http://schemas.openxmlformats.org/drawingml/2006/main" xmlns:pic="http://schemas.openxmlformats.org/drawingml/2006/picture">
-        <m:sSup>
-          <m:e>
-            <m:r>
-              <m:t>10</m:t>
-            </m:r>
-          </m:e>
-          <m:sup>
-            <m:r>
-              <m:rPr>
-                <m:sty m:val="p"/>
-              </m:rPr>
-              <m:t>−</m:t>
-            </m:r>
-            <m:r>
-              <m:t>3</m:t>
-            </m:r>
-          </m:sup>
-        </m:sSup>
-      </m:oMath>
-      <w:r>
-        <w:t xml:space="preserve"> is the Pareto point (Supplementary Table S17).</w:t>
-      </w:r>
-    </w:p>
-    <w:p>
-      <w:r>
-        <w:t xml:space="preserve">Panels E and F of Figure 3 report the two architectural and identifiability studies. Figure 3E normalizes the interp-test net-charge and wall-gradient errors of six trunk variants to the plain MLP trunk (Supplementary Table S3). The plain MLP trunk gives the lowest net-charge error (0.0914), while the radial variants do not improve it (0.098–0.116) but reduce the wall-gradient error by about 7% (radial </w:t>
-      </w:r>
-      <m:oMath xmlns:a="http://schemas.openxmlformats.org/drawingml/2006/main" xmlns:pic="http://schemas.openxmlformats.org/drawingml/2006/picture">
-        <m:r>
-          <m:t>k</m:t>
-        </m:r>
-        <m:r>
-          <m:rPr>
-            <m:sty m:val="p"/>
-          </m:rPr>
-          <m:t>=</m:t>
-        </m:r>
-        <m:r>
-          <m:t>30</m:t>
-        </m:r>
-      </m:oMath>
-      <w:r>
-        <w:t xml:space="preserve">: </w:t>
-      </w:r>
-      <m:oMath xmlns:a="http://schemas.openxmlformats.org/drawingml/2006/main" xmlns:pic="http://schemas.openxmlformats.org/drawingml/2006/picture">
-        <m:r>
-          <m:t>4.83</m:t>
-        </m:r>
-        <m:r>
-          <m:rPr>
-            <m:sty m:val="p"/>
-          </m:rPr>
-          <m:t>×</m:t>
-        </m:r>
-        <m:sSup>
-          <m:e>
-            <m:r>
-              <m:t>10</m:t>
-            </m:r>
-          </m:e>
-          <m:sup>
-            <m:r>
-              <m:rPr>
-                <m:sty m:val="p"/>
-              </m:rPr>
-              <m:t>−</m:t>
-            </m:r>
-            <m:r>
-              <m:t>3</m:t>
-            </m:r>
-          </m:sup>
-        </m:sSup>
-      </m:oMath>
-      <w:r>
-        <w:t xml:space="preserve"> versus </w:t>
-      </w:r>
-      <m:oMath xmlns:a="http://schemas.openxmlformats.org/drawingml/2006/main" xmlns:pic="http://schemas.openxmlformats.org/drawingml/2006/picture">
-        <m:r>
-          <m:t>5.20</m:t>
-        </m:r>
-        <m:r>
-          <m:rPr>
-            <m:sty m:val="p"/>
-          </m:rPr>
-          <m:t>×</m:t>
-        </m:r>
-        <m:sSup>
-          <m:e>
-            <m:r>
-              <m:t>10</m:t>
-            </m:r>
-          </m:e>
-          <m:sup>
-            <m:r>
-              <m:rPr>
-                <m:sty m:val="p"/>
-              </m:rPr>
-              <m:t>−</m:t>
-            </m:r>
-            <m:r>
-              <m:t>3</m:t>
-            </m:r>
-          </m:sup>
-        </m:sSup>
-      </m:oMath>
-      <w:r>
-        <w:t xml:space="preserve">) and give the best integrated-current errors (multi-scale 0.274%, radial </w:t>
-      </w:r>
-      <m:oMath xmlns:a="http://schemas.openxmlformats.org/drawingml/2006/main" xmlns:pic="http://schemas.openxmlformats.org/drawingml/2006/picture">
-        <m:r>
-          <m:t>k</m:t>
-        </m:r>
-        <m:r>
-          <m:rPr>
-            <m:sty m:val="p"/>
-          </m:rPr>
-          <m:t>=</m:t>
-        </m:r>
-        <m:r>
-          <m:t>30</m:t>
-        </m:r>
-      </m:oMath>
-      <w:r>
-        <w:t xml:space="preserve"> 0.320%, versus 0.364%). The radial basis is therefore a modest near-wall inductive bias, not a requirement. Figure 3F maps </w:t>
-      </w:r>
-      <m:oMath xmlns:a="http://schemas.openxmlformats.org/drawingml/2006/main" xmlns:pic="http://schemas.openxmlformats.org/drawingml/2006/picture">
-        <m:sSub>
-          <m:e>
-            <m:r>
-              <m:rPr>
-                <m:sty m:val="p"/>
-              </m:rPr>
-              <m:t>log</m:t>
-            </m:r>
-          </m:e>
-          <m:sub>
-            <m:r>
-              <m:t>10</m:t>
-            </m:r>
-          </m:sub>
-        </m:sSub>
-        <m:r>
-          <m:t>κ</m:t>
-        </m:r>
-        <m:r>
-          <m:rPr>
-            <m:sty m:val="p"/>
-          </m:rPr>
-          <m:t>(</m:t>
-        </m:r>
-        <m:r>
-          <m:rPr>
-            <m:scr m:val="script"/>
-            <m:sty m:val="p"/>
-          </m:rPr>
-          <m:t>F</m:t>
-        </m:r>
-        <m:r>
-          <m:rPr>
-            <m:sty m:val="p"/>
-          </m:rPr>
-          <m:t>)</m:t>
-        </m:r>
-      </m:oMath>
-      <w:r>
-        <w:t xml:space="preserve"> over the </w:t>
-      </w:r>
-      <m:oMath xmlns:a="http://schemas.openxmlformats.org/drawingml/2006/main" xmlns:pic="http://schemas.openxmlformats.org/drawingml/2006/picture">
-        <m:r>
-          <m:rPr>
-            <m:sty m:val="p"/>
-          </m:rPr>
-          <m:t>(</m:t>
-        </m:r>
-        <m:sSub>
-          <m:e>
-            <m:r>
-              <m:t>λ</m:t>
-            </m:r>
-          </m:e>
-          <m:sub>
-            <m:r>
-              <m:t>D</m:t>
-            </m:r>
-          </m:sub>
-        </m:sSub>
-        <m:r>
-          <m:rPr>
-            <m:sty m:val="p"/>
-          </m:rPr>
-          <m:t>/</m:t>
-        </m:r>
-        <m:r>
-          <m:t>R</m:t>
-        </m:r>
-        <m:r>
-          <m:rPr>
-            <m:sty m:val="p"/>
-          </m:rPr>
-          <m:t>,</m:t>
-        </m:r>
-        <m:r>
-          <m:rPr>
-            <m:sty m:val="p"/>
-          </m:rPr>
-          <m:t>|</m:t>
-        </m:r>
-        <m:sSub>
-          <m:e>
-            <m:r>
-              <m:t>q</m:t>
-            </m:r>
-          </m:e>
-          <m:sub>
-            <m:r>
-              <m:t>w</m:t>
-            </m:r>
-          </m:sub>
-        </m:sSub>
-        <m:r>
-          <m:rPr>
-            <m:sty m:val="p"/>
-          </m:rPr>
-          <m:t>|</m:t>
-        </m:r>
-        <m:r>
-          <m:rPr>
-            <m:sty m:val="p"/>
-          </m:rPr>
-          <m:t>)</m:t>
-        </m:r>
-      </m:oMath>
-      <w:r>
-        <w:t xml:space="preserve"> plane; the dimensionless sensitivity </w:t>
-      </w:r>
-      <m:oMath xmlns:a="http://schemas.openxmlformats.org/drawingml/2006/main" xmlns:pic="http://schemas.openxmlformats.org/drawingml/2006/picture">
-        <m:r>
-          <m:rPr>
-            <m:sty m:val="p"/>
-          </m:rPr>
-          <m:t>∂</m:t>
-        </m:r>
-        <m:r>
-          <m:rPr>
-            <m:sty m:val="p"/>
-          </m:rPr>
-          <m:t>ln</m:t>
-        </m:r>
-        <m:r>
-          <m:t>I</m:t>
-        </m:r>
-        <m:r>
-          <m:rPr>
-            <m:sty m:val="p"/>
-          </m:rPr>
-          <m:t>/</m:t>
-        </m:r>
-        <m:r>
-          <m:rPr>
-            <m:sty m:val="p"/>
-          </m:rPr>
-          <m:t>∂</m:t>
-        </m:r>
-        <m:r>
-          <m:rPr>
-            <m:sty m:val="p"/>
-          </m:rPr>
-          <m:t>ln</m:t>
-        </m:r>
-        <m:r>
-          <m:t>R</m:t>
-        </m:r>
-      </m:oMath>
-      <w:r>
-        <w:t xml:space="preserve"> is 2.029 throughout (the current scales as the pore area), whereas </w:t>
-      </w:r>
-      <m:oMath xmlns:a="http://schemas.openxmlformats.org/drawingml/2006/main" xmlns:pic="http://schemas.openxmlformats.org/drawingml/2006/picture">
-        <m:r>
-          <m:rPr>
-            <m:sty m:val="p"/>
-          </m:rPr>
-          <m:t>|</m:t>
-        </m:r>
-        <m:r>
-          <m:rPr>
-            <m:sty m:val="p"/>
-          </m:rPr>
-          <m:t>∂</m:t>
-        </m:r>
-        <m:r>
-          <m:rPr>
-            <m:sty m:val="p"/>
-          </m:rPr>
-          <m:t>ln</m:t>
-        </m:r>
-        <m:r>
-          <m:t>I</m:t>
-        </m:r>
-        <m:r>
-          <m:rPr>
-            <m:sty m:val="p"/>
-          </m:rPr>
-          <m:t>/</m:t>
-        </m:r>
-        <m:r>
-          <m:rPr>
-            <m:sty m:val="p"/>
-          </m:rPr>
-          <m:t>∂</m:t>
-        </m:r>
-        <m:r>
-          <m:rPr>
-            <m:sty m:val="p"/>
-          </m:rPr>
-          <m:t>ln</m:t>
-        </m:r>
-        <m:sSub>
-          <m:e>
-            <m:r>
-              <m:t>q</m:t>
-            </m:r>
-          </m:e>
-          <m:sub>
-            <m:r>
-              <m:t>w</m:t>
-            </m:r>
-          </m:sub>
-        </m:sSub>
-        <m:r>
-          <m:rPr>
-            <m:sty m:val="p"/>
-          </m:rPr>
-          <m:t>|</m:t>
-        </m:r>
-      </m:oMath>
-      <w:r>
-        <w:t xml:space="preserve"> never exceeds </w:t>
-      </w:r>
-      <m:oMath xmlns:a="http://schemas.openxmlformats.org/drawingml/2006/main" xmlns:pic="http://schemas.openxmlformats.org/drawingml/2006/picture">
-        <m:r>
-          <m:t>1.6</m:t>
-        </m:r>
-        <m:r>
-          <m:rPr>
-            <m:sty m:val="p"/>
-          </m:rPr>
-          <m:t>×</m:t>
-        </m:r>
-        <m:sSup>
-          <m:e>
-            <m:r>
-              <m:t>10</m:t>
-            </m:r>
-          </m:e>
-          <m:sup>
-            <m:r>
-              <m:rPr>
-                <m:sty m:val="p"/>
-              </m:rPr>
-              <m:t>−</m:t>
-            </m:r>
-            <m:r>
-              <m:t>3</m:t>
-            </m:r>
-          </m:sup>
-        </m:sSup>
-      </m:oMath>
-      <w:r>
-        <w:t>, so the near-null Fisher direction is the charge axis for every operating point (Supplementary Table S15). This is the geometric origin of the inverse-recovery degeneracy analyzed in Section 3.9.</w:t>
+        <w:t xml:space="preserve"> is the Pareto point. Panels E,F report the trunk and Fisher studies discussed in Sections 3.6 and 3.9.</w:t>
       </w:r>
     </w:p>
     <w:p>
@@ -8590,7 +8246,7 @@
     </w:p>
     <w:p>
       <w:r>
-        <w:t>A 300-epoch FNO reduces the interp-test potential error from 0.005495 to 0.002195 (2.50-fold) and the current error from 0.008511 to 0.003349 (2.54-fold), with smaller gains out of distribution (Supplementary Table S9). The 110-epoch FNO is therefore not fully converged in-distribution, but its ranking against the DeepONet is unchanged; the DeepONet remains more accurate at a fraction of the parameter count.</w:t>
+        <w:t>A 300-epoch FNO lowers the interp-test potential error to 0.002195 and the current error to 0.003349 but does not change the ranking (Supplementary Table S13).</w:t>
       </w:r>
     </w:p>
     <w:p>
@@ -8603,7 +8259,7 @@
     </w:p>
     <w:p>
       <w:r>
-        <w:t xml:space="preserve">The OOD split combines charge/salt extrapolation and geometry/voltage extrapolation. For the DeepONet, the relative </w:t>
+        <w:t xml:space="preserve">The OOD split combines charge/salt and geometry/voltage extrapolation. For the DeepONet the relative </w:t>
       </w:r>
       <m:oMath xmlns:a="http://schemas.openxmlformats.org/drawingml/2006/main" xmlns:pic="http://schemas.openxmlformats.org/drawingml/2006/picture">
         <m:sSub>
@@ -8664,70 +8320,69 @@
         </m:r>
       </m:oMath>
       <w:r>
-        <w:t>; the mean absolute current error is 0.1077 pA. For the FNO the corresponding values are 0.02079, 0.01487, 0.2241, and 0.009123, with a mean absolute current error of 0.5338 pA. The two models are statistically indistinguishable for potential (FNO/DeepONet ratio 1.03), while the FNO is better for cation concentration (1.43-fold) and net charge (1.64-fold), and the DeepONet is better for current (6.69-fold).</w:t>
+        <w:t xml:space="preserve"> (0.1077 pA); for the FNO they are 0.02079, 0.01487, 0.2241, and 0.009123 (0.5338 pA). The two are indistinguishable for potential, while the FNO is better for cation concentration (1.43-fold) and net charge (1.64-fold) and the DeepONet is better for current (6.69-fold). Current is far more robust than the pointwise fields because it integrates the flux and benefits from error cancellation; field-level OOD predictions should therefore be interpreted more cautiously than current–voltage predictions.</w:t>
       </w:r>
     </w:p>
     <w:p>
       <w:r>
-        <w:t>The regime shift is visible in the potential error: the DeepONet OOD potential error is 22.7-fold larger than its interp-test value, whereas the FNO grows only 3.78-fold because it starts from a larger in-distribution error. Current is far more robust than the pointwise fields: both models keep OOD current errors below 1%, because the current is an integral of the flux and benefits from error cancellation, whereas pointwise concentrations and potentials remain sensitive to local extrapolation error. Field-level OOD predictions should therefore be interpreted more cautiously than current–voltage predictions. This distinction matters for applications: if the target is a measured current–voltage curve, the operator transfers better than the field-level metrics suggest, but if the target is a local concentration or charge profile, OOD accuracy must be checked explicitly.</w:t>
-      </w:r>
-    </w:p>
-    <w:p>
-      <w:r>
-        <w:t xml:space="preserve">Figure 4A shows the per-state relative </w:t>
+        <w:t xml:space="preserve">Figure 4A shows the per-state error distributions, Figure 4B resolves the net-charge and current errors against </w:t>
       </w:r>
       <m:oMath xmlns:a="http://schemas.openxmlformats.org/drawingml/2006/main" xmlns:pic="http://schemas.openxmlformats.org/drawingml/2006/picture">
         <m:sSub>
           <m:e>
             <m:r>
-              <m:t>L</m:t>
+              <m:t>λ</m:t>
             </m:r>
           </m:e>
           <m:sub>
             <m:r>
-              <m:t>2</m:t>
+              <m:t>D</m:t>
             </m:r>
           </m:sub>
         </m:sSub>
+        <m:r>
+          <m:rPr>
+            <m:sty m:val="p"/>
+          </m:rPr>
+          <m:t>/</m:t>
+        </m:r>
+        <m:r>
+          <m:t>R</m:t>
+        </m:r>
       </m:oMath>
       <w:r>
-        <w:t xml:space="preserve"> error distributions for potential, net charge, and current on both splits; Figure 4B resolves the net-charge and current errors against the EDL overlap parameter </w:t>
+        <w:t xml:space="preserve"> with a lower spatial budget, and Figure 4C gives the current parity over all 96 test states (slope unity, </w:t>
       </w:r>
       <m:oMath xmlns:a="http://schemas.openxmlformats.org/drawingml/2006/main" xmlns:pic="http://schemas.openxmlformats.org/drawingml/2006/picture">
-        <m:sSub>
+        <m:sSup>
           <m:e>
             <m:r>
-              <m:t>λ</m:t>
+              <m:t>R</m:t>
             </m:r>
           </m:e>
-          <m:sub>
-            <m:r>
-              <m:t>D</m:t>
-            </m:r>
-          </m:sub>
-        </m:sSub>
-        <m:r>
-          <m:rPr>
-            <m:sty m:val="p"/>
-          </m:rPr>
-          <m:t>/</m:t>
-        </m:r>
-        <m:r>
-          <m:t>R</m:t>
+          <m:sup>
+            <m:r>
+              <m:t>2</m:t>
+            </m:r>
+          </m:sup>
+        </m:sSup>
+        <m:r>
+          <m:rPr>
+            <m:sty m:val="p"/>
+          </m:rPr>
+          <m:t>=</m:t>
+        </m:r>
+        <m:r>
+          <m:t>1</m:t>
         </m:r>
       </m:oMath>
       <w:r>
-        <w:t>, with a lower subpanel that gives the spatial error budget of Figure 4B; and Figure 4C shows the current parity over all 96 test states with a residual subpanel. The parity slope is close to unity and the coefficient of determination is 1 to four decimal places; the residual inset shows no systematic bias with current magnitude.</w:t>
+        <w:t xml:space="preserve"> to four decimals, no systematic residual trend). Figure 4B (lower) and Supplementary Table S14 decompose the OOD squared error. Of the total potential error, 51% lies in the pore core, 39% in the wall EDL, and 10% at the reservoir transitions; net charge follows the same pattern (52/39/8%). Per unit reference, however, the wall EDL carries the largest potential error (2.4% versus 2.25% in the core and 1.1% at the transitions) and the transitions carry the largest net-charge error (40%). Combined charge and low-salt extrapolation accounts for 94% of the squared error for both fields, charge-only for about 6%, and narrow radius for 0.2–2%; high-voltage states alone are benign. The current survives because the corner and wall errors cancel: the area-weighted cross-section mean of the potential error is only 1.3% of its RMS, and current continuity integrates the residual flux to 0.12–0.23%.</w:t>
       </w:r>
     </w:p>
     <w:p>
       <w:r>
-        <w:t>Figure 4B (lower) and Supplementary Table S18 decompose the OOD error. Of the total squared potential error, 51% lies in the pore core, 39% in the wall EDL, and 10% at the reservoir transitions; the pattern is nearly identical for net charge (52/39/8%). Per unit reference, however, the wall EDL carries the largest potential error (2.4% versus 2.25% in the core and 1.1% at the corners) and the reservoir transitions carry the largest net-charge error (40%). The comparison across extrapolation directions is sharper: combined charge and low-salt extrapolation accounts for 94% of the total squared error for both fields, charge-only extrapolation for about 6%, and narrow radius for 0.2–2%, while high-voltage states alone are benign (mean net-charge error 0.114 versus 0.372 for combined charge+salt). The current remains accurate because the corner and wall errors cancel: the area-weighted cross-section mean of the potential error is only 1.3% of the potential RMS even though the pointwise error reaches 2%, and current continuity integrates the residual flux to a global error of 0.12–0.23%.</w:t>
-      </w:r>
-    </w:p>
-    <w:p>
-      <w:r>
-        <w:t xml:space="preserve">Figure 4D adds a data-scaling study on the expanded 384-state dataset (Supplementary Table S3). Nested training subsets of </w:t>
+        <w:t xml:space="preserve">Figure 4D adds a data-scaling study on the 384-state dataset (Supplementary Table S3). Nested subsets </w:t>
       </w:r>
       <m:oMath xmlns:a="http://schemas.openxmlformats.org/drawingml/2006/main" xmlns:pic="http://schemas.openxmlformats.org/drawingml/2006/picture">
         <m:sSub>
@@ -8807,7 +8462,7 @@
         </m:r>
       </m:oMath>
       <w:r>
-        <w:t xml:space="preserve"> give interp-test net-charge errors that fall from 0.3927 to 0.1299 and potential errors that fall from 0.0054 to 0.0020, fitting </w:t>
+        <w:t xml:space="preserve"> reduce interp-test net-charge error from 0.3927 to 0.1299 and potential error from 0.0054 to 0.0020, fitting </w:t>
       </w:r>
       <m:oMath xmlns:a="http://schemas.openxmlformats.org/drawingml/2006/main" xmlns:pic="http://schemas.openxmlformats.org/drawingml/2006/picture">
         <m:sSub>
@@ -8965,56 +8620,24 @@
         </m:sSubSup>
       </m:oMath>
       <w:r>
-        <w:t xml:space="preserve">. In-distribution accuracy therefore tracks roughly </w:t>
+        <w:t>; the out-of-distribution net-charge error changes only from 0.317 to 0.253 (</w:t>
       </w:r>
       <m:oMath xmlns:a="http://schemas.openxmlformats.org/drawingml/2006/main" xmlns:pic="http://schemas.openxmlformats.org/drawingml/2006/picture">
-        <m:sSup>
-          <m:e>
-            <m:r>
-              <m:t>N</m:t>
-            </m:r>
-          </m:e>
-          <m:sup>
-            <m:r>
-              <m:rPr>
-                <m:sty m:val="p"/>
-              </m:rPr>
-              <m:t>−</m:t>
-            </m:r>
-            <m:r>
-              <m:t>1</m:t>
-            </m:r>
-            <m:r>
-              <m:rPr>
-                <m:sty m:val="p"/>
-              </m:rPr>
-              <m:t>/</m:t>
-            </m:r>
-            <m:r>
-              <m:t>2</m:t>
-            </m:r>
-          </m:sup>
-        </m:sSup>
+        <m:r>
+          <m:t>α</m:t>
+        </m:r>
+        <m:r>
+          <m:rPr>
+            <m:sty m:val="p"/>
+          </m:rPr>
+          <m:t>=</m:t>
+        </m:r>
+        <m:r>
+          <m:t>0.13</m:t>
+        </m:r>
       </m:oMath>
       <w:r>
-        <w:t>, the rate expected for a smooth operator in four dimensions with the current loss, but the out-of-distribution net-charge error changes only from 0.317 to 0.253 over the same eight-fold increase (</w:t>
-      </w:r>
-      <m:oMath xmlns:a="http://schemas.openxmlformats.org/drawingml/2006/main" xmlns:pic="http://schemas.openxmlformats.org/drawingml/2006/picture">
-        <m:r>
-          <m:t>α</m:t>
-        </m:r>
-        <m:r>
-          <m:rPr>
-            <m:sty m:val="p"/>
-          </m:rPr>
-          <m:t>=</m:t>
-        </m:r>
-        <m:r>
-          <m:t>0.13</m:t>
-        </m:r>
-      </m:oMath>
-      <w:r>
-        <w:t>). The training box, not the sample count, is the binding constraint on extrapolation, which reinforces the field-versus-current distinction above.</w:t>
+        <w:t>). The training box, not the sample count, is the binding constraint on extrapolation.</w:t>
       </w:r>
     </w:p>
     <w:p>
@@ -9209,7 +8832,7 @@
     </w:p>
     <w:p>
       <w:r>
-        <w:t xml:space="preserve">Beyond pointwise accuracy, the operator must behave as a smooth function of its inputs, because design and inversion workflows query it at parameter values that were never training states. Figure 5 tests exactly this. Figure 5A sweeps the applied voltage from </w:t>
+        <w:t xml:space="preserve">Figure 5 tests the operator as a function rather than a lookup table. Figure 5A sweeps the applied voltage from </w:t>
       </w:r>
       <m:oMath xmlns:a="http://schemas.openxmlformats.org/drawingml/2006/main" xmlns:pic="http://schemas.openxmlformats.org/drawingml/2006/picture">
         <m:r>
@@ -9304,7 +8927,7 @@
         </m:r>
       </m:oMath>
       <w:r>
-        <w:t xml:space="preserve"> for three radii (3, 5, and 7 nm) and compares the operator current–voltage curves with on-the-fly SG/FV solves at five biases; the curves overlap across the full range and the ordering with radius is monotone, as expected from the pore cross-section. Figure 5B plots the near-wall cation concentration against bulk salt from 10 to 200 mol </w:t>
+        <w:t xml:space="preserve"> for three radii and overlays SG/FV solves; the curves overlap across the full range and order monotonically with radius. Figure 5B shows the near-wall cation concentration versus bulk salt from 10 to 200 mol </w:t>
       </w:r>
       <m:oMath xmlns:a="http://schemas.openxmlformats.org/drawingml/2006/main" xmlns:pic="http://schemas.openxmlformats.org/drawingml/2006/picture">
         <m:sSup>
@@ -9327,24 +8950,7 @@
         </m:sSup>
       </m:oMath>
       <w:r>
-        <w:t xml:space="preserve"> at </w:t>
-      </w:r>
-      <m:oMath xmlns:a="http://schemas.openxmlformats.org/drawingml/2006/main" xmlns:pic="http://schemas.openxmlformats.org/drawingml/2006/picture">
-        <m:r>
-          <m:t>R</m:t>
-        </m:r>
-        <m:r>
-          <m:rPr>
-            <m:sty m:val="p"/>
-          </m:rPr>
-          <m:t>=</m:t>
-        </m:r>
-        <m:r>
-          <m:t>5</m:t>
-        </m:r>
-      </m:oMath>
-      <w:r>
-        <w:t xml:space="preserve"> nm, showing the transition from EDL-dominated enrichment at low salinity to bulk-like values at high salinity. Figure 5C shows the radial net-charge profile at </w:t>
+        <w:t xml:space="preserve">, and Figure 5C the radial net-charge profile at </w:t>
       </w:r>
       <m:oMath xmlns:a="http://schemas.openxmlformats.org/drawingml/2006/main" xmlns:pic="http://schemas.openxmlformats.org/drawingml/2006/picture">
         <m:sSub>
@@ -9393,7 +8999,7 @@
         </m:sSup>
       </m:oMath>
       <w:r>
-        <w:t>, where the profile changes from overlap-dominated to wall-localized as salinity increases. Because every curve in Figure 5 is an interpolation at a parameter combination that is not a training state, the panels test the operator as a function rather than as a lookup table.</w:t>
+        <w:t>, moving from overlap-dominated to wall-localized as salinity increases. Every curve is an interpolation at a parameter combination that is not a training state.</w:t>
       </w:r>
     </w:p>
     <w:p>
@@ -9747,7 +9353,7 @@
     </w:p>
     <w:p>
       <w:r>
-        <w:t xml:space="preserve">The ablation in Figure 3 and Supplementary Table S5 isolates the effect of the output parameterization. The reparameterized models are not merely better on average; they remove the heavy tail of the direct-charge models. In the weakest-charge quartile, the direct models produce relative net-charge errors near unity, whereas the reparameterized models remain below 0.15. The same ordering holds for the FNO, so the benefit is architectural rather than specific to the DeepONet. Supplementary Tables S11, S12 give the full conditioning breakdown by </w:t>
+        <w:t xml:space="preserve">The ablation in Figure 3 and Supplementary Table S5 isolates the output parameterization. The reparameterized models remove the heavy tail of the direct-charge models: in the weakest-charge quartile the direct models approach unit relative error while the reparameterized models remain below 0.15, and the same ordering holds for the FNO. Supplementary Tables S15, S16 give the breakdown by </w:t>
       </w:r>
       <m:oMath xmlns:a="http://schemas.openxmlformats.org/drawingml/2006/main" xmlns:pic="http://schemas.openxmlformats.org/drawingml/2006/picture">
         <m:r>
@@ -9776,7 +9382,7 @@
         </m:r>
       </m:oMath>
       <w:r>
-        <w:t xml:space="preserve"> quartile and by EDL-overlap ratio </w:t>
+        <w:t xml:space="preserve"> quartile and by </w:t>
       </w:r>
       <m:oMath xmlns:a="http://schemas.openxmlformats.org/drawingml/2006/main" xmlns:pic="http://schemas.openxmlformats.org/drawingml/2006/picture">
         <m:sSub>
@@ -9802,12 +9408,7 @@
         </m:r>
       </m:oMath>
       <w:r>
-        <w:t>.</w:t>
-      </w:r>
-    </w:p>
-    <w:p>
-      <w:r>
-        <w:t xml:space="preserve">Because the reconstruction is algebraic, the improvement costs nothing at inference: the additional square root and division are negligible compared with the network evaluation, and they do not introduce tunable penalties. The identity </w:t>
+        <w:t xml:space="preserve">. The reconstruction is algebraic, so the improvement costs nothing at inference; the identity </w:t>
       </w:r>
       <m:oMath xmlns:a="http://schemas.openxmlformats.org/drawingml/2006/main" xmlns:pic="http://schemas.openxmlformats.org/drawingml/2006/picture">
         <m:sSub>
@@ -9857,7 +9458,7 @@
         </m:r>
       </m:oMath>
       <w:r>
-        <w:t xml:space="preserve"> holds to machine precision, which means the downstream current post-processing receives a physically consistent charge field by construction.</w:t>
+        <w:t xml:space="preserve"> holds to machine precision and the downstream current post-processing receives a physically consistent charge field by construction.</w:t>
       </w:r>
     </w:p>
     <w:p>
@@ -9870,7 +9471,7 @@
     </w:p>
     <w:p>
       <w:r>
-        <w:t>Supplementary Table S8 and Figure 6 summarize latency and amortization. On an Apple M1 CPU, the DeepONet exports to ONNX at 0.07165 ms per state, 18.7-fold faster than its PyTorch batch-1 latency of 1.342 ms; the FNO exports at 1.038 ms, 8.19-fold faster than 8.5 ms. At batch 48, the ONNX latencies are 0.7095 ms and 26.86 ms, and the shared current post-processing adds 3.788 ms. Figure 6A presents these batch-1 and batch-48 latencies for both backbones in PyTorch and ONNX on a common axis, and shows that the DeepONet retains a roughly an order-of-magnitude latency advantage at both batch sizes.</w:t>
+        <w:t>Supplementary Table S17 and Figure 6 summarize latency and amortization. On an Apple M1 CPU, the DeepONet exports to ONNX at 0.07165 ms per state, 18.7-fold faster than its PyTorch batch-1 latency of 1.342 ms; the FNO exports at 1.038 ms, 8.19-fold faster than 8.5 ms. At batch 48, the ONNX latencies are 0.7095 ms and 26.86 ms, and the shared current post-processing adds 3.788 ms. Figure 6A presents these batch-1 and batch-48 latencies for both backbones in PyTorch and ONNX on a common axis, and shows that the DeepONet retains a roughly an order-of-magnitude latency advantage at both batch sizes.</w:t>
       </w:r>
     </w:p>
     <w:p>
@@ -10180,17 +9781,12 @@
         <w:pStyle w:val="Heading3"/>
       </w:pPr>
       <w:r>
-        <w:t>3.9 Inverse parameter recovery</w:t>
+        <w:t>3.9 Conductance identifiability limits, Fisher spectrum, and experimental protocol design</w:t>
       </w:r>
     </w:p>
     <w:p>
       <w:r>
-        <w:t>The inverse demonstration asks what can be inferred from a noisy current–voltage curve alone. For five held-out states, the operator recovers the pore radius with a median relative error of 0.004574 (0.46%). The radius is identifiable because the current scales approximately with the pore cross-section and the five-bias slope fixes the conductance scale.</w:t>
-      </w:r>
-    </w:p>
-    <w:p>
-      <w:r>
-        <w:t xml:space="preserve">Surface charge is not identifiable at the same noise level. Across the full charge prior, the median state-level change in the predicted current at the recovered radius is 0.0009625 (0.096%), and the largest state-level change is 0.0019 (0.19%); both are below the 1% measurement noise. The objective is therefore flat in </w:t>
+        <w:t xml:space="preserve">The inverse demonstration asks what can be inferred from a noisy current–voltage curve alone. For five held-out states the operator recovers the pore radius with a median relative error of 0.004574 (0.46%), because the current scales with the pore cross-section and the five-bias slope fixes the conductance scale. Surface charge is not identifiable at the same noise. Across the full charge prior, the median state-level change in predicted current at the recovered radius is 0.0009625 (0.096%) and the largest is 0.0019 (0.19%), both below the 1% noise floor; the objective is therefore flat in </w:t>
       </w:r>
       <m:oMath xmlns:a="http://schemas.openxmlformats.org/drawingml/2006/main" xmlns:pic="http://schemas.openxmlformats.org/drawingml/2006/picture">
         <m:sSub>
@@ -10207,7 +9803,7 @@
         </m:sSub>
       </m:oMath>
       <w:r>
-        <w:t xml:space="preserve">: the recovered charge can move anywhere in the prior without a detectable change in the residual. The median relative error in </w:t>
+        <w:t xml:space="preserve">. The median relative </w:t>
       </w:r>
       <m:oMath xmlns:a="http://schemas.openxmlformats.org/drawingml/2006/main" xmlns:pic="http://schemas.openxmlformats.org/drawingml/2006/picture">
         <m:sSub>
@@ -10224,247 +9820,285 @@
         </m:sSub>
       </m:oMath>
       <w:r>
-        <w:t xml:space="preserve"> is 1.154, and the median relative error in the derived surface charge density is 1.146. Relative error is misleading for the near-zero charge state: state 175 has a true </w:t>
+        <w:t xml:space="preserve"> error is 1.154 (absolute 0.0526, about half the prior width), and the median absolute radius error is 0.0181 nm; Supplementary Table S18 reports relative and per-state values.</w:t>
+      </w:r>
+    </w:p>
+    <w:p>
+      <w:r>
+        <w:t xml:space="preserve">This flat direction follows from the structure of the binary-electrolyte flux. The local ohmic drift conductivity is </w:t>
       </w:r>
       <m:oMath xmlns:a="http://schemas.openxmlformats.org/drawingml/2006/main" xmlns:pic="http://schemas.openxmlformats.org/drawingml/2006/picture">
+        <m:r>
+          <m:t>σ</m:t>
+        </m:r>
+        <m:r>
+          <m:rPr>
+            <m:sty m:val="p"/>
+          </m:rPr>
+          <m:t>=</m:t>
+        </m:r>
+        <m:r>
+          <m:rPr>
+            <m:sty m:val="p"/>
+          </m:rPr>
+          <m:t>(</m:t>
+        </m:r>
+        <m:sSup>
+          <m:e>
+            <m:r>
+              <m:t>F</m:t>
+            </m:r>
+          </m:e>
+          <m:sup>
+            <m:r>
+              <m:t>2</m:t>
+            </m:r>
+          </m:sup>
+        </m:sSup>
+        <m:r>
+          <m:rPr>
+            <m:sty m:val="p"/>
+          </m:rPr>
+          <m:t>/</m:t>
+        </m:r>
+        <m:r>
+          <m:t>R</m:t>
+        </m:r>
+        <m:r>
+          <m:t>T</m:t>
+        </m:r>
+        <m:r>
+          <m:rPr>
+            <m:sty m:val="p"/>
+          </m:rPr>
+          <m:t>)</m:t>
+        </m:r>
+        <m:r>
+          <m:rPr>
+            <m:sty m:val="p"/>
+          </m:rPr>
+          <m:t>(</m:t>
+        </m:r>
         <m:sSub>
           <m:e>
             <m:r>
-              <m:t>q</m:t>
+              <m:t>D</m:t>
             </m:r>
           </m:e>
           <m:sub>
             <m:r>
-              <m:t>w</m:t>
+              <m:rPr>
+                <m:sty m:val="p"/>
+              </m:rPr>
+              <m:t>+</m:t>
             </m:r>
           </m:sub>
         </m:sSub>
-        <m:r>
-          <m:rPr>
-            <m:sty m:val="p"/>
-          </m:rPr>
-          <m:t>=</m:t>
-        </m:r>
-        <m:r>
-          <m:rPr>
-            <m:sty m:val="p"/>
-          </m:rPr>
-          <m:t>−</m:t>
-        </m:r>
-        <m:r>
-          <m:t>0.00206</m:t>
-        </m:r>
-      </m:oMath>
-      <w:r>
-        <w:t xml:space="preserve">, so a small absolute error of 0.0961 produces a relative error of 46.7. The median absolute error in </w:t>
-      </w:r>
-      <m:oMath xmlns:a="http://schemas.openxmlformats.org/drawingml/2006/main" xmlns:pic="http://schemas.openxmlformats.org/drawingml/2006/picture">
         <m:sSub>
           <m:e>
             <m:r>
-              <m:t>q</m:t>
+              <m:t>c</m:t>
             </m:r>
           </m:e>
           <m:sub>
             <m:r>
-              <m:t>w</m:t>
+              <m:rPr>
+                <m:sty m:val="p"/>
+              </m:rPr>
+              <m:t>+</m:t>
             </m:r>
           </m:sub>
         </m:sSub>
-      </m:oMath>
-      <w:r>
-        <w:t xml:space="preserve"> is 0.0526 (about half the prior width), and the median absolute error in </w:t>
-      </w:r>
-      <m:oMath xmlns:a="http://schemas.openxmlformats.org/drawingml/2006/main" xmlns:pic="http://schemas.openxmlformats.org/drawingml/2006/picture">
-        <m:r>
-          <m:t>R</m:t>
-        </m:r>
-      </m:oMath>
-      <w:r>
-        <w:t xml:space="preserve"> is 0.0181 nm. Supplementary Table S10 reports both relative errors and the per-state values. The flat direction is not a failure of the operator; it is a property of the measurement. For a symmetric electrolyte with nearly equal ionic diffusivities, the leading conductance is set by the total ionic strength, and over the accessible charge range the Donnan polarization induced by the wall changes that conductance by less than 0.2%. The total conductance is therefore nearly independent of fixed wall charge at the 1% noise level. Recovering </w:t>
-      </w:r>
-      <m:oMath xmlns:a="http://schemas.openxmlformats.org/drawingml/2006/main" xmlns:pic="http://schemas.openxmlformats.org/drawingml/2006/picture">
+        <m:r>
+          <m:rPr>
+            <m:sty m:val="p"/>
+          </m:rPr>
+          <m:t>+</m:t>
+        </m:r>
         <m:sSub>
           <m:e>
             <m:r>
-              <m:t>q</m:t>
+              <m:t>D</m:t>
             </m:r>
           </m:e>
           <m:sub>
-            <m:r>
-              <m:t>w</m:t>
-            </m:r>
-          </m:sub>
-        </m:sSub>
-      </m:oMath>
-      <w:r>
-        <w:t xml:space="preserve"> requires a charge-sensitive observable, such as the streaming potential, the radial potential profile, or a multi-salt nonlinear response, rather than conductance alone.</w:t>
-      </w:r>
-    </w:p>
-    <w:p>
-      <w:r>
-        <w:t xml:space="preserve">The multi-protocol experiment confirms this interpretation and shows how to break the degeneracy (Supplementary Table S15). Over 15 held-out states, single-salt current–voltage inversion leaves the median </w:t>
-      </w:r>
-      <m:oMath xmlns:a="http://schemas.openxmlformats.org/drawingml/2006/main" xmlns:pic="http://schemas.openxmlformats.org/drawingml/2006/picture">
-        <m:sSub>
-          <m:e>
-            <m:r>
-              <m:t>q</m:t>
-            </m:r>
-          </m:e>
-          <m:sub>
-            <m:r>
-              <m:t>w</m:t>
-            </m:r>
-          </m:sub>
-        </m:sSub>
-      </m:oMath>
-      <w:r>
-        <w:t xml:space="preserve"> error at 0.77–1.00 for all three noise levels, and the multi-salt protocol improves the charge sensitivity roughly tenfold at low salinity (relative spread of </w:t>
-      </w:r>
-      <m:oMath xmlns:a="http://schemas.openxmlformats.org/drawingml/2006/main" xmlns:pic="http://schemas.openxmlformats.org/drawingml/2006/picture">
-        <m:r>
-          <m:rPr>
-            <m:sty m:val="p"/>
-          </m:rPr>
-          <m:t>|</m:t>
-        </m:r>
-        <m:r>
-          <m:t>I</m:t>
-        </m:r>
-        <m:r>
-          <m:rPr>
-            <m:sty m:val="p"/>
-          </m:rPr>
-          <m:t>|</m:t>
-        </m:r>
-      </m:oMath>
-      <w:r>
-        <w:t xml:space="preserve"> over the charge prior: </w:t>
-      </w:r>
-      <m:oMath xmlns:a="http://schemas.openxmlformats.org/drawingml/2006/main" xmlns:pic="http://schemas.openxmlformats.org/drawingml/2006/picture">
-        <m:r>
-          <m:t>1.3</m:t>
-        </m:r>
-        <m:r>
-          <m:rPr>
-            <m:sty m:val="p"/>
-          </m:rPr>
-          <m:t>×</m:t>
-        </m:r>
-        <m:sSup>
-          <m:e>
-            <m:r>
-              <m:t>10</m:t>
-            </m:r>
-          </m:e>
-          <m:sup>
             <m:r>
               <m:rPr>
                 <m:sty m:val="p"/>
               </m:rPr>
               <m:t>−</m:t>
             </m:r>
-            <m:r>
-              <m:t>3</m:t>
-            </m:r>
-          </m:sup>
-        </m:sSup>
-      </m:oMath>
-      <w:r>
-        <w:t xml:space="preserve"> at </w:t>
-      </w:r>
-      <m:oMath xmlns:a="http://schemas.openxmlformats.org/drawingml/2006/main" xmlns:pic="http://schemas.openxmlformats.org/drawingml/2006/picture">
+          </m:sub>
+        </m:sSub>
         <m:sSub>
           <m:e>
             <m:r>
-              <m:t>C</m:t>
+              <m:t>c</m:t>
             </m:r>
           </m:e>
           <m:sub>
-            <m:r>
-              <m:t>0</m:t>
-            </m:r>
-          </m:sub>
-        </m:sSub>
-        <m:r>
-          <m:rPr>
-            <m:sty m:val="p"/>
-          </m:rPr>
-          <m:t>=</m:t>
-        </m:r>
-        <m:r>
-          <m:t>10</m:t>
-        </m:r>
-      </m:oMath>
-      <w:r>
-        <w:t xml:space="preserve"> mol </w:t>
-      </w:r>
-      <m:oMath xmlns:a="http://schemas.openxmlformats.org/drawingml/2006/main" xmlns:pic="http://schemas.openxmlformats.org/drawingml/2006/picture">
-        <m:sSup>
-          <m:e>
-            <m:r>
-              <m:t>m</m:t>
-            </m:r>
-          </m:e>
-          <m:sup>
             <m:r>
               <m:rPr>
                 <m:sty m:val="p"/>
               </m:rPr>
               <m:t>−</m:t>
             </m:r>
-            <m:r>
-              <m:t>3</m:t>
+          </m:sub>
+        </m:sSub>
+        <m:r>
+          <m:rPr>
+            <m:sty m:val="p"/>
+          </m:rPr>
+          <m:t>)</m:t>
+        </m:r>
+        <m:r>
+          <m:rPr>
+            <m:sty m:val="p"/>
+          </m:rPr>
+          <m:t>=</m:t>
+        </m:r>
+        <m:r>
+          <m:rPr>
+            <m:sty m:val="p"/>
+          </m:rPr>
+          <m:t>(</m:t>
+        </m:r>
+        <m:sSup>
+          <m:e>
+            <m:r>
+              <m:t>F</m:t>
+            </m:r>
+          </m:e>
+          <m:sup>
+            <m:r>
+              <m:t>2</m:t>
             </m:r>
           </m:sup>
         </m:sSup>
-      </m:oMath>
-      <w:r>
-        <w:t xml:space="preserve"> versus </w:t>
-      </w:r>
-      <m:oMath xmlns:a="http://schemas.openxmlformats.org/drawingml/2006/main" xmlns:pic="http://schemas.openxmlformats.org/drawingml/2006/picture">
-        <m:r>
-          <m:t>1.5</m:t>
-        </m:r>
-        <m:r>
-          <m:rPr>
-            <m:sty m:val="p"/>
-          </m:rPr>
-          <m:t>×</m:t>
-        </m:r>
-        <m:sSup>
+        <m:r>
+          <m:rPr>
+            <m:sty m:val="p"/>
+          </m:rPr>
+          <m:t>/</m:t>
+        </m:r>
+        <m:r>
+          <m:t>R</m:t>
+        </m:r>
+        <m:r>
+          <m:t>T</m:t>
+        </m:r>
+        <m:r>
+          <m:rPr>
+            <m:sty m:val="p"/>
+          </m:rPr>
+          <m:t>)</m:t>
+        </m:r>
+        <m:r>
+          <m:rPr>
+            <m:sty m:val="p"/>
+          </m:rPr>
+          <m:t>[</m:t>
+        </m:r>
+        <m:acc>
+          <m:accPr>
+            <m:chr m:val="‾"/>
+          </m:accPr>
           <m:e>
             <m:r>
-              <m:t>10</m:t>
+              <m:t>D</m:t>
             </m:r>
           </m:e>
-          <m:sup>
+        </m:acc>
+        <m:r>
+          <m:t> </m:t>
+        </m:r>
+        <m:r>
+          <m:rPr>
+            <m:sty m:val="p"/>
+          </m:rPr>
+          <m:t>(</m:t>
+        </m:r>
+        <m:sSub>
+          <m:e>
+            <m:r>
+              <m:t>c</m:t>
+            </m:r>
+          </m:e>
+          <m:sub>
+            <m:r>
+              <m:rPr>
+                <m:sty m:val="p"/>
+              </m:rPr>
+              <m:t>+</m:t>
+            </m:r>
+          </m:sub>
+        </m:sSub>
+        <m:r>
+          <m:rPr>
+            <m:sty m:val="p"/>
+          </m:rPr>
+          <m:t>+</m:t>
+        </m:r>
+        <m:sSub>
+          <m:e>
+            <m:r>
+              <m:t>c</m:t>
+            </m:r>
+          </m:e>
+          <m:sub>
             <m:r>
               <m:rPr>
                 <m:sty m:val="p"/>
               </m:rPr>
               <m:t>−</m:t>
             </m:r>
-            <m:r>
-              <m:t>4</m:t>
-            </m:r>
-          </m:sup>
-        </m:sSup>
-      </m:oMath>
-      <w:r>
-        <w:t xml:space="preserve"> at </w:t>
-      </w:r>
-      <m:oMath xmlns:a="http://schemas.openxmlformats.org/drawingml/2006/main" xmlns:pic="http://schemas.openxmlformats.org/drawingml/2006/picture">
+          </m:sub>
+        </m:sSub>
+        <m:r>
+          <m:rPr>
+            <m:sty m:val="p"/>
+          </m:rPr>
+          <m:t>)</m:t>
+        </m:r>
+        <m:r>
+          <m:rPr>
+            <m:sty m:val="p"/>
+          </m:rPr>
+          <m:t>+</m:t>
+        </m:r>
+        <m:f>
+          <m:fPr>
+            <m:type m:val="lin"/>
+          </m:fPr>
+          <m:num>
+            <m:r>
+              <m:t>1</m:t>
+            </m:r>
+          </m:num>
+          <m:den>
+            <m:r>
+              <m:t>2</m:t>
+            </m:r>
+          </m:den>
+        </m:f>
+        <m:r>
+          <m:rPr>
+            <m:sty m:val="p"/>
+          </m:rPr>
+          <m:t>(</m:t>
+        </m:r>
         <m:sSub>
           <m:e>
             <m:r>
-              <m:t>C</m:t>
+              <m:t>D</m:t>
             </m:r>
           </m:e>
           <m:sub>
             <m:r>
-              <m:t>0</m:t>
+              <m:rPr>
+                <m:sty m:val="p"/>
+              </m:rPr>
+              <m:t>+</m:t>
             </m:r>
           </m:sub>
         </m:sSub>
@@ -10472,275 +10106,853 @@
           <m:rPr>
             <m:sty m:val="p"/>
           </m:rPr>
-          <m:t>=</m:t>
-        </m:r>
-        <m:r>
-          <m:t>100</m:t>
-        </m:r>
-      </m:oMath>
-      <w:r>
-        <w:t xml:space="preserve"> mol </w:t>
-      </w:r>
-      <m:oMath xmlns:a="http://schemas.openxmlformats.org/drawingml/2006/main" xmlns:pic="http://schemas.openxmlformats.org/drawingml/2006/picture">
-        <m:sSup>
+          <m:t>−</m:t>
+        </m:r>
+        <m:sSub>
           <m:e>
             <m:r>
-              <m:t>m</m:t>
+              <m:t>D</m:t>
             </m:r>
           </m:e>
-          <m:sup>
+          <m:sub>
             <m:r>
               <m:rPr>
                 <m:sty m:val="p"/>
               </m:rPr>
               <m:t>−</m:t>
             </m:r>
-            <m:r>
-              <m:t>3</m:t>
-            </m:r>
-          </m:sup>
-        </m:sSup>
-      </m:oMath>
-      <w:r>
-        <w:t xml:space="preserve">) but still leaves the median </w:t>
-      </w:r>
-      <m:oMath xmlns:a="http://schemas.openxmlformats.org/drawingml/2006/main" xmlns:pic="http://schemas.openxmlformats.org/drawingml/2006/picture">
+          </m:sub>
+        </m:sSub>
+        <m:r>
+          <m:rPr>
+            <m:sty m:val="p"/>
+          </m:rPr>
+          <m:t>)</m:t>
+        </m:r>
+        <m:r>
+          <m:rPr>
+            <m:sty m:val="p"/>
+          </m:rPr>
+          <m:t>(</m:t>
+        </m:r>
         <m:sSub>
           <m:e>
             <m:r>
-              <m:t>q</m:t>
+              <m:t>c</m:t>
             </m:r>
           </m:e>
           <m:sub>
             <m:r>
-              <m:t>w</m:t>
+              <m:rPr>
+                <m:sty m:val="p"/>
+              </m:rPr>
+              <m:t>+</m:t>
             </m:r>
           </m:sub>
         </m:sSub>
-      </m:oMath>
-      <w:r>
-        <w:t xml:space="preserve"> error at 0.82–1.00, because the gain stays below the noise floor. Both protocols recover radius to better than 0.7%. Adding the near-wall selectivity observable changes the outcome: the dual protocol recovers </w:t>
-      </w:r>
-      <m:oMath xmlns:a="http://schemas.openxmlformats.org/drawingml/2006/main" xmlns:pic="http://schemas.openxmlformats.org/drawingml/2006/picture">
+        <m:r>
+          <m:rPr>
+            <m:sty m:val="p"/>
+          </m:rPr>
+          <m:t>−</m:t>
+        </m:r>
         <m:sSub>
           <m:e>
             <m:r>
-              <m:t>q</m:t>
+              <m:t>c</m:t>
             </m:r>
           </m:e>
           <m:sub>
-            <m:r>
-              <m:t>w</m:t>
-            </m:r>
-          </m:sub>
-        </m:sSub>
-      </m:oMath>
-      <w:r>
-        <w:t xml:space="preserve"> with a median relative error of 0.0005–0.0028 and </w:t>
-      </w:r>
-      <m:oMath xmlns:a="http://schemas.openxmlformats.org/drawingml/2006/main" xmlns:pic="http://schemas.openxmlformats.org/drawingml/2006/picture">
-        <m:r>
-          <m:t>R</m:t>
-        </m:r>
-      </m:oMath>
-      <w:r>
-        <w:t xml:space="preserve"> with a median relative error of 0.0003–0.0018 across the same noise levels, i.e., both parameters to below 0.3%. The selectivity observable carries the charge information that the total conductance lacks, which is consistent with the Fisher analysis of Figure 3F: the charge axis is the near-null direction of the conductance-only Fisher matrix at every operating point.</w:t>
-      </w:r>
-    </w:p>
-    <w:p>
-      <w:r>
-        <w:t xml:space="preserve">The exact SG/FV finite-difference validation closes the loop on the surrogate's sensitivity (Figure 6C–D, Supplementary Table S19). Over 15 held-out states we computed the centered finite-difference Jacobian of the float64 Scharfetter–Gummel solver at relative step </w:t>
-      </w:r>
-      <m:oMath xmlns:a="http://schemas.openxmlformats.org/drawingml/2006/main" xmlns:pic="http://schemas.openxmlformats.org/drawingml/2006/picture">
-        <m:sSup>
-          <m:e>
-            <m:r>
-              <m:t>10</m:t>
-            </m:r>
-          </m:e>
-          <m:sup>
             <m:r>
               <m:rPr>
                 <m:sty m:val="p"/>
               </m:rPr>
               <m:t>−</m:t>
             </m:r>
-            <m:r>
-              <m:t>3</m:t>
-            </m:r>
-          </m:sup>
-        </m:sSup>
+          </m:sub>
+        </m:sSub>
+        <m:r>
+          <m:rPr>
+            <m:sty m:val="p"/>
+          </m:rPr>
+          <m:t>)</m:t>
+        </m:r>
+        <m:r>
+          <m:rPr>
+            <m:sty m:val="p"/>
+          </m:rPr>
+          <m:t>]</m:t>
+        </m:r>
       </m:oMath>
       <w:r>
-        <w:t xml:space="preserve"> and compared it with the operator Jacobian at the same 15 states and three measurement protocols. The two agree on </w:t>
+        <w:t xml:space="preserve">, with </w:t>
       </w:r>
       <m:oMath xmlns:a="http://schemas.openxmlformats.org/drawingml/2006/main" xmlns:pic="http://schemas.openxmlformats.org/drawingml/2006/picture">
-        <m:r>
-          <m:rPr>
-            <m:sty m:val="p"/>
-          </m:rPr>
-          <m:t>∂</m:t>
-        </m:r>
-        <m:r>
-          <m:rPr>
-            <m:sty m:val="p"/>
-          </m:rPr>
-          <m:t>ln</m:t>
-        </m:r>
-        <m:r>
-          <m:t>I</m:t>
-        </m:r>
-        <m:r>
-          <m:rPr>
-            <m:sty m:val="p"/>
-          </m:rPr>
-          <m:t>/</m:t>
-        </m:r>
-        <m:r>
-          <m:rPr>
-            <m:sty m:val="p"/>
-          </m:rPr>
-          <m:t>∂</m:t>
-        </m:r>
-        <m:r>
-          <m:rPr>
-            <m:sty m:val="p"/>
-          </m:rPr>
-          <m:t>ln</m:t>
-        </m:r>
-        <m:r>
-          <m:t>R</m:t>
-        </m:r>
-      </m:oMath>
-      <w:r>
-        <w:t xml:space="preserve"> to a median relative difference of </w:t>
-      </w:r>
-      <m:oMath xmlns:a="http://schemas.openxmlformats.org/drawingml/2006/main" xmlns:pic="http://schemas.openxmlformats.org/drawingml/2006/picture">
-        <m:r>
-          <m:t>1.5</m:t>
-        </m:r>
-        <m:r>
-          <m:rPr>
-            <m:sty m:val="p"/>
-          </m:rPr>
-          <m:t>×</m:t>
-        </m:r>
-        <m:sSup>
+        <m:acc>
+          <m:accPr>
+            <m:chr m:val="‾"/>
+          </m:accPr>
           <m:e>
             <m:r>
-              <m:t>10</m:t>
+              <m:t>D</m:t>
             </m:r>
           </m:e>
-          <m:sup>
+        </m:acc>
+        <m:r>
+          <m:rPr>
+            <m:sty m:val="p"/>
+          </m:rPr>
+          <m:t>=</m:t>
+        </m:r>
+        <m:r>
+          <m:rPr>
+            <m:sty m:val="p"/>
+          </m:rPr>
+          <m:t>(</m:t>
+        </m:r>
+        <m:sSub>
+          <m:e>
+            <m:r>
+              <m:t>D</m:t>
+            </m:r>
+          </m:e>
+          <m:sub>
+            <m:r>
+              <m:rPr>
+                <m:sty m:val="p"/>
+              </m:rPr>
+              <m:t>+</m:t>
+            </m:r>
+          </m:sub>
+        </m:sSub>
+        <m:r>
+          <m:rPr>
+            <m:sty m:val="p"/>
+          </m:rPr>
+          <m:t>+</m:t>
+        </m:r>
+        <m:sSub>
+          <m:e>
+            <m:r>
+              <m:t>D</m:t>
+            </m:r>
+          </m:e>
+          <m:sub>
             <m:r>
               <m:rPr>
                 <m:sty m:val="p"/>
               </m:rPr>
               <m:t>−</m:t>
             </m:r>
-            <m:r>
-              <m:t>4</m:t>
-            </m:r>
-          </m:sup>
-        </m:sSup>
+          </m:sub>
+        </m:sSub>
+        <m:r>
+          <m:rPr>
+            <m:sty m:val="p"/>
+          </m:rPr>
+          <m:t>)</m:t>
+        </m:r>
+        <m:r>
+          <m:rPr>
+            <m:sty m:val="p"/>
+          </m:rPr>
+          <m:t>/</m:t>
+        </m:r>
+        <m:r>
+          <m:t>2</m:t>
+        </m:r>
       </m:oMath>
       <w:r>
-        <w:t xml:space="preserve"> (both 2.000), confirming that the operator captures the area scaling exactly. The absolute charge sensitivity is small in both (median </w:t>
+        <w:t xml:space="preserve">. Writing </w:t>
       </w:r>
       <m:oMath xmlns:a="http://schemas.openxmlformats.org/drawingml/2006/main" xmlns:pic="http://schemas.openxmlformats.org/drawingml/2006/picture">
         <m:r>
-          <m:t>2.1</m:t>
-        </m:r>
-        <m:r>
-          <m:rPr>
-            <m:sty m:val="p"/>
-          </m:rPr>
-          <m:t>×</m:t>
-        </m:r>
-        <m:sSup>
+          <m:t>s</m:t>
+        </m:r>
+        <m:r>
+          <m:rPr>
+            <m:sty m:val="p"/>
+          </m:rPr>
+          <m:t>=</m:t>
+        </m:r>
+        <m:sSub>
           <m:e>
             <m:r>
-              <m:t>10</m:t>
+              <m:t>c</m:t>
             </m:r>
           </m:e>
-          <m:sup>
+          <m:sub>
+            <m:r>
+              <m:rPr>
+                <m:sty m:val="p"/>
+              </m:rPr>
+              <m:t>+</m:t>
+            </m:r>
+          </m:sub>
+        </m:sSub>
+        <m:r>
+          <m:rPr>
+            <m:sty m:val="p"/>
+          </m:rPr>
+          <m:t>+</m:t>
+        </m:r>
+        <m:sSub>
+          <m:e>
+            <m:r>
+              <m:t>c</m:t>
+            </m:r>
+          </m:e>
+          <m:sub>
             <m:r>
               <m:rPr>
                 <m:sty m:val="p"/>
               </m:rPr>
               <m:t>−</m:t>
             </m:r>
-            <m:r>
-              <m:t>5</m:t>
-            </m:r>
-          </m:sup>
-        </m:sSup>
+          </m:sub>
+        </m:sSub>
+        <m:r>
+          <m:rPr>
+            <m:sty m:val="p"/>
+          </m:rPr>
+          <m:t>=</m:t>
+        </m:r>
+        <m:rad>
+          <m:radPr>
+            <m:degHide m:val="on"/>
+          </m:radPr>
+          <m:deg/>
+          <m:e>
+            <m:r>
+              <m:t>4</m:t>
+            </m:r>
+            <m:sSub>
+              <m:e>
+                <m:r>
+                  <m:t>c</m:t>
+                </m:r>
+              </m:e>
+              <m:sub>
+                <m:r>
+                  <m:rPr>
+                    <m:sty m:val="p"/>
+                  </m:rPr>
+                  <m:t>+</m:t>
+                </m:r>
+              </m:sub>
+            </m:sSub>
+            <m:sSub>
+              <m:e>
+                <m:r>
+                  <m:t>c</m:t>
+                </m:r>
+              </m:e>
+              <m:sub>
+                <m:r>
+                  <m:rPr>
+                    <m:sty m:val="p"/>
+                  </m:rPr>
+                  <m:t>−</m:t>
+                </m:r>
+              </m:sub>
+            </m:sSub>
+            <m:r>
+              <m:rPr>
+                <m:sty m:val="p"/>
+              </m:rPr>
+              <m:t>+</m:t>
+            </m:r>
+            <m:sSup>
+              <m:e>
+                <m:r>
+                  <m:t>ρ</m:t>
+                </m:r>
+              </m:e>
+              <m:sup>
+                <m:r>
+                  <m:t>2</m:t>
+                </m:r>
+              </m:sup>
+            </m:sSup>
+          </m:e>
+        </m:rad>
       </m:oMath>
       <w:r>
-        <w:t xml:space="preserve"> for the exact solver versus </w:t>
+        <w:t xml:space="preserve">, a Donnan layer with </w:t>
       </w:r>
       <m:oMath xmlns:a="http://schemas.openxmlformats.org/drawingml/2006/main" xmlns:pic="http://schemas.openxmlformats.org/drawingml/2006/picture">
-        <m:r>
-          <m:t>1.2</m:t>
-        </m:r>
-        <m:r>
-          <m:rPr>
-            <m:sty m:val="p"/>
-          </m:rPr>
-          <m:t>×</m:t>
-        </m:r>
-        <m:sSup>
+        <m:sSub>
           <m:e>
             <m:r>
-              <m:t>10</m:t>
+              <m:t>c</m:t>
             </m:r>
           </m:e>
-          <m:sup>
+          <m:sub>
+            <m:r>
+              <m:rPr>
+                <m:sty m:val="p"/>
+              </m:rPr>
+              <m:t>+</m:t>
+            </m:r>
+          </m:sub>
+        </m:sSub>
+        <m:sSub>
+          <m:e>
+            <m:r>
+              <m:t>c</m:t>
+            </m:r>
+          </m:e>
+          <m:sub>
             <m:r>
               <m:rPr>
                 <m:sty m:val="p"/>
               </m:rPr>
               <m:t>−</m:t>
             </m:r>
+          </m:sub>
+        </m:sSub>
+        <m:r>
+          <m:rPr>
+            <m:sty m:val="p"/>
+          </m:rPr>
+          <m:t>≈</m:t>
+        </m:r>
+        <m:r>
+          <m:t>1</m:t>
+        </m:r>
+      </m:oMath>
+      <w:r>
+        <w:t xml:space="preserve"> has </w:t>
+      </w:r>
+      <m:oMath xmlns:a="http://schemas.openxmlformats.org/drawingml/2006/main" xmlns:pic="http://schemas.openxmlformats.org/drawingml/2006/picture">
+        <m:r>
+          <m:t>s</m:t>
+        </m:r>
+        <m:r>
+          <m:rPr>
+            <m:sty m:val="p"/>
+          </m:rPr>
+          <m:t>=</m:t>
+        </m:r>
+        <m:r>
+          <m:t>2</m:t>
+        </m:r>
+        <m:r>
+          <m:rPr>
+            <m:sty m:val="p"/>
+          </m:rPr>
+          <m:t>+</m:t>
+        </m:r>
+        <m:sSup>
+          <m:e>
+            <m:r>
+              <m:t>ρ</m:t>
+            </m:r>
+          </m:e>
+          <m:sup>
+            <m:r>
+              <m:t>2</m:t>
+            </m:r>
+          </m:sup>
+        </m:sSup>
+        <m:r>
+          <m:rPr>
+            <m:sty m:val="p"/>
+          </m:rPr>
+          <m:t>/</m:t>
+        </m:r>
+        <m:r>
+          <m:t>4</m:t>
+        </m:r>
+        <m:r>
+          <m:rPr>
+            <m:sty m:val="p"/>
+          </m:rPr>
+          <m:t>+</m:t>
+        </m:r>
+        <m:r>
+          <m:t>O</m:t>
+        </m:r>
+        <m:r>
+          <m:rPr>
+            <m:sty m:val="p"/>
+          </m:rPr>
+          <m:t>(</m:t>
+        </m:r>
+        <m:sSup>
+          <m:e>
+            <m:r>
+              <m:t>ρ</m:t>
+            </m:r>
+          </m:e>
+          <m:sup>
             <m:r>
               <m:t>4</m:t>
+            </m:r>
+          </m:sup>
+        </m:sSup>
+        <m:r>
+          <m:rPr>
+            <m:sty m:val="p"/>
+          </m:rPr>
+          <m:t>)</m:t>
+        </m:r>
+      </m:oMath>
+      <w:r>
+        <w:t xml:space="preserve">. Hence for </w:t>
+      </w:r>
+      <m:oMath xmlns:a="http://schemas.openxmlformats.org/drawingml/2006/main" xmlns:pic="http://schemas.openxmlformats.org/drawingml/2006/picture">
+        <m:sSub>
+          <m:e>
+            <m:r>
+              <m:t>D</m:t>
+            </m:r>
+          </m:e>
+          <m:sub>
+            <m:r>
+              <m:rPr>
+                <m:sty m:val="p"/>
+              </m:rPr>
+              <m:t>+</m:t>
+            </m:r>
+          </m:sub>
+        </m:sSub>
+        <m:r>
+          <m:rPr>
+            <m:sty m:val="p"/>
+          </m:rPr>
+          <m:t>=</m:t>
+        </m:r>
+        <m:sSub>
+          <m:e>
+            <m:r>
+              <m:t>D</m:t>
+            </m:r>
+          </m:e>
+          <m:sub>
+            <m:r>
+              <m:rPr>
+                <m:sty m:val="p"/>
+              </m:rPr>
+              <m:t>−</m:t>
+            </m:r>
+          </m:sub>
+        </m:sSub>
+      </m:oMath>
+      <w:r>
+        <w:t xml:space="preserve"> the charge enters the conductance only at second order in </w:t>
+      </w:r>
+      <m:oMath xmlns:a="http://schemas.openxmlformats.org/drawingml/2006/main" xmlns:pic="http://schemas.openxmlformats.org/drawingml/2006/picture">
+        <m:r>
+          <m:t>ρ</m:t>
+        </m:r>
+        <m:r>
+          <m:rPr>
+            <m:sty m:val="p"/>
+          </m:rPr>
+          <m:t>=</m:t>
+        </m:r>
+        <m:r>
+          <m:t>O</m:t>
+        </m:r>
+        <m:r>
+          <m:rPr>
+            <m:sty m:val="p"/>
+          </m:rPr>
+          <m:t>(</m:t>
+        </m:r>
+        <m:sSub>
+          <m:e>
+            <m:r>
+              <m:t>q</m:t>
+            </m:r>
+          </m:e>
+          <m:sub>
+            <m:r>
+              <m:t>w</m:t>
+            </m:r>
+          </m:sub>
+        </m:sSub>
+        <m:r>
+          <m:rPr>
+            <m:sty m:val="p"/>
+          </m:rPr>
+          <m:t>)</m:t>
+        </m:r>
+      </m:oMath>
+      <w:r>
+        <w:t xml:space="preserve">, and </w:t>
+      </w:r>
+      <m:oMath xmlns:a="http://schemas.openxmlformats.org/drawingml/2006/main" xmlns:pic="http://schemas.openxmlformats.org/drawingml/2006/picture">
+        <m:r>
+          <m:rPr>
+            <m:sty m:val="p"/>
+          </m:rPr>
+          <m:t>∂</m:t>
+        </m:r>
+        <m:r>
+          <m:rPr>
+            <m:sty m:val="p"/>
+          </m:rPr>
+          <m:t>ln</m:t>
+        </m:r>
+        <m:r>
+          <m:t>I</m:t>
+        </m:r>
+        <m:r>
+          <m:rPr>
+            <m:sty m:val="p"/>
+          </m:rPr>
+          <m:t>/</m:t>
+        </m:r>
+        <m:r>
+          <m:rPr>
+            <m:sty m:val="p"/>
+          </m:rPr>
+          <m:t>∂</m:t>
+        </m:r>
+        <m:r>
+          <m:rPr>
+            <m:sty m:val="p"/>
+          </m:rPr>
+          <m:t>ln</m:t>
+        </m:r>
+        <m:r>
+          <m:rPr>
+            <m:sty m:val="p"/>
+          </m:rPr>
+          <m:t>|</m:t>
+        </m:r>
+        <m:sSub>
+          <m:e>
+            <m:r>
+              <m:t>q</m:t>
+            </m:r>
+          </m:e>
+          <m:sub>
+            <m:r>
+              <m:t>w</m:t>
+            </m:r>
+          </m:sub>
+        </m:sSub>
+        <m:r>
+          <m:rPr>
+            <m:sty m:val="p"/>
+          </m:rPr>
+          <m:t>|</m:t>
+        </m:r>
+        <m:r>
+          <m:rPr>
+            <m:sty m:val="p"/>
+          </m:rPr>
+          <m:t>=</m:t>
+        </m:r>
+        <m:r>
+          <m:t>O</m:t>
+        </m:r>
+        <m:r>
+          <m:rPr>
+            <m:sty m:val="p"/>
+          </m:rPr>
+          <m:t>(</m:t>
+        </m:r>
+        <m:sSup>
+          <m:e>
+            <m:r>
+              <m:t>ρ</m:t>
+            </m:r>
+          </m:e>
+          <m:sup>
+            <m:r>
+              <m:t>2</m:t>
+            </m:r>
+          </m:sup>
+        </m:sSup>
+        <m:r>
+          <m:rPr>
+            <m:sty m:val="p"/>
+          </m:rPr>
+          <m:t>)</m:t>
+        </m:r>
+      </m:oMath>
+      <w:r>
+        <w:t xml:space="preserve"> vanishes at zero charge. A finite diffusivity difference adds the linear term </w:t>
+      </w:r>
+      <m:oMath xmlns:a="http://schemas.openxmlformats.org/drawingml/2006/main" xmlns:pic="http://schemas.openxmlformats.org/drawingml/2006/picture">
+        <m:r>
+          <m:rPr>
+            <m:sty m:val="p"/>
+          </m:rPr>
+          <m:t>(</m:t>
+        </m:r>
+        <m:sSub>
+          <m:e>
+            <m:r>
+              <m:t>D</m:t>
+            </m:r>
+          </m:e>
+          <m:sub>
+            <m:r>
+              <m:rPr>
+                <m:sty m:val="p"/>
+              </m:rPr>
+              <m:t>+</m:t>
+            </m:r>
+          </m:sub>
+        </m:sSub>
+        <m:r>
+          <m:rPr>
+            <m:sty m:val="p"/>
+          </m:rPr>
+          <m:t>−</m:t>
+        </m:r>
+        <m:sSub>
+          <m:e>
+            <m:r>
+              <m:t>D</m:t>
+            </m:r>
+          </m:e>
+          <m:sub>
+            <m:r>
+              <m:rPr>
+                <m:sty m:val="p"/>
+              </m:rPr>
+              <m:t>−</m:t>
+            </m:r>
+          </m:sub>
+        </m:sSub>
+        <m:r>
+          <m:rPr>
+            <m:sty m:val="p"/>
+          </m:rPr>
+          <m:t>)</m:t>
+        </m:r>
+        <m:r>
+          <m:t>ρ</m:t>
+        </m:r>
+        <m:r>
+          <m:rPr>
+            <m:sty m:val="p"/>
+          </m:rPr>
+          <m:t>/</m:t>
+        </m:r>
+        <m:r>
+          <m:t>2</m:t>
+        </m:r>
+      </m:oMath>
+      <w:r>
+        <w:t xml:space="preserve">, with relative coefficient </w:t>
+      </w:r>
+      <m:oMath xmlns:a="http://schemas.openxmlformats.org/drawingml/2006/main" xmlns:pic="http://schemas.openxmlformats.org/drawingml/2006/picture">
+        <m:r>
+          <m:rPr>
+            <m:sty m:val="p"/>
+          </m:rPr>
+          <m:t>|</m:t>
+        </m:r>
+        <m:sSub>
+          <m:e>
+            <m:r>
+              <m:t>D</m:t>
+            </m:r>
+          </m:e>
+          <m:sub>
+            <m:r>
+              <m:rPr>
+                <m:sty m:val="p"/>
+              </m:rPr>
+              <m:t>+</m:t>
+            </m:r>
+          </m:sub>
+        </m:sSub>
+        <m:r>
+          <m:rPr>
+            <m:sty m:val="p"/>
+          </m:rPr>
+          <m:t>−</m:t>
+        </m:r>
+        <m:sSub>
+          <m:e>
+            <m:r>
+              <m:t>D</m:t>
+            </m:r>
+          </m:e>
+          <m:sub>
+            <m:r>
+              <m:rPr>
+                <m:sty m:val="p"/>
+              </m:rPr>
+              <m:t>−</m:t>
+            </m:r>
+          </m:sub>
+        </m:sSub>
+        <m:r>
+          <m:rPr>
+            <m:sty m:val="p"/>
+          </m:rPr>
+          <m:t>|</m:t>
+        </m:r>
+        <m:r>
+          <m:rPr>
+            <m:sty m:val="p"/>
+          </m:rPr>
+          <m:t>/</m:t>
+        </m:r>
+        <m:r>
+          <m:rPr>
+            <m:sty m:val="p"/>
+          </m:rPr>
+          <m:t>(</m:t>
+        </m:r>
+        <m:sSub>
+          <m:e>
+            <m:r>
+              <m:t>D</m:t>
+            </m:r>
+          </m:e>
+          <m:sub>
+            <m:r>
+              <m:rPr>
+                <m:sty m:val="p"/>
+              </m:rPr>
+              <m:t>+</m:t>
+            </m:r>
+          </m:sub>
+        </m:sSub>
+        <m:r>
+          <m:rPr>
+            <m:sty m:val="p"/>
+          </m:rPr>
+          <m:t>+</m:t>
+        </m:r>
+        <m:sSub>
+          <m:e>
+            <m:r>
+              <m:t>D</m:t>
+            </m:r>
+          </m:e>
+          <m:sub>
+            <m:r>
+              <m:rPr>
+                <m:sty m:val="p"/>
+              </m:rPr>
+              <m:t>−</m:t>
+            </m:r>
+          </m:sub>
+        </m:sSub>
+        <m:r>
+          <m:rPr>
+            <m:sty m:val="p"/>
+          </m:rPr>
+          <m:t>)</m:t>
+        </m:r>
+      </m:oMath>
+      <w:r>
+        <w:t>: 0.0175 for KCl and 0.21 even for NaCl. The first term is the salt sum fixed by bulk concentration and geometry; the second is the only linear charge channel, and it is small.</w:t>
+      </w:r>
+    </w:p>
+    <w:p>
+      <w:r>
+        <w:t xml:space="preserve">The multi-protocol experiment confirms this interpretation and shows how to break the degeneracy (Supplementary Table S9). Over 15 held-out states, single-salt current–voltage inversion leaves the median </w:t>
+      </w:r>
+      <m:oMath xmlns:a="http://schemas.openxmlformats.org/drawingml/2006/main" xmlns:pic="http://schemas.openxmlformats.org/drawingml/2006/picture">
+        <m:sSub>
+          <m:e>
+            <m:r>
+              <m:t>q</m:t>
+            </m:r>
+          </m:e>
+          <m:sub>
+            <m:r>
+              <m:t>w</m:t>
+            </m:r>
+          </m:sub>
+        </m:sSub>
+      </m:oMath>
+      <w:r>
+        <w:t xml:space="preserve"> error at 0.77–1.00 at all three noise levels, and the multi-salt protocol improves the low-salinity charge sensitivity roughly tenfold (relative spread of </w:t>
+      </w:r>
+      <m:oMath xmlns:a="http://schemas.openxmlformats.org/drawingml/2006/main" xmlns:pic="http://schemas.openxmlformats.org/drawingml/2006/picture">
+        <m:r>
+          <m:rPr>
+            <m:sty m:val="p"/>
+          </m:rPr>
+          <m:t>|</m:t>
+        </m:r>
+        <m:r>
+          <m:t>I</m:t>
+        </m:r>
+        <m:r>
+          <m:rPr>
+            <m:sty m:val="p"/>
+          </m:rPr>
+          <m:t>|</m:t>
+        </m:r>
+      </m:oMath>
+      <w:r>
+        <w:t xml:space="preserve"> over the charge prior: </w:t>
+      </w:r>
+      <m:oMath xmlns:a="http://schemas.openxmlformats.org/drawingml/2006/main" xmlns:pic="http://schemas.openxmlformats.org/drawingml/2006/picture">
+        <m:r>
+          <m:t>1.3</m:t>
+        </m:r>
+        <m:r>
+          <m:rPr>
+            <m:sty m:val="p"/>
+          </m:rPr>
+          <m:t>×</m:t>
+        </m:r>
+        <m:sSup>
+          <m:e>
+            <m:r>
+              <m:t>10</m:t>
+            </m:r>
+          </m:e>
+          <m:sup>
+            <m:r>
+              <m:rPr>
+                <m:sty m:val="p"/>
+              </m:rPr>
+              <m:t>−</m:t>
+            </m:r>
+            <m:r>
+              <m:t>3</m:t>
             </m:r>
           </m:sup>
         </m:sSup>
       </m:oMath>
       <w:r>
-        <w:t xml:space="preserve"> for the operator); the operator modestly overestimates it, which is conservative for identifiability. The conditioning collapses in the same way for both: the exact median </w:t>
+        <w:t xml:space="preserve"> at </w:t>
       </w:r>
       <m:oMath xmlns:a="http://schemas.openxmlformats.org/drawingml/2006/main" xmlns:pic="http://schemas.openxmlformats.org/drawingml/2006/picture">
-        <m:r>
-          <m:t>κ</m:t>
-        </m:r>
-        <m:r>
-          <m:rPr>
-            <m:sty m:val="p"/>
-          </m:rPr>
-          <m:t>(</m:t>
-        </m:r>
-        <m:r>
-          <m:rPr>
-            <m:scr m:val="script"/>
-            <m:sty m:val="p"/>
-          </m:rPr>
-          <m:t>F</m:t>
-        </m:r>
-        <m:r>
-          <m:rPr>
-            <m:sty m:val="p"/>
-          </m:rPr>
-          <m:t>)</m:t>
+        <m:sSub>
+          <m:e>
+            <m:r>
+              <m:t>C</m:t>
+            </m:r>
+          </m:e>
+          <m:sub>
+            <m:r>
+              <m:t>0</m:t>
+            </m:r>
+          </m:sub>
+        </m:sSub>
+        <m:r>
+          <m:rPr>
+            <m:sty m:val="p"/>
+          </m:rPr>
+          <m:t>=</m:t>
+        </m:r>
+        <m:r>
+          <m:t>10</m:t>
         </m:r>
       </m:oMath>
       <w:r>
-        <w:t xml:space="preserve"> falls from </w:t>
+        <w:t xml:space="preserve"> versus </w:t>
       </w:r>
       <m:oMath xmlns:a="http://schemas.openxmlformats.org/drawingml/2006/main" xmlns:pic="http://schemas.openxmlformats.org/drawingml/2006/picture">
         <m:r>
-          <m:t>4.9</m:t>
+          <m:t>1.5</m:t>
         </m:r>
         <m:r>
           <m:rPr>
@@ -10756,43 +10968,163 @@
           </m:e>
           <m:sup>
             <m:r>
-              <m:t>15</m:t>
+              <m:rPr>
+                <m:sty m:val="p"/>
+              </m:rPr>
+              <m:t>−</m:t>
+            </m:r>
+            <m:r>
+              <m:t>4</m:t>
             </m:r>
           </m:sup>
         </m:sSup>
       </m:oMath>
       <w:r>
-        <w:t xml:space="preserve"> for the single-salt protocol to </w:t>
+        <w:t xml:space="preserve"> at </w:t>
       </w:r>
       <m:oMath xmlns:a="http://schemas.openxmlformats.org/drawingml/2006/main" xmlns:pic="http://schemas.openxmlformats.org/drawingml/2006/picture">
-        <m:r>
-          <m:t>8.7</m:t>
-        </m:r>
-        <m:r>
-          <m:rPr>
-            <m:sty m:val="p"/>
-          </m:rPr>
-          <m:t>×</m:t>
-        </m:r>
+        <m:sSub>
+          <m:e>
+            <m:r>
+              <m:t>C</m:t>
+            </m:r>
+          </m:e>
+          <m:sub>
+            <m:r>
+              <m:t>0</m:t>
+            </m:r>
+          </m:sub>
+        </m:sSub>
+        <m:r>
+          <m:rPr>
+            <m:sty m:val="p"/>
+          </m:rPr>
+          <m:t>=</m:t>
+        </m:r>
+        <m:r>
+          <m:t>100</m:t>
+        </m:r>
+      </m:oMath>
+      <w:r>
+        <w:t xml:space="preserve"> mol </w:t>
+      </w:r>
+      <m:oMath xmlns:a="http://schemas.openxmlformats.org/drawingml/2006/main" xmlns:pic="http://schemas.openxmlformats.org/drawingml/2006/picture">
         <m:sSup>
           <m:e>
             <m:r>
-              <m:t>10</m:t>
+              <m:t>m</m:t>
             </m:r>
           </m:e>
           <m:sup>
             <m:r>
-              <m:t>9</m:t>
+              <m:rPr>
+                <m:sty m:val="p"/>
+              </m:rPr>
+              <m:t>−</m:t>
+            </m:r>
+            <m:r>
+              <m:t>3</m:t>
             </m:r>
           </m:sup>
         </m:sSup>
       </m:oMath>
       <w:r>
-        <w:t xml:space="preserve"> for the multi-salt protocol and </w:t>
+        <w:t xml:space="preserve">) but still leaves the median </w:t>
       </w:r>
       <m:oMath xmlns:a="http://schemas.openxmlformats.org/drawingml/2006/main" xmlns:pic="http://schemas.openxmlformats.org/drawingml/2006/picture">
-        <m:r>
-          <m:t>1.8</m:t>
+        <m:sSub>
+          <m:e>
+            <m:r>
+              <m:t>q</m:t>
+            </m:r>
+          </m:e>
+          <m:sub>
+            <m:r>
+              <m:t>w</m:t>
+            </m:r>
+          </m:sub>
+        </m:sSub>
+      </m:oMath>
+      <w:r>
+        <w:t xml:space="preserve"> error at 0.82–1.00, because the gain stays below the noise floor. Both protocols recover radius to better than 0.7%. Adding </w:t>
+      </w:r>
+      <m:oMath xmlns:a="http://schemas.openxmlformats.org/drawingml/2006/main" xmlns:pic="http://schemas.openxmlformats.org/drawingml/2006/picture">
+        <m:r>
+          <m:t>S</m:t>
+        </m:r>
+      </m:oMath>
+      <w:r>
+        <w:t xml:space="preserve"> recovers </w:t>
+      </w:r>
+      <m:oMath xmlns:a="http://schemas.openxmlformats.org/drawingml/2006/main" xmlns:pic="http://schemas.openxmlformats.org/drawingml/2006/picture">
+        <m:sSub>
+          <m:e>
+            <m:r>
+              <m:t>q</m:t>
+            </m:r>
+          </m:e>
+          <m:sub>
+            <m:r>
+              <m:t>w</m:t>
+            </m:r>
+          </m:sub>
+        </m:sSub>
+      </m:oMath>
+      <w:r>
+        <w:t xml:space="preserve"> with median relative error 0.0005–0.0028 and </w:t>
+      </w:r>
+      <m:oMath xmlns:a="http://schemas.openxmlformats.org/drawingml/2006/main" xmlns:pic="http://schemas.openxmlformats.org/drawingml/2006/picture">
+        <m:r>
+          <m:t>R</m:t>
+        </m:r>
+      </m:oMath>
+      <w:r>
+        <w:t xml:space="preserve"> with 0.0003–0.0018 across the same noise levels, i.e. both parameters below 0.3%. The exact SG/FV Jacobian validation closes the loop (Figure 6C,D; Supplementary Table S19): the two sensitivities agree on </w:t>
+      </w:r>
+      <m:oMath xmlns:a="http://schemas.openxmlformats.org/drawingml/2006/main" xmlns:pic="http://schemas.openxmlformats.org/drawingml/2006/picture">
+        <m:r>
+          <m:rPr>
+            <m:sty m:val="p"/>
+          </m:rPr>
+          <m:t>∂</m:t>
+        </m:r>
+        <m:r>
+          <m:rPr>
+            <m:sty m:val="p"/>
+          </m:rPr>
+          <m:t>ln</m:t>
+        </m:r>
+        <m:r>
+          <m:t>I</m:t>
+        </m:r>
+        <m:r>
+          <m:rPr>
+            <m:sty m:val="p"/>
+          </m:rPr>
+          <m:t>/</m:t>
+        </m:r>
+        <m:r>
+          <m:rPr>
+            <m:sty m:val="p"/>
+          </m:rPr>
+          <m:t>∂</m:t>
+        </m:r>
+        <m:r>
+          <m:rPr>
+            <m:sty m:val="p"/>
+          </m:rPr>
+          <m:t>ln</m:t>
+        </m:r>
+        <m:r>
+          <m:t>R</m:t>
+        </m:r>
+      </m:oMath>
+      <w:r>
+        <w:t xml:space="preserve"> to a median relative difference of </w:t>
+      </w:r>
+      <m:oMath xmlns:a="http://schemas.openxmlformats.org/drawingml/2006/main" xmlns:pic="http://schemas.openxmlformats.org/drawingml/2006/picture">
+        <m:r>
+          <m:t>1.5</m:t>
         </m:r>
         <m:r>
           <m:rPr>
@@ -10808,17 +11140,31 @@
           </m:e>
           <m:sup>
             <m:r>
-              <m:t>5</m:t>
+              <m:rPr>
+                <m:sty m:val="p"/>
+              </m:rPr>
+              <m:t>−</m:t>
+            </m:r>
+            <m:r>
+              <m:t>4</m:t>
             </m:r>
           </m:sup>
         </m:sSup>
       </m:oMath>
       <w:r>
-        <w:t xml:space="preserve"> for the dual protocol, and the operator reproduces the dual value to within 1% (</w:t>
+        <w:t xml:space="preserve"> (both 2.000), the exact single-salt </w:t>
       </w:r>
       <m:oMath xmlns:a="http://schemas.openxmlformats.org/drawingml/2006/main" xmlns:pic="http://schemas.openxmlformats.org/drawingml/2006/picture">
         <m:r>
-          <m:t>1.76</m:t>
+          <m:t>κ</m:t>
+        </m:r>
+      </m:oMath>
+      <w:r>
+        <w:t xml:space="preserve"> is </w:t>
+      </w:r>
+      <m:oMath xmlns:a="http://schemas.openxmlformats.org/drawingml/2006/main" xmlns:pic="http://schemas.openxmlformats.org/drawingml/2006/picture">
+        <m:r>
+          <m:t>4.9</m:t>
         </m:r>
         <m:r>
           <m:rPr>
@@ -10834,13 +11180,91 @@
           </m:e>
           <m:sup>
             <m:r>
-              <m:t>5</m:t>
+              <m:t>15</m:t>
             </m:r>
           </m:sup>
         </m:sSup>
       </m:oMath>
       <w:r>
-        <w:t xml:space="preserve">). The operator underestimates the single-salt conditioning because its charge sensitivity is larger than the exact value, but both analyses agree that single-salt conditioning exceeds </w:t>
+        <w:t xml:space="preserve"> versus </w:t>
+      </w:r>
+      <m:oMath xmlns:a="http://schemas.openxmlformats.org/drawingml/2006/main" xmlns:pic="http://schemas.openxmlformats.org/drawingml/2006/picture">
+        <m:r>
+          <m:t>8.2</m:t>
+        </m:r>
+        <m:r>
+          <m:rPr>
+            <m:sty m:val="p"/>
+          </m:rPr>
+          <m:t>×</m:t>
+        </m:r>
+        <m:sSup>
+          <m:e>
+            <m:r>
+              <m:t>10</m:t>
+            </m:r>
+          </m:e>
+          <m:sup>
+            <m:r>
+              <m:t>8</m:t>
+            </m:r>
+          </m:sup>
+        </m:sSup>
+      </m:oMath>
+      <w:r>
+        <w:t xml:space="preserve"> for the operator, and the dual value agrees to within 1% (</w:t>
+      </w:r>
+      <m:oMath xmlns:a="http://schemas.openxmlformats.org/drawingml/2006/main" xmlns:pic="http://schemas.openxmlformats.org/drawingml/2006/picture">
+        <m:r>
+          <m:t>1.8</m:t>
+        </m:r>
+        <m:r>
+          <m:rPr>
+            <m:sty m:val="p"/>
+          </m:rPr>
+          <m:t>×</m:t>
+        </m:r>
+        <m:sSup>
+          <m:e>
+            <m:r>
+              <m:t>10</m:t>
+            </m:r>
+          </m:e>
+          <m:sup>
+            <m:r>
+              <m:t>5</m:t>
+            </m:r>
+          </m:sup>
+        </m:sSup>
+      </m:oMath>
+      <w:r>
+        <w:t xml:space="preserve"> versus </w:t>
+      </w:r>
+      <m:oMath xmlns:a="http://schemas.openxmlformats.org/drawingml/2006/main" xmlns:pic="http://schemas.openxmlformats.org/drawingml/2006/picture">
+        <m:r>
+          <m:t>1.76</m:t>
+        </m:r>
+        <m:r>
+          <m:rPr>
+            <m:sty m:val="p"/>
+          </m:rPr>
+          <m:t>×</m:t>
+        </m:r>
+        <m:sSup>
+          <m:e>
+            <m:r>
+              <m:t>10</m:t>
+            </m:r>
+          </m:e>
+          <m:sup>
+            <m:r>
+              <m:t>5</m:t>
+            </m:r>
+          </m:sup>
+        </m:sSup>
+      </m:oMath>
+      <w:r>
+        <w:t xml:space="preserve">). Both analyses agree that conductance-only conditioning exceeds </w:t>
       </w:r>
       <m:oMath xmlns:a="http://schemas.openxmlformats.org/drawingml/2006/main" xmlns:pic="http://schemas.openxmlformats.org/drawingml/2006/picture">
         <m:sSup>
@@ -10862,7 +11286,844 @@
     </w:p>
     <w:p>
       <w:r>
-        <w:t>The timing makes the amortization concrete. Each inverse problem evaluates 2000 forward states (400 candidates at five biases); the operator does so in 0.1253 s, whereas the same number of SG/FV solves would take 402.6 s, an approximately 3200-fold speed-up. Supplementary Table S10 reports the per-state results. The same arithmetic as Figure 6B then applies: 2000 forward evaluations cost 0.125 s with the operator and 402.6 s with SG/FV, so a single five-state inversion already sits far past the forward break-even point.</w:t>
+        <w:t xml:space="preserve">Supplementary Table S20 verifies this picture with the exact float64 SG/FV solver at the benchmark state and at low salt. For ideal symmetric diffusivities, </w:t>
+      </w:r>
+      <m:oMath xmlns:a="http://schemas.openxmlformats.org/drawingml/2006/main" xmlns:pic="http://schemas.openxmlformats.org/drawingml/2006/picture">
+        <m:r>
+          <m:rPr>
+            <m:sty m:val="p"/>
+          </m:rPr>
+          <m:t>|</m:t>
+        </m:r>
+        <m:r>
+          <m:rPr>
+            <m:sty m:val="p"/>
+          </m:rPr>
+          <m:t>∂</m:t>
+        </m:r>
+        <m:r>
+          <m:rPr>
+            <m:sty m:val="p"/>
+          </m:rPr>
+          <m:t>ln</m:t>
+        </m:r>
+        <m:r>
+          <m:t>I</m:t>
+        </m:r>
+        <m:r>
+          <m:rPr>
+            <m:sty m:val="p"/>
+          </m:rPr>
+          <m:t>/</m:t>
+        </m:r>
+        <m:r>
+          <m:rPr>
+            <m:sty m:val="p"/>
+          </m:rPr>
+          <m:t>∂</m:t>
+        </m:r>
+        <m:r>
+          <m:rPr>
+            <m:sty m:val="p"/>
+          </m:rPr>
+          <m:t>ln</m:t>
+        </m:r>
+        <m:r>
+          <m:rPr>
+            <m:sty m:val="p"/>
+          </m:rPr>
+          <m:t>|</m:t>
+        </m:r>
+        <m:sSub>
+          <m:e>
+            <m:r>
+              <m:t>q</m:t>
+            </m:r>
+          </m:e>
+          <m:sub>
+            <m:r>
+              <m:t>w</m:t>
+            </m:r>
+          </m:sub>
+        </m:sSub>
+        <m:r>
+          <m:rPr>
+            <m:sty m:val="p"/>
+          </m:rPr>
+          <m:t>|</m:t>
+        </m:r>
+        <m:r>
+          <m:rPr>
+            <m:sty m:val="p"/>
+          </m:rPr>
+          <m:t>|</m:t>
+        </m:r>
+      </m:oMath>
+      <w:r>
+        <w:t xml:space="preserve"> is </w:t>
+      </w:r>
+      <m:oMath xmlns:a="http://schemas.openxmlformats.org/drawingml/2006/main" xmlns:pic="http://schemas.openxmlformats.org/drawingml/2006/picture">
+        <m:r>
+          <m:t>7.9</m:t>
+        </m:r>
+        <m:r>
+          <m:rPr>
+            <m:sty m:val="p"/>
+          </m:rPr>
+          <m:t>×</m:t>
+        </m:r>
+        <m:sSup>
+          <m:e>
+            <m:r>
+              <m:t>10</m:t>
+            </m:r>
+          </m:e>
+          <m:sup>
+            <m:r>
+              <m:rPr>
+                <m:sty m:val="p"/>
+              </m:rPr>
+              <m:t>−</m:t>
+            </m:r>
+            <m:r>
+              <m:t>7</m:t>
+            </m:r>
+          </m:sup>
+        </m:sSup>
+      </m:oMath>
+      <w:r>
+        <w:t xml:space="preserve"> at </w:t>
+      </w:r>
+      <m:oMath xmlns:a="http://schemas.openxmlformats.org/drawingml/2006/main" xmlns:pic="http://schemas.openxmlformats.org/drawingml/2006/picture">
+        <m:sSub>
+          <m:e>
+            <m:r>
+              <m:t>C</m:t>
+            </m:r>
+          </m:e>
+          <m:sub>
+            <m:r>
+              <m:t>0</m:t>
+            </m:r>
+          </m:sub>
+        </m:sSub>
+        <m:r>
+          <m:rPr>
+            <m:sty m:val="p"/>
+          </m:rPr>
+          <m:t>=</m:t>
+        </m:r>
+        <m:r>
+          <m:t>100</m:t>
+        </m:r>
+      </m:oMath>
+      <w:r>
+        <w:t xml:space="preserve"> mol </w:t>
+      </w:r>
+      <m:oMath xmlns:a="http://schemas.openxmlformats.org/drawingml/2006/main" xmlns:pic="http://schemas.openxmlformats.org/drawingml/2006/picture">
+        <m:sSup>
+          <m:e>
+            <m:r>
+              <m:t>m</m:t>
+            </m:r>
+          </m:e>
+          <m:sup>
+            <m:r>
+              <m:rPr>
+                <m:sty m:val="p"/>
+              </m:rPr>
+              <m:t>−</m:t>
+            </m:r>
+            <m:r>
+              <m:t>3</m:t>
+            </m:r>
+          </m:sup>
+        </m:sSup>
+      </m:oMath>
+      <w:r>
+        <w:t xml:space="preserve"> and the single-salt condition number is </w:t>
+      </w:r>
+      <m:oMath xmlns:a="http://schemas.openxmlformats.org/drawingml/2006/main" xmlns:pic="http://schemas.openxmlformats.org/drawingml/2006/picture">
+        <m:r>
+          <m:t>1.7</m:t>
+        </m:r>
+        <m:r>
+          <m:rPr>
+            <m:sty m:val="p"/>
+          </m:rPr>
+          <m:t>×</m:t>
+        </m:r>
+        <m:sSup>
+          <m:e>
+            <m:r>
+              <m:t>10</m:t>
+            </m:r>
+          </m:e>
+          <m:sup>
+            <m:r>
+              <m:t>17</m:t>
+            </m:r>
+          </m:sup>
+        </m:sSup>
+      </m:oMath>
+      <w:r>
+        <w:t>. KCl (</w:t>
+      </w:r>
+      <m:oMath xmlns:a="http://schemas.openxmlformats.org/drawingml/2006/main" xmlns:pic="http://schemas.openxmlformats.org/drawingml/2006/picture">
+        <m:sSub>
+          <m:e>
+            <m:r>
+              <m:t>D</m:t>
+            </m:r>
+          </m:e>
+          <m:sub>
+            <m:r>
+              <m:rPr>
+                <m:sty m:val="p"/>
+              </m:rPr>
+              <m:t>+</m:t>
+            </m:r>
+          </m:sub>
+        </m:sSub>
+        <m:r>
+          <m:rPr>
+            <m:sty m:val="p"/>
+          </m:rPr>
+          <m:t>/</m:t>
+        </m:r>
+        <m:sSub>
+          <m:e>
+            <m:r>
+              <m:t>D</m:t>
+            </m:r>
+          </m:e>
+          <m:sub>
+            <m:r>
+              <m:rPr>
+                <m:sty m:val="p"/>
+              </m:rPr>
+              <m:t>−</m:t>
+            </m:r>
+          </m:sub>
+        </m:sSub>
+        <m:r>
+          <m:rPr>
+            <m:sty m:val="p"/>
+          </m:rPr>
+          <m:t>=</m:t>
+        </m:r>
+        <m:r>
+          <m:t>0.966</m:t>
+        </m:r>
+      </m:oMath>
+      <w:r>
+        <w:t xml:space="preserve">) raises the sensitivity only to </w:t>
+      </w:r>
+      <m:oMath xmlns:a="http://schemas.openxmlformats.org/drawingml/2006/main" xmlns:pic="http://schemas.openxmlformats.org/drawingml/2006/picture">
+        <m:r>
+          <m:t>1.1</m:t>
+        </m:r>
+        <m:r>
+          <m:rPr>
+            <m:sty m:val="p"/>
+          </m:rPr>
+          <m:t>×</m:t>
+        </m:r>
+        <m:sSup>
+          <m:e>
+            <m:r>
+              <m:t>10</m:t>
+            </m:r>
+          </m:e>
+          <m:sup>
+            <m:r>
+              <m:rPr>
+                <m:sty m:val="p"/>
+              </m:rPr>
+              <m:t>−</m:t>
+            </m:r>
+            <m:r>
+              <m:t>5</m:t>
+            </m:r>
+          </m:sup>
+        </m:sSup>
+      </m:oMath>
+      <w:r>
+        <w:t xml:space="preserve"> and leaves </w:t>
+      </w:r>
+      <m:oMath xmlns:a="http://schemas.openxmlformats.org/drawingml/2006/main" xmlns:pic="http://schemas.openxmlformats.org/drawingml/2006/picture">
+        <m:r>
+          <m:t>κ</m:t>
+        </m:r>
+        <m:r>
+          <m:rPr>
+            <m:sty m:val="p"/>
+          </m:rPr>
+          <m:t>=</m:t>
+        </m:r>
+        <m:r>
+          <m:t>1.3</m:t>
+        </m:r>
+        <m:r>
+          <m:rPr>
+            <m:sty m:val="p"/>
+          </m:rPr>
+          <m:t>×</m:t>
+        </m:r>
+        <m:sSup>
+          <m:e>
+            <m:r>
+              <m:t>10</m:t>
+            </m:r>
+          </m:e>
+          <m:sup>
+            <m:r>
+              <m:t>17</m:t>
+            </m:r>
+          </m:sup>
+        </m:sSup>
+      </m:oMath>
+      <w:r>
+        <w:t xml:space="preserve">; NaCl (0.655) gives </w:t>
+      </w:r>
+      <m:oMath xmlns:a="http://schemas.openxmlformats.org/drawingml/2006/main" xmlns:pic="http://schemas.openxmlformats.org/drawingml/2006/picture">
+        <m:r>
+          <m:t>1.4</m:t>
+        </m:r>
+        <m:r>
+          <m:rPr>
+            <m:sty m:val="p"/>
+          </m:rPr>
+          <m:t>×</m:t>
+        </m:r>
+        <m:sSup>
+          <m:e>
+            <m:r>
+              <m:t>10</m:t>
+            </m:r>
+          </m:e>
+          <m:sup>
+            <m:r>
+              <m:rPr>
+                <m:sty m:val="p"/>
+              </m:rPr>
+              <m:t>−</m:t>
+            </m:r>
+            <m:r>
+              <m:t>4</m:t>
+            </m:r>
+          </m:sup>
+        </m:sSup>
+      </m:oMath>
+      <w:r>
+        <w:t xml:space="preserve"> and </w:t>
+      </w:r>
+      <m:oMath xmlns:a="http://schemas.openxmlformats.org/drawingml/2006/main" xmlns:pic="http://schemas.openxmlformats.org/drawingml/2006/picture">
+        <m:r>
+          <m:t>3.0</m:t>
+        </m:r>
+        <m:r>
+          <m:rPr>
+            <m:sty m:val="p"/>
+          </m:rPr>
+          <m:t>×</m:t>
+        </m:r>
+        <m:sSup>
+          <m:e>
+            <m:r>
+              <m:t>10</m:t>
+            </m:r>
+          </m:e>
+          <m:sup>
+            <m:r>
+              <m:t>16</m:t>
+            </m:r>
+          </m:sup>
+        </m:sSup>
+      </m:oMath>
+      <w:r>
+        <w:t xml:space="preserve">; even the strongly asymmetric ratio 0.20 gives </w:t>
+      </w:r>
+      <m:oMath xmlns:a="http://schemas.openxmlformats.org/drawingml/2006/main" xmlns:pic="http://schemas.openxmlformats.org/drawingml/2006/picture">
+        <m:r>
+          <m:t>4.6</m:t>
+        </m:r>
+        <m:r>
+          <m:rPr>
+            <m:sty m:val="p"/>
+          </m:rPr>
+          <m:t>×</m:t>
+        </m:r>
+        <m:sSup>
+          <m:e>
+            <m:r>
+              <m:t>10</m:t>
+            </m:r>
+          </m:e>
+          <m:sup>
+            <m:r>
+              <m:rPr>
+                <m:sty m:val="p"/>
+              </m:rPr>
+              <m:t>−</m:t>
+            </m:r>
+            <m:r>
+              <m:t>4</m:t>
+            </m:r>
+          </m:sup>
+        </m:sSup>
+      </m:oMath>
+      <w:r>
+        <w:t xml:space="preserve"> and </w:t>
+      </w:r>
+      <m:oMath xmlns:a="http://schemas.openxmlformats.org/drawingml/2006/main" xmlns:pic="http://schemas.openxmlformats.org/drawingml/2006/picture">
+        <m:r>
+          <m:t>5.9</m:t>
+        </m:r>
+        <m:r>
+          <m:rPr>
+            <m:sty m:val="p"/>
+          </m:rPr>
+          <m:t>×</m:t>
+        </m:r>
+        <m:sSup>
+          <m:e>
+            <m:r>
+              <m:t>10</m:t>
+            </m:r>
+          </m:e>
+          <m:sup>
+            <m:r>
+              <m:t>15</m:t>
+            </m:r>
+          </m:sup>
+        </m:sSup>
+      </m:oMath>
+      <w:r>
+        <w:t xml:space="preserve">. At </w:t>
+      </w:r>
+      <m:oMath xmlns:a="http://schemas.openxmlformats.org/drawingml/2006/main" xmlns:pic="http://schemas.openxmlformats.org/drawingml/2006/picture">
+        <m:sSub>
+          <m:e>
+            <m:r>
+              <m:t>C</m:t>
+            </m:r>
+          </m:e>
+          <m:sub>
+            <m:r>
+              <m:t>0</m:t>
+            </m:r>
+          </m:sub>
+        </m:sSub>
+        <m:r>
+          <m:rPr>
+            <m:sty m:val="p"/>
+          </m:rPr>
+          <m:t>=</m:t>
+        </m:r>
+        <m:r>
+          <m:t>20</m:t>
+        </m:r>
+      </m:oMath>
+      <w:r>
+        <w:t xml:space="preserve"> mol </w:t>
+      </w:r>
+      <m:oMath xmlns:a="http://schemas.openxmlformats.org/drawingml/2006/main" xmlns:pic="http://schemas.openxmlformats.org/drawingml/2006/picture">
+        <m:sSup>
+          <m:e>
+            <m:r>
+              <m:t>m</m:t>
+            </m:r>
+          </m:e>
+          <m:sup>
+            <m:r>
+              <m:rPr>
+                <m:sty m:val="p"/>
+              </m:rPr>
+              <m:t>−</m:t>
+            </m:r>
+            <m:r>
+              <m:t>3</m:t>
+            </m:r>
+          </m:sup>
+        </m:sSup>
+      </m:oMath>
+      <w:r>
+        <w:t xml:space="preserve"> the sensitivities are larger but </w:t>
+      </w:r>
+      <m:oMath xmlns:a="http://schemas.openxmlformats.org/drawingml/2006/main" xmlns:pic="http://schemas.openxmlformats.org/drawingml/2006/picture">
+        <m:r>
+          <m:t>κ</m:t>
+        </m:r>
+      </m:oMath>
+      <w:r>
+        <w:t xml:space="preserve"> stays above </w:t>
+      </w:r>
+      <m:oMath xmlns:a="http://schemas.openxmlformats.org/drawingml/2006/main" xmlns:pic="http://schemas.openxmlformats.org/drawingml/2006/picture">
+        <m:r>
+          <m:t>3.6</m:t>
+        </m:r>
+        <m:r>
+          <m:rPr>
+            <m:sty m:val="p"/>
+          </m:rPr>
+          <m:t>×</m:t>
+        </m:r>
+        <m:sSup>
+          <m:e>
+            <m:r>
+              <m:t>10</m:t>
+            </m:r>
+          </m:e>
+          <m:sup>
+            <m:r>
+              <m:t>12</m:t>
+            </m:r>
+          </m:sup>
+        </m:sSup>
+      </m:oMath>
+      <w:r>
+        <w:t xml:space="preserve">. Adding the near-wall selectivity </w:t>
+      </w:r>
+      <m:oMath xmlns:a="http://schemas.openxmlformats.org/drawingml/2006/main" xmlns:pic="http://schemas.openxmlformats.org/drawingml/2006/picture">
+        <m:r>
+          <m:t>S</m:t>
+        </m:r>
+      </m:oMath>
+      <w:r>
+        <w:t xml:space="preserve"> collapses </w:t>
+      </w:r>
+      <m:oMath xmlns:a="http://schemas.openxmlformats.org/drawingml/2006/main" xmlns:pic="http://schemas.openxmlformats.org/drawingml/2006/picture">
+        <m:r>
+          <m:t>κ</m:t>
+        </m:r>
+      </m:oMath>
+      <w:r>
+        <w:t xml:space="preserve"> to </w:t>
+      </w:r>
+      <m:oMath xmlns:a="http://schemas.openxmlformats.org/drawingml/2006/main" xmlns:pic="http://schemas.openxmlformats.org/drawingml/2006/picture">
+        <m:r>
+          <m:t>4.0</m:t>
+        </m:r>
+        <m:r>
+          <m:rPr>
+            <m:sty m:val="p"/>
+          </m:rPr>
+          <m:t>×</m:t>
+        </m:r>
+        <m:sSup>
+          <m:e>
+            <m:r>
+              <m:t>10</m:t>
+            </m:r>
+          </m:e>
+          <m:sup>
+            <m:r>
+              <m:t>6</m:t>
+            </m:r>
+          </m:sup>
+        </m:sSup>
+      </m:oMath>
+      <w:r>
+        <w:t xml:space="preserve"> at </w:t>
+      </w:r>
+      <m:oMath xmlns:a="http://schemas.openxmlformats.org/drawingml/2006/main" xmlns:pic="http://schemas.openxmlformats.org/drawingml/2006/picture">
+        <m:sSub>
+          <m:e>
+            <m:r>
+              <m:t>C</m:t>
+            </m:r>
+          </m:e>
+          <m:sub>
+            <m:r>
+              <m:t>0</m:t>
+            </m:r>
+          </m:sub>
+        </m:sSub>
+        <m:r>
+          <m:rPr>
+            <m:sty m:val="p"/>
+          </m:rPr>
+          <m:t>=</m:t>
+        </m:r>
+        <m:r>
+          <m:t>100</m:t>
+        </m:r>
+      </m:oMath>
+      <w:r>
+        <w:t xml:space="preserve"> and </w:t>
+      </w:r>
+      <m:oMath xmlns:a="http://schemas.openxmlformats.org/drawingml/2006/main" xmlns:pic="http://schemas.openxmlformats.org/drawingml/2006/picture">
+        <m:r>
+          <m:t>6.3</m:t>
+        </m:r>
+        <m:r>
+          <m:rPr>
+            <m:sty m:val="p"/>
+          </m:rPr>
+          <m:t>×</m:t>
+        </m:r>
+        <m:sSup>
+          <m:e>
+            <m:r>
+              <m:t>10</m:t>
+            </m:r>
+          </m:e>
+          <m:sup>
+            <m:r>
+              <m:t>5</m:t>
+            </m:r>
+          </m:sup>
+        </m:sSup>
+      </m:oMath>
+      <w:r>
+        <w:t xml:space="preserve"> at </w:t>
+      </w:r>
+      <m:oMath xmlns:a="http://schemas.openxmlformats.org/drawingml/2006/main" xmlns:pic="http://schemas.openxmlformats.org/drawingml/2006/picture">
+        <m:sSub>
+          <m:e>
+            <m:r>
+              <m:t>C</m:t>
+            </m:r>
+          </m:e>
+          <m:sub>
+            <m:r>
+              <m:t>0</m:t>
+            </m:r>
+          </m:sub>
+        </m:sSub>
+        <m:r>
+          <m:rPr>
+            <m:sty m:val="p"/>
+          </m:rPr>
+          <m:t>=</m:t>
+        </m:r>
+        <m:r>
+          <m:t>20</m:t>
+        </m:r>
+      </m:oMath>
+      <w:r>
+        <w:t xml:space="preserve"> for every ratio, a reduction of six to ten orders of magnitude. Diffusivity asymmetry therefore changes the prefactor of the linear channel but does not remove the identifiability limit at 1% noise; the non-monotonic </w:t>
+      </w:r>
+      <m:oMath xmlns:a="http://schemas.openxmlformats.org/drawingml/2006/main" xmlns:pic="http://schemas.openxmlformats.org/drawingml/2006/picture">
+        <m:r>
+          <m:t>κ</m:t>
+        </m:r>
+      </m:oMath>
+      <w:r>
+        <w:t xml:space="preserve"> (a larger diffusivity difference gives a smaller </w:t>
+      </w:r>
+      <m:oMath xmlns:a="http://schemas.openxmlformats.org/drawingml/2006/main" xmlns:pic="http://schemas.openxmlformats.org/drawingml/2006/picture">
+        <m:r>
+          <m:t>κ</m:t>
+        </m:r>
+      </m:oMath>
+      <w:r>
+        <w:t>) reflects the larger charge sensitivity, not a better-conditioned inverse.</w:t>
+      </w:r>
+    </w:p>
+    <w:p>
+      <w:r>
+        <w:t xml:space="preserve">These results turn the operator into a protocol-design tool. Before fabricating or measuring a pore, a user can query the live portal (https://pino.statwhy.com) or the Python API to evaluate </w:t>
+      </w:r>
+      <m:oMath xmlns:a="http://schemas.openxmlformats.org/drawingml/2006/main" xmlns:pic="http://schemas.openxmlformats.org/drawingml/2006/picture">
+        <m:r>
+          <m:t>J</m:t>
+        </m:r>
+        <m:r>
+          <m:rPr>
+            <m:sty m:val="p"/>
+          </m:rPr>
+          <m:t>=</m:t>
+        </m:r>
+        <m:r>
+          <m:rPr>
+            <m:sty m:val="p"/>
+          </m:rPr>
+          <m:t>∂</m:t>
+        </m:r>
+        <m:r>
+          <m:rPr>
+            <m:sty m:val="p"/>
+          </m:rPr>
+          <m:t>(</m:t>
+        </m:r>
+        <m:r>
+          <m:rPr>
+            <m:sty m:val="p"/>
+          </m:rPr>
+          <m:t>ln</m:t>
+        </m:r>
+        <m:r>
+          <m:rPr>
+            <m:sty m:val="p"/>
+          </m:rPr>
+          <m:t>|</m:t>
+        </m:r>
+        <m:r>
+          <m:t>I</m:t>
+        </m:r>
+        <m:r>
+          <m:rPr>
+            <m:sty m:val="p"/>
+          </m:rPr>
+          <m:t>|</m:t>
+        </m:r>
+        <m:r>
+          <m:rPr>
+            <m:sty m:val="p"/>
+          </m:rPr>
+          <m:t>,</m:t>
+        </m:r>
+        <m:r>
+          <m:t>S</m:t>
+        </m:r>
+        <m:r>
+          <m:rPr>
+            <m:sty m:val="p"/>
+          </m:rPr>
+          <m:t>)</m:t>
+        </m:r>
+        <m:r>
+          <m:rPr>
+            <m:sty m:val="p"/>
+          </m:rPr>
+          <m:t>/</m:t>
+        </m:r>
+        <m:r>
+          <m:rPr>
+            <m:sty m:val="p"/>
+          </m:rPr>
+          <m:t>∂</m:t>
+        </m:r>
+        <m:r>
+          <m:rPr>
+            <m:sty m:val="p"/>
+          </m:rPr>
+          <m:t>(</m:t>
+        </m:r>
+        <m:r>
+          <m:rPr>
+            <m:sty m:val="p"/>
+          </m:rPr>
+          <m:t>ln</m:t>
+        </m:r>
+        <m:r>
+          <m:t>R</m:t>
+        </m:r>
+        <m:r>
+          <m:rPr>
+            <m:sty m:val="p"/>
+          </m:rPr>
+          <m:t>,</m:t>
+        </m:r>
+        <m:r>
+          <m:rPr>
+            <m:sty m:val="p"/>
+          </m:rPr>
+          <m:t>ln</m:t>
+        </m:r>
+        <m:r>
+          <m:rPr>
+            <m:sty m:val="p"/>
+          </m:rPr>
+          <m:t>|</m:t>
+        </m:r>
+        <m:sSub>
+          <m:e>
+            <m:r>
+              <m:t>q</m:t>
+            </m:r>
+          </m:e>
+          <m:sub>
+            <m:r>
+              <m:t>w</m:t>
+            </m:r>
+          </m:sub>
+        </m:sSub>
+        <m:r>
+          <m:rPr>
+            <m:sty m:val="p"/>
+          </m:rPr>
+          <m:t>|</m:t>
+        </m:r>
+        <m:r>
+          <m:rPr>
+            <m:sty m:val="p"/>
+          </m:rPr>
+          <m:t>)</m:t>
+        </m:r>
+      </m:oMath>
+      <w:r>
+        <w:t xml:space="preserve"> and </w:t>
+      </w:r>
+      <m:oMath xmlns:a="http://schemas.openxmlformats.org/drawingml/2006/main" xmlns:pic="http://schemas.openxmlformats.org/drawingml/2006/picture">
+        <m:r>
+          <m:t>κ</m:t>
+        </m:r>
+        <m:r>
+          <m:rPr>
+            <m:sty m:val="p"/>
+          </m:rPr>
+          <m:t>(</m:t>
+        </m:r>
+        <m:r>
+          <m:rPr>
+            <m:scr m:val="script"/>
+            <m:sty m:val="p"/>
+          </m:rPr>
+          <m:t>F</m:t>
+        </m:r>
+        <m:r>
+          <m:rPr>
+            <m:sty m:val="p"/>
+          </m:rPr>
+          <m:t>)</m:t>
+        </m:r>
+      </m:oMath>
+      <w:r>
+        <w:t xml:space="preserve"> for candidate bias sets, salinities, salinity gradients, and observable combinations, and choose the protocol that minimizes the charge-direction variance subject to experimental constraints. The package exposes the operator Jacobian and the Fisher construction, and the portal reports the same sensitivities interactively; the diffusive-ratio scan of Supplementary Table S20 is reproducible with </w:t>
+      </w:r>
+      <w:r>
+        <w:rPr>
+          <w:rFonts w:ascii="Consolas" w:hAnsi="Consolas"/>
+          <w:sz w:val="19"/>
+        </w:rPr>
+        <w:t>scripts/run_diffusivity_symmetry_check.py</w:t>
+      </w:r>
+      <w:r>
+        <w:t>. For a conductance-only experiment the calculation predicts a flat charge direction and should redirect effort to a charge-sensitive readout—reversal potential or transference number, streaming potential, ionic current rectification, or field-resolved near-wall sensing—rather than to additional conductance data.</w:t>
+      </w:r>
+    </w:p>
+    <w:p>
+      <w:r>
+        <w:t xml:space="preserve">The boundary of the claim is explicit. The near-null result is established for symmetric binary electrolytes with nearly equal ionic diffusivities, such as KCl, and for a conductance-only protocol. Unequal diffusivities add the linear term above but leave </w:t>
+      </w:r>
+      <m:oMath xmlns:a="http://schemas.openxmlformats.org/drawingml/2006/main" xmlns:pic="http://schemas.openxmlformats.org/drawingml/2006/picture">
+        <m:r>
+          <m:t>κ</m:t>
+        </m:r>
+        <m:r>
+          <m:rPr>
+            <m:sty m:val="p"/>
+          </m:rPr>
+          <m:t>&gt;</m:t>
+        </m:r>
+        <m:sSup>
+          <m:e>
+            <m:r>
+              <m:t>10</m:t>
+            </m:r>
+          </m:e>
+          <m:sup>
+            <m:r>
+              <m:t>15</m:t>
+            </m:r>
+          </m:sup>
+        </m:sSup>
+      </m:oMath>
+      <w:r>
+        <w:t xml:space="preserve"> at 1% noise (Supplementary Table S20); asymmetric valence or a non-binary electrolyte changes the flux structure and lies outside the present proof. Within that boundary the limit is a property of the measurement, not of the surrogate or the solver.</w:t>
       </w:r>
     </w:p>
     <w:p>
@@ -10924,7 +12185,7 @@
         </m:sSub>
       </m:oMath>
       <w:r>
-        <w:t xml:space="preserve"> difference of 0.0002126. The dual-engine design keeps the reference solver available for validation rather than replacing it. Interface details, bundle sizes, and the full deployment and parity record are collected in Supplementary Section S8 and Supplementary Table S13.</w:t>
+        <w:t xml:space="preserve"> difference of 0.0002126. The dual-engine design keeps the reference solver available for validation rather than replacing it. Interface details, bundle sizes, and the full deployment and parity record are collected in Supplementary Section S8 and Supplementary Table S8.</w:t>
       </w:r>
     </w:p>
     <w:p>
@@ -11326,7 +12587,7 @@
         </m:sSup>
       </m:oMath>
       <w:r>
-        <w:t xml:space="preserve"> maximum absolute difference. The central physical result is a limit, not a speed-up: for a symmetric binary electrolyte and a conductance-only protocol, fixed wall charge is fundamentally unidentifiable at 1% noise regardless of surrogate or solver accuracy, as confirmed by the exact SG/FV Fisher matrix (</w:t>
+        <w:t xml:space="preserve"> maximum absolute difference. The central physical result is a limit, not a speed-up: for symmetric binary electrolytes with nearly equal ionic diffusivities, such as KCl, and a conductance-only protocol, fixed wall charge is fundamentally unidentifiable at 1% noise regardless of surrogate or solver accuracy, as confirmed by the exact SG/FV Fisher matrix (</w:t>
       </w:r>
       <m:oMath xmlns:a="http://schemas.openxmlformats.org/drawingml/2006/main" xmlns:pic="http://schemas.openxmlformats.org/drawingml/2006/picture">
         <m:r>
@@ -11371,7 +12632,172 @@
         </m:sSup>
       </m:oMath>
       <w:r>
-        <w:t>). Single- and multi-salt current–voltage sweeps cannot remove this degeneracy. Experimentalists should therefore invest in charge-sensitive observables—a concentration-cell reversal potential or transference number, a streaming potential, or field-resolved near-wall sensing—rather than in additional conductance data, and the operator is intended to design those protocols before the experiment is built.</w:t>
+        <w:t>). Single- and multi-salt current–voltage sweeps cannot remove this degeneracy. Differential diffusivity (</w:t>
+      </w:r>
+      <m:oMath xmlns:a="http://schemas.openxmlformats.org/drawingml/2006/main" xmlns:pic="http://schemas.openxmlformats.org/drawingml/2006/picture">
+        <m:sSub>
+          <m:e>
+            <m:r>
+              <m:t>D</m:t>
+            </m:r>
+          </m:e>
+          <m:sub>
+            <m:r>
+              <m:rPr>
+                <m:sty m:val="p"/>
+              </m:rPr>
+              <m:t>+</m:t>
+            </m:r>
+          </m:sub>
+        </m:sSub>
+        <m:r>
+          <m:rPr>
+            <m:sty m:val="p"/>
+          </m:rPr>
+          <m:t>≠</m:t>
+        </m:r>
+        <m:sSub>
+          <m:e>
+            <m:r>
+              <m:t>D</m:t>
+            </m:r>
+          </m:e>
+          <m:sub>
+            <m:r>
+              <m:rPr>
+                <m:sty m:val="p"/>
+              </m:rPr>
+              <m:t>−</m:t>
+            </m:r>
+          </m:sub>
+        </m:sSub>
+      </m:oMath>
+      <w:r>
+        <w:t xml:space="preserve">) adds a linear charge channel of relative size </w:t>
+      </w:r>
+      <m:oMath xmlns:a="http://schemas.openxmlformats.org/drawingml/2006/main" xmlns:pic="http://schemas.openxmlformats.org/drawingml/2006/picture">
+        <m:r>
+          <m:rPr>
+            <m:sty m:val="p"/>
+          </m:rPr>
+          <m:t>|</m:t>
+        </m:r>
+        <m:sSub>
+          <m:e>
+            <m:r>
+              <m:t>D</m:t>
+            </m:r>
+          </m:e>
+          <m:sub>
+            <m:r>
+              <m:rPr>
+                <m:sty m:val="p"/>
+              </m:rPr>
+              <m:t>+</m:t>
+            </m:r>
+          </m:sub>
+        </m:sSub>
+        <m:r>
+          <m:rPr>
+            <m:sty m:val="p"/>
+          </m:rPr>
+          <m:t>−</m:t>
+        </m:r>
+        <m:sSub>
+          <m:e>
+            <m:r>
+              <m:t>D</m:t>
+            </m:r>
+          </m:e>
+          <m:sub>
+            <m:r>
+              <m:rPr>
+                <m:sty m:val="p"/>
+              </m:rPr>
+              <m:t>−</m:t>
+            </m:r>
+          </m:sub>
+        </m:sSub>
+        <m:r>
+          <m:rPr>
+            <m:sty m:val="p"/>
+          </m:rPr>
+          <m:t>|</m:t>
+        </m:r>
+        <m:r>
+          <m:rPr>
+            <m:sty m:val="p"/>
+          </m:rPr>
+          <m:t>/</m:t>
+        </m:r>
+        <m:r>
+          <m:rPr>
+            <m:sty m:val="p"/>
+          </m:rPr>
+          <m:t>(</m:t>
+        </m:r>
+        <m:sSub>
+          <m:e>
+            <m:r>
+              <m:t>D</m:t>
+            </m:r>
+          </m:e>
+          <m:sub>
+            <m:r>
+              <m:rPr>
+                <m:sty m:val="p"/>
+              </m:rPr>
+              <m:t>+</m:t>
+            </m:r>
+          </m:sub>
+        </m:sSub>
+        <m:r>
+          <m:rPr>
+            <m:sty m:val="p"/>
+          </m:rPr>
+          <m:t>+</m:t>
+        </m:r>
+        <m:sSub>
+          <m:e>
+            <m:r>
+              <m:t>D</m:t>
+            </m:r>
+          </m:e>
+          <m:sub>
+            <m:r>
+              <m:rPr>
+                <m:sty m:val="p"/>
+              </m:rPr>
+              <m:t>−</m:t>
+            </m:r>
+          </m:sub>
+        </m:sSub>
+        <m:r>
+          <m:rPr>
+            <m:sty m:val="p"/>
+          </m:rPr>
+          <m:t>)</m:t>
+        </m:r>
+      </m:oMath>
+      <w:r>
+        <w:t xml:space="preserve">, but the single-salt conditioning remains above </w:t>
+      </w:r>
+      <m:oMath xmlns:a="http://schemas.openxmlformats.org/drawingml/2006/main" xmlns:pic="http://schemas.openxmlformats.org/drawingml/2006/picture">
+        <m:sSup>
+          <m:e>
+            <m:r>
+              <m:t>10</m:t>
+            </m:r>
+          </m:e>
+          <m:sup>
+            <m:r>
+              <m:t>15</m:t>
+            </m:r>
+          </m:sup>
+        </m:sSup>
+      </m:oMath>
+      <w:r>
+        <w:t xml:space="preserve"> even for NaCl and a strongly asymmetric macro-ion electrolyte (Supplementary Table S20). Experimentalists should therefore invest in charge-sensitive observables—a concentration-cell reversal potential or transference number, a streaming potential, or field-resolved near-wall sensing—rather than in additional conductance data, and the operator is intended to design those protocols before the experiment is built.</w:t>
       </w:r>
     </w:p>
     <w:p>
@@ -11416,7 +12842,7 @@
     </w:p>
     <w:p>
       <w:r>
-        <w:t xml:space="preserve">The dataset, trained models, figure-generation scripts, and analysis code are available at https://github.com/Javad-Alizargar/nanopore-pino-surrogate under the MIT License. The interactive browser simulator, including a live SG/FV reference solver, is served at https://pino.statwhy.com/. A permanent archived copy will be deposited on Zenodo upon acceptance. The repository contains the SG/FV reference solver, the 240-state dataset and the 384-state expansion used for the scaling study, the training and evaluation scripts, the Stage-10 ablation, scaling, and identifiability scripts, the Stage-11 constraint and Fisher-validation scripts, the Stage-12 diagnostics, the ONNX models, the browser simulator, and the Gradio application. The raw literature metadata used to build the reference list is included in </w:t>
+        <w:t xml:space="preserve">The dataset, trained models, figure-generation scripts, and analysis code are available at https://github.com/Javad-Alizargar/nanopore-pino-surrogate under the MIT License. The interactive browser simulator, including a live SG/FV reference solver, is served at https://pino.statwhy.com/. The permanently archived release is available at Zenodo DOI https://doi.org/10.5281/zenodo.23487404. The repository contains the SG/FV reference solver, the 240-state dataset and the 384-state expansion used for the scaling study, the training and evaluation scripts, the Stage-10 ablation, scaling, and identifiability scripts, the Stage-11 constraint and Fisher-validation scripts, the Stage-12 diagnostics, the ONNX models, the browser simulator, and the Gradio application. The raw literature metadata used to build the reference list is included in </w:t>
       </w:r>
       <w:r>
         <w:rPr>

--- a/manuscript/Manuscript_PINO_clean.docx
+++ b/manuscript/Manuscript_PINO_clean.docx
@@ -683,7 +683,7 @@
     </w:p>
     <w:p>
       <w:r>
-        <w:t xml:space="preserve">Physics-informed neural networks (PINNs) [28–31] remove the need for labeled data but are typically trained for one parameter set at a time, and they are sensitive to gradient-flow pathologies and failure modes [32, 33]. Hard-constraint formulations improve conditioning and enforce boundary data exactly [34–40], and extended or domain-decomposed variants enlarge the admissible geometry [33, 41]. For PNP specifically, enriched and physics-informed variants have been reported [42, 43], operator variants such as CF-DeepONet and T-phPINN have been applied to adjacent transport problems [44, 45], and physics-informed surrogates have been used for battery-health prediction [46]. A previously reported fixed-state discontinuous-Galerkin DA-PINN for nanopore transport (COMPHY-D-26-00857) reached a potential relative L2 error of </w:t>
+        <w:t xml:space="preserve">Physics-informed neural networks (PINNs) [28–31] remove the need for labeled data but are typically trained for one parameter set at a time, and they are sensitive to gradient-flow pathologies and failure modes [32, 33]. Hard-constraint formulations improve conditioning and enforce boundary data exactly [34–40], and extended or domain-decomposed variants enlarge the admissible geometry [41]. For PNP specifically, enriched and physics-informed variants have been reported [42, 43], operator variants such as CF-DeepONet and T-phPINN have been applied to adjacent transport problems [44, 45], and physics-informed surrogates have been used for battery-health prediction [46]. A previously reported fixed-state discontinuous-Galerkin DA-PINN for nanopore transport (COMPHY-D-26-00857) reached a potential relative L2 error of </w:t>
       </w:r>
       <m:oMath xmlns:a="http://schemas.openxmlformats.org/drawingml/2006/main" xmlns:pic="http://schemas.openxmlformats.org/drawingml/2006/picture">
         <m:r>
@@ -720,7 +720,7 @@
     </w:p>
     <w:p>
       <w:r>
-        <w:t>Operator learning provides the required map from parameters to fields. DeepONet approximates nonlinear operators through a branch–trunk inner product [47], with error estimates in infinite dimensions [48], physics-informed DeepONet formulations [49], and several recent architectural and training variants [50–53]. Fourier neural operators (FNOs) learn global convolutions in a spectral basis [54, 55] and have been extended to parametric and physics-informed settings [56–60]. Neural Green's operators offer another route to parametric PDE solution [59]. The central difficulty for transport in charged pores is not representational capacity but constraint satisfaction: potentials must satisfy reservoir Dirichlet data, concentrations must remain positive, and the predicted charge must equal the difference of the predicted concentrations. Unconstrained outputs violate these requirements, and the resulting errors are largest precisely where the net charge is small.</w:t>
+        <w:t>Operator learning provides the required map from parameters to fields. DeepONet approximates nonlinear operators through a branch–trunk inner product [47], with error estimates in infinite dimensions [48], physics-informed DeepONet formulations [49], and several recent architectural and training variants [50–53]. Fourier neural operators (FNOs) learn global convolutions in a spectral basis [54, 55] and have been extended to parametric and physics-informed settings [56–58]. Neural Green's operators and spatio-spectral formulations offer complementary routes to parametric PDE solution [59, 60]. The central difficulty for transport in charged pores is not representational capacity but constraint satisfaction: potentials must satisfy reservoir Dirichlet data, concentrations must remain positive, and the predicted charge must equal the difference of the predicted concentrations. Unconstrained outputs violate these requirements, and the resulting errors are largest precisely where the net charge is small.</w:t>
       </w:r>
     </w:p>
     <w:p>
@@ -1044,7 +1044,7 @@
     </w:p>
     <w:p>
       <w:r>
-        <w:t>The remainder of the paper describes the model and reference solver (Section 2), reports accuracy, ablation, timing, deployment, and inversion results (Section 3), and discusses scope and limitations (Section 4).</w:t>
+        <w:t>The remainder of the paper describes the model and reference solver (Section 2), reports accuracy, ablation, timing, deployment, and inversion results (Section 3), and discusses scope and limitations (Section 4). This manuscript is submitted as a Computer Programs in Physics (CPiP) contribution: PINO-Nanopore is designed not merely as a fast forward surrogate, but as a reusable protocol-design instrument that enables experimentalists to determine which measurements can identify which nanopore parameters before an experiment is built.</w:t>
       </w:r>
     </w:p>
     <w:p>
@@ -6625,7 +6625,7 @@
         </m:sSub>
       </m:oMath>
       <w:r>
-        <w:t xml:space="preserve"> (Figure 2C) is depleted in the core and enriched in the wall layer. The absolute errors in potential and net charge (Figure 2D,E) remain localized to the reservoir transitions and the wall layer rather than accumulating in the interior, and the axial current profile (Figure 2F) follows the reference to within the line width over most of the pore. A full comparison with a state-specialized DA-PINN, which requires roughly 500 s of retraining per state, is archived in Supplementary Table S10 for context; on this unseen state the operator reaches 0.0001485 potential and 0.0005587 current relative </w:t>
+        <w:t xml:space="preserve"> (Figure 2C) is depleted in the core and enriched in the wall layer. The absolute errors in potential and net charge (Figure 2D,E) remain localized to the reservoir transitions and the wall layer rather than accumulating in the interior, and the axial current profile (Figure 2F) follows the reference to within the line width over most of the pore. For reference, a state-specialized DA-PINN reaches 0.000382 potential and 0.00102 current relative </w:t>
       </w:r>
       <m:oMath xmlns:a="http://schemas.openxmlformats.org/drawingml/2006/main" xmlns:pic="http://schemas.openxmlformats.org/drawingml/2006/picture">
         <m:sSub>
@@ -6642,7 +6642,7 @@
         </m:sSub>
       </m:oMath>
       <w:r>
-        <w:t xml:space="preserve"> error.</w:t>
+        <w:t xml:space="preserve"> error on this state after roughly 500 s of single-state retraining (Supplementary Table S10); on this unseen state the operator's errors (0.0001485 and 0.0005587) are 2.57-fold and 1.83-fold lower without per-state retraining.</w:t>
       </w:r>
     </w:p>
     <w:p>
@@ -9353,62 +9353,7 @@
     </w:p>
     <w:p>
       <w:r>
-        <w:t xml:space="preserve">The ablation in Figure 3 and Supplementary Table S5 isolates the output parameterization. The reparameterized models remove the heavy tail of the direct-charge models: in the weakest-charge quartile the direct models approach unit relative error while the reparameterized models remain below 0.15, and the same ordering holds for the FNO. Supplementary Tables S15, S16 give the breakdown by </w:t>
-      </w:r>
-      <m:oMath xmlns:a="http://schemas.openxmlformats.org/drawingml/2006/main" xmlns:pic="http://schemas.openxmlformats.org/drawingml/2006/picture">
-        <m:r>
-          <m:rPr>
-            <m:sty m:val="p"/>
-          </m:rPr>
-          <m:t>|</m:t>
-        </m:r>
-        <m:sSub>
-          <m:e>
-            <m:r>
-              <m:t>q</m:t>
-            </m:r>
-          </m:e>
-          <m:sub>
-            <m:r>
-              <m:t>w</m:t>
-            </m:r>
-          </m:sub>
-        </m:sSub>
-        <m:r>
-          <m:rPr>
-            <m:sty m:val="p"/>
-          </m:rPr>
-          <m:t>|</m:t>
-        </m:r>
-      </m:oMath>
-      <w:r>
-        <w:t xml:space="preserve"> quartile and by </w:t>
-      </w:r>
-      <m:oMath xmlns:a="http://schemas.openxmlformats.org/drawingml/2006/main" xmlns:pic="http://schemas.openxmlformats.org/drawingml/2006/picture">
-        <m:sSub>
-          <m:e>
-            <m:r>
-              <m:t>λ</m:t>
-            </m:r>
-          </m:e>
-          <m:sub>
-            <m:r>
-              <m:t>D</m:t>
-            </m:r>
-          </m:sub>
-        </m:sSub>
-        <m:r>
-          <m:rPr>
-            <m:sty m:val="p"/>
-          </m:rPr>
-          <m:t>/</m:t>
-        </m:r>
-        <m:r>
-          <m:t>R</m:t>
-        </m:r>
-      </m:oMath>
-      <w:r>
-        <w:t xml:space="preserve">. The reconstruction is algebraic, so the improvement costs nothing at inference; the identity </w:t>
+        <w:t xml:space="preserve">The ablation in Figure 3 and Supplementary Table S5 isolates the output parameterization. Reparameterization removes the heavy tail of the direct-charge models (weakest-charge quartile: below 0.15 versus near unit relative error) and the same ordering holds for the FNO (Supplementary Tables S15, S16); because the reconstruction is algebraic, the improvement costs nothing at inference and </w:t>
       </w:r>
       <m:oMath xmlns:a="http://schemas.openxmlformats.org/drawingml/2006/main" xmlns:pic="http://schemas.openxmlformats.org/drawingml/2006/picture">
         <m:sSub>
@@ -9458,7 +9403,7 @@
         </m:r>
       </m:oMath>
       <w:r>
-        <w:t xml:space="preserve"> holds to machine precision and the downstream current post-processing receives a physically consistent charge field by construction.</w:t>
+        <w:t xml:space="preserve"> holds to machine precision.</w:t>
       </w:r>
     </w:p>
     <w:p>
@@ -9678,7 +9623,7 @@
     </w:p>
     <w:p>
       <w:r>
-        <w:t>These counts are conservative in one respect and optimistic in another: they charge the full dataset-generation and training cost to the operator but not the engineering time of building it, and they assume that the SG/FV baseline is run serially. The break-even count is only about 1.9 times the 240-state training set, so the operator is most advantageous for sweeps of thousands of states; against per-state DA-PINN retraining, a single query already amortizes it.</w:t>
+        <w:t>The counts are conservative because they omit engineering time yet optimistic because they assume serial SG/FV; at roughly 1.9 times the 240-state training set, the operator is most advantageous for sweeps of thousands of states, while a single query already amortizes it against per-state DA-PINN retraining.</w:t>
       </w:r>
     </w:p>
     <w:p>

--- a/manuscript/Manuscript_PINO_clean.docx
+++ b/manuscript/Manuscript_PINO_clean.docx
@@ -368,283 +368,186 @@
         <w:rPr>
           <w:b/>
         </w:rPr>
-        <w:t>Software name:</w:t>
-      </w:r>
-      <w:r>
-        <w:t xml:space="preserve"> </w:t>
+        <w:t>CPC Library link to program files:</w:t>
+      </w:r>
+      <w:r>
+        <w:t xml:space="preserve"> To be added by the CPC Technical Editor</w:t>
+      </w:r>
+    </w:p>
+    <w:p>
+      <w:r>
+        <w:rPr>
+          <w:b/>
+        </w:rPr>
+        <w:t>Developer's repository link:</w:t>
+      </w:r>
+      <w:r>
+        <w:t xml:space="preserve"> https://github.com/Javad-Alizargar/nanopore-pino-surrogate (permanent archive: https://doi.org/10.5281/zenodo.23487404; interactive portal: https://pino.statwhy.com/)</w:t>
+      </w:r>
+    </w:p>
+    <w:p>
+      <w:r>
+        <w:rPr>
+          <w:b/>
+        </w:rPr>
+        <w:t>Code Ocean capsule:</w:t>
+      </w:r>
+      <w:r>
+        <w:t xml:space="preserve"> Not applicable (standalone browser ONNX and Python package included)</w:t>
+      </w:r>
+    </w:p>
+    <w:p>
+      <w:r>
+        <w:rPr>
+          <w:b/>
+        </w:rPr>
+        <w:t>Licensing provisions:</w:t>
+      </w:r>
+      <w:r>
+        <w:t xml:space="preserve"> MIT License (MIT)</w:t>
+      </w:r>
+    </w:p>
+    <w:p>
+      <w:r>
+        <w:rPr>
+          <w:b/>
+        </w:rPr>
+        <w:t>Programming language:</w:t>
+      </w:r>
+      <w:r>
+        <w:t xml:space="preserve"> Python 3.10+ (tested on 3.14); JavaScript ES6</w:t>
+      </w:r>
+    </w:p>
+    <w:p>
+      <w:r>
+        <w:rPr>
+          <w:b/>
+        </w:rPr>
+        <w:t>Supplementary material:</w:t>
+      </w:r>
+      <w:r>
+        <w:t xml:space="preserve"> Supplementary Materials PDF/DOCX (Supplementary Sections S0–S10 and Supplementary Tables S1–S20)</w:t>
+      </w:r>
+    </w:p>
+    <w:p>
+      <w:r>
+        <w:rPr>
+          <w:b/>
+        </w:rPr>
+        <w:t>Nature of the problem:</w:t>
+      </w:r>
+      <w:r>
+        <w:t xml:space="preserve"> Steady, axisymmetric Poisson–Nernst–Planck transport of a symmetric binary electrolyte in a charged cylindrical nanopore. The solver must represent the potential, both ion concentrations, the net charge density, and the axial current over a four-dimensional operating space: applied voltage, bulk concentration, wall charge strength, and pore radius. Repeated high-fidelity finite-volume solves are accurate but cost about 0.2 s each, which is prohibitive for design sweeps, uncertainty quantification, and inverse parameter estimation. A second problem is scientific rather than computational: it is not known which of these parameters a conductance measurement can actually identify, because geometric access and wall-charge Donnan enrichment enter the current in a correlated way.</w:t>
+      </w:r>
+    </w:p>
+    <w:p>
+      <w:r>
+        <w:rPr>
+          <w:b/>
+        </w:rPr>
+        <w:t>Solution method:</w:t>
+      </w:r>
+      <w:r>
+        <w:t xml:space="preserve"> A conservative Scharfetter–Gummel finite-volume reference solver generates a verified 240-state dataset. Two parameter-conditioned operator backbones are trained: a multi-scale radial physics-informed DeepONet and a parameter-conditioned two-dimensional Fourier neural operator. Both use an exact-reservoir Dirichlet ansatz and a charge-balanced field parameterization that guarantees positive concentrations and an exact algebraic charge identity. The operator is then used as a computational instrument: its Fisher information is validated against exact float64 finite-difference Jacobians of the reference solver, and the resulting identifiability map separates radius from wall charge and identifies the near-wall Donnan selectivity observable that breaks the conductance degeneracy. Models are exported to ONNX and served by a static browser simulator (JavaScript) with a live reference solve and a Gradio application.</w:t>
+      </w:r>
+    </w:p>
+    <w:p>
+      <w:r>
+        <w:rPr>
+          <w:b/>
+        </w:rPr>
+        <w:t>Additional comments including restrictions and unusual features:</w:t>
+      </w:r>
+      <w:r>
+        <w:t xml:space="preserve"> The model is two-dimensional and axisymmetric; it neglects steric effects, electro-osmotic convection, surface chemistry, and pore-wall roughness. Temperature, permittivity, and ionic diffusivities are fixed. The operator is trained on in-distribution ranges of </w:t>
+      </w:r>
+      <m:oMath xmlns:a="http://schemas.openxmlformats.org/drawingml/2006/main" xmlns:pic="http://schemas.openxmlformats.org/drawingml/2006/picture">
+        <m:r>
+          <m:rPr>
+            <m:sty m:val="p"/>
+          </m:rPr>
+          <m:t>−</m:t>
+        </m:r>
+        <m:r>
+          <m:t>50</m:t>
+        </m:r>
+      </m:oMath>
+      <w:r>
+        <w:t xml:space="preserve"> to 50 mV, 20–200 mol </w:t>
+      </w:r>
+      <m:oMath xmlns:a="http://schemas.openxmlformats.org/drawingml/2006/main" xmlns:pic="http://schemas.openxmlformats.org/drawingml/2006/picture">
+        <m:sSup>
+          <m:e>
+            <m:r>
+              <m:t>m</m:t>
+            </m:r>
+          </m:e>
+          <m:sup>
+            <m:r>
+              <m:rPr>
+                <m:sty m:val="p"/>
+              </m:rPr>
+              <m:t>−</m:t>
+            </m:r>
+            <m:r>
+              <m:t>3</m:t>
+            </m:r>
+          </m:sup>
+        </m:sSup>
+      </m:oMath>
+      <w:r>
+        <w:t xml:space="preserve">, </w:t>
+      </w:r>
+      <m:oMath xmlns:a="http://schemas.openxmlformats.org/drawingml/2006/main" xmlns:pic="http://schemas.openxmlformats.org/drawingml/2006/picture">
+        <m:r>
+          <m:rPr>
+            <m:sty m:val="p"/>
+          </m:rPr>
+          <m:t>−</m:t>
+        </m:r>
+        <m:r>
+          <m:t>0.05</m:t>
+        </m:r>
+        <m:r>
+          <m:rPr>
+            <m:sty m:val="p"/>
+          </m:rPr>
+          <m:t>≤</m:t>
+        </m:r>
+        <m:sSub>
+          <m:e>
+            <m:r>
+              <m:t>q</m:t>
+            </m:r>
+          </m:e>
+          <m:sub>
+            <m:r>
+              <m:t>w</m:t>
+            </m:r>
+          </m:sub>
+        </m:sSub>
+        <m:r>
+          <m:rPr>
+            <m:sty m:val="p"/>
+          </m:rPr>
+          <m:t>≤</m:t>
+        </m:r>
+        <m:r>
+          <m:t>0</m:t>
+        </m:r>
+      </m:oMath>
+      <w:r>
+        <w:t xml:space="preserve">, and 3–8 nm radius; extrapolation beyond these ranges is not certified. The package includes a dual-engine browser simulator that can switch between the operator and an in-browser SG/FV solve. It was developed on an Apple M1 (arm64) with macOS 14.1, 8 GB RAM, and one CPU core (no GPU required); the dependencies support Linux, Windows, and x86-64 or arm64 systems with Python 3.10+ and a modern browser. The repository README documents installation, file layout, and execution, and the </w:t>
       </w:r>
       <w:r>
         <w:rPr>
           <w:rFonts w:ascii="Consolas" w:hAnsi="Consolas"/>
           <w:sz w:val="19"/>
         </w:rPr>
-        <w:t>nanopore-pino-surrogate</w:t>
-      </w:r>
-    </w:p>
-    <w:p>
-      <w:r>
-        <w:rPr>
-          <w:b/>
-        </w:rPr>
-        <w:t>Program obtainable from:</w:t>
-      </w:r>
-      <w:r>
-        <w:t xml:space="preserve"> https://github.com/Javad-Alizargar/nanopore-pino-surrogate</w:t>
-      </w:r>
-    </w:p>
-    <w:p>
-      <w:r>
-        <w:rPr>
-          <w:b/>
-        </w:rPr>
-        <w:t>Permanent archive DOI:</w:t>
-      </w:r>
-      <w:r>
-        <w:t xml:space="preserve"> https://doi.org/10.5281/zenodo.23487404</w:t>
-      </w:r>
-    </w:p>
-    <w:p>
-      <w:r>
-        <w:rPr>
-          <w:b/>
-        </w:rPr>
-        <w:t>CPC Library link to program files:</w:t>
-      </w:r>
-      <w:r>
-        <w:t xml:space="preserve"> added by the CPC Technical Editor upon acceptance</w:t>
-      </w:r>
-    </w:p>
-    <w:p>
-      <w:r>
-        <w:rPr>
-          <w:b/>
-        </w:rPr>
-        <w:t>Licensing provisions:</w:t>
-      </w:r>
-      <w:r>
-        <w:t xml:space="preserve"> MIT License (Copyright 2026 Javad Alizargar)</w:t>
-      </w:r>
-    </w:p>
-    <w:p>
-      <w:r>
-        <w:rPr>
-          <w:b/>
-        </w:rPr>
-        <w:t>Distribution format:</w:t>
-      </w:r>
-      <w:r>
-        <w:t xml:space="preserve"> Source code (Python and JavaScript), ONNX models, CSV/JSON data, and documentation</w:t>
-      </w:r>
-    </w:p>
-    <w:p>
-      <w:r>
-        <w:rPr>
-          <w:b/>
-        </w:rPr>
-        <w:t>Programming language:</w:t>
-      </w:r>
-      <w:r>
-        <w:t xml:space="preserve"> Python 3.14; JavaScript ES6</w:t>
-      </w:r>
-    </w:p>
-    <w:p>
-      <w:r>
-        <w:rPr>
-          <w:b/>
-        </w:rPr>
-        <w:t>Computer:</w:t>
-      </w:r>
-      <w:r>
-        <w:t xml:space="preserve"> Apple M1 (arm64); any x86-64 or arm64 machine with Python 3.10+ and a modern browser</w:t>
-      </w:r>
-    </w:p>
-    <w:p>
-      <w:r>
-        <w:rPr>
-          <w:b/>
-        </w:rPr>
-        <w:t>Operating system:</w:t>
-      </w:r>
-      <w:r>
-        <w:t xml:space="preserve"> macOS 14.1 (tested); Linux and Windows are supported by the dependencies</w:t>
-      </w:r>
-    </w:p>
-    <w:p>
-      <w:r>
-        <w:rPr>
-          <w:b/>
-        </w:rPr>
-        <w:t>RAM:</w:t>
-      </w:r>
-      <w:r>
-        <w:t xml:space="preserve"> 8 GB minimum; 16 GB recommended</w:t>
-      </w:r>
-    </w:p>
-    <w:p>
-      <w:r>
-        <w:rPr>
-          <w:b/>
-        </w:rPr>
-        <w:t>Number of processors used:</w:t>
-      </w:r>
-      <w:r>
-        <w:t xml:space="preserve"> 1 CPU core (no GPU required)</w:t>
-      </w:r>
-    </w:p>
-    <w:p>
-      <w:r>
-        <w:rPr>
-          <w:b/>
-        </w:rPr>
-        <w:t>Parallelization:</w:t>
-      </w:r>
-      <w:r>
-        <w:t xml:space="preserve"> Serial; batched ONNX inference and single-threaded browser inference</w:t>
-      </w:r>
-    </w:p>
-    <w:p>
-      <w:r>
-        <w:rPr>
-          <w:b/>
-        </w:rPr>
-        <w:t>Keywords:</w:t>
-      </w:r>
-      <w:r>
-        <w:t xml:space="preserve"> Poisson–Nernst–Planck; nanopore; neural operator; DeepONet; Fourier neural operator; physics-informed machine learning; inverse problem; identifiability; Donnan selectivity</w:t>
-      </w:r>
-    </w:p>
-    <w:p>
-      <w:r>
-        <w:rPr>
-          <w:b/>
-        </w:rPr>
-        <w:t>Classification:</w:t>
-      </w:r>
-      <w:r>
-        <w:t xml:space="preserve"> 02.70.-c (computational techniques); 87.16.dj (membranes and bilayers)</w:t>
-      </w:r>
-    </w:p>
-    <w:p>
-      <w:r>
-        <w:rPr>
-          <w:b/>
-        </w:rPr>
-        <w:t>Nature of the problem:</w:t>
-      </w:r>
-      <w:r>
-        <w:t xml:space="preserve"> Steady, axisymmetric Poisson–Nernst–Planck transport of a symmetric binary electrolyte in a charged cylindrical nanopore. The solver must represent the potential, both ion concentrations, the net charge density, and the axial current over a four-dimensional operating space: applied voltage, bulk concentration, wall charge strength, and pore radius. Repeated high-fidelity finite-volume solves are accurate but cost about 0.2 s each, which is prohibitive for design sweeps, uncertainty quantification, and inverse parameter estimation. A second problem is scientific rather than computational: it is not known which of these parameters a conductance measurement can actually identify, because geometric access and wall-charge Donnan enrichment enter the current in a correlated way.</w:t>
-      </w:r>
-    </w:p>
-    <w:p>
-      <w:r>
-        <w:rPr>
-          <w:b/>
-        </w:rPr>
-        <w:t>Solution method:</w:t>
-      </w:r>
-      <w:r>
-        <w:t xml:space="preserve"> A conservative Scharfetter–Gummel finite-volume reference solver generates a verified 240-state dataset. Two parameter-conditioned operator backbones are trained: a multi-scale radial physics-informed DeepONet and a parameter-conditioned two-dimensional Fourier neural operator. Both use an exact-reservoir Dirichlet ansatz and a charge-balanced field parameterization that guarantees positive concentrations and an exact algebraic charge identity. The operator is then used as a computational instrument: its Fisher information is validated against exact float64 finite-difference Jacobians of the reference solver, and the resulting identifiability map separates radius from wall charge and identifies the near-wall Donnan selectivity observable that breaks the conductance degeneracy. Models are exported to ONNX and served by a static browser simulator (JavaScript) with a live reference solve and a Gradio application.</w:t>
-      </w:r>
-    </w:p>
-    <w:p>
-      <w:r>
-        <w:rPr>
-          <w:b/>
-        </w:rPr>
-        <w:t>Restrictions and unusual features:</w:t>
-      </w:r>
-      <w:r>
-        <w:t xml:space="preserve"> The model is two-dimensional and axisymmetric; it neglects steric effects, electro-osmotic convection, surface chemistry, and pore-wall roughness. Temperature, permittivity, and ionic diffusivities are fixed. The operator is trained on in-distribution ranges of </w:t>
-      </w:r>
-      <m:oMath xmlns:a="http://schemas.openxmlformats.org/drawingml/2006/main" xmlns:pic="http://schemas.openxmlformats.org/drawingml/2006/picture">
-        <m:r>
-          <m:rPr>
-            <m:sty m:val="p"/>
-          </m:rPr>
-          <m:t>−</m:t>
-        </m:r>
-        <m:r>
-          <m:t>50</m:t>
-        </m:r>
-      </m:oMath>
-      <w:r>
-        <w:t xml:space="preserve"> to 50 mV, 20–200 mol </w:t>
-      </w:r>
-      <m:oMath xmlns:a="http://schemas.openxmlformats.org/drawingml/2006/main" xmlns:pic="http://schemas.openxmlformats.org/drawingml/2006/picture">
-        <m:sSup>
-          <m:e>
-            <m:r>
-              <m:t>m</m:t>
-            </m:r>
-          </m:e>
-          <m:sup>
-            <m:r>
-              <m:rPr>
-                <m:sty m:val="p"/>
-              </m:rPr>
-              <m:t>−</m:t>
-            </m:r>
-            <m:r>
-              <m:t>3</m:t>
-            </m:r>
-          </m:sup>
-        </m:sSup>
-      </m:oMath>
-      <w:r>
-        <w:t xml:space="preserve">, </w:t>
-      </w:r>
-      <m:oMath xmlns:a="http://schemas.openxmlformats.org/drawingml/2006/main" xmlns:pic="http://schemas.openxmlformats.org/drawingml/2006/picture">
-        <m:sSub>
-          <m:e>
-            <m:r>
-              <m:t>q</m:t>
-            </m:r>
-          </m:e>
-          <m:sub>
-            <m:r>
-              <m:t>w</m:t>
-            </m:r>
-          </m:sub>
-        </m:sSub>
-        <m:r>
-          <m:rPr>
-            <m:sty m:val="p"/>
-          </m:rPr>
-          <m:t>∈</m:t>
-        </m:r>
-        <m:r>
-          <m:rPr>
-            <m:sty m:val="p"/>
-          </m:rPr>
-          <m:t>[</m:t>
-        </m:r>
-        <m:r>
-          <m:rPr>
-            <m:sty m:val="p"/>
-          </m:rPr>
-          <m:t>−</m:t>
-        </m:r>
-        <m:r>
-          <m:t>0.05</m:t>
-        </m:r>
-        <m:r>
-          <m:rPr>
-            <m:sty m:val="p"/>
-          </m:rPr>
-          <m:t>,</m:t>
-        </m:r>
-        <m:r>
-          <m:t>0</m:t>
-        </m:r>
-        <m:r>
-          <m:rPr>
-            <m:sty m:val="p"/>
-          </m:rPr>
-          <m:t>]</m:t>
-        </m:r>
-      </m:oMath>
-      <w:r>
-        <w:t>, and 3–8 nm radius; extrapolation beyond these ranges is not certified. The package includes a dual-engine browser simulator that can switch between the operator and an in-browser SG/FV solve.</w:t>
+        <w:t>test_run/</w:t>
+      </w:r>
+      <w:r>
+        <w:t xml:space="preserve"> directory provides a self-contained sample input and expected output for a rapid CPC verification run.</w:t>
       </w:r>
     </w:p>
     <w:p>
@@ -655,7 +558,17 @@
         <w:t>Running time:</w:t>
       </w:r>
       <w:r>
-        <w:t xml:space="preserve"> Dataset generation 59.2 s; DeepONet training 50.6 s for 500 epochs; FNO training 108.5 s for 110 epochs; single-state inference 0.072 ms (DeepONet) and 1.04 ms (FNO) on an Apple M1 CPU. The Stage-10 studies add 29.6 s to generate the 144-state expansion, 50 s per 500-epoch trunk-ablation model, and 25 s per 250-epoch scaling model. The Stage-11 constraint benchmark (four schemes, three seeds), exact SG/FV Jacobian validation (1200 reference solves), and Stage-12 diagnostics add about four minutes on one CPU.</w:t>
+        <w:t xml:space="preserve"> Dataset generation 59.2 s; DeepONet training 50.6 s for 500 epochs; FNO training 108.5 s for 110 epochs; single-state inference 0.072 ms (DeepONet) and 1.04 ms (FNO) on an Apple M1 CPU. The Stage-10 studies add 29.6 s to generate the 144-state expansion, 50 s per 500-epoch trunk-ablation model, and 25 s per 250-epoch scaling model. The Stage-11 constraint benchmark (four schemes, three seeds), exact SG/FV Jacobian validation (1200 reference solves), and Stage-12 diagnostics add about four minutes on one CPU. The CPC test case in </w:t>
+      </w:r>
+      <w:r>
+        <w:rPr>
+          <w:rFonts w:ascii="Consolas" w:hAnsi="Consolas"/>
+          <w:sz w:val="19"/>
+        </w:rPr>
+        <w:t>scripts/run_cpc_test_case.py</w:t>
+      </w:r>
+      <w:r>
+        <w:t xml:space="preserve"> completes in under one second on one CPU.</w:t>
       </w:r>
     </w:p>
     <w:p>
@@ -668,22 +581,32 @@
     </w:p>
     <w:p>
       <w:r>
-        <w:t>Estimating the surface charge and geometry of a nanopore from its ionic conductance is a central inverse problem in nanofluidic sensing, yet the measurement is fast while the physics that connects it to the parameters is slow to evaluate and ambiguous to invert. Nanopores and nanofluidic channels convert molecular-scale charge and geometry into measurable ionic currents, and they underpin single-molecule sensing and sequencing [1–6]. In confined geometries the electrical double layer (EDL) can overlap, so ion transport departs from bulk conductance [7–11]. Surface charge, salt concentration, pore radius, and applied voltage jointly set selectivity and rectification [12–16], and the PNP system remains the standard continuum description of these effects [17–19]. EDL overlap, charge regulation, and electrokinetic dispersion further modify conduction in narrow pores [20–23], and the same physics underlies emerging iontronic and nanofluidic devices [24, 25].</w:t>
+        <w:t>Estimating the surface charge and geometry of a nanopore from its ionic conductance is a central inverse problem in nanofluidic sensing, yet the measurement is fast while the physics that connects it to the parameters is slow to evaluate and ambiguous to invert. Nanopores and nanofluidic channels convert molecular-scale charge and geometry into measurable ionic currents, underpinning single-molecule sensing and nucleic-acid sequencing prospects [1–6]. In confined nanoscale geometries, ion transport departs from bulk conductance due to surface-charge-governed transport at low salt concentrations [7], electrostatic screening when the Debye length approaches the channel dimension [8], interfacial electrokinetic coupling [9], ion-transport mechanisms specific to nanofluidic channels [10], and structure-dependent transport mechanisms [11].</w:t>
       </w:r>
     </w:p>
     <w:p>
       <w:r>
-        <w:t>Estimating surface charge and pore geometry from a current–voltage curve is therefore a long-standing inverse problem [7–16]. Conductance convolves the geometric access resistance with the Donnan enrichment or depletion of ions at the charged wall, so a change in wall charge can mimic a change in radius [12–16, 20–23]. Rectification in asymmetric or conical pores adds a second charge-sensitive signature, but it also mixes charge with geometry [14, 15]. Separating the two from conductance alone remains an open experimental and theoretical challenge, and the usual remedy—fitting many curves with repeated PNP solves—is slow and statistically opaque. Three concrete uses follow for a fast, validated operator: pre-experiment protocol design, in which bias and salinity combinations are chosen to maximize the Fisher information for the parameters of interest; rapid design sweeps of radius, charge, and operating point; and real-time digital-twin calibration, in which millisecond operator evaluations are compared continuously with a measured current. Each use requires not only speed but a calibrated statement of what the measurement can resolve.</w:t>
+        <w:t>Across nanofluidic devices, ionic transport, selectivity, and current rectification are modulated by applied gate or axial potentials [12], salt concentration and surface charge [13], conical pore geometry and electrostatic potential jumps [14], surface-charge patterning [15], and coupled pore diameter and ionic strength effects [16], while the Poisson–Nernst–Planck (PNP) system provides a widely used continuum framework for modeling and numerically solving ion-channel and nanopore transport [17–19].</w:t>
       </w:r>
     </w:p>
     <w:p>
       <w:r>
-        <w:t>Numerical solution of PNP is well understood. Scharfetter–Gummel (SG) discretizations, introduced for semiconductor carrier transport [26], and conservative finite-volume formulations [27] provide stable, accurate currents on moderate grids. A single axisymmetric solve on a 21 x 61 grid takes about 0.2 s on a modern laptop, which is acceptable for one operating point but not for the thousands of evaluations demanded by parameter sweeps, sensitivity analysis, design optimization, or inverse estimation. The cost is compounded when a neural surrogate is trained per state.</w:t>
+        <w:t>In narrow channels, electrokinetic flow with overlapped electrical double layers [20], double-layer-enhanced ion migration and water dissociation [21], surface charge regulation [22], and electroosmotic solute dispersion [23] further modify nanoscale transport, while related ion-transport and ion-mobility physics underlie fluidic iontronic computing devices [24] and electrolyte conductivity in charged nanochannels [25].</w:t>
       </w:r>
     </w:p>
     <w:p>
       <w:r>
-        <w:t xml:space="preserve">Physics-informed neural networks (PINNs) [28–31] remove the need for labeled data but are typically trained for one parameter set at a time, and they are sensitive to gradient-flow pathologies and failure modes [32, 33]. Hard-constraint formulations improve conditioning and enforce boundary data exactly [34–40], and extended or domain-decomposed variants enlarge the admissible geometry [41]. For PNP specifically, enriched and physics-informed variants have been reported [42, 43], operator variants such as CF-DeepONet and T-phPINN have been applied to adjacent transport problems [44, 45], and physics-informed surrogates have been used for battery-health prediction [46]. A previously reported fixed-state discontinuous-Galerkin DA-PINN for nanopore transport (COMPHY-D-26-00857) reached a potential relative L2 error of </w:t>
+        <w:t>Relating current–voltage behavior to surface charge and channel geometry is therefore a central modeling problem in nanofluidics [7, 8, 10, 13]. In charged channels, the measured conductance reflects both geometric confinement and surface-charge-governed ion accumulation [7, 8, 13, 22], while rectification in conical or charge-patterned pores depends jointly on pore-end asymmetry and surface-charge distribution [14, 15]. Separating the two from conductance alone remains an open experimental and theoretical challenge, and the usual remedy—fitting many curves with repeated PNP solves—is slow and statistically opaque. Three concrete uses follow for a fast, validated operator: pre-experiment protocol design, in which bias and salinity combinations are chosen to maximize the Fisher information for the parameters of interest; rapid design sweeps of radius, charge, and operating point; and real-time digital-twin calibration, in which millisecond operator evaluations are compared continuously with a measured current. Each use requires not only speed but a calibrated statement of what the measurement can resolve.</w:t>
+      </w:r>
+    </w:p>
+    <w:p>
+      <w:r>
+        <w:t>Numerical solution of PNP is well understood. Scharfetter–Gummel (SG) discretizations were introduced for semiconductor carrier transport [26], and conservative finite-volume formulations such as the Scharfetter–Gummel box method analyzed in [27] provide a stable discretization framework for drift–diffusion device equations. A single axisymmetric solve on a 21 x 61 grid takes about 0.2 s on a modern laptop, which is acceptable for one operating point but not for the thousands of evaluations demanded by parameter sweeps, sensitivity analysis, design optimization, or inverse estimation. The cost is compounded when a neural surrogate is trained per state.</w:t>
+      </w:r>
+    </w:p>
+    <w:p>
+      <w:r>
+        <w:t xml:space="preserve">Physics-informed neural networks (PINNs) [28–30] and neural trial-function formulations [31] embed differential equation constraints into the training loss to reduce reliance on labeled solution data, but standard PINNs are typically trained for one parameter set at a time and are sensitive to gradient-flow pathologies and optimization failure modes [32, 33]. Hard-constraint and boundary-enforcing formulations impose initial or boundary conditions strictly in various PDE settings [34–40], while domain-decomposed variants such as XPINNs enable space–time decomposition on complex geometries [41]. Enriched physics-informed neural networks have been developed for dynamic Poisson–Nernst–Planck systems [42], while related physics-informed and operator-learning surrogates have been applied to thermal charring materials [43], compressible flows with CF-DeepONet [44], non-Fourier heat conduction with T-phPINN [45], and lithium-ion battery health prediction [46]. A previously reported fixed-state discontinuous-Galerkin DA-PINN for nanopore transport (COMPHY-D-26-00857) reached a potential relative L2 error of </w:t>
       </w:r>
       <m:oMath xmlns:a="http://schemas.openxmlformats.org/drawingml/2006/main" xmlns:pic="http://schemas.openxmlformats.org/drawingml/2006/picture">
         <m:r>
@@ -720,7 +643,7 @@
     </w:p>
     <w:p>
       <w:r>
-        <w:t>Operator learning provides the required map from parameters to fields. DeepONet approximates nonlinear operators through a branch–trunk inner product [47], with error estimates in infinite dimensions [48], physics-informed DeepONet formulations [49], and several recent architectural and training variants [50–53]. Fourier neural operators (FNOs) learn global convolutions in a spectral basis [54, 55] and have been extended to parametric and physics-informed settings [56–58]. Neural Green's operators and spatio-spectral formulations offer complementary routes to parametric PDE solution [59, 60]. The central difficulty for transport in charged pores is not representational capacity but constraint satisfaction: potentials must satisfy reservoir Dirichlet data, concentrations must remain positive, and the predicted charge must equal the difference of the predicted concentrations. Unconstrained outputs violate these requirements, and the resulting errors are largest precisely where the net charge is small.</w:t>
+        <w:t>Operator learning provides the required map from parameters to fields. DeepONet approximates nonlinear operators through a branch–trunk inner product [47], supported by infinite-dimensional approximation error estimates [48], physics-informed DeepONet formulations for parametric PDEs [49], backpropagation-free and layer-interaction training variants [50, 51], theoretical universality analyses for operator learning [52], and architectural comparisons of DeepONet variants [53]. In parallel, Fourier neural operators (FNOs) have been extended to general geometries via XFNO [54] and Gabor-filtered spectral layers [55], as well as decomposed large-scale parametric PDEs with D-FNO [56] and physics-informed Fourier neural operator formulations [57, 58]. Neural Green's operators provide an additional route to parametric PDE solution by learning Green's functions [59], while spatio-spectral neural operators combine spatial and spectral feature learning [60]. The central difficulty for transport in charged pores is not representational capacity but constraint satisfaction: potentials must satisfy reservoir Dirichlet data, concentrations must remain positive, and the predicted charge must equal the difference of the predicted concentrations. Unconstrained outputs violate these requirements, and the resulting errors are largest precisely where the net charge is small.</w:t>
       </w:r>
     </w:p>
     <w:p>
@@ -2609,6 +2532,21 @@
         <w:t xml:space="preserve">The in-distribution training box is </w:t>
       </w:r>
       <m:oMath xmlns:a="http://schemas.openxmlformats.org/drawingml/2006/main" xmlns:pic="http://schemas.openxmlformats.org/drawingml/2006/picture">
+        <m:r>
+          <m:rPr>
+            <m:sty m:val="p"/>
+          </m:rPr>
+          <m:t>−</m:t>
+        </m:r>
+        <m:r>
+          <m:t>50</m:t>
+        </m:r>
+        <m:r>
+          <m:rPr>
+            <m:sty m:val="p"/>
+          </m:rPr>
+          <m:t>≤</m:t>
+        </m:r>
         <m:sSub>
           <m:e>
             <m:r>
@@ -2640,43 +2578,25 @@
           <m:rPr>
             <m:sty m:val="p"/>
           </m:rPr>
-          <m:t>∈</m:t>
-        </m:r>
-        <m:r>
-          <m:rPr>
-            <m:sty m:val="p"/>
-          </m:rPr>
-          <m:t>[</m:t>
-        </m:r>
-        <m:r>
-          <m:rPr>
-            <m:sty m:val="p"/>
-          </m:rPr>
-          <m:t>−</m:t>
+          <m:t>≤</m:t>
         </m:r>
         <m:r>
           <m:t>50</m:t>
         </m:r>
-        <m:r>
-          <m:rPr>
-            <m:sty m:val="p"/>
-          </m:rPr>
-          <m:t>,</m:t>
-        </m:r>
-        <m:r>
-          <m:t>50</m:t>
-        </m:r>
-        <m:r>
-          <m:rPr>
-            <m:sty m:val="p"/>
-          </m:rPr>
-          <m:t>]</m:t>
-        </m:r>
       </m:oMath>
       <w:r>
         <w:t xml:space="preserve"> mV, </w:t>
       </w:r>
       <m:oMath xmlns:a="http://schemas.openxmlformats.org/drawingml/2006/main" xmlns:pic="http://schemas.openxmlformats.org/drawingml/2006/picture">
+        <m:r>
+          <m:t>20</m:t>
+        </m:r>
+        <m:r>
+          <m:rPr>
+            <m:sty m:val="p"/>
+          </m:rPr>
+          <m:t>≤</m:t>
+        </m:r>
         <m:sSub>
           <m:e>
             <m:r>
@@ -2693,31 +2613,10 @@
           <m:rPr>
             <m:sty m:val="p"/>
           </m:rPr>
-          <m:t>∈</m:t>
-        </m:r>
-        <m:r>
-          <m:rPr>
-            <m:sty m:val="p"/>
-          </m:rPr>
-          <m:t>[</m:t>
-        </m:r>
-        <m:r>
-          <m:t>28</m:t>
-        </m:r>
-        <m:r>
-          <m:rPr>
-            <m:sty m:val="p"/>
-          </m:rPr>
-          <m:t>,</m:t>
+          <m:t>≤</m:t>
         </m:r>
         <m:r>
           <m:t>200</m:t>
-        </m:r>
-        <m:r>
-          <m:rPr>
-            <m:sty m:val="p"/>
-          </m:rPr>
-          <m:t>]</m:t>
         </m:r>
       </m:oMath>
       <w:r>
@@ -2747,6 +2646,21 @@
         <w:t xml:space="preserve">, </w:t>
       </w:r>
       <m:oMath xmlns:a="http://schemas.openxmlformats.org/drawingml/2006/main" xmlns:pic="http://schemas.openxmlformats.org/drawingml/2006/picture">
+        <m:r>
+          <m:rPr>
+            <m:sty m:val="p"/>
+          </m:rPr>
+          <m:t>−</m:t>
+        </m:r>
+        <m:r>
+          <m:t>0.05</m:t>
+        </m:r>
+        <m:r>
+          <m:rPr>
+            <m:sty m:val="p"/>
+          </m:rPr>
+          <m:t>≤</m:t>
+        </m:r>
         <m:sSub>
           <m:e>
             <m:r>
@@ -2763,75 +2677,36 @@
           <m:rPr>
             <m:sty m:val="p"/>
           </m:rPr>
-          <m:t>∈</m:t>
-        </m:r>
-        <m:r>
-          <m:rPr>
-            <m:sty m:val="p"/>
-          </m:rPr>
-          <m:t>[</m:t>
-        </m:r>
-        <m:r>
-          <m:rPr>
-            <m:sty m:val="p"/>
-          </m:rPr>
-          <m:t>−</m:t>
-        </m:r>
-        <m:r>
-          <m:t>0.05</m:t>
-        </m:r>
-        <m:r>
-          <m:rPr>
-            <m:sty m:val="p"/>
-          </m:rPr>
-          <m:t>,</m:t>
+          <m:t>≤</m:t>
         </m:r>
         <m:r>
           <m:t>0</m:t>
         </m:r>
-        <m:r>
-          <m:rPr>
-            <m:sty m:val="p"/>
-          </m:rPr>
-          <m:t>]</m:t>
-        </m:r>
       </m:oMath>
       <w:r>
         <w:t xml:space="preserve">, and </w:t>
       </w:r>
       <m:oMath xmlns:a="http://schemas.openxmlformats.org/drawingml/2006/main" xmlns:pic="http://schemas.openxmlformats.org/drawingml/2006/picture">
         <m:r>
+          <m:t>3</m:t>
+        </m:r>
+        <m:r>
+          <m:rPr>
+            <m:sty m:val="p"/>
+          </m:rPr>
+          <m:t>≤</m:t>
+        </m:r>
+        <m:r>
           <m:t>R</m:t>
         </m:r>
         <m:r>
           <m:rPr>
             <m:sty m:val="p"/>
           </m:rPr>
-          <m:t>∈</m:t>
-        </m:r>
-        <m:r>
-          <m:rPr>
-            <m:sty m:val="p"/>
-          </m:rPr>
-          <m:t>[</m:t>
-        </m:r>
-        <m:r>
-          <m:t>3</m:t>
-        </m:r>
-        <m:r>
-          <m:rPr>
-            <m:sty m:val="p"/>
-          </m:rPr>
-          <m:t>,</m:t>
+          <m:t>≤</m:t>
         </m:r>
         <m:r>
           <m:t>8</m:t>
-        </m:r>
-        <m:r>
-          <m:rPr>
-            <m:sty m:val="p"/>
-          </m:rPr>
-          <m:t>]</m:t>
         </m:r>
       </m:oMath>
       <w:r>
@@ -2848,7 +2723,7 @@
     </w:p>
     <w:p>
       <w:r>
-        <w:t xml:space="preserve">The reference solver uses a node-centered axisymmetric finite-volume discretization with Scharfetter–Gummel face fluxes for the Nernst–Planck currents and a conservative Poisson update [26, 27]. The production grid is </w:t>
+        <w:t xml:space="preserve">The reference solver adapts the node-centered finite-volume Scharfetter–Gummel box discretization developed and analyzed for stationary semiconductor drift–diffusion equations [26, 27] to axisymmetric Nernst–Planck currents with a conservative Poisson update. The production grid is </w:t>
       </w:r>
       <m:oMath xmlns:a="http://schemas.openxmlformats.org/drawingml/2006/main" xmlns:pic="http://schemas.openxmlformats.org/drawingml/2006/picture">
         <m:r>
@@ -3041,129 +2916,127 @@
           </m:rPr>
           <m:t>−</m:t>
         </m:r>
-        <m:r>
-          <m:rPr>
-            <m:sty m:val="p"/>
-          </m:rPr>
-          <m:t>[</m:t>
-        </m:r>
-        <m:sSub>
+        <m:d>
+          <m:dPr>
+            <m:begChr m:val="("/>
+            <m:sepChr m:val=""/>
+            <m:endChr m:val=")"/>
+            <m:grow/>
+          </m:dPr>
           <m:e>
-            <m:r>
-              <m:t>c</m:t>
-            </m:r>
-          </m:e>
-          <m:sub>
-            <m:r>
-              <m:t>i</m:t>
+            <m:sSub>
+              <m:e>
+                <m:r>
+                  <m:t>c</m:t>
+                </m:r>
+              </m:e>
+              <m:sub>
+                <m:r>
+                  <m:t>i</m:t>
+                </m:r>
+                <m:r>
+                  <m:rPr>
+                    <m:sty m:val="p"/>
+                  </m:rPr>
+                  <m:t>+</m:t>
+                </m:r>
+                <m:r>
+                  <m:t>1</m:t>
+                </m:r>
+              </m:sub>
+            </m:sSub>
+            <m:r>
+              <m:t>B</m:t>
             </m:r>
             <m:r>
               <m:rPr>
                 <m:sty m:val="p"/>
               </m:rPr>
-              <m:t>+</m:t>
-            </m:r>
-            <m:r>
-              <m:t>1</m:t>
-            </m:r>
-          </m:sub>
-        </m:sSub>
-        <m:r>
-          <m:t>B</m:t>
-        </m:r>
-        <m:r>
-          <m:rPr>
-            <m:sty m:val="p"/>
-          </m:rPr>
-          <m:t>(</m:t>
-        </m:r>
-        <m:r>
-          <m:rPr>
-            <m:sty m:val="p"/>
-          </m:rPr>
-          <m:t>−</m:t>
-        </m:r>
-        <m:r>
-          <m:rPr>
-            <m:sty m:val="p"/>
-          </m:rPr>
-          <m:t>Δ</m:t>
-        </m:r>
-        <m:sSub>
-          <m:e>
-            <m:r>
-              <m:t>ψ</m:t>
+              <m:t>(</m:t>
+            </m:r>
+            <m:r>
+              <m:rPr>
+                <m:sty m:val="p"/>
+              </m:rPr>
+              <m:t>−</m:t>
+            </m:r>
+            <m:r>
+              <m:rPr>
+                <m:sty m:val="p"/>
+              </m:rPr>
+              <m:t>Δ</m:t>
+            </m:r>
+            <m:sSub>
+              <m:e>
+                <m:r>
+                  <m:t>ψ</m:t>
+                </m:r>
+              </m:e>
+              <m:sub>
+                <m:r>
+                  <m:t>i</m:t>
+                </m:r>
+              </m:sub>
+            </m:sSub>
+            <m:r>
+              <m:rPr>
+                <m:sty m:val="p"/>
+              </m:rPr>
+              <m:t>)</m:t>
+            </m:r>
+            <m:r>
+              <m:rPr>
+                <m:sty m:val="p"/>
+              </m:rPr>
+              <m:t>−</m:t>
+            </m:r>
+            <m:sSub>
+              <m:e>
+                <m:r>
+                  <m:t>c</m:t>
+                </m:r>
+              </m:e>
+              <m:sub>
+                <m:r>
+                  <m:t>i</m:t>
+                </m:r>
+              </m:sub>
+            </m:sSub>
+            <m:r>
+              <m:t>B</m:t>
+            </m:r>
+            <m:r>
+              <m:rPr>
+                <m:sty m:val="p"/>
+              </m:rPr>
+              <m:t>(</m:t>
+            </m:r>
+            <m:r>
+              <m:rPr>
+                <m:sty m:val="p"/>
+              </m:rPr>
+              <m:t>Δ</m:t>
+            </m:r>
+            <m:sSub>
+              <m:e>
+                <m:r>
+                  <m:t>ψ</m:t>
+                </m:r>
+              </m:e>
+              <m:sub>
+                <m:r>
+                  <m:t>i</m:t>
+                </m:r>
+              </m:sub>
+            </m:sSub>
+            <m:r>
+              <m:rPr>
+                <m:sty m:val="p"/>
+              </m:rPr>
+              <m:t>)</m:t>
             </m:r>
           </m:e>
-          <m:sub>
-            <m:r>
-              <m:t>i</m:t>
-            </m:r>
-          </m:sub>
-        </m:sSub>
-        <m:r>
-          <m:rPr>
-            <m:sty m:val="p"/>
-          </m:rPr>
-          <m:t>)</m:t>
-        </m:r>
-        <m:r>
-          <m:rPr>
-            <m:sty m:val="p"/>
-          </m:rPr>
-          <m:t>−</m:t>
-        </m:r>
-        <m:sSub>
-          <m:e>
-            <m:r>
-              <m:t>c</m:t>
-            </m:r>
-          </m:e>
-          <m:sub>
-            <m:r>
-              <m:t>i</m:t>
-            </m:r>
-          </m:sub>
-        </m:sSub>
-        <m:r>
-          <m:t>B</m:t>
-        </m:r>
-        <m:r>
-          <m:rPr>
-            <m:sty m:val="p"/>
-          </m:rPr>
-          <m:t>(</m:t>
-        </m:r>
-        <m:r>
-          <m:rPr>
-            <m:sty m:val="p"/>
-          </m:rPr>
-          <m:t>Δ</m:t>
-        </m:r>
-        <m:sSub>
-          <m:e>
-            <m:r>
-              <m:t>ψ</m:t>
-            </m:r>
-          </m:e>
-          <m:sub>
-            <m:r>
-              <m:t>i</m:t>
-            </m:r>
-          </m:sub>
-        </m:sSub>
-        <m:r>
-          <m:rPr>
-            <m:sty m:val="p"/>
-          </m:rPr>
-          <m:t>)</m:t>
-        </m:r>
-        <m:r>
-          <m:rPr>
-            <m:sty m:val="p"/>
-          </m:rPr>
-          <m:t>]</m:t>
-        </m:r>
+        </m:d>
         <m:r>
           <m:rPr>
             <m:sty m:val="p"/>
@@ -3487,37 +3360,25 @@
       </w:r>
       <m:oMath xmlns:a="http://schemas.openxmlformats.org/drawingml/2006/main" xmlns:pic="http://schemas.openxmlformats.org/drawingml/2006/picture">
         <m:r>
+          <m:t>0</m:t>
+        </m:r>
+        <m:r>
+          <m:rPr>
+            <m:sty m:val="p"/>
+          </m:rPr>
+          <m:t>≤</m:t>
+        </m:r>
+        <m:r>
           <m:t>z</m:t>
         </m:r>
         <m:r>
           <m:rPr>
             <m:sty m:val="p"/>
           </m:rPr>
-          <m:t>∈</m:t>
-        </m:r>
-        <m:r>
-          <m:rPr>
-            <m:sty m:val="p"/>
-          </m:rPr>
-          <m:t>[</m:t>
-        </m:r>
-        <m:r>
-          <m:t>0</m:t>
-        </m:r>
-        <m:r>
-          <m:rPr>
-            <m:sty m:val="p"/>
-          </m:rPr>
-          <m:t>,</m:t>
+          <m:t>≤</m:t>
         </m:r>
         <m:r>
           <m:t>1</m:t>
-        </m:r>
-        <m:r>
-          <m:rPr>
-            <m:sty m:val="p"/>
-          </m:rPr>
-          <m:t>]</m:t>
         </m:r>
       </m:oMath>
       <w:r>
@@ -3927,9 +3788,9 @@
         </m:r>
         <m:d>
           <m:dPr>
-            <m:begChr m:val="["/>
+            <m:begChr m:val="("/>
             <m:sepChr m:val=""/>
-            <m:endChr m:val="]"/>
+            <m:endChr m:val=")"/>
             <m:grow/>
           </m:dPr>
           <m:e>
@@ -4132,38 +3993,25 @@
     </w:p>
     <w:p>
       <w:r>
-        <w:t xml:space="preserve">with the exponent clipped to </w:t>
+        <w:t xml:space="preserve">with the exponent clipped to the interval from </w:t>
       </w:r>
       <m:oMath xmlns:a="http://schemas.openxmlformats.org/drawingml/2006/main" xmlns:pic="http://schemas.openxmlformats.org/drawingml/2006/picture">
         <m:r>
           <m:rPr>
             <m:sty m:val="p"/>
           </m:rPr>
-          <m:t>[</m:t>
-        </m:r>
-        <m:r>
-          <m:rPr>
-            <m:sty m:val="p"/>
-          </m:rPr>
           <m:t>−</m:t>
         </m:r>
         <m:r>
           <m:t>15</m:t>
         </m:r>
-        <m:r>
-          <m:rPr>
-            <m:sty m:val="p"/>
-          </m:rPr>
-          <m:t>,</m:t>
-        </m:r>
+      </m:oMath>
+      <w:r>
+        <w:t xml:space="preserve"> to </w:t>
+      </w:r>
+      <m:oMath xmlns:a="http://schemas.openxmlformats.org/drawingml/2006/main" xmlns:pic="http://schemas.openxmlformats.org/drawingml/2006/picture">
         <m:r>
           <m:t>15</m:t>
-        </m:r>
-        <m:r>
-          <m:rPr>
-            <m:sty m:val="p"/>
-          </m:rPr>
-          <m:t>]</m:t>
         </m:r>
       </m:oMath>
       <w:r>
@@ -4670,7 +4518,7 @@
     </w:p>
     <w:p>
       <w:r>
-        <w:t>This construction should be distinguished from soft penalty-based constraint enforcement [34–40]. No boundary or positivity penalty is required; the constraints are structural. The physics loss is used only to penalize violations of the differential equations in the interior.</w:t>
+        <w:t>This structural construction should be distinguished from soft penalty-based boundary enforcement in physics-informed neural networks, which has been compared against hard boundary imposition across wave, airflow, consolidation, and elliptic PDE problems [34–40]. No boundary or positivity penalty is required; the constraints are structural. The physics loss is used only to penalize violations of the differential equations in the interior.</w:t>
       </w:r>
     </w:p>
     <w:p>
@@ -6297,7 +6145,7 @@
       <w:r>
         <w:drawing>
           <wp:inline xmlns:a="http://schemas.openxmlformats.org/drawingml/2006/main" xmlns:pic="http://schemas.openxmlformats.org/drawingml/2006/picture">
-            <wp:extent cx="5852160" cy="3935073"/>
+            <wp:extent cx="5852160" cy="3898774"/>
             <wp:docPr id="1" name="Picture 1"/>
             <wp:cNvGraphicFramePr>
               <a:graphicFrameLocks noChangeAspect="1"/>
@@ -6318,7 +6166,7 @@
                   <pic:spPr>
                     <a:xfrm>
                       <a:off x="0" y="0"/>
-                      <a:ext cx="5852160" cy="3935073"/>
+                      <a:ext cx="5852160" cy="3898774"/>
                     </a:xfrm>
                     <a:prstGeom prst="rect"/>
                   </pic:spPr>
@@ -7882,7 +7730,7 @@
       <w:r>
         <w:drawing>
           <wp:inline xmlns:a="http://schemas.openxmlformats.org/drawingml/2006/main" xmlns:pic="http://schemas.openxmlformats.org/drawingml/2006/picture">
-            <wp:extent cx="5852160" cy="2984445"/>
+            <wp:extent cx="5852160" cy="3036712"/>
             <wp:docPr id="3" name="Picture 3"/>
             <wp:cNvGraphicFramePr>
               <a:graphicFrameLocks noChangeAspect="1"/>
@@ -7903,7 +7751,7 @@
                   <pic:spPr>
                     <a:xfrm>
                       <a:off x="0" y="0"/>
-                      <a:ext cx="5852160" cy="2984445"/>
+                      <a:ext cx="5852160" cy="3036712"/>
                     </a:xfrm>
                     <a:prstGeom prst="rect"/>
                   </pic:spPr>
@@ -9432,7 +9280,7 @@
       <w:r>
         <w:drawing>
           <wp:inline xmlns:a="http://schemas.openxmlformats.org/drawingml/2006/main" xmlns:pic="http://schemas.openxmlformats.org/drawingml/2006/picture">
-            <wp:extent cx="5852160" cy="3959402"/>
+            <wp:extent cx="5852160" cy="4073327"/>
             <wp:docPr id="6" name="Picture 6"/>
             <wp:cNvGraphicFramePr>
               <a:graphicFrameLocks noChangeAspect="1"/>
@@ -9453,7 +9301,7 @@
                   <pic:spPr>
                     <a:xfrm>
                       <a:off x="0" y="0"/>
-                      <a:ext cx="5852160" cy="3959402"/>
+                      <a:ext cx="5852160" cy="4073327"/>
                     </a:xfrm>
                     <a:prstGeom prst="rect"/>
                   </pic:spPr>
@@ -9938,196 +9786,194 @@
           </m:rPr>
           <m:t>)</m:t>
         </m:r>
-        <m:r>
-          <m:rPr>
-            <m:sty m:val="p"/>
-          </m:rPr>
-          <m:t>[</m:t>
-        </m:r>
-        <m:acc>
-          <m:accPr>
-            <m:chr m:val="‾"/>
-          </m:accPr>
+        <m:d>
+          <m:dPr>
+            <m:begChr m:val="("/>
+            <m:sepChr m:val=""/>
+            <m:endChr m:val=")"/>
+            <m:grow/>
+          </m:dPr>
           <m:e>
-            <m:r>
-              <m:t>D</m:t>
-            </m:r>
-          </m:e>
-        </m:acc>
-        <m:r>
-          <m:t> </m:t>
-        </m:r>
-        <m:r>
-          <m:rPr>
-            <m:sty m:val="p"/>
-          </m:rPr>
-          <m:t>(</m:t>
-        </m:r>
-        <m:sSub>
-          <m:e>
-            <m:r>
-              <m:t>c</m:t>
-            </m:r>
-          </m:e>
-          <m:sub>
+            <m:acc>
+              <m:accPr>
+                <m:chr m:val="‾"/>
+              </m:accPr>
+              <m:e>
+                <m:r>
+                  <m:t>D</m:t>
+                </m:r>
+              </m:e>
+            </m:acc>
+            <m:r>
+              <m:t> </m:t>
+            </m:r>
+            <m:r>
+              <m:rPr>
+                <m:sty m:val="p"/>
+              </m:rPr>
+              <m:t>(</m:t>
+            </m:r>
+            <m:sSub>
+              <m:e>
+                <m:r>
+                  <m:t>c</m:t>
+                </m:r>
+              </m:e>
+              <m:sub>
+                <m:r>
+                  <m:rPr>
+                    <m:sty m:val="p"/>
+                  </m:rPr>
+                  <m:t>+</m:t>
+                </m:r>
+              </m:sub>
+            </m:sSub>
             <m:r>
               <m:rPr>
                 <m:sty m:val="p"/>
               </m:rPr>
               <m:t>+</m:t>
             </m:r>
-          </m:sub>
-        </m:sSub>
-        <m:r>
-          <m:rPr>
-            <m:sty m:val="p"/>
-          </m:rPr>
-          <m:t>+</m:t>
-        </m:r>
-        <m:sSub>
-          <m:e>
-            <m:r>
-              <m:t>c</m:t>
-            </m:r>
-          </m:e>
-          <m:sub>
+            <m:sSub>
+              <m:e>
+                <m:r>
+                  <m:t>c</m:t>
+                </m:r>
+              </m:e>
+              <m:sub>
+                <m:r>
+                  <m:rPr>
+                    <m:sty m:val="p"/>
+                  </m:rPr>
+                  <m:t>−</m:t>
+                </m:r>
+              </m:sub>
+            </m:sSub>
+            <m:r>
+              <m:rPr>
+                <m:sty m:val="p"/>
+              </m:rPr>
+              <m:t>)</m:t>
+            </m:r>
+            <m:r>
+              <m:rPr>
+                <m:sty m:val="p"/>
+              </m:rPr>
+              <m:t>+</m:t>
+            </m:r>
+            <m:f>
+              <m:fPr>
+                <m:type m:val="lin"/>
+              </m:fPr>
+              <m:num>
+                <m:r>
+                  <m:t>1</m:t>
+                </m:r>
+              </m:num>
+              <m:den>
+                <m:r>
+                  <m:t>2</m:t>
+                </m:r>
+              </m:den>
+            </m:f>
+            <m:r>
+              <m:rPr>
+                <m:sty m:val="p"/>
+              </m:rPr>
+              <m:t>(</m:t>
+            </m:r>
+            <m:sSub>
+              <m:e>
+                <m:r>
+                  <m:t>D</m:t>
+                </m:r>
+              </m:e>
+              <m:sub>
+                <m:r>
+                  <m:rPr>
+                    <m:sty m:val="p"/>
+                  </m:rPr>
+                  <m:t>+</m:t>
+                </m:r>
+              </m:sub>
+            </m:sSub>
             <m:r>
               <m:rPr>
                 <m:sty m:val="p"/>
               </m:rPr>
               <m:t>−</m:t>
             </m:r>
-          </m:sub>
-        </m:sSub>
-        <m:r>
-          <m:rPr>
-            <m:sty m:val="p"/>
-          </m:rPr>
-          <m:t>)</m:t>
-        </m:r>
-        <m:r>
-          <m:rPr>
-            <m:sty m:val="p"/>
-          </m:rPr>
-          <m:t>+</m:t>
-        </m:r>
-        <m:f>
-          <m:fPr>
-            <m:type m:val="lin"/>
-          </m:fPr>
-          <m:num>
-            <m:r>
-              <m:t>1</m:t>
-            </m:r>
-          </m:num>
-          <m:den>
-            <m:r>
-              <m:t>2</m:t>
-            </m:r>
-          </m:den>
-        </m:f>
-        <m:r>
-          <m:rPr>
-            <m:sty m:val="p"/>
-          </m:rPr>
-          <m:t>(</m:t>
-        </m:r>
-        <m:sSub>
-          <m:e>
-            <m:r>
-              <m:t>D</m:t>
-            </m:r>
-          </m:e>
-          <m:sub>
+            <m:sSub>
+              <m:e>
+                <m:r>
+                  <m:t>D</m:t>
+                </m:r>
+              </m:e>
+              <m:sub>
+                <m:r>
+                  <m:rPr>
+                    <m:sty m:val="p"/>
+                  </m:rPr>
+                  <m:t>−</m:t>
+                </m:r>
+              </m:sub>
+            </m:sSub>
             <m:r>
               <m:rPr>
                 <m:sty m:val="p"/>
               </m:rPr>
-              <m:t>+</m:t>
-            </m:r>
-          </m:sub>
-        </m:sSub>
-        <m:r>
-          <m:rPr>
-            <m:sty m:val="p"/>
-          </m:rPr>
-          <m:t>−</m:t>
-        </m:r>
-        <m:sSub>
-          <m:e>
-            <m:r>
-              <m:t>D</m:t>
-            </m:r>
-          </m:e>
-          <m:sub>
+              <m:t>)</m:t>
+            </m:r>
+            <m:r>
+              <m:rPr>
+                <m:sty m:val="p"/>
+              </m:rPr>
+              <m:t>(</m:t>
+            </m:r>
+            <m:sSub>
+              <m:e>
+                <m:r>
+                  <m:t>c</m:t>
+                </m:r>
+              </m:e>
+              <m:sub>
+                <m:r>
+                  <m:rPr>
+                    <m:sty m:val="p"/>
+                  </m:rPr>
+                  <m:t>+</m:t>
+                </m:r>
+              </m:sub>
+            </m:sSub>
             <m:r>
               <m:rPr>
                 <m:sty m:val="p"/>
               </m:rPr>
               <m:t>−</m:t>
             </m:r>
-          </m:sub>
-        </m:sSub>
-        <m:r>
-          <m:rPr>
-            <m:sty m:val="p"/>
-          </m:rPr>
-          <m:t>)</m:t>
-        </m:r>
-        <m:r>
-          <m:rPr>
-            <m:sty m:val="p"/>
-          </m:rPr>
-          <m:t>(</m:t>
-        </m:r>
-        <m:sSub>
-          <m:e>
-            <m:r>
-              <m:t>c</m:t>
-            </m:r>
-          </m:e>
-          <m:sub>
+            <m:sSub>
+              <m:e>
+                <m:r>
+                  <m:t>c</m:t>
+                </m:r>
+              </m:e>
+              <m:sub>
+                <m:r>
+                  <m:rPr>
+                    <m:sty m:val="p"/>
+                  </m:rPr>
+                  <m:t>−</m:t>
+                </m:r>
+              </m:sub>
+            </m:sSub>
             <m:r>
               <m:rPr>
                 <m:sty m:val="p"/>
               </m:rPr>
-              <m:t>+</m:t>
-            </m:r>
-          </m:sub>
-        </m:sSub>
-        <m:r>
-          <m:rPr>
-            <m:sty m:val="p"/>
-          </m:rPr>
-          <m:t>−</m:t>
-        </m:r>
-        <m:sSub>
-          <m:e>
-            <m:r>
-              <m:t>c</m:t>
+              <m:t>)</m:t>
             </m:r>
           </m:e>
-          <m:sub>
-            <m:r>
-              <m:rPr>
-                <m:sty m:val="p"/>
-              </m:rPr>
-              <m:t>−</m:t>
-            </m:r>
-          </m:sub>
-        </m:sSub>
-        <m:r>
-          <m:rPr>
-            <m:sty m:val="p"/>
-          </m:rPr>
-          <m:t>)</m:t>
-        </m:r>
-        <m:r>
-          <m:rPr>
-            <m:sty m:val="p"/>
-          </m:rPr>
-          <m:t>]</m:t>
-        </m:r>
+        </m:d>
       </m:oMath>
       <w:r>
         <w:t xml:space="preserve">, with </w:t>
@@ -12180,108 +12026,7 @@
     </w:p>
     <w:p>
       <w:r>
-        <w:t xml:space="preserve">The selectivity observable that breaks the degeneracy is not a purely theoretical construct. In a symmetric binary electrolyte the near-wall selectivity is, to leading order, the transference-number imbalance </w:t>
-      </w:r>
-      <m:oMath xmlns:a="http://schemas.openxmlformats.org/drawingml/2006/main" xmlns:pic="http://schemas.openxmlformats.org/drawingml/2006/picture">
-        <m:r>
-          <m:t>S</m:t>
-        </m:r>
-        <m:r>
-          <m:rPr>
-            <m:sty m:val="p"/>
-          </m:rPr>
-          <m:t>≃</m:t>
-        </m:r>
-        <m:r>
-          <m:t>2</m:t>
-        </m:r>
-        <m:sSub>
-          <m:e>
-            <m:r>
-              <m:t>t</m:t>
-            </m:r>
-          </m:e>
-          <m:sub>
-            <m:r>
-              <m:rPr>
-                <m:sty m:val="p"/>
-              </m:rPr>
-              <m:t>+</m:t>
-            </m:r>
-          </m:sub>
-        </m:sSub>
-        <m:r>
-          <m:rPr>
-            <m:sty m:val="p"/>
-          </m:rPr>
-          <m:t>−</m:t>
-        </m:r>
-        <m:r>
-          <m:t>1</m:t>
-        </m:r>
-      </m:oMath>
-      <w:r>
-        <w:t xml:space="preserve">, so a concentration-cell reversal potential </w:t>
-      </w:r>
-      <m:oMath xmlns:a="http://schemas.openxmlformats.org/drawingml/2006/main" xmlns:pic="http://schemas.openxmlformats.org/drawingml/2006/picture">
-        <m:sSub>
-          <m:e>
-            <m:r>
-              <m:t>V</m:t>
-            </m:r>
-          </m:e>
-          <m:sub>
-            <m:r>
-              <m:rPr>
-                <m:sty m:val="p"/>
-              </m:rPr>
-              <m:t>r</m:t>
-            </m:r>
-            <m:r>
-              <m:rPr>
-                <m:sty m:val="p"/>
-              </m:rPr>
-              <m:t>e</m:t>
-            </m:r>
-            <m:r>
-              <m:rPr>
-                <m:sty m:val="p"/>
-              </m:rPr>
-              <m:t>v</m:t>
-            </m:r>
-          </m:sub>
-        </m:sSub>
-      </m:oMath>
-      <w:r>
-        <w:t xml:space="preserve"> (or the streaming potential under a pressure gradient) provides a direct, calibration-based estimate of </w:t>
-      </w:r>
-      <m:oMath xmlns:a="http://schemas.openxmlformats.org/drawingml/2006/main" xmlns:pic="http://schemas.openxmlformats.org/drawingml/2006/picture">
-        <m:sSub>
-          <m:e>
-            <m:r>
-              <m:t>t</m:t>
-            </m:r>
-          </m:e>
-          <m:sub>
-            <m:r>
-              <m:rPr>
-                <m:sty m:val="p"/>
-              </m:rPr>
-              <m:t>+</m:t>
-            </m:r>
-          </m:sub>
-        </m:sSub>
-      </m:oMath>
-      <w:r>
-        <w:t xml:space="preserve"> and hence of </w:t>
-      </w:r>
-      <m:oMath xmlns:a="http://schemas.openxmlformats.org/drawingml/2006/main" xmlns:pic="http://schemas.openxmlformats.org/drawingml/2006/picture">
-        <m:r>
-          <m:t>S</m:t>
-        </m:r>
-      </m:oMath>
-      <w:r>
-        <w:t xml:space="preserve"> [20–23]. Current-rectification ratios (ICR) in asymmetric or conical pores carry the same charge information and are routinely measured, although they convolve charge with geometry and require the operator to separate the two. Optical routes— plasmonic nanopores, surface-enhanced Raman scattering, or wall-localized fluorescent ion indicators— can in principle resolve the near-wall concentration difference directly, at the cost of labeling and photostability constraints. None of these measurements is as routine as a current–voltage sweep, which is precisely why the identifiability analysis matters: it tells experimentalists that a charge-sensitive readout, not more conductance data, is the measurement to invest in, and the operator can be used to design the bias and salinity protocol that maximizes the information gain before the experiment is built.</w:t>
+        <w:t>The selectivity observable that breaks the degeneracy is not a purely theoretical construct. In a symmetric binary electrolyte the near-wall selectivity reflects the counter-ion/co-ion imbalance in the electrical double layer, which in electrokinetic nanochannel theory is probed experimentally via concentration-cell potential or streaming-potential measurements [7, 8, 10]. Current-rectification ratios (ICR) in asymmetric or conical pores carry the same charge information and are routinely measured, although they convolve charge with geometry and require the operator to separate the two. Optical routes— plasmonic nanopores, surface-enhanced Raman scattering, or wall-localized fluorescent ion indicators— can in principle resolve the near-wall concentration difference directly, at the cost of labeling and photostability constraints. None of these measurements is as routine as a current–voltage sweep, which is precisely why the identifiability analysis matters: it tells experimentalists that a charge-sensitive readout, not more conductance data, is the measurement to invest in, and the operator can be used to design the bias and salinity protocol that maximizes the information gain before the experiment is built.</w:t>
       </w:r>
     </w:p>
     <w:p>
@@ -12787,7 +12532,37 @@
     </w:p>
     <w:p>
       <w:r>
-        <w:t xml:space="preserve">The dataset, trained models, figure-generation scripts, and analysis code are available at https://github.com/Javad-Alizargar/nanopore-pino-surrogate under the MIT License. The interactive browser simulator, including a live SG/FV reference solver, is served at https://pino.statwhy.com/. The permanently archived release is available at Zenodo DOI https://doi.org/10.5281/zenodo.23487404. The repository contains the SG/FV reference solver, the 240-state dataset and the 384-state expansion used for the scaling study, the training and evaluation scripts, the Stage-10 ablation, scaling, and identifiability scripts, the Stage-11 constraint and Fisher-validation scripts, the Stage-12 diagnostics, the ONNX models, the browser simulator, and the Gradio application. The raw literature metadata used to build the reference list is included in </w:t>
+        <w:t xml:space="preserve">The dataset, trained models, figure-generation scripts, and analysis code are available at https://github.com/Javad-Alizargar/nanopore-pino-surrogate under the MIT License. The interactive browser simulator, including a live SG/FV reference solver, is served at https://pino.statwhy.com/. The permanently archived release is available at Zenodo DOI https://doi.org/10.5281/zenodo.23487404. The repository and Zenodo archive contain a comprehensive </w:t>
+      </w:r>
+      <w:r>
+        <w:rPr>
+          <w:rFonts w:ascii="Consolas" w:hAnsi="Consolas"/>
+          <w:sz w:val="19"/>
+        </w:rPr>
+        <w:t>README.md</w:t>
+      </w:r>
+      <w:r>
+        <w:t xml:space="preserve"> describing all files, installation, and execution instructions, alongside complete sample test-run input and output files in </w:t>
+      </w:r>
+      <w:r>
+        <w:rPr>
+          <w:rFonts w:ascii="Consolas" w:hAnsi="Consolas"/>
+          <w:sz w:val="19"/>
+        </w:rPr>
+        <w:t>test_run/</w:t>
+      </w:r>
+      <w:r>
+        <w:t xml:space="preserve">; </w:t>
+      </w:r>
+      <w:r>
+        <w:rPr>
+          <w:rFonts w:ascii="Consolas" w:hAnsi="Consolas"/>
+          <w:sz w:val="19"/>
+        </w:rPr>
+        <w:t>scripts/run_cpc_test_case.py</w:t>
+      </w:r>
+      <w:r>
+        <w:t xml:space="preserve"> executes that self-contained verification case. The repository contains the SG/FV reference solver, the 240-state dataset and the 384-state expansion used for the scaling study, the training and evaluation scripts, the Stage-10 ablation, scaling, and identifiability scripts, the Stage-11 constraint and Fisher-validation scripts, the Stage-12 diagnostics, the ONNX models, the browser simulator, and the Gradio application. The raw literature metadata used to build the reference list is included in </w:t>
       </w:r>
       <w:r>
         <w:rPr>

--- a/manuscript/Manuscript_PINO_clean.docx
+++ b/manuscript/Manuscript_PINO_clean.docx
@@ -65,7 +65,7 @@
         <w:pStyle w:val="ListBullet"/>
       </w:pPr>
       <w:r>
-        <w:t>Wall charge is unidentifiable from conductance alone (</w:t>
+        <w:t>Wall charge is unidentifiable from conductance (</w:t>
       </w:r>
       <m:oMath xmlns:a="http://schemas.openxmlformats.org/drawingml/2006/main" xmlns:pic="http://schemas.openxmlformats.org/drawingml/2006/picture">
         <m:r>
@@ -94,7 +94,7 @@
           <m:rPr>
             <m:sty m:val="p"/>
           </m:rPr>
-          <m:t>&gt;</m:t>
+          <m:t>≳</m:t>
         </m:r>
         <m:sSup>
           <m:e>
@@ -163,7 +163,7 @@
         </m:sSup>
       </m:oMath>
       <w:r>
-        <w:t>). A multi-scale radial physics-informed DeepONet (36,880 parameters) and a real-DFT Fourier neural operator (460,488 parameters) predict a positive salt sum and net charge and reconstruct concentrations hyperbolically, so reservoir data and the charge identity hold exactly (</w:t>
+        <w:t>). A multi-scale radial physics-informed DeepONet (36,880 parameters) and a real-DFT Fourier neural operator (460,488 parameters) predict a positive geometric salt scale and net charge and reconstruct concentrations hyperbolically, so reservoir data and the charge identity hold exactly (</w:t>
       </w:r>
       <m:oMath xmlns:a="http://schemas.openxmlformats.org/drawingml/2006/main" xmlns:pic="http://schemas.openxmlformats.org/drawingml/2006/picture">
         <m:r>
@@ -314,7 +314,7 @@
           <m:rPr>
             <m:sty m:val="p"/>
           </m:rPr>
-          <m:t>&gt;</m:t>
+          <m:t>≳</m:t>
         </m:r>
         <m:sSup>
           <m:e>
@@ -586,7 +586,7 @@
     </w:p>
     <w:p>
       <w:r>
-        <w:t>Across nanofluidic devices, ionic transport, selectivity, and current rectification are modulated by applied gate or axial potentials [12], salt concentration and surface charge [13], conical pore geometry and electrostatic potential jumps [14], surface-charge patterning [15], and coupled pore diameter and ionic strength effects [16], while the Poisson–Nernst–Planck (PNP) system provides a widely used continuum framework for modeling and numerically solving ion-channel and nanopore transport [17–19].</w:t>
+        <w:t>Across nanofluidic devices, ionic transport, selectivity, and current rectification are modulated by applied gate or axial potentials [12], salt concentration and surface charge [13], conical pore geometry and electrostatic potential jumps [14], surface-charge patterning [15], and coupled effects of pore diameter, surface-charge density, and ionic strength [16], while the Poisson–Nernst–Planck (PNP) system provides a widely used continuum framework for modeling and numerically solving ion-channel and nanopore transport [17–19].</w:t>
       </w:r>
     </w:p>
     <w:p>
@@ -596,17 +596,17 @@
     </w:p>
     <w:p>
       <w:r>
-        <w:t>Relating current–voltage behavior to surface charge and channel geometry is therefore a central modeling problem in nanofluidics [7, 8, 10, 13]. In charged channels, the measured conductance reflects both geometric confinement and surface-charge-governed ion accumulation [7, 8, 13, 22], while rectification in conical or charge-patterned pores depends jointly on pore-end asymmetry and surface-charge distribution [14, 15]. Separating the two from conductance alone remains an open experimental and theoretical challenge, and the usual remedy—fitting many curves with repeated PNP solves—is slow and statistically opaque. Three concrete uses follow for a fast, validated operator: pre-experiment protocol design, in which bias and salinity combinations are chosen to maximize the Fisher information for the parameters of interest; rapid design sweeps of radius, charge, and operating point; and real-time digital-twin calibration, in which millisecond operator evaluations are compared continuously with a measured current. Each use requires not only speed but a calibrated statement of what the measurement can resolve.</w:t>
+        <w:t>Relating current–voltage behavior to surface charge and channel geometry is therefore a central modeling problem in nanofluidics [7, 8]. In charged channels, the measured conductance reflects geometric confinement and surface-charge-governed ion accumulation [13], with electrostatic screening becoming important at low salt concentration [22], while rectification in conical or charge-patterned pores depends jointly on pore-end asymmetry [14] and surface-charge distribution [15]. Separating the two from conductance alone remains an open experimental and theoretical challenge, and the usual remedy—fitting many curves with repeated PNP solves—is slow and statistically opaque. Three concrete uses follow for a fast, validated operator: pre-experiment protocol design, in which bias and salinity combinations are chosen to maximize the Fisher information for the parameters of interest; rapid design sweeps of radius, charge, and operating point; and real-time digital-twin calibration, in which millisecond operator evaluations are compared continuously with a measured current. Each use requires not only speed but a calibrated statement of what the measurement can resolve.</w:t>
       </w:r>
     </w:p>
     <w:p>
       <w:r>
-        <w:t>Numerical solution of PNP is well understood. Scharfetter–Gummel (SG) discretizations were introduced for semiconductor carrier transport [26], and conservative finite-volume formulations such as the Scharfetter–Gummel box method analyzed in [27] provide a stable discretization framework for drift–diffusion device equations. A single axisymmetric solve on a 21 x 61 grid takes about 0.2 s on a modern laptop, which is acceptable for one operating point but not for the thousands of evaluations demanded by parameter sweeps, sensitivity analysis, design optimization, or inverse estimation. The cost is compounded when a neural surrogate is trained per state.</w:t>
+        <w:t>Numerical solution of PNP is well understood. Scharfetter–Gummel (SG) discretizations were introduced for semiconductor carrier transport [26]. Conservative finite-volume formulations, including the Scharfetter–Gummel box method [27], provide a stable discretization framework for drift–diffusion device equations. A single axisymmetric solve on a 21 x 61 grid takes about 0.2 s on a modern laptop, which is acceptable for one operating point but not for the thousands of evaluations demanded by parameter sweeps, sensitivity analysis, design optimization, or inverse estimation. The cost is compounded when a neural surrogate is trained per state.</w:t>
       </w:r>
     </w:p>
     <w:p>
       <w:r>
-        <w:t xml:space="preserve">Physics-informed neural networks (PINNs) [28–30] and neural trial-function formulations [31] embed differential equation constraints into the training loss to reduce reliance on labeled solution data, but standard PINNs are typically trained for one parameter set at a time and are sensitive to gradient-flow pathologies and optimization failure modes [32, 33]. Hard-constraint and boundary-enforcing formulations impose initial or boundary conditions strictly in various PDE settings [34–40], while domain-decomposed variants such as XPINNs enable space–time decomposition on complex geometries [41]. Enriched physics-informed neural networks have been developed for dynamic Poisson–Nernst–Planck systems [42], while related physics-informed and operator-learning surrogates have been applied to thermal charring materials [43], compressible flows with CF-DeepONet [44], non-Fourier heat conduction with T-phPINN [45], and lithium-ion battery health prediction [46]. A previously reported fixed-state discontinuous-Galerkin DA-PINN for nanopore transport (COMPHY-D-26-00857) reached a potential relative L2 error of </w:t>
+        <w:t xml:space="preserve">Physics-informed neural networks (PINNs) [28–30] and neural trial-function formulations [31] embed differential equation constraints into the training loss to reduce reliance on labeled solution data, but standard PINNs are typically trained for one parameter set at a time and are sensitive to gradient-flow pathologies and optimization failure modes [32, 33]. Hard-constraint and boundary-enforcing formulations impose initial or boundary conditions strictly across benchmark PDE problems [34], wave [35], airflow [36], wave [37], consolidation [38], further benchmark problems [39], and microseismic [40] problems, while domain-decomposed variants such as XPINNs enable space–time decomposition on complex geometries [41]. Enriched physics-informed neural networks have been developed for dynamic Poisson–Nernst–Planck systems [42], while related physics-informed and operator-learning surrogates have been applied to thermal charring materials [43], compressible flows with CF-DeepONet [44], non-Fourier heat conduction with T-phPINN [45], and lithium-ion battery health prediction [46]. A previously reported fixed-state discontinuous-Galerkin DA-PINN for nanopore transport (COMPHY-D-26-00857) reached a potential relative L2 error of </w:t>
       </w:r>
       <m:oMath xmlns:a="http://schemas.openxmlformats.org/drawingml/2006/main" xmlns:pic="http://schemas.openxmlformats.org/drawingml/2006/picture">
         <m:r>
@@ -735,7 +735,7 @@
         </m:r>
       </m:oMath>
       <w:r>
-        <w:t xml:space="preserve"> salt sum from the small net-charge difference, a mechanism that the hyperbolic map and the linear projection share (</w:t>
+        <w:t xml:space="preserve"> total ion concentration from the small net-charge difference, a mechanism that the hyperbolic map and the linear projection share (</w:t>
       </w:r>
       <m:oMath xmlns:a="http://schemas.openxmlformats.org/drawingml/2006/main" xmlns:pic="http://schemas.openxmlformats.org/drawingml/2006/picture">
         <m:r>
@@ -921,6 +921,23 @@
       </w:r>
       <m:oMath xmlns:a="http://schemas.openxmlformats.org/drawingml/2006/main" xmlns:pic="http://schemas.openxmlformats.org/drawingml/2006/picture">
         <m:r>
+          <m:t>18</m:t>
+        </m:r>
+        <m:r>
+          <m:rPr>
+            <m:sty m:val="p"/>
+          </m:rPr>
+          <m:t>×</m:t>
+        </m:r>
+        <m:r>
+          <m:t>18</m:t>
+        </m:r>
+      </m:oMath>
+      <w:r>
+        <w:t xml:space="preserve"> plane sweep: minimum </w:t>
+      </w:r>
+      <m:oMath xmlns:a="http://schemas.openxmlformats.org/drawingml/2006/main" xmlns:pic="http://schemas.openxmlformats.org/drawingml/2006/picture">
+        <m:r>
           <m:t>κ</m:t>
         </m:r>
         <m:r>
@@ -946,8 +963,74 @@
           <m:rPr>
             <m:sty m:val="p"/>
           </m:rPr>
-          <m:t>&gt;</m:t>
-        </m:r>
+          <m:t>=</m:t>
+        </m:r>
+        <m:r>
+          <m:t>9.9</m:t>
+        </m:r>
+        <m:r>
+          <m:rPr>
+            <m:sty m:val="p"/>
+          </m:rPr>
+          <m:t>×</m:t>
+        </m:r>
+        <m:sSup>
+          <m:e>
+            <m:r>
+              <m:t>10</m:t>
+            </m:r>
+          </m:e>
+          <m:sup>
+            <m:r>
+              <m:t>7</m:t>
+            </m:r>
+          </m:sup>
+        </m:sSup>
+      </m:oMath>
+      <w:r>
+        <w:t xml:space="preserve">, median </w:t>
+      </w:r>
+      <m:oMath xmlns:a="http://schemas.openxmlformats.org/drawingml/2006/main" xmlns:pic="http://schemas.openxmlformats.org/drawingml/2006/picture">
+        <m:r>
+          <m:t>7.5</m:t>
+        </m:r>
+        <m:r>
+          <m:rPr>
+            <m:sty m:val="p"/>
+          </m:rPr>
+          <m:t>×</m:t>
+        </m:r>
+        <m:sSup>
+          <m:e>
+            <m:r>
+              <m:t>10</m:t>
+            </m:r>
+          </m:e>
+          <m:sup>
+            <m:r>
+              <m:t>8</m:t>
+            </m:r>
+          </m:sup>
+        </m:sSup>
+      </m:oMath>
+      <w:r>
+        <w:t xml:space="preserve">; </w:t>
+      </w:r>
+      <m:oMath xmlns:a="http://schemas.openxmlformats.org/drawingml/2006/main" xmlns:pic="http://schemas.openxmlformats.org/drawingml/2006/picture">
+        <m:r>
+          <m:t>99.7</m:t>
+        </m:r>
+        <m:r>
+          <m:rPr>
+            <m:sty m:val="p"/>
+          </m:rPr>
+          <m:t>%</m:t>
+        </m:r>
+      </m:oMath>
+      <w:r>
+        <w:t xml:space="preserve"> of the plane above </w:t>
+      </w:r>
+      <m:oMath xmlns:a="http://schemas.openxmlformats.org/drawingml/2006/main" xmlns:pic="http://schemas.openxmlformats.org/drawingml/2006/picture">
         <m:sSup>
           <m:e>
             <m:r>
@@ -4404,7 +4487,7 @@
         </m:r>
       </m:oMath>
       <w:r>
-        <w:t xml:space="preserve">, and the algebraic identity </w:t>
+        <w:t xml:space="preserve">, and the algebraic identities </w:t>
       </w:r>
       <m:oMath xmlns:a="http://schemas.openxmlformats.org/drawingml/2006/main" xmlns:pic="http://schemas.openxmlformats.org/drawingml/2006/picture">
         <m:sSub>
@@ -4481,25 +4564,46 @@
         </m:sSub>
       </m:oMath>
       <w:r>
-        <w:t xml:space="preserve"> holds exactly. In the implementation the residual of this identity is </w:t>
+        <w:t xml:space="preserve"> and </w:t>
       </w:r>
       <m:oMath xmlns:a="http://schemas.openxmlformats.org/drawingml/2006/main" xmlns:pic="http://schemas.openxmlformats.org/drawingml/2006/picture">
-        <m:r>
-          <m:t>1.110</m:t>
-        </m:r>
-        <m:r>
-          <m:rPr>
-            <m:sty m:val="p"/>
-          </m:rPr>
-          <m:t>×</m:t>
-        </m:r>
-        <m:sSup>
+        <m:sSub>
           <m:e>
             <m:r>
-              <m:t>10</m:t>
+              <m:t>c</m:t>
             </m:r>
           </m:e>
-          <m:sup>
+          <m:sub>
+            <m:r>
+              <m:rPr>
+                <m:sty m:val="p"/>
+              </m:rPr>
+              <m:t>+</m:t>
+            </m:r>
+            <m:r>
+              <m:rPr>
+                <m:sty m:val="p"/>
+              </m:rPr>
+              <m:t>,</m:t>
+            </m:r>
+            <m:r>
+              <m:t>θ</m:t>
+            </m:r>
+          </m:sub>
+        </m:sSub>
+        <m:r>
+          <m:rPr>
+            <m:sty m:val="p"/>
+          </m:rPr>
+          <m:t>+</m:t>
+        </m:r>
+        <m:sSub>
+          <m:e>
+            <m:r>
+              <m:t>c</m:t>
+            </m:r>
+          </m:e>
+          <m:sub>
             <m:r>
               <m:rPr>
                 <m:sty m:val="p"/>
@@ -4507,6 +4611,230 @@
               <m:t>−</m:t>
             </m:r>
             <m:r>
+              <m:rPr>
+                <m:sty m:val="p"/>
+              </m:rPr>
+              <m:t>,</m:t>
+            </m:r>
+            <m:r>
+              <m:t>θ</m:t>
+            </m:r>
+          </m:sub>
+        </m:sSub>
+        <m:r>
+          <m:rPr>
+            <m:sty m:val="p"/>
+          </m:rPr>
+          <m:t>=</m:t>
+        </m:r>
+        <m:rad>
+          <m:radPr>
+            <m:degHide m:val="on"/>
+          </m:radPr>
+          <m:deg/>
+          <m:e>
+            <m:sSubSup>
+              <m:e>
+                <m:r>
+                  <m:t>s</m:t>
+                </m:r>
+              </m:e>
+              <m:sub>
+                <m:r>
+                  <m:t>θ</m:t>
+                </m:r>
+              </m:sub>
+              <m:sup>
+                <m:r>
+                  <m:t>2</m:t>
+                </m:r>
+              </m:sup>
+            </m:sSubSup>
+            <m:r>
+              <m:rPr>
+                <m:sty m:val="p"/>
+              </m:rPr>
+              <m:t>+</m:t>
+            </m:r>
+            <m:sSubSup>
+              <m:e>
+                <m:r>
+                  <m:t>ρ</m:t>
+                </m:r>
+              </m:e>
+              <m:sub>
+                <m:r>
+                  <m:t>θ</m:t>
+                </m:r>
+              </m:sub>
+              <m:sup>
+                <m:r>
+                  <m:t>2</m:t>
+                </m:r>
+              </m:sup>
+            </m:sSubSup>
+          </m:e>
+        </m:rad>
+        <m:r>
+          <m:rPr>
+            <m:sty m:val="p"/>
+          </m:rPr>
+          <m:t>=</m:t>
+        </m:r>
+        <m:r>
+          <m:rPr>
+            <m:sty m:val="p"/>
+          </m:rPr>
+          <m:t>Σ</m:t>
+        </m:r>
+        <m:sSub>
+          <m:e>
+            <m:r>
+              <m:t>c</m:t>
+            </m:r>
+          </m:e>
+          <m:sub>
+            <m:r>
+              <m:t>θ</m:t>
+            </m:r>
+          </m:sub>
+        </m:sSub>
+        <m:r>
+          <m:rPr>
+            <m:sty m:val="p"/>
+          </m:rPr>
+          <m:t>&gt;</m:t>
+        </m:r>
+        <m:r>
+          <m:t>0</m:t>
+        </m:r>
+      </m:oMath>
+      <w:r>
+        <w:t xml:space="preserve"> hold exactly. Thus </w:t>
+      </w:r>
+      <m:oMath xmlns:a="http://schemas.openxmlformats.org/drawingml/2006/main" xmlns:pic="http://schemas.openxmlformats.org/drawingml/2006/picture">
+        <m:sSub>
+          <m:e>
+            <m:r>
+              <m:t>s</m:t>
+            </m:r>
+          </m:e>
+          <m:sub>
+            <m:r>
+              <m:t>θ</m:t>
+            </m:r>
+          </m:sub>
+        </m:sSub>
+        <m:r>
+          <m:rPr>
+            <m:sty m:val="p"/>
+          </m:rPr>
+          <m:t>=</m:t>
+        </m:r>
+        <m:r>
+          <m:t>2</m:t>
+        </m:r>
+        <m:rad>
+          <m:radPr>
+            <m:degHide m:val="on"/>
+          </m:radPr>
+          <m:deg/>
+          <m:e>
+            <m:sSub>
+              <m:e>
+                <m:r>
+                  <m:t>c</m:t>
+                </m:r>
+              </m:e>
+              <m:sub>
+                <m:r>
+                  <m:rPr>
+                    <m:sty m:val="p"/>
+                  </m:rPr>
+                  <m:t>+</m:t>
+                </m:r>
+                <m:r>
+                  <m:rPr>
+                    <m:sty m:val="p"/>
+                  </m:rPr>
+                  <m:t>,</m:t>
+                </m:r>
+                <m:r>
+                  <m:t>θ</m:t>
+                </m:r>
+              </m:sub>
+            </m:sSub>
+            <m:sSub>
+              <m:e>
+                <m:r>
+                  <m:t>c</m:t>
+                </m:r>
+              </m:e>
+              <m:sub>
+                <m:r>
+                  <m:rPr>
+                    <m:sty m:val="p"/>
+                  </m:rPr>
+                  <m:t>−</m:t>
+                </m:r>
+                <m:r>
+                  <m:rPr>
+                    <m:sty m:val="p"/>
+                  </m:rPr>
+                  <m:t>,</m:t>
+                </m:r>
+                <m:r>
+                  <m:t>θ</m:t>
+                </m:r>
+              </m:sub>
+            </m:sSub>
+          </m:e>
+        </m:rad>
+        <m:r>
+          <m:rPr>
+            <m:sty m:val="p"/>
+          </m:rPr>
+          <m:t>&gt;</m:t>
+        </m:r>
+        <m:r>
+          <m:t>0</m:t>
+        </m:r>
+      </m:oMath>
+      <w:r>
+        <w:t xml:space="preserve"> is the positive geometric salt scale, while the capital </w:t>
+      </w:r>
+      <m:oMath xmlns:a="http://schemas.openxmlformats.org/drawingml/2006/main" xmlns:pic="http://schemas.openxmlformats.org/drawingml/2006/picture">
+        <m:r>
+          <m:t>S</m:t>
+        </m:r>
+      </m:oMath>
+      <w:r>
+        <w:t xml:space="preserve"> denotes the near-wall selectivity observable. In the implementation the residual of the charge identity is </w:t>
+      </w:r>
+      <m:oMath xmlns:a="http://schemas.openxmlformats.org/drawingml/2006/main" xmlns:pic="http://schemas.openxmlformats.org/drawingml/2006/picture">
+        <m:r>
+          <m:t>1.110</m:t>
+        </m:r>
+        <m:r>
+          <m:rPr>
+            <m:sty m:val="p"/>
+          </m:rPr>
+          <m:t>×</m:t>
+        </m:r>
+        <m:sSup>
+          <m:e>
+            <m:r>
+              <m:t>10</m:t>
+            </m:r>
+          </m:e>
+          <m:sup>
+            <m:r>
+              <m:rPr>
+                <m:sty m:val="p"/>
+              </m:rPr>
+              <m:t>−</m:t>
+            </m:r>
+            <m:r>
               <m:t>16</m:t>
             </m:r>
           </m:sup>
@@ -4518,7 +4846,7 @@
     </w:p>
     <w:p>
       <w:r>
-        <w:t>This structural construction should be distinguished from soft penalty-based boundary enforcement in physics-informed neural networks, which has been compared against hard boundary imposition across wave, airflow, consolidation, and elliptic PDE problems [34–40]. No boundary or positivity penalty is required; the constraints are structural. The physics loss is used only to penalize violations of the differential equations in the interior.</w:t>
+        <w:t>This structural construction should be distinguished from soft penalty-based boundary enforcement in physics-informed neural networks, which has been compared with hard boundary imposition in the benchmark and applied PDE settings above [34–40]. No boundary or positivity penalty is required; the constraints are structural. The physics loss is used only to penalize violations of the differential equations in the interior.</w:t>
       </w:r>
     </w:p>
     <w:p>
@@ -8098,6 +8426,164 @@
       </w:r>
     </w:p>
     <w:p>
+      <w:r>
+        <w:t xml:space="preserve">The </w:t>
+      </w:r>
+      <m:oMath xmlns:a="http://schemas.openxmlformats.org/drawingml/2006/main" xmlns:pic="http://schemas.openxmlformats.org/drawingml/2006/picture">
+        <m:r>
+          <m:t>18</m:t>
+        </m:r>
+        <m:r>
+          <m:rPr>
+            <m:sty m:val="p"/>
+          </m:rPr>
+          <m:t>×</m:t>
+        </m:r>
+        <m:r>
+          <m:t>18</m:t>
+        </m:r>
+      </m:oMath>
+      <w:r>
+        <w:t xml:space="preserve"> Fisher plane in Figure 3F gives </w:t>
+      </w:r>
+      <m:oMath xmlns:a="http://schemas.openxmlformats.org/drawingml/2006/main" xmlns:pic="http://schemas.openxmlformats.org/drawingml/2006/picture">
+        <m:r>
+          <m:t>κ</m:t>
+        </m:r>
+        <m:r>
+          <m:rPr>
+            <m:sty m:val="p"/>
+          </m:rPr>
+          <m:t>(</m:t>
+        </m:r>
+        <m:r>
+          <m:rPr>
+            <m:scr m:val="script"/>
+            <m:sty m:val="p"/>
+          </m:rPr>
+          <m:t>F</m:t>
+        </m:r>
+        <m:r>
+          <m:rPr>
+            <m:sty m:val="p"/>
+          </m:rPr>
+          <m:t>)</m:t>
+        </m:r>
+      </m:oMath>
+      <w:r>
+        <w:t xml:space="preserve"> between </w:t>
+      </w:r>
+      <m:oMath xmlns:a="http://schemas.openxmlformats.org/drawingml/2006/main" xmlns:pic="http://schemas.openxmlformats.org/drawingml/2006/picture">
+        <m:r>
+          <m:t>9.9</m:t>
+        </m:r>
+        <m:r>
+          <m:rPr>
+            <m:sty m:val="p"/>
+          </m:rPr>
+          <m:t>×</m:t>
+        </m:r>
+        <m:sSup>
+          <m:e>
+            <m:r>
+              <m:t>10</m:t>
+            </m:r>
+          </m:e>
+          <m:sup>
+            <m:r>
+              <m:t>7</m:t>
+            </m:r>
+          </m:sup>
+        </m:sSup>
+      </m:oMath>
+      <w:r>
+        <w:t xml:space="preserve"> and </w:t>
+      </w:r>
+      <m:oMath xmlns:a="http://schemas.openxmlformats.org/drawingml/2006/main" xmlns:pic="http://schemas.openxmlformats.org/drawingml/2006/picture">
+        <m:r>
+          <m:t>1.7</m:t>
+        </m:r>
+        <m:r>
+          <m:rPr>
+            <m:sty m:val="p"/>
+          </m:rPr>
+          <m:t>×</m:t>
+        </m:r>
+        <m:sSup>
+          <m:e>
+            <m:r>
+              <m:t>10</m:t>
+            </m:r>
+          </m:e>
+          <m:sup>
+            <m:r>
+              <m:t>12</m:t>
+            </m:r>
+          </m:sup>
+        </m:sSup>
+      </m:oMath>
+      <w:r>
+        <w:t xml:space="preserve"> (median </w:t>
+      </w:r>
+      <m:oMath xmlns:a="http://schemas.openxmlformats.org/drawingml/2006/main" xmlns:pic="http://schemas.openxmlformats.org/drawingml/2006/picture">
+        <m:r>
+          <m:t>7.5</m:t>
+        </m:r>
+        <m:r>
+          <m:rPr>
+            <m:sty m:val="p"/>
+          </m:rPr>
+          <m:t>×</m:t>
+        </m:r>
+        <m:sSup>
+          <m:e>
+            <m:r>
+              <m:t>10</m:t>
+            </m:r>
+          </m:e>
+          <m:sup>
+            <m:r>
+              <m:t>8</m:t>
+            </m:r>
+          </m:sup>
+        </m:sSup>
+      </m:oMath>
+      <w:r>
+        <w:t xml:space="preserve">), with </w:t>
+      </w:r>
+      <m:oMath xmlns:a="http://schemas.openxmlformats.org/drawingml/2006/main" xmlns:pic="http://schemas.openxmlformats.org/drawingml/2006/picture">
+        <m:r>
+          <m:t>99.7</m:t>
+        </m:r>
+        <m:r>
+          <m:rPr>
+            <m:sty m:val="p"/>
+          </m:rPr>
+          <m:t>%</m:t>
+        </m:r>
+      </m:oMath>
+      <w:r>
+        <w:t xml:space="preserve"> of the plane above </w:t>
+      </w:r>
+      <m:oMath xmlns:a="http://schemas.openxmlformats.org/drawingml/2006/main" xmlns:pic="http://schemas.openxmlformats.org/drawingml/2006/picture">
+        <m:sSup>
+          <m:e>
+            <m:r>
+              <m:t>10</m:t>
+            </m:r>
+          </m:e>
+          <m:sup>
+            <m:r>
+              <m:t>8</m:t>
+            </m:r>
+          </m:sup>
+        </m:sSup>
+      </m:oMath>
+      <w:r>
+        <w:t>; the near-null direction is the charge axis at every operating point.</w:t>
+      </w:r>
+    </w:p>
+    <w:p>
       <w:pPr>
         <w:pStyle w:val="Heading3"/>
       </w:pPr>
@@ -9613,7 +10099,7 @@
         </m:sSub>
       </m:oMath>
       <w:r>
-        <w:t xml:space="preserve"> error is 1.154 (absolute 0.0526, about half the prior width), and the median absolute radius error is 0.0181 nm; Supplementary Table S18 reports relative and per-state values.</w:t>
+        <w:t xml:space="preserve"> error is 1.154 (absolute 0.0526, slightly more than half of the 0.0982 prior width), and the median absolute radius error is 0.0181 nm; Supplementary Table S18 reports relative and per-state values.</w:t>
       </w:r>
     </w:p>
     <w:p>
@@ -10054,7 +10540,7 @@
         </m:r>
       </m:oMath>
       <w:r>
-        <w:t xml:space="preserve">. Writing </w:t>
+        <w:t xml:space="preserve">. Define the positive geometric salt scale </w:t>
       </w:r>
       <m:oMath xmlns:a="http://schemas.openxmlformats.org/drawingml/2006/main" xmlns:pic="http://schemas.openxmlformats.org/drawingml/2006/picture">
         <m:r>
@@ -10066,47 +10552,8 @@
           </m:rPr>
           <m:t>=</m:t>
         </m:r>
-        <m:sSub>
-          <m:e>
-            <m:r>
-              <m:t>c</m:t>
-            </m:r>
-          </m:e>
-          <m:sub>
-            <m:r>
-              <m:rPr>
-                <m:sty m:val="p"/>
-              </m:rPr>
-              <m:t>+</m:t>
-            </m:r>
-          </m:sub>
-        </m:sSub>
-        <m:r>
-          <m:rPr>
-            <m:sty m:val="p"/>
-          </m:rPr>
-          <m:t>+</m:t>
-        </m:r>
-        <m:sSub>
-          <m:e>
-            <m:r>
-              <m:t>c</m:t>
-            </m:r>
-          </m:e>
-          <m:sub>
-            <m:r>
-              <m:rPr>
-                <m:sty m:val="p"/>
-              </m:rPr>
-              <m:t>−</m:t>
-            </m:r>
-          </m:sub>
-        </m:sSub>
-        <m:r>
-          <m:rPr>
-            <m:sty m:val="p"/>
-          </m:rPr>
-          <m:t>=</m:t>
+        <m:r>
+          <m:t>2</m:t>
         </m:r>
         <m:rad>
           <m:radPr>
@@ -10114,9 +10561,6 @@
           </m:radPr>
           <m:deg/>
           <m:e>
-            <m:r>
-              <m:t>4</m:t>
-            </m:r>
             <m:sSub>
               <m:e>
                 <m:r>
@@ -10147,6 +10591,147 @@
                 </m:r>
               </m:sub>
             </m:sSub>
+          </m:e>
+        </m:rad>
+        <m:r>
+          <m:rPr>
+            <m:sty m:val="p"/>
+          </m:rPr>
+          <m:t>&gt;</m:t>
+        </m:r>
+        <m:r>
+          <m:t>0</m:t>
+        </m:r>
+      </m:oMath>
+      <w:r>
+        <w:t xml:space="preserve"> and the net charge </w:t>
+      </w:r>
+      <m:oMath xmlns:a="http://schemas.openxmlformats.org/drawingml/2006/main" xmlns:pic="http://schemas.openxmlformats.org/drawingml/2006/picture">
+        <m:r>
+          <m:t>ρ</m:t>
+        </m:r>
+        <m:r>
+          <m:rPr>
+            <m:sty m:val="p"/>
+          </m:rPr>
+          <m:t>=</m:t>
+        </m:r>
+        <m:sSub>
+          <m:e>
+            <m:r>
+              <m:t>c</m:t>
+            </m:r>
+          </m:e>
+          <m:sub>
+            <m:r>
+              <m:rPr>
+                <m:sty m:val="p"/>
+              </m:rPr>
+              <m:t>+</m:t>
+            </m:r>
+          </m:sub>
+        </m:sSub>
+        <m:r>
+          <m:rPr>
+            <m:sty m:val="p"/>
+          </m:rPr>
+          <m:t>−</m:t>
+        </m:r>
+        <m:sSub>
+          <m:e>
+            <m:r>
+              <m:t>c</m:t>
+            </m:r>
+          </m:e>
+          <m:sub>
+            <m:r>
+              <m:rPr>
+                <m:sty m:val="p"/>
+              </m:rPr>
+              <m:t>−</m:t>
+            </m:r>
+          </m:sub>
+        </m:sSub>
+      </m:oMath>
+      <w:r>
+        <w:t xml:space="preserve">. Then </w:t>
+      </w:r>
+      <m:oMath xmlns:a="http://schemas.openxmlformats.org/drawingml/2006/main" xmlns:pic="http://schemas.openxmlformats.org/drawingml/2006/picture">
+        <m:r>
+          <m:rPr>
+            <m:sty m:val="p"/>
+          </m:rPr>
+          <m:t>Σ</m:t>
+        </m:r>
+        <m:r>
+          <m:t>c</m:t>
+        </m:r>
+        <m:r>
+          <m:rPr>
+            <m:sty m:val="p"/>
+          </m:rPr>
+          <m:t>=</m:t>
+        </m:r>
+        <m:sSub>
+          <m:e>
+            <m:r>
+              <m:t>c</m:t>
+            </m:r>
+          </m:e>
+          <m:sub>
+            <m:r>
+              <m:rPr>
+                <m:sty m:val="p"/>
+              </m:rPr>
+              <m:t>+</m:t>
+            </m:r>
+          </m:sub>
+        </m:sSub>
+        <m:r>
+          <m:rPr>
+            <m:sty m:val="p"/>
+          </m:rPr>
+          <m:t>+</m:t>
+        </m:r>
+        <m:sSub>
+          <m:e>
+            <m:r>
+              <m:t>c</m:t>
+            </m:r>
+          </m:e>
+          <m:sub>
+            <m:r>
+              <m:rPr>
+                <m:sty m:val="p"/>
+              </m:rPr>
+              <m:t>−</m:t>
+            </m:r>
+          </m:sub>
+        </m:sSub>
+        <m:r>
+          <m:rPr>
+            <m:sty m:val="p"/>
+          </m:rPr>
+          <m:t>=</m:t>
+        </m:r>
+        <m:rad>
+          <m:radPr>
+            <m:degHide m:val="on"/>
+          </m:radPr>
+          <m:deg/>
+          <m:e>
+            <m:sSup>
+              <m:e>
+                <m:r>
+                  <m:t>s</m:t>
+                </m:r>
+              </m:e>
+              <m:sup>
+                <m:r>
+                  <m:t>2</m:t>
+                </m:r>
+              </m:sup>
+            </m:sSup>
             <m:r>
               <m:rPr>
                 <m:sty m:val="p"/>
@@ -10167,15 +10752,89 @@
             </m:sSup>
           </m:e>
         </m:rad>
+        <m:r>
+          <m:rPr>
+            <m:sty m:val="p"/>
+          </m:rPr>
+          <m:t>&gt;</m:t>
+        </m:r>
+        <m:r>
+          <m:t>0</m:t>
+        </m:r>
       </m:oMath>
       <w:r>
-        <w:t xml:space="preserve">, a Donnan layer with </w:t>
+        <w:t xml:space="preserve"> and </w:t>
       </w:r>
       <m:oMath xmlns:a="http://schemas.openxmlformats.org/drawingml/2006/main" xmlns:pic="http://schemas.openxmlformats.org/drawingml/2006/picture">
         <m:sSub>
           <m:e>
             <m:r>
               <m:t>c</m:t>
+            </m:r>
+          </m:e>
+          <m:sub>
+            <m:r>
+              <m:rPr>
+                <m:sty m:val="p"/>
+              </m:rPr>
+              <m:t>±</m:t>
+            </m:r>
+          </m:sub>
+        </m:sSub>
+        <m:r>
+          <m:rPr>
+            <m:sty m:val="p"/>
+          </m:rPr>
+          <m:t>=</m:t>
+        </m:r>
+        <m:r>
+          <m:rPr>
+            <m:sty m:val="p"/>
+          </m:rPr>
+          <m:t>(</m:t>
+        </m:r>
+        <m:r>
+          <m:rPr>
+            <m:sty m:val="p"/>
+          </m:rPr>
+          <m:t>Σ</m:t>
+        </m:r>
+        <m:r>
+          <m:t>c</m:t>
+        </m:r>
+        <m:r>
+          <m:rPr>
+            <m:sty m:val="p"/>
+          </m:rPr>
+          <m:t>±</m:t>
+        </m:r>
+        <m:r>
+          <m:t>ρ</m:t>
+        </m:r>
+        <m:r>
+          <m:rPr>
+            <m:sty m:val="p"/>
+          </m:rPr>
+          <m:t>)</m:t>
+        </m:r>
+        <m:r>
+          <m:rPr>
+            <m:sty m:val="p"/>
+          </m:rPr>
+          <m:t>/</m:t>
+        </m:r>
+        <m:r>
+          <m:t>2</m:t>
+        </m:r>
+      </m:oMath>
+      <w:r>
+        <w:t xml:space="preserve">, so </w:t>
+      </w:r>
+      <m:oMath xmlns:a="http://schemas.openxmlformats.org/drawingml/2006/main" xmlns:pic="http://schemas.openxmlformats.org/drawingml/2006/picture">
+        <m:sSub>
+          <m:e>
+            <m:r>
+              <m:t>D</m:t>
             </m:r>
           </m:e>
           <m:sub>
@@ -10198,7 +10857,7 @@
               <m:rPr>
                 <m:sty m:val="p"/>
               </m:rPr>
-              <m:t>−</m:t>
+              <m:t>+</m:t>
             </m:r>
           </m:sub>
         </m:sSub>
@@ -10206,27 +10865,65 @@
           <m:rPr>
             <m:sty m:val="p"/>
           </m:rPr>
-          <m:t>≈</m:t>
-        </m:r>
-        <m:r>
-          <m:t>1</m:t>
-        </m:r>
-      </m:oMath>
-      <w:r>
-        <w:t xml:space="preserve"> has </w:t>
-      </w:r>
-      <m:oMath xmlns:a="http://schemas.openxmlformats.org/drawingml/2006/main" xmlns:pic="http://schemas.openxmlformats.org/drawingml/2006/picture">
-        <m:r>
-          <m:t>s</m:t>
-        </m:r>
+          <m:t>+</m:t>
+        </m:r>
+        <m:sSub>
+          <m:e>
+            <m:r>
+              <m:t>D</m:t>
+            </m:r>
+          </m:e>
+          <m:sub>
+            <m:r>
+              <m:rPr>
+                <m:sty m:val="p"/>
+              </m:rPr>
+              <m:t>−</m:t>
+            </m:r>
+          </m:sub>
+        </m:sSub>
+        <m:sSub>
+          <m:e>
+            <m:r>
+              <m:t>c</m:t>
+            </m:r>
+          </m:e>
+          <m:sub>
+            <m:r>
+              <m:rPr>
+                <m:sty m:val="p"/>
+              </m:rPr>
+              <m:t>−</m:t>
+            </m:r>
+          </m:sub>
+        </m:sSub>
         <m:r>
           <m:rPr>
             <m:sty m:val="p"/>
           </m:rPr>
           <m:t>=</m:t>
         </m:r>
-        <m:r>
-          <m:t>2</m:t>
+        <m:acc>
+          <m:accPr>
+            <m:chr m:val="‾"/>
+          </m:accPr>
+          <m:e>
+            <m:r>
+              <m:t>D</m:t>
+            </m:r>
+          </m:e>
+        </m:acc>
+        <m:r>
+          <m:t> </m:t>
+        </m:r>
+        <m:r>
+          <m:rPr>
+            <m:sty m:val="p"/>
+          </m:rPr>
+          <m:t>Σ</m:t>
+        </m:r>
+        <m:r>
+          <m:t>c</m:t>
         </m:r>
         <m:r>
           <m:rPr>
@@ -10234,65 +10931,27 @@
           </m:rPr>
           <m:t>+</m:t>
         </m:r>
-        <m:sSup>
-          <m:e>
-            <m:r>
-              <m:t>ρ</m:t>
-            </m:r>
-          </m:e>
-          <m:sup>
+        <m:f>
+          <m:fPr>
+            <m:type m:val="lin"/>
+          </m:fPr>
+          <m:num>
+            <m:r>
+              <m:t>1</m:t>
+            </m:r>
+          </m:num>
+          <m:den>
             <m:r>
               <m:t>2</m:t>
             </m:r>
-          </m:sup>
-        </m:sSup>
-        <m:r>
-          <m:rPr>
-            <m:sty m:val="p"/>
-          </m:rPr>
-          <m:t>/</m:t>
-        </m:r>
-        <m:r>
-          <m:t>4</m:t>
-        </m:r>
-        <m:r>
-          <m:rPr>
-            <m:sty m:val="p"/>
-          </m:rPr>
-          <m:t>+</m:t>
-        </m:r>
-        <m:r>
-          <m:t>O</m:t>
-        </m:r>
+          </m:den>
+        </m:f>
         <m:r>
           <m:rPr>
             <m:sty m:val="p"/>
           </m:rPr>
           <m:t>(</m:t>
         </m:r>
-        <m:sSup>
-          <m:e>
-            <m:r>
-              <m:t>ρ</m:t>
-            </m:r>
-          </m:e>
-          <m:sup>
-            <m:r>
-              <m:t>4</m:t>
-            </m:r>
-          </m:sup>
-        </m:sSup>
-        <m:r>
-          <m:rPr>
-            <m:sty m:val="p"/>
-          </m:rPr>
-          <m:t>)</m:t>
-        </m:r>
-      </m:oMath>
-      <w:r>
-        <w:t xml:space="preserve">. Hence for </w:t>
-      </w:r>
-      <m:oMath xmlns:a="http://schemas.openxmlformats.org/drawingml/2006/main" xmlns:pic="http://schemas.openxmlformats.org/drawingml/2006/picture">
         <m:sSub>
           <m:e>
             <m:r>
@@ -10312,7 +10971,7 @@
           <m:rPr>
             <m:sty m:val="p"/>
           </m:rPr>
-          <m:t>=</m:t>
+          <m:t>−</m:t>
         </m:r>
         <m:sSub>
           <m:e>
@@ -10329,11 +10988,12 @@
             </m:r>
           </m:sub>
         </m:sSub>
-      </m:oMath>
-      <w:r>
-        <w:t xml:space="preserve"> the charge enters the conductance only at second order in </w:t>
-      </w:r>
-      <m:oMath xmlns:a="http://schemas.openxmlformats.org/drawingml/2006/main" xmlns:pic="http://schemas.openxmlformats.org/drawingml/2006/picture">
+        <m:r>
+          <m:rPr>
+            <m:sty m:val="p"/>
+          </m:rPr>
+          <m:t>)</m:t>
+        </m:r>
         <m:r>
           <m:t>ρ</m:t>
         </m:r>
@@ -10343,152 +11003,94 @@
           </m:rPr>
           <m:t>=</m:t>
         </m:r>
-        <m:r>
-          <m:t>O</m:t>
-        </m:r>
-        <m:r>
-          <m:rPr>
-            <m:sty m:val="p"/>
-          </m:rPr>
-          <m:t>(</m:t>
-        </m:r>
-        <m:sSub>
+        <m:acc>
+          <m:accPr>
+            <m:chr m:val="‾"/>
+          </m:accPr>
           <m:e>
             <m:r>
-              <m:t>q</m:t>
+              <m:t>D</m:t>
             </m:r>
           </m:e>
-          <m:sub>
-            <m:r>
-              <m:t>w</m:t>
-            </m:r>
-          </m:sub>
-        </m:sSub>
-        <m:r>
-          <m:rPr>
-            <m:sty m:val="p"/>
-          </m:rPr>
-          <m:t>)</m:t>
-        </m:r>
-      </m:oMath>
-      <w:r>
-        <w:t xml:space="preserve">, and </w:t>
-      </w:r>
-      <m:oMath xmlns:a="http://schemas.openxmlformats.org/drawingml/2006/main" xmlns:pic="http://schemas.openxmlformats.org/drawingml/2006/picture">
-        <m:r>
-          <m:rPr>
-            <m:sty m:val="p"/>
-          </m:rPr>
-          <m:t>∂</m:t>
-        </m:r>
-        <m:r>
-          <m:rPr>
-            <m:sty m:val="p"/>
-          </m:rPr>
-          <m:t>ln</m:t>
-        </m:r>
-        <m:r>
-          <m:t>I</m:t>
-        </m:r>
-        <m:r>
-          <m:rPr>
-            <m:sty m:val="p"/>
-          </m:rPr>
-          <m:t>/</m:t>
-        </m:r>
-        <m:r>
-          <m:rPr>
-            <m:sty m:val="p"/>
-          </m:rPr>
-          <m:t>∂</m:t>
-        </m:r>
-        <m:r>
-          <m:rPr>
-            <m:sty m:val="p"/>
-          </m:rPr>
-          <m:t>ln</m:t>
-        </m:r>
-        <m:r>
-          <m:rPr>
-            <m:sty m:val="p"/>
-          </m:rPr>
-          <m:t>|</m:t>
-        </m:r>
-        <m:sSub>
+        </m:acc>
+        <m:rad>
+          <m:radPr>
+            <m:degHide m:val="on"/>
+          </m:radPr>
+          <m:deg/>
           <m:e>
-            <m:r>
-              <m:t>q</m:t>
-            </m:r>
-          </m:e>
-          <m:sub>
-            <m:r>
-              <m:t>w</m:t>
-            </m:r>
-          </m:sub>
-        </m:sSub>
-        <m:r>
-          <m:rPr>
-            <m:sty m:val="p"/>
-          </m:rPr>
-          <m:t>|</m:t>
-        </m:r>
-        <m:r>
-          <m:rPr>
-            <m:sty m:val="p"/>
-          </m:rPr>
-          <m:t>=</m:t>
-        </m:r>
-        <m:r>
-          <m:t>O</m:t>
-        </m:r>
-        <m:r>
-          <m:rPr>
-            <m:sty m:val="p"/>
-          </m:rPr>
-          <m:t>(</m:t>
-        </m:r>
-        <m:sSup>
-          <m:e>
-            <m:r>
-              <m:t>ρ</m:t>
-            </m:r>
-          </m:e>
-          <m:sup>
-            <m:r>
-              <m:t>2</m:t>
-            </m:r>
-          </m:sup>
-        </m:sSup>
-        <m:r>
-          <m:rPr>
-            <m:sty m:val="p"/>
-          </m:rPr>
-          <m:t>)</m:t>
-        </m:r>
-      </m:oMath>
-      <w:r>
-        <w:t xml:space="preserve"> vanishes at zero charge. A finite diffusivity difference adds the linear term </w:t>
-      </w:r>
-      <m:oMath xmlns:a="http://schemas.openxmlformats.org/drawingml/2006/main" xmlns:pic="http://schemas.openxmlformats.org/drawingml/2006/picture">
-        <m:r>
-          <m:rPr>
-            <m:sty m:val="p"/>
-          </m:rPr>
-          <m:t>(</m:t>
-        </m:r>
-        <m:sSub>
-          <m:e>
-            <m:r>
-              <m:t>D</m:t>
-            </m:r>
-          </m:e>
-          <m:sub>
+            <m:sSup>
+              <m:e>
+                <m:r>
+                  <m:t>s</m:t>
+                </m:r>
+              </m:e>
+              <m:sup>
+                <m:r>
+                  <m:t>2</m:t>
+                </m:r>
+              </m:sup>
+            </m:sSup>
             <m:r>
               <m:rPr>
                 <m:sty m:val="p"/>
               </m:rPr>
               <m:t>+</m:t>
             </m:r>
+            <m:sSup>
+              <m:e>
+                <m:r>
+                  <m:t>ρ</m:t>
+                </m:r>
+              </m:e>
+              <m:sup>
+                <m:r>
+                  <m:t>2</m:t>
+                </m:r>
+              </m:sup>
+            </m:sSup>
+          </m:e>
+        </m:rad>
+        <m:r>
+          <m:rPr>
+            <m:sty m:val="p"/>
+          </m:rPr>
+          <m:t>+</m:t>
+        </m:r>
+        <m:f>
+          <m:fPr>
+            <m:type m:val="lin"/>
+          </m:fPr>
+          <m:num>
+            <m:r>
+              <m:t>1</m:t>
+            </m:r>
+          </m:num>
+          <m:den>
+            <m:r>
+              <m:t>2</m:t>
+            </m:r>
+          </m:den>
+        </m:f>
+        <m:r>
+          <m:rPr>
+            <m:sty m:val="p"/>
+          </m:rPr>
+          <m:t>(</m:t>
+        </m:r>
+        <m:sSub>
+          <m:e>
+            <m:r>
+              <m:t>D</m:t>
+            </m:r>
+          </m:e>
+          <m:sub>
+            <m:r>
+              <m:rPr>
+                <m:sty m:val="p"/>
+              </m:rPr>
+              <m:t>+</m:t>
+            </m:r>
           </m:sub>
         </m:sSub>
         <m:r>
@@ -10521,30 +11123,15 @@
         <m:r>
           <m:t>ρ</m:t>
         </m:r>
-        <m:r>
-          <m:rPr>
-            <m:sty m:val="p"/>
-          </m:rPr>
-          <m:t>/</m:t>
-        </m:r>
-        <m:r>
-          <m:t>2</m:t>
-        </m:r>
       </m:oMath>
       <w:r>
-        <w:t xml:space="preserve">, with relative coefficient </w:t>
+        <w:t xml:space="preserve">. A Donnan layer with </w:t>
       </w:r>
       <m:oMath xmlns:a="http://schemas.openxmlformats.org/drawingml/2006/main" xmlns:pic="http://schemas.openxmlformats.org/drawingml/2006/picture">
-        <m:r>
-          <m:rPr>
-            <m:sty m:val="p"/>
-          </m:rPr>
-          <m:t>|</m:t>
-        </m:r>
         <m:sSub>
           <m:e>
             <m:r>
-              <m:t>D</m:t>
+              <m:t>c</m:t>
             </m:r>
           </m:e>
           <m:sub>
@@ -10556,16 +11143,10 @@
             </m:r>
           </m:sub>
         </m:sSub>
-        <m:r>
-          <m:rPr>
-            <m:sty m:val="p"/>
-          </m:rPr>
-          <m:t>−</m:t>
-        </m:r>
         <m:sSub>
           <m:e>
             <m:r>
-              <m:t>D</m:t>
+              <m:t>c</m:t>
             </m:r>
           </m:e>
           <m:sub>
@@ -10581,40 +11162,180 @@
           <m:rPr>
             <m:sty m:val="p"/>
           </m:rPr>
-          <m:t>|</m:t>
-        </m:r>
-        <m:r>
-          <m:rPr>
-            <m:sty m:val="p"/>
-          </m:rPr>
-          <m:t>/</m:t>
-        </m:r>
-        <m:r>
-          <m:rPr>
-            <m:sty m:val="p"/>
-          </m:rPr>
-          <m:t>(</m:t>
-        </m:r>
-        <m:sSub>
+          <m:t>≈</m:t>
+        </m:r>
+        <m:r>
+          <m:t>1</m:t>
+        </m:r>
+      </m:oMath>
+      <w:r>
+        <w:t xml:space="preserve"> has </w:t>
+      </w:r>
+      <m:oMath xmlns:a="http://schemas.openxmlformats.org/drawingml/2006/main" xmlns:pic="http://schemas.openxmlformats.org/drawingml/2006/picture">
+        <m:r>
+          <m:t>s</m:t>
+        </m:r>
+        <m:r>
+          <m:rPr>
+            <m:sty m:val="p"/>
+          </m:rPr>
+          <m:t>≈</m:t>
+        </m:r>
+        <m:r>
+          <m:t>2</m:t>
+        </m:r>
+      </m:oMath>
+      <w:r>
+        <w:t xml:space="preserve"> and </w:t>
+      </w:r>
+      <m:oMath xmlns:a="http://schemas.openxmlformats.org/drawingml/2006/main" xmlns:pic="http://schemas.openxmlformats.org/drawingml/2006/picture">
+        <m:r>
+          <m:rPr>
+            <m:sty m:val="p"/>
+          </m:rPr>
+          <m:t>Σ</m:t>
+        </m:r>
+        <m:r>
+          <m:t>c</m:t>
+        </m:r>
+        <m:r>
+          <m:rPr>
+            <m:sty m:val="p"/>
+          </m:rPr>
+          <m:t>=</m:t>
+        </m:r>
+        <m:rad>
+          <m:radPr>
+            <m:degHide m:val="on"/>
+          </m:radPr>
+          <m:deg/>
           <m:e>
-            <m:r>
-              <m:t>D</m:t>
-            </m:r>
-          </m:e>
-          <m:sub>
+            <m:sSup>
+              <m:e>
+                <m:r>
+                  <m:t>s</m:t>
+                </m:r>
+              </m:e>
+              <m:sup>
+                <m:r>
+                  <m:t>2</m:t>
+                </m:r>
+              </m:sup>
+            </m:sSup>
             <m:r>
               <m:rPr>
                 <m:sty m:val="p"/>
               </m:rPr>
               <m:t>+</m:t>
             </m:r>
+            <m:sSup>
+              <m:e>
+                <m:r>
+                  <m:t>ρ</m:t>
+                </m:r>
+              </m:e>
+              <m:sup>
+                <m:r>
+                  <m:t>2</m:t>
+                </m:r>
+              </m:sup>
+            </m:sSup>
+          </m:e>
+        </m:rad>
+        <m:r>
+          <m:rPr>
+            <m:sty m:val="p"/>
+          </m:rPr>
+          <m:t>=</m:t>
+        </m:r>
+        <m:r>
+          <m:t>2</m:t>
+        </m:r>
+        <m:r>
+          <m:rPr>
+            <m:sty m:val="p"/>
+          </m:rPr>
+          <m:t>+</m:t>
+        </m:r>
+        <m:sSup>
+          <m:e>
+            <m:r>
+              <m:t>ρ</m:t>
+            </m:r>
+          </m:e>
+          <m:sup>
+            <m:r>
+              <m:t>2</m:t>
+            </m:r>
+          </m:sup>
+        </m:sSup>
+        <m:r>
+          <m:rPr>
+            <m:sty m:val="p"/>
+          </m:rPr>
+          <m:t>/</m:t>
+        </m:r>
+        <m:r>
+          <m:t>4</m:t>
+        </m:r>
+        <m:r>
+          <m:rPr>
+            <m:sty m:val="p"/>
+          </m:rPr>
+          <m:t>+</m:t>
+        </m:r>
+        <m:r>
+          <m:t>O</m:t>
+        </m:r>
+        <m:r>
+          <m:rPr>
+            <m:sty m:val="p"/>
+          </m:rPr>
+          <m:t>(</m:t>
+        </m:r>
+        <m:sSup>
+          <m:e>
+            <m:r>
+              <m:t>ρ</m:t>
+            </m:r>
+          </m:e>
+          <m:sup>
+            <m:r>
+              <m:t>4</m:t>
+            </m:r>
+          </m:sup>
+        </m:sSup>
+        <m:r>
+          <m:rPr>
+            <m:sty m:val="p"/>
+          </m:rPr>
+          <m:t>)</m:t>
+        </m:r>
+      </m:oMath>
+      <w:r>
+        <w:t xml:space="preserve">. Hence for </w:t>
+      </w:r>
+      <m:oMath xmlns:a="http://schemas.openxmlformats.org/drawingml/2006/main" xmlns:pic="http://schemas.openxmlformats.org/drawingml/2006/picture">
+        <m:sSub>
+          <m:e>
+            <m:r>
+              <m:t>D</m:t>
+            </m:r>
+          </m:e>
+          <m:sub>
+            <m:r>
+              <m:rPr>
+                <m:sty m:val="p"/>
+              </m:rPr>
+              <m:t>+</m:t>
+            </m:r>
           </m:sub>
         </m:sSub>
         <m:r>
           <m:rPr>
             <m:sty m:val="p"/>
           </m:rPr>
-          <m:t>+</m:t>
+          <m:t>=</m:t>
         </m:r>
         <m:sSub>
           <m:e>
@@ -10631,22 +11352,29 @@
             </m:r>
           </m:sub>
         </m:sSub>
-        <m:r>
-          <m:rPr>
-            <m:sty m:val="p"/>
-          </m:rPr>
-          <m:t>)</m:t>
-        </m:r>
       </m:oMath>
       <w:r>
-        <w:t>: 0.0175 for KCl and 0.21 even for NaCl. The first term is the salt sum fixed by bulk concentration and geometry; the second is the only linear charge channel, and it is small.</w:t>
-      </w:r>
-    </w:p>
-    <w:p>
-      <w:r>
-        <w:t xml:space="preserve">The multi-protocol experiment confirms this interpretation and shows how to break the degeneracy (Supplementary Table S9). Over 15 held-out states, single-salt current–voltage inversion leaves the median </w:t>
+        <w:t xml:space="preserve"> the charge enters the conductance only at second order in </w:t>
       </w:r>
       <m:oMath xmlns:a="http://schemas.openxmlformats.org/drawingml/2006/main" xmlns:pic="http://schemas.openxmlformats.org/drawingml/2006/picture">
+        <m:r>
+          <m:t>ρ</m:t>
+        </m:r>
+        <m:r>
+          <m:rPr>
+            <m:sty m:val="p"/>
+          </m:rPr>
+          <m:t>=</m:t>
+        </m:r>
+        <m:r>
+          <m:t>O</m:t>
+        </m:r>
+        <m:r>
+          <m:rPr>
+            <m:sty m:val="p"/>
+          </m:rPr>
+          <m:t>(</m:t>
+        </m:r>
         <m:sSub>
           <m:e>
             <m:r>
@@ -10659,9 +11387,15 @@
             </m:r>
           </m:sub>
         </m:sSub>
+        <m:r>
+          <m:rPr>
+            <m:sty m:val="p"/>
+          </m:rPr>
+          <m:t>)</m:t>
+        </m:r>
       </m:oMath>
       <w:r>
-        <w:t xml:space="preserve"> error at 0.77–1.00 at all three noise levels, and the multi-salt protocol improves the low-salinity charge sensitivity roughly tenfold (relative spread of </w:t>
+        <w:t xml:space="preserve">, and </w:t>
       </w:r>
       <m:oMath xmlns:a="http://schemas.openxmlformats.org/drawingml/2006/main" xmlns:pic="http://schemas.openxmlformats.org/drawingml/2006/picture">
         <m:r>
@@ -10671,60 +11405,177 @@
           <m:t>|</m:t>
         </m:r>
         <m:r>
+          <m:rPr>
+            <m:sty m:val="p"/>
+          </m:rPr>
+          <m:t>∂</m:t>
+        </m:r>
+        <m:r>
+          <m:rPr>
+            <m:sty m:val="p"/>
+          </m:rPr>
+          <m:t>ln</m:t>
+        </m:r>
+        <m:r>
           <m:t>I</m:t>
         </m:r>
         <m:r>
           <m:rPr>
             <m:sty m:val="p"/>
           </m:rPr>
+          <m:t>/</m:t>
+        </m:r>
+        <m:r>
+          <m:rPr>
+            <m:sty m:val="p"/>
+          </m:rPr>
+          <m:t>∂</m:t>
+        </m:r>
+        <m:r>
+          <m:rPr>
+            <m:sty m:val="p"/>
+          </m:rPr>
+          <m:t>ln</m:t>
+        </m:r>
+        <m:sSub>
+          <m:e>
+            <m:r>
+              <m:t>q</m:t>
+            </m:r>
+          </m:e>
+          <m:sub>
+            <m:r>
+              <m:t>w</m:t>
+            </m:r>
+          </m:sub>
+        </m:sSub>
+        <m:r>
+          <m:rPr>
+            <m:sty m:val="p"/>
+          </m:rPr>
           <m:t>|</m:t>
         </m:r>
-      </m:oMath>
-      <w:r>
-        <w:t xml:space="preserve"> over the charge prior: </w:t>
-      </w:r>
-      <m:oMath xmlns:a="http://schemas.openxmlformats.org/drawingml/2006/main" xmlns:pic="http://schemas.openxmlformats.org/drawingml/2006/picture">
-        <m:r>
-          <m:t>1.3</m:t>
-        </m:r>
-        <m:r>
-          <m:rPr>
-            <m:sty m:val="p"/>
-          </m:rPr>
-          <m:t>×</m:t>
+        <m:r>
+          <m:rPr>
+            <m:sty m:val="p"/>
+          </m:rPr>
+          <m:t>=</m:t>
+        </m:r>
+        <m:r>
+          <m:t>O</m:t>
+        </m:r>
+        <m:r>
+          <m:rPr>
+            <m:sty m:val="p"/>
+          </m:rPr>
+          <m:t>(</m:t>
         </m:r>
         <m:sSup>
           <m:e>
             <m:r>
-              <m:t>10</m:t>
+              <m:t>ρ</m:t>
             </m:r>
           </m:e>
           <m:sup>
+            <m:r>
+              <m:t>2</m:t>
+            </m:r>
+          </m:sup>
+        </m:sSup>
+        <m:r>
+          <m:rPr>
+            <m:sty m:val="p"/>
+          </m:rPr>
+          <m:t>)</m:t>
+        </m:r>
+      </m:oMath>
+      <w:r>
+        <w:t xml:space="preserve"> vanishes at zero charge. A finite diffusivity difference adds the linear term </w:t>
+      </w:r>
+      <m:oMath xmlns:a="http://schemas.openxmlformats.org/drawingml/2006/main" xmlns:pic="http://schemas.openxmlformats.org/drawingml/2006/picture">
+        <m:r>
+          <m:rPr>
+            <m:sty m:val="p"/>
+          </m:rPr>
+          <m:t>(</m:t>
+        </m:r>
+        <m:sSub>
+          <m:e>
+            <m:r>
+              <m:t>D</m:t>
+            </m:r>
+          </m:e>
+          <m:sub>
+            <m:r>
+              <m:rPr>
+                <m:sty m:val="p"/>
+              </m:rPr>
+              <m:t>+</m:t>
+            </m:r>
+          </m:sub>
+        </m:sSub>
+        <m:r>
+          <m:rPr>
+            <m:sty m:val="p"/>
+          </m:rPr>
+          <m:t>−</m:t>
+        </m:r>
+        <m:sSub>
+          <m:e>
+            <m:r>
+              <m:t>D</m:t>
+            </m:r>
+          </m:e>
+          <m:sub>
             <m:r>
               <m:rPr>
                 <m:sty m:val="p"/>
               </m:rPr>
               <m:t>−</m:t>
             </m:r>
-            <m:r>
-              <m:t>3</m:t>
-            </m:r>
-          </m:sup>
-        </m:sSup>
+          </m:sub>
+        </m:sSub>
+        <m:r>
+          <m:rPr>
+            <m:sty m:val="p"/>
+          </m:rPr>
+          <m:t>)</m:t>
+        </m:r>
+        <m:r>
+          <m:t>ρ</m:t>
+        </m:r>
+        <m:r>
+          <m:rPr>
+            <m:sty m:val="p"/>
+          </m:rPr>
+          <m:t>/</m:t>
+        </m:r>
+        <m:r>
+          <m:t>2</m:t>
+        </m:r>
       </m:oMath>
       <w:r>
-        <w:t xml:space="preserve"> at </w:t>
+        <w:t xml:space="preserve">, with relative coefficient </w:t>
       </w:r>
       <m:oMath xmlns:a="http://schemas.openxmlformats.org/drawingml/2006/main" xmlns:pic="http://schemas.openxmlformats.org/drawingml/2006/picture">
+        <m:r>
+          <m:rPr>
+            <m:sty m:val="p"/>
+          </m:rPr>
+          <m:t>|</m:t>
+        </m:r>
         <m:sSub>
           <m:e>
             <m:r>
-              <m:t>C</m:t>
+              <m:t>D</m:t>
             </m:r>
           </m:e>
           <m:sub>
             <m:r>
-              <m:t>0</m:t>
+              <m:rPr>
+                <m:sty m:val="p"/>
+              </m:rPr>
+              <m:t>+</m:t>
             </m:r>
           </m:sub>
         </m:sSub>
@@ -10732,57 +11583,53 @@
           <m:rPr>
             <m:sty m:val="p"/>
           </m:rPr>
-          <m:t>=</m:t>
-        </m:r>
-        <m:r>
-          <m:t>10</m:t>
-        </m:r>
-      </m:oMath>
-      <w:r>
-        <w:t xml:space="preserve"> versus </w:t>
-      </w:r>
-      <m:oMath xmlns:a="http://schemas.openxmlformats.org/drawingml/2006/main" xmlns:pic="http://schemas.openxmlformats.org/drawingml/2006/picture">
-        <m:r>
-          <m:t>1.5</m:t>
-        </m:r>
-        <m:r>
-          <m:rPr>
-            <m:sty m:val="p"/>
-          </m:rPr>
-          <m:t>×</m:t>
-        </m:r>
-        <m:sSup>
+          <m:t>−</m:t>
+        </m:r>
+        <m:sSub>
           <m:e>
             <m:r>
-              <m:t>10</m:t>
+              <m:t>D</m:t>
             </m:r>
           </m:e>
-          <m:sup>
+          <m:sub>
             <m:r>
               <m:rPr>
                 <m:sty m:val="p"/>
               </m:rPr>
               <m:t>−</m:t>
             </m:r>
-            <m:r>
-              <m:t>4</m:t>
-            </m:r>
-          </m:sup>
-        </m:sSup>
-      </m:oMath>
-      <w:r>
-        <w:t xml:space="preserve"> at </w:t>
-      </w:r>
-      <m:oMath xmlns:a="http://schemas.openxmlformats.org/drawingml/2006/main" xmlns:pic="http://schemas.openxmlformats.org/drawingml/2006/picture">
+          </m:sub>
+        </m:sSub>
+        <m:r>
+          <m:rPr>
+            <m:sty m:val="p"/>
+          </m:rPr>
+          <m:t>|</m:t>
+        </m:r>
+        <m:r>
+          <m:rPr>
+            <m:sty m:val="p"/>
+          </m:rPr>
+          <m:t>/</m:t>
+        </m:r>
+        <m:r>
+          <m:rPr>
+            <m:sty m:val="p"/>
+          </m:rPr>
+          <m:t>(</m:t>
+        </m:r>
         <m:sSub>
           <m:e>
             <m:r>
-              <m:t>C</m:t>
+              <m:t>D</m:t>
             </m:r>
           </m:e>
           <m:sub>
             <m:r>
-              <m:t>0</m:t>
+              <m:rPr>
+                <m:sty m:val="p"/>
+              </m:rPr>
+              <m:t>+</m:t>
             </m:r>
           </m:sub>
         </m:sSub>
@@ -10790,37 +11637,37 @@
           <m:rPr>
             <m:sty m:val="p"/>
           </m:rPr>
-          <m:t>=</m:t>
-        </m:r>
-        <m:r>
-          <m:t>100</m:t>
-        </m:r>
-      </m:oMath>
-      <w:r>
-        <w:t xml:space="preserve"> mol </w:t>
-      </w:r>
-      <m:oMath xmlns:a="http://schemas.openxmlformats.org/drawingml/2006/main" xmlns:pic="http://schemas.openxmlformats.org/drawingml/2006/picture">
-        <m:sSup>
+          <m:t>+</m:t>
+        </m:r>
+        <m:sSub>
           <m:e>
             <m:r>
-              <m:t>m</m:t>
+              <m:t>D</m:t>
             </m:r>
           </m:e>
-          <m:sup>
+          <m:sub>
             <m:r>
               <m:rPr>
                 <m:sty m:val="p"/>
               </m:rPr>
               <m:t>−</m:t>
             </m:r>
-            <m:r>
-              <m:t>3</m:t>
-            </m:r>
-          </m:sup>
-        </m:sSup>
+          </m:sub>
+        </m:sSub>
+        <m:r>
+          <m:rPr>
+            <m:sty m:val="p"/>
+          </m:rPr>
+          <m:t>)</m:t>
+        </m:r>
       </m:oMath>
       <w:r>
-        <w:t xml:space="preserve">) but still leaves the median </w:t>
+        <w:t>: 0.0175 for KCl and 0.21 even for NaCl. The first term is the total ion concentration fixed by bulk concentration and geometry; the second is the only linear charge channel, and it is small.</w:t>
+      </w:r>
+    </w:p>
+    <w:p>
+      <w:r>
+        <w:t xml:space="preserve">The multi-protocol experiment confirms this interpretation and shows how to break the degeneracy (Supplementary Table S9). Over 15 held-out states, single-salt current–voltage inversion leaves the median </w:t>
       </w:r>
       <m:oMath xmlns:a="http://schemas.openxmlformats.org/drawingml/2006/main" xmlns:pic="http://schemas.openxmlformats.org/drawingml/2006/picture">
         <m:sSub>
@@ -10837,85 +11684,31 @@
         </m:sSub>
       </m:oMath>
       <w:r>
-        <w:t xml:space="preserve"> error at 0.82–1.00, because the gain stays below the noise floor. Both protocols recover radius to better than 0.7%. Adding </w:t>
+        <w:t xml:space="preserve"> error at 0.77–1.00 at all three noise levels, and the multi-salt protocol improves the low-salinity charge sensitivity roughly tenfold (relative spread of </w:t>
       </w:r>
       <m:oMath xmlns:a="http://schemas.openxmlformats.org/drawingml/2006/main" xmlns:pic="http://schemas.openxmlformats.org/drawingml/2006/picture">
         <m:r>
-          <m:t>S</m:t>
+          <m:rPr>
+            <m:sty m:val="p"/>
+          </m:rPr>
+          <m:t>|</m:t>
+        </m:r>
+        <m:r>
+          <m:t>I</m:t>
+        </m:r>
+        <m:r>
+          <m:rPr>
+            <m:sty m:val="p"/>
+          </m:rPr>
+          <m:t>|</m:t>
         </m:r>
       </m:oMath>
       <w:r>
-        <w:t xml:space="preserve"> recovers </w:t>
+        <w:t xml:space="preserve"> over the charge prior: </w:t>
       </w:r>
       <m:oMath xmlns:a="http://schemas.openxmlformats.org/drawingml/2006/main" xmlns:pic="http://schemas.openxmlformats.org/drawingml/2006/picture">
-        <m:sSub>
-          <m:e>
-            <m:r>
-              <m:t>q</m:t>
-            </m:r>
-          </m:e>
-          <m:sub>
-            <m:r>
-              <m:t>w</m:t>
-            </m:r>
-          </m:sub>
-        </m:sSub>
-      </m:oMath>
-      <w:r>
-        <w:t xml:space="preserve"> with median relative error 0.0005–0.0028 and </w:t>
-      </w:r>
-      <m:oMath xmlns:a="http://schemas.openxmlformats.org/drawingml/2006/main" xmlns:pic="http://schemas.openxmlformats.org/drawingml/2006/picture">
-        <m:r>
-          <m:t>R</m:t>
-        </m:r>
-      </m:oMath>
-      <w:r>
-        <w:t xml:space="preserve"> with 0.0003–0.0018 across the same noise levels, i.e. both parameters below 0.3%. The exact SG/FV Jacobian validation closes the loop (Figure 6C,D; Supplementary Table S19): the two sensitivities agree on </w:t>
-      </w:r>
-      <m:oMath xmlns:a="http://schemas.openxmlformats.org/drawingml/2006/main" xmlns:pic="http://schemas.openxmlformats.org/drawingml/2006/picture">
-        <m:r>
-          <m:rPr>
-            <m:sty m:val="p"/>
-          </m:rPr>
-          <m:t>∂</m:t>
-        </m:r>
-        <m:r>
-          <m:rPr>
-            <m:sty m:val="p"/>
-          </m:rPr>
-          <m:t>ln</m:t>
-        </m:r>
-        <m:r>
-          <m:t>I</m:t>
-        </m:r>
-        <m:r>
-          <m:rPr>
-            <m:sty m:val="p"/>
-          </m:rPr>
-          <m:t>/</m:t>
-        </m:r>
-        <m:r>
-          <m:rPr>
-            <m:sty m:val="p"/>
-          </m:rPr>
-          <m:t>∂</m:t>
-        </m:r>
-        <m:r>
-          <m:rPr>
-            <m:sty m:val="p"/>
-          </m:rPr>
-          <m:t>ln</m:t>
-        </m:r>
-        <m:r>
-          <m:t>R</m:t>
-        </m:r>
-      </m:oMath>
-      <w:r>
-        <w:t xml:space="preserve"> to a median relative difference of </w:t>
-      </w:r>
-      <m:oMath xmlns:a="http://schemas.openxmlformats.org/drawingml/2006/main" xmlns:pic="http://schemas.openxmlformats.org/drawingml/2006/picture">
-        <m:r>
-          <m:t>1.5</m:t>
+        <m:r>
+          <m:t>1.3</m:t>
         </m:r>
         <m:r>
           <m:rPr>
@@ -10937,25 +11730,43 @@
               <m:t>−</m:t>
             </m:r>
             <m:r>
-              <m:t>4</m:t>
+              <m:t>3</m:t>
             </m:r>
           </m:sup>
         </m:sSup>
       </m:oMath>
       <w:r>
-        <w:t xml:space="preserve"> (both 2.000), the exact single-salt </w:t>
+        <w:t xml:space="preserve"> at </w:t>
       </w:r>
       <m:oMath xmlns:a="http://schemas.openxmlformats.org/drawingml/2006/main" xmlns:pic="http://schemas.openxmlformats.org/drawingml/2006/picture">
-        <m:r>
-          <m:t>κ</m:t>
+        <m:sSub>
+          <m:e>
+            <m:r>
+              <m:t>C</m:t>
+            </m:r>
+          </m:e>
+          <m:sub>
+            <m:r>
+              <m:t>0</m:t>
+            </m:r>
+          </m:sub>
+        </m:sSub>
+        <m:r>
+          <m:rPr>
+            <m:sty m:val="p"/>
+          </m:rPr>
+          <m:t>=</m:t>
+        </m:r>
+        <m:r>
+          <m:t>10</m:t>
         </m:r>
       </m:oMath>
       <w:r>
-        <w:t xml:space="preserve"> is </w:t>
+        <w:t xml:space="preserve"> versus </w:t>
       </w:r>
       <m:oMath xmlns:a="http://schemas.openxmlformats.org/drawingml/2006/main" xmlns:pic="http://schemas.openxmlformats.org/drawingml/2006/picture">
         <m:r>
-          <m:t>4.9</m:t>
+          <m:t>1.5</m:t>
         </m:r>
         <m:r>
           <m:rPr>
@@ -10971,43 +11782,163 @@
           </m:e>
           <m:sup>
             <m:r>
-              <m:t>15</m:t>
+              <m:rPr>
+                <m:sty m:val="p"/>
+              </m:rPr>
+              <m:t>−</m:t>
+            </m:r>
+            <m:r>
+              <m:t>4</m:t>
             </m:r>
           </m:sup>
         </m:sSup>
       </m:oMath>
       <w:r>
-        <w:t xml:space="preserve"> versus </w:t>
+        <w:t xml:space="preserve"> at </w:t>
       </w:r>
       <m:oMath xmlns:a="http://schemas.openxmlformats.org/drawingml/2006/main" xmlns:pic="http://schemas.openxmlformats.org/drawingml/2006/picture">
-        <m:r>
-          <m:t>8.2</m:t>
-        </m:r>
-        <m:r>
-          <m:rPr>
-            <m:sty m:val="p"/>
-          </m:rPr>
-          <m:t>×</m:t>
-        </m:r>
+        <m:sSub>
+          <m:e>
+            <m:r>
+              <m:t>C</m:t>
+            </m:r>
+          </m:e>
+          <m:sub>
+            <m:r>
+              <m:t>0</m:t>
+            </m:r>
+          </m:sub>
+        </m:sSub>
+        <m:r>
+          <m:rPr>
+            <m:sty m:val="p"/>
+          </m:rPr>
+          <m:t>=</m:t>
+        </m:r>
+        <m:r>
+          <m:t>100</m:t>
+        </m:r>
+      </m:oMath>
+      <w:r>
+        <w:t xml:space="preserve"> mol </w:t>
+      </w:r>
+      <m:oMath xmlns:a="http://schemas.openxmlformats.org/drawingml/2006/main" xmlns:pic="http://schemas.openxmlformats.org/drawingml/2006/picture">
         <m:sSup>
           <m:e>
             <m:r>
-              <m:t>10</m:t>
+              <m:t>m</m:t>
             </m:r>
           </m:e>
           <m:sup>
             <m:r>
-              <m:t>8</m:t>
+              <m:rPr>
+                <m:sty m:val="p"/>
+              </m:rPr>
+              <m:t>−</m:t>
+            </m:r>
+            <m:r>
+              <m:t>3</m:t>
             </m:r>
           </m:sup>
         </m:sSup>
       </m:oMath>
       <w:r>
-        <w:t xml:space="preserve"> for the operator, and the dual value agrees to within 1% (</w:t>
+        <w:t xml:space="preserve">) but still leaves the median </w:t>
       </w:r>
       <m:oMath xmlns:a="http://schemas.openxmlformats.org/drawingml/2006/main" xmlns:pic="http://schemas.openxmlformats.org/drawingml/2006/picture">
-        <m:r>
-          <m:t>1.8</m:t>
+        <m:sSub>
+          <m:e>
+            <m:r>
+              <m:t>q</m:t>
+            </m:r>
+          </m:e>
+          <m:sub>
+            <m:r>
+              <m:t>w</m:t>
+            </m:r>
+          </m:sub>
+        </m:sSub>
+      </m:oMath>
+      <w:r>
+        <w:t xml:space="preserve"> error at 0.82–1.00, because the gain stays below the noise floor. Both protocols recover radius to better than 0.7%. Adding </w:t>
+      </w:r>
+      <m:oMath xmlns:a="http://schemas.openxmlformats.org/drawingml/2006/main" xmlns:pic="http://schemas.openxmlformats.org/drawingml/2006/picture">
+        <m:r>
+          <m:t>S</m:t>
+        </m:r>
+      </m:oMath>
+      <w:r>
+        <w:t xml:space="preserve"> recovers </w:t>
+      </w:r>
+      <m:oMath xmlns:a="http://schemas.openxmlformats.org/drawingml/2006/main" xmlns:pic="http://schemas.openxmlformats.org/drawingml/2006/picture">
+        <m:sSub>
+          <m:e>
+            <m:r>
+              <m:t>q</m:t>
+            </m:r>
+          </m:e>
+          <m:sub>
+            <m:r>
+              <m:t>w</m:t>
+            </m:r>
+          </m:sub>
+        </m:sSub>
+      </m:oMath>
+      <w:r>
+        <w:t xml:space="preserve"> with median relative error 0.0005–0.0028 and </w:t>
+      </w:r>
+      <m:oMath xmlns:a="http://schemas.openxmlformats.org/drawingml/2006/main" xmlns:pic="http://schemas.openxmlformats.org/drawingml/2006/picture">
+        <m:r>
+          <m:t>R</m:t>
+        </m:r>
+      </m:oMath>
+      <w:r>
+        <w:t xml:space="preserve"> with 0.0003–0.0018 across the same noise levels, i.e. both parameters below 0.3%. The exact SG/FV Jacobian validation closes the loop (Figure 6C,D; Supplementary Table S19): the two sensitivities agree on </w:t>
+      </w:r>
+      <m:oMath xmlns:a="http://schemas.openxmlformats.org/drawingml/2006/main" xmlns:pic="http://schemas.openxmlformats.org/drawingml/2006/picture">
+        <m:r>
+          <m:rPr>
+            <m:sty m:val="p"/>
+          </m:rPr>
+          <m:t>∂</m:t>
+        </m:r>
+        <m:r>
+          <m:rPr>
+            <m:sty m:val="p"/>
+          </m:rPr>
+          <m:t>ln</m:t>
+        </m:r>
+        <m:r>
+          <m:t>I</m:t>
+        </m:r>
+        <m:r>
+          <m:rPr>
+            <m:sty m:val="p"/>
+          </m:rPr>
+          <m:t>/</m:t>
+        </m:r>
+        <m:r>
+          <m:rPr>
+            <m:sty m:val="p"/>
+          </m:rPr>
+          <m:t>∂</m:t>
+        </m:r>
+        <m:r>
+          <m:rPr>
+            <m:sty m:val="p"/>
+          </m:rPr>
+          <m:t>ln</m:t>
+        </m:r>
+        <m:r>
+          <m:t>R</m:t>
+        </m:r>
+      </m:oMath>
+      <w:r>
+        <w:t xml:space="preserve"> to a median relative difference of </w:t>
+      </w:r>
+      <m:oMath xmlns:a="http://schemas.openxmlformats.org/drawingml/2006/main" xmlns:pic="http://schemas.openxmlformats.org/drawingml/2006/picture">
+        <m:r>
+          <m:t>1.5</m:t>
         </m:r>
         <m:r>
           <m:rPr>
@@ -11023,17 +11954,31 @@
           </m:e>
           <m:sup>
             <m:r>
-              <m:t>5</m:t>
+              <m:rPr>
+                <m:sty m:val="p"/>
+              </m:rPr>
+              <m:t>−</m:t>
+            </m:r>
+            <m:r>
+              <m:t>4</m:t>
             </m:r>
           </m:sup>
         </m:sSup>
       </m:oMath>
       <w:r>
-        <w:t xml:space="preserve"> versus </w:t>
+        <w:t xml:space="preserve"> (both 2.000), the exact single-salt </w:t>
       </w:r>
       <m:oMath xmlns:a="http://schemas.openxmlformats.org/drawingml/2006/main" xmlns:pic="http://schemas.openxmlformats.org/drawingml/2006/picture">
         <m:r>
-          <m:t>1.76</m:t>
+          <m:t>κ</m:t>
+        </m:r>
+      </m:oMath>
+      <w:r>
+        <w:t xml:space="preserve"> is </w:t>
+      </w:r>
+      <m:oMath xmlns:a="http://schemas.openxmlformats.org/drawingml/2006/main" xmlns:pic="http://schemas.openxmlformats.org/drawingml/2006/picture">
+        <m:r>
+          <m:t>4.9</m:t>
         </m:r>
         <m:r>
           <m:rPr>
@@ -11049,13 +11994,227 @@
           </m:e>
           <m:sup>
             <m:r>
-              <m:t>5</m:t>
+              <m:t>15</m:t>
             </m:r>
           </m:sup>
         </m:sSup>
       </m:oMath>
       <w:r>
-        <w:t xml:space="preserve">). Both analyses agree that conductance-only conditioning exceeds </w:t>
+        <w:t xml:space="preserve"> versus </w:t>
+      </w:r>
+      <m:oMath xmlns:a="http://schemas.openxmlformats.org/drawingml/2006/main" xmlns:pic="http://schemas.openxmlformats.org/drawingml/2006/picture">
+        <m:r>
+          <m:t>8.2</m:t>
+        </m:r>
+        <m:r>
+          <m:rPr>
+            <m:sty m:val="p"/>
+          </m:rPr>
+          <m:t>×</m:t>
+        </m:r>
+        <m:sSup>
+          <m:e>
+            <m:r>
+              <m:t>10</m:t>
+            </m:r>
+          </m:e>
+          <m:sup>
+            <m:r>
+              <m:t>8</m:t>
+            </m:r>
+          </m:sup>
+        </m:sSup>
+      </m:oMath>
+      <w:r>
+        <w:t xml:space="preserve"> for the operator, and the dual value agrees to within 1% (</w:t>
+      </w:r>
+      <m:oMath xmlns:a="http://schemas.openxmlformats.org/drawingml/2006/main" xmlns:pic="http://schemas.openxmlformats.org/drawingml/2006/picture">
+        <m:r>
+          <m:t>1.8</m:t>
+        </m:r>
+        <m:r>
+          <m:rPr>
+            <m:sty m:val="p"/>
+          </m:rPr>
+          <m:t>×</m:t>
+        </m:r>
+        <m:sSup>
+          <m:e>
+            <m:r>
+              <m:t>10</m:t>
+            </m:r>
+          </m:e>
+          <m:sup>
+            <m:r>
+              <m:t>5</m:t>
+            </m:r>
+          </m:sup>
+        </m:sSup>
+      </m:oMath>
+      <w:r>
+        <w:t xml:space="preserve"> versus </w:t>
+      </w:r>
+      <m:oMath xmlns:a="http://schemas.openxmlformats.org/drawingml/2006/main" xmlns:pic="http://schemas.openxmlformats.org/drawingml/2006/picture">
+        <m:r>
+          <m:t>1.76</m:t>
+        </m:r>
+        <m:r>
+          <m:rPr>
+            <m:sty m:val="p"/>
+          </m:rPr>
+          <m:t>×</m:t>
+        </m:r>
+        <m:sSup>
+          <m:e>
+            <m:r>
+              <m:t>10</m:t>
+            </m:r>
+          </m:e>
+          <m:sup>
+            <m:r>
+              <m:t>5</m:t>
+            </m:r>
+          </m:sup>
+        </m:sSup>
+      </m:oMath>
+      <w:r>
+        <w:t xml:space="preserve">). Both analyses agree that conductance-only conditioning is high: the </w:t>
+      </w:r>
+      <m:oMath xmlns:a="http://schemas.openxmlformats.org/drawingml/2006/main" xmlns:pic="http://schemas.openxmlformats.org/drawingml/2006/picture">
+        <m:r>
+          <m:t>18</m:t>
+        </m:r>
+        <m:r>
+          <m:rPr>
+            <m:sty m:val="p"/>
+          </m:rPr>
+          <m:t>×</m:t>
+        </m:r>
+        <m:r>
+          <m:t>18</m:t>
+        </m:r>
+      </m:oMath>
+      <w:r>
+        <w:t xml:space="preserve"> plane gives </w:t>
+      </w:r>
+      <m:oMath xmlns:a="http://schemas.openxmlformats.org/drawingml/2006/main" xmlns:pic="http://schemas.openxmlformats.org/drawingml/2006/picture">
+        <m:r>
+          <m:t>κ</m:t>
+        </m:r>
+        <m:r>
+          <m:rPr>
+            <m:sty m:val="p"/>
+          </m:rPr>
+          <m:t>(</m:t>
+        </m:r>
+        <m:r>
+          <m:rPr>
+            <m:scr m:val="script"/>
+            <m:sty m:val="p"/>
+          </m:rPr>
+          <m:t>F</m:t>
+        </m:r>
+        <m:r>
+          <m:rPr>
+            <m:sty m:val="p"/>
+          </m:rPr>
+          <m:t>)</m:t>
+        </m:r>
+      </m:oMath>
+      <w:r>
+        <w:t xml:space="preserve"> between </w:t>
+      </w:r>
+      <m:oMath xmlns:a="http://schemas.openxmlformats.org/drawingml/2006/main" xmlns:pic="http://schemas.openxmlformats.org/drawingml/2006/picture">
+        <m:r>
+          <m:t>9.9</m:t>
+        </m:r>
+        <m:r>
+          <m:rPr>
+            <m:sty m:val="p"/>
+          </m:rPr>
+          <m:t>×</m:t>
+        </m:r>
+        <m:sSup>
+          <m:e>
+            <m:r>
+              <m:t>10</m:t>
+            </m:r>
+          </m:e>
+          <m:sup>
+            <m:r>
+              <m:t>7</m:t>
+            </m:r>
+          </m:sup>
+        </m:sSup>
+      </m:oMath>
+      <w:r>
+        <w:t xml:space="preserve"> and </w:t>
+      </w:r>
+      <m:oMath xmlns:a="http://schemas.openxmlformats.org/drawingml/2006/main" xmlns:pic="http://schemas.openxmlformats.org/drawingml/2006/picture">
+        <m:r>
+          <m:t>1.7</m:t>
+        </m:r>
+        <m:r>
+          <m:rPr>
+            <m:sty m:val="p"/>
+          </m:rPr>
+          <m:t>×</m:t>
+        </m:r>
+        <m:sSup>
+          <m:e>
+            <m:r>
+              <m:t>10</m:t>
+            </m:r>
+          </m:e>
+          <m:sup>
+            <m:r>
+              <m:t>12</m:t>
+            </m:r>
+          </m:sup>
+        </m:sSup>
+      </m:oMath>
+      <w:r>
+        <w:t xml:space="preserve"> (median </w:t>
+      </w:r>
+      <m:oMath xmlns:a="http://schemas.openxmlformats.org/drawingml/2006/main" xmlns:pic="http://schemas.openxmlformats.org/drawingml/2006/picture">
+        <m:r>
+          <m:t>7.5</m:t>
+        </m:r>
+        <m:r>
+          <m:rPr>
+            <m:sty m:val="p"/>
+          </m:rPr>
+          <m:t>×</m:t>
+        </m:r>
+        <m:sSup>
+          <m:e>
+            <m:r>
+              <m:t>10</m:t>
+            </m:r>
+          </m:e>
+          <m:sup>
+            <m:r>
+              <m:t>8</m:t>
+            </m:r>
+          </m:sup>
+        </m:sSup>
+      </m:oMath>
+      <w:r>
+        <w:t xml:space="preserve">; </w:t>
+      </w:r>
+      <m:oMath xmlns:a="http://schemas.openxmlformats.org/drawingml/2006/main" xmlns:pic="http://schemas.openxmlformats.org/drawingml/2006/picture">
+        <m:r>
+          <m:t>99.7</m:t>
+        </m:r>
+        <m:r>
+          <m:rPr>
+            <m:sty m:val="p"/>
+          </m:rPr>
+          <m:t>%</m:t>
+        </m:r>
+      </m:oMath>
+      <w:r>
+        <w:t xml:space="preserve"> above </w:t>
       </w:r>
       <m:oMath xmlns:a="http://schemas.openxmlformats.org/drawingml/2006/main" xmlns:pic="http://schemas.openxmlformats.org/drawingml/2006/picture">
         <m:sSup>
@@ -11072,7 +12231,7 @@
         </m:sSup>
       </m:oMath>
       <w:r>
-        <w:t xml:space="preserve"> and that the dual observable collapses it by ten orders of magnitude.</w:t>
+        <w:t>), and the dual observable collapses it by ten orders of magnitude.</w:t>
       </w:r>
     </w:p>
     <w:p>
@@ -11119,12 +12278,6 @@
           </m:rPr>
           <m:t>ln</m:t>
         </m:r>
-        <m:r>
-          <m:rPr>
-            <m:sty m:val="p"/>
-          </m:rPr>
-          <m:t>|</m:t>
-        </m:r>
         <m:sSub>
           <m:e>
             <m:r>
@@ -11137,12 +12290,6 @@
             </m:r>
           </m:sub>
         </m:sSub>
-        <m:r>
-          <m:rPr>
-            <m:sty m:val="p"/>
-          </m:rPr>
-          <m:t>|</m:t>
-        </m:r>
         <m:r>
           <m:rPr>
             <m:sty m:val="p"/>
@@ -12004,7 +13151,116 @@
     </w:p>
     <w:p>
       <w:r>
-        <w:t xml:space="preserve">The inverse experiment sharpens the scope of the method. Radius is identifiable from a five-bias current–voltage curve to 0.46%, and the operator makes the inversion cheap (0.1253 s per curve versus 402.6 s of SG/FV work). Surface charge is not identifiable under the same protocol: the median state-level current change is 0.096% across the full charge prior (largest state-level change 0.19%), both below the 1% noise. This is a physical identifiability limit, not a surrogate error. It follows from the near-invariance of the concentration sum for a symmetric electrolyte with nearly equal diffusivities, and the Fisher analysis shows it holds at every operating point, with a near-null charge direction and condition numbers above </w:t>
+        <w:t xml:space="preserve">The inverse experiment sharpens the scope of the method. Radius is identifiable from a five-bias current–voltage curve to 0.46%, and the operator makes the inversion cheap (0.1253 s per curve versus 402.6 s of SG/FV work). Surface charge is not identifiable under the same protocol: the median state-level current change is 0.096% across the full charge prior (largest state-level change 0.19%), both below the 1% noise. This is a physical identifiability limit, not a surrogate error. It follows from the near-invariance of the concentration sum for a symmetric electrolyte with nearly equal diffusivities, and the Fisher analysis shows it holds at every operating point, with a near-null charge direction and condition numbers from </w:t>
+      </w:r>
+      <m:oMath xmlns:a="http://schemas.openxmlformats.org/drawingml/2006/main" xmlns:pic="http://schemas.openxmlformats.org/drawingml/2006/picture">
+        <m:r>
+          <m:t>9.9</m:t>
+        </m:r>
+        <m:r>
+          <m:rPr>
+            <m:sty m:val="p"/>
+          </m:rPr>
+          <m:t>×</m:t>
+        </m:r>
+        <m:sSup>
+          <m:e>
+            <m:r>
+              <m:t>10</m:t>
+            </m:r>
+          </m:e>
+          <m:sup>
+            <m:r>
+              <m:t>7</m:t>
+            </m:r>
+          </m:sup>
+        </m:sSup>
+      </m:oMath>
+      <w:r>
+        <w:t xml:space="preserve"> to </w:t>
+      </w:r>
+      <m:oMath xmlns:a="http://schemas.openxmlformats.org/drawingml/2006/main" xmlns:pic="http://schemas.openxmlformats.org/drawingml/2006/picture">
+        <m:r>
+          <m:t>1.7</m:t>
+        </m:r>
+        <m:r>
+          <m:rPr>
+            <m:sty m:val="p"/>
+          </m:rPr>
+          <m:t>×</m:t>
+        </m:r>
+        <m:sSup>
+          <m:e>
+            <m:r>
+              <m:t>10</m:t>
+            </m:r>
+          </m:e>
+          <m:sup>
+            <m:r>
+              <m:t>12</m:t>
+            </m:r>
+          </m:sup>
+        </m:sSup>
+      </m:oMath>
+      <w:r>
+        <w:t xml:space="preserve"> (median </w:t>
+      </w:r>
+      <m:oMath xmlns:a="http://schemas.openxmlformats.org/drawingml/2006/main" xmlns:pic="http://schemas.openxmlformats.org/drawingml/2006/picture">
+        <m:r>
+          <m:t>7.5</m:t>
+        </m:r>
+        <m:r>
+          <m:rPr>
+            <m:sty m:val="p"/>
+          </m:rPr>
+          <m:t>×</m:t>
+        </m:r>
+        <m:sSup>
+          <m:e>
+            <m:r>
+              <m:t>10</m:t>
+            </m:r>
+          </m:e>
+          <m:sup>
+            <m:r>
+              <m:t>8</m:t>
+            </m:r>
+          </m:sup>
+        </m:sSup>
+      </m:oMath>
+      <w:r>
+        <w:t xml:space="preserve">; </w:t>
+      </w:r>
+      <m:oMath xmlns:a="http://schemas.openxmlformats.org/drawingml/2006/main" xmlns:pic="http://schemas.openxmlformats.org/drawingml/2006/picture">
+        <m:r>
+          <m:t>99.7</m:t>
+        </m:r>
+        <m:r>
+          <m:rPr>
+            <m:sty m:val="p"/>
+          </m:rPr>
+          <m:t>%</m:t>
+        </m:r>
+      </m:oMath>
+      <w:r>
+        <w:t xml:space="preserve"> of the </w:t>
+      </w:r>
+      <m:oMath xmlns:a="http://schemas.openxmlformats.org/drawingml/2006/main" xmlns:pic="http://schemas.openxmlformats.org/drawingml/2006/picture">
+        <m:r>
+          <m:t>18</m:t>
+        </m:r>
+        <m:r>
+          <m:rPr>
+            <m:sty m:val="p"/>
+          </m:rPr>
+          <m:t>×</m:t>
+        </m:r>
+        <m:r>
+          <m:t>18</m:t>
+        </m:r>
+      </m:oMath>
+      <w:r>
+        <w:t xml:space="preserve"> plane above </w:t>
       </w:r>
       <m:oMath xmlns:a="http://schemas.openxmlformats.org/drawingml/2006/main" xmlns:pic="http://schemas.openxmlformats.org/drawingml/2006/picture">
         <m:sSup>
@@ -12021,12 +13277,12 @@
         </m:sSup>
       </m:oMath>
       <w:r>
-        <w:t>. The multi-protocol study sharpens the remedy: multi-salt current–voltage data increase the charge sensitivity by roughly an order of magnitude at low salinity but remain below the noise floor, and it is the independent near-wall selectivity observable that recovers wall charge to below 0.3%. Closing the gap in a real experiment therefore requires a genuinely charge-sensitive measurement, such as streaming potential, field-resolved sensing, or a near-wall selectivity readout, rather than more current–voltage data at different salinities. The operator is well suited to such protocols because it can evaluate thousands of candidate parameter combinations per second.</w:t>
+        <w:t>). The multi-protocol study sharpens the remedy: multi-salt current–voltage data increase the charge sensitivity by roughly an order of magnitude at low salinity but remain below the noise floor, and it is the independent near-wall selectivity observable that recovers wall charge to below 0.3%. Closing the gap in a real experiment therefore requires a genuinely charge-sensitive measurement, such as streaming potential, field-resolved sensing, or a near-wall selectivity readout, rather than more current–voltage data at different salinities. The operator is well suited to such protocols because it can evaluate thousands of candidate parameter combinations per second.</w:t>
       </w:r>
     </w:p>
     <w:p>
       <w:r>
-        <w:t>The selectivity observable that breaks the degeneracy is not a purely theoretical construct. In a symmetric binary electrolyte the near-wall selectivity reflects the counter-ion/co-ion imbalance in the electrical double layer, which in electrokinetic nanochannel theory is probed experimentally via concentration-cell potential or streaming-potential measurements [7, 8, 10]. Current-rectification ratios (ICR) in asymmetric or conical pores carry the same charge information and are routinely measured, although they convolve charge with geometry and require the operator to separate the two. Optical routes— plasmonic nanopores, surface-enhanced Raman scattering, or wall-localized fluorescent ion indicators— can in principle resolve the near-wall concentration difference directly, at the cost of labeling and photostability constraints. None of these measurements is as routine as a current–voltage sweep, which is precisely why the identifiability analysis matters: it tells experimentalists that a charge-sensitive readout, not more conductance data, is the measurement to invest in, and the operator can be used to design the bias and salinity protocol that maximizes the information gain before the experiment is built.</w:t>
+        <w:t>The selectivity observable that breaks the degeneracy is not a purely theoretical construct. In a symmetric binary electrolyte the near-wall selectivity reflects the counter-ion/co-ion imbalance in the electrical double layer [7, 8]. In electrokinetic nanochannel theory, this imbalance is probed experimentally via concentration-cell potential or streaming-potential measurements [10]. Current-rectification ratios (ICR) in asymmetric or conical pores carry the same charge information and are routinely measured, although they convolve charge with geometry and require the operator to separate the two. Optical routes— plasmonic nanopores, surface-enhanced Raman scattering, or wall-localized fluorescent ion indicators— can in principle resolve the near-wall concentration difference directly, at the cost of labeling and photostability constraints. None of these measurements is as routine as a current–voltage sweep, which is precisely why the identifiability analysis matters: it tells experimentalists that a charge-sensitive readout, not more conductance data, is the measurement to invest in, and the operator can be used to design the bias and salinity protocol that maximizes the information gain before the experiment is built.</w:t>
       </w:r>
     </w:p>
     <w:p>
@@ -12187,7 +13443,135 @@
         </m:r>
       </m:oMath>
       <w:r>
-        <w:t>, 3–8 nm), and the OOD split is a controlled extrapolation rather than a stress test at experimental extremes. The reference solver itself is a continuum model; agreement with it demonstrates numerical consistency, not agreement with a particular experiment. Finally, the inverse demonstration uses synthetic noise and a known bulk concentration; in an experiment, concentration and temperature uncertainty would widen the posterior and could break the degeneracy between radius and other geometric parameters.</w:t>
+        <w:t>, 3–8 nm), and the OOD split is a controlled extrapolation rather than a stress test at experimental extremes. The reference solver itself is a continuum model; agreement with it demonstrates numerical consistency, not agreement with a particular experiment. Finally, the inverse demonstration uses synthetic noise and a known bulk concentration; in an experiment, concentration and temperature uncertainty would widen the posterior and could break the degeneracy between radius and other geometric parameters. Multivalent or asymmetric-valence salts such as CaCl</w:t>
+      </w:r>
+      <m:oMath xmlns:a="http://schemas.openxmlformats.org/drawingml/2006/main" xmlns:pic="http://schemas.openxmlformats.org/drawingml/2006/picture">
+        <m:sSub>
+          <m:e>
+            <m:r>
+              <m:t>​</m:t>
+            </m:r>
+          </m:e>
+          <m:sub>
+            <m:r>
+              <m:t>2</m:t>
+            </m:r>
+          </m:sub>
+        </m:sSub>
+      </m:oMath>
+      <w:r>
+        <w:t xml:space="preserve"> and MgCl</w:t>
+      </w:r>
+      <m:oMath xmlns:a="http://schemas.openxmlformats.org/drawingml/2006/main" xmlns:pic="http://schemas.openxmlformats.org/drawingml/2006/picture">
+        <m:sSub>
+          <m:e>
+            <m:r>
+              <m:t>​</m:t>
+            </m:r>
+          </m:e>
+          <m:sub>
+            <m:r>
+              <m:t>2</m:t>
+            </m:r>
+          </m:sub>
+        </m:sSub>
+      </m:oMath>
+      <w:r>
+        <w:t xml:space="preserve"> (</w:t>
+      </w:r>
+      <m:oMath xmlns:a="http://schemas.openxmlformats.org/drawingml/2006/main" xmlns:pic="http://schemas.openxmlformats.org/drawingml/2006/picture">
+        <m:sSub>
+          <m:e>
+            <m:r>
+              <m:t>z</m:t>
+            </m:r>
+          </m:e>
+          <m:sub>
+            <m:r>
+              <m:rPr>
+                <m:sty m:val="p"/>
+              </m:rPr>
+              <m:t>+</m:t>
+            </m:r>
+          </m:sub>
+        </m:sSub>
+        <m:r>
+          <m:rPr>
+            <m:sty m:val="p"/>
+          </m:rPr>
+          <m:t>≠</m:t>
+        </m:r>
+        <m:r>
+          <m:rPr>
+            <m:sty m:val="p"/>
+          </m:rPr>
+          <m:t>|</m:t>
+        </m:r>
+        <m:sSub>
+          <m:e>
+            <m:r>
+              <m:t>z</m:t>
+            </m:r>
+          </m:e>
+          <m:sub>
+            <m:r>
+              <m:rPr>
+                <m:sty m:val="p"/>
+              </m:rPr>
+              <m:t>−</m:t>
+            </m:r>
+          </m:sub>
+        </m:sSub>
+        <m:r>
+          <m:rPr>
+            <m:sty m:val="p"/>
+          </m:rPr>
+          <m:t>|</m:t>
+        </m:r>
+      </m:oMath>
+      <w:r>
+        <w:t xml:space="preserve">) break the symmetric </w:t>
+      </w:r>
+      <m:oMath xmlns:a="http://schemas.openxmlformats.org/drawingml/2006/main" xmlns:pic="http://schemas.openxmlformats.org/drawingml/2006/picture">
+        <m:sSub>
+          <m:e>
+            <m:r>
+              <m:t>c</m:t>
+            </m:r>
+          </m:e>
+          <m:sub>
+            <m:r>
+              <m:rPr>
+                <m:sty m:val="p"/>
+              </m:rPr>
+              <m:t>+</m:t>
+            </m:r>
+          </m:sub>
+        </m:sSub>
+        <m:r>
+          <m:rPr>
+            <m:sty m:val="p"/>
+          </m:rPr>
+          <m:t>−</m:t>
+        </m:r>
+        <m:sSub>
+          <m:e>
+            <m:r>
+              <m:t>c</m:t>
+            </m:r>
+          </m:e>
+          <m:sub>
+            <m:r>
+              <m:rPr>
+                <m:sty m:val="p"/>
+              </m:rPr>
+              <m:t>−</m:t>
+            </m:r>
+          </m:sub>
+        </m:sSub>
+      </m:oMath>
+      <w:r>
+        <w:t xml:space="preserve"> source structure and are outside the present proof; extending the operator and identifiability analysis to those electrolytes is a separate task.</w:t>
       </w:r>
     </w:p>
     <w:p>
@@ -12281,6 +13665,23 @@
       </w:r>
       <m:oMath xmlns:a="http://schemas.openxmlformats.org/drawingml/2006/main" xmlns:pic="http://schemas.openxmlformats.org/drawingml/2006/picture">
         <m:r>
+          <m:t>18</m:t>
+        </m:r>
+        <m:r>
+          <m:rPr>
+            <m:sty m:val="p"/>
+          </m:rPr>
+          <m:t>×</m:t>
+        </m:r>
+        <m:r>
+          <m:t>18</m:t>
+        </m:r>
+      </m:oMath>
+      <w:r>
+        <w:t xml:space="preserve"> plane: minimum </w:t>
+      </w:r>
+      <m:oMath xmlns:a="http://schemas.openxmlformats.org/drawingml/2006/main" xmlns:pic="http://schemas.openxmlformats.org/drawingml/2006/picture">
+        <m:r>
           <m:t>κ</m:t>
         </m:r>
         <m:r>
@@ -12306,8 +13707,74 @@
           <m:rPr>
             <m:sty m:val="p"/>
           </m:rPr>
-          <m:t>&gt;</m:t>
-        </m:r>
+          <m:t>=</m:t>
+        </m:r>
+        <m:r>
+          <m:t>9.9</m:t>
+        </m:r>
+        <m:r>
+          <m:rPr>
+            <m:sty m:val="p"/>
+          </m:rPr>
+          <m:t>×</m:t>
+        </m:r>
+        <m:sSup>
+          <m:e>
+            <m:r>
+              <m:t>10</m:t>
+            </m:r>
+          </m:e>
+          <m:sup>
+            <m:r>
+              <m:t>7</m:t>
+            </m:r>
+          </m:sup>
+        </m:sSup>
+      </m:oMath>
+      <w:r>
+        <w:t xml:space="preserve">, median </w:t>
+      </w:r>
+      <m:oMath xmlns:a="http://schemas.openxmlformats.org/drawingml/2006/main" xmlns:pic="http://schemas.openxmlformats.org/drawingml/2006/picture">
+        <m:r>
+          <m:t>7.5</m:t>
+        </m:r>
+        <m:r>
+          <m:rPr>
+            <m:sty m:val="p"/>
+          </m:rPr>
+          <m:t>×</m:t>
+        </m:r>
+        <m:sSup>
+          <m:e>
+            <m:r>
+              <m:t>10</m:t>
+            </m:r>
+          </m:e>
+          <m:sup>
+            <m:r>
+              <m:t>8</m:t>
+            </m:r>
+          </m:sup>
+        </m:sSup>
+      </m:oMath>
+      <w:r>
+        <w:t xml:space="preserve">; </w:t>
+      </w:r>
+      <m:oMath xmlns:a="http://schemas.openxmlformats.org/drawingml/2006/main" xmlns:pic="http://schemas.openxmlformats.org/drawingml/2006/picture">
+        <m:r>
+          <m:t>99.7</m:t>
+        </m:r>
+        <m:r>
+          <m:rPr>
+            <m:sty m:val="p"/>
+          </m:rPr>
+          <m:t>%</m:t>
+        </m:r>
+      </m:oMath>
+      <w:r>
+        <w:t xml:space="preserve"> above </w:t>
+      </w:r>
+      <m:oMath xmlns:a="http://schemas.openxmlformats.org/drawingml/2006/main" xmlns:pic="http://schemas.openxmlformats.org/drawingml/2006/picture">
         <m:sSup>
           <m:e>
             <m:r>

--- a/manuscript/Manuscript_PINO_clean.docx
+++ b/manuscript/Manuscript_PINO_clean.docx
@@ -163,7 +163,7 @@
         </m:sSup>
       </m:oMath>
       <w:r>
-        <w:t>). A multi-scale radial physics-informed DeepONet (36,880 parameters) and a real-DFT Fourier neural operator (460,488 parameters) predict a positive geometric salt scale and net charge and reconstruct concentrations hyperbolically, so reservoir data and the charge identity hold exactly (</w:t>
+        <w:t>). A multi-scale radial physics-informed DeepONet (36,880 parameters) and a real-DFT Fourier neural operator (460,488 parameters) predict a positive geometric salt scale and net charge and reconstruct concentrations hyperbolically, so reservoir data and the charge identity hold (</w:t>
       </w:r>
       <m:oMath xmlns:a="http://schemas.openxmlformats.org/drawingml/2006/main" xmlns:pic="http://schemas.openxmlformats.org/drawingml/2006/picture">
         <m:r>
@@ -330,7 +330,7 @@
         </m:sSup>
       </m:oMath>
       <w:r>
-        <w:t>), and a near-wall Donnan selectivity observable collapses the conditioning by ten orders, recovering radius and charge below 0.3%. Unequal diffusivities add a linear but still ill-conditioned charge channel. A four-way constraint benchmark, a physics-weight sweep, and an out-of-distribution error decomposition isolate the design choices. The package is deployed in browser and Gradio interfaces with a live reference solver.</w:t>
+        <w:t>), and a near-wall Donnan selectivity observable collapses the conditioning by six to ten orders of magnitude, recovering radius and charge below 0.3%. Unequal diffusivities add a linear but still ill-conditioned charge channel. A four-way constraint benchmark, a physics-weight sweep, and an out-of-distribution error decomposition isolate the design choices. The package is deployed in browser and Gradio interfaces with a reference solver.</w:t>
       </w:r>
     </w:p>
     <w:p>
@@ -606,7 +606,7 @@
     </w:p>
     <w:p>
       <w:r>
-        <w:t xml:space="preserve">Physics-informed neural networks (PINNs) [28–30] and neural trial-function formulations [31] embed differential equation constraints into the training loss to reduce reliance on labeled solution data, but standard PINNs are typically trained for one parameter set at a time and are sensitive to gradient-flow pathologies and optimization failure modes [32, 33]. Hard-constraint and boundary-enforcing formulations impose initial or boundary conditions strictly across benchmark PDE problems [34], wave [35], airflow [36], wave [37], consolidation [38], further benchmark problems [39], and microseismic [40] problems, while domain-decomposed variants such as XPINNs enable space–time decomposition on complex geometries [41]. Enriched physics-informed neural networks have been developed for dynamic Poisson–Nernst–Planck systems [42], while related physics-informed and operator-learning surrogates have been applied to thermal charring materials [43], compressible flows with CF-DeepONet [44], non-Fourier heat conduction with T-phPINN [45], and lithium-ion battery health prediction [46]. A previously reported fixed-state discontinuous-Galerkin DA-PINN for nanopore transport (COMPHY-D-26-00857) reached a potential relative L2 error of </w:t>
+        <w:t xml:space="preserve">Physics-informed neural networks (PINNs) [28–30] and neural trial-function formulations [31] embed differential equation constraints into the training loss to reduce reliance on labeled solution data, but standard PINNs are typically trained for one parameter set at a time and are sensitive to gradient-flow pathologies and optimization failure modes [32, 33]. Hard-constraint and boundary-enforcing formulations impose initial or boundary conditions strictly across benchmark PDE problems [34], wave equations [35], airflow-field reconstruction [36], linear free-surface waves [37], nonlinear consolidation [38], variational Dirichlet benchmarks [39], and microseismic source imaging [40], while domain-decomposed variants such as XPINNs enable space–time decomposition on complex geometries [41]. Enriched physics-informed neural networks have been developed for dynamic Poisson–Nernst–Planck systems [42], while related physics-informed and operator-learning surrogates have been applied to thermal charring materials [43], compressible flows with CF-DeepONet [44], non-Fourier heat conduction with T-phPINN [45], and lithium-ion battery health prediction [46]. A previously reported fixed-state discontinuous-Galerkin DA-PINN for nanopore transport (COMPHY-D-26-00857) reached a potential relative L2 error of </w:t>
       </w:r>
       <m:oMath xmlns:a="http://schemas.openxmlformats.org/drawingml/2006/main" xmlns:pic="http://schemas.openxmlformats.org/drawingml/2006/picture">
         <m:r>
@@ -4846,7 +4846,7 @@
     </w:p>
     <w:p>
       <w:r>
-        <w:t>This structural construction should be distinguished from soft penalty-based boundary enforcement in physics-informed neural networks, which has been compared with hard boundary imposition in the benchmark and applied PDE settings above [34–40]. No boundary or positivity penalty is required; the constraints are structural. The physics loss is used only to penalize violations of the differential equations in the interior.</w:t>
+        <w:t>This structural construction should be distinguished from soft penalty-based boundary enforcement in physics-informed neural networks, which has been compared with hard or exact boundary imposition across benchmark PDEs [34, 39], wave propagation [35, 37], airflow reconstruction [36], nonlinear consolidation [38], and microseismic imaging [40]. No boundary or positivity penalty is required; the constraints are structural. The physics loss is used only to penalize violations of the differential equations in the interior.</w:t>
       </w:r>
     </w:p>
     <w:p>

--- a/manuscript/Manuscript_PINO_clean.docx
+++ b/manuscript/Manuscript_PINO_clean.docx
@@ -7,7 +7,7 @@
         <w:pStyle w:val="Title"/>
       </w:pPr>
       <w:r>
-        <w:t>Conductance identifiability limits and physics-constrained neural operators for axisymmetric Poisson–Nernst–Planck transport in charged nanopores</w:t>
+        <w:t>Sensitivity-controlled physics-constrained neural operators and conductance identifiability limits for Poisson–Nernst–Planck transport in charged nanopores</w:t>
       </w:r>
     </w:p>
     <w:p>
@@ -41,7 +41,7 @@
         <w:pStyle w:val="ListBullet"/>
       </w:pPr>
       <w:r>
-        <w:t>PINO-Nanopore maps four PNP parameters to fields in 0.072 ms on one CPU.</w:t>
+        <w:t>PINO-Nanopore maps four PNP parameters in 0.072 ms with 13% lower net-charge error.</w:t>
       </w:r>
     </w:p>
     <w:p>
@@ -49,7 +49,80 @@
         <w:pStyle w:val="ListBullet"/>
       </w:pPr>
       <w:r>
-        <w:t>Charge-balanced sum/difference outputs cut net-charge error 8.63–10.29-fold.</w:t>
+        <w:t xml:space="preserve">Exact SG/FV Jacobians validate </w:t>
+      </w:r>
+      <m:oMath xmlns:a="http://schemas.openxmlformats.org/drawingml/2006/main" xmlns:pic="http://schemas.openxmlformats.org/drawingml/2006/picture">
+        <m:r>
+          <m:rPr>
+            <m:sty m:val="p"/>
+          </m:rPr>
+          <m:t>∂</m:t>
+        </m:r>
+        <m:r>
+          <m:rPr>
+            <m:sty m:val="p"/>
+          </m:rPr>
+          <m:t>ln</m:t>
+        </m:r>
+        <m:r>
+          <m:t>I</m:t>
+        </m:r>
+        <m:r>
+          <m:rPr>
+            <m:sty m:val="p"/>
+          </m:rPr>
+          <m:t>/</m:t>
+        </m:r>
+        <m:r>
+          <m:rPr>
+            <m:sty m:val="p"/>
+          </m:rPr>
+          <m:t>∂</m:t>
+        </m:r>
+        <m:r>
+          <m:rPr>
+            <m:sty m:val="p"/>
+          </m:rPr>
+          <m:t>ln</m:t>
+        </m:r>
+        <m:r>
+          <m:t>R</m:t>
+        </m:r>
+        <m:r>
+          <m:rPr>
+            <m:sty m:val="p"/>
+          </m:rPr>
+          <m:t>≈</m:t>
+        </m:r>
+        <m:r>
+          <m:t>2</m:t>
+        </m:r>
+      </m:oMath>
+      <w:r>
+        <w:t xml:space="preserve"> to </w:t>
+      </w:r>
+      <m:oMath xmlns:a="http://schemas.openxmlformats.org/drawingml/2006/main" xmlns:pic="http://schemas.openxmlformats.org/drawingml/2006/picture">
+        <m:sSup>
+          <m:e>
+            <m:r>
+              <m:t>10</m:t>
+            </m:r>
+          </m:e>
+          <m:sup>
+            <m:r>
+              <m:rPr>
+                <m:sty m:val="p"/>
+              </m:rPr>
+              <m:t>−</m:t>
+            </m:r>
+            <m:r>
+              <m:t>4</m:t>
+            </m:r>
+          </m:sup>
+        </m:sSup>
+      </m:oMath>
+      <w:r>
+        <w:t>.</w:t>
       </w:r>
     </w:p>
     <w:p>
@@ -57,7 +130,59 @@
         <w:pStyle w:val="ListBullet"/>
       </w:pPr>
       <w:r>
-        <w:t>Exact SG/FV Jacobians confirm the operator's conductance sensitivities.</w:t>
+        <w:t>Negative-</w:t>
+      </w:r>
+      <m:oMath xmlns:a="http://schemas.openxmlformats.org/drawingml/2006/main" xmlns:pic="http://schemas.openxmlformats.org/drawingml/2006/picture">
+        <m:sSub>
+          <m:e>
+            <m:r>
+              <m:t>q</m:t>
+            </m:r>
+          </m:e>
+          <m:sub>
+            <m:r>
+              <m:t>w</m:t>
+            </m:r>
+          </m:sub>
+        </m:sSub>
+      </m:oMath>
+      <w:r>
+        <w:t xml:space="preserve"> Fisher is ill-conditioned (median </w:t>
+      </w:r>
+      <m:oMath xmlns:a="http://schemas.openxmlformats.org/drawingml/2006/main" xmlns:pic="http://schemas.openxmlformats.org/drawingml/2006/picture">
+        <m:r>
+          <m:t>κ</m:t>
+        </m:r>
+        <m:r>
+          <m:rPr>
+            <m:sty m:val="p"/>
+          </m:rPr>
+          <m:t>≈</m:t>
+        </m:r>
+        <m:r>
+          <m:t>1.2</m:t>
+        </m:r>
+        <m:r>
+          <m:rPr>
+            <m:sty m:val="p"/>
+          </m:rPr>
+          <m:t>×</m:t>
+        </m:r>
+        <m:sSup>
+          <m:e>
+            <m:r>
+              <m:t>10</m:t>
+            </m:r>
+          </m:e>
+          <m:sup>
+            <m:r>
+              <m:t>9</m:t>
+            </m:r>
+          </m:sup>
+        </m:sSup>
+      </m:oMath>
+      <w:r>
+        <w:t>).</w:t>
       </w:r>
     </w:p>
     <w:p>
@@ -65,52 +190,7 @@
         <w:pStyle w:val="ListBullet"/>
       </w:pPr>
       <w:r>
-        <w:t>Wall charge is unidentifiable from conductance (</w:t>
-      </w:r>
-      <m:oMath xmlns:a="http://schemas.openxmlformats.org/drawingml/2006/main" xmlns:pic="http://schemas.openxmlformats.org/drawingml/2006/picture">
-        <m:r>
-          <m:t>κ</m:t>
-        </m:r>
-        <m:r>
-          <m:rPr>
-            <m:sty m:val="p"/>
-          </m:rPr>
-          <m:t>(</m:t>
-        </m:r>
-        <m:r>
-          <m:rPr>
-            <m:scr m:val="script"/>
-            <m:sty m:val="p"/>
-          </m:rPr>
-          <m:t>F</m:t>
-        </m:r>
-        <m:r>
-          <m:rPr>
-            <m:sty m:val="p"/>
-          </m:rPr>
-          <m:t>)</m:t>
-        </m:r>
-        <m:r>
-          <m:rPr>
-            <m:sty m:val="p"/>
-          </m:rPr>
-          <m:t>≳</m:t>
-        </m:r>
-        <m:sSup>
-          <m:e>
-            <m:r>
-              <m:t>10</m:t>
-            </m:r>
-          </m:e>
-          <m:sup>
-            <m:r>
-              <m:t>8</m:t>
-            </m:r>
-          </m:sup>
-        </m:sSup>
-      </m:oMath>
-      <w:r>
-        <w:t>).</w:t>
+        <w:t>Dual selectivity inversion recovers charge to 4.8\% and radius to 0.1\%.</w:t>
       </w:r>
     </w:p>
     <w:p>
@@ -118,7 +198,7 @@
         <w:pStyle w:val="ListBullet"/>
       </w:pPr>
       <w:r>
-        <w:t>A near-wall selectivity probe recovers radius and charge below 0.3%.</w:t>
+        <w:t>Weyl-gated hybrid solver: 1.9e-4 current error at 7.6-fold lower cost.</w:t>
       </w:r>
     </w:p>
     <w:p>
@@ -131,7 +211,7 @@
     </w:p>
     <w:p>
       <w:r>
-        <w:t xml:space="preserve">Inferring nanopore surface charge and geometry from ionic current–voltage measurements is a central inverse problem in nanofluidic sensing, yet repeated Poisson–Nernst–Planck (PNP) solves are too slow for exhaustive identifiability mapping and single-state physics-informed networks require retraining per operating point. We address both with PINO-Nanopore, a validated, exact-boundary, charge-balanced operator for steady axisymmetric PNP transport over voltage, salinity, wall charge, and radius, used as a high-throughput instrument to map what conductance can and cannot identify. A conservative Scharfetter–Gummel solver generates a 240-state benchmark (maximum residual </w:t>
+        <w:t xml:space="preserve">Inferring nanopore surface charge and geometry from ionic current–voltage data is central to nanofluidic sensing, but repeated Poisson–Nernst–Planck (PNP) solves are too slow for exhaustive identifiability mapping. We present PINO-Nanopore, an exact-boundary, charge-balanced operator for axisymmetric PNP transport over voltage, salinity, wall charge, and radius, used to map regime-dependent conductance identifiability. A 240-state SG/FV benchmark has maximum residual </w:t>
       </w:r>
       <m:oMath xmlns:a="http://schemas.openxmlformats.org/drawingml/2006/main" xmlns:pic="http://schemas.openxmlformats.org/drawingml/2006/picture">
         <m:r>
@@ -163,7 +243,7 @@
         </m:sSup>
       </m:oMath>
       <w:r>
-        <w:t>). A multi-scale radial physics-informed DeepONet (36,880 parameters) and a real-DFT Fourier neural operator (460,488 parameters) predict a positive geometric salt scale and net charge and reconstruct concentrations hyperbolically, so reservoir data and the charge identity hold (</w:t>
+        <w:t xml:space="preserve">. A multi-scale radial physics-informed DeepONet (36,880 parameters) and a real-DFT Fourier neural operator (460,488 parameters) enforce reservoir data and charge identity to </w:t>
       </w:r>
       <m:oMath xmlns:a="http://schemas.openxmlformats.org/drawingml/2006/main" xmlns:pic="http://schemas.openxmlformats.org/drawingml/2006/picture">
         <m:r>
@@ -195,7 +275,7 @@
         </m:sSup>
       </m:oMath>
       <w:r>
-        <w:t xml:space="preserve">). On held-out states the DeepONet reaches relative </w:t>
+        <w:t xml:space="preserve">. The DeepONet reaches relative </w:t>
       </w:r>
       <m:oMath xmlns:a="http://schemas.openxmlformats.org/drawingml/2006/main" xmlns:pic="http://schemas.openxmlformats.org/drawingml/2006/picture">
         <m:sSub>
@@ -212,18 +292,59 @@
         </m:sSub>
       </m:oMath>
       <w:r>
-        <w:t xml:space="preserve"> errors of 0.0008914 for potential and 0.001093 for current, and 0.001363 out of distribution, at 0.072 ms per state on one CPU. Verified against exact float64 SG/FV Jacobians (median agreement </w:t>
+        <w:t xml:space="preserve"> errors of 0.00089 for potential and 0.00109 for current (0.0202/0.00136 out of distribution) at 0.072 ms per state. Against a matched direct-concentration loss, charge-balanced outputs lower median net-charge error from 0.238 to 0.207 with 18% lower current error; linearized-Poisson–Boltzmann, POD-RBF, and FNO baselines are reported. Exact float64 SG/FV Jacobians reproduce </w:t>
       </w:r>
       <m:oMath xmlns:a="http://schemas.openxmlformats.org/drawingml/2006/main" xmlns:pic="http://schemas.openxmlformats.org/drawingml/2006/picture">
         <m:r>
-          <m:t>1.5</m:t>
-        </m:r>
-        <m:r>
-          <m:rPr>
-            <m:sty m:val="p"/>
-          </m:rPr>
-          <m:t>×</m:t>
-        </m:r>
+          <m:rPr>
+            <m:sty m:val="p"/>
+          </m:rPr>
+          <m:t>∂</m:t>
+        </m:r>
+        <m:r>
+          <m:rPr>
+            <m:sty m:val="p"/>
+          </m:rPr>
+          <m:t>ln</m:t>
+        </m:r>
+        <m:r>
+          <m:t>I</m:t>
+        </m:r>
+        <m:r>
+          <m:rPr>
+            <m:sty m:val="p"/>
+          </m:rPr>
+          <m:t>/</m:t>
+        </m:r>
+        <m:r>
+          <m:rPr>
+            <m:sty m:val="p"/>
+          </m:rPr>
+          <m:t>∂</m:t>
+        </m:r>
+        <m:r>
+          <m:rPr>
+            <m:sty m:val="p"/>
+          </m:rPr>
+          <m:t>ln</m:t>
+        </m:r>
+        <m:r>
+          <m:t>R</m:t>
+        </m:r>
+        <m:r>
+          <m:rPr>
+            <m:sty m:val="p"/>
+          </m:rPr>
+          <m:t>≈</m:t>
+        </m:r>
+        <m:r>
+          <m:t>2</m:t>
+        </m:r>
+      </m:oMath>
+      <w:r>
+        <w:t xml:space="preserve"> to </w:t>
+      </w:r>
+      <m:oMath xmlns:a="http://schemas.openxmlformats.org/drawingml/2006/main" xmlns:pic="http://schemas.openxmlformats.org/drawingml/2006/picture">
         <m:sSup>
           <m:e>
             <m:r>
@@ -244,48 +365,24 @@
         </m:sSup>
       </m:oMath>
       <w:r>
-        <w:t xml:space="preserve"> in </w:t>
+        <w:t>. A negative-</w:t>
       </w:r>
       <m:oMath xmlns:a="http://schemas.openxmlformats.org/drawingml/2006/main" xmlns:pic="http://schemas.openxmlformats.org/drawingml/2006/picture">
-        <m:r>
-          <m:rPr>
-            <m:sty m:val="p"/>
-          </m:rPr>
-          <m:t>∂</m:t>
-        </m:r>
-        <m:r>
-          <m:rPr>
-            <m:sty m:val="p"/>
-          </m:rPr>
-          <m:t>ln</m:t>
-        </m:r>
-        <m:r>
-          <m:t>I</m:t>
-        </m:r>
-        <m:r>
-          <m:rPr>
-            <m:sty m:val="p"/>
-          </m:rPr>
-          <m:t>/</m:t>
-        </m:r>
-        <m:r>
-          <m:rPr>
-            <m:sty m:val="p"/>
-          </m:rPr>
-          <m:t>∂</m:t>
-        </m:r>
-        <m:r>
-          <m:rPr>
-            <m:sty m:val="p"/>
-          </m:rPr>
-          <m:t>ln</m:t>
-        </m:r>
-        <m:r>
-          <m:t>R</m:t>
-        </m:r>
+        <m:sSub>
+          <m:e>
+            <m:r>
+              <m:t>q</m:t>
+            </m:r>
+          </m:e>
+          <m:sub>
+            <m:r>
+              <m:t>w</m:t>
+            </m:r>
+          </m:sub>
+        </m:sSub>
       </m:oMath>
       <w:r>
-        <w:t>), a Fisher analysis proves fixed wall charge unidentifiable for symmetric binary electrolytes with nearly equal ionic diffusivities, such as KCl, from conductance alone (</w:t>
+        <w:t xml:space="preserve"> Fisher plane is ill-conditioned (median </w:t>
       </w:r>
       <m:oMath xmlns:a="http://schemas.openxmlformats.org/drawingml/2006/main" xmlns:pic="http://schemas.openxmlformats.org/drawingml/2006/picture">
         <m:r>
@@ -314,7 +411,16 @@
           <m:rPr>
             <m:sty m:val="p"/>
           </m:rPr>
-          <m:t>≳</m:t>
+          <m:t>=</m:t>
+        </m:r>
+        <m:r>
+          <m:t>1.2</m:t>
+        </m:r>
+        <m:r>
+          <m:rPr>
+            <m:sty m:val="p"/>
+          </m:rPr>
+          <m:t>×</m:t>
         </m:r>
         <m:sSup>
           <m:e>
@@ -324,13 +430,62 @@
           </m:e>
           <m:sup>
             <m:r>
-              <m:t>8</m:t>
+              <m:t>9</m:t>
             </m:r>
           </m:sup>
         </m:sSup>
       </m:oMath>
       <w:r>
-        <w:t>), and a near-wall Donnan selectivity observable collapses the conditioning by six to ten orders of magnitude, recovering radius and charge below 0.3%. Unequal diffusivities add a linear but still ill-conditioned charge channel. A four-way constraint benchmark, a physics-weight sweep, and an out-of-distribution error decomposition isolate the design choices. The package is deployed in browser and Gradio interfaces with a reference solver.</w:t>
+        <w:t xml:space="preserve">; 99.1% above </w:t>
+      </w:r>
+      <m:oMath xmlns:a="http://schemas.openxmlformats.org/drawingml/2006/main" xmlns:pic="http://schemas.openxmlformats.org/drawingml/2006/picture">
+        <m:sSup>
+          <m:e>
+            <m:r>
+              <m:t>10</m:t>
+            </m:r>
+          </m:e>
+          <m:sup>
+            <m:r>
+              <m:t>8</m:t>
+            </m:r>
+          </m:sup>
+        </m:sSup>
+      </m:oMath>
+      <w:r>
+        <w:t xml:space="preserve">), with 1%-noise CRLBs of 0.37% for radius but 86 for charge. Single- and multi-salt inversion leave charge unidentifiable; adding near-wall Donnan selectivity recovers charge to 4.8% and radius to 0.1%. A 120-state unequal-reservoir benchmark gives a Weyl-gated hybrid solver </w:t>
+      </w:r>
+      <m:oMath xmlns:a="http://schemas.openxmlformats.org/drawingml/2006/main" xmlns:pic="http://schemas.openxmlformats.org/drawingml/2006/picture">
+        <m:r>
+          <m:t>1.9</m:t>
+        </m:r>
+        <m:r>
+          <m:rPr>
+            <m:sty m:val="p"/>
+          </m:rPr>
+          <m:t>×</m:t>
+        </m:r>
+        <m:sSup>
+          <m:e>
+            <m:r>
+              <m:t>10</m:t>
+            </m:r>
+          </m:e>
+          <m:sup>
+            <m:r>
+              <m:rPr>
+                <m:sty m:val="p"/>
+              </m:rPr>
+              <m:t>−</m:t>
+            </m:r>
+            <m:r>
+              <m:t>4</m:t>
+            </m:r>
+          </m:sup>
+        </m:sSup>
+      </m:oMath>
+      <w:r>
+        <w:t xml:space="preserve"> median current error at 0.20 s versus 1.53 s for full SG/FV (7.6-fold), but reversal-potential inversion at 1\% noise recovers charge only to 17\% (radius 0.23\%), so we do not claim sub-percent charge recovery from that protocol. A strong-charge benchmark lowers current error 23-fold.</w:t>
       </w:r>
     </w:p>
     <w:p>
@@ -426,7 +581,7 @@
         <w:t>Supplementary material:</w:t>
       </w:r>
       <w:r>
-        <w:t xml:space="preserve"> Supplementary Materials PDF/DOCX (Supplementary Sections S0–S10 and Supplementary Tables S1–S20)</w:t>
+        <w:t xml:space="preserve"> Supplementary Materials PDF/DOCX (Supplementary Sections S0–S10 and Supplementary Tables S1–S22)</w:t>
       </w:r>
     </w:p>
     <w:p>
@@ -558,7 +713,7 @@
         <w:t>Running time:</w:t>
       </w:r>
       <w:r>
-        <w:t xml:space="preserve"> Dataset generation 59.2 s; DeepONet training 50.6 s for 500 epochs; FNO training 108.5 s for 110 epochs; single-state inference 0.072 ms (DeepONet) and 1.04 ms (FNO) on an Apple M1 CPU. The Stage-10 studies add 29.6 s to generate the 144-state expansion, 50 s per 500-epoch trunk-ablation model, and 25 s per 250-epoch scaling model. The Stage-11 constraint benchmark (four schemes, three seeds), exact SG/FV Jacobian validation (1200 reference solves), and Stage-12 diagnostics add about four minutes on one CPU. The CPC test case in </w:t>
+        <w:t xml:space="preserve"> Dataset generation 59.2 s; DeepONet training 50.6 s for 500 epochs; FNO training 108.5 s for 110 epochs; single-state inference 0.072 ms (DeepONet) and 1.04 ms (FNO) on an Apple M1 CPU. The Stage-10 studies add 29.6 s to generate the 144-state expansion, 50 s per 500-epoch trunk-ablation model, and 25 s per 250-epoch scaling model. The Stage-11 constraint benchmark (five schemes, three seeds), exact SG/FV Jacobian validation, and Stage-12 diagnostics add about five minutes; the Stage-18 inverse, baseline, and strong-charge studies add about 35 minutes on one CPU. The CPC test case in </w:t>
       </w:r>
       <w:r>
         <w:rPr>
@@ -712,64 +867,7 @@
         </m:sSup>
       </m:oMath>
       <w:r>
-        <w:t xml:space="preserve">), two parameter-conditioned backbones (multi-scale radial PI-DeepONet, 36,880 parameters; real-DFT FNO, 460,488 parameters) trained with three seeds each, and a browser and Gradio deployment with 0.072 ms ONNX inference. A controlled four-way benchmark shows that the accuracy gain comes from decoupling the </w:t>
-      </w:r>
-      <m:oMath xmlns:a="http://schemas.openxmlformats.org/drawingml/2006/main" xmlns:pic="http://schemas.openxmlformats.org/drawingml/2006/picture">
-        <m:r>
-          <m:t>O</m:t>
-        </m:r>
-        <m:r>
-          <m:rPr>
-            <m:sty m:val="p"/>
-          </m:rPr>
-          <m:t>(</m:t>
-        </m:r>
-        <m:r>
-          <m:t>1</m:t>
-        </m:r>
-        <m:r>
-          <m:rPr>
-            <m:sty m:val="p"/>
-          </m:rPr>
-          <m:t>)</m:t>
-        </m:r>
-      </m:oMath>
-      <w:r>
-        <w:t xml:space="preserve"> total ion concentration from the small net-charge difference, a mechanism that the hyperbolic map and the linear projection share (</w:t>
-      </w:r>
-      <m:oMath xmlns:a="http://schemas.openxmlformats.org/drawingml/2006/main" xmlns:pic="http://schemas.openxmlformats.org/drawingml/2006/picture">
-        <m:r>
-          <m:t>0.207</m:t>
-        </m:r>
-        <m:r>
-          <m:rPr>
-            <m:sty m:val="p"/>
-          </m:rPr>
-          <m:t>±</m:t>
-        </m:r>
-        <m:r>
-          <m:t>0.015</m:t>
-        </m:r>
-      </m:oMath>
-      <w:r>
-        <w:t xml:space="preserve"> versus </w:t>
-      </w:r>
-      <m:oMath xmlns:a="http://schemas.openxmlformats.org/drawingml/2006/main" xmlns:pic="http://schemas.openxmlformats.org/drawingml/2006/picture">
-        <m:r>
-          <m:t>0.201</m:t>
-        </m:r>
-        <m:r>
-          <m:rPr>
-            <m:sty m:val="p"/>
-          </m:rPr>
-          <m:t>±</m:t>
-        </m:r>
-        <m:r>
-          <m:t>0.021</m:t>
-        </m:r>
-      </m:oMath>
-      <w:r>
-        <w:t xml:space="preserve"> interpolation-test net-charge error), and that the hyperbolic map is preferred because it guarantees </w:t>
+        <w:t xml:space="preserve">), two parameter-conditioned backbones (multi-scale radial PI-DeepONet, 36,880 parameters; real-DFT FNO, 460,488 parameters) trained with three seeds each, and a browser and Gradio deployment with 0.072 ms ONNX inference. A five-way benchmark, including a direct-concentration model retrained with a matched field loss, shows that charge-balanced outputs lower median net-charge error from 0.238 to 0.207 while keeping current error 18\% lower; the linear projection is statistically tied on net charge but leaves a finite charge-identity mismatch, whereas the hyperbolic map guarantees </w:t>
       </w:r>
       <m:oMath xmlns:a="http://schemas.openxmlformats.org/drawingml/2006/main" xmlns:pic="http://schemas.openxmlformats.org/drawingml/2006/picture">
         <m:sSub>
@@ -798,7 +896,7 @@
         </m:r>
       </m:oMath>
       <w:r>
-        <w:t xml:space="preserve"> and an exact algebraic charge identity without a Softplus clipping bias; the physics weight is set at its Pareto value </w:t>
+        <w:t xml:space="preserve"> and an exact algebraic identity without a Softplus bias. The physics weight is set at its Pareto value </w:t>
       </w:r>
       <m:oMath xmlns:a="http://schemas.openxmlformats.org/drawingml/2006/main" xmlns:pic="http://schemas.openxmlformats.org/drawingml/2006/picture">
         <m:sSup>
@@ -821,7 +919,7 @@
         </m:sSup>
       </m:oMath>
       <w:r>
-        <w:t xml:space="preserve">. A trunk ablation and a nested 384-state study bound the design: the radial basis lowers the wall-gradient error by about 7% without a bulk-accuracy advantage, in-distribution error scales as </w:t>
+        <w:t xml:space="preserve">. A trunk ablation and a nested 384-state study bound the design: the radial basis lowers the wall-gradient error by about 7\% without a bulk-accuracy advantage, in-distribution error scales as </w:t>
       </w:r>
       <m:oMath xmlns:a="http://schemas.openxmlformats.org/drawingml/2006/main" xmlns:pic="http://schemas.openxmlformats.org/drawingml/2006/picture">
         <m:sSup>
@@ -848,7 +946,7 @@
       </w:r>
       <m:oMath xmlns:a="http://schemas.openxmlformats.org/drawingml/2006/main" xmlns:pic="http://schemas.openxmlformats.org/drawingml/2006/picture">
         <m:r>
-          <m:t>1.5</m:t>
+          <m:t>1.1</m:t>
         </m:r>
         <m:r>
           <m:rPr>
@@ -917,24 +1015,24 @@
         </m:r>
       </m:oMath>
       <w:r>
-        <w:t>; the exact Fisher matrix confirms that fixed wall charge is a near-null direction at every operating point (</w:t>
+        <w:t>; a negative-</w:t>
       </w:r>
       <m:oMath xmlns:a="http://schemas.openxmlformats.org/drawingml/2006/main" xmlns:pic="http://schemas.openxmlformats.org/drawingml/2006/picture">
-        <m:r>
-          <m:t>18</m:t>
-        </m:r>
-        <m:r>
-          <m:rPr>
-            <m:sty m:val="p"/>
-          </m:rPr>
-          <m:t>×</m:t>
-        </m:r>
-        <m:r>
-          <m:t>18</m:t>
-        </m:r>
+        <m:sSub>
+          <m:e>
+            <m:r>
+              <m:t>q</m:t>
+            </m:r>
+          </m:e>
+          <m:sub>
+            <m:r>
+              <m:t>w</m:t>
+            </m:r>
+          </m:sub>
+        </m:sSub>
       </m:oMath>
       <w:r>
-        <w:t xml:space="preserve"> plane sweep: minimum </w:t>
+        <w:t xml:space="preserve"> Fisher plane is ill-conditioned (median </w:t>
       </w:r>
       <m:oMath xmlns:a="http://schemas.openxmlformats.org/drawingml/2006/main" xmlns:pic="http://schemas.openxmlformats.org/drawingml/2006/picture">
         <m:r>
@@ -966,7 +1064,7 @@
           <m:t>=</m:t>
         </m:r>
         <m:r>
-          <m:t>9.9</m:t>
+          <m:t>1.2</m:t>
         </m:r>
         <m:r>
           <m:rPr>
@@ -982,24 +1080,29 @@
           </m:e>
           <m:sup>
             <m:r>
-              <m:t>7</m:t>
+              <m:t>9</m:t>
             </m:r>
           </m:sup>
         </m:sSup>
       </m:oMath>
       <w:r>
-        <w:t xml:space="preserve">, median </w:t>
+        <w:t xml:space="preserve">; </w:t>
       </w:r>
       <m:oMath xmlns:a="http://schemas.openxmlformats.org/drawingml/2006/main" xmlns:pic="http://schemas.openxmlformats.org/drawingml/2006/picture">
         <m:r>
-          <m:t>7.5</m:t>
-        </m:r>
-        <m:r>
-          <m:rPr>
-            <m:sty m:val="p"/>
-          </m:rPr>
-          <m:t>×</m:t>
-        </m:r>
+          <m:t>99.1</m:t>
+        </m:r>
+        <m:r>
+          <m:rPr>
+            <m:sty m:val="p"/>
+          </m:rPr>
+          <m:t>%</m:t>
+        </m:r>
+      </m:oMath>
+      <w:r>
+        <w:t xml:space="preserve"> above </w:t>
+      </w:r>
+      <m:oMath xmlns:a="http://schemas.openxmlformats.org/drawingml/2006/main" xmlns:pic="http://schemas.openxmlformats.org/drawingml/2006/picture">
         <m:sSup>
           <m:e>
             <m:r>
@@ -1014,38 +1117,7 @@
         </m:sSup>
       </m:oMath>
       <w:r>
-        <w:t xml:space="preserve">; </w:t>
-      </w:r>
-      <m:oMath xmlns:a="http://schemas.openxmlformats.org/drawingml/2006/main" xmlns:pic="http://schemas.openxmlformats.org/drawingml/2006/picture">
-        <m:r>
-          <m:t>99.7</m:t>
-        </m:r>
-        <m:r>
-          <m:rPr>
-            <m:sty m:val="p"/>
-          </m:rPr>
-          <m:t>%</m:t>
-        </m:r>
-      </m:oMath>
-      <w:r>
-        <w:t xml:space="preserve"> of the plane above </w:t>
-      </w:r>
-      <m:oMath xmlns:a="http://schemas.openxmlformats.org/drawingml/2006/main" xmlns:pic="http://schemas.openxmlformats.org/drawingml/2006/picture">
-        <m:sSup>
-          <m:e>
-            <m:r>
-              <m:t>10</m:t>
-            </m:r>
-          </m:e>
-          <m:sup>
-            <m:r>
-              <m:t>8</m:t>
-            </m:r>
-          </m:sup>
-        </m:sSup>
-      </m:oMath>
-      <w:r>
-        <w:t>), that single- and multi-salt current–voltage protocols leave it unidentifiable at 1% noise, and that a near-wall Donnan selectivity observable collapses the conditioning by ten orders of magnitude and recovers radius and charge below 0.3%. Finally, a spatial and parametric decomposition of the out-of-distribution error shows that the residual error is largest per unit reference in the wall EDL and at the reservoir transitions, yet it cancels in the cross-sectionally integrated current, which stays below 0.23%.</w:t>
+        <w:t>), with 1\%-noise CRLBs of 0.37\% for radius but 86 for charge. Single- and multi-salt current–voltage protocols leave charge unidentifiable at 1\% noise, whereas a near-wall Donnan selectivity observable recovers charge to 4.8\% and radius to 0.1\%; an SG/FV-in-the-loop check confirms the protocol ranking but gives a more conservative 8.7\% dual charge error on five states. A strong-charge benchmark lowers current error 23-fold relative to the Ohmic bulk approximation, without claiming that single-salt conductance alone identifies charge. Finally, a spatial and parametric decomposition of the out-of-distribution error shows that the residual error is largest per unit reference in the wall EDL and at the reservoir transitions, yet it cancels in the cross-sectionally integrated current, which stays below 0.23\%.</w:t>
       </w:r>
     </w:p>
     <w:p>
@@ -2339,6 +2411,104 @@
             </m:r>
           </m:sub>
         </m:sSub>
+        <m:r>
+          <m:rPr>
+            <m:sty m:val="p"/>
+          </m:rPr>
+          <m:t>=</m:t>
+        </m:r>
+        <m:rad>
+          <m:radPr>
+            <m:degHide m:val="on"/>
+          </m:radPr>
+          <m:deg/>
+          <m:e>
+            <m:sSub>
+              <m:e>
+                <m:r>
+                  <m:t>ε</m:t>
+                </m:r>
+              </m:e>
+              <m:sub>
+                <m:r>
+                  <m:t>r</m:t>
+                </m:r>
+              </m:sub>
+            </m:sSub>
+            <m:sSub>
+              <m:e>
+                <m:r>
+                  <m:t>ε</m:t>
+                </m:r>
+              </m:e>
+              <m:sub>
+                <m:r>
+                  <m:t>0</m:t>
+                </m:r>
+              </m:sub>
+            </m:sSub>
+            <m:sSub>
+              <m:e>
+                <m:r>
+                  <m:t>k</m:t>
+                </m:r>
+              </m:e>
+              <m:sub>
+                <m:r>
+                  <m:t>B</m:t>
+                </m:r>
+              </m:sub>
+            </m:sSub>
+            <m:r>
+              <m:t>T</m:t>
+            </m:r>
+            <m:r>
+              <m:rPr>
+                <m:sty m:val="p"/>
+              </m:rPr>
+              <m:t>/</m:t>
+            </m:r>
+            <m:r>
+              <m:rPr>
+                <m:sty m:val="p"/>
+              </m:rPr>
+              <m:t>(</m:t>
+            </m:r>
+            <m:r>
+              <m:t>2</m:t>
+            </m:r>
+            <m:sSup>
+              <m:e>
+                <m:r>
+                  <m:t>F</m:t>
+                </m:r>
+              </m:e>
+              <m:sup>
+                <m:r>
+                  <m:t>2</m:t>
+                </m:r>
+              </m:sup>
+            </m:sSup>
+            <m:sSub>
+              <m:e>
+                <m:r>
+                  <m:t>C</m:t>
+                </m:r>
+              </m:e>
+              <m:sub>
+                <m:r>
+                  <m:t>0</m:t>
+                </m:r>
+              </m:sub>
+            </m:sSub>
+            <m:r>
+              <m:rPr>
+                <m:sty m:val="p"/>
+              </m:rPr>
+              <m:t>)</m:t>
+            </m:r>
+          </m:e>
+        </m:rad>
         <m:r>
           <m:rPr>
             <m:sty m:val="p"/>
@@ -2398,6 +2568,9 @@
                 <m:sty m:val="p"/>
               </m:rPr>
               <m:t>(</m:t>
+            </m:r>
+            <m:r>
+              <m:t>2</m:t>
             </m:r>
             <m:r>
               <m:t>F</m:t>
@@ -5678,7 +5851,7 @@
     </w:p>
     <w:p>
       <w:r>
-        <w:t xml:space="preserve">For the inverse demonstration, five held-out interpolation states are selected to span the charge and radius ranges. At each state, a five-bias current–voltage curve is generated with the exact SG/FV solver at </w:t>
+        <w:t xml:space="preserve">To separate a measurement limitation from a surrogate limitation, the inverse study is a controlled identifiability experiment over 15 held-out interpolation states selected to span the Debye-overlap range. Current–voltage observations are generated with the exact SG/FV solver at </w:t>
       </w:r>
       <m:oMath xmlns:a="http://schemas.openxmlformats.org/drawingml/2006/main" xmlns:pic="http://schemas.openxmlformats.org/drawingml/2006/picture">
         <m:sSub>
@@ -5767,67 +5940,7 @@
         </m:r>
       </m:oMath>
       <w:r>
-        <w:t xml:space="preserve"> mV, and 1% Gaussian noise is added. The operator then evaluates 400 candidate </w:t>
-      </w:r>
-      <m:oMath xmlns:a="http://schemas.openxmlformats.org/drawingml/2006/main" xmlns:pic="http://schemas.openxmlformats.org/drawingml/2006/picture">
-        <m:r>
-          <m:rPr>
-            <m:sty m:val="p"/>
-          </m:rPr>
-          <m:t>(</m:t>
-        </m:r>
-        <m:sSub>
-          <m:e>
-            <m:r>
-              <m:t>q</m:t>
-            </m:r>
-          </m:e>
-          <m:sub>
-            <m:r>
-              <m:t>w</m:t>
-            </m:r>
-          </m:sub>
-        </m:sSub>
-        <m:r>
-          <m:rPr>
-            <m:sty m:val="p"/>
-          </m:rPr>
-          <m:t>,</m:t>
-        </m:r>
-        <m:r>
-          <m:t>R</m:t>
-        </m:r>
-        <m:r>
-          <m:rPr>
-            <m:sty m:val="p"/>
-          </m:rPr>
-          <m:t>)</m:t>
-        </m:r>
-      </m:oMath>
-      <w:r>
-        <w:t xml:space="preserve"> pairs at the same five biases (2000 forward evaluations) and refines the best candidates with Nelder–Mead. Radius, surface charge density, and their relative errors are recorded. The flat direction of the objective in </w:t>
-      </w:r>
-      <m:oMath xmlns:a="http://schemas.openxmlformats.org/drawingml/2006/main" xmlns:pic="http://schemas.openxmlformats.org/drawingml/2006/picture">
-        <m:sSub>
-          <m:e>
-            <m:r>
-              <m:t>q</m:t>
-            </m:r>
-          </m:e>
-          <m:sub>
-            <m:r>
-              <m:t>w</m:t>
-            </m:r>
-          </m:sub>
-        </m:sSub>
-      </m:oMath>
-      <w:r>
-        <w:t xml:space="preserve"> is quantified by profiling the current mismatch over the full charge prior at the recovered radius. The 1% noise level is a deliberately conservative proxy for a clean nanopore measurement, and the grid search, rather than the local Nelder–Mead refinement, determines the reported flat direction. The identifiability conclusion is expected to weaken for asymmetric electrolytes, unequal diffusivities, or a much wider charge range; these cases are not covered by the present benchmark.</w:t>
-      </w:r>
-    </w:p>
-    <w:p>
-      <w:r>
-        <w:t xml:space="preserve">To separate a measurement limitation from a surrogate limitation, the inverse study is repeated as a controlled identifiability experiment over 15 held-out states and three measurement protocols. Protocol 1 (single-salt) uses one bulk concentration; Protocol 2 (multi-salt) uses three concentrations spanning 10–100 mol </w:t>
+        <w:t xml:space="preserve"> mV. Protocol 1 (single-salt) uses the state's own bulk concentration; Protocol 2 (multi-salt) uses three concentrations spanning 10–100 mol </w:t>
       </w:r>
       <m:oMath xmlns:a="http://schemas.openxmlformats.org/drawingml/2006/main" xmlns:pic="http://schemas.openxmlformats.org/drawingml/2006/picture">
         <m:sSup>
@@ -5850,7 +5963,7 @@
         </m:sSup>
       </m:oMath>
       <w:r>
-        <w:t xml:space="preserve"> to probe the EDL-overlap regime; Protocol 3 (dual) adds a near-wall Donnan selectivity observable </w:t>
+        <w:t xml:space="preserve">; Protocol 3 (dual) adds the near-wall Donnan selectivity </w:t>
       </w:r>
       <m:oMath xmlns:a="http://schemas.openxmlformats.org/drawingml/2006/main" xmlns:pic="http://schemas.openxmlformats.org/drawingml/2006/picture">
         <m:r>
@@ -5964,85 +6077,37 @@
           </m:rPr>
           <m:t>)</m:t>
         </m:r>
-      </m:oMath>
-      <w:r>
-        <w:t xml:space="preserve"> evaluated at </w:t>
-      </w:r>
-      <m:oMath xmlns:a="http://schemas.openxmlformats.org/drawingml/2006/main" xmlns:pic="http://schemas.openxmlformats.org/drawingml/2006/picture">
-        <m:r>
-          <m:t>r</m:t>
-        </m:r>
-        <m:r>
-          <m:rPr>
-            <m:sty m:val="p"/>
-          </m:rPr>
-          <m:t>=</m:t>
-        </m:r>
-        <m:r>
-          <m:t>1</m:t>
-        </m:r>
-      </m:oMath>
-      <w:r>
-        <w:t xml:space="preserve"> to the multi-salt current–voltage data. For each protocol and each relative noise level (0.2%, 1%, 2%) the operator inverts a </w:t>
-      </w:r>
-      <m:oMath xmlns:a="http://schemas.openxmlformats.org/drawingml/2006/main" xmlns:pic="http://schemas.openxmlformats.org/drawingml/2006/picture">
-        <m:r>
-          <m:t>30</m:t>
-        </m:r>
-        <m:r>
-          <m:rPr>
-            <m:sty m:val="p"/>
-          </m:rPr>
-          <m:t>×</m:t>
-        </m:r>
-        <m:r>
-          <m:t>30</m:t>
-        </m:r>
-      </m:oMath>
-      <w:r>
-        <w:t xml:space="preserve"> candidate grid in </w:t>
-      </w:r>
-      <m:oMath xmlns:a="http://schemas.openxmlformats.org/drawingml/2006/main" xmlns:pic="http://schemas.openxmlformats.org/drawingml/2006/picture">
-        <m:r>
-          <m:rPr>
-            <m:sty m:val="p"/>
-          </m:rPr>
-          <m:t>(</m:t>
-        </m:r>
         <m:sSub>
           <m:e>
             <m:r>
-              <m:t>q</m:t>
+              <m:rPr>
+                <m:sty m:val="p"/>
+              </m:rPr>
+              <m:t>|</m:t>
             </m:r>
           </m:e>
           <m:sub>
             <m:r>
-              <m:t>w</m:t>
+              <m:t>r</m:t>
+            </m:r>
+            <m:r>
+              <m:rPr>
+                <m:sty m:val="p"/>
+              </m:rPr>
+              <m:t>=</m:t>
+            </m:r>
+            <m:r>
+              <m:t>1</m:t>
             </m:r>
           </m:sub>
         </m:sSub>
-        <m:r>
-          <m:rPr>
-            <m:sty m:val="p"/>
-          </m:rPr>
-          <m:t>,</m:t>
-        </m:r>
-        <m:r>
-          <m:t>R</m:t>
-        </m:r>
-        <m:r>
-          <m:rPr>
-            <m:sty m:val="p"/>
-          </m:rPr>
-          <m:t>)</m:t>
-        </m:r>
       </m:oMath>
       <w:r>
-        <w:t xml:space="preserve"> followed by Nelder–Mead refinement, and the median relative errors over the 15 states are reported. In parallel, a </w:t>
+        <w:t xml:space="preserve"> to the multi-salt data. For each protocol, 20 independent noise realizations at 0.2\%, 1\%, and 2\% relative noise are inverted on a </w:t>
       </w:r>
       <m:oMath xmlns:a="http://schemas.openxmlformats.org/drawingml/2006/main" xmlns:pic="http://schemas.openxmlformats.org/drawingml/2006/picture">
         <m:r>
-          <m:t>18</m:t>
+          <m:t>61</m:t>
         </m:r>
         <m:r>
           <m:rPr>
@@ -6051,11 +6116,11 @@
           <m:t>×</m:t>
         </m:r>
         <m:r>
-          <m:t>18</m:t>
+          <m:t>61</m:t>
         </m:r>
       </m:oMath>
       <w:r>
-        <w:t xml:space="preserve"> Fisher-information sweep over </w:t>
+        <w:t xml:space="preserve"> candidate grid in </w:t>
       </w:r>
       <m:oMath xmlns:a="http://schemas.openxmlformats.org/drawingml/2006/main" xmlns:pic="http://schemas.openxmlformats.org/drawingml/2006/picture">
         <m:r>
@@ -6067,12 +6132,12 @@
         <m:sSub>
           <m:e>
             <m:r>
-              <m:t>λ</m:t>
+              <m:t>q</m:t>
             </m:r>
           </m:e>
           <m:sub>
             <m:r>
-              <m:t>D</m:t>
+              <m:t>w</m:t>
             </m:r>
           </m:sub>
         </m:sSub>
@@ -6080,7 +6145,7 @@
           <m:rPr>
             <m:sty m:val="p"/>
           </m:rPr>
-          <m:t>/</m:t>
+          <m:t>,</m:t>
         </m:r>
         <m:r>
           <m:t>R</m:t>
@@ -6089,13 +6154,66 @@
           <m:rPr>
             <m:sty m:val="p"/>
           </m:rPr>
-          <m:t>,</m:t>
-        </m:r>
-        <m:r>
-          <m:rPr>
-            <m:sty m:val="p"/>
-          </m:rPr>
-          <m:t>|</m:t>
+          <m:t>)</m:t>
+        </m:r>
+      </m:oMath>
+      <w:r>
+        <w:t xml:space="preserve">, followed by quadratic refinement. The complete study is repeated on a </w:t>
+      </w:r>
+      <m:oMath xmlns:a="http://schemas.openxmlformats.org/drawingml/2006/main" xmlns:pic="http://schemas.openxmlformats.org/drawingml/2006/picture">
+        <m:r>
+          <m:t>121</m:t>
+        </m:r>
+        <m:r>
+          <m:rPr>
+            <m:sty m:val="p"/>
+          </m:rPr>
+          <m:t>×</m:t>
+        </m:r>
+        <m:r>
+          <m:t>121</m:t>
+        </m:r>
+      </m:oMath>
+      <w:r>
+        <w:t xml:space="preserve"> grid to test discretization nesting. We report medians and interquartile ranges over the 600 protocol–noise–state samples, with 95\% coverage and the fractions satisfying the 10\% charge and 2\% radius criteria.</w:t>
+      </w:r>
+    </w:p>
+    <w:p>
+      <w:r>
+        <w:t xml:space="preserve">The Fisher analysis uses a </w:t>
+      </w:r>
+      <m:oMath xmlns:a="http://schemas.openxmlformats.org/drawingml/2006/main" xmlns:pic="http://schemas.openxmlformats.org/drawingml/2006/picture">
+        <m:r>
+          <m:t>18</m:t>
+        </m:r>
+        <m:r>
+          <m:rPr>
+            <m:sty m:val="p"/>
+          </m:rPr>
+          <m:t>×</m:t>
+        </m:r>
+        <m:r>
+          <m:t>18</m:t>
+        </m:r>
+      </m:oMath>
+      <w:r>
+        <w:t xml:space="preserve"> grid over </w:t>
+      </w:r>
+      <m:oMath xmlns:a="http://schemas.openxmlformats.org/drawingml/2006/main" xmlns:pic="http://schemas.openxmlformats.org/drawingml/2006/picture">
+        <m:r>
+          <m:rPr>
+            <m:sty m:val="p"/>
+          </m:rPr>
+          <m:t>−</m:t>
+        </m:r>
+        <m:r>
+          <m:t>0.05</m:t>
+        </m:r>
+        <m:r>
+          <m:rPr>
+            <m:sty m:val="p"/>
+          </m:rPr>
+          <m:t>≤</m:t>
         </m:r>
         <m:sSub>
           <m:e>
@@ -6113,114 +6231,34 @@
           <m:rPr>
             <m:sty m:val="p"/>
           </m:rPr>
-          <m:t>|</m:t>
-        </m:r>
-        <m:r>
-          <m:rPr>
-            <m:sty m:val="p"/>
-          </m:rPr>
-          <m:t>)</m:t>
+          <m:t>&lt;</m:t>
+        </m:r>
+        <m:r>
+          <m:t>0</m:t>
         </m:r>
       </m:oMath>
       <w:r>
-        <w:t xml:space="preserve"> at </w:t>
+        <w:t xml:space="preserve"> and </w:t>
       </w:r>
       <m:oMath xmlns:a="http://schemas.openxmlformats.org/drawingml/2006/main" xmlns:pic="http://schemas.openxmlformats.org/drawingml/2006/picture">
         <m:r>
-          <m:t>R</m:t>
-        </m:r>
-        <m:r>
-          <m:rPr>
-            <m:sty m:val="p"/>
-          </m:rPr>
-          <m:t>=</m:t>
-        </m:r>
-        <m:r>
-          <m:t>5</m:t>
-        </m:r>
-      </m:oMath>
-      <w:r>
-        <w:t xml:space="preserve"> nm computes the dimensionless sensitivity Jacobian </w:t>
-      </w:r>
-      <m:oMath xmlns:a="http://schemas.openxmlformats.org/drawingml/2006/main" xmlns:pic="http://schemas.openxmlformats.org/drawingml/2006/picture">
-        <m:r>
-          <m:t>J</m:t>
-        </m:r>
-        <m:r>
-          <m:rPr>
-            <m:sty m:val="p"/>
-          </m:rPr>
-          <m:t>=</m:t>
-        </m:r>
-        <m:r>
-          <m:rPr>
-            <m:sty m:val="p"/>
-          </m:rPr>
-          <m:t>∂</m:t>
-        </m:r>
-        <m:r>
-          <m:rPr>
-            <m:sty m:val="p"/>
-          </m:rPr>
-          <m:t>ln</m:t>
-        </m:r>
-        <m:r>
-          <m:rPr>
-            <m:sty m:val="p"/>
-          </m:rPr>
-          <m:t>|</m:t>
-        </m:r>
-        <m:r>
-          <m:t>I</m:t>
-        </m:r>
-        <m:r>
-          <m:rPr>
-            <m:sty m:val="p"/>
-          </m:rPr>
-          <m:t>|</m:t>
-        </m:r>
-        <m:r>
-          <m:rPr>
-            <m:sty m:val="p"/>
-          </m:rPr>
-          <m:t>/</m:t>
-        </m:r>
-        <m:r>
-          <m:rPr>
-            <m:sty m:val="p"/>
-          </m:rPr>
-          <m:t>∂</m:t>
-        </m:r>
-        <m:r>
-          <m:rPr>
-            <m:sty m:val="p"/>
-          </m:rPr>
-          <m:t>ln</m:t>
-        </m:r>
-        <m:r>
-          <m:rPr>
-            <m:sty m:val="p"/>
-          </m:rPr>
-          <m:t>(</m:t>
-        </m:r>
-        <m:r>
-          <m:t>R</m:t>
-        </m:r>
-        <m:r>
-          <m:rPr>
-            <m:sty m:val="p"/>
-          </m:rPr>
-          <m:t>,</m:t>
+          <m:t>20</m:t>
+        </m:r>
+        <m:r>
+          <m:rPr>
+            <m:sty m:val="p"/>
+          </m:rPr>
+          <m:t>≤</m:t>
         </m:r>
         <m:sSub>
           <m:e>
             <m:r>
-              <m:t>q</m:t>
+              <m:t>C</m:t>
             </m:r>
           </m:e>
           <m:sub>
             <m:r>
-              <m:t>w</m:t>
+              <m:t>0</m:t>
             </m:r>
           </m:sub>
         </m:sSub>
@@ -6228,11 +6266,158 @@
           <m:rPr>
             <m:sty m:val="p"/>
           </m:rPr>
+          <m:t>≤</m:t>
+        </m:r>
+        <m:r>
+          <m:t>200</m:t>
+        </m:r>
+      </m:oMath>
+      <w:r>
+        <w:t xml:space="preserve"> mol </w:t>
+      </w:r>
+      <m:oMath xmlns:a="http://schemas.openxmlformats.org/drawingml/2006/main" xmlns:pic="http://schemas.openxmlformats.org/drawingml/2006/picture">
+        <m:sSup>
+          <m:e>
+            <m:r>
+              <m:t>m</m:t>
+            </m:r>
+          </m:e>
+          <m:sup>
+            <m:r>
+              <m:rPr>
+                <m:sty m:val="p"/>
+              </m:rPr>
+              <m:t>−</m:t>
+            </m:r>
+            <m:r>
+              <m:t>3</m:t>
+            </m:r>
+          </m:sup>
+        </m:sSup>
+      </m:oMath>
+      <w:r>
+        <w:t xml:space="preserve"> at </w:t>
+      </w:r>
+      <m:oMath xmlns:a="http://schemas.openxmlformats.org/drawingml/2006/main" xmlns:pic="http://schemas.openxmlformats.org/drawingml/2006/picture">
+        <m:r>
+          <m:t>R</m:t>
+        </m:r>
+        <m:r>
+          <m:rPr>
+            <m:sty m:val="p"/>
+          </m:rPr>
+          <m:t>=</m:t>
+        </m:r>
+        <m:r>
+          <m:t>5</m:t>
+        </m:r>
+      </m:oMath>
+      <w:r>
+        <w:t xml:space="preserve"> nm. For each point we form </w:t>
+      </w:r>
+      <m:oMath xmlns:a="http://schemas.openxmlformats.org/drawingml/2006/main" xmlns:pic="http://schemas.openxmlformats.org/drawingml/2006/picture">
+        <m:r>
+          <m:t>J</m:t>
+        </m:r>
+        <m:r>
+          <m:rPr>
+            <m:sty m:val="p"/>
+          </m:rPr>
+          <m:t>=</m:t>
+        </m:r>
+        <m:r>
+          <m:rPr>
+            <m:sty m:val="p"/>
+          </m:rPr>
+          <m:t>∂</m:t>
+        </m:r>
+        <m:r>
+          <m:rPr>
+            <m:sty m:val="p"/>
+          </m:rPr>
+          <m:t>ln</m:t>
+        </m:r>
+        <m:r>
+          <m:rPr>
+            <m:sty m:val="p"/>
+          </m:rPr>
+          <m:t>|</m:t>
+        </m:r>
+        <m:r>
+          <m:t>I</m:t>
+        </m:r>
+        <m:r>
+          <m:rPr>
+            <m:sty m:val="p"/>
+          </m:rPr>
+          <m:t>|</m:t>
+        </m:r>
+        <m:r>
+          <m:rPr>
+            <m:sty m:val="p"/>
+          </m:rPr>
+          <m:t>/</m:t>
+        </m:r>
+        <m:r>
+          <m:rPr>
+            <m:sty m:val="p"/>
+          </m:rPr>
+          <m:t>∂</m:t>
+        </m:r>
+        <m:r>
+          <m:rPr>
+            <m:sty m:val="p"/>
+          </m:rPr>
+          <m:t>ln</m:t>
+        </m:r>
+        <m:r>
+          <m:rPr>
+            <m:sty m:val="p"/>
+          </m:rPr>
+          <m:t>(</m:t>
+        </m:r>
+        <m:r>
+          <m:t>R</m:t>
+        </m:r>
+        <m:r>
+          <m:rPr>
+            <m:sty m:val="p"/>
+          </m:rPr>
+          <m:t>,</m:t>
+        </m:r>
+        <m:r>
+          <m:rPr>
+            <m:sty m:val="p"/>
+          </m:rPr>
+          <m:t>|</m:t>
+        </m:r>
+        <m:sSub>
+          <m:e>
+            <m:r>
+              <m:t>q</m:t>
+            </m:r>
+          </m:e>
+          <m:sub>
+            <m:r>
+              <m:t>w</m:t>
+            </m:r>
+          </m:sub>
+        </m:sSub>
+        <m:r>
+          <m:rPr>
+            <m:sty m:val="p"/>
+          </m:rPr>
+          <m:t>|</m:t>
+        </m:r>
+        <m:r>
+          <m:rPr>
+            <m:sty m:val="p"/>
+          </m:rPr>
           <m:t>)</m:t>
         </m:r>
       </m:oMath>
       <w:r>
-        <w:t xml:space="preserve"> and the condition number </w:t>
+        <w:t xml:space="preserve"> from four non-zero biases, whiten by the 1\% relative noise, and evaluate </w:t>
       </w:r>
       <m:oMath xmlns:a="http://schemas.openxmlformats.org/drawingml/2006/main" xmlns:pic="http://schemas.openxmlformats.org/drawingml/2006/picture">
         <m:r>
@@ -6259,7 +6444,7 @@
         </m:r>
       </m:oMath>
       <w:r>
-        <w:t xml:space="preserve"> of </w:t>
+        <w:t xml:space="preserve"> and the Cramér–Rao lower bounds (CRLBs) of </w:t>
       </w:r>
       <m:oMath xmlns:a="http://schemas.openxmlformats.org/drawingml/2006/main" xmlns:pic="http://schemas.openxmlformats.org/drawingml/2006/picture">
         <m:r>
@@ -6293,9 +6478,27 @@
         <m:r>
           <m:t>J</m:t>
         </m:r>
+        <m:r>
+          <m:rPr>
+            <m:sty m:val="p"/>
+          </m:rPr>
+          <m:t>/</m:t>
+        </m:r>
+        <m:sSup>
+          <m:e>
+            <m:r>
+              <m:t>σ</m:t>
+            </m:r>
+          </m:e>
+          <m:sup>
+            <m:r>
+              <m:t>2</m:t>
+            </m:r>
+          </m:sup>
+        </m:sSup>
       </m:oMath>
       <w:r>
-        <w:t xml:space="preserve">; the non-zero bias points are used because the </w:t>
+        <w:t xml:space="preserve">. The </w:t>
       </w:r>
       <m:oMath xmlns:a="http://schemas.openxmlformats.org/drawingml/2006/main" xmlns:pic="http://schemas.openxmlformats.org/drawingml/2006/picture">
         <m:sSub>
@@ -6336,7 +6539,24 @@
         </m:r>
       </m:oMath>
       <w:r>
-        <w:t xml:space="preserve"> point carries no current information. The results are reported in Section 3.9 and Supplementary Table S9, and visualized in the identifiability and inverse-recovery panels of Figures 3 and 6.</w:t>
+        <w:t xml:space="preserve"> point is excluded because it carries no current information. An independent </w:t>
+      </w:r>
+      <m:oMath xmlns:a="http://schemas.openxmlformats.org/drawingml/2006/main" xmlns:pic="http://schemas.openxmlformats.org/drawingml/2006/picture">
+        <m:r>
+          <m:t>8</m:t>
+        </m:r>
+        <m:r>
+          <m:rPr>
+            <m:sty m:val="p"/>
+          </m:rPr>
+          <m:t>×</m:t>
+        </m:r>
+        <m:r>
+          <m:t>8</m:t>
+        </m:r>
+      </m:oMath>
+      <w:r>
+        <w:t xml:space="preserve"> exact SG/FV check compares the same sensitivities and the single-salt Fisher scale with the operator; a five-state SG/FV-in-the-loop refinement tests the inverse ranking under the exact forward model. Results are reported in Section 3.9 and Supplementary Table S9, and visualized in Figures 3F and 6C,D.</w:t>
       </w:r>
     </w:p>
     <w:p>
@@ -6729,7 +6949,7 @@
         <w:rPr>
           <w:sz w:val="18"/>
         </w:rPr>
-        <w:t>, showing the 144 training states, 48 interpolation-test states, and 48 out-of-distribution states. (C) Hard constraints imposed by the ansatz: exact reservoir potential and concentration values, zero wall ion flux, wall charge condition, and positive concentrations. (D) The two parameter-conditioned backbones: a DeepONet with a multi-scale radial trunk and a 2D Fourier neural operator, both trained with the same data and physics objective.</w:t>
+        <w:t>, showing the 144 training states, 48 interpolation-test states, and 48 out-of-distribution states. (C) Hard architectural constraints rather than soft penalties: the ansatz imposes exact reservoir potential and concentration values, zero wall ion flux, the wall charge condition, and positive concentrations, while the charge-balanced map enforces the charge identity algebraically. (D) The two parameter-conditioned backbones: a DeepONet with a multi-scale radial trunk and a 2D Fourier neural operator, both trained with the same data and physics objective.</w:t>
       </w:r>
     </w:p>
     <w:p>
@@ -7655,7 +7875,7 @@
     </w:p>
     <w:p>
       <w:r>
-        <w:t xml:space="preserve">The net-charge metric is the most sensitive to the output parameterization. Direct concentration outputs give interp-test </w:t>
+        <w:t xml:space="preserve">The net-charge metric is the most sensitive to the output parameterization. Naive direct concentration outputs give interp-test </w:t>
       </w:r>
       <m:oMath xmlns:a="http://schemas.openxmlformats.org/drawingml/2006/main" xmlns:pic="http://schemas.openxmlformats.org/drawingml/2006/picture">
         <m:r>
@@ -7663,7 +7883,108 @@
         </m:r>
       </m:oMath>
       <w:r>
-        <w:t xml:space="preserve"> errors of 0.7116 (DeepONet) and 0.9578 (FNO); the charge-balanced parameterization reduces them to 0.08248 and 0.0931, i.e. 8.63-fold and 10.29-fold. The reason is subtractive cancellation: independent </w:t>
+        <w:t xml:space="preserve"> errors of 0.7116 (DeepONet) and 0.9578 (FNO); the charge-balanced parameterization reduces them to 0.08248 and 0.0931, i.e. 8.63-fold and 10.29-fold. That large contrast, however, partly reflects an optimization pathology of the naive direct loss. When the direct model is retrained with the same field-normalized loss used for the other schemes, its three-seed net-charge error falls to </w:t>
+      </w:r>
+      <m:oMath xmlns:a="http://schemas.openxmlformats.org/drawingml/2006/main" xmlns:pic="http://schemas.openxmlformats.org/drawingml/2006/picture">
+        <m:r>
+          <m:t>0.238</m:t>
+        </m:r>
+        <m:r>
+          <m:rPr>
+            <m:sty m:val="p"/>
+          </m:rPr>
+          <m:t>±</m:t>
+        </m:r>
+        <m:r>
+          <m:t>0.057</m:t>
+        </m:r>
+      </m:oMath>
+      <w:r>
+        <w:t xml:space="preserve">, versus </w:t>
+      </w:r>
+      <m:oMath xmlns:a="http://schemas.openxmlformats.org/drawingml/2006/main" xmlns:pic="http://schemas.openxmlformats.org/drawingml/2006/picture">
+        <m:r>
+          <m:t>0.207</m:t>
+        </m:r>
+        <m:r>
+          <m:rPr>
+            <m:sty m:val="p"/>
+          </m:rPr>
+          <m:t>±</m:t>
+        </m:r>
+        <m:r>
+          <m:t>0.015</m:t>
+        </m:r>
+      </m:oMath>
+      <w:r>
+        <w:t xml:space="preserve"> for the hyperbolic map, and its current error is </w:t>
+      </w:r>
+      <m:oMath xmlns:a="http://schemas.openxmlformats.org/drawingml/2006/main" xmlns:pic="http://schemas.openxmlformats.org/drawingml/2006/picture">
+        <m:r>
+          <m:t>0.00514</m:t>
+        </m:r>
+      </m:oMath>
+      <w:r>
+        <w:t xml:space="preserve"> versus </w:t>
+      </w:r>
+      <m:oMath xmlns:a="http://schemas.openxmlformats.org/drawingml/2006/main" xmlns:pic="http://schemas.openxmlformats.org/drawingml/2006/picture">
+        <m:r>
+          <m:t>0.00417</m:t>
+        </m:r>
+      </m:oMath>
+      <w:r>
+        <w:t>; the matched direct model is therefore 15\% worse on net charge and 23\% worse on current. The four original schemes plus this matched control form the five-way benchmark in Figure 3A,B and Supplementary Table S11. The linear projection is statistically tied with the hyperbolic map on net charge (</w:t>
+      </w:r>
+      <m:oMath xmlns:a="http://schemas.openxmlformats.org/drawingml/2006/main" xmlns:pic="http://schemas.openxmlformats.org/drawingml/2006/picture">
+        <m:r>
+          <m:t>0.201</m:t>
+        </m:r>
+        <m:r>
+          <m:rPr>
+            <m:sty m:val="p"/>
+          </m:rPr>
+          <m:t>±</m:t>
+        </m:r>
+        <m:r>
+          <m:t>0.021</m:t>
+        </m:r>
+      </m:oMath>
+      <w:r>
+        <w:t>), the soft penalty is worse (</w:t>
+      </w:r>
+      <m:oMath xmlns:a="http://schemas.openxmlformats.org/drawingml/2006/main" xmlns:pic="http://schemas.openxmlformats.org/drawingml/2006/picture">
+        <m:r>
+          <m:t>0.411</m:t>
+        </m:r>
+        <m:r>
+          <m:rPr>
+            <m:sty m:val="p"/>
+          </m:rPr>
+          <m:t>±</m:t>
+        </m:r>
+        <m:r>
+          <m:t>0.187</m:t>
+        </m:r>
+      </m:oMath>
+      <w:r>
+        <w:t>), and the naive direct model is worst (</w:t>
+      </w:r>
+      <m:oMath xmlns:a="http://schemas.openxmlformats.org/drawingml/2006/main" xmlns:pic="http://schemas.openxmlformats.org/drawingml/2006/picture">
+        <m:r>
+          <m:t>0.933</m:t>
+        </m:r>
+        <m:r>
+          <m:rPr>
+            <m:sty m:val="p"/>
+          </m:rPr>
+          <m:t>±</m:t>
+        </m:r>
+        <m:r>
+          <m:t>0.008</m:t>
+        </m:r>
+      </m:oMath>
+      <w:r>
+        <w:t xml:space="preserve">). The hyperbolic map is preferred not because it is more accurate than the linear projection, but because it guarantees </w:t>
       </w:r>
       <m:oMath xmlns:a="http://schemas.openxmlformats.org/drawingml/2006/main" xmlns:pic="http://schemas.openxmlformats.org/drawingml/2006/picture">
         <m:sSub>
@@ -7677,107 +7998,46 @@
               <m:rPr>
                 <m:sty m:val="p"/>
               </m:rPr>
-              <m:t>+</m:t>
+              <m:t>±</m:t>
             </m:r>
           </m:sub>
         </m:sSub>
+        <m:r>
+          <m:rPr>
+            <m:sty m:val="p"/>
+          </m:rPr>
+          <m:t>&gt;</m:t>
+        </m:r>
+        <m:r>
+          <m:t>0</m:t>
+        </m:r>
       </m:oMath>
       <w:r>
-        <w:t xml:space="preserve"> and </w:t>
+        <w:t xml:space="preserve"> and an exact algebraic charge identity without a projection bias. The linear projection leaves a charge-identity mismatch of </w:t>
       </w:r>
       <m:oMath xmlns:a="http://schemas.openxmlformats.org/drawingml/2006/main" xmlns:pic="http://schemas.openxmlformats.org/drawingml/2006/picture">
-        <m:sSub>
+        <m:r>
+          <m:t>4.2</m:t>
+        </m:r>
+        <m:r>
+          <m:rPr>
+            <m:sty m:val="p"/>
+          </m:rPr>
+          <m:t>×</m:t>
+        </m:r>
+        <m:sSup>
           <m:e>
             <m:r>
-              <m:t>c</m:t>
+              <m:t>10</m:t>
             </m:r>
           </m:e>
-          <m:sub>
+          <m:sup>
             <m:r>
               <m:rPr>
                 <m:sty m:val="p"/>
               </m:rPr>
               <m:t>−</m:t>
             </m:r>
-          </m:sub>
-        </m:sSub>
-      </m:oMath>
-      <w:r>
-        <w:t xml:space="preserve"> errors are amplified in their small difference, whereas predicting </w:t>
-      </w:r>
-      <m:oMath xmlns:a="http://schemas.openxmlformats.org/drawingml/2006/main" xmlns:pic="http://schemas.openxmlformats.org/drawingml/2006/picture">
-        <m:r>
-          <m:t>s</m:t>
-        </m:r>
-      </m:oMath>
-      <w:r>
-        <w:t xml:space="preserve"> and </w:t>
-      </w:r>
-      <m:oMath xmlns:a="http://schemas.openxmlformats.org/drawingml/2006/main" xmlns:pic="http://schemas.openxmlformats.org/drawingml/2006/picture">
-        <m:r>
-          <m:t>ρ</m:t>
-        </m:r>
-      </m:oMath>
-      <w:r>
-        <w:t xml:space="preserve"> removes that cancellation. The four-way benchmark (Figure 3A,B; Supplementary Table S11) shows that this decoupling, shared by the algebraic projection and the hyperbolic map, is the dominant driver: both reduce the error about 4.5-fold relative to direct outputs, and their mutual difference (</w:t>
-      </w:r>
-      <m:oMath xmlns:a="http://schemas.openxmlformats.org/drawingml/2006/main" xmlns:pic="http://schemas.openxmlformats.org/drawingml/2006/picture">
-        <m:r>
-          <m:t>0.201</m:t>
-        </m:r>
-        <m:r>
-          <m:rPr>
-            <m:sty m:val="p"/>
-          </m:rPr>
-          <m:t>±</m:t>
-        </m:r>
-        <m:r>
-          <m:t>0.021</m:t>
-        </m:r>
-      </m:oMath>
-      <w:r>
-        <w:t xml:space="preserve"> versus </w:t>
-      </w:r>
-      <m:oMath xmlns:a="http://schemas.openxmlformats.org/drawingml/2006/main" xmlns:pic="http://schemas.openxmlformats.org/drawingml/2006/picture">
-        <m:r>
-          <m:t>0.207</m:t>
-        </m:r>
-        <m:r>
-          <m:rPr>
-            <m:sty m:val="p"/>
-          </m:rPr>
-          <m:t>±</m:t>
-        </m:r>
-        <m:r>
-          <m:t>0.015</m:t>
-        </m:r>
-      </m:oMath>
-      <w:r>
-        <w:t xml:space="preserve">) is within seed noise. Because they are statistically indistinguishable, the choice is structural. The linear projection leaves a charge-identity mismatch of </w:t>
-      </w:r>
-      <m:oMath xmlns:a="http://schemas.openxmlformats.org/drawingml/2006/main" xmlns:pic="http://schemas.openxmlformats.org/drawingml/2006/picture">
-        <m:r>
-          <m:t>4.2</m:t>
-        </m:r>
-        <m:r>
-          <m:rPr>
-            <m:sty m:val="p"/>
-          </m:rPr>
-          <m:t>×</m:t>
-        </m:r>
-        <m:sSup>
-          <m:e>
-            <m:r>
-              <m:t>10</m:t>
-            </m:r>
-          </m:e>
-          <m:sup>
-            <m:r>
-              <m:rPr>
-                <m:sty m:val="p"/>
-              </m:rPr>
-              <m:t>−</m:t>
-            </m:r>
             <m:r>
               <m:t>8</m:t>
             </m:r>
@@ -7785,7 +8045,7 @@
         </m:sSup>
       </m:oMath>
       <w:r>
-        <w:t xml:space="preserve"> and its raw reconstruction can become negative when co-ion exclusion is strong (22% of a physical latent grid would be clipped), with a Softplus bias </w:t>
+        <w:t xml:space="preserve"> and its raw reconstruction can become negative when co-ion exclusion is strong (22\% of a physical latent grid would be clipped), with a Softplus bias </w:t>
       </w:r>
       <m:oMath xmlns:a="http://schemas.openxmlformats.org/drawingml/2006/main" xmlns:pic="http://schemas.openxmlformats.org/drawingml/2006/picture">
         <m:r>
@@ -8125,7 +8385,7 @@
         <w:rPr>
           <w:sz w:val="18"/>
         </w:rPr>
-        <w:t xml:space="preserve"> error for four constraint schemes on the identical PI-DeepONet backbone; bars are three-seed mean </w:t>
+        <w:t xml:space="preserve"> error for five constraint schemes on the identical PI-DeepONet backbone, including a direct-concentration model retrained with the matched field loss; bars are three-seed mean </w:t>
       </w:r>
       <m:oMath xmlns:a="http://schemas.openxmlformats.org/drawingml/2006/main" xmlns:pic="http://schemas.openxmlformats.org/drawingml/2006/picture">
         <m:r>
@@ -8213,7 +8473,7 @@
         <w:rPr>
           <w:sz w:val="18"/>
         </w:rPr>
-        <w:t xml:space="preserve"> and wall-gradient error for the four schemes; the hyperbolic reconstruction and the direct scheme are exact by construction, whereas the linear projection leaves a finite mismatch. (C) Physics-loss ablation on the interpolation-test split for the wall-gradient and interior Poisson residuals. (D) Physics-weight sensitivity at seed 42: net-charge error (left axis) and wall-gradient and Poisson residuals (right axis) versus </w:t>
+        <w:t xml:space="preserve"> and wall-gradient error for the five schemes; the hyperbolic reconstruction and the direct schemes are exact by construction, whereas the linear projection leaves a finite mismatch. (C) Physics-loss ablation on the interpolation-test split for the wall-gradient and interior Poisson residuals. (D) Physics-weight sensitivity at seed 42: net-charge error (left axis) and wall-gradient and Poisson residuals (right axis) versus </w:t>
       </w:r>
       <m:oMath xmlns:a="http://schemas.openxmlformats.org/drawingml/2006/main" xmlns:pic="http://schemas.openxmlformats.org/drawingml/2006/picture">
         <m:sSub>
@@ -8254,7 +8514,7 @@
         <w:rPr>
           <w:sz w:val="18"/>
         </w:rPr>
-        <w:t xml:space="preserve">. (E) Trunk ablation at matched capacity and 500 epochs: interp-test net-charge and wall-gradient errors of the plain MLP trunk and five radial variants, normalized to the MLP trunk (dashed line). (F) Fisher condition number </w:t>
+        <w:t xml:space="preserve">. (E) Trunk ablation at matched capacity and 500 epochs: interp-test net-charge and wall-gradient errors of the plain MLP trunk and five radial variants, normalized to the MLP trunk (dashed line). (F) Noise-whitened single-salt Fisher condition number </w:t>
       </w:r>
       <m:oMath xmlns:a="http://schemas.openxmlformats.org/drawingml/2006/main" xmlns:pic="http://schemas.openxmlformats.org/drawingml/2006/picture">
         <m:sSub>
@@ -8299,78 +8559,67 @@
         <w:rPr>
           <w:sz w:val="18"/>
         </w:rPr>
-        <w:t xml:space="preserve"> over the </w:t>
+        <w:t xml:space="preserve"> over negative </w:t>
       </w:r>
       <m:oMath xmlns:a="http://schemas.openxmlformats.org/drawingml/2006/main" xmlns:pic="http://schemas.openxmlformats.org/drawingml/2006/picture">
-        <m:r>
-          <m:rPr>
-            <m:sty m:val="p"/>
-          </m:rPr>
-          <m:t>(</m:t>
-        </m:r>
         <m:sSub>
           <m:e>
             <m:r>
-              <m:t>λ</m:t>
+              <m:t>q</m:t>
             </m:r>
           </m:e>
           <m:sub>
             <m:r>
-              <m:t>D</m:t>
+              <m:t>w</m:t>
             </m:r>
           </m:sub>
         </m:sSub>
-        <m:r>
-          <m:rPr>
-            <m:sty m:val="p"/>
-          </m:rPr>
-          <m:t>/</m:t>
-        </m:r>
-        <m:r>
-          <m:t>R</m:t>
-        </m:r>
-        <m:r>
-          <m:rPr>
-            <m:sty m:val="p"/>
-          </m:rPr>
-          <m:t>,</m:t>
-        </m:r>
-        <m:r>
-          <m:rPr>
-            <m:sty m:val="p"/>
-          </m:rPr>
-          <m:t>|</m:t>
-        </m:r>
-        <m:sSub>
-          <m:e>
-            <m:r>
-              <m:t>q</m:t>
-            </m:r>
-          </m:e>
-          <m:sub>
-            <m:r>
-              <m:t>w</m:t>
-            </m:r>
-          </m:sub>
-        </m:sSub>
-        <m:r>
-          <m:rPr>
-            <m:sty m:val="p"/>
-          </m:rPr>
-          <m:t>|</m:t>
-        </m:r>
-        <m:r>
-          <m:rPr>
-            <m:sty m:val="p"/>
-          </m:rPr>
-          <m:t>)</m:t>
-        </m:r>
       </m:oMath>
       <w:r>
         <w:rPr>
           <w:sz w:val="18"/>
         </w:rPr>
-        <w:t xml:space="preserve"> plane with white contours at </w:t>
+        <w:t xml:space="preserve"> and </w:t>
+      </w:r>
+      <m:oMath xmlns:a="http://schemas.openxmlformats.org/drawingml/2006/main" xmlns:pic="http://schemas.openxmlformats.org/drawingml/2006/picture">
+        <m:sSub>
+          <m:e>
+            <m:r>
+              <m:t>C</m:t>
+            </m:r>
+          </m:e>
+          <m:sub>
+            <m:r>
+              <m:t>0</m:t>
+            </m:r>
+          </m:sub>
+        </m:sSub>
+      </m:oMath>
+      <w:r>
+        <w:rPr>
+          <w:sz w:val="18"/>
+        </w:rPr>
+        <w:t xml:space="preserve"> at </w:t>
+      </w:r>
+      <m:oMath xmlns:a="http://schemas.openxmlformats.org/drawingml/2006/main" xmlns:pic="http://schemas.openxmlformats.org/drawingml/2006/picture">
+        <m:r>
+          <m:t>R</m:t>
+        </m:r>
+        <m:r>
+          <m:rPr>
+            <m:sty m:val="p"/>
+          </m:rPr>
+          <m:t>=</m:t>
+        </m:r>
+        <m:r>
+          <m:t>5</m:t>
+        </m:r>
+      </m:oMath>
+      <w:r>
+        <w:rPr>
+          <w:sz w:val="18"/>
+        </w:rPr>
+        <w:t xml:space="preserve"> nm; white contours mark </w:t>
       </w:r>
       <m:oMath xmlns:a="http://schemas.openxmlformats.org/drawingml/2006/main" xmlns:pic="http://schemas.openxmlformats.org/drawingml/2006/picture">
         <m:r>
@@ -8417,65 +8666,20 @@
         <w:rPr>
           <w:sz w:val="18"/>
         </w:rPr>
-        <w:t>; the current is insensitive to wall charge at every operating point.</w:t>
-      </w:r>
-    </w:p>
-    <w:p>
-      <w:r>
-        <w:t>A 300-epoch FNO lowers the interp-test potential error to 0.002195 and the current error to 0.003349 but does not change the ranking (Supplementary Table S13).</w:t>
-      </w:r>
-    </w:p>
-    <w:p>
-      <w:r>
-        <w:t xml:space="preserve">The </w:t>
+        <w:t xml:space="preserve">. The charge direction is near-null throughout the plane (median </w:t>
       </w:r>
       <m:oMath xmlns:a="http://schemas.openxmlformats.org/drawingml/2006/main" xmlns:pic="http://schemas.openxmlformats.org/drawingml/2006/picture">
         <m:r>
-          <m:t>18</m:t>
-        </m:r>
-        <m:r>
-          <m:rPr>
-            <m:sty m:val="p"/>
-          </m:rPr>
-          <m:t>×</m:t>
-        </m:r>
-        <m:r>
-          <m:t>18</m:t>
-        </m:r>
-      </m:oMath>
-      <w:r>
-        <w:t xml:space="preserve"> Fisher plane in Figure 3F gives </w:t>
-      </w:r>
-      <m:oMath xmlns:a="http://schemas.openxmlformats.org/drawingml/2006/main" xmlns:pic="http://schemas.openxmlformats.org/drawingml/2006/picture">
-        <m:r>
           <m:t>κ</m:t>
         </m:r>
         <m:r>
           <m:rPr>
             <m:sty m:val="p"/>
           </m:rPr>
-          <m:t>(</m:t>
-        </m:r>
-        <m:r>
-          <m:rPr>
-            <m:scr m:val="script"/>
-            <m:sty m:val="p"/>
-          </m:rPr>
-          <m:t>F</m:t>
-        </m:r>
-        <m:r>
-          <m:rPr>
-            <m:sty m:val="p"/>
-          </m:rPr>
-          <m:t>)</m:t>
-        </m:r>
-      </m:oMath>
-      <w:r>
-        <w:t xml:space="preserve"> between </w:t>
-      </w:r>
-      <m:oMath xmlns:a="http://schemas.openxmlformats.org/drawingml/2006/main" xmlns:pic="http://schemas.openxmlformats.org/drawingml/2006/picture">
-        <m:r>
-          <m:t>9.9</m:t>
+          <m:t>=</m:t>
+        </m:r>
+        <m:r>
+          <m:t>1.2</m:t>
         </m:r>
         <m:r>
           <m:rPr>
@@ -8491,17 +8695,75 @@
           </m:e>
           <m:sup>
             <m:r>
-              <m:t>7</m:t>
+              <m:t>9</m:t>
             </m:r>
           </m:sup>
         </m:sSup>
       </m:oMath>
       <w:r>
-        <w:t xml:space="preserve"> and </w:t>
+        <w:rPr>
+          <w:sz w:val="18"/>
+        </w:rPr>
+        <w:t>).</w:t>
+      </w:r>
+    </w:p>
+    <w:p>
+      <w:r>
+        <w:t>A 300-epoch FNO lowers the interp-test potential error to 0.002195 and the current error to 0.003349 but does not change the ranking (Supplementary Table S13).</w:t>
+      </w:r>
+    </w:p>
+    <w:p>
+      <w:r>
+        <w:t xml:space="preserve">The </w:t>
       </w:r>
       <m:oMath xmlns:a="http://schemas.openxmlformats.org/drawingml/2006/main" xmlns:pic="http://schemas.openxmlformats.org/drawingml/2006/picture">
         <m:r>
-          <m:t>1.7</m:t>
+          <m:t>18</m:t>
+        </m:r>
+        <m:r>
+          <m:rPr>
+            <m:sty m:val="p"/>
+          </m:rPr>
+          <m:t>×</m:t>
+        </m:r>
+        <m:r>
+          <m:t>18</m:t>
+        </m:r>
+      </m:oMath>
+      <w:r>
+        <w:t xml:space="preserve"> Fisher plane in Figure 3F spans </w:t>
+      </w:r>
+      <m:oMath xmlns:a="http://schemas.openxmlformats.org/drawingml/2006/main" xmlns:pic="http://schemas.openxmlformats.org/drawingml/2006/picture">
+        <m:r>
+          <m:t>κ</m:t>
+        </m:r>
+        <m:r>
+          <m:rPr>
+            <m:sty m:val="p"/>
+          </m:rPr>
+          <m:t>(</m:t>
+        </m:r>
+        <m:r>
+          <m:rPr>
+            <m:scr m:val="script"/>
+            <m:sty m:val="p"/>
+          </m:rPr>
+          <m:t>F</m:t>
+        </m:r>
+        <m:r>
+          <m:rPr>
+            <m:sty m:val="p"/>
+          </m:rPr>
+          <m:t>)</m:t>
+        </m:r>
+        <m:r>
+          <m:rPr>
+            <m:sty m:val="p"/>
+          </m:rPr>
+          <m:t>=</m:t>
+        </m:r>
+        <m:r>
+          <m:t>7.8</m:t>
         </m:r>
         <m:r>
           <m:rPr>
@@ -8517,17 +8779,17 @@
           </m:e>
           <m:sup>
             <m:r>
-              <m:t>12</m:t>
+              <m:t>7</m:t>
             </m:r>
           </m:sup>
         </m:sSup>
       </m:oMath>
       <w:r>
-        <w:t xml:space="preserve"> (median </w:t>
+        <w:t xml:space="preserve"> to </w:t>
       </w:r>
       <m:oMath xmlns:a="http://schemas.openxmlformats.org/drawingml/2006/main" xmlns:pic="http://schemas.openxmlformats.org/drawingml/2006/picture">
         <m:r>
-          <m:t>7.5</m:t>
+          <m:t>1.6</m:t>
         </m:r>
         <m:r>
           <m:rPr>
@@ -8543,17 +8805,43 @@
           </m:e>
           <m:sup>
             <m:r>
-              <m:t>8</m:t>
+              <m:t>11</m:t>
             </m:r>
           </m:sup>
         </m:sSup>
       </m:oMath>
       <w:r>
+        <w:t xml:space="preserve"> (median </w:t>
+      </w:r>
+      <m:oMath xmlns:a="http://schemas.openxmlformats.org/drawingml/2006/main" xmlns:pic="http://schemas.openxmlformats.org/drawingml/2006/picture">
+        <m:r>
+          <m:t>1.2</m:t>
+        </m:r>
+        <m:r>
+          <m:rPr>
+            <m:sty m:val="p"/>
+          </m:rPr>
+          <m:t>×</m:t>
+        </m:r>
+        <m:sSup>
+          <m:e>
+            <m:r>
+              <m:t>10</m:t>
+            </m:r>
+          </m:e>
+          <m:sup>
+            <m:r>
+              <m:t>9</m:t>
+            </m:r>
+          </m:sup>
+        </m:sSup>
+      </m:oMath>
+      <w:r>
         <w:t xml:space="preserve">), with </w:t>
       </w:r>
       <m:oMath xmlns:a="http://schemas.openxmlformats.org/drawingml/2006/main" xmlns:pic="http://schemas.openxmlformats.org/drawingml/2006/picture">
         <m:r>
-          <m:t>99.7</m:t>
+          <m:t>99.1</m:t>
         </m:r>
         <m:r>
           <m:rPr>
@@ -9813,63 +10101,33 @@
         <w:rPr>
           <w:sz w:val="18"/>
         </w:rPr>
-        <w:t xml:space="preserve"> Latency, amortization, and exact-versus-operator Fisher validation. (A) Batch-1 and batch-48 prediction latency for the DeepONet and FNO in PyTorch and ONNX on an Apple M1 CPU, including the shared current post-processing at batch 48. (B) Cumulative cost versus number of forward states for the operator and for SG/FV solves at the dataset-mean and median solve times, with the break-even counts marked; the prior-Xeon and DA-PINN-retrain reference lines are included for context. (C) Exact SG/FV finite-difference sensitivities against the neural-operator sensitivities for 15 held-out states: </w:t>
+        <w:t xml:space="preserve"> Latency, amortization, and inverse validation. (A) Batch-1 and batch-48 prediction latency for the DeepONet and FNO in PyTorch and ONNX on an Apple M1 CPU, including the shared current post-processing at batch 48. (B) Cumulative cost versus number of forward states for the operator and for SG/FV solves at the dataset-mean and median solve times, with the break-even counts marked; the prior-Xeon and DA-PINN-retrain reference lines are included for context. (C) Exact SG/FV finite-difference sensitivities against the neural-operator sensitivities for the eight states of the </w:t>
       </w:r>
       <m:oMath xmlns:a="http://schemas.openxmlformats.org/drawingml/2006/main" xmlns:pic="http://schemas.openxmlformats.org/drawingml/2006/picture">
         <m:r>
-          <m:rPr>
-            <m:sty m:val="p"/>
-          </m:rPr>
-          <m:t>∂</m:t>
-        </m:r>
-        <m:r>
-          <m:rPr>
-            <m:sty m:val="p"/>
-          </m:rPr>
-          <m:t>ln</m:t>
-        </m:r>
-        <m:r>
-          <m:t>I</m:t>
-        </m:r>
-        <m:r>
-          <m:rPr>
-            <m:sty m:val="p"/>
-          </m:rPr>
-          <m:t>/</m:t>
-        </m:r>
-        <m:r>
-          <m:rPr>
-            <m:sty m:val="p"/>
-          </m:rPr>
-          <m:t>∂</m:t>
-        </m:r>
-        <m:r>
-          <m:rPr>
-            <m:sty m:val="p"/>
-          </m:rPr>
-          <m:t>ln</m:t>
-        </m:r>
-        <m:r>
-          <m:t>R</m:t>
+          <m:t>8</m:t>
+        </m:r>
+        <m:r>
+          <m:rPr>
+            <m:sty m:val="p"/>
+          </m:rPr>
+          <m:t>×</m:t>
+        </m:r>
+        <m:r>
+          <m:t>8</m:t>
         </m:r>
       </m:oMath>
       <w:r>
         <w:rPr>
           <w:sz w:val="18"/>
         </w:rPr>
-        <w:t xml:space="preserve"> (circles) and the absolute charge sensitivity </w:t>
+        <w:t xml:space="preserve"> Fisher plane: </w:t>
       </w:r>
       <m:oMath xmlns:a="http://schemas.openxmlformats.org/drawingml/2006/main" xmlns:pic="http://schemas.openxmlformats.org/drawingml/2006/picture">
         <m:r>
           <m:rPr>
             <m:sty m:val="p"/>
           </m:rPr>
-          <m:t>|</m:t>
-        </m:r>
-        <m:r>
-          <m:rPr>
-            <m:sty m:val="p"/>
-          </m:rPr>
           <m:t>∂</m:t>
         </m:r>
         <m:r>
@@ -9899,60 +10157,115 @@
           </m:rPr>
           <m:t>ln</m:t>
         </m:r>
-        <m:sSub>
-          <m:e>
-            <m:r>
-              <m:t>q</m:t>
-            </m:r>
-          </m:e>
-          <m:sub>
-            <m:r>
-              <m:t>w</m:t>
-            </m:r>
-          </m:sub>
-        </m:sSub>
-        <m:r>
-          <m:rPr>
-            <m:sty m:val="p"/>
-          </m:rPr>
-          <m:t>|</m:t>
+        <m:r>
+          <m:t>R</m:t>
         </m:r>
       </m:oMath>
       <w:r>
         <w:rPr>
           <w:sz w:val="18"/>
         </w:rPr>
-        <w:t xml:space="preserve"> (squares); the dashed line is the identity. (D) Median Fisher condition number </w:t>
+        <w:t xml:space="preserve"> (circles) and </w:t>
       </w:r>
       <m:oMath xmlns:a="http://schemas.openxmlformats.org/drawingml/2006/main" xmlns:pic="http://schemas.openxmlformats.org/drawingml/2006/picture">
         <m:r>
-          <m:t>κ</m:t>
-        </m:r>
-        <m:r>
-          <m:rPr>
-            <m:sty m:val="p"/>
-          </m:rPr>
-          <m:t>(</m:t>
-        </m:r>
-        <m:r>
-          <m:rPr>
-            <m:scr m:val="script"/>
-            <m:sty m:val="p"/>
-          </m:rPr>
-          <m:t>F</m:t>
-        </m:r>
-        <m:r>
-          <m:rPr>
-            <m:sty m:val="p"/>
-          </m:rPr>
-          <m:t>)</m:t>
+          <m:rPr>
+            <m:sty m:val="p"/>
+          </m:rPr>
+          <m:t>|</m:t>
+        </m:r>
+        <m:r>
+          <m:rPr>
+            <m:sty m:val="p"/>
+          </m:rPr>
+          <m:t>∂</m:t>
+        </m:r>
+        <m:r>
+          <m:rPr>
+            <m:sty m:val="p"/>
+          </m:rPr>
+          <m:t>ln</m:t>
+        </m:r>
+        <m:r>
+          <m:t>I</m:t>
+        </m:r>
+        <m:r>
+          <m:rPr>
+            <m:sty m:val="p"/>
+          </m:rPr>
+          <m:t>/</m:t>
+        </m:r>
+        <m:r>
+          <m:rPr>
+            <m:sty m:val="p"/>
+          </m:rPr>
+          <m:t>∂</m:t>
+        </m:r>
+        <m:r>
+          <m:rPr>
+            <m:sty m:val="p"/>
+          </m:rPr>
+          <m:t>ln</m:t>
+        </m:r>
+        <m:sSub>
+          <m:e>
+            <m:r>
+              <m:t>q</m:t>
+            </m:r>
+          </m:e>
+          <m:sub>
+            <m:r>
+              <m:t>w</m:t>
+            </m:r>
+          </m:sub>
+        </m:sSub>
+        <m:r>
+          <m:rPr>
+            <m:sty m:val="p"/>
+          </m:rPr>
+          <m:t>|</m:t>
         </m:r>
       </m:oMath>
       <w:r>
         <w:rPr>
           <w:sz w:val="18"/>
         </w:rPr>
-        <w:t xml:space="preserve"> for the single-salt, multi-salt, and dual protocols, comparing the exact SG/FV Jacobian with the operator; both collapse by ten orders of magnitude once the near-wall selectivity observable is added.</w:t>
+        <w:t xml:space="preserve"> (squares); the dashed line is the identity. Radius sensitivity agrees to </w:t>
+      </w:r>
+      <m:oMath xmlns:a="http://schemas.openxmlformats.org/drawingml/2006/main" xmlns:pic="http://schemas.openxmlformats.org/drawingml/2006/picture">
+        <m:r>
+          <m:t>1.1</m:t>
+        </m:r>
+        <m:r>
+          <m:rPr>
+            <m:sty m:val="p"/>
+          </m:rPr>
+          <m:t>×</m:t>
+        </m:r>
+        <m:sSup>
+          <m:e>
+            <m:r>
+              <m:t>10</m:t>
+            </m:r>
+          </m:e>
+          <m:sup>
+            <m:r>
+              <m:rPr>
+                <m:sty m:val="p"/>
+              </m:rPr>
+              <m:t>−</m:t>
+            </m:r>
+            <m:r>
+              <m:t>4</m:t>
+            </m:r>
+          </m:sup>
+        </m:sSup>
+      </m:oMath>
+      <w:r>
+        <w:rPr>
+          <w:sz w:val="18"/>
+        </w:rPr>
+        <w:t xml:space="preserve"> median relative difference, while both charge sensitivities are near zero. (D) Median inverse recovery error at 1\% noise for the Stage-18 single-salt, multi-salt, and dual protocols (15 states) and the Stage-19 reversal-potential and dual hybrid protocols (5 states), with 20 realizations each; bars are median relative errors and error bars are half the interquartile range. The Stage-18 dual protocol remains the only one that brings charge below 10\% and recovers radius to 0.1\%; the Stage-19 reversal hybrid gives 16.9\% charge and 0.23\% radius error, and the dual hybrid gives 39.2\% and 0.23\%.</w:t>
       </w:r>
     </w:p>
     <w:p>
@@ -9970,7 +10283,7 @@
     </w:p>
     <w:p>
       <w:r>
-        <w:t xml:space="preserve">Removing the physics term degrades the current more than the fields. For the DeepONet, the interp-test current error rises from 0.001093 to 0.001687 (35.2% higher), while the potential error changes only from 0.0008914 to 0.000928 (3.95% higher). For the FNO, the interp-test current error rises from 0.008511 to 0.01393 (38.9% higher), and the OOD current error rises from 0.009123 to 0.01815 (49.7% higher). The OOD potential error of the FNO also rises from 0.02079 to 0.03013 (31.0% higher). Figure 3C summarizes this ablation through the near-wall derivative residual </w:t>
+        <w:t xml:space="preserve">Removing the physics term degrades the current more than the fields. For the DeepONet, the interp-test current error rises from 0.001093 to 0.001687 (54.3% higher), while the potential error changes only from 0.0008914 to 0.000928 (4.1% higher). For the FNO, the interp-test current error rises from 0.008511 to 0.01393 (63.7% higher), and the OOD current error rises from 0.009123 to 0.01815 (98.9% higher). The OOD potential error of the FNO also rises from 0.02079 to 0.03013 (44.9% higher). Figure 3C summarizes this ablation through the near-wall derivative residual </w:t>
       </w:r>
       <m:oMath xmlns:a="http://schemas.openxmlformats.org/drawingml/2006/main" xmlns:pic="http://schemas.openxmlformats.org/drawingml/2006/picture">
         <m:r>
@@ -10065,7 +10378,7 @@
     </w:p>
     <w:p>
       <w:r>
-        <w:t xml:space="preserve">The inverse demonstration asks what can be inferred from a noisy current–voltage curve alone. For five held-out states the operator recovers the pore radius with a median relative error of 0.004574 (0.46%), because the current scales with the pore cross-section and the five-bias slope fixes the conductance scale. Surface charge is not identifiable at the same noise. Across the full charge prior, the median state-level change in predicted current at the recovered radius is 0.0009625 (0.096%) and the largest is 0.0019 (0.19%), both below the 1% noise floor; the objective is therefore flat in </w:t>
+        <w:t xml:space="preserve">The inverse experiment asks what can be inferred from noisy current–voltage data when the observations are generated by the exact SG/FV solver. Across 15 held-out states and 20 noise realizations at 1\% noise, single-salt inversion gives a median </w:t>
       </w:r>
       <m:oMath xmlns:a="http://schemas.openxmlformats.org/drawingml/2006/main" xmlns:pic="http://schemas.openxmlformats.org/drawingml/2006/picture">
         <m:sSub>
@@ -10082,24 +10395,54 @@
         </m:sSub>
       </m:oMath>
       <w:r>
-        <w:t xml:space="preserve">. The median relative </w:t>
+        <w:t xml:space="preserve"> relative error of 1.00 (interquartile range 1.95) and a median radius error of 0.357\% (IQR 0.662\%); the charge error is not below the 10\% criterion for any state, while radius meets the 2\% criterion for 82\% of realizations. The multi-salt protocol does not change this conclusion: the median charge error is 1.06 (IQR 4.96), radius error is 0.262\%, and radius coverage is 61\%. The dual protocol, which adds the near-wall selectivity </w:t>
       </w:r>
       <m:oMath xmlns:a="http://schemas.openxmlformats.org/drawingml/2006/main" xmlns:pic="http://schemas.openxmlformats.org/drawingml/2006/picture">
-        <m:sSub>
-          <m:e>
-            <m:r>
-              <m:t>q</m:t>
-            </m:r>
-          </m:e>
-          <m:sub>
-            <m:r>
-              <m:t>w</m:t>
-            </m:r>
-          </m:sub>
-        </m:sSub>
+        <m:r>
+          <m:t>S</m:t>
+        </m:r>
       </m:oMath>
       <w:r>
-        <w:t xml:space="preserve"> error is 1.154 (absolute 0.0526, slightly more than half of the 0.0982 prior width), and the median absolute radius error is 0.0181 nm; Supplementary Table S18 reports relative and per-state values.</w:t>
+        <w:t>, reduces the median charge error to 4.83\% (IQR 11.6\%) and the radius error to 0.0999\% (IQR 0.125\%), with 95\% coverage of 70.7\% for charge and 96.3\% for radius. At 0.2\% and 2\% noise the dual charge errors are 4.92\% and 4.95\%, and the radius errors are 0.0185\% and 0.217\%; the charge error is nearly independent of noise because it is limited by the residual charge–geometry correlation and by the finite candidate grid, not by the noise level. The charge intervals are also mildly undercovered, so the dual result should be read as a 5–10\% recovery rather than a sub-percent measurement.</w:t>
+      </w:r>
+    </w:p>
+    <w:p>
+      <w:r>
+        <w:t xml:space="preserve">The </w:t>
+      </w:r>
+      <m:oMath xmlns:a="http://schemas.openxmlformats.org/drawingml/2006/main" xmlns:pic="http://schemas.openxmlformats.org/drawingml/2006/picture">
+        <m:r>
+          <m:t>121</m:t>
+        </m:r>
+        <m:r>
+          <m:rPr>
+            <m:sty m:val="p"/>
+          </m:rPr>
+          <m:t>×</m:t>
+        </m:r>
+        <m:r>
+          <m:t>121</m:t>
+        </m:r>
+      </m:oMath>
+      <w:r>
+        <w:t xml:space="preserve"> repetition confirms the identifiable protocol: at 1\% noise the dual charge and radius estimates change by only 0.40\% and 0.91\% relative to the </w:t>
+      </w:r>
+      <m:oMath xmlns:a="http://schemas.openxmlformats.org/drawingml/2006/main" xmlns:pic="http://schemas.openxmlformats.org/drawingml/2006/picture">
+        <m:r>
+          <m:t>61</m:t>
+        </m:r>
+        <m:r>
+          <m:rPr>
+            <m:sty m:val="p"/>
+          </m:rPr>
+          <m:t>×</m:t>
+        </m:r>
+        <m:r>
+          <m:t>61</m:t>
+        </m:r>
+      </m:oMath>
+      <w:r>
+        <w:t xml:space="preserve"> grid. The single- and multi-salt radius estimates change by 21–29\% because the flat charge direction leaves a shallow, grid-sensitive radius optimum, although the qualitative ranking is unchanged (Supplementary Table S18). We therefore use the dual protocol for quantitative identifiability claims and the single/multi protocols only for the negative result that charge is not identifiable from conductance alone.</w:t>
       </w:r>
     </w:p>
     <w:p>
@@ -10913,106 +11256,6 @@
             </m:r>
           </m:e>
         </m:acc>
-        <m:r>
-          <m:t> </m:t>
-        </m:r>
-        <m:r>
-          <m:rPr>
-            <m:sty m:val="p"/>
-          </m:rPr>
-          <m:t>Σ</m:t>
-        </m:r>
-        <m:r>
-          <m:t>c</m:t>
-        </m:r>
-        <m:r>
-          <m:rPr>
-            <m:sty m:val="p"/>
-          </m:rPr>
-          <m:t>+</m:t>
-        </m:r>
-        <m:f>
-          <m:fPr>
-            <m:type m:val="lin"/>
-          </m:fPr>
-          <m:num>
-            <m:r>
-              <m:t>1</m:t>
-            </m:r>
-          </m:num>
-          <m:den>
-            <m:r>
-              <m:t>2</m:t>
-            </m:r>
-          </m:den>
-        </m:f>
-        <m:r>
-          <m:rPr>
-            <m:sty m:val="p"/>
-          </m:rPr>
-          <m:t>(</m:t>
-        </m:r>
-        <m:sSub>
-          <m:e>
-            <m:r>
-              <m:t>D</m:t>
-            </m:r>
-          </m:e>
-          <m:sub>
-            <m:r>
-              <m:rPr>
-                <m:sty m:val="p"/>
-              </m:rPr>
-              <m:t>+</m:t>
-            </m:r>
-          </m:sub>
-        </m:sSub>
-        <m:r>
-          <m:rPr>
-            <m:sty m:val="p"/>
-          </m:rPr>
-          <m:t>−</m:t>
-        </m:r>
-        <m:sSub>
-          <m:e>
-            <m:r>
-              <m:t>D</m:t>
-            </m:r>
-          </m:e>
-          <m:sub>
-            <m:r>
-              <m:rPr>
-                <m:sty m:val="p"/>
-              </m:rPr>
-              <m:t>−</m:t>
-            </m:r>
-          </m:sub>
-        </m:sSub>
-        <m:r>
-          <m:rPr>
-            <m:sty m:val="p"/>
-          </m:rPr>
-          <m:t>)</m:t>
-        </m:r>
-        <m:r>
-          <m:t>ρ</m:t>
-        </m:r>
-        <m:r>
-          <m:rPr>
-            <m:sty m:val="p"/>
-          </m:rPr>
-          <m:t>=</m:t>
-        </m:r>
-        <m:acc>
-          <m:accPr>
-            <m:chr m:val="‾"/>
-          </m:accPr>
-          <m:e>
-            <m:r>
-              <m:t>D</m:t>
-            </m:r>
-          </m:e>
-        </m:acc>
         <m:rad>
           <m:radPr>
             <m:degHide m:val="on"/>
@@ -11667,7 +11910,12 @@
     </w:p>
     <w:p>
       <w:r>
-        <w:t xml:space="preserve">The multi-protocol experiment confirms this interpretation and shows how to break the degeneracy (Supplementary Table S9). Over 15 held-out states, single-salt current–voltage inversion leaves the median </w:t>
+        <w:t>An SG/FV-in-the-loop refinement tests whether the inverse ranking survives the exact forward model rather than the operator. On five states at 1\% noise, with the exact solver used for every candidate and the search initialized from the operator estimate, the median dual charge error is 8.7\% and the radius error is 0.45\%; single and multi give charge errors of 134\% and 119\% and radius errors of 0.44\% and 0.27\%. The exact check is more conservative than the operator inversion, especially for charge, but preserves the conclusion: dual is the only protocol that brings charge below 10\% on average, and radius is recovered at the sub-percent level by all protocols. The five-state check is a validation of the ranking, not a blind estimator with an independent initializer (Supplementary Table S18).</w:t>
+      </w:r>
+    </w:p>
+    <w:p>
+      <w:r>
+        <w:t>The Fisher analysis explains the same result without an inverse crime. The negative-</w:t>
       </w:r>
       <m:oMath xmlns:a="http://schemas.openxmlformats.org/drawingml/2006/main" xmlns:pic="http://schemas.openxmlformats.org/drawingml/2006/picture">
         <m:sSub>
@@ -11684,14 +11932,173 @@
         </m:sSub>
       </m:oMath>
       <w:r>
-        <w:t xml:space="preserve"> error at 0.77–1.00 at all three noise levels, and the multi-salt protocol improves the low-salinity charge sensitivity roughly tenfold (relative spread of </w:t>
+        <w:t xml:space="preserve"> plane gives </w:t>
       </w:r>
       <m:oMath xmlns:a="http://schemas.openxmlformats.org/drawingml/2006/main" xmlns:pic="http://schemas.openxmlformats.org/drawingml/2006/picture">
         <m:r>
-          <m:rPr>
-            <m:sty m:val="p"/>
-          </m:rPr>
-          <m:t>|</m:t>
+          <m:t>κ</m:t>
+        </m:r>
+        <m:r>
+          <m:rPr>
+            <m:sty m:val="p"/>
+          </m:rPr>
+          <m:t>(</m:t>
+        </m:r>
+        <m:r>
+          <m:rPr>
+            <m:scr m:val="script"/>
+            <m:sty m:val="p"/>
+          </m:rPr>
+          <m:t>F</m:t>
+        </m:r>
+        <m:r>
+          <m:rPr>
+            <m:sty m:val="p"/>
+          </m:rPr>
+          <m:t>)</m:t>
+        </m:r>
+      </m:oMath>
+      <w:r>
+        <w:t xml:space="preserve"> between </w:t>
+      </w:r>
+      <m:oMath xmlns:a="http://schemas.openxmlformats.org/drawingml/2006/main" xmlns:pic="http://schemas.openxmlformats.org/drawingml/2006/picture">
+        <m:r>
+          <m:t>7.8</m:t>
+        </m:r>
+        <m:r>
+          <m:rPr>
+            <m:sty m:val="p"/>
+          </m:rPr>
+          <m:t>×</m:t>
+        </m:r>
+        <m:sSup>
+          <m:e>
+            <m:r>
+              <m:t>10</m:t>
+            </m:r>
+          </m:e>
+          <m:sup>
+            <m:r>
+              <m:t>7</m:t>
+            </m:r>
+          </m:sup>
+        </m:sSup>
+      </m:oMath>
+      <w:r>
+        <w:t xml:space="preserve"> and </w:t>
+      </w:r>
+      <m:oMath xmlns:a="http://schemas.openxmlformats.org/drawingml/2006/main" xmlns:pic="http://schemas.openxmlformats.org/drawingml/2006/picture">
+        <m:r>
+          <m:t>1.6</m:t>
+        </m:r>
+        <m:r>
+          <m:rPr>
+            <m:sty m:val="p"/>
+          </m:rPr>
+          <m:t>×</m:t>
+        </m:r>
+        <m:sSup>
+          <m:e>
+            <m:r>
+              <m:t>10</m:t>
+            </m:r>
+          </m:e>
+          <m:sup>
+            <m:r>
+              <m:t>11</m:t>
+            </m:r>
+          </m:sup>
+        </m:sSup>
+      </m:oMath>
+      <w:r>
+        <w:t xml:space="preserve"> (median </w:t>
+      </w:r>
+      <m:oMath xmlns:a="http://schemas.openxmlformats.org/drawingml/2006/main" xmlns:pic="http://schemas.openxmlformats.org/drawingml/2006/picture">
+        <m:r>
+          <m:t>1.17</m:t>
+        </m:r>
+        <m:r>
+          <m:rPr>
+            <m:sty m:val="p"/>
+          </m:rPr>
+          <m:t>×</m:t>
+        </m:r>
+        <m:sSup>
+          <m:e>
+            <m:r>
+              <m:t>10</m:t>
+            </m:r>
+          </m:e>
+          <m:sup>
+            <m:r>
+              <m:t>9</m:t>
+            </m:r>
+          </m:sup>
+        </m:sSup>
+      </m:oMath>
+      <w:r>
+        <w:t xml:space="preserve">), with </w:t>
+      </w:r>
+      <m:oMath xmlns:a="http://schemas.openxmlformats.org/drawingml/2006/main" xmlns:pic="http://schemas.openxmlformats.org/drawingml/2006/picture">
+        <m:r>
+          <m:t>99.1</m:t>
+        </m:r>
+        <m:r>
+          <m:rPr>
+            <m:sty m:val="p"/>
+          </m:rPr>
+          <m:t>%</m:t>
+        </m:r>
+      </m:oMath>
+      <w:r>
+        <w:t xml:space="preserve"> of the plane above </w:t>
+      </w:r>
+      <m:oMath xmlns:a="http://schemas.openxmlformats.org/drawingml/2006/main" xmlns:pic="http://schemas.openxmlformats.org/drawingml/2006/picture">
+        <m:sSup>
+          <m:e>
+            <m:r>
+              <m:t>10</m:t>
+            </m:r>
+          </m:e>
+          <m:sup>
+            <m:r>
+              <m:t>8</m:t>
+            </m:r>
+          </m:sup>
+        </m:sSup>
+      </m:oMath>
+      <w:r>
+        <w:t xml:space="preserve">. At 1\% noise the median CRLB is 0.37\% for radius but 86 for charge, i.e. the conductance measurement constrains radius and leaves charge essentially free. The exact </w:t>
+      </w:r>
+      <m:oMath xmlns:a="http://schemas.openxmlformats.org/drawingml/2006/main" xmlns:pic="http://schemas.openxmlformats.org/drawingml/2006/picture">
+        <m:r>
+          <m:t>8</m:t>
+        </m:r>
+        <m:r>
+          <m:rPr>
+            <m:sty m:val="p"/>
+          </m:rPr>
+          <m:t>×</m:t>
+        </m:r>
+        <m:r>
+          <m:t>8</m:t>
+        </m:r>
+      </m:oMath>
+      <w:r>
+        <w:t xml:space="preserve"> SG/FV check agrees on radius: median </w:t>
+      </w:r>
+      <m:oMath xmlns:a="http://schemas.openxmlformats.org/drawingml/2006/main" xmlns:pic="http://schemas.openxmlformats.org/drawingml/2006/picture">
+        <m:r>
+          <m:rPr>
+            <m:sty m:val="p"/>
+          </m:rPr>
+          <m:t>∂</m:t>
+        </m:r>
+        <m:r>
+          <m:rPr>
+            <m:sty m:val="p"/>
+          </m:rPr>
+          <m:t>ln</m:t>
         </m:r>
         <m:r>
           <m:t>I</m:t>
@@ -11700,15 +12107,30 @@
           <m:rPr>
             <m:sty m:val="p"/>
           </m:rPr>
-          <m:t>|</m:t>
+          <m:t>/</m:t>
+        </m:r>
+        <m:r>
+          <m:rPr>
+            <m:sty m:val="p"/>
+          </m:rPr>
+          <m:t>∂</m:t>
+        </m:r>
+        <m:r>
+          <m:rPr>
+            <m:sty m:val="p"/>
+          </m:rPr>
+          <m:t>ln</m:t>
+        </m:r>
+        <m:r>
+          <m:t>R</m:t>
         </m:r>
       </m:oMath>
       <w:r>
-        <w:t xml:space="preserve"> over the charge prior: </w:t>
+        <w:t xml:space="preserve"> is 2.00003 for the solver and 2.00022 for the operator, with a median relative difference of </w:t>
       </w:r>
       <m:oMath xmlns:a="http://schemas.openxmlformats.org/drawingml/2006/main" xmlns:pic="http://schemas.openxmlformats.org/drawingml/2006/picture">
         <m:r>
-          <m:t>1.3</m:t>
+          <m:t>1.1</m:t>
         </m:r>
         <m:r>
           <m:rPr>
@@ -11730,43 +12152,23 @@
               <m:t>−</m:t>
             </m:r>
             <m:r>
-              <m:t>3</m:t>
+              <m:t>4</m:t>
             </m:r>
           </m:sup>
         </m:sSup>
       </m:oMath>
       <w:r>
-        <w:t xml:space="preserve"> at </w:t>
+        <w:t>. The charge sensitivity is near-null in both (</w:t>
       </w:r>
       <m:oMath xmlns:a="http://schemas.openxmlformats.org/drawingml/2006/main" xmlns:pic="http://schemas.openxmlformats.org/drawingml/2006/picture">
-        <m:sSub>
-          <m:e>
-            <m:r>
-              <m:t>C</m:t>
-            </m:r>
-          </m:e>
-          <m:sub>
-            <m:r>
-              <m:t>0</m:t>
-            </m:r>
-          </m:sub>
-        </m:sSub>
-        <m:r>
-          <m:rPr>
-            <m:sty m:val="p"/>
-          </m:rPr>
-          <m:t>=</m:t>
-        </m:r>
-        <m:r>
-          <m:t>10</m:t>
-        </m:r>
-      </m:oMath>
-      <w:r>
-        <w:t xml:space="preserve"> versus </w:t>
-      </w:r>
-      <m:oMath xmlns:a="http://schemas.openxmlformats.org/drawingml/2006/main" xmlns:pic="http://schemas.openxmlformats.org/drawingml/2006/picture">
-        <m:r>
-          <m:t>1.5</m:t>
+        <m:r>
+          <m:rPr>
+            <m:sty m:val="p"/>
+          </m:rPr>
+          <m:t>−</m:t>
+        </m:r>
+        <m:r>
+          <m:t>1.6</m:t>
         </m:r>
         <m:r>
           <m:rPr>
@@ -11788,45 +12190,34 @@
               <m:t>−</m:t>
             </m:r>
             <m:r>
-              <m:t>4</m:t>
+              <m:t>5</m:t>
             </m:r>
           </m:sup>
         </m:sSup>
       </m:oMath>
       <w:r>
-        <w:t xml:space="preserve"> at </w:t>
+        <w:t xml:space="preserve"> exact, </w:t>
       </w:r>
       <m:oMath xmlns:a="http://schemas.openxmlformats.org/drawingml/2006/main" xmlns:pic="http://schemas.openxmlformats.org/drawingml/2006/picture">
-        <m:sSub>
-          <m:e>
-            <m:r>
-              <m:t>C</m:t>
-            </m:r>
-          </m:e>
-          <m:sub>
-            <m:r>
-              <m:t>0</m:t>
-            </m:r>
-          </m:sub>
-        </m:sSub>
-        <m:r>
-          <m:rPr>
-            <m:sty m:val="p"/>
-          </m:rPr>
-          <m:t>=</m:t>
-        </m:r>
-        <m:r>
-          <m:t>100</m:t>
-        </m:r>
-      </m:oMath>
-      <w:r>
-        <w:t xml:space="preserve"> mol </w:t>
-      </w:r>
-      <m:oMath xmlns:a="http://schemas.openxmlformats.org/drawingml/2006/main" xmlns:pic="http://schemas.openxmlformats.org/drawingml/2006/picture">
+        <m:r>
+          <m:rPr>
+            <m:sty m:val="p"/>
+          </m:rPr>
+          <m:t>−</m:t>
+        </m:r>
+        <m:r>
+          <m:t>2.5</m:t>
+        </m:r>
+        <m:r>
+          <m:rPr>
+            <m:sty m:val="p"/>
+          </m:rPr>
+          <m:t>×</m:t>
+        </m:r>
         <m:sSup>
           <m:e>
             <m:r>
-              <m:t>m</m:t>
+              <m:t>10</m:t>
             </m:r>
           </m:e>
           <m:sup>
@@ -11837,114 +12228,23 @@
               <m:t>−</m:t>
             </m:r>
             <m:r>
-              <m:t>3</m:t>
+              <m:t>5</m:t>
             </m:r>
           </m:sup>
         </m:sSup>
       </m:oMath>
       <w:r>
-        <w:t xml:space="preserve">) but still leaves the median </w:t>
+        <w:t xml:space="preserve"> operator), so its relative difference is large even though both are negligible. The exact single-salt Fisher matrix is numerically rank-deficient (</w:t>
       </w:r>
       <m:oMath xmlns:a="http://schemas.openxmlformats.org/drawingml/2006/main" xmlns:pic="http://schemas.openxmlformats.org/drawingml/2006/picture">
-        <m:sSub>
-          <m:e>
-            <m:r>
-              <m:t>q</m:t>
-            </m:r>
-          </m:e>
-          <m:sub>
-            <m:r>
-              <m:t>w</m:t>
-            </m:r>
-          </m:sub>
-        </m:sSub>
-      </m:oMath>
-      <w:r>
-        <w:t xml:space="preserve"> error at 0.82–1.00, because the gain stays below the noise floor. Both protocols recover radius to better than 0.7%. Adding </w:t>
-      </w:r>
-      <m:oMath xmlns:a="http://schemas.openxmlformats.org/drawingml/2006/main" xmlns:pic="http://schemas.openxmlformats.org/drawingml/2006/picture">
-        <m:r>
-          <m:t>S</m:t>
-        </m:r>
-      </m:oMath>
-      <w:r>
-        <w:t xml:space="preserve"> recovers </w:t>
-      </w:r>
-      <m:oMath xmlns:a="http://schemas.openxmlformats.org/drawingml/2006/main" xmlns:pic="http://schemas.openxmlformats.org/drawingml/2006/picture">
-        <m:sSub>
-          <m:e>
-            <m:r>
-              <m:t>q</m:t>
-            </m:r>
-          </m:e>
-          <m:sub>
-            <m:r>
-              <m:t>w</m:t>
-            </m:r>
-          </m:sub>
-        </m:sSub>
-      </m:oMath>
-      <w:r>
-        <w:t xml:space="preserve"> with median relative error 0.0005–0.0028 and </w:t>
-      </w:r>
-      <m:oMath xmlns:a="http://schemas.openxmlformats.org/drawingml/2006/main" xmlns:pic="http://schemas.openxmlformats.org/drawingml/2006/picture">
-        <m:r>
-          <m:t>R</m:t>
-        </m:r>
-      </m:oMath>
-      <w:r>
-        <w:t xml:space="preserve"> with 0.0003–0.0018 across the same noise levels, i.e. both parameters below 0.3%. The exact SG/FV Jacobian validation closes the loop (Figure 6C,D; Supplementary Table S19): the two sensitivities agree on </w:t>
-      </w:r>
-      <m:oMath xmlns:a="http://schemas.openxmlformats.org/drawingml/2006/main" xmlns:pic="http://schemas.openxmlformats.org/drawingml/2006/picture">
-        <m:r>
-          <m:rPr>
-            <m:sty m:val="p"/>
-          </m:rPr>
-          <m:t>∂</m:t>
-        </m:r>
-        <m:r>
-          <m:rPr>
-            <m:sty m:val="p"/>
-          </m:rPr>
-          <m:t>ln</m:t>
-        </m:r>
-        <m:r>
-          <m:t>I</m:t>
-        </m:r>
-        <m:r>
-          <m:rPr>
-            <m:sty m:val="p"/>
-          </m:rPr>
-          <m:t>/</m:t>
-        </m:r>
-        <m:r>
-          <m:rPr>
-            <m:sty m:val="p"/>
-          </m:rPr>
-          <m:t>∂</m:t>
-        </m:r>
-        <m:r>
-          <m:rPr>
-            <m:sty m:val="p"/>
-          </m:rPr>
-          <m:t>ln</m:t>
-        </m:r>
-        <m:r>
-          <m:t>R</m:t>
-        </m:r>
-      </m:oMath>
-      <w:r>
-        <w:t xml:space="preserve"> to a median relative difference of </w:t>
-      </w:r>
-      <m:oMath xmlns:a="http://schemas.openxmlformats.org/drawingml/2006/main" xmlns:pic="http://schemas.openxmlformats.org/drawingml/2006/picture">
-        <m:r>
-          <m:t>1.5</m:t>
-        </m:r>
-        <m:r>
-          <m:rPr>
-            <m:sty m:val="p"/>
-          </m:rPr>
-          <m:t>×</m:t>
+        <m:r>
+          <m:t>κ</m:t>
+        </m:r>
+        <m:r>
+          <m:rPr>
+            <m:sty m:val="p"/>
+          </m:rPr>
+          <m:t>&gt;</m:t>
         </m:r>
         <m:sSup>
           <m:e>
@@ -11954,31 +12254,26 @@
           </m:e>
           <m:sup>
             <m:r>
-              <m:rPr>
-                <m:sty m:val="p"/>
-              </m:rPr>
-              <m:t>−</m:t>
-            </m:r>
-            <m:r>
-              <m:t>4</m:t>
+              <m:t>16</m:t>
             </m:r>
           </m:sup>
         </m:sSup>
       </m:oMath>
       <w:r>
-        <w:t xml:space="preserve"> (both 2.000), the exact single-salt </w:t>
+        <w:t xml:space="preserve">) and the operator gives </w:t>
       </w:r>
       <m:oMath xmlns:a="http://schemas.openxmlformats.org/drawingml/2006/main" xmlns:pic="http://schemas.openxmlformats.org/drawingml/2006/picture">
         <m:r>
           <m:t>κ</m:t>
         </m:r>
-      </m:oMath>
-      <w:r>
-        <w:t xml:space="preserve"> is </w:t>
-      </w:r>
-      <m:oMath xmlns:a="http://schemas.openxmlformats.org/drawingml/2006/main" xmlns:pic="http://schemas.openxmlformats.org/drawingml/2006/picture">
-        <m:r>
-          <m:t>4.9</m:t>
+        <m:r>
+          <m:rPr>
+            <m:sty m:val="p"/>
+          </m:rPr>
+          <m:t>≈</m:t>
+        </m:r>
+        <m:r>
+          <m:t>9.8</m:t>
         </m:r>
         <m:r>
           <m:rPr>
@@ -11994,17 +12289,17 @@
           </m:e>
           <m:sup>
             <m:r>
-              <m:t>15</m:t>
+              <m:t>8</m:t>
             </m:r>
           </m:sup>
         </m:sSup>
       </m:oMath>
       <w:r>
-        <w:t xml:space="preserve"> versus </w:t>
+        <w:t xml:space="preserve">; both place the charge axis in the null space. The </w:t>
       </w:r>
       <m:oMath xmlns:a="http://schemas.openxmlformats.org/drawingml/2006/main" xmlns:pic="http://schemas.openxmlformats.org/drawingml/2006/picture">
         <m:r>
-          <m:t>8.2</m:t>
+          <m:t>8</m:t>
         </m:r>
         <m:r>
           <m:rPr>
@@ -12012,253 +12307,38 @@
           </m:rPr>
           <m:t>×</m:t>
         </m:r>
-        <m:sSup>
-          <m:e>
-            <m:r>
-              <m:t>10</m:t>
-            </m:r>
-          </m:e>
-          <m:sup>
-            <m:r>
-              <m:t>8</m:t>
-            </m:r>
-          </m:sup>
-        </m:sSup>
+        <m:r>
+          <m:t>8</m:t>
+        </m:r>
       </m:oMath>
       <w:r>
-        <w:t xml:space="preserve"> for the operator, and the dual value agrees to within 1% (</w:t>
-      </w:r>
-      <m:oMath xmlns:a="http://schemas.openxmlformats.org/drawingml/2006/main" xmlns:pic="http://schemas.openxmlformats.org/drawingml/2006/picture">
-        <m:r>
-          <m:t>1.8</m:t>
-        </m:r>
-        <m:r>
-          <m:rPr>
-            <m:sty m:val="p"/>
-          </m:rPr>
-          <m:t>×</m:t>
-        </m:r>
-        <m:sSup>
-          <m:e>
-            <m:r>
-              <m:t>10</m:t>
-            </m:r>
-          </m:e>
-          <m:sup>
-            <m:r>
-              <m:t>5</m:t>
-            </m:r>
-          </m:sup>
-        </m:sSup>
-      </m:oMath>
-      <w:r>
-        <w:t xml:space="preserve"> versus </w:t>
-      </w:r>
-      <m:oMath xmlns:a="http://schemas.openxmlformats.org/drawingml/2006/main" xmlns:pic="http://schemas.openxmlformats.org/drawingml/2006/picture">
-        <m:r>
-          <m:t>1.76</m:t>
-        </m:r>
-        <m:r>
-          <m:rPr>
-            <m:sty m:val="p"/>
-          </m:rPr>
-          <m:t>×</m:t>
-        </m:r>
-        <m:sSup>
-          <m:e>
-            <m:r>
-              <m:t>10</m:t>
-            </m:r>
-          </m:e>
-          <m:sup>
-            <m:r>
-              <m:t>5</m:t>
-            </m:r>
-          </m:sup>
-        </m:sSup>
-      </m:oMath>
-      <w:r>
-        <w:t xml:space="preserve">). Both analyses agree that conductance-only conditioning is high: the </w:t>
-      </w:r>
-      <m:oMath xmlns:a="http://schemas.openxmlformats.org/drawingml/2006/main" xmlns:pic="http://schemas.openxmlformats.org/drawingml/2006/picture">
-        <m:r>
-          <m:t>18</m:t>
-        </m:r>
-        <m:r>
-          <m:rPr>
-            <m:sty m:val="p"/>
-          </m:rPr>
-          <m:t>×</m:t>
-        </m:r>
-        <m:r>
-          <m:t>18</m:t>
-        </m:r>
-      </m:oMath>
-      <w:r>
-        <w:t xml:space="preserve"> plane gives </w:t>
-      </w:r>
-      <m:oMath xmlns:a="http://schemas.openxmlformats.org/drawingml/2006/main" xmlns:pic="http://schemas.openxmlformats.org/drawingml/2006/picture">
-        <m:r>
-          <m:t>κ</m:t>
-        </m:r>
-        <m:r>
-          <m:rPr>
-            <m:sty m:val="p"/>
-          </m:rPr>
-          <m:t>(</m:t>
-        </m:r>
-        <m:r>
-          <m:rPr>
-            <m:scr m:val="script"/>
-            <m:sty m:val="p"/>
-          </m:rPr>
-          <m:t>F</m:t>
-        </m:r>
-        <m:r>
-          <m:rPr>
-            <m:sty m:val="p"/>
-          </m:rPr>
-          <m:t>)</m:t>
-        </m:r>
-      </m:oMath>
-      <w:r>
-        <w:t xml:space="preserve"> between </w:t>
-      </w:r>
-      <m:oMath xmlns:a="http://schemas.openxmlformats.org/drawingml/2006/main" xmlns:pic="http://schemas.openxmlformats.org/drawingml/2006/picture">
-        <m:r>
-          <m:t>9.9</m:t>
-        </m:r>
-        <m:r>
-          <m:rPr>
-            <m:sty m:val="p"/>
-          </m:rPr>
-          <m:t>×</m:t>
-        </m:r>
-        <m:sSup>
-          <m:e>
-            <m:r>
-              <m:t>10</m:t>
-            </m:r>
-          </m:e>
-          <m:sup>
-            <m:r>
-              <m:t>7</m:t>
-            </m:r>
-          </m:sup>
-        </m:sSup>
-      </m:oMath>
-      <w:r>
-        <w:t xml:space="preserve"> and </w:t>
-      </w:r>
-      <m:oMath xmlns:a="http://schemas.openxmlformats.org/drawingml/2006/main" xmlns:pic="http://schemas.openxmlformats.org/drawingml/2006/picture">
-        <m:r>
-          <m:t>1.7</m:t>
-        </m:r>
-        <m:r>
-          <m:rPr>
-            <m:sty m:val="p"/>
-          </m:rPr>
-          <m:t>×</m:t>
-        </m:r>
-        <m:sSup>
-          <m:e>
-            <m:r>
-              <m:t>10</m:t>
-            </m:r>
-          </m:e>
-          <m:sup>
-            <m:r>
-              <m:t>12</m:t>
-            </m:r>
-          </m:sup>
-        </m:sSup>
-      </m:oMath>
-      <w:r>
-        <w:t xml:space="preserve"> (median </w:t>
-      </w:r>
-      <m:oMath xmlns:a="http://schemas.openxmlformats.org/drawingml/2006/main" xmlns:pic="http://schemas.openxmlformats.org/drawingml/2006/picture">
-        <m:r>
-          <m:t>7.5</m:t>
-        </m:r>
-        <m:r>
-          <m:rPr>
-            <m:sty m:val="p"/>
-          </m:rPr>
-          <m:t>×</m:t>
-        </m:r>
-        <m:sSup>
-          <m:e>
-            <m:r>
-              <m:t>10</m:t>
-            </m:r>
-          </m:e>
-          <m:sup>
-            <m:r>
-              <m:t>8</m:t>
-            </m:r>
-          </m:sup>
-        </m:sSup>
-      </m:oMath>
-      <w:r>
-        <w:t xml:space="preserve">; </w:t>
-      </w:r>
-      <m:oMath xmlns:a="http://schemas.openxmlformats.org/drawingml/2006/main" xmlns:pic="http://schemas.openxmlformats.org/drawingml/2006/picture">
-        <m:r>
-          <m:t>99.7</m:t>
-        </m:r>
-        <m:r>
-          <m:rPr>
-            <m:sty m:val="p"/>
-          </m:rPr>
-          <m:t>%</m:t>
-        </m:r>
-      </m:oMath>
-      <w:r>
-        <w:t xml:space="preserve"> above </w:t>
-      </w:r>
-      <m:oMath xmlns:a="http://schemas.openxmlformats.org/drawingml/2006/main" xmlns:pic="http://schemas.openxmlformats.org/drawingml/2006/picture">
-        <m:sSup>
-          <m:e>
-            <m:r>
-              <m:t>10</m:t>
-            </m:r>
-          </m:e>
-          <m:sup>
-            <m:r>
-              <m:t>8</m:t>
-            </m:r>
-          </m:sup>
-        </m:sSup>
-      </m:oMath>
-      <w:r>
-        <w:t>), and the dual observable collapses it by ten orders of magnitude.</w:t>
+        <w:t xml:space="preserve"> comparison therefore validates the radius sensitivity and the qualitative charge degeneracy, not the absolute value of the exact condition number, which exceeds float64 resolution (Supplementary Table S19).</w:t>
       </w:r>
     </w:p>
     <w:p>
       <w:r>
-        <w:t xml:space="preserve">Supplementary Table S20 verifies this picture with the exact float64 SG/FV solver at the benchmark state and at low salt. For ideal symmetric diffusivities, </w:t>
+        <w:t xml:space="preserve">These results revise the earlier sub-percent dual-recovery claim. That estimate was obtained with operator-generated observations, a </w:t>
       </w:r>
       <m:oMath xmlns:a="http://schemas.openxmlformats.org/drawingml/2006/main" xmlns:pic="http://schemas.openxmlformats.org/drawingml/2006/picture">
         <m:r>
-          <m:rPr>
-            <m:sty m:val="p"/>
-          </m:rPr>
-          <m:t>|</m:t>
-        </m:r>
-        <m:r>
-          <m:rPr>
-            <m:sty m:val="p"/>
-          </m:rPr>
-          <m:t>∂</m:t>
-        </m:r>
-        <m:r>
-          <m:rPr>
-            <m:sty m:val="p"/>
-          </m:rPr>
-          <m:t>ln</m:t>
-        </m:r>
-        <m:r>
-          <m:t>I</m:t>
+          <m:t>30</m:t>
+        </m:r>
+        <m:r>
+          <m:rPr>
+            <m:sty m:val="p"/>
+          </m:rPr>
+          <m:t>×</m:t>
+        </m:r>
+        <m:r>
+          <m:t>30</m:t>
+        </m:r>
+      </m:oMath>
+      <w:r>
+        <w:t xml:space="preserve"> grid, and a small five-state sample; with exact SG/FV observations, 20 noise draws, and a nested </w:t>
+      </w:r>
+      <m:oMath xmlns:a="http://schemas.openxmlformats.org/drawingml/2006/main" xmlns:pic="http://schemas.openxmlformats.org/drawingml/2006/picture">
+        <m:r>
+          <m:t>61</m:t>
         </m:r>
         <m:r>
           <m:rPr>
@@ -12267,597 +12347,11 @@
           <m:t>/</m:t>
         </m:r>
         <m:r>
-          <m:rPr>
-            <m:sty m:val="p"/>
-          </m:rPr>
-          <m:t>∂</m:t>
-        </m:r>
-        <m:r>
-          <m:rPr>
-            <m:sty m:val="p"/>
-          </m:rPr>
-          <m:t>ln</m:t>
-        </m:r>
-        <m:sSub>
-          <m:e>
-            <m:r>
-              <m:t>q</m:t>
-            </m:r>
-          </m:e>
-          <m:sub>
-            <m:r>
-              <m:t>w</m:t>
-            </m:r>
-          </m:sub>
-        </m:sSub>
-        <m:r>
-          <m:rPr>
-            <m:sty m:val="p"/>
-          </m:rPr>
-          <m:t>|</m:t>
+          <m:t>121</m:t>
         </m:r>
       </m:oMath>
       <w:r>
-        <w:t xml:space="preserve"> is </w:t>
-      </w:r>
-      <m:oMath xmlns:a="http://schemas.openxmlformats.org/drawingml/2006/main" xmlns:pic="http://schemas.openxmlformats.org/drawingml/2006/picture">
-        <m:r>
-          <m:t>7.9</m:t>
-        </m:r>
-        <m:r>
-          <m:rPr>
-            <m:sty m:val="p"/>
-          </m:rPr>
-          <m:t>×</m:t>
-        </m:r>
-        <m:sSup>
-          <m:e>
-            <m:r>
-              <m:t>10</m:t>
-            </m:r>
-          </m:e>
-          <m:sup>
-            <m:r>
-              <m:rPr>
-                <m:sty m:val="p"/>
-              </m:rPr>
-              <m:t>−</m:t>
-            </m:r>
-            <m:r>
-              <m:t>7</m:t>
-            </m:r>
-          </m:sup>
-        </m:sSup>
-      </m:oMath>
-      <w:r>
-        <w:t xml:space="preserve"> at </w:t>
-      </w:r>
-      <m:oMath xmlns:a="http://schemas.openxmlformats.org/drawingml/2006/main" xmlns:pic="http://schemas.openxmlformats.org/drawingml/2006/picture">
-        <m:sSub>
-          <m:e>
-            <m:r>
-              <m:t>C</m:t>
-            </m:r>
-          </m:e>
-          <m:sub>
-            <m:r>
-              <m:t>0</m:t>
-            </m:r>
-          </m:sub>
-        </m:sSub>
-        <m:r>
-          <m:rPr>
-            <m:sty m:val="p"/>
-          </m:rPr>
-          <m:t>=</m:t>
-        </m:r>
-        <m:r>
-          <m:t>100</m:t>
-        </m:r>
-      </m:oMath>
-      <w:r>
-        <w:t xml:space="preserve"> mol </w:t>
-      </w:r>
-      <m:oMath xmlns:a="http://schemas.openxmlformats.org/drawingml/2006/main" xmlns:pic="http://schemas.openxmlformats.org/drawingml/2006/picture">
-        <m:sSup>
-          <m:e>
-            <m:r>
-              <m:t>m</m:t>
-            </m:r>
-          </m:e>
-          <m:sup>
-            <m:r>
-              <m:rPr>
-                <m:sty m:val="p"/>
-              </m:rPr>
-              <m:t>−</m:t>
-            </m:r>
-            <m:r>
-              <m:t>3</m:t>
-            </m:r>
-          </m:sup>
-        </m:sSup>
-      </m:oMath>
-      <w:r>
-        <w:t xml:space="preserve"> and the single-salt condition number is </w:t>
-      </w:r>
-      <m:oMath xmlns:a="http://schemas.openxmlformats.org/drawingml/2006/main" xmlns:pic="http://schemas.openxmlformats.org/drawingml/2006/picture">
-        <m:r>
-          <m:t>1.7</m:t>
-        </m:r>
-        <m:r>
-          <m:rPr>
-            <m:sty m:val="p"/>
-          </m:rPr>
-          <m:t>×</m:t>
-        </m:r>
-        <m:sSup>
-          <m:e>
-            <m:r>
-              <m:t>10</m:t>
-            </m:r>
-          </m:e>
-          <m:sup>
-            <m:r>
-              <m:t>17</m:t>
-            </m:r>
-          </m:sup>
-        </m:sSup>
-      </m:oMath>
-      <w:r>
-        <w:t>. KCl (</w:t>
-      </w:r>
-      <m:oMath xmlns:a="http://schemas.openxmlformats.org/drawingml/2006/main" xmlns:pic="http://schemas.openxmlformats.org/drawingml/2006/picture">
-        <m:sSub>
-          <m:e>
-            <m:r>
-              <m:t>D</m:t>
-            </m:r>
-          </m:e>
-          <m:sub>
-            <m:r>
-              <m:rPr>
-                <m:sty m:val="p"/>
-              </m:rPr>
-              <m:t>+</m:t>
-            </m:r>
-          </m:sub>
-        </m:sSub>
-        <m:r>
-          <m:rPr>
-            <m:sty m:val="p"/>
-          </m:rPr>
-          <m:t>/</m:t>
-        </m:r>
-        <m:sSub>
-          <m:e>
-            <m:r>
-              <m:t>D</m:t>
-            </m:r>
-          </m:e>
-          <m:sub>
-            <m:r>
-              <m:rPr>
-                <m:sty m:val="p"/>
-              </m:rPr>
-              <m:t>−</m:t>
-            </m:r>
-          </m:sub>
-        </m:sSub>
-        <m:r>
-          <m:rPr>
-            <m:sty m:val="p"/>
-          </m:rPr>
-          <m:t>=</m:t>
-        </m:r>
-        <m:r>
-          <m:t>0.966</m:t>
-        </m:r>
-      </m:oMath>
-      <w:r>
-        <w:t xml:space="preserve">) raises the sensitivity only to </w:t>
-      </w:r>
-      <m:oMath xmlns:a="http://schemas.openxmlformats.org/drawingml/2006/main" xmlns:pic="http://schemas.openxmlformats.org/drawingml/2006/picture">
-        <m:r>
-          <m:t>1.1</m:t>
-        </m:r>
-        <m:r>
-          <m:rPr>
-            <m:sty m:val="p"/>
-          </m:rPr>
-          <m:t>×</m:t>
-        </m:r>
-        <m:sSup>
-          <m:e>
-            <m:r>
-              <m:t>10</m:t>
-            </m:r>
-          </m:e>
-          <m:sup>
-            <m:r>
-              <m:rPr>
-                <m:sty m:val="p"/>
-              </m:rPr>
-              <m:t>−</m:t>
-            </m:r>
-            <m:r>
-              <m:t>5</m:t>
-            </m:r>
-          </m:sup>
-        </m:sSup>
-      </m:oMath>
-      <w:r>
-        <w:t xml:space="preserve"> and leaves </w:t>
-      </w:r>
-      <m:oMath xmlns:a="http://schemas.openxmlformats.org/drawingml/2006/main" xmlns:pic="http://schemas.openxmlformats.org/drawingml/2006/picture">
-        <m:r>
-          <m:t>κ</m:t>
-        </m:r>
-        <m:r>
-          <m:rPr>
-            <m:sty m:val="p"/>
-          </m:rPr>
-          <m:t>=</m:t>
-        </m:r>
-        <m:r>
-          <m:t>1.3</m:t>
-        </m:r>
-        <m:r>
-          <m:rPr>
-            <m:sty m:val="p"/>
-          </m:rPr>
-          <m:t>×</m:t>
-        </m:r>
-        <m:sSup>
-          <m:e>
-            <m:r>
-              <m:t>10</m:t>
-            </m:r>
-          </m:e>
-          <m:sup>
-            <m:r>
-              <m:t>17</m:t>
-            </m:r>
-          </m:sup>
-        </m:sSup>
-      </m:oMath>
-      <w:r>
-        <w:t xml:space="preserve">; NaCl (0.655) gives </w:t>
-      </w:r>
-      <m:oMath xmlns:a="http://schemas.openxmlformats.org/drawingml/2006/main" xmlns:pic="http://schemas.openxmlformats.org/drawingml/2006/picture">
-        <m:r>
-          <m:t>1.4</m:t>
-        </m:r>
-        <m:r>
-          <m:rPr>
-            <m:sty m:val="p"/>
-          </m:rPr>
-          <m:t>×</m:t>
-        </m:r>
-        <m:sSup>
-          <m:e>
-            <m:r>
-              <m:t>10</m:t>
-            </m:r>
-          </m:e>
-          <m:sup>
-            <m:r>
-              <m:rPr>
-                <m:sty m:val="p"/>
-              </m:rPr>
-              <m:t>−</m:t>
-            </m:r>
-            <m:r>
-              <m:t>4</m:t>
-            </m:r>
-          </m:sup>
-        </m:sSup>
-      </m:oMath>
-      <w:r>
-        <w:t xml:space="preserve"> and </w:t>
-      </w:r>
-      <m:oMath xmlns:a="http://schemas.openxmlformats.org/drawingml/2006/main" xmlns:pic="http://schemas.openxmlformats.org/drawingml/2006/picture">
-        <m:r>
-          <m:t>3.0</m:t>
-        </m:r>
-        <m:r>
-          <m:rPr>
-            <m:sty m:val="p"/>
-          </m:rPr>
-          <m:t>×</m:t>
-        </m:r>
-        <m:sSup>
-          <m:e>
-            <m:r>
-              <m:t>10</m:t>
-            </m:r>
-          </m:e>
-          <m:sup>
-            <m:r>
-              <m:t>16</m:t>
-            </m:r>
-          </m:sup>
-        </m:sSup>
-      </m:oMath>
-      <w:r>
-        <w:t xml:space="preserve">; even the strongly asymmetric ratio 0.20 gives </w:t>
-      </w:r>
-      <m:oMath xmlns:a="http://schemas.openxmlformats.org/drawingml/2006/main" xmlns:pic="http://schemas.openxmlformats.org/drawingml/2006/picture">
-        <m:r>
-          <m:t>4.6</m:t>
-        </m:r>
-        <m:r>
-          <m:rPr>
-            <m:sty m:val="p"/>
-          </m:rPr>
-          <m:t>×</m:t>
-        </m:r>
-        <m:sSup>
-          <m:e>
-            <m:r>
-              <m:t>10</m:t>
-            </m:r>
-          </m:e>
-          <m:sup>
-            <m:r>
-              <m:rPr>
-                <m:sty m:val="p"/>
-              </m:rPr>
-              <m:t>−</m:t>
-            </m:r>
-            <m:r>
-              <m:t>4</m:t>
-            </m:r>
-          </m:sup>
-        </m:sSup>
-      </m:oMath>
-      <w:r>
-        <w:t xml:space="preserve"> and </w:t>
-      </w:r>
-      <m:oMath xmlns:a="http://schemas.openxmlformats.org/drawingml/2006/main" xmlns:pic="http://schemas.openxmlformats.org/drawingml/2006/picture">
-        <m:r>
-          <m:t>5.9</m:t>
-        </m:r>
-        <m:r>
-          <m:rPr>
-            <m:sty m:val="p"/>
-          </m:rPr>
-          <m:t>×</m:t>
-        </m:r>
-        <m:sSup>
-          <m:e>
-            <m:r>
-              <m:t>10</m:t>
-            </m:r>
-          </m:e>
-          <m:sup>
-            <m:r>
-              <m:t>15</m:t>
-            </m:r>
-          </m:sup>
-        </m:sSup>
-      </m:oMath>
-      <w:r>
-        <w:t xml:space="preserve">. At </w:t>
-      </w:r>
-      <m:oMath xmlns:a="http://schemas.openxmlformats.org/drawingml/2006/main" xmlns:pic="http://schemas.openxmlformats.org/drawingml/2006/picture">
-        <m:sSub>
-          <m:e>
-            <m:r>
-              <m:t>C</m:t>
-            </m:r>
-          </m:e>
-          <m:sub>
-            <m:r>
-              <m:t>0</m:t>
-            </m:r>
-          </m:sub>
-        </m:sSub>
-        <m:r>
-          <m:rPr>
-            <m:sty m:val="p"/>
-          </m:rPr>
-          <m:t>=</m:t>
-        </m:r>
-        <m:r>
-          <m:t>20</m:t>
-        </m:r>
-      </m:oMath>
-      <w:r>
-        <w:t xml:space="preserve"> mol </w:t>
-      </w:r>
-      <m:oMath xmlns:a="http://schemas.openxmlformats.org/drawingml/2006/main" xmlns:pic="http://schemas.openxmlformats.org/drawingml/2006/picture">
-        <m:sSup>
-          <m:e>
-            <m:r>
-              <m:t>m</m:t>
-            </m:r>
-          </m:e>
-          <m:sup>
-            <m:r>
-              <m:rPr>
-                <m:sty m:val="p"/>
-              </m:rPr>
-              <m:t>−</m:t>
-            </m:r>
-            <m:r>
-              <m:t>3</m:t>
-            </m:r>
-          </m:sup>
-        </m:sSup>
-      </m:oMath>
-      <w:r>
-        <w:t xml:space="preserve"> the sensitivities are larger but </w:t>
-      </w:r>
-      <m:oMath xmlns:a="http://schemas.openxmlformats.org/drawingml/2006/main" xmlns:pic="http://schemas.openxmlformats.org/drawingml/2006/picture">
-        <m:r>
-          <m:t>κ</m:t>
-        </m:r>
-      </m:oMath>
-      <w:r>
-        <w:t xml:space="preserve"> stays above </w:t>
-      </w:r>
-      <m:oMath xmlns:a="http://schemas.openxmlformats.org/drawingml/2006/main" xmlns:pic="http://schemas.openxmlformats.org/drawingml/2006/picture">
-        <m:r>
-          <m:t>3.6</m:t>
-        </m:r>
-        <m:r>
-          <m:rPr>
-            <m:sty m:val="p"/>
-          </m:rPr>
-          <m:t>×</m:t>
-        </m:r>
-        <m:sSup>
-          <m:e>
-            <m:r>
-              <m:t>10</m:t>
-            </m:r>
-          </m:e>
-          <m:sup>
-            <m:r>
-              <m:t>12</m:t>
-            </m:r>
-          </m:sup>
-        </m:sSup>
-      </m:oMath>
-      <w:r>
-        <w:t xml:space="preserve">. Adding the near-wall selectivity </w:t>
-      </w:r>
-      <m:oMath xmlns:a="http://schemas.openxmlformats.org/drawingml/2006/main" xmlns:pic="http://schemas.openxmlformats.org/drawingml/2006/picture">
-        <m:r>
-          <m:t>S</m:t>
-        </m:r>
-      </m:oMath>
-      <w:r>
-        <w:t xml:space="preserve"> collapses </w:t>
-      </w:r>
-      <m:oMath xmlns:a="http://schemas.openxmlformats.org/drawingml/2006/main" xmlns:pic="http://schemas.openxmlformats.org/drawingml/2006/picture">
-        <m:r>
-          <m:t>κ</m:t>
-        </m:r>
-      </m:oMath>
-      <w:r>
-        <w:t xml:space="preserve"> to </w:t>
-      </w:r>
-      <m:oMath xmlns:a="http://schemas.openxmlformats.org/drawingml/2006/main" xmlns:pic="http://schemas.openxmlformats.org/drawingml/2006/picture">
-        <m:r>
-          <m:t>4.0</m:t>
-        </m:r>
-        <m:r>
-          <m:rPr>
-            <m:sty m:val="p"/>
-          </m:rPr>
-          <m:t>×</m:t>
-        </m:r>
-        <m:sSup>
-          <m:e>
-            <m:r>
-              <m:t>10</m:t>
-            </m:r>
-          </m:e>
-          <m:sup>
-            <m:r>
-              <m:t>6</m:t>
-            </m:r>
-          </m:sup>
-        </m:sSup>
-      </m:oMath>
-      <w:r>
-        <w:t xml:space="preserve"> at </w:t>
-      </w:r>
-      <m:oMath xmlns:a="http://schemas.openxmlformats.org/drawingml/2006/main" xmlns:pic="http://schemas.openxmlformats.org/drawingml/2006/picture">
-        <m:sSub>
-          <m:e>
-            <m:r>
-              <m:t>C</m:t>
-            </m:r>
-          </m:e>
-          <m:sub>
-            <m:r>
-              <m:t>0</m:t>
-            </m:r>
-          </m:sub>
-        </m:sSub>
-        <m:r>
-          <m:rPr>
-            <m:sty m:val="p"/>
-          </m:rPr>
-          <m:t>=</m:t>
-        </m:r>
-        <m:r>
-          <m:t>100</m:t>
-        </m:r>
-      </m:oMath>
-      <w:r>
-        <w:t xml:space="preserve"> and </w:t>
-      </w:r>
-      <m:oMath xmlns:a="http://schemas.openxmlformats.org/drawingml/2006/main" xmlns:pic="http://schemas.openxmlformats.org/drawingml/2006/picture">
-        <m:r>
-          <m:t>6.3</m:t>
-        </m:r>
-        <m:r>
-          <m:rPr>
-            <m:sty m:val="p"/>
-          </m:rPr>
-          <m:t>×</m:t>
-        </m:r>
-        <m:sSup>
-          <m:e>
-            <m:r>
-              <m:t>10</m:t>
-            </m:r>
-          </m:e>
-          <m:sup>
-            <m:r>
-              <m:t>5</m:t>
-            </m:r>
-          </m:sup>
-        </m:sSup>
-      </m:oMath>
-      <w:r>
-        <w:t xml:space="preserve"> at </w:t>
-      </w:r>
-      <m:oMath xmlns:a="http://schemas.openxmlformats.org/drawingml/2006/main" xmlns:pic="http://schemas.openxmlformats.org/drawingml/2006/picture">
-        <m:sSub>
-          <m:e>
-            <m:r>
-              <m:t>C</m:t>
-            </m:r>
-          </m:e>
-          <m:sub>
-            <m:r>
-              <m:t>0</m:t>
-            </m:r>
-          </m:sub>
-        </m:sSub>
-        <m:r>
-          <m:rPr>
-            <m:sty m:val="p"/>
-          </m:rPr>
-          <m:t>=</m:t>
-        </m:r>
-        <m:r>
-          <m:t>20</m:t>
-        </m:r>
-      </m:oMath>
-      <w:r>
-        <w:t xml:space="preserve"> for every ratio, a reduction of six to ten orders of magnitude. Diffusivity asymmetry therefore changes the prefactor of the linear channel but does not remove the identifiability limit at 1% noise; the non-monotonic </w:t>
-      </w:r>
-      <m:oMath xmlns:a="http://schemas.openxmlformats.org/drawingml/2006/main" xmlns:pic="http://schemas.openxmlformats.org/drawingml/2006/picture">
-        <m:r>
-          <m:t>κ</m:t>
-        </m:r>
-      </m:oMath>
-      <w:r>
-        <w:t xml:space="preserve"> (a larger diffusivity difference gives a smaller </w:t>
-      </w:r>
-      <m:oMath xmlns:a="http://schemas.openxmlformats.org/drawingml/2006/main" xmlns:pic="http://schemas.openxmlformats.org/drawingml/2006/picture">
-        <m:r>
-          <m:t>κ</m:t>
-        </m:r>
-      </m:oMath>
-      <w:r>
-        <w:t>) reflects the larger charge sensitivity, not a better-conditioned inverse.</w:t>
+        <w:t xml:space="preserve"> grid, the defensible statement is that dual inversion recovers charge to 5–10\% and radius to 0.1–0.5\%. The physical conclusion is unchanged: a charge-sensitive readout is required, and the operator is a practical tool for choosing it.</w:t>
       </w:r>
     </w:p>
     <w:p>
@@ -13061,7 +12555,7 @@
         </m:sSup>
       </m:oMath>
       <w:r>
-        <w:t xml:space="preserve"> at 1% noise (Supplementary Table S20); asymmetric valence or a non-binary electrolyte changes the flux structure and lies outside the present proof. Within that boundary the limit is a property of the measurement, not of the surrogate or the solver.</w:t>
+        <w:t xml:space="preserve"> at 1\% noise (Supplementary Table S20); asymmetric valence or a non-binary electrolyte changes the flux structure and lies outside the present proof. Within that boundary the limit is a property of the measurement, not of the surrogate or the solver.</w:t>
       </w:r>
     </w:p>
     <w:p>
@@ -13069,16 +12563,16 @@
         <w:pStyle w:val="Heading3"/>
       </w:pPr>
       <w:r>
-        <w:t>3.10 Interactive deployment</w:t>
+        <w:t>3.10 Sensitivity-controlled hybrid solver and reversal-potential identifiability</w:t>
       </w:r>
     </w:p>
     <w:p>
       <w:r>
-        <w:t xml:space="preserve">The exported models run without a Python server: a single ONNX graph serves a static browser simulator (with an optional in-browser SG/FV solve) and a Gradio application, so the same network can be used in teaching and in experimental design without installing a solver. The JavaScript current formula agrees with the SG/FV reference to a maximum relative difference of </w:t>
+        <w:t xml:space="preserve">The hybrid solver combines the frozen operator with a Weyl singular-value gate and a single conservative SG/FV Newton correction. On 120 states spanning the weak, transitional, and strong charge bands, the gated correction gives a median current error of </w:t>
       </w:r>
       <m:oMath xmlns:a="http://schemas.openxmlformats.org/drawingml/2006/main" xmlns:pic="http://schemas.openxmlformats.org/drawingml/2006/picture">
         <m:r>
-          <m:t>5.686</m:t>
+          <m:t>1.91</m:t>
         </m:r>
         <m:r>
           <m:rPr>
@@ -13100,30 +12594,458 @@
               <m:t>−</m:t>
             </m:r>
             <m:r>
-              <m:t>7</m:t>
+              <m:t>4</m:t>
             </m:r>
           </m:sup>
         </m:sSup>
       </m:oMath>
       <w:r>
-        <w:t xml:space="preserve"> over the eight verification states, the DOM test harness passes 29 of 29 checks, and the Gradio comparison against a live solve reports a potential relative </w:t>
+        <w:t xml:space="preserve"> (IQR </w:t>
+      </w:r>
+      <m:oMath xmlns:a="http://schemas.openxmlformats.org/drawingml/2006/main" xmlns:pic="http://schemas.openxmlformats.org/drawingml/2006/picture">
+        <m:r>
+          <m:t>1.12</m:t>
+        </m:r>
+        <m:r>
+          <m:rPr>
+            <m:sty m:val="p"/>
+          </m:rPr>
+          <m:t>×</m:t>
+        </m:r>
+        <m:sSup>
+          <m:e>
+            <m:r>
+              <m:t>10</m:t>
+            </m:r>
+          </m:e>
+          <m:sup>
+            <m:r>
+              <m:rPr>
+                <m:sty m:val="p"/>
+              </m:rPr>
+              <m:t>−</m:t>
+            </m:r>
+            <m:r>
+              <m:t>2</m:t>
+            </m:r>
+          </m:sup>
+        </m:sSup>
+      </m:oMath>
+      <w:r>
+        <w:t xml:space="preserve">, 95th percentile </w:t>
+      </w:r>
+      <m:oMath xmlns:a="http://schemas.openxmlformats.org/drawingml/2006/main" xmlns:pic="http://schemas.openxmlformats.org/drawingml/2006/picture">
+        <m:r>
+          <m:t>7.03</m:t>
+        </m:r>
+        <m:r>
+          <m:rPr>
+            <m:sty m:val="p"/>
+          </m:rPr>
+          <m:t>×</m:t>
+        </m:r>
+        <m:sSup>
+          <m:e>
+            <m:r>
+              <m:t>10</m:t>
+            </m:r>
+          </m:e>
+          <m:sup>
+            <m:r>
+              <m:rPr>
+                <m:sty m:val="p"/>
+              </m:rPr>
+              <m:t>−</m:t>
+            </m:r>
+            <m:r>
+              <m:t>2</m:t>
+            </m:r>
+          </m:sup>
+        </m:sSup>
+      </m:oMath>
+      <w:r>
+        <w:t xml:space="preserve">) and a median reversal-potential error of 0.035 mV. Its median wall time is 0.201 s, compared with 1.527 s for a full </w:t>
+      </w:r>
+      <m:oMath xmlns:a="http://schemas.openxmlformats.org/drawingml/2006/main" xmlns:pic="http://schemas.openxmlformats.org/drawingml/2006/picture">
+        <m:r>
+          <m:t>21</m:t>
+        </m:r>
+        <m:r>
+          <m:rPr>
+            <m:sty m:val="p"/>
+          </m:rPr>
+          <m:t>×</m:t>
+        </m:r>
+        <m:r>
+          <m:t>61</m:t>
+        </m:r>
+      </m:oMath>
+      <w:r>
+        <w:t xml:space="preserve"> SG/FV solve, a 7.6-fold reduction. The one-step Gummel correction alone has the same current error, so the gain is the gate plus the conservative correction rather than a new field representation. The eight-method comparison also shows that the linearized Poisson–Boltzmann model is a strong current baseline in this box (median relative error </w:t>
+      </w:r>
+      <m:oMath xmlns:a="http://schemas.openxmlformats.org/drawingml/2006/main" xmlns:pic="http://schemas.openxmlformats.org/drawingml/2006/picture">
+        <m:r>
+          <m:t>3.2</m:t>
+        </m:r>
+        <m:r>
+          <m:rPr>
+            <m:sty m:val="p"/>
+          </m:rPr>
+          <m:t>×</m:t>
+        </m:r>
+        <m:sSup>
+          <m:e>
+            <m:r>
+              <m:t>10</m:t>
+            </m:r>
+          </m:e>
+          <m:sup>
+            <m:r>
+              <m:rPr>
+                <m:sty m:val="p"/>
+              </m:rPr>
+              <m:t>−</m:t>
+            </m:r>
+            <m:r>
+              <m:t>6</m:t>
+            </m:r>
+          </m:sup>
+        </m:sSup>
+      </m:oMath>
+      <w:r>
+        <w:t>) but not a charge model, and that POD–RBF degrades in the strong-charge band.</w:t>
+      </w:r>
+    </w:p>
+    <w:p>
+      <w:r>
+        <w:t>The reversal-potential extension is less successful. We generalized the exact-reservoir ansatz and the conservative solver to unequal reservoirs (</w:t>
       </w:r>
       <m:oMath xmlns:a="http://schemas.openxmlformats.org/drawingml/2006/main" xmlns:pic="http://schemas.openxmlformats.org/drawingml/2006/picture">
         <m:sSub>
           <m:e>
             <m:r>
-              <m:t>L</m:t>
+              <m:t>c</m:t>
             </m:r>
           </m:e>
           <m:sub>
             <m:r>
-              <m:t>2</m:t>
+              <m:t>L</m:t>
+            </m:r>
+          </m:sub>
+        </m:sSub>
+        <m:r>
+          <m:rPr>
+            <m:sty m:val="p"/>
+          </m:rPr>
+          <m:t>=</m:t>
+        </m:r>
+        <m:r>
+          <m:t>5</m:t>
+        </m:r>
+        <m:sSub>
+          <m:e>
+            <m:r>
+              <m:t>C</m:t>
+            </m:r>
+          </m:e>
+          <m:sub>
+            <m:r>
+              <m:t>0</m:t>
             </m:r>
           </m:sub>
         </m:sSub>
       </m:oMath>
       <w:r>
+        <w:t xml:space="preserve">, </w:t>
+      </w:r>
+      <m:oMath xmlns:a="http://schemas.openxmlformats.org/drawingml/2006/main" xmlns:pic="http://schemas.openxmlformats.org/drawingml/2006/picture">
+        <m:sSub>
+          <m:e>
+            <m:r>
+              <m:t>c</m:t>
+            </m:r>
+          </m:e>
+          <m:sub>
+            <m:r>
+              <m:t>R</m:t>
+            </m:r>
+          </m:sub>
+        </m:sSub>
+        <m:r>
+          <m:rPr>
+            <m:sty m:val="p"/>
+          </m:rPr>
+          <m:t>=</m:t>
+        </m:r>
+        <m:sSub>
+          <m:e>
+            <m:r>
+              <m:t>C</m:t>
+            </m:r>
+          </m:e>
+          <m:sub>
+            <m:r>
+              <m:t>0</m:t>
+            </m:r>
+          </m:sub>
+        </m:sSub>
+      </m:oMath>
+      <w:r>
+        <w:t>) and solved the zero-current root for each state. In the inverse test, 20 realizations at 0.2\%, 1\%, and 2\% noise give hybrid charge errors of 9.7\%, 16.9\%, and 21.8\% for the reversal-potential protocol, with radius errors of 0.17\%, 0.23\%, and 0.35\%; the corresponding 95\% coverage is 100/100/98\% for charge and 96/89/62\% for radius. The dual current-plus-selectivity hybrid is worse for charge (39.2\%, 39.2\%, 31.4\%; coverage 18/9/11\%), and the surrogate-only estimator is worse still. These values do not support the projected sub-percent charge recovery at low noise: the reversal potential in this equal-diffusivity, symmetric-electrolyte model is only weakly charge-sensitive. We therefore report the hybrid solver as a validated speed/accuracy result and retain the Stage-18 dual-selectivity 4.8\% charge result as the best available inverse protocol, rather than replacing it with an unsupported claim.</w:t>
+      </w:r>
+    </w:p>
+    <w:p>
+      <w:pPr>
+        <w:pStyle w:val="Heading3"/>
+      </w:pPr>
+      <w:r>
+        <w:t>3.11 Interactive deployment</w:t>
+      </w:r>
+    </w:p>
+    <w:p>
+      <w:r>
+        <w:t xml:space="preserve">The exported models run without a Python server: a single ONNX graph serves a static browser simulator (with an optional in-browser SG/FV solve) and a Gradio application, so the same network can be used in teaching and in experimental design without installing a solver. The JavaScript current formula agrees with the SG/FV reference to a maximum relative difference of </w:t>
+      </w:r>
+      <m:oMath xmlns:a="http://schemas.openxmlformats.org/drawingml/2006/main" xmlns:pic="http://schemas.openxmlformats.org/drawingml/2006/picture">
+        <m:r>
+          <m:t>5.686</m:t>
+        </m:r>
+        <m:r>
+          <m:rPr>
+            <m:sty m:val="p"/>
+          </m:rPr>
+          <m:t>×</m:t>
+        </m:r>
+        <m:sSup>
+          <m:e>
+            <m:r>
+              <m:t>10</m:t>
+            </m:r>
+          </m:e>
+          <m:sup>
+            <m:r>
+              <m:rPr>
+                <m:sty m:val="p"/>
+              </m:rPr>
+              <m:t>−</m:t>
+            </m:r>
+            <m:r>
+              <m:t>7</m:t>
+            </m:r>
+          </m:sup>
+        </m:sSup>
+      </m:oMath>
+      <w:r>
+        <w:t xml:space="preserve"> over the eight verification states, the DOM test harness passes 29 of 29 checks, and the Gradio comparison against a live solve reports a potential relative </w:t>
+      </w:r>
+      <m:oMath xmlns:a="http://schemas.openxmlformats.org/drawingml/2006/main" xmlns:pic="http://schemas.openxmlformats.org/drawingml/2006/picture">
+        <m:sSub>
+          <m:e>
+            <m:r>
+              <m:t>L</m:t>
+            </m:r>
+          </m:e>
+          <m:sub>
+            <m:r>
+              <m:t>2</m:t>
+            </m:r>
+          </m:sub>
+        </m:sSub>
+      </m:oMath>
+      <w:r>
         <w:t xml:space="preserve"> difference of 0.0002126. The dual-engine design keeps the reference solver available for validation rather than replacing it. Interface details, bundle sizes, and the full deployment and parity record are collected in Supplementary Section S8 and Supplementary Table S8.</w:t>
+      </w:r>
+    </w:p>
+    <w:p>
+      <w:pPr>
+        <w:pStyle w:val="Heading3"/>
+      </w:pPr>
+      <w:r>
+        <w:t>3.12 Interpreted baselines and strong-charge behavior</w:t>
+      </w:r>
+    </w:p>
+    <w:p>
+      <w:r>
+        <w:t>To place the operator against simpler alternatives, we evaluated two interpreted models on the same 96 test states (Supplementary Table S21). The Ohmic bulk model uses the bulk conductivity and the geometric cross-section; the linearized radial Poisson–Boltzmann (PB) model uses a calibrated Debye-layer charge profile and no per-state fitting. A 30-mode POD–RBF interpolator and the FNO provide data-driven reference points. On the interpolation split the DeepONet has the lowest potential error (0.000891 versus 0.000969 for PB) and a net-charge error of 0.0825, essentially tied with PB (0.0939) and FNO (0.0931) and far below POD–RBF (0.433). The PB model is much better for current (8.2</w:t>
+      </w:r>
+      <m:oMath xmlns:a="http://schemas.openxmlformats.org/drawingml/2006/main" xmlns:pic="http://schemas.openxmlformats.org/drawingml/2006/picture">
+        <m:r>
+          <m:rPr>
+            <m:sty m:val="p"/>
+          </m:rPr>
+          <m:t>×</m:t>
+        </m:r>
+        <m:sSup>
+          <m:e>
+            <m:r>
+              <m:t>10</m:t>
+            </m:r>
+          </m:e>
+          <m:sup>
+            <m:r>
+              <m:rPr>
+                <m:sty m:val="p"/>
+              </m:rPr>
+              <m:t>−</m:t>
+            </m:r>
+            <m:r>
+              <m:t>6</m:t>
+            </m:r>
+          </m:sup>
+        </m:sSup>
+      </m:oMath>
+      <w:r>
+        <w:t xml:space="preserve"> versus 0.00109) because its linearized profile is calibrated to the low-charge current, but it does not satisfy the nonlinear PNP equations or the charge identity and cannot represent the strong-charge regime. Out of distribution the FNO is better than the DeepONet on net charge (0.224 versus 0.368) and PB is better on both net charge (0.113) and current (0.000529), while the DeepONet retains a potential error (0.0202) comparable to PB (0.0203) and lower than POD–RBF (0.0463). The comparison therefore does not support a claim that the operator dominates every interpreted baseline; it supports the narrower claim that the operator is competitive on potential and superior on strong-charge fields and selectivity, which is the regime where a physics-constrained operator is needed.</w:t>
+      </w:r>
+    </w:p>
+    <w:p>
+      <w:r>
+        <w:t xml:space="preserve">The strong-charge test makes that regime explicit. We generated 120 states at </w:t>
+      </w:r>
+      <m:oMath xmlns:a="http://schemas.openxmlformats.org/drawingml/2006/main" xmlns:pic="http://schemas.openxmlformats.org/drawingml/2006/picture">
+        <m:sSub>
+          <m:e>
+            <m:r>
+              <m:t>C</m:t>
+            </m:r>
+          </m:e>
+          <m:sub>
+            <m:r>
+              <m:t>0</m:t>
+            </m:r>
+          </m:sub>
+        </m:sSub>
+        <m:r>
+          <m:rPr>
+            <m:sty m:val="p"/>
+          </m:rPr>
+          <m:t>=</m:t>
+        </m:r>
+        <m:r>
+          <m:t>10</m:t>
+        </m:r>
+      </m:oMath>
+      <w:r>
+        <w:t xml:space="preserve">–13 mol </w:t>
+      </w:r>
+      <m:oMath xmlns:a="http://schemas.openxmlformats.org/drawingml/2006/main" xmlns:pic="http://schemas.openxmlformats.org/drawingml/2006/picture">
+        <m:sSup>
+          <m:e>
+            <m:r>
+              <m:t>m</m:t>
+            </m:r>
+          </m:e>
+          <m:sup>
+            <m:r>
+              <m:rPr>
+                <m:sty m:val="p"/>
+              </m:rPr>
+              <m:t>−</m:t>
+            </m:r>
+            <m:r>
+              <m:t>3</m:t>
+            </m:r>
+          </m:sup>
+        </m:sSup>
+      </m:oMath>
+      <w:r>
+        <w:t xml:space="preserve">, </w:t>
+      </w:r>
+      <m:oMath xmlns:a="http://schemas.openxmlformats.org/drawingml/2006/main" xmlns:pic="http://schemas.openxmlformats.org/drawingml/2006/picture">
+        <m:sSub>
+          <m:e>
+            <m:r>
+              <m:t>q</m:t>
+            </m:r>
+          </m:e>
+          <m:sub>
+            <m:r>
+              <m:t>w</m:t>
+            </m:r>
+          </m:sub>
+        </m:sSub>
+        <m:r>
+          <m:rPr>
+            <m:sty m:val="p"/>
+          </m:rPr>
+          <m:t>=</m:t>
+        </m:r>
+        <m:r>
+          <m:rPr>
+            <m:sty m:val="p"/>
+          </m:rPr>
+          <m:t>−</m:t>
+        </m:r>
+        <m:r>
+          <m:t>0.50</m:t>
+        </m:r>
+      </m:oMath>
+      <w:r>
+        <w:t xml:space="preserve"> to </w:t>
+      </w:r>
+      <m:oMath xmlns:a="http://schemas.openxmlformats.org/drawingml/2006/main" xmlns:pic="http://schemas.openxmlformats.org/drawingml/2006/picture">
+        <m:r>
+          <m:rPr>
+            <m:sty m:val="p"/>
+          </m:rPr>
+          <m:t>−</m:t>
+        </m:r>
+        <m:r>
+          <m:t>0.38</m:t>
+        </m:r>
+      </m:oMath>
+      <w:r>
+        <w:t xml:space="preserve">, and </w:t>
+      </w:r>
+      <m:oMath xmlns:a="http://schemas.openxmlformats.org/drawingml/2006/main" xmlns:pic="http://schemas.openxmlformats.org/drawingml/2006/picture">
+        <m:r>
+          <m:t>R</m:t>
+        </m:r>
+        <m:r>
+          <m:rPr>
+            <m:sty m:val="p"/>
+          </m:rPr>
+          <m:t>=</m:t>
+        </m:r>
+        <m:r>
+          <m:t>2.5</m:t>
+        </m:r>
+      </m:oMath>
+      <w:r>
+        <w:t xml:space="preserve">–5 nm, split 96/24, and trained three DeepONets for 600 epochs. On the 24 test states the median current error is 0.00259 (seeds 42–44: 0.00259, 0.00120, 0.00302), compared with 0.0591 for the Ohmic bulk approximation, a 22.8-fold reduction; the Ohmic model has a net-charge error of 1.0 because it predicts no wall layer. The operator's median relative </w:t>
+      </w:r>
+      <m:oMath xmlns:a="http://schemas.openxmlformats.org/drawingml/2006/main" xmlns:pic="http://schemas.openxmlformats.org/drawingml/2006/picture">
+        <m:sSub>
+          <m:e>
+            <m:r>
+              <m:t>L</m:t>
+            </m:r>
+          </m:e>
+          <m:sub>
+            <m:r>
+              <m:t>2</m:t>
+            </m:r>
+          </m:sub>
+        </m:sSub>
+      </m:oMath>
+      <w:r>
+        <w:t xml:space="preserve"> errors are 0.045–0.049 for net charge, 0.025–0.028 for potential, and 0.054–0.058 for the near-wall selectivity </w:t>
+      </w:r>
+      <m:oMath xmlns:a="http://schemas.openxmlformats.org/drawingml/2006/main" xmlns:pic="http://schemas.openxmlformats.org/drawingml/2006/picture">
+        <m:r>
+          <m:t>S</m:t>
+        </m:r>
+      </m:oMath>
+      <w:r>
+        <w:t xml:space="preserve"> (absolute </w:t>
+      </w:r>
+      <m:oMath xmlns:a="http://schemas.openxmlformats.org/drawingml/2006/main" xmlns:pic="http://schemas.openxmlformats.org/drawingml/2006/picture">
+        <m:r>
+          <m:t>S</m:t>
+        </m:r>
+      </m:oMath>
+      <w:r>
+        <w:t xml:space="preserve"> error 0.021–0.022). Strong surface charge therefore makes the charge-sensitive field large and accurately predictable, which is the signal a dual readout exploits; it does not by itself make single-salt conductance identify charge, and we do not claim that it does.</w:t>
       </w:r>
     </w:p>
     <w:p>
@@ -13141,21 +13063,72 @@
     </w:p>
     <w:p>
       <w:r>
-        <w:t>The charge-balanced parameterization is the most transferable result. The improvement is large (8.63-fold for DeepONet and 10.29-fold for FNO), it costs nothing at inference, and it is architecture-agnostic. The underlying mechanism is general: whenever a physical quantity is a small difference of two large positive fields, direct regression suffers from cancellation, and a reparameterization in terms of the sum and the difference removes the ill-conditioning. The same idea should apply to other Nernst–Planck and drift–diffusion systems in which charge or mole fractions are inferred from separate species predictions.</w:t>
+        <w:t xml:space="preserve">The charge-balanced parameterization is the most transferable result, but the matched-loss control changes its quantitative interpretation. Relative to a naive direct-concentration loss the improvement is 8.63-fold for the DeepONet and 10.29-fold for the FNO, yet much of that gap is an optimization pathology: with the same field-normalized loss the direct model reaches </w:t>
+      </w:r>
+      <m:oMath xmlns:a="http://schemas.openxmlformats.org/drawingml/2006/main" xmlns:pic="http://schemas.openxmlformats.org/drawingml/2006/picture">
+        <m:r>
+          <m:t>0.238</m:t>
+        </m:r>
+        <m:r>
+          <m:rPr>
+            <m:sty m:val="p"/>
+          </m:rPr>
+          <m:t>±</m:t>
+        </m:r>
+        <m:r>
+          <m:t>0.057</m:t>
+        </m:r>
+      </m:oMath>
+      <w:r>
+        <w:t xml:space="preserve"> net-charge error, versus </w:t>
+      </w:r>
+      <m:oMath xmlns:a="http://schemas.openxmlformats.org/drawingml/2006/main" xmlns:pic="http://schemas.openxmlformats.org/drawingml/2006/picture">
+        <m:r>
+          <m:t>0.207</m:t>
+        </m:r>
+        <m:r>
+          <m:rPr>
+            <m:sty m:val="p"/>
+          </m:rPr>
+          <m:t>±</m:t>
+        </m:r>
+        <m:r>
+          <m:t>0.015</m:t>
+        </m:r>
+      </m:oMath>
+      <w:r>
+        <w:t xml:space="preserve"> for the hyperbolic map, and its current error is 23\% higher. The robust claim is therefore a 13–15\% net-charge and 18–23\% current advantage over a fairly trained direct model, plus an exact positivity and charge-identity guarantee. The underlying mechanism remains general: whenever a physical quantity is a small difference of two large positive fields, direct regression suffers from cancellation, and a reparameterization in terms of the sum and the difference reduces the ill-conditioning. The same idea should apply to other Nernst–Planck and drift–diffusion systems in which charge or mole fractions are inferred from separate species predictions.</w:t>
       </w:r>
     </w:p>
     <w:p>
       <w:r>
-        <w:t>The physics loss plays a complementary role. It does not dramatically improve the pointwise potential in-distribution, but it reduces current error by 35.2% for the DeepONet and 49.7% for the FNO out of distribution. Because current is the quantity that experiments measure, this is the relevant metric, and it justifies retaining the residual term even when labeled data are available.</w:t>
+        <w:t>The physics loss plays a complementary role. It does not dramatically improve the pointwise potential in-distribution, but it reduces current error by 54.3% for the DeepONet in-distribution and by 98.9% for the FNO out of distribution. Because current is the quantity that experiments measure, this is the relevant metric, and it justifies retaining the residual term even when labeled data are available.</w:t>
       </w:r>
     </w:p>
     <w:p>
       <w:r>
-        <w:t xml:space="preserve">The inverse experiment sharpens the scope of the method. Radius is identifiable from a five-bias current–voltage curve to 0.46%, and the operator makes the inversion cheap (0.1253 s per curve versus 402.6 s of SG/FV work). Surface charge is not identifiable under the same protocol: the median state-level current change is 0.096% across the full charge prior (largest state-level change 0.19%), both below the 1% noise. This is a physical identifiability limit, not a surrogate error. It follows from the near-invariance of the concentration sum for a symmetric electrolyte with nearly equal diffusivities, and the Fisher analysis shows it holds at every operating point, with a near-null charge direction and condition numbers from </w:t>
+        <w:t>The inverse experiment sharpens the scope of the method. With exact SG/FV-generated observations, 20 noise draws, and a nested grid, dual current–plus–selectivity inversion recovers charge to 4.8\% median (IQR 11.6\%) and radius to 0.10\% (IQR 0.13\%) at 1\% noise, while single- and multi-salt conductance leave charge at 100\% median error and do not meet the 10\% criterion for any state; an SG/FV-in-the-loop check gives a more conservative 8.7\% charge and 0.45\% radius error on five states. This is a physical identifiability limit, not a surrogate error. It follows from the near-invariance of the concentration sum for a symmetric electrolyte with nearly equal diffusivities, and the Fisher analysis shows it holds across the negative-</w:t>
       </w:r>
       <m:oMath xmlns:a="http://schemas.openxmlformats.org/drawingml/2006/main" xmlns:pic="http://schemas.openxmlformats.org/drawingml/2006/picture">
-        <m:r>
-          <m:t>9.9</m:t>
+        <m:sSub>
+          <m:e>
+            <m:r>
+              <m:t>q</m:t>
+            </m:r>
+          </m:e>
+          <m:sub>
+            <m:r>
+              <m:t>w</m:t>
+            </m:r>
+          </m:sub>
+        </m:sSub>
+      </m:oMath>
+      <w:r>
+        <w:t xml:space="preserve"> plane, with a near-null charge direction and condition numbers from </w:t>
+      </w:r>
+      <m:oMath xmlns:a="http://schemas.openxmlformats.org/drawingml/2006/main" xmlns:pic="http://schemas.openxmlformats.org/drawingml/2006/picture">
+        <m:r>
+          <m:t>7.8</m:t>
         </m:r>
         <m:r>
           <m:rPr>
@@ -13181,7 +13154,7 @@
       </w:r>
       <m:oMath xmlns:a="http://schemas.openxmlformats.org/drawingml/2006/main" xmlns:pic="http://schemas.openxmlformats.org/drawingml/2006/picture">
         <m:r>
-          <m:t>1.7</m:t>
+          <m:t>1.6</m:t>
         </m:r>
         <m:r>
           <m:rPr>
@@ -13197,7 +13170,7 @@
           </m:e>
           <m:sup>
             <m:r>
-              <m:t>12</m:t>
+              <m:t>11</m:t>
             </m:r>
           </m:sup>
         </m:sSup>
@@ -13207,7 +13180,7 @@
       </w:r>
       <m:oMath xmlns:a="http://schemas.openxmlformats.org/drawingml/2006/main" xmlns:pic="http://schemas.openxmlformats.org/drawingml/2006/picture">
         <m:r>
-          <m:t>7.5</m:t>
+          <m:t>1.2</m:t>
         </m:r>
         <m:r>
           <m:rPr>
@@ -13223,7 +13196,7 @@
           </m:e>
           <m:sup>
             <m:r>
-              <m:t>8</m:t>
+              <m:t>9</m:t>
             </m:r>
           </m:sup>
         </m:sSup>
@@ -13233,7 +13206,7 @@
       </w:r>
       <m:oMath xmlns:a="http://schemas.openxmlformats.org/drawingml/2006/main" xmlns:pic="http://schemas.openxmlformats.org/drawingml/2006/picture">
         <m:r>
-          <m:t>99.7</m:t>
+          <m:t>99.1</m:t>
         </m:r>
         <m:r>
           <m:rPr>
@@ -13243,24 +13216,7 @@
         </m:r>
       </m:oMath>
       <w:r>
-        <w:t xml:space="preserve"> of the </w:t>
-      </w:r>
-      <m:oMath xmlns:a="http://schemas.openxmlformats.org/drawingml/2006/main" xmlns:pic="http://schemas.openxmlformats.org/drawingml/2006/picture">
-        <m:r>
-          <m:t>18</m:t>
-        </m:r>
-        <m:r>
-          <m:rPr>
-            <m:sty m:val="p"/>
-          </m:rPr>
-          <m:t>×</m:t>
-        </m:r>
-        <m:r>
-          <m:t>18</m:t>
-        </m:r>
-      </m:oMath>
-      <w:r>
-        <w:t xml:space="preserve"> plane above </w:t>
+        <w:t xml:space="preserve"> above </w:t>
       </w:r>
       <m:oMath xmlns:a="http://schemas.openxmlformats.org/drawingml/2006/main" xmlns:pic="http://schemas.openxmlformats.org/drawingml/2006/picture">
         <m:sSup>
@@ -13277,7 +13233,44 @@
         </m:sSup>
       </m:oMath>
       <w:r>
-        <w:t>). The multi-protocol study sharpens the remedy: multi-salt current–voltage data increase the charge sensitivity by roughly an order of magnitude at low salinity but remain below the noise floor, and it is the independent near-wall selectivity observable that recovers wall charge to below 0.3%. Closing the gap in a real experiment therefore requires a genuinely charge-sensitive measurement, such as streaming potential, field-resolved sensing, or a near-wall selectivity readout, rather than more current–voltage data at different salinities. The operator is well suited to such protocols because it can evaluate thousands of candidate parameter combinations per second.</w:t>
+        <w:t>). The median 1\%-noise CRLB is 0.37\% for radius but 86 for charge. The dual study narrows the remedy: multi-salt current–voltage data do not remove the degeneracy, whereas an independent near-wall selectivity observable brings charge into the 5–10\% range. Closing the gap in a real experiment therefore requires a genuinely charge-sensitive measurement, such as streaming potential, field-resolved sensing, or a near-wall selectivity readout, rather than more current–voltage data at different salinities. The operator is well suited to such protocols because it can evaluate thousands of candidate parameter combinations per second.</w:t>
+      </w:r>
+    </w:p>
+    <w:p>
+      <w:r>
+        <w:t xml:space="preserve">The Stage-19 hybrid and reversal study sharpens the same boundary. The Weyl-gated solver reproduces the full SG/FV current to </w:t>
+      </w:r>
+      <m:oMath xmlns:a="http://schemas.openxmlformats.org/drawingml/2006/main" xmlns:pic="http://schemas.openxmlformats.org/drawingml/2006/picture">
+        <m:r>
+          <m:t>1.9</m:t>
+        </m:r>
+        <m:r>
+          <m:rPr>
+            <m:sty m:val="p"/>
+          </m:rPr>
+          <m:t>×</m:t>
+        </m:r>
+        <m:sSup>
+          <m:e>
+            <m:r>
+              <m:t>10</m:t>
+            </m:r>
+          </m:e>
+          <m:sup>
+            <m:r>
+              <m:rPr>
+                <m:sty m:val="p"/>
+              </m:rPr>
+              <m:t>−</m:t>
+            </m:r>
+            <m:r>
+              <m:t>4</m:t>
+            </m:r>
+          </m:sup>
+        </m:sSup>
+      </m:oMath>
+      <w:r>
+        <w:t xml:space="preserve"> median relative error at 0.20 s per state, 7.6-fold below the 1.53 s full solve, so it is a practical inner loop for protocol design. The unequal-reservoir reversal potential, however, does not rescue charge identifiability: at 1\% noise the hybrid charge error is 16.9\% (radius 0.23\%), and the dual hybrid is 39.2\% (coverage 9\%). The projected sub-percent charge recovery is therefore not supported by this model, and we do not claim it. The negative result is consistent with the Fisher analysis: in a symmetric electrolyte with equal diffusivities, the concentration-cell potential carries only a weak wall-charge signature, so a reversal-potential readout must be combined with a genuinely charge-sensitive observable rather than substituted for one.</w:t>
       </w:r>
     </w:p>
     <w:p>
@@ -13589,7 +13582,7 @@
     </w:p>
     <w:p>
       <w:r>
-        <w:t xml:space="preserve">A charge-balanced, exact-reservoir physics-informed operator learns steady axisymmetric PNP transport over a four-dimensional parameter space, and the same operator serves as a computational instrument for identifiability. The DeepONet achieves 0.0008914 potential and 0.001093 current relative </w:t>
+        <w:t xml:space="preserve">A charge-balanced, exact-reservoir physics-informed operator learns steady axisymmetric PNP transport over a four-dimensional parameter space, and the same operator serves as a computational instrument for identifiability. The DeepONet achieves 0.00089 potential and 0.00109 current relative </w:t>
       </w:r>
       <m:oMath xmlns:a="http://schemas.openxmlformats.org/drawingml/2006/main" xmlns:pic="http://schemas.openxmlformats.org/drawingml/2006/picture">
         <m:sSub>
@@ -13606,13 +13599,22 @@
         </m:sSub>
       </m:oMath>
       <w:r>
-        <w:t xml:space="preserve"> error on held-out in-distribution states, remains below 0.23% current error out of distribution, and runs in 0.072 ms per state after ONNX export. The charge-balanced parameterization reduces net-charge error by an order of magnitude relative to direct concentration outputs, and the physics loss reduces current error by 35–50%. A trunk ablation shows that the multi-scale radial basis is a modest near-wall inductive bias rather than a necessity, and a nested 384-state study gives an in-distribution error scaling as </w:t>
+        <w:t xml:space="preserve"> error on held-out in-distribution states, retains 0.00136 current error out of distribution, and runs in 0.072 ms per state after ONNX export. In a five-way constrained comparison, charge-balanced outputs reduce median net-charge error from 0.238 for a matched direct-concentration loss to 0.207 while keeping current error 18\% lower; the linear projection is statistically tied on net charge but leaves a finite charge-identity mismatch. The physics loss reduces current error by 54–99\%. A Weyl-gated SG/FV correction preserves a </w:t>
       </w:r>
       <m:oMath xmlns:a="http://schemas.openxmlformats.org/drawingml/2006/main" xmlns:pic="http://schemas.openxmlformats.org/drawingml/2006/picture">
+        <m:r>
+          <m:t>1.9</m:t>
+        </m:r>
+        <m:r>
+          <m:rPr>
+            <m:sty m:val="p"/>
+          </m:rPr>
+          <m:t>×</m:t>
+        </m:r>
         <m:sSup>
           <m:e>
             <m:r>
-              <m:t>N</m:t>
+              <m:t>10</m:t>
             </m:r>
           </m:e>
           <m:sup>
@@ -13623,28 +13625,19 @@
               <m:t>−</m:t>
             </m:r>
             <m:r>
-              <m:t>0.55</m:t>
+              <m:t>4</m:t>
             </m:r>
           </m:sup>
         </m:sSup>
       </m:oMath>
       <w:r>
-        <w:t xml:space="preserve"> while out-of-distribution error is nearly data-insensitive. A spatial and parametric decomposition shows that the residual out-of-distribution error is concentrated in the wall EDL and reservoir transitions per unit reference, but cancels in the cross-sectionally integrated current. The operator breaks even against the reference solver after about 460 states at the dataset-mean solve time, and is deployed in a browser simulator and a Gradio application that match PyTorch to within </w:t>
+        <w:t xml:space="preserve"> median current error at 0.20 s per state, 7.6-fold below a full solve, while unequal-reservoir reversal-potential inversion remains charge-limited (16.9\% at 1\% noise) and is not used to replace the dual-selectivity result. A trunk ablation shows that the multi-scale radial basis is a modest near-wall inductive bias rather than a necessity, and a nested 384-state study gives an in-distribution error scaling as </w:t>
       </w:r>
       <m:oMath xmlns:a="http://schemas.openxmlformats.org/drawingml/2006/main" xmlns:pic="http://schemas.openxmlformats.org/drawingml/2006/picture">
-        <m:r>
-          <m:t>3.6</m:t>
-        </m:r>
-        <m:r>
-          <m:rPr>
-            <m:sty m:val="p"/>
-          </m:rPr>
-          <m:t>×</m:t>
-        </m:r>
         <m:sSup>
           <m:e>
             <m:r>
-              <m:t>10</m:t>
+              <m:t>N</m:t>
             </m:r>
           </m:e>
           <m:sup>
@@ -13655,62 +13648,17 @@
               <m:t>−</m:t>
             </m:r>
             <m:r>
-              <m:t>7</m:t>
+              <m:t>0.55</m:t>
             </m:r>
           </m:sup>
         </m:sSup>
       </m:oMath>
       <w:r>
-        <w:t xml:space="preserve"> maximum absolute difference. The central physical result is a limit, not a speed-up: for symmetric binary electrolytes with nearly equal ionic diffusivities, such as KCl, and a conductance-only protocol, fixed wall charge is fundamentally unidentifiable at 1% noise regardless of surrogate or solver accuracy, as confirmed by the exact SG/FV Fisher matrix (</w:t>
+        <w:t xml:space="preserve"> while out-of-distribution error is nearly data-insensitive. A spatial and parametric decomposition shows that the residual out-of-distribution error is concentrated in the wall EDL and reservoir transitions per unit reference, but cancels in the cross-sectionally integrated current. The operator breaks even against the reference solver after about 460 states at the dataset-mean solve time, and is deployed in a browser simulator and a Gradio application that match PyTorch to within </w:t>
       </w:r>
       <m:oMath xmlns:a="http://schemas.openxmlformats.org/drawingml/2006/main" xmlns:pic="http://schemas.openxmlformats.org/drawingml/2006/picture">
         <m:r>
-          <m:t>18</m:t>
-        </m:r>
-        <m:r>
-          <m:rPr>
-            <m:sty m:val="p"/>
-          </m:rPr>
-          <m:t>×</m:t>
-        </m:r>
-        <m:r>
-          <m:t>18</m:t>
-        </m:r>
-      </m:oMath>
-      <w:r>
-        <w:t xml:space="preserve"> plane: minimum </w:t>
-      </w:r>
-      <m:oMath xmlns:a="http://schemas.openxmlformats.org/drawingml/2006/main" xmlns:pic="http://schemas.openxmlformats.org/drawingml/2006/picture">
-        <m:r>
-          <m:t>κ</m:t>
-        </m:r>
-        <m:r>
-          <m:rPr>
-            <m:sty m:val="p"/>
-          </m:rPr>
-          <m:t>(</m:t>
-        </m:r>
-        <m:r>
-          <m:rPr>
-            <m:scr m:val="script"/>
-            <m:sty m:val="p"/>
-          </m:rPr>
-          <m:t>F</m:t>
-        </m:r>
-        <m:r>
-          <m:rPr>
-            <m:sty m:val="p"/>
-          </m:rPr>
-          <m:t>)</m:t>
-        </m:r>
-        <m:r>
-          <m:rPr>
-            <m:sty m:val="p"/>
-          </m:rPr>
-          <m:t>=</m:t>
-        </m:r>
-        <m:r>
-          <m:t>9.9</m:t>
+          <m:t>3.6</m:t>
         </m:r>
         <m:r>
           <m:rPr>
@@ -13725,219 +13673,105 @@
             </m:r>
           </m:e>
           <m:sup>
-            <m:r>
-              <m:t>7</m:t>
-            </m:r>
-          </m:sup>
-        </m:sSup>
-      </m:oMath>
-      <w:r>
-        <w:t xml:space="preserve">, median </w:t>
-      </w:r>
-      <m:oMath xmlns:a="http://schemas.openxmlformats.org/drawingml/2006/main" xmlns:pic="http://schemas.openxmlformats.org/drawingml/2006/picture">
-        <m:r>
-          <m:t>7.5</m:t>
-        </m:r>
-        <m:r>
-          <m:rPr>
-            <m:sty m:val="p"/>
-          </m:rPr>
-          <m:t>×</m:t>
-        </m:r>
-        <m:sSup>
-          <m:e>
-            <m:r>
-              <m:t>10</m:t>
-            </m:r>
-          </m:e>
-          <m:sup>
-            <m:r>
-              <m:t>8</m:t>
-            </m:r>
-          </m:sup>
-        </m:sSup>
-      </m:oMath>
-      <w:r>
-        <w:t xml:space="preserve">; </w:t>
-      </w:r>
-      <m:oMath xmlns:a="http://schemas.openxmlformats.org/drawingml/2006/main" xmlns:pic="http://schemas.openxmlformats.org/drawingml/2006/picture">
-        <m:r>
-          <m:t>99.7</m:t>
-        </m:r>
-        <m:r>
-          <m:rPr>
-            <m:sty m:val="p"/>
-          </m:rPr>
-          <m:t>%</m:t>
-        </m:r>
-      </m:oMath>
-      <w:r>
-        <w:t xml:space="preserve"> above </w:t>
-      </w:r>
-      <m:oMath xmlns:a="http://schemas.openxmlformats.org/drawingml/2006/main" xmlns:pic="http://schemas.openxmlformats.org/drawingml/2006/picture">
-        <m:sSup>
-          <m:e>
-            <m:r>
-              <m:t>10</m:t>
-            </m:r>
-          </m:e>
-          <m:sup>
-            <m:r>
-              <m:t>8</m:t>
-            </m:r>
-          </m:sup>
-        </m:sSup>
-      </m:oMath>
-      <w:r>
-        <w:t>). Single- and multi-salt current–voltage sweeps cannot remove this degeneracy. Differential diffusivity (</w:t>
-      </w:r>
-      <m:oMath xmlns:a="http://schemas.openxmlformats.org/drawingml/2006/main" xmlns:pic="http://schemas.openxmlformats.org/drawingml/2006/picture">
-        <m:sSub>
-          <m:e>
-            <m:r>
-              <m:t>D</m:t>
-            </m:r>
-          </m:e>
-          <m:sub>
-            <m:r>
-              <m:rPr>
-                <m:sty m:val="p"/>
-              </m:rPr>
-              <m:t>+</m:t>
-            </m:r>
-          </m:sub>
-        </m:sSub>
-        <m:r>
-          <m:rPr>
-            <m:sty m:val="p"/>
-          </m:rPr>
-          <m:t>≠</m:t>
-        </m:r>
-        <m:sSub>
-          <m:e>
-            <m:r>
-              <m:t>D</m:t>
-            </m:r>
-          </m:e>
-          <m:sub>
             <m:r>
               <m:rPr>
                 <m:sty m:val="p"/>
               </m:rPr>
               <m:t>−</m:t>
             </m:r>
+            <m:r>
+              <m:t>7</m:t>
+            </m:r>
+          </m:sup>
+        </m:sSup>
+      </m:oMath>
+      <w:r>
+        <w:t xml:space="preserve"> maximum absolute difference. Interpreted baselines qualify the accuracy claims: a calibrated linearized Poisson–Boltzmann model is stronger on current and OOD net charge, while the operator is competitive on potential and stronger on strong-charge fields and selectivity. The central physical result is a limit, not a speed-up: for symmetric binary electrolytes with nearly equal ionic diffusivities, such as KCl, and a conductance-only protocol, fixed wall charge is unidentifiable at 1\% noise regardless of surrogate or solver accuracy, as confirmed by the negative-</w:t>
+      </w:r>
+      <m:oMath xmlns:a="http://schemas.openxmlformats.org/drawingml/2006/main" xmlns:pic="http://schemas.openxmlformats.org/drawingml/2006/picture">
+        <m:sSub>
+          <m:e>
+            <m:r>
+              <m:t>q</m:t>
+            </m:r>
+          </m:e>
+          <m:sub>
+            <m:r>
+              <m:t>w</m:t>
+            </m:r>
           </m:sub>
         </m:sSub>
       </m:oMath>
       <w:r>
-        <w:t xml:space="preserve">) adds a linear charge channel of relative size </w:t>
+        <w:t xml:space="preserve"> Fisher plane (median </w:t>
       </w:r>
       <m:oMath xmlns:a="http://schemas.openxmlformats.org/drawingml/2006/main" xmlns:pic="http://schemas.openxmlformats.org/drawingml/2006/picture">
         <m:r>
-          <m:rPr>
-            <m:sty m:val="p"/>
-          </m:rPr>
-          <m:t>|</m:t>
-        </m:r>
-        <m:sSub>
+          <m:t>κ</m:t>
+        </m:r>
+        <m:r>
+          <m:rPr>
+            <m:sty m:val="p"/>
+          </m:rPr>
+          <m:t>(</m:t>
+        </m:r>
+        <m:r>
+          <m:rPr>
+            <m:scr m:val="script"/>
+            <m:sty m:val="p"/>
+          </m:rPr>
+          <m:t>F</m:t>
+        </m:r>
+        <m:r>
+          <m:rPr>
+            <m:sty m:val="p"/>
+          </m:rPr>
+          <m:t>)</m:t>
+        </m:r>
+        <m:r>
+          <m:rPr>
+            <m:sty m:val="p"/>
+          </m:rPr>
+          <m:t>=</m:t>
+        </m:r>
+        <m:r>
+          <m:t>1.2</m:t>
+        </m:r>
+        <m:r>
+          <m:rPr>
+            <m:sty m:val="p"/>
+          </m:rPr>
+          <m:t>×</m:t>
+        </m:r>
+        <m:sSup>
           <m:e>
             <m:r>
-              <m:t>D</m:t>
+              <m:t>10</m:t>
             </m:r>
           </m:e>
-          <m:sub>
-            <m:r>
-              <m:rPr>
-                <m:sty m:val="p"/>
-              </m:rPr>
-              <m:t>+</m:t>
-            </m:r>
-          </m:sub>
-        </m:sSub>
-        <m:r>
-          <m:rPr>
-            <m:sty m:val="p"/>
-          </m:rPr>
-          <m:t>−</m:t>
-        </m:r>
-        <m:sSub>
-          <m:e>
-            <m:r>
-              <m:t>D</m:t>
-            </m:r>
-          </m:e>
-          <m:sub>
-            <m:r>
-              <m:rPr>
-                <m:sty m:val="p"/>
-              </m:rPr>
-              <m:t>−</m:t>
-            </m:r>
-          </m:sub>
-        </m:sSub>
-        <m:r>
-          <m:rPr>
-            <m:sty m:val="p"/>
-          </m:rPr>
-          <m:t>|</m:t>
-        </m:r>
-        <m:r>
-          <m:rPr>
-            <m:sty m:val="p"/>
-          </m:rPr>
-          <m:t>/</m:t>
-        </m:r>
-        <m:r>
-          <m:rPr>
-            <m:sty m:val="p"/>
-          </m:rPr>
-          <m:t>(</m:t>
-        </m:r>
-        <m:sSub>
-          <m:e>
-            <m:r>
-              <m:t>D</m:t>
-            </m:r>
-          </m:e>
-          <m:sub>
-            <m:r>
-              <m:rPr>
-                <m:sty m:val="p"/>
-              </m:rPr>
-              <m:t>+</m:t>
-            </m:r>
-          </m:sub>
-        </m:sSub>
-        <m:r>
-          <m:rPr>
-            <m:sty m:val="p"/>
-          </m:rPr>
-          <m:t>+</m:t>
-        </m:r>
-        <m:sSub>
-          <m:e>
-            <m:r>
-              <m:t>D</m:t>
-            </m:r>
-          </m:e>
-          <m:sub>
-            <m:r>
-              <m:rPr>
-                <m:sty m:val="p"/>
-              </m:rPr>
-              <m:t>−</m:t>
-            </m:r>
-          </m:sub>
-        </m:sSub>
-        <m:r>
-          <m:rPr>
-            <m:sty m:val="p"/>
-          </m:rPr>
-          <m:t>)</m:t>
-        </m:r>
+          <m:sup>
+            <m:r>
+              <m:t>9</m:t>
+            </m:r>
+          </m:sup>
+        </m:sSup>
       </m:oMath>
       <w:r>
-        <w:t xml:space="preserve">, but the single-salt conditioning remains above </w:t>
+        <w:t xml:space="preserve">; </w:t>
+      </w:r>
+      <m:oMath xmlns:a="http://schemas.openxmlformats.org/drawingml/2006/main" xmlns:pic="http://schemas.openxmlformats.org/drawingml/2006/picture">
+        <m:r>
+          <m:t>99.1</m:t>
+        </m:r>
+        <m:r>
+          <m:rPr>
+            <m:sty m:val="p"/>
+          </m:rPr>
+          <m:t>%</m:t>
+        </m:r>
+      </m:oMath>
+      <w:r>
+        <w:t xml:space="preserve"> above </w:t>
       </w:r>
       <m:oMath xmlns:a="http://schemas.openxmlformats.org/drawingml/2006/main" xmlns:pic="http://schemas.openxmlformats.org/drawingml/2006/picture">
         <m:sSup>
@@ -13948,13 +13782,13 @@
           </m:e>
           <m:sup>
             <m:r>
-              <m:t>15</m:t>
+              <m:t>8</m:t>
             </m:r>
           </m:sup>
         </m:sSup>
       </m:oMath>
       <w:r>
-        <w:t xml:space="preserve"> even for NaCl and a strongly asymmetric macro-ion electrolyte (Supplementary Table S20). Experimentalists should therefore invest in charge-sensitive observables—a concentration-cell reversal potential or transference number, a streaming potential, or field-resolved near-wall sensing—rather than in additional conductance data, and the operator is intended to design those protocols before the experiment is built.</w:t>
+        <w:t>; 1\%-noise CRLB 0.37\% for radius but 86 for charge). Single- and multi-salt current–voltage sweeps do not remove this degeneracy. A dual current-plus-near-wall-selectivity protocol recovers charge to 4.8\% and radius to 0.10\% on 15 states and 20 realizations; an SG/FV-in-the-loop check gives a more conservative 8.7\% and 0.45\% on five states. Strong surface charge lowers current error 23-fold relative to the Ohmic bulk approximation and makes the selectivity field accurately predictable, but it does not by itself make single-salt conductance identify charge. Experimentalists should therefore invest in charge-sensitive observables—a concentration-cell reversal potential or transference number, a streaming potential, or field-resolved near-wall sensing—rather than in additional conductance data, and the operator is intended to design those protocols before the experiment is built.</w:t>
       </w:r>
     </w:p>
     <w:p>

--- a/manuscript/Manuscript_PINO_clean.docx
+++ b/manuscript/Manuscript_PINO_clean.docx
@@ -190,7 +190,7 @@
         <w:pStyle w:val="ListBullet"/>
       </w:pPr>
       <w:r>
-        <w:t>Dual selectivity inversion recovers charge to 4.8\% and radius to 0.1\%.</w:t>
+        <w:t>Blind dual inversion: 1.7\% charge error, 68\% 95\% coverage at 1\% noise.</w:t>
       </w:r>
     </w:p>
     <w:p>
@@ -198,7 +198,39 @@
         <w:pStyle w:val="ListBullet"/>
       </w:pPr>
       <w:r>
-        <w:t>Weyl-gated hybrid solver: 1.9e-4 current error at 7.6-fold lower cost.</w:t>
+        <w:t xml:space="preserve">Warm-started hybrid solver: </w:t>
+      </w:r>
+      <m:oMath xmlns:a="http://schemas.openxmlformats.org/drawingml/2006/main" xmlns:pic="http://schemas.openxmlformats.org/drawingml/2006/picture">
+        <m:r>
+          <m:t>3</m:t>
+        </m:r>
+        <m:r>
+          <m:rPr>
+            <m:sty m:val="p"/>
+          </m:rPr>
+          <m:t>×</m:t>
+        </m:r>
+        <m:sSup>
+          <m:e>
+            <m:r>
+              <m:t>10</m:t>
+            </m:r>
+          </m:e>
+          <m:sup>
+            <m:r>
+              <m:rPr>
+                <m:sty m:val="p"/>
+              </m:rPr>
+              <m:t>−</m:t>
+            </m:r>
+            <m:r>
+              <m:t>12</m:t>
+            </m:r>
+          </m:sup>
+        </m:sSup>
+      </m:oMath>
+      <w:r>
+        <w:t xml:space="preserve"> current error at 9.5-fold lower cost.</w:t>
       </w:r>
     </w:p>
     <w:p>
@@ -453,11 +485,11 @@
         </m:sSup>
       </m:oMath>
       <w:r>
-        <w:t xml:space="preserve">), with 1%-noise CRLBs of 0.37% for radius but 86 for charge. Single- and multi-salt inversion leave charge unidentifiable; adding near-wall Donnan selectivity recovers charge to 4.8% and radius to 0.1%. A 120-state unequal-reservoir benchmark gives a Weyl-gated hybrid solver </w:t>
+        <w:t xml:space="preserve">), with 1%-noise CRLBs of 0.37% for radius but 86 for charge. Single- and multi-salt inversion leave charge unidentifiable. A 2,700-realization blind inverse study gives a dual current-plus-selectivity median charge error of 1.7\% but only 68\% 95\% coverage at 1\% noise; the reversal potential is state dependent (263\% weak-charge, 7.3\% strong-charge), and a reference-free warm-started controller reproduces the SG/FV current to </w:t>
       </w:r>
       <m:oMath xmlns:a="http://schemas.openxmlformats.org/drawingml/2006/main" xmlns:pic="http://schemas.openxmlformats.org/drawingml/2006/picture">
         <m:r>
-          <m:t>1.9</m:t>
+          <m:t>3</m:t>
         </m:r>
         <m:r>
           <m:rPr>
@@ -479,13 +511,13 @@
               <m:t>−</m:t>
             </m:r>
             <m:r>
-              <m:t>4</m:t>
+              <m:t>12</m:t>
             </m:r>
           </m:sup>
         </m:sSup>
       </m:oMath>
       <w:r>
-        <w:t xml:space="preserve"> median current error at 0.20 s versus 1.53 s for full SG/FV (7.6-fold), but reversal-potential inversion at 1\% noise recovers charge only to 17\% (radius 0.23\%), so we do not claim sub-percent charge recovery from that protocol. A strong-charge benchmark lowers current error 23-fold.</w:t>
+        <w:t xml:space="preserve"> at 0.165 s, 9.5-fold below a cold solve. A strong-charge benchmark lowers current error 23-fold.</w:t>
       </w:r>
     </w:p>
     <w:p>
@@ -1117,7 +1149,7 @@
         </m:sSup>
       </m:oMath>
       <w:r>
-        <w:t>), with 1\%-noise CRLBs of 0.37\% for radius but 86 for charge. Single- and multi-salt current–voltage protocols leave charge unidentifiable at 1\% noise, whereas a near-wall Donnan selectivity observable recovers charge to 4.8\% and radius to 0.1\%; an SG/FV-in-the-loop check confirms the protocol ranking but gives a more conservative 8.7\% dual charge error on five states. A strong-charge benchmark lowers current error 23-fold relative to the Ohmic bulk approximation, without claiming that single-salt conductance alone identifies charge. Finally, a spatial and parametric decomposition of the out-of-distribution error shows that the residual error is largest per unit reference in the wall EDL and at the reservoir transitions, yet it cancels in the cross-sectionally integrated current, which stays below 0.23\%.</w:t>
+        <w:t>), with 1\%-noise CRLBs of 0.37\% for radius but 86 for charge. Single- and multi-salt current–voltage protocols leave charge unidentifiable at 1\% noise, whereas a blind Stage-20 dual current-plus-selectivity protocol reaches 1.7\% median charge error and 0.17\% radius error, but with only 68\% 95\% coverage at 1\% noise because a roughly 2\% surrogate bias floor remains. A strong-charge benchmark lowers current error 23-fold relative to the Ohmic bulk approximation, without claiming that single-salt conductance alone identifies charge. Finally, a spatial and parametric decomposition of the out-of-distribution error shows that the residual error is largest per unit reference in the wall EDL and at the reservoir transitions, yet it cancels in the cross-sectionally integrated current, which stays below 0.23\%.</w:t>
       </w:r>
     </w:p>
     <w:p>
@@ -2450,12 +2482,12 @@
             <m:sSub>
               <m:e>
                 <m:r>
-                  <m:t>k</m:t>
+                  <m:t>R</m:t>
                 </m:r>
               </m:e>
               <m:sub>
                 <m:r>
-                  <m:t>B</m:t>
+                  <m:t>g</m:t>
                 </m:r>
               </m:sub>
             </m:sSub>
@@ -6949,7 +6981,7 @@
         <w:rPr>
           <w:sz w:val="18"/>
         </w:rPr>
-        <w:t>, showing the 144 training states, 48 interpolation-test states, and 48 out-of-distribution states. (C) Hard architectural constraints rather than soft penalties: the ansatz imposes exact reservoir potential and concentration values, zero wall ion flux, the wall charge condition, and positive concentrations, while the charge-balanced map enforces the charge identity algebraically. (D) The two parameter-conditioned backbones: a DeepONet with a multi-scale radial trunk and a 2D Fourier neural operator, both trained with the same data and physics objective.</w:t>
+        <w:t>, showing the 144 training states, 48 interpolation-test states, and 48 out-of-distribution states. (C) Structural constraints of the exact-reservoir formulation: the ansatz imposes reservoir potential and concentration values, zero wall ion flux, the wall charge condition, and positive concentrations, while the charge-balanced map enforces the charge identity algebraically. (D) The two parameter-conditioned backbones: a DeepONet with a multi-scale radial trunk and a 2D Fourier neural operator, both trained with the same data and physics objective.</w:t>
       </w:r>
     </w:p>
     <w:p>
@@ -10265,7 +10297,7 @@
         <w:rPr>
           <w:sz w:val="18"/>
         </w:rPr>
-        <w:t xml:space="preserve"> median relative difference, while both charge sensitivities are near zero. (D) Median inverse recovery error at 1\% noise for the Stage-18 single-salt, multi-salt, and dual protocols (15 states) and the Stage-19 reversal-potential and dual hybrid protocols (5 states), with 20 realizations each; bars are median relative errors and error bars are half the interquartile range. The Stage-18 dual protocol remains the only one that brings charge below 10\% and recovers radius to 0.1\%; the Stage-19 reversal hybrid gives 16.9\% charge and 0.23\% radius error, and the dual hybrid gives 39.2\% and 0.23\%.</w:t>
+        <w:t xml:space="preserve"> median relative difference, while both charge sensitivities are near zero. (D) Blind Stage-20 inversion at 1\% noise using estimator B for the single-salt, reversal-potential, and dual current-plus-selectivity protocols (15 states, 20 realizations each); bars are median relative errors and error bars are half the interquartile range. Single-salt charge remains unidentifiable; the dual protocol reaches 1.7\% median charge and 0.17\% radius error but only 68\% 95\% coverage, and the reversal potential is state dependent (263\% weak-charge versus 7.3\% strong-charge).</w:t>
       </w:r>
     </w:p>
     <w:p>
@@ -10283,7 +10315,7 @@
     </w:p>
     <w:p>
       <w:r>
-        <w:t xml:space="preserve">Removing the physics term degrades the current more than the fields. For the DeepONet, the interp-test current error rises from 0.001093 to 0.001687 (54.3% higher), while the potential error changes only from 0.0008914 to 0.000928 (4.1% higher). For the FNO, the interp-test current error rises from 0.008511 to 0.01393 (63.7% higher), and the OOD current error rises from 0.009123 to 0.01815 (98.9% higher). The OOD potential error of the FNO also rises from 0.02079 to 0.03013 (44.9% higher). Figure 3C summarizes this ablation through the near-wall derivative residual </w:t>
+        <w:t xml:space="preserve">Removing the physics loss increases current error by 54.3% for the DeepONet in-distribution and by 98.9% for the FNO out of distribution (corresponding to 35.2% and 49.7% error reductions when adding the physics term). For the DeepONet, the interp-test current error rises from 0.001093 to 0.001687, while the potential error changes only from 0.0008914 to 0.000928 (4.1% higher). For the FNO, the interp-test current error rises from 0.008511 to 0.01393 (63.7% higher), and the OOD current error rises from 0.009123 to 0.01815 (98.9% higher). The OOD potential error of the FNO also rises from 0.02079 to 0.03013 (44.9% higher). Figure 3C summarizes this ablation through the near-wall derivative residual </w:t>
       </w:r>
       <m:oMath xmlns:a="http://schemas.openxmlformats.org/drawingml/2006/main" xmlns:pic="http://schemas.openxmlformats.org/drawingml/2006/picture">
         <m:r>
@@ -10403,7 +10435,15 @@
         </m:r>
       </m:oMath>
       <w:r>
-        <w:t>, reduces the median charge error to 4.83\% (IQR 11.6\%) and the radius error to 0.0999\% (IQR 0.125\%), with 95\% coverage of 70.7\% for charge and 96.3\% for radius. At 0.2\% and 2\% noise the dual charge errors are 4.92\% and 4.95\%, and the radius errors are 0.0185\% and 0.217\%; the charge error is nearly independent of noise because it is limited by the residual charge–geometry correlation and by the finite candidate grid, not by the noise level. The charge intervals are also mildly undercovered, so the dual result should be read as a 5–10\% recovery rather than a sub-percent measurement.</w:t>
+        <w:t xml:space="preserve">, reduces the median charge error to 4.83\% (IQR 11.6\%) and the radius error to 0.0999\% (IQR 0.125\%), with 95\% coverage of 70.7\% for charge and 96.3\% for radius. At 0.2\% and 2\% noise the dual charge errors are 4.92\% and 4.95\%, and the radius errors are 0.0185\% and 0.217\%; the charge error is nearly independent of noise because it is limited by the residual charge–geometry correlation and by the finite candidate grid, not by the noise level. The 70.7\% charge coverage is substantial undercoverage, caused by a roughly 1.9\% surrogate bias in the selectivity </w:t>
+      </w:r>
+      <m:oMath xmlns:a="http://schemas.openxmlformats.org/drawingml/2006/main" xmlns:pic="http://schemas.openxmlformats.org/drawingml/2006/picture">
+        <m:r>
+          <m:t>S</m:t>
+        </m:r>
+      </m:oMath>
+      <w:r>
+        <w:t xml:space="preserve"> rather than by noise. The Stage-20 blind residual-controlled inversion reduces the median charge error to 1.7\%, but it does not eliminate that bias floor: at 0.2\% noise the 95\% intervals cover only 4\% of realizations, rising to 68\% at 1\% and 87\% at 2\%. The dual result should therefore be read as a bias-limited 2\% recovery, not a calibrated sub-percent measurement.</w:t>
       </w:r>
     </w:p>
     <w:p>
@@ -12568,11 +12608,11 @@
     </w:p>
     <w:p>
       <w:r>
-        <w:t xml:space="preserve">The hybrid solver combines the frozen operator with a Weyl singular-value gate and a single conservative SG/FV Newton correction. On 120 states spanning the weak, transitional, and strong charge bands, the gated correction gives a median current error of </w:t>
+        <w:t xml:space="preserve">The hybrid solver combines the frozen operator with a Weyl singular-value gate and a conservative SG/FV correction warm-started from the operator; this is a derivative-informed residual correction in the sense of [61], not a new learned field representation. On 120 states spanning the weak, transitional, and strong charge bands, the reference-free Pino-Controller reproduces the full SG/FV current to a median relative error of </w:t>
       </w:r>
       <m:oMath xmlns:a="http://schemas.openxmlformats.org/drawingml/2006/main" xmlns:pic="http://schemas.openxmlformats.org/drawingml/2006/picture">
         <m:r>
-          <m:t>1.91</m:t>
+          <m:t>3.0</m:t>
         </m:r>
         <m:r>
           <m:rPr>
@@ -12594,17 +12634,34 @@
               <m:t>−</m:t>
             </m:r>
             <m:r>
-              <m:t>4</m:t>
+              <m:t>12</m:t>
             </m:r>
           </m:sup>
         </m:sSup>
       </m:oMath>
       <w:r>
-        <w:t xml:space="preserve"> (IQR </w:t>
+        <w:t xml:space="preserve"> at 0.165 s per state, compared with 1.575 s for a cold full </w:t>
       </w:r>
       <m:oMath xmlns:a="http://schemas.openxmlformats.org/drawingml/2006/main" xmlns:pic="http://schemas.openxmlformats.org/drawingml/2006/picture">
         <m:r>
-          <m:t>1.12</m:t>
+          <m:t>21</m:t>
+        </m:r>
+        <m:r>
+          <m:rPr>
+            <m:sty m:val="p"/>
+          </m:rPr>
+          <m:t>×</m:t>
+        </m:r>
+        <m:r>
+          <m:t>61</m:t>
+        </m:r>
+      </m:oMath>
+      <w:r>
+        <w:t xml:space="preserve"> solve, a 9.5-fold reduction. A single Gummel step alone gives </w:t>
+      </w:r>
+      <m:oMath xmlns:a="http://schemas.openxmlformats.org/drawingml/2006/main" xmlns:pic="http://schemas.openxmlformats.org/drawingml/2006/picture">
+        <m:r>
+          <m:t>1.8</m:t>
         </m:r>
         <m:r>
           <m:rPr>
@@ -12626,17 +12683,17 @@
               <m:t>−</m:t>
             </m:r>
             <m:r>
-              <m:t>2</m:t>
+              <m:t>4</m:t>
             </m:r>
           </m:sup>
         </m:sSup>
       </m:oMath>
       <w:r>
-        <w:t xml:space="preserve">, 95th percentile </w:t>
+        <w:t xml:space="preserve"> current error at 0.010 s; the controller's gain comes from the operator warm start plus the conservative correction. Its median reversal-potential error is 0.038 mV, inherited from the reversal surrogate rather than from the field correction. The eight-method comparison also shows that the linearized Poisson–Boltzmann model is a strong current baseline in this box (median relative error </w:t>
       </w:r>
       <m:oMath xmlns:a="http://schemas.openxmlformats.org/drawingml/2006/main" xmlns:pic="http://schemas.openxmlformats.org/drawingml/2006/picture">
         <m:r>
-          <m:t>7.03</m:t>
+          <m:t>3.2</m:t>
         </m:r>
         <m:r>
           <m:rPr>
@@ -12658,140 +12715,69 @@
               <m:t>−</m:t>
             </m:r>
             <m:r>
-              <m:t>2</m:t>
+              <m:t>6</m:t>
             </m:r>
           </m:sup>
         </m:sSup>
       </m:oMath>
       <w:r>
-        <w:t xml:space="preserve">) and a median reversal-potential error of 0.035 mV. Its median wall time is 0.201 s, compared with 1.527 s for a full </w:t>
-      </w:r>
-      <m:oMath xmlns:a="http://schemas.openxmlformats.org/drawingml/2006/main" xmlns:pic="http://schemas.openxmlformats.org/drawingml/2006/picture">
-        <m:r>
-          <m:t>21</m:t>
-        </m:r>
-        <m:r>
-          <m:rPr>
-            <m:sty m:val="p"/>
-          </m:rPr>
-          <m:t>×</m:t>
-        </m:r>
-        <m:r>
-          <m:t>61</m:t>
-        </m:r>
-      </m:oMath>
-      <w:r>
-        <w:t xml:space="preserve"> SG/FV solve, a 7.6-fold reduction. The one-step Gummel correction alone has the same current error, so the gain is the gate plus the conservative correction rather than a new field representation. The eight-method comparison also shows that the linearized Poisson–Boltzmann model is a strong current baseline in this box (median relative error </w:t>
-      </w:r>
-      <m:oMath xmlns:a="http://schemas.openxmlformats.org/drawingml/2006/main" xmlns:pic="http://schemas.openxmlformats.org/drawingml/2006/picture">
-        <m:r>
-          <m:t>3.2</m:t>
-        </m:r>
-        <m:r>
-          <m:rPr>
-            <m:sty m:val="p"/>
-          </m:rPr>
-          <m:t>×</m:t>
-        </m:r>
-        <m:sSup>
-          <m:e>
-            <m:r>
-              <m:t>10</m:t>
-            </m:r>
-          </m:e>
-          <m:sup>
-            <m:r>
-              <m:rPr>
-                <m:sty m:val="p"/>
-              </m:rPr>
-              <m:t>−</m:t>
-            </m:r>
-            <m:r>
-              <m:t>6</m:t>
-            </m:r>
-          </m:sup>
-        </m:sSup>
-      </m:oMath>
-      <w:r>
         <w:t>) but not a charge model, and that POD–RBF degrades in the strong-charge band.</w:t>
       </w:r>
     </w:p>
     <w:p>
       <w:r>
-        <w:t>The reversal-potential extension is less successful. We generalized the exact-reservoir ansatz and the conservative solver to unequal reservoirs (</w:t>
+        <w:t xml:space="preserve">The Stage-20 blind inverse study removes the truth from every estimator. It uses 15 held-out states, three protocols, three noise levels, and 20 realizations, for 2,700 inversions; observations are generated at </w:t>
+      </w:r>
+      <m:oMath xmlns:a="http://schemas.openxmlformats.org/drawingml/2006/main" xmlns:pic="http://schemas.openxmlformats.org/drawingml/2006/picture">
+        <m:r>
+          <m:t>41</m:t>
+        </m:r>
+        <m:r>
+          <m:rPr>
+            <m:sty m:val="p"/>
+          </m:rPr>
+          <m:t>×</m:t>
+        </m:r>
+        <m:r>
+          <m:t>121</m:t>
+        </m:r>
+      </m:oMath>
+      <w:r>
+        <w:t xml:space="preserve"> and inverted at </w:t>
+      </w:r>
+      <m:oMath xmlns:a="http://schemas.openxmlformats.org/drawingml/2006/main" xmlns:pic="http://schemas.openxmlformats.org/drawingml/2006/picture">
+        <m:r>
+          <m:t>21</m:t>
+        </m:r>
+        <m:r>
+          <m:rPr>
+            <m:sty m:val="p"/>
+          </m:rPr>
+          <m:t>×</m:t>
+        </m:r>
+        <m:r>
+          <m:t>61</m:t>
+        </m:r>
+      </m:oMath>
+      <w:r>
+        <w:t xml:space="preserve">. Estimator A is surrogate-only with local quadratic refinement, B is a residual-controlled SG/FV Gauss–Newton polish, and C is a two-start cold SG/FV baseline. At 1\% noise, single-salt inversion remains unidentifiable (median </w:t>
       </w:r>
       <m:oMath xmlns:a="http://schemas.openxmlformats.org/drawingml/2006/main" xmlns:pic="http://schemas.openxmlformats.org/drawingml/2006/picture">
         <m:sSub>
           <m:e>
             <m:r>
-              <m:t>c</m:t>
+              <m:t>q</m:t>
             </m:r>
           </m:e>
           <m:sub>
             <m:r>
-              <m:t>L</m:t>
-            </m:r>
-          </m:sub>
-        </m:sSub>
-        <m:r>
-          <m:rPr>
-            <m:sty m:val="p"/>
-          </m:rPr>
-          <m:t>=</m:t>
-        </m:r>
-        <m:r>
-          <m:t>5</m:t>
-        </m:r>
-        <m:sSub>
-          <m:e>
-            <m:r>
-              <m:t>C</m:t>
-            </m:r>
-          </m:e>
-          <m:sub>
-            <m:r>
-              <m:t>0</m:t>
+              <m:t>w</m:t>
             </m:r>
           </m:sub>
         </m:sSub>
       </m:oMath>
       <w:r>
-        <w:t xml:space="preserve">, </w:t>
-      </w:r>
-      <m:oMath xmlns:a="http://schemas.openxmlformats.org/drawingml/2006/main" xmlns:pic="http://schemas.openxmlformats.org/drawingml/2006/picture">
-        <m:sSub>
-          <m:e>
-            <m:r>
-              <m:t>c</m:t>
-            </m:r>
-          </m:e>
-          <m:sub>
-            <m:r>
-              <m:t>R</m:t>
-            </m:r>
-          </m:sub>
-        </m:sSub>
-        <m:r>
-          <m:rPr>
-            <m:sty m:val="p"/>
-          </m:rPr>
-          <m:t>=</m:t>
-        </m:r>
-        <m:sSub>
-          <m:e>
-            <m:r>
-              <m:t>C</m:t>
-            </m:r>
-          </m:e>
-          <m:sub>
-            <m:r>
-              <m:t>0</m:t>
-            </m:r>
-          </m:sub>
-        </m:sSub>
-      </m:oMath>
-      <w:r>
-        <w:t>) and solved the zero-current root for each state. In the inverse test, 20 realizations at 0.2\%, 1\%, and 2\% noise give hybrid charge errors of 9.7\%, 16.9\%, and 21.8\% for the reversal-potential protocol, with radius errors of 0.17\%, 0.23\%, and 0.35\%; the corresponding 95\% coverage is 100/100/98\% for charge and 96/89/62\% for radius. The dual current-plus-selectivity hybrid is worse for charge (39.2\%, 39.2\%, 31.4\%; coverage 18/9/11\%), and the surrogate-only estimator is worse still. These values do not support the projected sub-percent charge recovery at low noise: the reversal potential in this equal-diffusivity, symmetric-electrolyte model is only weakly charge-sensitive. We therefore report the hybrid solver as a validated speed/accuracy result and retain the Stage-18 dual-selectivity 4.8\% charge result as the best available inverse protocol, rather than replacing it with an unsupported claim.</w:t>
+        <w:t xml:space="preserve"> error 140\%), while the reversal potential is strongly state dependent: its median error is 263\% in the weak-charge band but 7.3\% in the strong-charge band, where Donnan exclusion is large. The dual current-plus-selectivity protocol is the most stable, with median charge errors of 1.38\%, 1.40\%, and 2.41\% in the weak, transitional, and strong bands (1.72\% overall) and radius errors of 0.17\%. Its 95\% charge coverage is 68\% at 1\% noise, and only 4\% at 0.2\% noise, because the remaining roughly 2\% surrogate bias floor dominates the shrinking statistical interval; coverage rises to 87\% at 2\% noise. The corresponding reversal-potential coverage is 56\% at 1\% noise. We therefore report the dual protocol as a bias-limited 2\% recovery, the strong-exclusion reversal potential as a state-dependent 7\% recovery, and do not claim calibrated sub-percent charge identification.</w:t>
       </w:r>
     </w:p>
     <w:p>
@@ -13107,7 +13093,7 @@
     </w:p>
     <w:p>
       <w:r>
-        <w:t>The inverse experiment sharpens the scope of the method. With exact SG/FV-generated observations, 20 noise draws, and a nested grid, dual current–plus–selectivity inversion recovers charge to 4.8\% median (IQR 11.6\%) and radius to 0.10\% (IQR 0.13\%) at 1\% noise, while single- and multi-salt conductance leave charge at 100\% median error and do not meet the 10\% criterion for any state; an SG/FV-in-the-loop check gives a more conservative 8.7\% charge and 0.45\% radius error on five states. This is a physical identifiability limit, not a surrogate error. It follows from the near-invariance of the concentration sum for a symmetric electrolyte with nearly equal diffusivities, and the Fisher analysis shows it holds across the negative-</w:t>
+        <w:t>The inverse experiment sharpens the scope of the method. With exact SG/FV-generated observations, 20 noise draws, and a nested grid, the Stage-20 blind dual current–plus–selectivity inversion reaches 1.7\% median charge error and 0.17\% radius error at 1\% noise, but only 68\% 95\% coverage; single- and multi-salt conductance leave charge at 140\% median error and do not meet the 10\% criterion for any state. The residual roughly 2\% bias floor, not noise, limits the dual interval calibration; this is a separate surrogate limitation from the physical conductance-only degeneracy, which follows from the near-invariance of the concentration sum for a symmetric electrolyte with nearly equal diffusivities, and the Fisher analysis shows it holds across the negative-</w:t>
       </w:r>
       <m:oMath xmlns:a="http://schemas.openxmlformats.org/drawingml/2006/main" xmlns:pic="http://schemas.openxmlformats.org/drawingml/2006/picture">
         <m:sSub>
@@ -13233,16 +13219,16 @@
         </m:sSup>
       </m:oMath>
       <w:r>
-        <w:t>). The median 1\%-noise CRLB is 0.37\% for radius but 86 for charge. The dual study narrows the remedy: multi-salt current–voltage data do not remove the degeneracy, whereas an independent near-wall selectivity observable brings charge into the 5–10\% range. Closing the gap in a real experiment therefore requires a genuinely charge-sensitive measurement, such as streaming potential, field-resolved sensing, or a near-wall selectivity readout, rather than more current–voltage data at different salinities. The operator is well suited to such protocols because it can evaluate thousands of candidate parameter combinations per second.</w:t>
+        <w:t>). The median 1\%-noise CRLB is 0.37\% for radius but 86 for charge. The dual study narrows the remedy: multi-salt current–voltage data do not remove the degeneracy, whereas an independent near-wall selectivity observable brings the median charge error to about 2\% while leaving a bias-limited coverage gap. Closing the gap in a real experiment therefore requires a genuinely charge-sensitive measurement, such as streaming potential, field-resolved sensing, or a near-wall selectivity readout, rather than more current–voltage data at different salinities. The operator is well suited to such protocols because it can evaluate thousands of candidate parameter combinations per second.</w:t>
       </w:r>
     </w:p>
     <w:p>
       <w:r>
-        <w:t xml:space="preserve">The Stage-19 hybrid and reversal study sharpens the same boundary. The Weyl-gated solver reproduces the full SG/FV current to </w:t>
+        <w:t xml:space="preserve">The Stage-19/20 hybrid and reversal study sharpens the same boundary. The reference-free warm-started controller reproduces the full SG/FV current to </w:t>
       </w:r>
       <m:oMath xmlns:a="http://schemas.openxmlformats.org/drawingml/2006/main" xmlns:pic="http://schemas.openxmlformats.org/drawingml/2006/picture">
         <m:r>
-          <m:t>1.9</m:t>
+          <m:t>3</m:t>
         </m:r>
         <m:r>
           <m:rPr>
@@ -13264,13 +13250,125 @@
               <m:t>−</m:t>
             </m:r>
             <m:r>
-              <m:t>4</m:t>
+              <m:t>12</m:t>
             </m:r>
           </m:sup>
         </m:sSup>
       </m:oMath>
       <w:r>
-        <w:t xml:space="preserve"> median relative error at 0.20 s per state, 7.6-fold below the 1.53 s full solve, so it is a practical inner loop for protocol design. The unequal-reservoir reversal potential, however, does not rescue charge identifiability: at 1\% noise the hybrid charge error is 16.9\% (radius 0.23\%), and the dual hybrid is 39.2\% (coverage 9\%). The projected sub-percent charge recovery is therefore not supported by this model, and we do not claim it. The negative result is consistent with the Fisher analysis: in a symmetric electrolyte with equal diffusivities, the concentration-cell potential carries only a weak wall-charge signature, so a reversal-potential readout must be combined with a genuinely charge-sensitive observable rather than substituted for one.</w:t>
+        <w:t xml:space="preserve"> median relative error at 0.165 s per state, 9.5-fold below the 1.575 s cold solve, so it is a practical inner loop for protocol design. The unequal-reservoir reversal potential is strongly state dependent. It is weak at low charge and high salinity, where the concentration-cell potential carries little wall-charge signature, but it reaches </w:t>
+      </w:r>
+      <m:oMath xmlns:a="http://schemas.openxmlformats.org/drawingml/2006/main" xmlns:pic="http://schemas.openxmlformats.org/drawingml/2006/picture">
+        <m:r>
+          <m:rPr>
+            <m:sty m:val="p"/>
+          </m:rPr>
+          <m:t>−</m:t>
+        </m:r>
+        <m:r>
+          <m:t>5.67</m:t>
+        </m:r>
+      </m:oMath>
+      <w:r>
+        <w:t xml:space="preserve"> mV at </w:t>
+      </w:r>
+      <m:oMath xmlns:a="http://schemas.openxmlformats.org/drawingml/2006/main" xmlns:pic="http://schemas.openxmlformats.org/drawingml/2006/picture">
+        <m:sSub>
+          <m:e>
+            <m:r>
+              <m:t>q</m:t>
+            </m:r>
+          </m:e>
+          <m:sub>
+            <m:r>
+              <m:t>w</m:t>
+            </m:r>
+          </m:sub>
+        </m:sSub>
+        <m:r>
+          <m:rPr>
+            <m:sty m:val="p"/>
+          </m:rPr>
+          <m:t>=</m:t>
+        </m:r>
+        <m:r>
+          <m:rPr>
+            <m:sty m:val="p"/>
+          </m:rPr>
+          <m:t>−</m:t>
+        </m:r>
+        <m:r>
+          <m:t>1</m:t>
+        </m:r>
+      </m:oMath>
+      <w:r>
+        <w:t xml:space="preserve">, </w:t>
+      </w:r>
+      <m:oMath xmlns:a="http://schemas.openxmlformats.org/drawingml/2006/main" xmlns:pic="http://schemas.openxmlformats.org/drawingml/2006/picture">
+        <m:sSub>
+          <m:e>
+            <m:r>
+              <m:t>C</m:t>
+            </m:r>
+          </m:e>
+          <m:sub>
+            <m:r>
+              <m:t>0</m:t>
+            </m:r>
+          </m:sub>
+        </m:sSub>
+        <m:r>
+          <m:rPr>
+            <m:sty m:val="p"/>
+          </m:rPr>
+          <m:t>=</m:t>
+        </m:r>
+        <m:r>
+          <m:t>20</m:t>
+        </m:r>
+      </m:oMath>
+      <w:r>
+        <w:t xml:space="preserve"> mol </w:t>
+      </w:r>
+      <m:oMath xmlns:a="http://schemas.openxmlformats.org/drawingml/2006/main" xmlns:pic="http://schemas.openxmlformats.org/drawingml/2006/picture">
+        <m:sSup>
+          <m:e>
+            <m:r>
+              <m:t>m</m:t>
+            </m:r>
+          </m:e>
+          <m:sup>
+            <m:r>
+              <m:rPr>
+                <m:sty m:val="p"/>
+              </m:rPr>
+              <m:t>−</m:t>
+            </m:r>
+            <m:r>
+              <m:t>3</m:t>
+            </m:r>
+          </m:sup>
+        </m:sSup>
+      </m:oMath>
+      <w:r>
+        <w:t xml:space="preserve">, and </w:t>
+      </w:r>
+      <m:oMath xmlns:a="http://schemas.openxmlformats.org/drawingml/2006/main" xmlns:pic="http://schemas.openxmlformats.org/drawingml/2006/picture">
+        <m:r>
+          <m:t>R</m:t>
+        </m:r>
+        <m:r>
+          <m:rPr>
+            <m:sty m:val="p"/>
+          </m:rPr>
+          <m:t>=</m:t>
+        </m:r>
+        <m:r>
+          <m:t>5</m:t>
+        </m:r>
+      </m:oMath>
+      <w:r>
+        <w:t xml:space="preserve"> nm even with equal diffusivities because Donnan exclusion is strong. A reversal-potential readout should therefore be designed for the strong-exclusion regime and combined with a genuinely charge-sensitive observable, rather than dismissed as uniformly weak or substituted for one.</w:t>
       </w:r>
     </w:p>
     <w:p>
@@ -13599,11 +13697,11 @@
         </m:sSub>
       </m:oMath>
       <w:r>
-        <w:t xml:space="preserve"> error on held-out in-distribution states, retains 0.00136 current error out of distribution, and runs in 0.072 ms per state after ONNX export. In a five-way constrained comparison, charge-balanced outputs reduce median net-charge error from 0.238 for a matched direct-concentration loss to 0.207 while keeping current error 18\% lower; the linear projection is statistically tied on net charge but leaves a finite charge-identity mismatch. The physics loss reduces current error by 54–99\%. A Weyl-gated SG/FV correction preserves a </w:t>
+        <w:t xml:space="preserve"> error on held-out in-distribution states, retains 0.00136 current error out of distribution, and runs in 0.072 ms per state after ONNX export. In a five-way constrained comparison, charge-balanced outputs reduce median net-charge error from 0.238 for a matched direct-concentration loss to 0.207 while keeping current error 18\% lower; the linear projection is statistically tied on net charge but leaves a finite charge-identity mismatch. Removing the physics loss increases current error by 54.3\% for the DeepONet in-distribution and by 98.9\% for the FNO out of distribution (corresponding to 35.2\% and 49.7\% error reductions when adding the physics term). A reference-free warm-started SG/FV controller reproduces the cold-solve current to </w:t>
       </w:r>
       <m:oMath xmlns:a="http://schemas.openxmlformats.org/drawingml/2006/main" xmlns:pic="http://schemas.openxmlformats.org/drawingml/2006/picture">
         <m:r>
-          <m:t>1.9</m:t>
+          <m:t>3</m:t>
         </m:r>
         <m:r>
           <m:rPr>
@@ -13625,13 +13723,13 @@
               <m:t>−</m:t>
             </m:r>
             <m:r>
-              <m:t>4</m:t>
+              <m:t>12</m:t>
             </m:r>
           </m:sup>
         </m:sSup>
       </m:oMath>
       <w:r>
-        <w:t xml:space="preserve"> median current error at 0.20 s per state, 7.6-fold below a full solve, while unequal-reservoir reversal-potential inversion remains charge-limited (16.9\% at 1\% noise) and is not used to replace the dual-selectivity result. A trunk ablation shows that the multi-scale radial basis is a modest near-wall inductive bias rather than a necessity, and a nested 384-state study gives an in-distribution error scaling as </w:t>
+        <w:t xml:space="preserve"> at 0.165 s per state, 9.5-fold below a full solve. A 2,700-realization blind inverse study gives a dual current-plus-selectivity median charge error of 1.7\% but only 68\% 95\% coverage at 1\% noise; the reversal potential is state dependent (263\% weak-charge, 7.3\% strong-charge), so we report a bias-limited 2\% recovery rather than calibrated sub-percent identification. A trunk ablation shows that the multi-scale radial basis is a modest near-wall inductive bias rather than a necessity, and a nested 384-state study gives an in-distribution error scaling as </w:t>
       </w:r>
       <m:oMath xmlns:a="http://schemas.openxmlformats.org/drawingml/2006/main" xmlns:pic="http://schemas.openxmlformats.org/drawingml/2006/picture">
         <m:sSup>
@@ -13788,7 +13886,7 @@
         </m:sSup>
       </m:oMath>
       <w:r>
-        <w:t>; 1\%-noise CRLB 0.37\% for radius but 86 for charge). Single- and multi-salt current–voltage sweeps do not remove this degeneracy. A dual current-plus-near-wall-selectivity protocol recovers charge to 4.8\% and radius to 0.10\% on 15 states and 20 realizations; an SG/FV-in-the-loop check gives a more conservative 8.7\% and 0.45\% on five states. Strong surface charge lowers current error 23-fold relative to the Ohmic bulk approximation and makes the selectivity field accurately predictable, but it does not by itself make single-salt conductance identify charge. Experimentalists should therefore invest in charge-sensitive observables—a concentration-cell reversal potential or transference number, a streaming potential, or field-resolved near-wall sensing—rather than in additional conductance data, and the operator is intended to design those protocols before the experiment is built.</w:t>
+        <w:t>; 1\%-noise CRLB 0.37\% for radius but 86 for charge). Single- and multi-salt current–voltage sweeps do not remove this degeneracy. A dual current-plus-near-wall-selectivity protocol reaches 1.7\% median charge error and 0.17\% radius error in the blind Stage-20 study, but its 95\% charge coverage is only 68\% at 1\% noise because a roughly 2\% surrogate bias floor dominates the statistical interval. Strong surface charge lowers current error 23-fold relative to the Ohmic bulk approximation and makes the selectivity field accurately predictable, but it does not by itself make single-salt conductance identify charge. Experimentalists should therefore invest in charge-sensitive observables—a concentration-cell reversal potential or transference number, a streaming potential, or field-resolved near-wall sensing—rather than in additional conductance data, and the operator is intended to design those protocols before the experiment is built.</w:t>
       </w:r>
     </w:p>
     <w:p>
@@ -14988,6 +15086,24 @@
       </w:r>
       <w:r>
         <w:t>. doi:10.1109/access.2022.3148401</w:t>
+      </w:r>
+    </w:p>
+    <w:p>
+      <w:pPr>
+        <w:spacing w:after="60"/>
+        <w:ind w:left="605" w:hanging="605"/>
+      </w:pPr>
+      <w:r>
+        <w:t xml:space="preserve">[61] Thomas O’Leary-Roseberry, Umberto Villa, Peng Chen, Omar Ghattas (2022). Derivative-informed projected neural networks for high-dimensional parametric maps governed by PDEs </w:t>
+      </w:r>
+      <w:r>
+        <w:rPr>
+          <w:i/>
+        </w:rPr>
+        <w:t>Computer Methods in Applied Mechanics and Engineering</w:t>
+      </w:r>
+      <w:r>
+        <w:t>. doi:10.1016/j.cma.2021.114199</w:t>
       </w:r>
     </w:p>
     <w:sectPr>

--- a/manuscript/Manuscript_PINO_clean.docx
+++ b/manuscript/Manuscript_PINO_clean.docx
@@ -7,7 +7,7 @@
         <w:pStyle w:val="Title"/>
       </w:pPr>
       <w:r>
-        <w:t>Sensitivity-controlled physics-constrained neural operators and conductance identifiability limits for Poisson–Nernst–Planck transport in charged nanopores</w:t>
+        <w:t>Charge-balanced neural operators, conductance identifiability limits, and warm-started finite-volume solvers for nanopore ion transport</w:t>
       </w:r>
     </w:p>
     <w:p>
@@ -190,7 +190,7 @@
         <w:pStyle w:val="ListBullet"/>
       </w:pPr>
       <w:r>
-        <w:t>Blind dual inversion: 1.7\% charge error, 68\% 95\% coverage at 1\% noise.</w:t>
+        <w:t>Blind dual inversion: 1.7% charge error, 68% 95% coverage at 1% noise.</w:t>
       </w:r>
     </w:p>
     <w:p>
@@ -198,39 +198,7 @@
         <w:pStyle w:val="ListBullet"/>
       </w:pPr>
       <w:r>
-        <w:t xml:space="preserve">Warm-started hybrid solver: </w:t>
-      </w:r>
-      <m:oMath xmlns:a="http://schemas.openxmlformats.org/drawingml/2006/main" xmlns:pic="http://schemas.openxmlformats.org/drawingml/2006/picture">
-        <m:r>
-          <m:t>3</m:t>
-        </m:r>
-        <m:r>
-          <m:rPr>
-            <m:sty m:val="p"/>
-          </m:rPr>
-          <m:t>×</m:t>
-        </m:r>
-        <m:sSup>
-          <m:e>
-            <m:r>
-              <m:t>10</m:t>
-            </m:r>
-          </m:e>
-          <m:sup>
-            <m:r>
-              <m:rPr>
-                <m:sty m:val="p"/>
-              </m:rPr>
-              <m:t>−</m:t>
-            </m:r>
-            <m:r>
-              <m:t>12</m:t>
-            </m:r>
-          </m:sup>
-        </m:sSup>
-      </m:oMath>
-      <w:r>
-        <w:t xml:space="preserve"> current error at 9.5-fold lower cost.</w:t>
+        <w:t>Warm-started solver: 3×10⁻¹² error; 5.3× speedup (forward), 4.0× (reversal).</w:t>
       </w:r>
     </w:p>
     <w:p>
@@ -485,7 +453,7 @@
         </m:sSup>
       </m:oMath>
       <w:r>
-        <w:t xml:space="preserve">), with 1%-noise CRLBs of 0.37% for radius but 86 for charge. Single- and multi-salt inversion leave charge unidentifiable. A 2,700-realization blind inverse study gives a dual current-plus-selectivity median charge error of 1.7\% but only 68\% 95\% coverage at 1\% noise; the reversal potential is state dependent (263\% weak-charge, 7.3\% strong-charge), and a reference-free warm-started controller reproduces the SG/FV current to </w:t>
+        <w:t xml:space="preserve">), with 1%-noise CRLBs of 0.37% for radius but 86 for charge. Single- and multi-salt inversion leave charge unidentifiable. A 2,700-realization blind inverse study gives a dual current-plus-selectivity median charge error of 1.7% but only 68% 95% coverage at 1% noise; the reversal potential is state dependent (263% weak-charge, 7.3% strong-charge), and a reference-free warm-started controller reproduces the SG/FV current to </w:t>
       </w:r>
       <m:oMath xmlns:a="http://schemas.openxmlformats.org/drawingml/2006/main" xmlns:pic="http://schemas.openxmlformats.org/drawingml/2006/picture">
         <m:r>
@@ -517,7 +485,7 @@
         </m:sSup>
       </m:oMath>
       <w:r>
-        <w:t xml:space="preserve"> at 0.165 s, 9.5-fold below a cold solve. A strong-charge benchmark lowers current error 23-fold.</w:t>
+        <w:t xml:space="preserve"> at 0.165 s, 5.3-fold below a cold solve for Task A (forward solve) and 4.0-fold for Task B (reversal-potential root search). A strong-charge benchmark lowers current error 23-fold.</w:t>
       </w:r>
     </w:p>
     <w:p>
@@ -899,7 +867,7 @@
         </m:sSup>
       </m:oMath>
       <w:r>
-        <w:t xml:space="preserve">), two parameter-conditioned backbones (multi-scale radial PI-DeepONet, 36,880 parameters; real-DFT FNO, 460,488 parameters) trained with three seeds each, and a browser and Gradio deployment with 0.072 ms ONNX inference. A five-way benchmark, including a direct-concentration model retrained with a matched field loss, shows that charge-balanced outputs lower median net-charge error from 0.238 to 0.207 while keeping current error 18\% lower; the linear projection is statistically tied on net charge but leaves a finite charge-identity mismatch, whereas the hyperbolic map guarantees </w:t>
+        <w:t xml:space="preserve">), two parameter-conditioned backbones (multi-scale radial PI-DeepONet, 36,880 parameters; real-DFT FNO, 460,488 parameters) trained with three seeds each, and a browser and Gradio deployment with 0.072 ms ONNX inference. A five-way benchmark, including a direct-concentration model retrained with a matched field loss, shows that charge-balanced outputs lower median net-charge error from 0.238 to 0.207 while keeping current error 18% lower; the linear projection is statistically tied on net charge but leaves a finite charge-identity mismatch, whereas the hyperbolic map guarantees </w:t>
       </w:r>
       <m:oMath xmlns:a="http://schemas.openxmlformats.org/drawingml/2006/main" xmlns:pic="http://schemas.openxmlformats.org/drawingml/2006/picture">
         <m:sSub>
@@ -951,7 +919,7 @@
         </m:sSup>
       </m:oMath>
       <w:r>
-        <w:t xml:space="preserve">. A trunk ablation and a nested 384-state study bound the design: the radial basis lowers the wall-gradient error by about 7\% without a bulk-accuracy advantage, in-distribution error scales as </w:t>
+        <w:t xml:space="preserve">. A trunk ablation and a nested 384-state study bound the design: the radial basis lowers the wall-gradient error by about 7% without a bulk-accuracy advantage, in-distribution error scales as </w:t>
       </w:r>
       <m:oMath xmlns:a="http://schemas.openxmlformats.org/drawingml/2006/main" xmlns:pic="http://schemas.openxmlformats.org/drawingml/2006/picture">
         <m:sSup>
@@ -1124,12 +1092,6 @@
         <m:r>
           <m:t>99.1</m:t>
         </m:r>
-        <m:r>
-          <m:rPr>
-            <m:sty m:val="p"/>
-          </m:rPr>
-          <m:t>%</m:t>
-        </m:r>
       </m:oMath>
       <w:r>
         <w:t xml:space="preserve"> above </w:t>
@@ -1149,7 +1111,7 @@
         </m:sSup>
       </m:oMath>
       <w:r>
-        <w:t>), with 1\%-noise CRLBs of 0.37\% for radius but 86 for charge. Single- and multi-salt current–voltage protocols leave charge unidentifiable at 1\% noise, whereas a blind Stage-20 dual current-plus-selectivity protocol reaches 1.7\% median charge error and 0.17\% radius error, but with only 68\% 95\% coverage at 1\% noise because a roughly 2\% surrogate bias floor remains. A strong-charge benchmark lowers current error 23-fold relative to the Ohmic bulk approximation, without claiming that single-salt conductance alone identifies charge. Finally, a spatial and parametric decomposition of the out-of-distribution error shows that the residual error is largest per unit reference in the wall EDL and at the reservoir transitions, yet it cancels in the cross-sectionally integrated current, which stays below 0.23\%.</w:t>
+        <w:t>), with 1%-noise CRLBs of 0.37% for radius but 86 for charge. Single- and multi-salt current–voltage protocols leave charge unidentifiable at 1% noise, whereas a blind Stage-20 dual current-plus-selectivity protocol reaches 1.7% median charge error and 0.17% radius error, but with only 68% 95% coverage at 1% noise because a roughly 2% surrogate bias floor remains. A strong-charge benchmark lowers current error 23-fold relative to the Ohmic bulk approximation, without claiming that single-salt conductance alone identifies charge. Finally, a spatial and parametric decomposition of the out-of-distribution error shows that the residual error is largest per unit reference in the wall EDL and at the reservoir transitions, yet it cancels in the cross-sectionally integrated current, which stays below 0.23%.</w:t>
       </w:r>
     </w:p>
     <w:p>
@@ -5883,7 +5845,7 @@
     </w:p>
     <w:p>
       <w:r>
-        <w:t xml:space="preserve">To separate a measurement limitation from a surrogate limitation, the inverse study is a controlled identifiability experiment over 15 held-out interpolation states selected to span the Debye-overlap range. Current–voltage observations are generated with the exact SG/FV solver at </w:t>
+        <w:t xml:space="preserve">To separate a measurement limitation from a surrogate limitation, two inverse experiments are used. The Stage-18 study is a controlled identifiability experiment over 15 held-out interpolation states selected to span the Debye-overlap range. Current–voltage observations are generated with the exact SG/FV solver at </w:t>
       </w:r>
       <m:oMath xmlns:a="http://schemas.openxmlformats.org/drawingml/2006/main" xmlns:pic="http://schemas.openxmlformats.org/drawingml/2006/picture">
         <m:sSub>
@@ -6135,7 +6097,7 @@
         </m:sSub>
       </m:oMath>
       <w:r>
-        <w:t xml:space="preserve"> to the multi-salt data. For each protocol, 20 independent noise realizations at 0.2\%, 1\%, and 2\% relative noise are inverted on a </w:t>
+        <w:t xml:space="preserve"> to the multi-salt data. For each protocol, 20 independent noise realizations at 0.2%, 1%, and 2% relative noise are inverted on a </w:t>
       </w:r>
       <m:oMath xmlns:a="http://schemas.openxmlformats.org/drawingml/2006/main" xmlns:pic="http://schemas.openxmlformats.org/drawingml/2006/picture">
         <m:r>
@@ -6190,7 +6152,7 @@
         </m:r>
       </m:oMath>
       <w:r>
-        <w:t xml:space="preserve">, followed by quadratic refinement. The complete study is repeated on a </w:t>
+        <w:t xml:space="preserve">, followed by quadratic refinement; the complete study is repeated on a </w:t>
       </w:r>
       <m:oMath xmlns:a="http://schemas.openxmlformats.org/drawingml/2006/main" xmlns:pic="http://schemas.openxmlformats.org/drawingml/2006/picture">
         <m:r>
@@ -6207,111 +6169,126 @@
         </m:r>
       </m:oMath>
       <w:r>
-        <w:t xml:space="preserve"> grid to test discretization nesting. We report medians and interquartile ranges over the 600 protocol–noise–state samples, with 95\% coverage and the fractions satisfying the 10\% charge and 2\% radius criteria.</w:t>
+        <w:t xml:space="preserve"> grid to test discretization nesting. This grid search is operator-only and uses a two-dimensional look-up in </w:t>
+      </w:r>
+      <m:oMath xmlns:a="http://schemas.openxmlformats.org/drawingml/2006/main" xmlns:pic="http://schemas.openxmlformats.org/drawingml/2006/picture">
+        <m:r>
+          <m:rPr>
+            <m:sty m:val="p"/>
+          </m:rPr>
+          <m:t>(</m:t>
+        </m:r>
+        <m:sSub>
+          <m:e>
+            <m:r>
+              <m:t>q</m:t>
+            </m:r>
+          </m:e>
+          <m:sub>
+            <m:r>
+              <m:t>w</m:t>
+            </m:r>
+          </m:sub>
+        </m:sSub>
+        <m:r>
+          <m:rPr>
+            <m:sty m:val="p"/>
+          </m:rPr>
+          <m:t>,</m:t>
+        </m:r>
+        <m:r>
+          <m:t>R</m:t>
+        </m:r>
+        <m:r>
+          <m:rPr>
+            <m:sty m:val="p"/>
+          </m:rPr>
+          <m:t>)</m:t>
+        </m:r>
+      </m:oMath>
+      <w:r>
+        <w:t>.</w:t>
       </w:r>
     </w:p>
     <w:p>
       <w:r>
-        <w:t xml:space="preserve">The Fisher analysis uses a </w:t>
+        <w:t xml:space="preserve">The Stage-20 study instead removes the truth from every estimator and works in the invertible pair </w:t>
       </w:r>
       <m:oMath xmlns:a="http://schemas.openxmlformats.org/drawingml/2006/main" xmlns:pic="http://schemas.openxmlformats.org/drawingml/2006/picture">
         <m:r>
-          <m:t>18</m:t>
-        </m:r>
-        <m:r>
-          <m:rPr>
-            <m:sty m:val="p"/>
-          </m:rPr>
-          <m:t>×</m:t>
-        </m:r>
-        <m:r>
-          <m:t>18</m:t>
+          <m:t>m</m:t>
+        </m:r>
+        <m:r>
+          <m:rPr>
+            <m:sty m:val="p"/>
+          </m:rPr>
+          <m:t>=</m:t>
+        </m:r>
+        <m:r>
+          <m:rPr>
+            <m:sty m:val="p"/>
+          </m:rPr>
+          <m:t>(</m:t>
+        </m:r>
+        <m:r>
+          <m:rPr>
+            <m:sty m:val="p"/>
+          </m:rPr>
+          <m:t>ln</m:t>
+        </m:r>
+        <m:r>
+          <m:t>R</m:t>
+        </m:r>
+        <m:r>
+          <m:rPr>
+            <m:sty m:val="p"/>
+          </m:rPr>
+          <m:t>,</m:t>
+        </m:r>
+        <m:r>
+          <m:rPr>
+            <m:sty m:val="p"/>
+          </m:rPr>
+          <m:t>ln</m:t>
+        </m:r>
+        <m:r>
+          <m:rPr>
+            <m:sty m:val="p"/>
+          </m:rPr>
+          <m:t>|</m:t>
+        </m:r>
+        <m:r>
+          <m:t>σ</m:t>
+        </m:r>
+        <m:r>
+          <m:rPr>
+            <m:sty m:val="p"/>
+          </m:rPr>
+          <m:t>|</m:t>
+        </m:r>
+        <m:r>
+          <m:rPr>
+            <m:sty m:val="p"/>
+          </m:rPr>
+          <m:t>)</m:t>
         </m:r>
       </m:oMath>
       <w:r>
-        <w:t xml:space="preserve"> grid over </w:t>
+        <w:t xml:space="preserve">, where </w:t>
       </w:r>
       <m:oMath xmlns:a="http://schemas.openxmlformats.org/drawingml/2006/main" xmlns:pic="http://schemas.openxmlformats.org/drawingml/2006/picture">
         <m:r>
-          <m:rPr>
-            <m:sty m:val="p"/>
-          </m:rPr>
-          <m:t>−</m:t>
-        </m:r>
-        <m:r>
-          <m:t>0.05</m:t>
-        </m:r>
-        <m:r>
-          <m:rPr>
-            <m:sty m:val="p"/>
-          </m:rPr>
-          <m:t>≤</m:t>
-        </m:r>
-        <m:sSub>
-          <m:e>
-            <m:r>
-              <m:t>q</m:t>
-            </m:r>
-          </m:e>
-          <m:sub>
-            <m:r>
-              <m:t>w</m:t>
-            </m:r>
-          </m:sub>
-        </m:sSub>
-        <m:r>
-          <m:rPr>
-            <m:sty m:val="p"/>
-          </m:rPr>
-          <m:t>&lt;</m:t>
-        </m:r>
-        <m:r>
-          <m:t>0</m:t>
+          <m:t>σ</m:t>
         </m:r>
       </m:oMath>
       <w:r>
-        <w:t xml:space="preserve"> and </w:t>
-      </w:r>
-      <m:oMath xmlns:a="http://schemas.openxmlformats.org/drawingml/2006/main" xmlns:pic="http://schemas.openxmlformats.org/drawingml/2006/picture">
-        <m:r>
-          <m:t>20</m:t>
-        </m:r>
-        <m:r>
-          <m:rPr>
-            <m:sty m:val="p"/>
-          </m:rPr>
-          <m:t>≤</m:t>
-        </m:r>
-        <m:sSub>
-          <m:e>
-            <m:r>
-              <m:t>C</m:t>
-            </m:r>
-          </m:e>
-          <m:sub>
-            <m:r>
-              <m:t>0</m:t>
-            </m:r>
-          </m:sub>
-        </m:sSub>
-        <m:r>
-          <m:rPr>
-            <m:sty m:val="p"/>
-          </m:rPr>
-          <m:t>≤</m:t>
-        </m:r>
-        <m:r>
-          <m:t>200</m:t>
-        </m:r>
-      </m:oMath>
-      <w:r>
-        <w:t xml:space="preserve"> mol </w:t>
+        <w:t xml:space="preserve"> is the wall charge density in mC m</w:t>
       </w:r>
       <m:oMath xmlns:a="http://schemas.openxmlformats.org/drawingml/2006/main" xmlns:pic="http://schemas.openxmlformats.org/drawingml/2006/picture">
         <m:sSup>
           <m:e>
             <m:r>
-              <m:t>m</m:t>
+              <m:t>​</m:t>
             </m:r>
           </m:e>
           <m:sup>
@@ -6322,107 +6299,15 @@
               <m:t>−</m:t>
             </m:r>
             <m:r>
-              <m:t>3</m:t>
+              <m:t>2</m:t>
             </m:r>
           </m:sup>
         </m:sSup>
       </m:oMath>
       <w:r>
-        <w:t xml:space="preserve"> at </w:t>
+        <w:t xml:space="preserve">; the charge </w:t>
       </w:r>
       <m:oMath xmlns:a="http://schemas.openxmlformats.org/drawingml/2006/main" xmlns:pic="http://schemas.openxmlformats.org/drawingml/2006/picture">
-        <m:r>
-          <m:t>R</m:t>
-        </m:r>
-        <m:r>
-          <m:rPr>
-            <m:sty m:val="p"/>
-          </m:rPr>
-          <m:t>=</m:t>
-        </m:r>
-        <m:r>
-          <m:t>5</m:t>
-        </m:r>
-      </m:oMath>
-      <w:r>
-        <w:t xml:space="preserve"> nm. For each point we form </w:t>
-      </w:r>
-      <m:oMath xmlns:a="http://schemas.openxmlformats.org/drawingml/2006/main" xmlns:pic="http://schemas.openxmlformats.org/drawingml/2006/picture">
-        <m:r>
-          <m:t>J</m:t>
-        </m:r>
-        <m:r>
-          <m:rPr>
-            <m:sty m:val="p"/>
-          </m:rPr>
-          <m:t>=</m:t>
-        </m:r>
-        <m:r>
-          <m:rPr>
-            <m:sty m:val="p"/>
-          </m:rPr>
-          <m:t>∂</m:t>
-        </m:r>
-        <m:r>
-          <m:rPr>
-            <m:sty m:val="p"/>
-          </m:rPr>
-          <m:t>ln</m:t>
-        </m:r>
-        <m:r>
-          <m:rPr>
-            <m:sty m:val="p"/>
-          </m:rPr>
-          <m:t>|</m:t>
-        </m:r>
-        <m:r>
-          <m:t>I</m:t>
-        </m:r>
-        <m:r>
-          <m:rPr>
-            <m:sty m:val="p"/>
-          </m:rPr>
-          <m:t>|</m:t>
-        </m:r>
-        <m:r>
-          <m:rPr>
-            <m:sty m:val="p"/>
-          </m:rPr>
-          <m:t>/</m:t>
-        </m:r>
-        <m:r>
-          <m:rPr>
-            <m:sty m:val="p"/>
-          </m:rPr>
-          <m:t>∂</m:t>
-        </m:r>
-        <m:r>
-          <m:rPr>
-            <m:sty m:val="p"/>
-          </m:rPr>
-          <m:t>ln</m:t>
-        </m:r>
-        <m:r>
-          <m:rPr>
-            <m:sty m:val="p"/>
-          </m:rPr>
-          <m:t>(</m:t>
-        </m:r>
-        <m:r>
-          <m:t>R</m:t>
-        </m:r>
-        <m:r>
-          <m:rPr>
-            <m:sty m:val="p"/>
-          </m:rPr>
-          <m:t>,</m:t>
-        </m:r>
-        <m:r>
-          <m:rPr>
-            <m:sty m:val="p"/>
-          </m:rPr>
-          <m:t>|</m:t>
-        </m:r>
         <m:sSub>
           <m:e>
             <m:r>
@@ -6435,6 +6320,244 @@
             </m:r>
           </m:sub>
         </m:sSub>
+      </m:oMath>
+      <w:r>
+        <w:t xml:space="preserve"> is recovered algebraically from </w:t>
+      </w:r>
+      <m:oMath xmlns:a="http://schemas.openxmlformats.org/drawingml/2006/main" xmlns:pic="http://schemas.openxmlformats.org/drawingml/2006/picture">
+        <m:r>
+          <m:t>σ</m:t>
+        </m:r>
+      </m:oMath>
+      <w:r>
+        <w:t xml:space="preserve"> and </w:t>
+      </w:r>
+      <m:oMath xmlns:a="http://schemas.openxmlformats.org/drawingml/2006/main" xmlns:pic="http://schemas.openxmlformats.org/drawingml/2006/picture">
+        <m:r>
+          <m:t>R</m:t>
+        </m:r>
+      </m:oMath>
+      <w:r>
+        <w:t xml:space="preserve">. Observations are generated at </w:t>
+      </w:r>
+      <m:oMath xmlns:a="http://schemas.openxmlformats.org/drawingml/2006/main" xmlns:pic="http://schemas.openxmlformats.org/drawingml/2006/picture">
+        <m:r>
+          <m:t>41</m:t>
+        </m:r>
+        <m:r>
+          <m:rPr>
+            <m:sty m:val="p"/>
+          </m:rPr>
+          <m:t>×</m:t>
+        </m:r>
+        <m:r>
+          <m:t>121</m:t>
+        </m:r>
+      </m:oMath>
+      <w:r>
+        <w:t xml:space="preserve"> and inverted at </w:t>
+      </w:r>
+      <m:oMath xmlns:a="http://schemas.openxmlformats.org/drawingml/2006/main" xmlns:pic="http://schemas.openxmlformats.org/drawingml/2006/picture">
+        <m:r>
+          <m:t>21</m:t>
+        </m:r>
+        <m:r>
+          <m:rPr>
+            <m:sty m:val="p"/>
+          </m:rPr>
+          <m:t>×</m:t>
+        </m:r>
+        <m:r>
+          <m:t>61</m:t>
+        </m:r>
+      </m:oMath>
+      <w:r>
+        <w:t xml:space="preserve">. Each estimator is a Gauss–Newton iteration with a refreshed Jacobian, a step clip of 0.5 in log-parameters, and a matched stopping rule of </w:t>
+      </w:r>
+      <m:oMath xmlns:a="http://schemas.openxmlformats.org/drawingml/2006/main" xmlns:pic="http://schemas.openxmlformats.org/drawingml/2006/picture">
+        <m:r>
+          <m:rPr>
+            <m:sty m:val="p"/>
+          </m:rPr>
+          <m:t>∥</m:t>
+        </m:r>
+        <m:r>
+          <m:rPr>
+            <m:sty m:val="p"/>
+          </m:rPr>
+          <m:t>Δ</m:t>
+        </m:r>
+        <m:r>
+          <m:t>m</m:t>
+        </m:r>
+        <m:sSub>
+          <m:e>
+            <m:r>
+              <m:rPr>
+                <m:sty m:val="p"/>
+              </m:rPr>
+              <m:t>∥</m:t>
+            </m:r>
+          </m:e>
+          <m:sub>
+            <m:r>
+              <m:rPr>
+                <m:sty m:val="p"/>
+              </m:rPr>
+              <m:t>∞</m:t>
+            </m:r>
+          </m:sub>
+        </m:sSub>
+        <m:r>
+          <m:rPr>
+            <m:sty m:val="p"/>
+          </m:rPr>
+          <m:t>&lt;</m:t>
+        </m:r>
+        <m:sSup>
+          <m:e>
+            <m:r>
+              <m:t>10</m:t>
+            </m:r>
+          </m:e>
+          <m:sup>
+            <m:r>
+              <m:rPr>
+                <m:sty m:val="p"/>
+              </m:rPr>
+              <m:t>−</m:t>
+            </m:r>
+            <m:r>
+              <m:t>3</m:t>
+            </m:r>
+          </m:sup>
+        </m:sSup>
+      </m:oMath>
+      <w:r>
+        <w:t xml:space="preserve"> or at most six iterations; boundary hits and non-converged realizations are recorded. Estimator A is surrogate-only, B is warm-started SG/FV, and C is a two-start cold SG/FV baseline. The final covariance is evaluated at the converged estimate and propagated separately to </w:t>
+      </w:r>
+      <m:oMath xmlns:a="http://schemas.openxmlformats.org/drawingml/2006/main" xmlns:pic="http://schemas.openxmlformats.org/drawingml/2006/picture">
+        <m:r>
+          <m:t>R</m:t>
+        </m:r>
+      </m:oMath>
+      <w:r>
+        <w:t xml:space="preserve">, </w:t>
+      </w:r>
+      <m:oMath xmlns:a="http://schemas.openxmlformats.org/drawingml/2006/main" xmlns:pic="http://schemas.openxmlformats.org/drawingml/2006/picture">
+        <m:r>
+          <m:t>σ</m:t>
+        </m:r>
+      </m:oMath>
+      <w:r>
+        <w:t xml:space="preserve">, and </w:t>
+      </w:r>
+      <m:oMath xmlns:a="http://schemas.openxmlformats.org/drawingml/2006/main" xmlns:pic="http://schemas.openxmlformats.org/drawingml/2006/picture">
+        <m:sSub>
+          <m:e>
+            <m:r>
+              <m:t>q</m:t>
+            </m:r>
+          </m:e>
+          <m:sub>
+            <m:r>
+              <m:t>w</m:t>
+            </m:r>
+          </m:sub>
+        </m:sSub>
+      </m:oMath>
+      <w:r>
+        <w:t xml:space="preserve"> through </w:t>
+      </w:r>
+      <m:oMath xmlns:a="http://schemas.openxmlformats.org/drawingml/2006/main" xmlns:pic="http://schemas.openxmlformats.org/drawingml/2006/picture">
+        <m:r>
+          <m:rPr>
+            <m:sty m:val="p"/>
+          </m:rPr>
+          <m:t>S</m:t>
+        </m:r>
+        <m:r>
+          <m:rPr>
+            <m:sty m:val="p"/>
+          </m:rPr>
+          <m:t>E</m:t>
+        </m:r>
+        <m:r>
+          <m:rPr>
+            <m:sty m:val="p"/>
+          </m:rPr>
+          <m:t>(</m:t>
+        </m:r>
+        <m:r>
+          <m:rPr>
+            <m:sty m:val="p"/>
+          </m:rPr>
+          <m:t>ln</m:t>
+        </m:r>
+        <m:r>
+          <m:t>R</m:t>
+        </m:r>
+        <m:r>
+          <m:rPr>
+            <m:sty m:val="p"/>
+          </m:rPr>
+          <m:t>)</m:t>
+        </m:r>
+        <m:r>
+          <m:rPr>
+            <m:sty m:val="p"/>
+          </m:rPr>
+          <m:t>=</m:t>
+        </m:r>
+        <m:rad>
+          <m:radPr>
+            <m:degHide m:val="on"/>
+          </m:radPr>
+          <m:deg/>
+          <m:e>
+            <m:sSub>
+              <m:e>
+                <m:r>
+                  <m:t>C</m:t>
+                </m:r>
+              </m:e>
+              <m:sub>
+                <m:r>
+                  <m:t>00</m:t>
+                </m:r>
+              </m:sub>
+            </m:sSub>
+          </m:e>
+        </m:rad>
+      </m:oMath>
+      <w:r>
+        <w:t xml:space="preserve">, </w:t>
+      </w:r>
+      <m:oMath xmlns:a="http://schemas.openxmlformats.org/drawingml/2006/main" xmlns:pic="http://schemas.openxmlformats.org/drawingml/2006/picture">
+        <m:r>
+          <m:rPr>
+            <m:sty m:val="p"/>
+          </m:rPr>
+          <m:t>S</m:t>
+        </m:r>
+        <m:r>
+          <m:rPr>
+            <m:sty m:val="p"/>
+          </m:rPr>
+          <m:t>E</m:t>
+        </m:r>
+        <m:r>
+          <m:rPr>
+            <m:sty m:val="p"/>
+          </m:rPr>
+          <m:t>(</m:t>
+        </m:r>
+        <m:r>
+          <m:rPr>
+            <m:sty m:val="p"/>
+          </m:rPr>
+          <m:t>ln</m:t>
+        </m:r>
         <m:r>
           <m:rPr>
             <m:sty m:val="p"/>
@@ -6442,14 +6565,415 @@
           <m:t>|</m:t>
         </m:r>
         <m:r>
+          <m:t>σ</m:t>
+        </m:r>
+        <m:r>
+          <m:rPr>
+            <m:sty m:val="p"/>
+          </m:rPr>
+          <m:t>|</m:t>
+        </m:r>
+        <m:r>
           <m:rPr>
             <m:sty m:val="p"/>
           </m:rPr>
           <m:t>)</m:t>
         </m:r>
+        <m:r>
+          <m:rPr>
+            <m:sty m:val="p"/>
+          </m:rPr>
+          <m:t>=</m:t>
+        </m:r>
+        <m:rad>
+          <m:radPr>
+            <m:degHide m:val="on"/>
+          </m:radPr>
+          <m:deg/>
+          <m:e>
+            <m:sSub>
+              <m:e>
+                <m:r>
+                  <m:t>C</m:t>
+                </m:r>
+              </m:e>
+              <m:sub>
+                <m:r>
+                  <m:t>11</m:t>
+                </m:r>
+              </m:sub>
+            </m:sSub>
+          </m:e>
+        </m:rad>
       </m:oMath>
       <w:r>
-        <w:t xml:space="preserve"> from four non-zero biases, whiten by the 1\% relative noise, and evaluate </w:t>
+        <w:t xml:space="preserve">, and </w:t>
+      </w:r>
+      <m:oMath xmlns:a="http://schemas.openxmlformats.org/drawingml/2006/main" xmlns:pic="http://schemas.openxmlformats.org/drawingml/2006/picture">
+        <m:r>
+          <m:rPr>
+            <m:sty m:val="p"/>
+          </m:rPr>
+          <m:t>S</m:t>
+        </m:r>
+        <m:r>
+          <m:rPr>
+            <m:sty m:val="p"/>
+          </m:rPr>
+          <m:t>E</m:t>
+        </m:r>
+        <m:r>
+          <m:rPr>
+            <m:sty m:val="p"/>
+          </m:rPr>
+          <m:t>(</m:t>
+        </m:r>
+        <m:r>
+          <m:rPr>
+            <m:sty m:val="p"/>
+          </m:rPr>
+          <m:t>ln</m:t>
+        </m:r>
+        <m:r>
+          <m:rPr>
+            <m:sty m:val="p"/>
+          </m:rPr>
+          <m:t>|</m:t>
+        </m:r>
+        <m:sSub>
+          <m:e>
+            <m:r>
+              <m:t>q</m:t>
+            </m:r>
+          </m:e>
+          <m:sub>
+            <m:r>
+              <m:t>w</m:t>
+            </m:r>
+          </m:sub>
+        </m:sSub>
+        <m:r>
+          <m:rPr>
+            <m:sty m:val="p"/>
+          </m:rPr>
+          <m:t>|</m:t>
+        </m:r>
+        <m:r>
+          <m:rPr>
+            <m:sty m:val="p"/>
+          </m:rPr>
+          <m:t>)</m:t>
+        </m:r>
+        <m:r>
+          <m:rPr>
+            <m:sty m:val="p"/>
+          </m:rPr>
+          <m:t>=</m:t>
+        </m:r>
+        <m:rad>
+          <m:radPr>
+            <m:degHide m:val="on"/>
+          </m:radPr>
+          <m:deg/>
+          <m:e>
+            <m:sSub>
+              <m:e>
+                <m:r>
+                  <m:t>C</m:t>
+                </m:r>
+              </m:e>
+              <m:sub>
+                <m:r>
+                  <m:t>00</m:t>
+                </m:r>
+              </m:sub>
+            </m:sSub>
+            <m:r>
+              <m:rPr>
+                <m:sty m:val="p"/>
+              </m:rPr>
+              <m:t>+</m:t>
+            </m:r>
+            <m:r>
+              <m:t>2</m:t>
+            </m:r>
+            <m:sSub>
+              <m:e>
+                <m:r>
+                  <m:t>C</m:t>
+                </m:r>
+              </m:e>
+              <m:sub>
+                <m:r>
+                  <m:t>01</m:t>
+                </m:r>
+              </m:sub>
+            </m:sSub>
+            <m:r>
+              <m:rPr>
+                <m:sty m:val="p"/>
+              </m:rPr>
+              <m:t>+</m:t>
+            </m:r>
+            <m:sSub>
+              <m:e>
+                <m:r>
+                  <m:t>C</m:t>
+                </m:r>
+              </m:e>
+              <m:sub>
+                <m:r>
+                  <m:t>11</m:t>
+                </m:r>
+              </m:sub>
+            </m:sSub>
+          </m:e>
+        </m:rad>
+      </m:oMath>
+      <w:r>
+        <w:t>. The Stage-18 grid and the Stage-20 refreshed-Jacobian estimates therefore answer the same physical question with different estimators; we report both and do not pool them.</w:t>
+      </w:r>
+    </w:p>
+    <w:p>
+      <w:r>
+        <w:t xml:space="preserve">The Fisher analysis uses a </w:t>
+      </w:r>
+      <m:oMath xmlns:a="http://schemas.openxmlformats.org/drawingml/2006/main" xmlns:pic="http://schemas.openxmlformats.org/drawingml/2006/picture">
+        <m:r>
+          <m:t>18</m:t>
+        </m:r>
+        <m:r>
+          <m:rPr>
+            <m:sty m:val="p"/>
+          </m:rPr>
+          <m:t>×</m:t>
+        </m:r>
+        <m:r>
+          <m:t>18</m:t>
+        </m:r>
+      </m:oMath>
+      <w:r>
+        <w:t xml:space="preserve"> grid over </w:t>
+      </w:r>
+      <m:oMath xmlns:a="http://schemas.openxmlformats.org/drawingml/2006/main" xmlns:pic="http://schemas.openxmlformats.org/drawingml/2006/picture">
+        <m:r>
+          <m:rPr>
+            <m:sty m:val="p"/>
+          </m:rPr>
+          <m:t>−</m:t>
+        </m:r>
+        <m:r>
+          <m:t>0.05</m:t>
+        </m:r>
+        <m:r>
+          <m:rPr>
+            <m:sty m:val="p"/>
+          </m:rPr>
+          <m:t>≤</m:t>
+        </m:r>
+        <m:sSub>
+          <m:e>
+            <m:r>
+              <m:t>q</m:t>
+            </m:r>
+          </m:e>
+          <m:sub>
+            <m:r>
+              <m:t>w</m:t>
+            </m:r>
+          </m:sub>
+        </m:sSub>
+        <m:r>
+          <m:rPr>
+            <m:sty m:val="p"/>
+          </m:rPr>
+          <m:t>&lt;</m:t>
+        </m:r>
+        <m:r>
+          <m:t>0</m:t>
+        </m:r>
+      </m:oMath>
+      <w:r>
+        <w:t xml:space="preserve"> and </w:t>
+      </w:r>
+      <m:oMath xmlns:a="http://schemas.openxmlformats.org/drawingml/2006/main" xmlns:pic="http://schemas.openxmlformats.org/drawingml/2006/picture">
+        <m:r>
+          <m:t>20</m:t>
+        </m:r>
+        <m:r>
+          <m:rPr>
+            <m:sty m:val="p"/>
+          </m:rPr>
+          <m:t>≤</m:t>
+        </m:r>
+        <m:sSub>
+          <m:e>
+            <m:r>
+              <m:t>C</m:t>
+            </m:r>
+          </m:e>
+          <m:sub>
+            <m:r>
+              <m:t>0</m:t>
+            </m:r>
+          </m:sub>
+        </m:sSub>
+        <m:r>
+          <m:rPr>
+            <m:sty m:val="p"/>
+          </m:rPr>
+          <m:t>≤</m:t>
+        </m:r>
+        <m:r>
+          <m:t>200</m:t>
+        </m:r>
+      </m:oMath>
+      <w:r>
+        <w:t xml:space="preserve"> mol </w:t>
+      </w:r>
+      <m:oMath xmlns:a="http://schemas.openxmlformats.org/drawingml/2006/main" xmlns:pic="http://schemas.openxmlformats.org/drawingml/2006/picture">
+        <m:sSup>
+          <m:e>
+            <m:r>
+              <m:t>m</m:t>
+            </m:r>
+          </m:e>
+          <m:sup>
+            <m:r>
+              <m:rPr>
+                <m:sty m:val="p"/>
+              </m:rPr>
+              <m:t>−</m:t>
+            </m:r>
+            <m:r>
+              <m:t>3</m:t>
+            </m:r>
+          </m:sup>
+        </m:sSup>
+      </m:oMath>
+      <w:r>
+        <w:t xml:space="preserve"> at </w:t>
+      </w:r>
+      <m:oMath xmlns:a="http://schemas.openxmlformats.org/drawingml/2006/main" xmlns:pic="http://schemas.openxmlformats.org/drawingml/2006/picture">
+        <m:r>
+          <m:t>R</m:t>
+        </m:r>
+        <m:r>
+          <m:rPr>
+            <m:sty m:val="p"/>
+          </m:rPr>
+          <m:t>=</m:t>
+        </m:r>
+        <m:r>
+          <m:t>5</m:t>
+        </m:r>
+      </m:oMath>
+      <w:r>
+        <w:t xml:space="preserve"> nm. For each point we form </w:t>
+      </w:r>
+      <m:oMath xmlns:a="http://schemas.openxmlformats.org/drawingml/2006/main" xmlns:pic="http://schemas.openxmlformats.org/drawingml/2006/picture">
+        <m:r>
+          <m:t>J</m:t>
+        </m:r>
+        <m:r>
+          <m:rPr>
+            <m:sty m:val="p"/>
+          </m:rPr>
+          <m:t>=</m:t>
+        </m:r>
+        <m:r>
+          <m:rPr>
+            <m:sty m:val="p"/>
+          </m:rPr>
+          <m:t>∂</m:t>
+        </m:r>
+        <m:r>
+          <m:rPr>
+            <m:sty m:val="p"/>
+          </m:rPr>
+          <m:t>ln</m:t>
+        </m:r>
+        <m:r>
+          <m:rPr>
+            <m:sty m:val="p"/>
+          </m:rPr>
+          <m:t>|</m:t>
+        </m:r>
+        <m:r>
+          <m:t>I</m:t>
+        </m:r>
+        <m:r>
+          <m:rPr>
+            <m:sty m:val="p"/>
+          </m:rPr>
+          <m:t>|</m:t>
+        </m:r>
+        <m:r>
+          <m:rPr>
+            <m:sty m:val="p"/>
+          </m:rPr>
+          <m:t>/</m:t>
+        </m:r>
+        <m:r>
+          <m:rPr>
+            <m:sty m:val="p"/>
+          </m:rPr>
+          <m:t>∂</m:t>
+        </m:r>
+        <m:r>
+          <m:rPr>
+            <m:sty m:val="p"/>
+          </m:rPr>
+          <m:t>ln</m:t>
+        </m:r>
+        <m:r>
+          <m:rPr>
+            <m:sty m:val="p"/>
+          </m:rPr>
+          <m:t>(</m:t>
+        </m:r>
+        <m:r>
+          <m:t>R</m:t>
+        </m:r>
+        <m:r>
+          <m:rPr>
+            <m:sty m:val="p"/>
+          </m:rPr>
+          <m:t>,</m:t>
+        </m:r>
+        <m:r>
+          <m:rPr>
+            <m:sty m:val="p"/>
+          </m:rPr>
+          <m:t>|</m:t>
+        </m:r>
+        <m:sSub>
+          <m:e>
+            <m:r>
+              <m:t>q</m:t>
+            </m:r>
+          </m:e>
+          <m:sub>
+            <m:r>
+              <m:t>w</m:t>
+            </m:r>
+          </m:sub>
+        </m:sSub>
+        <m:r>
+          <m:rPr>
+            <m:sty m:val="p"/>
+          </m:rPr>
+          <m:t>|</m:t>
+        </m:r>
+        <m:r>
+          <m:rPr>
+            <m:sty m:val="p"/>
+          </m:rPr>
+          <m:t>)</m:t>
+        </m:r>
+      </m:oMath>
+      <w:r>
+        <w:t xml:space="preserve"> from four non-zero biases, whiten by the 1% relative noise, and evaluate </w:t>
       </w:r>
       <m:oMath xmlns:a="http://schemas.openxmlformats.org/drawingml/2006/main" xmlns:pic="http://schemas.openxmlformats.org/drawingml/2006/picture">
         <m:r>
@@ -6981,7 +7505,7 @@
         <w:rPr>
           <w:sz w:val="18"/>
         </w:rPr>
-        <w:t>, showing the 144 training states, 48 interpolation-test states, and 48 out-of-distribution states. (C) Structural constraints of the exact-reservoir formulation: the ansatz imposes reservoir potential and concentration values, zero wall ion flux, the wall charge condition, and positive concentrations, while the charge-balanced map enforces the charge identity algebraically. (D) The two parameter-conditioned backbones: a DeepONet with a multi-scale radial trunk and a 2D Fourier neural operator, both trained with the same data and physics objective.</w:t>
+        <w:t>, showing the 144 training states, 48 interpolation-test states, and 48 out-of-distribution states. (C) Structural constraints of the exact-reservoir formulation: the output ansatz enforces reservoir potential and concentration Dirichlet values, strict ion positivity, and the algebraic charge identity exactly, while zero wall ion flux, the wall surface-charge condition, and interior PDE residuals are enforced through the physics loss. (D) The two parameter-conditioned backbones: a DeepONet with a multi-scale radial trunk and a 2D Fourier neural operator, both trained with the same data and physics objective.</w:t>
       </w:r>
     </w:p>
     <w:p>
@@ -7965,7 +8489,7 @@
         </m:r>
       </m:oMath>
       <w:r>
-        <w:t>; the matched direct model is therefore 15\% worse on net charge and 23\% worse on current. The four original schemes plus this matched control form the five-way benchmark in Figure 3A,B and Supplementary Table S11. The linear projection is statistically tied with the hyperbolic map on net charge (</w:t>
+        <w:t>; the matched direct model is therefore 15% worse on net charge and 23% worse on current. The four original schemes plus this matched control form the five-way benchmark in Figure 3A,B and Supplementary Table S11. The linear projection is statistically tied with the hyperbolic map on net charge (</w:t>
       </w:r>
       <m:oMath xmlns:a="http://schemas.openxmlformats.org/drawingml/2006/main" xmlns:pic="http://schemas.openxmlformats.org/drawingml/2006/picture">
         <m:r>
@@ -8077,7 +8601,7 @@
         </m:sSup>
       </m:oMath>
       <w:r>
-        <w:t xml:space="preserve"> and its raw reconstruction can become negative when co-ion exclusion is strong (22\% of a physical latent grid would be clipped), with a Softplus bias </w:t>
+        <w:t xml:space="preserve"> and its raw reconstruction can become negative when co-ion exclusion is strong (22% of a physical latent grid would be clipped), with a Softplus bias </w:t>
       </w:r>
       <m:oMath xmlns:a="http://schemas.openxmlformats.org/drawingml/2006/main" xmlns:pic="http://schemas.openxmlformats.org/drawingml/2006/picture">
         <m:r>
@@ -8875,12 +9399,6 @@
         <m:r>
           <m:t>99.1</m:t>
         </m:r>
-        <m:r>
-          <m:rPr>
-            <m:sty m:val="p"/>
-          </m:rPr>
-          <m:t>%</m:t>
-        </m:r>
       </m:oMath>
       <w:r>
         <w:t xml:space="preserve"> of the plane above </w:t>
@@ -10297,7 +10815,7 @@
         <w:rPr>
           <w:sz w:val="18"/>
         </w:rPr>
-        <w:t xml:space="preserve"> median relative difference, while both charge sensitivities are near zero. (D) Blind Stage-20 inversion at 1\% noise using estimator B for the single-salt, reversal-potential, and dual current-plus-selectivity protocols (15 states, 20 realizations each); bars are median relative errors and error bars are half the interquartile range. Single-salt charge remains unidentifiable; the dual protocol reaches 1.7\% median charge and 0.17\% radius error but only 68\% 95\% coverage, and the reversal potential is state dependent (263\% weak-charge versus 7.3\% strong-charge).</w:t>
+        <w:t xml:space="preserve"> median relative difference, while both charge sensitivities are near zero. (D) Blind Stage-20 inversion at 1% noise using estimator B for the single-salt, reversal-potential, and dual current-plus-selectivity protocols (15 states, 20 realizations each); bars are median relative errors and error bars are half the interquartile range. Single-salt charge remains unidentifiable; the dual protocol reaches 1.7% median charge and 0.17% radius error but only 68% 95% coverage, and the reversal potential is state dependent (263% weak-charge versus 7.3% strong-charge).</w:t>
       </w:r>
     </w:p>
     <w:p>
@@ -10410,7 +10928,7 @@
     </w:p>
     <w:p>
       <w:r>
-        <w:t xml:space="preserve">The inverse experiment asks what can be inferred from noisy current–voltage data when the observations are generated by the exact SG/FV solver. Across 15 held-out states and 20 noise realizations at 1\% noise, single-salt inversion gives a median </w:t>
+        <w:t xml:space="preserve">The inverse experiment asks what can be inferred from noisy current–voltage data when the observations are generated by the exact SG/FV solver. Across 15 held-out states and 20 noise realizations at 1% noise, single-salt inversion gives a median </w:t>
       </w:r>
       <m:oMath xmlns:a="http://schemas.openxmlformats.org/drawingml/2006/main" xmlns:pic="http://schemas.openxmlformats.org/drawingml/2006/picture">
         <m:sSub>
@@ -10427,7 +10945,7 @@
         </m:sSub>
       </m:oMath>
       <w:r>
-        <w:t xml:space="preserve"> relative error of 1.00 (interquartile range 1.95) and a median radius error of 0.357\% (IQR 0.662\%); the charge error is not below the 10\% criterion for any state, while radius meets the 2\% criterion for 82\% of realizations. The multi-salt protocol does not change this conclusion: the median charge error is 1.06 (IQR 4.96), radius error is 0.262\%, and radius coverage is 61\%. The dual protocol, which adds the near-wall selectivity </w:t>
+        <w:t xml:space="preserve"> relative error of 1.00 (interquartile range 1.95) and a median radius error of 0.357% (IQR 0.662%); the charge error is not below the 10% criterion for any state, while radius meets the 2% criterion for 82% of realizations. The multi-salt protocol does not change this conclusion: the median charge error is 1.06 (IQR 4.96), radius error is 0.262%, and radius coverage is 61%. The dual protocol, which adds the near-wall selectivity </w:t>
       </w:r>
       <m:oMath xmlns:a="http://schemas.openxmlformats.org/drawingml/2006/main" xmlns:pic="http://schemas.openxmlformats.org/drawingml/2006/picture">
         <m:r>
@@ -10435,7 +10953,7 @@
         </m:r>
       </m:oMath>
       <w:r>
-        <w:t xml:space="preserve">, reduces the median charge error to 4.83\% (IQR 11.6\%) and the radius error to 0.0999\% (IQR 0.125\%), with 95\% coverage of 70.7\% for charge and 96.3\% for radius. At 0.2\% and 2\% noise the dual charge errors are 4.92\% and 4.95\%, and the radius errors are 0.0185\% and 0.217\%; the charge error is nearly independent of noise because it is limited by the residual charge–geometry correlation and by the finite candidate grid, not by the noise level. The 70.7\% charge coverage is substantial undercoverage, caused by a roughly 1.9\% surrogate bias in the selectivity </w:t>
+        <w:t xml:space="preserve">, reduces the median charge error to 4.83% (IQR 11.6%) and the radius error to 0.0999% (IQR 0.125%), with 95% coverage of 70.7% for charge and 96.3% for radius. At 0.2% and 2% noise the dual charge errors are 4.92% and 4.95%, and the radius errors are 0.0185% and 0.217%; the charge error is nearly independent of noise because it is limited by the residual charge–geometry correlation and by the finite candidate grid, not by the noise level. The 70.7% charge coverage is substantial undercoverage, caused by a roughly 1.9% surrogate bias in the selectivity </w:t>
       </w:r>
       <m:oMath xmlns:a="http://schemas.openxmlformats.org/drawingml/2006/main" xmlns:pic="http://schemas.openxmlformats.org/drawingml/2006/picture">
         <m:r>
@@ -10443,7 +10961,7 @@
         </m:r>
       </m:oMath>
       <w:r>
-        <w:t xml:space="preserve"> rather than by noise. The Stage-20 blind residual-controlled inversion reduces the median charge error to 1.7\%, but it does not eliminate that bias floor: at 0.2\% noise the 95\% intervals cover only 4\% of realizations, rising to 68\% at 1\% and 87\% at 2\%. The dual result should therefore be read as a bias-limited 2\% recovery, not a calibrated sub-percent measurement.</w:t>
+        <w:t xml:space="preserve"> rather than by noise. The Stage-20 blind residual-controlled inversion reduces the median charge error to 1.7%, but it does not eliminate that bias floor: at 0.2% noise the 95% intervals cover only 4% of realizations, rising to 68% at 1% and 87% at 2%. The dual result should therefore be read as a bias-limited 2% recovery, not a calibrated sub-percent measurement.</w:t>
       </w:r>
     </w:p>
     <w:p>
@@ -10465,7 +10983,7 @@
         </m:r>
       </m:oMath>
       <w:r>
-        <w:t xml:space="preserve"> repetition confirms the identifiable protocol: at 1\% noise the dual charge and radius estimates change by only 0.40\% and 0.91\% relative to the </w:t>
+        <w:t xml:space="preserve"> repetition confirms the identifiable protocol: at 1% noise the dual charge and radius estimates change by only 0.40% and 0.91% relative to the </w:t>
       </w:r>
       <m:oMath xmlns:a="http://schemas.openxmlformats.org/drawingml/2006/main" xmlns:pic="http://schemas.openxmlformats.org/drawingml/2006/picture">
         <m:r>
@@ -10482,7 +11000,7 @@
         </m:r>
       </m:oMath>
       <w:r>
-        <w:t xml:space="preserve"> grid. The single- and multi-salt radius estimates change by 21–29\% because the flat charge direction leaves a shallow, grid-sensitive radius optimum, although the qualitative ranking is unchanged (Supplementary Table S18). We therefore use the dual protocol for quantitative identifiability claims and the single/multi protocols only for the negative result that charge is not identifiable from conductance alone.</w:t>
+        <w:t xml:space="preserve"> grid. The single- and multi-salt radius estimates change by 21–29% because the flat charge direction leaves a shallow, grid-sensitive radius optimum, although the qualitative ranking is unchanged (Supplementary Table S18). We therefore use the dual protocol for quantitative identifiability claims and the single/multi protocols only for the negative result that charge is not identifiable from conductance alone.</w:t>
       </w:r>
     </w:p>
     <w:p>
@@ -11950,7 +12468,7 @@
     </w:p>
     <w:p>
       <w:r>
-        <w:t>An SG/FV-in-the-loop refinement tests whether the inverse ranking survives the exact forward model rather than the operator. On five states at 1\% noise, with the exact solver used for every candidate and the search initialized from the operator estimate, the median dual charge error is 8.7\% and the radius error is 0.45\%; single and multi give charge errors of 134\% and 119\% and radius errors of 0.44\% and 0.27\%. The exact check is more conservative than the operator inversion, especially for charge, but preserves the conclusion: dual is the only protocol that brings charge below 10\% on average, and radius is recovered at the sub-percent level by all protocols. The five-state check is a validation of the ranking, not a blind estimator with an independent initializer (Supplementary Table S18).</w:t>
+        <w:t>An SG/FV-in-the-loop refinement tests whether the inverse ranking survives the exact forward model rather than the operator. On five states at 1% noise, with the exact solver used for every candidate and the search initialized from the operator estimate, the median dual charge error is 8.7% and the radius error is 0.45%; single and multi give charge errors of 134% and 119% and radius errors of 0.44% and 0.27%. The exact check is more conservative than the operator inversion, especially for charge, but preserves the conclusion: dual is the only protocol that brings charge below 10% on average, and radius is recovered at the sub-percent level by all protocols. The five-state check is a validation of the ranking, not a blind estimator with an independent initializer (Supplementary Table S18).</w:t>
       </w:r>
     </w:p>
     <w:p>
@@ -12083,12 +12601,6 @@
         <m:r>
           <m:t>99.1</m:t>
         </m:r>
-        <m:r>
-          <m:rPr>
-            <m:sty m:val="p"/>
-          </m:rPr>
-          <m:t>%</m:t>
-        </m:r>
       </m:oMath>
       <w:r>
         <w:t xml:space="preserve"> of the plane above </w:t>
@@ -12108,7 +12620,7 @@
         </m:sSup>
       </m:oMath>
       <w:r>
-        <w:t xml:space="preserve">. At 1\% noise the median CRLB is 0.37\% for radius but 86 for charge, i.e. the conductance measurement constrains radius and leaves charge essentially free. The exact </w:t>
+        <w:t xml:space="preserve">. At 1% noise the median CRLB is 0.37% for radius but 86 for charge, i.e. the conductance measurement constrains radius and leaves charge essentially free. The exact </w:t>
       </w:r>
       <m:oMath xmlns:a="http://schemas.openxmlformats.org/drawingml/2006/main" xmlns:pic="http://schemas.openxmlformats.org/drawingml/2006/picture">
         <m:r>
@@ -12391,7 +12903,131 @@
         </m:r>
       </m:oMath>
       <w:r>
-        <w:t xml:space="preserve"> grid, the defensible statement is that dual inversion recovers charge to 5–10\% and radius to 0.1–0.5\%. The physical conclusion is unchanged: a charge-sensitive readout is required, and the operator is a practical tool for choosing it.</w:t>
+        <w:t xml:space="preserve"> grid, the defensible statement from the Stage-18 candidate-grid estimator is that dual inversion recovers charge to 5–10% and radius to 0.1–0.5%. The Stage-20 estimator is a different algorithm—a blind, refreshed-Jacobian Gauss–Newton in </w:t>
+      </w:r>
+      <m:oMath xmlns:a="http://schemas.openxmlformats.org/drawingml/2006/main" xmlns:pic="http://schemas.openxmlformats.org/drawingml/2006/picture">
+        <m:r>
+          <m:rPr>
+            <m:sty m:val="p"/>
+          </m:rPr>
+          <m:t>(</m:t>
+        </m:r>
+        <m:r>
+          <m:rPr>
+            <m:sty m:val="p"/>
+          </m:rPr>
+          <m:t>ln</m:t>
+        </m:r>
+        <m:r>
+          <m:t>R</m:t>
+        </m:r>
+        <m:r>
+          <m:rPr>
+            <m:sty m:val="p"/>
+          </m:rPr>
+          <m:t>,</m:t>
+        </m:r>
+        <m:r>
+          <m:rPr>
+            <m:sty m:val="p"/>
+          </m:rPr>
+          <m:t>ln</m:t>
+        </m:r>
+        <m:r>
+          <m:rPr>
+            <m:sty m:val="p"/>
+          </m:rPr>
+          <m:t>|</m:t>
+        </m:r>
+        <m:r>
+          <m:t>σ</m:t>
+        </m:r>
+        <m:r>
+          <m:rPr>
+            <m:sty m:val="p"/>
+          </m:rPr>
+          <m:t>|</m:t>
+        </m:r>
+        <m:r>
+          <m:rPr>
+            <m:sty m:val="p"/>
+          </m:rPr>
+          <m:t>)</m:t>
+        </m:r>
+      </m:oMath>
+      <w:r>
+        <w:t xml:space="preserve"> rather than a grid search in </w:t>
+      </w:r>
+      <m:oMath xmlns:a="http://schemas.openxmlformats.org/drawingml/2006/main" xmlns:pic="http://schemas.openxmlformats.org/drawingml/2006/picture">
+        <m:r>
+          <m:rPr>
+            <m:sty m:val="p"/>
+          </m:rPr>
+          <m:t>(</m:t>
+        </m:r>
+        <m:sSub>
+          <m:e>
+            <m:r>
+              <m:t>q</m:t>
+            </m:r>
+          </m:e>
+          <m:sub>
+            <m:r>
+              <m:t>w</m:t>
+            </m:r>
+          </m:sub>
+        </m:sSub>
+        <m:r>
+          <m:rPr>
+            <m:sty m:val="p"/>
+          </m:rPr>
+          <m:t>,</m:t>
+        </m:r>
+        <m:r>
+          <m:t>R</m:t>
+        </m:r>
+        <m:r>
+          <m:rPr>
+            <m:sty m:val="p"/>
+          </m:rPr>
+          <m:t>)</m:t>
+        </m:r>
+      </m:oMath>
+      <w:r>
+        <w:t xml:space="preserve">—and its band-resolved errors and separate </w:t>
+      </w:r>
+      <m:oMath xmlns:a="http://schemas.openxmlformats.org/drawingml/2006/main" xmlns:pic="http://schemas.openxmlformats.org/drawingml/2006/picture">
+        <m:r>
+          <m:t>R</m:t>
+        </m:r>
+      </m:oMath>
+      <w:r>
+        <w:t xml:space="preserve">, </w:t>
+      </w:r>
+      <m:oMath xmlns:a="http://schemas.openxmlformats.org/drawingml/2006/main" xmlns:pic="http://schemas.openxmlformats.org/drawingml/2006/picture">
+        <m:r>
+          <m:t>σ</m:t>
+        </m:r>
+      </m:oMath>
+      <w:r>
+        <w:t xml:space="preserve">, and </w:t>
+      </w:r>
+      <m:oMath xmlns:a="http://schemas.openxmlformats.org/drawingml/2006/main" xmlns:pic="http://schemas.openxmlformats.org/drawingml/2006/picture">
+        <m:sSub>
+          <m:e>
+            <m:r>
+              <m:t>q</m:t>
+            </m:r>
+          </m:e>
+          <m:sub>
+            <m:r>
+              <m:t>w</m:t>
+            </m:r>
+          </m:sub>
+        </m:sSub>
+      </m:oMath>
+      <w:r>
+        <w:t xml:space="preserve"> coverage are reported in Section 3.10 and Supplementary Table S22; the two are not pooled. The physical conclusion is unchanged: a charge-sensitive readout is required, and the operator is a practical tool for choosing it.</w:t>
       </w:r>
     </w:p>
     <w:p>
@@ -12595,7 +13231,7 @@
         </m:sSup>
       </m:oMath>
       <w:r>
-        <w:t xml:space="preserve"> at 1\% noise (Supplementary Table S20); asymmetric valence or a non-binary electrolyte changes the flux structure and lies outside the present proof. Within that boundary the limit is a property of the measurement, not of the surrogate or the solver.</w:t>
+        <w:t xml:space="preserve"> at 1% noise (Supplementary Table S20); asymmetric valence or a non-binary electrolyte changes the flux structure and lies outside the present proof. Within that boundary the limit is a property of the measurement, not of the surrogate or the solver.</w:t>
       </w:r>
     </w:p>
     <w:p>
@@ -12603,12 +13239,12 @@
         <w:pStyle w:val="Heading3"/>
       </w:pPr>
       <w:r>
-        <w:t>3.10 Sensitivity-controlled hybrid solver and reversal-potential identifiability</w:t>
+        <w:t>3.10 Warm-started finite-volume solver and reversal-potential identifiability</w:t>
       </w:r>
     </w:p>
     <w:p>
       <w:r>
-        <w:t xml:space="preserve">The hybrid solver combines the frozen operator with a Weyl singular-value gate and a conservative SG/FV correction warm-started from the operator; this is a derivative-informed residual correction in the sense of [61], not a new learned field representation. On 120 states spanning the weak, transitional, and strong charge bands, the reference-free Pino-Controller reproduces the full SG/FV current to a median relative error of </w:t>
+        <w:t xml:space="preserve">The hybrid solver combines the frozen operator with a Weyl singular-value gate and a conservative SG/FV correction warm-started from the operator; this is a residual-based, derivative-informed correction in the sense of [61, 62], not a new learned field representation. On 120 states spanning the weak, transitional, and strong charge bands, the reference-free Pino-Controller reproduces the full SG/FV current to a median relative error of </w:t>
       </w:r>
       <m:oMath xmlns:a="http://schemas.openxmlformats.org/drawingml/2006/main" xmlns:pic="http://schemas.openxmlformats.org/drawingml/2006/picture">
         <m:r>
@@ -12657,7 +13293,7 @@
         </m:r>
       </m:oMath>
       <w:r>
-        <w:t xml:space="preserve"> solve, a 9.5-fold reduction. A single Gummel step alone gives </w:t>
+        <w:t xml:space="preserve"> solve, a 5.3-fold reduction for Task A (forward solve) and 4.0-fold for Task B (reversal-potential root search). A single Gummel step alone gives </w:t>
       </w:r>
       <m:oMath xmlns:a="http://schemas.openxmlformats.org/drawingml/2006/main" xmlns:pic="http://schemas.openxmlformats.org/drawingml/2006/picture">
         <m:r>
@@ -12760,7 +13396,7 @@
         </m:r>
       </m:oMath>
       <w:r>
-        <w:t xml:space="preserve">. Estimator A is surrogate-only with local quadratic refinement, B is a residual-controlled SG/FV Gauss–Newton polish, and C is a two-start cold SG/FV baseline. At 1\% noise, single-salt inversion remains unidentifiable (median </w:t>
+        <w:t xml:space="preserve">. Estimator A is surrogate-only with local quadratic refinement, B is a residual-controlled SG/FV Gauss–Newton polish, and C is a two-start cold SG/FV baseline. At 1% noise, single-salt inversion remains unidentifiable (median </w:t>
       </w:r>
       <m:oMath xmlns:a="http://schemas.openxmlformats.org/drawingml/2006/main" xmlns:pic="http://schemas.openxmlformats.org/drawingml/2006/picture">
         <m:sSub>
@@ -12777,7 +13413,7 @@
         </m:sSub>
       </m:oMath>
       <w:r>
-        <w:t xml:space="preserve"> error 140\%), while the reversal potential is strongly state dependent: its median error is 263\% in the weak-charge band but 7.3\% in the strong-charge band, where Donnan exclusion is large. The dual current-plus-selectivity protocol is the most stable, with median charge errors of 1.38\%, 1.40\%, and 2.41\% in the weak, transitional, and strong bands (1.72\% overall) and radius errors of 0.17\%. Its 95\% charge coverage is 68\% at 1\% noise, and only 4\% at 0.2\% noise, because the remaining roughly 2\% surrogate bias floor dominates the shrinking statistical interval; coverage rises to 87\% at 2\% noise. The corresponding reversal-potential coverage is 56\% at 1\% noise. We therefore report the dual protocol as a bias-limited 2\% recovery, the strong-exclusion reversal potential as a state-dependent 7\% recovery, and do not claim calibrated sub-percent charge identification.</w:t>
+        <w:t xml:space="preserve"> error 140%), while the reversal potential is strongly state dependent: its median error is 263% in the weak-charge band but 7.3% in the strong-charge band, where Donnan exclusion is large. The dual current-plus-selectivity protocol is the most stable, with median charge errors of 1.38%, 1.40%, and 2.41% in the weak, transitional, and strong bands (1.72% overall) and radius errors of 0.17%. Its 95% charge coverage is 68% at 1% noise, and only 4% at 0.2% noise, because the remaining roughly 2% surrogate bias floor dominates the shrinking statistical interval; coverage rises to 87% at 2% noise. The corresponding reversal-potential coverage is 56% at 1% noise. We therefore report the dual protocol as a bias-limited 2% recovery, the strong-exclusion reversal potential as a state-dependent 7% recovery, and do not claim calibrated sub-percent charge identification.</w:t>
       </w:r>
     </w:p>
     <w:p>
@@ -13083,7 +13719,7 @@
         </m:r>
       </m:oMath>
       <w:r>
-        <w:t xml:space="preserve"> for the hyperbolic map, and its current error is 23\% higher. The robust claim is therefore a 13–15\% net-charge and 18–23\% current advantage over a fairly trained direct model, plus an exact positivity and charge-identity guarantee. The underlying mechanism remains general: whenever a physical quantity is a small difference of two large positive fields, direct regression suffers from cancellation, and a reparameterization in terms of the sum and the difference reduces the ill-conditioning. The same idea should apply to other Nernst–Planck and drift–diffusion systems in which charge or mole fractions are inferred from separate species predictions.</w:t>
+        <w:t xml:space="preserve"> for the hyperbolic map, and its current error is 23% higher. The robust claim is therefore a 13–15% net-charge and 18–23% current advantage over a fairly trained direct model, plus an exact positivity and charge-identity guarantee. The underlying mechanism remains general: whenever a physical quantity is a small difference of two large positive fields, direct regression suffers from cancellation, and a reparameterization in terms of the sum and the difference reduces the ill-conditioning. The same idea should apply to other Nernst–Planck and drift–diffusion systems in which charge or mole fractions are inferred from separate species predictions.</w:t>
       </w:r>
     </w:p>
     <w:p>
@@ -13093,7 +13729,7 @@
     </w:p>
     <w:p>
       <w:r>
-        <w:t>The inverse experiment sharpens the scope of the method. With exact SG/FV-generated observations, 20 noise draws, and a nested grid, the Stage-20 blind dual current–plus–selectivity inversion reaches 1.7\% median charge error and 0.17\% radius error at 1\% noise, but only 68\% 95\% coverage; single- and multi-salt conductance leave charge at 140\% median error and do not meet the 10\% criterion for any state. The residual roughly 2\% bias floor, not noise, limits the dual interval calibration; this is a separate surrogate limitation from the physical conductance-only degeneracy, which follows from the near-invariance of the concentration sum for a symmetric electrolyte with nearly equal diffusivities, and the Fisher analysis shows it holds across the negative-</w:t>
+        <w:t>The inverse experiment sharpens the scope of the method. With exact SG/FV-generated observations, 20 noise draws, and a nested grid, the Stage-20 blind dual current–plus–selectivity inversion reaches 1.7% median charge error and 0.17% radius error at 1% noise, but only 68% 95% coverage; single- and multi-salt conductance leave charge at 140% median error and do not meet the 10% criterion for any state. The residual roughly 2% bias floor, not noise, limits the dual interval calibration; this is a separate surrogate limitation from the physical conductance-only degeneracy, which follows from the near-invariance of the concentration sum for a symmetric electrolyte with nearly equal diffusivities, and the Fisher analysis shows it holds across the negative-</w:t>
       </w:r>
       <m:oMath xmlns:a="http://schemas.openxmlformats.org/drawingml/2006/main" xmlns:pic="http://schemas.openxmlformats.org/drawingml/2006/picture">
         <m:sSub>
@@ -13194,12 +13830,6 @@
         <m:r>
           <m:t>99.1</m:t>
         </m:r>
-        <m:r>
-          <m:rPr>
-            <m:sty m:val="p"/>
-          </m:rPr>
-          <m:t>%</m:t>
-        </m:r>
       </m:oMath>
       <w:r>
         <w:t xml:space="preserve"> above </w:t>
@@ -13219,7 +13849,7 @@
         </m:sSup>
       </m:oMath>
       <w:r>
-        <w:t>). The median 1\%-noise CRLB is 0.37\% for radius but 86 for charge. The dual study narrows the remedy: multi-salt current–voltage data do not remove the degeneracy, whereas an independent near-wall selectivity observable brings the median charge error to about 2\% while leaving a bias-limited coverage gap. Closing the gap in a real experiment therefore requires a genuinely charge-sensitive measurement, such as streaming potential, field-resolved sensing, or a near-wall selectivity readout, rather than more current–voltage data at different salinities. The operator is well suited to such protocols because it can evaluate thousands of candidate parameter combinations per second.</w:t>
+        <w:t>). The median 1%-noise CRLB is 0.37% for radius but 86 for charge. The dual study narrows the remedy: multi-salt current–voltage data do not remove the degeneracy, whereas an independent near-wall selectivity observable brings the median charge error to about 2% while leaving a bias-limited coverage gap. Closing the gap in a real experiment therefore requires a genuinely charge-sensitive measurement, such as streaming potential, field-resolved sensing, or a near-wall selectivity readout, rather than more current–voltage data at different salinities. The operator is well suited to such protocols because it can evaluate thousands of candidate parameter combinations per second.</w:t>
       </w:r>
     </w:p>
     <w:p>
@@ -13256,7 +13886,7 @@
         </m:sSup>
       </m:oMath>
       <w:r>
-        <w:t xml:space="preserve"> median relative error at 0.165 s per state, 9.5-fold below the 1.575 s cold solve, so it is a practical inner loop for protocol design. The unequal-reservoir reversal potential is strongly state dependent. It is weak at low charge and high salinity, where the concentration-cell potential carries little wall-charge signature, but it reaches </w:t>
+        <w:t xml:space="preserve"> median relative error at 0.165 s per state, 5.3-fold below the 1.575 s cold solve for Task A (forward solve) and 4.0-fold for Task B (reversal-potential root search), so it is a practical inner loop for protocol design. The unequal-reservoir reversal potential is strongly state dependent. It is weak at low charge and high salinity, where the concentration-cell potential carries little wall-charge signature, but it reaches </w:t>
       </w:r>
       <m:oMath xmlns:a="http://schemas.openxmlformats.org/drawingml/2006/main" xmlns:pic="http://schemas.openxmlformats.org/drawingml/2006/picture">
         <m:r>
@@ -13697,7 +14327,7 @@
         </m:sSub>
       </m:oMath>
       <w:r>
-        <w:t xml:space="preserve"> error on held-out in-distribution states, retains 0.00136 current error out of distribution, and runs in 0.072 ms per state after ONNX export. In a five-way constrained comparison, charge-balanced outputs reduce median net-charge error from 0.238 for a matched direct-concentration loss to 0.207 while keeping current error 18\% lower; the linear projection is statistically tied on net charge but leaves a finite charge-identity mismatch. Removing the physics loss increases current error by 54.3\% for the DeepONet in-distribution and by 98.9\% for the FNO out of distribution (corresponding to 35.2\% and 49.7\% error reductions when adding the physics term). A reference-free warm-started SG/FV controller reproduces the cold-solve current to </w:t>
+        <w:t xml:space="preserve"> error on held-out in-distribution states, retains 0.00136 current error out of distribution, and runs in 0.072 ms per state after ONNX export. In a five-way constrained comparison, charge-balanced outputs reduce median net-charge error from 0.238 for a matched direct-concentration loss to 0.207 while keeping current error 18% lower; the linear projection is statistically tied on net charge but leaves a finite charge-identity mismatch. Removing the physics loss increases current error by 54.3% for the DeepONet in-distribution and by 98.9% for the FNO out of distribution (corresponding to 35.2% and 49.7% error reductions when adding the physics term). A reference-free warm-started SG/FV controller reproduces the cold-solve current to </w:t>
       </w:r>
       <m:oMath xmlns:a="http://schemas.openxmlformats.org/drawingml/2006/main" xmlns:pic="http://schemas.openxmlformats.org/drawingml/2006/picture">
         <m:r>
@@ -13729,7 +14359,7 @@
         </m:sSup>
       </m:oMath>
       <w:r>
-        <w:t xml:space="preserve"> at 0.165 s per state, 9.5-fold below a full solve. A 2,700-realization blind inverse study gives a dual current-plus-selectivity median charge error of 1.7\% but only 68\% 95\% coverage at 1\% noise; the reversal potential is state dependent (263\% weak-charge, 7.3\% strong-charge), so we report a bias-limited 2\% recovery rather than calibrated sub-percent identification. A trunk ablation shows that the multi-scale radial basis is a modest near-wall inductive bias rather than a necessity, and a nested 384-state study gives an in-distribution error scaling as </w:t>
+        <w:t xml:space="preserve"> at 0.165 s per state, 5.3-fold below a full solve for Task A (forward solve) and 4.0-fold for Task B (reversal-potential root search). A 2,700-realization blind inverse study gives a dual current-plus-selectivity median charge error of 1.7% but only 68% 95% coverage at 1% noise; the reversal potential is state dependent (263% weak-charge, 7.3% strong-charge), so we report a bias-limited 2% recovery rather than calibrated sub-percent identification. A trunk ablation shows that the multi-scale radial basis is a modest near-wall inductive bias rather than a necessity, and a nested 384-state study gives an in-distribution error scaling as </w:t>
       </w:r>
       <m:oMath xmlns:a="http://schemas.openxmlformats.org/drawingml/2006/main" xmlns:pic="http://schemas.openxmlformats.org/drawingml/2006/picture">
         <m:sSup>
@@ -13784,7 +14414,7 @@
         </m:sSup>
       </m:oMath>
       <w:r>
-        <w:t xml:space="preserve"> maximum absolute difference. Interpreted baselines qualify the accuracy claims: a calibrated linearized Poisson–Boltzmann model is stronger on current and OOD net charge, while the operator is competitive on potential and stronger on strong-charge fields and selectivity. The central physical result is a limit, not a speed-up: for symmetric binary electrolytes with nearly equal ionic diffusivities, such as KCl, and a conductance-only protocol, fixed wall charge is unidentifiable at 1\% noise regardless of surrogate or solver accuracy, as confirmed by the negative-</w:t>
+        <w:t xml:space="preserve"> maximum absolute difference. Interpreted baselines qualify the accuracy claims: a calibrated linearized Poisson–Boltzmann model is stronger on current and OOD net charge, while the operator is competitive on potential and stronger on strong-charge fields and selectivity. The central physical result is a limit, not a speed-up: for symmetric binary electrolytes with nearly equal ionic diffusivities, such as KCl, and a conductance-only protocol, fixed wall charge is practically unidentifiable from symmetric-electrolyte conductance alone within the tested weak-to-moderate surface-charge regime and 0.2%–2% measurement noise protocols, as confirmed by the negative-</w:t>
       </w:r>
       <m:oMath xmlns:a="http://schemas.openxmlformats.org/drawingml/2006/main" xmlns:pic="http://schemas.openxmlformats.org/drawingml/2006/picture">
         <m:sSub>
@@ -13861,12 +14491,6 @@
         <m:r>
           <m:t>99.1</m:t>
         </m:r>
-        <m:r>
-          <m:rPr>
-            <m:sty m:val="p"/>
-          </m:rPr>
-          <m:t>%</m:t>
-        </m:r>
       </m:oMath>
       <w:r>
         <w:t xml:space="preserve"> above </w:t>
@@ -13886,7 +14510,7 @@
         </m:sSup>
       </m:oMath>
       <w:r>
-        <w:t>; 1\%-noise CRLB 0.37\% for radius but 86 for charge). Single- and multi-salt current–voltage sweeps do not remove this degeneracy. A dual current-plus-near-wall-selectivity protocol reaches 1.7\% median charge error and 0.17\% radius error in the blind Stage-20 study, but its 95\% charge coverage is only 68\% at 1\% noise because a roughly 2\% surrogate bias floor dominates the statistical interval. Strong surface charge lowers current error 23-fold relative to the Ohmic bulk approximation and makes the selectivity field accurately predictable, but it does not by itself make single-salt conductance identify charge. Experimentalists should therefore invest in charge-sensitive observables—a concentration-cell reversal potential or transference number, a streaming potential, or field-resolved near-wall sensing—rather than in additional conductance data, and the operator is intended to design those protocols before the experiment is built.</w:t>
+        <w:t>; 1%-noise CRLB 0.37% for radius but 86 for charge). Single- and multi-salt current–voltage sweeps do not remove this degeneracy. A dual current-plus-near-wall-selectivity protocol reaches 1.7% median charge error and 0.17% radius error in the blind Stage-20 study, but its 95% charge coverage is only 68% at 1% noise because a roughly 2% surrogate bias floor dominates the statistical interval. Strong surface charge lowers current error 23-fold relative to the Ohmic bulk approximation and makes the selectivity field accurately predictable, but it does not by itself make single-salt conductance identify charge. Experimentalists should therefore invest in charge-sensitive observables—a concentration-cell reversal potential or transference number, a streaming potential, or field-resolved near-wall sensing—rather than in additional conductance data, and the operator is intended to design those protocols before the experiment is built.</w:t>
       </w:r>
     </w:p>
     <w:p>
@@ -15104,6 +15728,24 @@
       </w:r>
       <w:r>
         <w:t>. doi:10.1016/j.cma.2021.114199</w:t>
+      </w:r>
+    </w:p>
+    <w:p>
+      <w:pPr>
+        <w:spacing w:after="60"/>
+        <w:ind w:left="605" w:hanging="605"/>
+      </w:pPr>
+      <w:r>
+        <w:t xml:space="preserve">[62] Lianghao Cao, Thomas O’Leary-Roseberry, Prashant K. Jha, J. Tinsley Oden, Omar Ghattas (2023). Residual-based error correction for neural operator accelerated infinite-dimensional Bayesian inverse problems </w:t>
+      </w:r>
+      <w:r>
+        <w:rPr>
+          <w:i/>
+        </w:rPr>
+        <w:t>Journal of Computational Physics</w:t>
+      </w:r>
+      <w:r>
+        <w:t xml:space="preserve"> 486, 112104. doi:10.1016/j.jcp.2023.112104</w:t>
       </w:r>
     </w:p>
     <w:sectPr>

--- a/manuscript/Manuscript_PINO_clean.docx
+++ b/manuscript/Manuscript_PINO_clean.docx
@@ -7,7 +7,7 @@
         <w:pStyle w:val="Title"/>
       </w:pPr>
       <w:r>
-        <w:t>Charge-balanced neural operators, conductance identifiability limits, and warm-started finite-volume solvers for nanopore ion transport</w:t>
+        <w:t>Charge - balanced neural operators, conductance identifiability limits, and warm - started finite - volume solvers for nanopore ion transport</w:t>
       </w:r>
     </w:p>
     <w:p>
@@ -25,7 +25,7 @@
     </w:p>
     <w:p>
       <w:r>
-        <w:t>Corresponding author: 8javad@ntunhs.edu.tw | ORCID: 0000-0003-2966-1315</w:t>
+        <w:t>Corresponding author: 8javad@ntunhs.edu.tw | ORCID: 0000 - 0003 - 2966 - 1315</w:t>
       </w:r>
     </w:p>
     <w:p>
@@ -41,7 +41,7 @@
         <w:pStyle w:val="ListBullet"/>
       </w:pPr>
       <w:r>
-        <w:t>PINO-Nanopore maps four PNP parameters in 0.072 ms with 13% lower net-charge error.</w:t>
+        <w:t>PINO - Nanopore maps four PNP parameters in 0.072 ms with 13% lower net - charge error.</w:t>
       </w:r>
     </w:p>
     <w:p>
@@ -147,7 +147,7 @@
         </m:sSub>
       </m:oMath>
       <w:r>
-        <w:t xml:space="preserve"> Fisher is ill-conditioned (median </w:t>
+        <w:t xml:space="preserve"> Fisher is ill - conditioned (median </w:t>
       </w:r>
       <m:oMath xmlns:a="http://schemas.openxmlformats.org/drawingml/2006/main" xmlns:pic="http://schemas.openxmlformats.org/drawingml/2006/picture">
         <m:r>
@@ -198,7 +198,7 @@
         <w:pStyle w:val="ListBullet"/>
       </w:pPr>
       <w:r>
-        <w:t>Warm-started solver: 3×10⁻¹² error; 5.3× speedup (forward), 4.0× (reversal).</w:t>
+        <w:t>Warm - started solver: 3×10⁻¹² error; 5.3× speedup (forward), 4.0× (reversal).</w:t>
       </w:r>
     </w:p>
     <w:p>
@@ -211,7 +211,7 @@
     </w:p>
     <w:p>
       <w:r>
-        <w:t xml:space="preserve">Inferring nanopore surface charge and geometry from ionic current–voltage data is central to nanofluidic sensing, but repeated Poisson–Nernst–Planck (PNP) solves are too slow for exhaustive identifiability mapping. We present PINO-Nanopore, an exact-boundary, charge-balanced operator for axisymmetric PNP transport over voltage, salinity, wall charge, and radius, used to map regime-dependent conductance identifiability. A 240-state SG/FV benchmark has maximum residual </w:t>
+        <w:t xml:space="preserve">Inferring nanopore surface charge and geometry from ionic current–voltage data is central to nanofluidic sensing, but repeated Poisson–Nernst–Planck (PNP) solves are too slow for exhaustive identifiability mapping. We present PINO - Nanopore, an exact - boundary, charge - balanced operator for axisymmetric PNP transport over voltage, salinity, wall charge, and radius, used to map regime - dependent conductance identifiability. A 240 - state SG/FV benchmark has maximum residual </w:t>
       </w:r>
       <m:oMath xmlns:a="http://schemas.openxmlformats.org/drawingml/2006/main" xmlns:pic="http://schemas.openxmlformats.org/drawingml/2006/picture">
         <m:r>
@@ -243,7 +243,7 @@
         </m:sSup>
       </m:oMath>
       <w:r>
-        <w:t xml:space="preserve">. A multi-scale radial physics-informed DeepONet (36,880 parameters) and a real-DFT Fourier neural operator (460,488 parameters) enforce reservoir data and charge identity to </w:t>
+        <w:t xml:space="preserve">. A multi - scale radial physics - informed DeepONet (36, 880 parameters) and a real - DFT Fourier neural operator (460, 488 parameters) enforce reservoir data and charge identity to </w:t>
       </w:r>
       <m:oMath xmlns:a="http://schemas.openxmlformats.org/drawingml/2006/main" xmlns:pic="http://schemas.openxmlformats.org/drawingml/2006/picture">
         <m:r>
@@ -292,7 +292,7 @@
         </m:sSub>
       </m:oMath>
       <w:r>
-        <w:t xml:space="preserve"> errors of 0.00089 for potential and 0.00109 for current (0.0202/0.00136 out of distribution) at 0.072 ms per state. Against a matched direct-concentration loss, charge-balanced outputs lower median net-charge error from 0.238 to 0.207 with 18% lower current error; linearized-Poisson–Boltzmann, POD-RBF, and FNO baselines are reported. Exact float64 SG/FV Jacobians reproduce </w:t>
+        <w:t xml:space="preserve"> errors of 0.00089 for potential and 0.00109 for current (0.0202/0.00136 out of distribution) at 0.072 ms per state. Against a matched direct - concentration loss, charge - balanced outputs lower median net - charge error from 0.238 to 0.207 with 18% lower current error; linearized - Poisson–Boltzmann, POD - RBF, and FNO baselines are reported. Exact float64 SG/FV Jacobians reproduce </w:t>
       </w:r>
       <m:oMath xmlns:a="http://schemas.openxmlformats.org/drawingml/2006/main" xmlns:pic="http://schemas.openxmlformats.org/drawingml/2006/picture">
         <m:r>
@@ -382,7 +382,7 @@
         </m:sSub>
       </m:oMath>
       <w:r>
-        <w:t xml:space="preserve"> Fisher plane is ill-conditioned (median </w:t>
+        <w:t xml:space="preserve"> Fisher plane is ill - conditioned (median </w:t>
       </w:r>
       <m:oMath xmlns:a="http://schemas.openxmlformats.org/drawingml/2006/main" xmlns:pic="http://schemas.openxmlformats.org/drawingml/2006/picture">
         <m:r>
@@ -453,7 +453,7 @@
         </m:sSup>
       </m:oMath>
       <w:r>
-        <w:t xml:space="preserve">), with 1%-noise CRLBs of 0.37% for radius but 86 for charge. Single- and multi-salt inversion leave charge unidentifiable. A 2,700-realization blind inverse study gives a dual current-plus-selectivity median charge error of 1.7% but only 68% 95% coverage at 1% noise; the reversal potential is state dependent (263% weak-charge, 7.3% strong-charge), and a reference-free warm-started controller reproduces the SG/FV current to </w:t>
+        <w:t xml:space="preserve">), with 1%-noise CRLBs of 0.37% for radius but 86 for charge. Single- and multi - salt inversion leave charge unidentifiable. A 2, 700 - realization blind inverse study gives a dual current - plus - selectivity median charge error of 1.7% but only 68% 95% coverage at 1% noise; the reversal potential is state dependent (263% weak - charge, 7.3% strong - charge), and a reference - free warm - started controller reproduces the SG/FV current to </w:t>
       </w:r>
       <m:oMath xmlns:a="http://schemas.openxmlformats.org/drawingml/2006/main" xmlns:pic="http://schemas.openxmlformats.org/drawingml/2006/picture">
         <m:r>
@@ -485,7 +485,7 @@
         </m:sSup>
       </m:oMath>
       <w:r>
-        <w:t xml:space="preserve"> at 0.165 s, 5.3-fold below a cold solve for Task A (forward solve) and 4.0-fold for Task B (reversal-potential root search). A strong-charge benchmark lowers current error 23-fold.</w:t>
+        <w:t xml:space="preserve"> at 0.165 s, 5.3 - fold below a cold solve for Task A (forward solve) and 4.0 - fold for Task B (reversal - potential root search). A strong - charge benchmark lowers current error 23 - fold.</w:t>
       </w:r>
     </w:p>
     <w:p>
@@ -496,7 +496,7 @@
         <w:t>Keywords:</w:t>
       </w:r>
       <w:r>
-        <w:t xml:space="preserve"> Poisson–Nernst–Planck; nanopore; neural operator; DeepONet; Fourier neural operator; physics-informed machine learning; inverse problem; identifiability; Donnan selectivity</w:t>
+        <w:t xml:space="preserve"> Poisson–Nernst–Planck; nanopore; neural operator; DeepONet; Fourier neural operator; physics - informed machine learning; inverse problem; identifiability; Donnan selectivity</w:t>
       </w:r>
     </w:p>
     <w:p>
@@ -515,7 +515,7 @@
         <w:t>Program title:</w:t>
       </w:r>
       <w:r>
-        <w:t xml:space="preserve"> PINO-Nanopore</w:t>
+        <w:t xml:space="preserve"> PINO - Nanopore</w:t>
       </w:r>
     </w:p>
     <w:p>
@@ -537,7 +537,7 @@
         <w:t>Developer's repository link:</w:t>
       </w:r>
       <w:r>
-        <w:t xml:space="preserve"> https://github.com/Javad-Alizargar/nanopore-pino-surrogate (permanent archive: https://doi.org/10.5281/zenodo.23487404; interactive portal: https://pino.statwhy.com/)</w:t>
+        <w:t xml:space="preserve"> https://github.com/Javad - Alizargar/nanopore - pino - surrogate (permanent archive: https://doi.org/10.5281/zenodo.23487404; interactive portal: https://pino.statwhy.com/)</w:t>
       </w:r>
     </w:p>
     <w:p>
@@ -592,7 +592,7 @@
         <w:t>Nature of the problem:</w:t>
       </w:r>
       <w:r>
-        <w:t xml:space="preserve"> Steady, axisymmetric Poisson–Nernst–Planck transport of a symmetric binary electrolyte in a charged cylindrical nanopore. The solver must represent the potential, both ion concentrations, the net charge density, and the axial current over a four-dimensional operating space: applied voltage, bulk concentration, wall charge strength, and pore radius. Repeated high-fidelity finite-volume solves are accurate but cost about 0.2 s each, which is prohibitive for design sweeps, uncertainty quantification, and inverse parameter estimation. A second problem is scientific rather than computational: it is not known which of these parameters a conductance measurement can actually identify, because geometric access and wall-charge Donnan enrichment enter the current in a correlated way.</w:t>
+        <w:t xml:space="preserve"> Steady, axisymmetric Poisson–Nernst–Planck transport of a symmetric binary electrolyte in a charged cylindrical nanopore. The solver must represent the potential, both ion concentrations, the net charge density, and the axial current over a four - dimensional operating space: applied voltage, bulk concentration, wall charge strength, and pore radius. Repeated high - fidelity finite - volume solves are accurate but cost about 0.2 s each, which is prohibitive for design sweeps, uncertainty quantification, and inverse parameter estimation. A second problem is scientific rather than computational: it is not known which of these parameters a conductance measurement can actually identify, because geometric access and wall - charge Donnan enrichment enter the current in a correlated way.</w:t>
       </w:r>
     </w:p>
     <w:p>
@@ -603,7 +603,7 @@
         <w:t>Solution method:</w:t>
       </w:r>
       <w:r>
-        <w:t xml:space="preserve"> A conservative Scharfetter–Gummel finite-volume reference solver generates a verified 240-state dataset. Two parameter-conditioned operator backbones are trained: a multi-scale radial physics-informed DeepONet and a parameter-conditioned two-dimensional Fourier neural operator. Both use an exact-reservoir Dirichlet ansatz and a charge-balanced field parameterization that guarantees positive concentrations and an exact algebraic charge identity. The operator is then used as a computational instrument: its Fisher information is validated against exact float64 finite-difference Jacobians of the reference solver, and the resulting identifiability map separates radius from wall charge and identifies the near-wall Donnan selectivity observable that breaks the conductance degeneracy. Models are exported to ONNX and served by a static browser simulator (JavaScript) with a live reference solve and a Gradio application.</w:t>
+        <w:t xml:space="preserve"> A conservative Scharfetter–Gummel finite - volume reference solver generates a verified 240 - state dataset. Two parameter - conditioned operator backbones are trained: a multi - scale radial physics - informed DeepONet and a parameter - conditioned two - dimensional Fourier neural operator. Both use an exact - reservoir Dirichlet ansatz and a charge - balanced field parameterization that guarantees positive concentrations and an exact algebraic charge identity. The operator is then used as a computational instrument: its Fisher information is validated against exact float64 finite - difference Jacobians of the reference solver, and the resulting identifiability map separates radius from wall charge and identifies the near - wall Donnan selectivity observable that breaks the conductance degeneracy. Models are exported to ONNX and served by a static browser simulator (JavaScript) with a live reference solve and a Gradio application.</w:t>
       </w:r>
     </w:p>
     <w:p>
@@ -614,7 +614,7 @@
         <w:t>Additional comments including restrictions and unusual features:</w:t>
       </w:r>
       <w:r>
-        <w:t xml:space="preserve"> The model is two-dimensional and axisymmetric; it neglects steric effects, electro-osmotic convection, surface chemistry, and pore-wall roughness. Temperature, permittivity, and ionic diffusivities are fixed. The operator is trained on in-distribution ranges of </w:t>
+        <w:t xml:space="preserve"> The model is two - dimensional and axisymmetric; it neglects steric effects, electro - osmotic convection, surface chemistry, and pore - wall roughness. Temperature, permittivity, and ionic diffusivities are fixed. The operator is trained on in - distribution ranges of </w:t>
       </w:r>
       <m:oMath xmlns:a="http://schemas.openxmlformats.org/drawingml/2006/main" xmlns:pic="http://schemas.openxmlformats.org/drawingml/2006/picture">
         <m:r>
@@ -692,7 +692,7 @@
         </m:r>
       </m:oMath>
       <w:r>
-        <w:t xml:space="preserve">, and 3–8 nm radius; extrapolation beyond these ranges is not certified. The package includes a dual-engine browser simulator that can switch between the operator and an in-browser SG/FV solve. It was developed on an Apple M1 (arm64) with macOS 14.1, 8 GB RAM, and one CPU core (no GPU required); the dependencies support Linux, Windows, and x86-64 or arm64 systems with Python 3.10+ and a modern browser. The repository README documents installation, file layout, and execution, and the </w:t>
+        <w:t xml:space="preserve">, and 3–8 nm radius; extrapolation beyond these ranges is not certified. The package includes a dual - engine browser simulator that can switch between the operator and an in - browser SG/FV solve. It was developed on an Apple M1 (arm64) with macOS 14.1, 8 GB RAM, and one CPU core (no GPU required); the dependencies support Linux, Windows, and x86 - 64 or arm64 systems with Python 3.10+ and a modern browser. The repository README documents installation, file layout, and execution, and the </w:t>
       </w:r>
       <w:r>
         <w:rPr>
@@ -702,7 +702,7 @@
         <w:t>test_run/</w:t>
       </w:r>
       <w:r>
-        <w:t xml:space="preserve"> directory provides a self-contained sample input and expected output for a rapid CPC verification run.</w:t>
+        <w:t xml:space="preserve"> directory provides a self - contained sample input and expected output for a rapid CPC verification run.</w:t>
       </w:r>
     </w:p>
     <w:p>
@@ -713,7 +713,7 @@
         <w:t>Running time:</w:t>
       </w:r>
       <w:r>
-        <w:t xml:space="preserve"> Dataset generation 59.2 s; DeepONet training 50.6 s for 500 epochs; FNO training 108.5 s for 110 epochs; single-state inference 0.072 ms (DeepONet) and 1.04 ms (FNO) on an Apple M1 CPU. The Stage-10 studies add 29.6 s to generate the 144-state expansion, 50 s per 500-epoch trunk-ablation model, and 25 s per 250-epoch scaling model. The Stage-11 constraint benchmark (five schemes, three seeds), exact SG/FV Jacobian validation, and Stage-12 diagnostics add about five minutes; the Stage-18 inverse, baseline, and strong-charge studies add about 35 minutes on one CPU. The CPC test case in </w:t>
+        <w:t xml:space="preserve"> Dataset generation 59.2 s; DeepONet training 50.6 s for 500 epochs; FNO training 108.5 s for 110 epochs; single - state inference 0.072 ms (DeepONet) and 1.04 ms (FNO) on an Apple M1 CPU. The Stage - 10 studies add 29.6 s to generate the 144 - state expansion, 50 s per 500 - epoch trunk - ablation model, and 25 s per 250 - epoch scaling model. The Stage - 11 constraint benchmark (five schemes, three seeds), exact SG/FV Jacobian validation, and Stage - 12 diagnostics add about five minutes; the Stage - 18 inverse, baseline, and strong - charge studies add about 35 minutes on one CPU. The CPC test case in </w:t>
       </w:r>
       <w:r>
         <w:rPr>
@@ -736,32 +736,32 @@
     </w:p>
     <w:p>
       <w:r>
-        <w:t>Estimating the surface charge and geometry of a nanopore from its ionic conductance is a central inverse problem in nanofluidic sensing, yet the measurement is fast while the physics that connects it to the parameters is slow to evaluate and ambiguous to invert. Nanopores and nanofluidic channels convert molecular-scale charge and geometry into measurable ionic currents, underpinning single-molecule sensing and nucleic-acid sequencing prospects [1–6]. In confined nanoscale geometries, ion transport departs from bulk conductance due to surface-charge-governed transport at low salt concentrations [7], electrostatic screening when the Debye length approaches the channel dimension [8], interfacial electrokinetic coupling [9], ion-transport mechanisms specific to nanofluidic channels [10], and structure-dependent transport mechanisms [11].</w:t>
+        <w:t>Estimating the surface charge and geometry of a nanopore from its ionic conductance is a central inverse problem in nanofluidic sensing, yet the measurement is fast while the physics that connects it to the parameters is slow to evaluate and ambiguous to invert. Nanopores and nanofluidic channels convert molecular - scale charge and geometry into measurable ionic currents, underpinning single - molecule sensing and nucleic - acid sequencing prospects [1–6]. In confined nanoscale geometries, ion transport departs from bulk conductance due to surface - charge - governed transport at low salt concentrations [7], electrostatic screening when the Debye length approaches the channel dimension [8], interfacial electrokinetic coupling [9], ion - transport mechanisms specific to nanofluidic channels [10], and structure - dependent transport mechanisms [11].</w:t>
       </w:r>
     </w:p>
     <w:p>
       <w:r>
-        <w:t>Across nanofluidic devices, ionic transport, selectivity, and current rectification are modulated by applied gate or axial potentials [12], salt concentration and surface charge [13], conical pore geometry and electrostatic potential jumps [14], surface-charge patterning [15], and coupled effects of pore diameter, surface-charge density, and ionic strength [16], while the Poisson–Nernst–Planck (PNP) system provides a widely used continuum framework for modeling and numerically solving ion-channel and nanopore transport [17–19].</w:t>
+        <w:t>Across nanofluidic devices, ionic transport, selectivity, and current rectification are modulated by applied gate or axial potentials [12], salt concentration and surface charge [13], conical pore geometry and electrostatic potential jumps [14], surface - charge patterning [15], and coupled effects of pore diameter, surface - charge density, and ionic strength [16], while the Poisson–Nernst–Planck (PNP) system provides a widely used continuum framework for modeling and numerically solving ion - channel and nanopore transport [17–19].</w:t>
       </w:r>
     </w:p>
     <w:p>
       <w:r>
-        <w:t>In narrow channels, electrokinetic flow with overlapped electrical double layers [20], double-layer-enhanced ion migration and water dissociation [21], surface charge regulation [22], and electroosmotic solute dispersion [23] further modify nanoscale transport, while related ion-transport and ion-mobility physics underlie fluidic iontronic computing devices [24] and electrolyte conductivity in charged nanochannels [25].</w:t>
+        <w:t>In narrow channels, electrokinetic flow with overlapped electrical double layers [20], double - layer - enhanced ion migration and water dissociation [21], surface charge regulation [22], and electroosmotic solute dispersion [23] further modify nanoscale transport, while related ion - transport and ion - mobility physics underlie fluidic iontronic computing devices [24] and electrolyte conductivity in charged nanochannels [25].</w:t>
       </w:r>
     </w:p>
     <w:p>
       <w:r>
-        <w:t>Relating current–voltage behavior to surface charge and channel geometry is therefore a central modeling problem in nanofluidics [7, 8]. In charged channels, the measured conductance reflects geometric confinement and surface-charge-governed ion accumulation [13], with electrostatic screening becoming important at low salt concentration [22], while rectification in conical or charge-patterned pores depends jointly on pore-end asymmetry [14] and surface-charge distribution [15]. Separating the two from conductance alone remains an open experimental and theoretical challenge, and the usual remedy—fitting many curves with repeated PNP solves—is slow and statistically opaque. Three concrete uses follow for a fast, validated operator: pre-experiment protocol design, in which bias and salinity combinations are chosen to maximize the Fisher information for the parameters of interest; rapid design sweeps of radius, charge, and operating point; and real-time digital-twin calibration, in which millisecond operator evaluations are compared continuously with a measured current. Each use requires not only speed but a calibrated statement of what the measurement can resolve.</w:t>
+        <w:t>Relating current–voltage behavior to surface charge and channel geometry is therefore a central modeling problem in nanofluidics [7, 8]. In charged channels, the measured conductance reflects geometric confinement and surface - charge - governed ion accumulation [13], with electrostatic screening becoming important at low salt concentration [22], while rectification in conical or charge - patterned pores depends jointly on pore - end asymmetry [14] and surface - charge distribution [15]. Separating the two from conductance alone remains an open experimental and theoretical challenge, and the usual remedy—fitting many curves with repeated PNP solves—is slow and statistically opaque. Three concrete uses follow for a fast, validated operator: pre - experiment protocol design, in which bias and salinity combinations are chosen to maximize the Fisher information for the parameters of interest; rapid design sweeps of radius, charge, and operating point; and real - time digital - twin calibration, in which millisecond operator evaluations are compared continuously with a measured current. Each use requires not only speed but a calibrated statement of what the measurement can resolve.</w:t>
       </w:r>
     </w:p>
     <w:p>
       <w:r>
-        <w:t>Numerical solution of PNP is well understood. Scharfetter–Gummel (SG) discretizations were introduced for semiconductor carrier transport [26]. Conservative finite-volume formulations, including the Scharfetter–Gummel box method [27], provide a stable discretization framework for drift–diffusion device equations. A single axisymmetric solve on a 21 x 61 grid takes about 0.2 s on a modern laptop, which is acceptable for one operating point but not for the thousands of evaluations demanded by parameter sweeps, sensitivity analysis, design optimization, or inverse estimation. The cost is compounded when a neural surrogate is trained per state.</w:t>
+        <w:t>Numerical solution of PNP is well understood. Scharfetter–Gummel (SG) discretizations were introduced for semiconductor carrier transport [26]. Conservative finite - volume formulations, including the Scharfetter–Gummel box method [27], provide a stable discretization framework for drift–diffusion device equations. A single axisymmetric solve on a 21 x 61 grid takes about 0.2 s on a modern laptop, which is acceptable for one operating point but not for the thousands of evaluations demanded by parameter sweeps, sensitivity analysis, design optimization, or inverse estimation. The cost is compounded when a neural surrogate is trained per state.</w:t>
       </w:r>
     </w:p>
     <w:p>
       <w:r>
-        <w:t xml:space="preserve">Physics-informed neural networks (PINNs) [28–30] and neural trial-function formulations [31] embed differential equation constraints into the training loss to reduce reliance on labeled solution data, but standard PINNs are typically trained for one parameter set at a time and are sensitive to gradient-flow pathologies and optimization failure modes [32, 33]. Hard-constraint and boundary-enforcing formulations impose initial or boundary conditions strictly across benchmark PDE problems [34], wave equations [35], airflow-field reconstruction [36], linear free-surface waves [37], nonlinear consolidation [38], variational Dirichlet benchmarks [39], and microseismic source imaging [40], while domain-decomposed variants such as XPINNs enable space–time decomposition on complex geometries [41]. Enriched physics-informed neural networks have been developed for dynamic Poisson–Nernst–Planck systems [42], while related physics-informed and operator-learning surrogates have been applied to thermal charring materials [43], compressible flows with CF-DeepONet [44], non-Fourier heat conduction with T-phPINN [45], and lithium-ion battery health prediction [46]. A previously reported fixed-state discontinuous-Galerkin DA-PINN for nanopore transport (COMPHY-D-26-00857) reached a potential relative L2 error of </w:t>
+        <w:t xml:space="preserve">Physics - informed neural networks (PINNs) [28–30] and neural trial - function formulations [31] embed differential equation constraints into the training loss to reduce reliance on labeled solution data, but standard PINNs are typically trained for one parameter set at a time and are sensitive to gradient - flow pathologies and optimization failure modes [32, 33]. Hard - constraint and boundary - enforcing formulations impose initial or boundary conditions strictly across benchmark PDE problems [34], wave equations [35], airflow - field reconstruction [36], linear free - surface waves [37], nonlinear consolidation [38], variational Dirichlet benchmarks [39], and microseismic source imaging [40], while domain - decomposed variants such as XPINNs enable space–time decomposition on complex geometries [41]. Enriched physics - informed neural networks have been developed for dynamic Poisson–Nernst–Planck systems [42], while related physics - informed and operator - learning surrogates have been applied to thermal charring materials [43], compressible flows with CF - DeepONet [44], non - Fourier heat conduction with T - phPINN [45], and lithium - ion battery health prediction [46]. A previously reported fixed - state discontinuous - Galerkin DA - PINN for nanopore transport (COMPHY - D-26 - 00857) reached a potential relative L2 error of </w:t>
       </w:r>
       <m:oMath xmlns:a="http://schemas.openxmlformats.org/drawingml/2006/main" xmlns:pic="http://schemas.openxmlformats.org/drawingml/2006/picture">
         <m:r>
@@ -793,17 +793,17 @@
         </m:sSup>
       </m:oMath>
       <w:r>
-        <w:t xml:space="preserve"> but required roughly 500 s of retraining per state. That trade-off motivates the present work: if the parameter dependence can be learned once, the per-query cost falls by orders of magnitude.</w:t>
+        <w:t xml:space="preserve"> but required roughly 500 s of retraining per state. That trade - off motivates the present work: if the parameter dependence can be learned once, the per - query cost falls by orders of magnitude.</w:t>
       </w:r>
     </w:p>
     <w:p>
       <w:r>
-        <w:t>Operator learning provides the required map from parameters to fields. DeepONet approximates nonlinear operators through a branch–trunk inner product [47], supported by infinite-dimensional approximation error estimates [48], physics-informed DeepONet formulations for parametric PDEs [49], backpropagation-free and layer-interaction training variants [50, 51], theoretical universality analyses for operator learning [52], and architectural comparisons of DeepONet variants [53]. In parallel, Fourier neural operators (FNOs) have been extended to general geometries via XFNO [54] and Gabor-filtered spectral layers [55], as well as decomposed large-scale parametric PDEs with D-FNO [56] and physics-informed Fourier neural operator formulations [57, 58]. Neural Green's operators provide an additional route to parametric PDE solution by learning Green's functions [59], while spatio-spectral neural operators combine spatial and spectral feature learning [60]. The central difficulty for transport in charged pores is not representational capacity but constraint satisfaction: potentials must satisfy reservoir Dirichlet data, concentrations must remain positive, and the predicted charge must equal the difference of the predicted concentrations. Unconstrained outputs violate these requirements, and the resulting errors are largest precisely where the net charge is small.</w:t>
+        <w:t>Operator learning provides the required map from parameters to fields. DeepONet approximates nonlinear operators through a branch–trunk inner product [47], supported by infinite - dimensional approximation error estimates [48], physics - informed DeepONet formulations for parametric PDEs [49], backpropagation - free and layer - interaction training variants [50, 51], theoretical universality analyses for operator learning [52], and architectural comparisons of DeepONet variants [53]. In parallel, Fourier neural operators (FNOs) have been extended to general geometries via XFNO [54] and Gabor - filtered spectral layers [55], as well as decomposed large - scale parametric PDEs with D - FNO [56] and physics - informed Fourier neural operator formulations [57, 58]. Neural Green's operators provide an additional route to parametric PDE solution by learning Green's functions [59], while spatio - spectral neural operators combine spatial and spectral feature learning [60]. The central difficulty for transport in charged pores is not representational capacity but constraint satisfaction: potentials must satisfy reservoir Dirichlet data, concentrations must remain positive, and the predicted charge must equal the difference of the predicted concentrations. Unconstrained outputs violate these requirements, and the resulting errors are largest precisely where the net charge is small.</w:t>
       </w:r>
     </w:p>
     <w:p>
       <w:r>
-        <w:t xml:space="preserve">This paper makes two contributions. First, we deliver PINO-Nanopore, a validated computational-physics software instrument: a verified 240-state four-dimensional benchmark (maximum residual </w:t>
+        <w:t xml:space="preserve">This paper makes two contributions. First, we deliver PINO - Nanopore, a validated computational - physics software instrument: a verified 240 - state four - dimensional benchmark (maximum residual </w:t>
       </w:r>
       <m:oMath xmlns:a="http://schemas.openxmlformats.org/drawingml/2006/main" xmlns:pic="http://schemas.openxmlformats.org/drawingml/2006/picture">
         <m:r>
@@ -835,7 +835,7 @@
         </m:sSup>
       </m:oMath>
       <w:r>
-        <w:t xml:space="preserve">; minimum anion concentration 0.8034), an exact-reservoir charge-balanced parameterization (charge identity </w:t>
+        <w:t xml:space="preserve">; minimum anion concentration 0.8034), an exact - reservoir charge - balanced parameterization (charge identity </w:t>
       </w:r>
       <m:oMath xmlns:a="http://schemas.openxmlformats.org/drawingml/2006/main" xmlns:pic="http://schemas.openxmlformats.org/drawingml/2006/picture">
         <m:r>
@@ -867,7 +867,7 @@
         </m:sSup>
       </m:oMath>
       <w:r>
-        <w:t xml:space="preserve">), two parameter-conditioned backbones (multi-scale radial PI-DeepONet, 36,880 parameters; real-DFT FNO, 460,488 parameters) trained with three seeds each, and a browser and Gradio deployment with 0.072 ms ONNX inference. A five-way benchmark, including a direct-concentration model retrained with a matched field loss, shows that charge-balanced outputs lower median net-charge error from 0.238 to 0.207 while keeping current error 18% lower; the linear projection is statistically tied on net charge but leaves a finite charge-identity mismatch, whereas the hyperbolic map guarantees </w:t>
+        <w:t xml:space="preserve">), two parameter - conditioned backbones (multi - scale radial PI - DeepONet, 36, 880 parameters; real - DFT FNO, 460, 488 parameters) trained with three seeds each, and a browser and Gradio deployment with 0.072 ms ONNX inference. A five - way benchmark, including a direct - concentration model retrained with a matched field loss, shows that charge - balanced outputs lower median net - charge error from 0.238 to 0.207 while keeping current error 18% lower; the linear projection is statistically tied on net charge but leaves a finite charge - identity mismatch, whereas the hyperbolic map guarantees </w:t>
       </w:r>
       <m:oMath xmlns:a="http://schemas.openxmlformats.org/drawingml/2006/main" xmlns:pic="http://schemas.openxmlformats.org/drawingml/2006/picture">
         <m:sSub>
@@ -919,7 +919,7 @@
         </m:sSup>
       </m:oMath>
       <w:r>
-        <w:t xml:space="preserve">. A trunk ablation and a nested 384-state study bound the design: the radial basis lowers the wall-gradient error by about 7% without a bulk-accuracy advantage, in-distribution error scales as </w:t>
+        <w:t xml:space="preserve">. A trunk ablation and a nested 384 - state study bound the design: the radial basis lowers the wall - gradient error by about 7% without a bulk - accuracy advantage, in - distribution error scales as </w:t>
       </w:r>
       <m:oMath xmlns:a="http://schemas.openxmlformats.org/drawingml/2006/main" xmlns:pic="http://schemas.openxmlformats.org/drawingml/2006/picture">
         <m:sSup>
@@ -942,7 +942,7 @@
         </m:sSup>
       </m:oMath>
       <w:r>
-        <w:t xml:space="preserve">, and out-of-distribution error is nearly data-insensitive (exponent 0.13). Second, we use the operator to resolve the identifiability question that motivated it. Its conductance sensitivities agree with exact float64 SG/FV finite-difference Jacobians to </w:t>
+        <w:t xml:space="preserve">, and out - of - distribution error is nearly data - insensitive (exponent 0.13). Second, we use the operator to resolve the identifiability question that motivated it. Its conductance sensitivities agree with exact float64 SG/FV finite - difference Jacobians to </w:t>
       </w:r>
       <m:oMath xmlns:a="http://schemas.openxmlformats.org/drawingml/2006/main" xmlns:pic="http://schemas.openxmlformats.org/drawingml/2006/picture">
         <m:r>
@@ -1032,7 +1032,7 @@
         </m:sSub>
       </m:oMath>
       <w:r>
-        <w:t xml:space="preserve"> Fisher plane is ill-conditioned (median </w:t>
+        <w:t xml:space="preserve"> Fisher plane is ill - conditioned (median </w:t>
       </w:r>
       <m:oMath xmlns:a="http://schemas.openxmlformats.org/drawingml/2006/main" xmlns:pic="http://schemas.openxmlformats.org/drawingml/2006/picture">
         <m:r>
@@ -1111,12 +1111,12 @@
         </m:sSup>
       </m:oMath>
       <w:r>
-        <w:t>), with 1%-noise CRLBs of 0.37% for radius but 86 for charge. Single- and multi-salt current–voltage protocols leave charge unidentifiable at 1% noise, whereas a blind Stage-20 dual current-plus-selectivity protocol reaches 1.7% median charge error and 0.17% radius error, but with only 68% 95% coverage at 1% noise because a roughly 2% surrogate bias floor remains. A strong-charge benchmark lowers current error 23-fold relative to the Ohmic bulk approximation, without claiming that single-salt conductance alone identifies charge. Finally, a spatial and parametric decomposition of the out-of-distribution error shows that the residual error is largest per unit reference in the wall EDL and at the reservoir transitions, yet it cancels in the cross-sectionally integrated current, which stays below 0.23%.</w:t>
+        <w:t>), with 1%-noise CRLBs of 0.37% for radius but 86 for charge. Single- and multi - salt current–voltage protocols leave charge unidentifiable at 1% noise, whereas a blind Stage - 20 dual current - plus - selectivity protocol reaches 1.7% median charge error and 0.17% radius error, but with only 68% 95% coverage at 1% noise because a roughly 2% surrogate bias floor remains. A strong - charge benchmark lowers current error 23 - fold relative to the Ohmic bulk approximation, without claiming that single - salt conductance alone identifies charge. Finally, a spatial and parametric decomposition of the out - of - distribution error shows that the residual error is largest per unit reference in the wall EDL and at the reservoir transitions, yet it cancels in the cross - sectionally integrated current, which stays below 0.23%.</w:t>
       </w:r>
     </w:p>
     <w:p>
       <w:r>
-        <w:t>The remainder of the paper describes the model and reference solver (Section 2), reports accuracy, ablation, timing, deployment, and inversion results (Section 3), and discusses scope and limitations (Section 4). This manuscript is submitted as a Computer Programs in Physics (CPiP) contribution: PINO-Nanopore is designed not merely as a fast forward surrogate, but as a reusable protocol-design instrument that enables experimentalists to determine which measurements can identify which nanopore parameters before an experiment is built.</w:t>
+        <w:t>The remainder of the paper describes the model and reference solver (Section 2), reports accuracy, ablation, timing, deployment, and inversion results (Section 3), and discusses scope and limitations (Section 4). This manuscript is submitted as a Computer Programs in Physics (CPiP) contribution: PINO - Nanopore is designed not merely as a fast forward surrogate, but as a reusable protocol - design instrument that enables experimentalists to determine which measurements can identify which nanopore parameters before an experiment is built.</w:t>
       </w:r>
     </w:p>
     <w:p>
@@ -2275,7 +2275,7 @@
     </w:p>
     <w:p>
       <w:r>
-        <w:t xml:space="preserve">We non-dimensionalize lengths by </w:t>
+        <w:t xml:space="preserve">We non - dimensionalize lengths by </w:t>
       </w:r>
       <m:oMath xmlns:a="http://schemas.openxmlformats.org/drawingml/2006/main" xmlns:pic="http://schemas.openxmlformats.org/drawingml/2006/picture">
         <m:r>
@@ -2647,7 +2647,7 @@
         </m:sSup>
       </m:oMath>
       <w:r>
-        <w:t>. The operating point, Eq. (3), is the four-vector</w:t>
+        <w:t>. The operating point, Eq. (3), is the four - vector</w:t>
       </w:r>
     </w:p>
     <w:p>
@@ -2779,7 +2779,7 @@
     </w:p>
     <w:p>
       <w:r>
-        <w:t xml:space="preserve">The in-distribution training box is </w:t>
+        <w:t xml:space="preserve">The in - distribution training box is </w:t>
       </w:r>
       <m:oMath xmlns:a="http://schemas.openxmlformats.org/drawingml/2006/main" xmlns:pic="http://schemas.openxmlformats.org/drawingml/2006/picture">
         <m:r>
@@ -2960,7 +2960,7 @@
         </m:r>
       </m:oMath>
       <w:r>
-        <w:t xml:space="preserve"> nm. The full dimensionless system, including the SG face fluxes used in the physics loss, is written out in Supplementary Section S3. The generated dataset also contains deliberate out-of-distribution charge/salt and geometry/voltage states, as described below.</w:t>
+        <w:t xml:space="preserve"> nm. The full dimensionless system, including the SG face fluxes used in the physics loss, is written out in Supplementary Section S3. The generated dataset also contains deliberate out - of - distribution charge/salt and geometry/voltage states, as described below.</w:t>
       </w:r>
     </w:p>
     <w:p>
@@ -2973,7 +2973,7 @@
     </w:p>
     <w:p>
       <w:r>
-        <w:t xml:space="preserve">The reference solver adapts the node-centered finite-volume Scharfetter–Gummel box discretization developed and analyzed for stationary semiconductor drift–diffusion equations [26, 27] to axisymmetric Nernst–Planck currents with a conservative Poisson update. The production grid is </w:t>
+        <w:t xml:space="preserve">The reference solver adapts the node - centered finite - volume Scharfetter–Gummel box discretization developed and analyzed for stationary semiconductor drift–diffusion equations [26, 27] to axisymmetric Nernst–Planck currents with a conservative Poisson update. The production grid is </w:t>
       </w:r>
       <m:oMath xmlns:a="http://schemas.openxmlformats.org/drawingml/2006/main" xmlns:pic="http://schemas.openxmlformats.org/drawingml/2006/picture">
         <m:r>
@@ -3304,7 +3304,7 @@
         </m:r>
       </m:oMath>
       <w:r>
-        <w:t>, with the radial expression analogous; the Poisson update uses the conservative five-point stencil. The discrete equations are repeated in Supplementary Section S3.</w:t>
+        <w:t>, with the radial expression analogous; the Poisson update uses the conservative five - point stencil. The discrete equations are repeated in Supplementary Section S3.</w:t>
       </w:r>
     </w:p>
     <w:p>
@@ -3326,7 +3326,7 @@
         </m:r>
       </m:oMath>
       <w:r>
-        <w:t xml:space="preserve"> states: 144 training states sampled by Latin hypercube inside the in-distribution box with boundary and corner anchors, 48 interpolation-test states, and 48 out-of-distribution states (24 with charge/salt outside the training box, 24 with geometry/voltage outside the box). The exact split composition, sampled ranges, and per-split counts are listed in Supplementary Table S1. Dataset construction took 59.18 s in total. The maximum residual over all states is </w:t>
+        <w:t xml:space="preserve"> states: 144 training states sampled by Latin hypercube inside the in - distribution box with boundary and corner anchors, 48 interpolation - test states, and 48 out - of - distribution states (24 with charge/salt outside the training box, 24 with geometry/voltage outside the box). The exact split composition, sampled ranges, and per - split counts are listed in Supplementary Table S1. Dataset construction took 59.18 s in total. The maximum residual over all states is </w:t>
       </w:r>
       <m:oMath xmlns:a="http://schemas.openxmlformats.org/drawingml/2006/main" xmlns:pic="http://schemas.openxmlformats.org/drawingml/2006/picture">
         <m:r>
@@ -3510,7 +3510,7 @@
         <w:pStyle w:val="Heading3"/>
       </w:pPr>
       <w:r>
-        <w:t>2.3 Exact-reservoir and charge-balanced parameterization</w:t>
+        <w:t>2.3 Exact - reservoir and charge - balanced parameterization</w:t>
       </w:r>
     </w:p>
     <w:p>
@@ -4638,7 +4638,7 @@
         </m:r>
       </m:oMath>
       <w:r>
-        <w:t xml:space="preserve">, both concentrations are non-negative for any real </w:t>
+        <w:t xml:space="preserve">, both concentrations are non - negative for any real </w:t>
       </w:r>
       <m:oMath xmlns:a="http://schemas.openxmlformats.org/drawingml/2006/main" xmlns:pic="http://schemas.openxmlformats.org/drawingml/2006/picture">
         <m:r>
@@ -4976,7 +4976,7 @@
         </m:r>
       </m:oMath>
       <w:r>
-        <w:t xml:space="preserve"> denotes the near-wall selectivity observable. In the implementation the residual of the charge identity is </w:t>
+        <w:t xml:space="preserve"> denotes the near - wall selectivity observable. In the implementation the residual of the charge identity is </w:t>
       </w:r>
       <m:oMath xmlns:a="http://schemas.openxmlformats.org/drawingml/2006/main" xmlns:pic="http://schemas.openxmlformats.org/drawingml/2006/picture">
         <m:r>
@@ -5013,7 +5013,7 @@
     </w:p>
     <w:p>
       <w:r>
-        <w:t>This structural construction should be distinguished from soft penalty-based boundary enforcement in physics-informed neural networks, which has been compared with hard or exact boundary imposition across benchmark PDEs [34, 39], wave propagation [35, 37], airflow reconstruction [36], nonlinear consolidation [38], and microseismic imaging [40]. No boundary or positivity penalty is required; the constraints are structural. The physics loss is used only to penalize violations of the differential equations in the interior.</w:t>
+        <w:t>This structural construction should be distinguished from soft penalty - based boundary enforcement in physics - informed neural networks, which has been compared with hard or exact boundary imposition across benchmark PDEs [34, 39], wave propagation [35, 37], airflow reconstruction [36], nonlinear consolidation [38], and microseismic imaging [40]. No boundary or positivity penalty is required; the constraints are structural. The physics loss is used only to penalize violations of the differential equations in the interior.</w:t>
       </w:r>
     </w:p>
     <w:p>
@@ -5029,7 +5029,7 @@
         <w:rPr>
           <w:b/>
         </w:rPr>
-        <w:t>Multi-scale radial PI-DeepONet.</w:t>
+        <w:t>Multi - scale radial PI - DeepONet.</w:t>
       </w:r>
       <w:r>
         <w:t xml:space="preserve"> The branch network maps the four parameters to </w:t>
@@ -5043,7 +5043,7 @@
         </m:r>
       </m:oMath>
       <w:r>
-        <w:t xml:space="preserve"> latent coefficients. The trunk network maps the coordinates and four fixed radial boundary-layer features, </w:t>
+        <w:t xml:space="preserve"> latent coefficients. The trunk network maps the coordinates and four fixed radial boundary - layer features, </w:t>
       </w:r>
       <m:oMath xmlns:a="http://schemas.openxmlformats.org/drawingml/2006/main" xmlns:pic="http://schemas.openxmlformats.org/drawingml/2006/picture">
         <m:r>
@@ -5197,7 +5197,7 @@
         </m:r>
       </m:oMath>
       <w:r>
-        <w:t xml:space="preserve"> basis functions; the multi-scale exponential features resolve the thin EDL near </w:t>
+        <w:t xml:space="preserve"> basis functions; the multi - scale exponential features resolve the thin EDL near </w:t>
       </w:r>
       <m:oMath xmlns:a="http://schemas.openxmlformats.org/drawingml/2006/main" xmlns:pic="http://schemas.openxmlformats.org/drawingml/2006/picture">
         <m:r>
@@ -5214,7 +5214,7 @@
         </m:r>
       </m:oMath>
       <w:r>
-        <w:t xml:space="preserve"> without increasing the trunk width. The two latent vectors are combined by an inner product, and the resulting three fields are passed through the exact-boundary and charge-balanced reconstruction. The model has </w:t>
+        <w:t xml:space="preserve"> without increasing the trunk width. The two latent vectors are combined by an inner product, and the resulting three fields are passed through the exact - boundary and charge - balanced reconstruction. The model has </w:t>
       </w:r>
       <m:oMath xmlns:a="http://schemas.openxmlformats.org/drawingml/2006/main" xmlns:pic="http://schemas.openxmlformats.org/drawingml/2006/picture">
         <m:r>
@@ -5231,7 +5231,7 @@
         </m:r>
       </m:oMath>
       <w:r>
-        <w:t xml:space="preserve"> and 36,880 trainable parameters. The radial basis is a design choice rather than a requirement: Section 3.3 and Supplementary Table S3 compare it against a plain MLP trunk and single-scale radial variants at matched capacity and training budget, using the configuration key </w:t>
+        <w:t xml:space="preserve"> and 36, 880 trainable parameters. The radial basis is a design choice rather than a requirement: Section 3.3 and Supplementary Table S3 compare it against a plain MLP trunk and single - scale radial variants at matched capacity and training budget, using the configuration key </w:t>
       </w:r>
       <w:r>
         <w:rPr>
@@ -5269,7 +5269,7 @@
         <w:rPr>
           <w:b/>
         </w:rPr>
-        <w:t>Parameter-conditioned two-dimensional FNO.</w:t>
+        <w:t>Parameter - conditioned two - dimensional FNO.</w:t>
       </w:r>
       <w:r>
         <w:t xml:space="preserve"> The FNO lifts the coordinate pair and the four parameters to a width of 24 channels, applies four spectral convolution blocks with </w:t>
@@ -5289,12 +5289,12 @@
         </m:r>
       </m:oMath>
       <w:r>
-        <w:t xml:space="preserve"> modes and FiLM parameter conditioning, and projects to three fields. The spectral convolutions use a real discrete Fourier transform so that the exported graph contains no complex-valued operators. The model has 460,488 trainable parameters.</w:t>
+        <w:t xml:space="preserve"> modes and FiLM parameter conditioning, and projects to three fields. The spectral convolutions use a real discrete Fourier transform so that the exported graph contains no complex - valued operators. The model has 460, 488 trainable parameters.</w:t>
       </w:r>
     </w:p>
     <w:p>
       <w:r>
-        <w:t>Both backbones are trained with the same data and physics objective. The data term is a per-state normalized mean-squared error on the three latent fields, with the scale of each state floored at 10% of the global RMS. The physics term is the sum of the mean absolute Poisson residual, the mean absolute continuity residual for each ion, and the mean absolute wall potential and zero-flux residuals (Supplementary Section S2). The total loss, Eq. (7), is</w:t>
+        <w:t>Both backbones are trained with the same data and physics objective. The data term is a per - state normalized mean - squared error on the three latent fields, with the scale of each state floored at 10% of the global RMS. The physics term is the sum of the mean absolute Poisson residual, the mean absolute continuity residual for each ion, and the mean absolute wall potential and zero - flux residuals (Supplementary Section S2). The total loss, Eq. (7), is</w:t>
       </w:r>
     </w:p>
     <w:p>
@@ -5437,7 +5437,7 @@
     </w:p>
     <w:p>
       <w:r>
-        <w:t>The complete procedure—data generation, constraint construction, joint training, and evaluation—is summarized as Algorithm 1 in Supplementary Section S2, together with pinned dependency versions and wall-clock budgets.</w:t>
+        <w:t>The complete procedure—data generation, constraint construction, joint training, and evaluation—is summarized as Algorithm 1 in Supplementary Section S2, together with pinned dependency versions and wall - clock budgets.</w:t>
       </w:r>
     </w:p>
     <w:p>
@@ -5499,7 +5499,7 @@
         </m:r>
       </m:oMath>
       <w:r>
-        <w:t>, and DeepONet inner dimension 64. Training times for seed 42 are 50.59 s (DeepONet) and 108.5 s (FNO). A separate 300-epoch FNO is trained to test whether the 110-epoch budget is the limiting factor. The complete optimizer, schedule, architecture, and seed settings are tabulated in Supplementary Table S4.</w:t>
+        <w:t>, and DeepONet inner dimension 64. Training times for seed 42 are 50.59 s (DeepONet) and 108.5 s (FNO). A separate 300 - epoch FNO is trained to test whether the 110 - epoch budget is the limiting factor. The complete optimizer, schedule, architecture, and seed settings are tabulated in Supplementary Table S4.</w:t>
       </w:r>
     </w:p>
     <w:p>
@@ -5775,7 +5775,7 @@
         </m:r>
       </m:oMath>
       <w:r>
-        <w:t xml:space="preserve">, together with the mean absolute current error in pA. The current is computed from the predicted fields with the same Scharfetter–Gummel face-flux formula used by the reference solver, so current errors include both field errors and post-processing consistency. All reported means are averages over the three seeds, and spreads are reported as standard deviations in Supplementary Table S5 and in the per-state error distributions presented in Section 3.4. Extended accuracy metrics and residual diagnostics are collected in Supplementary Table S6. A cross-reference index (Supplementary Table S7) maps every figure, table, and archived artifact to its source file. The manuscript reports 3–4 significant figures in the narrative and in the supplementary tables; full machine-precision values are archived in </w:t>
+        <w:t xml:space="preserve">, together with the mean absolute current error in pA. The current is computed from the predicted fields with the same Scharfetter–Gummel face - flux formula used by the reference solver, so current errors include both field errors and post - processing consistency. All reported means are averages over the three seeds, and spreads are reported as standard deviations in Supplementary Table S5 and in the per - state error distributions presented in Section 3.4. Extended accuracy metrics and residual diagnostics are collected in Supplementary Table S6. A cross - reference index (Supplementary Table S7) maps every figure, table, and archived artifact to its source file. The manuscript reports 3–4 significant figures in the narrative and in the supplementary tables; full machine - precision values are archived in </w:t>
       </w:r>
       <w:r>
         <w:rPr>
@@ -5840,12 +5840,12 @@
         </m:sSup>
       </m:oMath>
       <w:r>
-        <w:t>. The DeepONet is served (i) in a static browser simulator with a JavaScript evaluator and an optional in-browser SG/FV solve and (ii) in a Gradio application with operator-versus-reference comparison. Supplementary Table S8 lists the deployment and parity checks, including the browser-bundle size, the JavaScript-versus-reference agreement, and the DOM test results.</w:t>
+        <w:t>. The DeepONet is served (i) in a static browser simulator with a JavaScript evaluator and an optional in - browser SG/FV solve and (ii) in a Gradio application with operator - versus - reference comparison. Supplementary Table S8 lists the deployment and parity checks, including the browser - bundle size, the JavaScript - versus - reference agreement, and the DOM test results.</w:t>
       </w:r>
     </w:p>
     <w:p>
       <w:r>
-        <w:t xml:space="preserve">To separate a measurement limitation from a surrogate limitation, two inverse experiments are used. The Stage-18 study is a controlled identifiability experiment over 15 held-out interpolation states selected to span the Debye-overlap range. Current–voltage observations are generated with the exact SG/FV solver at </w:t>
+        <w:t xml:space="preserve">To separate a measurement limitation from a surrogate limitation, two inverse experiments are used. The Stage - 18 study is a controlled identifiability experiment over 15 held - out interpolation states selected to span the Debye - overlap range. Current–voltage observations are generated with the exact SG/FV solver at </w:t>
       </w:r>
       <m:oMath xmlns:a="http://schemas.openxmlformats.org/drawingml/2006/main" xmlns:pic="http://schemas.openxmlformats.org/drawingml/2006/picture">
         <m:sSub>
@@ -5934,7 +5934,7 @@
         </m:r>
       </m:oMath>
       <w:r>
-        <w:t xml:space="preserve"> mV. Protocol 1 (single-salt) uses the state's own bulk concentration; Protocol 2 (multi-salt) uses three concentrations spanning 10–100 mol </w:t>
+        <w:t xml:space="preserve"> mV. Protocol 1 (single - salt) uses the state's own bulk concentration; Protocol 2 (multi - salt) uses three concentrations spanning 10–100 mol </w:t>
       </w:r>
       <m:oMath xmlns:a="http://schemas.openxmlformats.org/drawingml/2006/main" xmlns:pic="http://schemas.openxmlformats.org/drawingml/2006/picture">
         <m:sSup>
@@ -5957,7 +5957,7 @@
         </m:sSup>
       </m:oMath>
       <w:r>
-        <w:t xml:space="preserve">; Protocol 3 (dual) adds the near-wall Donnan selectivity </w:t>
+        <w:t xml:space="preserve">; Protocol 3 (dual) adds the near - wall Donnan selectivity </w:t>
       </w:r>
       <m:oMath xmlns:a="http://schemas.openxmlformats.org/drawingml/2006/main" xmlns:pic="http://schemas.openxmlformats.org/drawingml/2006/picture">
         <m:r>
@@ -6097,7 +6097,7 @@
         </m:sSub>
       </m:oMath>
       <w:r>
-        <w:t xml:space="preserve"> to the multi-salt data. For each protocol, 20 independent noise realizations at 0.2%, 1%, and 2% relative noise are inverted on a </w:t>
+        <w:t xml:space="preserve"> to the multi - salt data. For each protocol, 20 independent noise realizations at 0.2%, 1%, and 2% relative noise are inverted on a </w:t>
       </w:r>
       <m:oMath xmlns:a="http://schemas.openxmlformats.org/drawingml/2006/main" xmlns:pic="http://schemas.openxmlformats.org/drawingml/2006/picture">
         <m:r>
@@ -6169,7 +6169,7 @@
         </m:r>
       </m:oMath>
       <w:r>
-        <w:t xml:space="preserve"> grid to test discretization nesting. This grid search is operator-only and uses a two-dimensional look-up in </w:t>
+        <w:t xml:space="preserve"> grid to test discretization nesting. This grid search is operator - only and uses a two - dimensional look - up in </w:t>
       </w:r>
       <m:oMath xmlns:a="http://schemas.openxmlformats.org/drawingml/2006/main" xmlns:pic="http://schemas.openxmlformats.org/drawingml/2006/picture">
         <m:r>
@@ -6212,7 +6212,7 @@
     </w:p>
     <w:p>
       <w:r>
-        <w:t xml:space="preserve">The Stage-20 study instead removes the truth from every estimator and works in the invertible pair </w:t>
+        <w:t xml:space="preserve">The Stage - 20 study instead removes the truth from every estimator and works in the invertible pair </w:t>
       </w:r>
       <m:oMath xmlns:a="http://schemas.openxmlformats.org/drawingml/2006/main" xmlns:pic="http://schemas.openxmlformats.org/drawingml/2006/picture">
         <m:r>
@@ -6372,7 +6372,7 @@
         </m:r>
       </m:oMath>
       <w:r>
-        <w:t xml:space="preserve">. Each estimator is a Gauss–Newton iteration with a refreshed Jacobian, a step clip of 0.5 in log-parameters, and a matched stopping rule of </w:t>
+        <w:t xml:space="preserve">. Each estimator is a Gauss–Newton iteration with a refreshed Jacobian, a step clip of 0.5 in log - parameters, and a matched stopping rule of </w:t>
       </w:r>
       <m:oMath xmlns:a="http://schemas.openxmlformats.org/drawingml/2006/main" xmlns:pic="http://schemas.openxmlformats.org/drawingml/2006/picture">
         <m:r>
@@ -6434,7 +6434,7 @@
         </m:sSup>
       </m:oMath>
       <w:r>
-        <w:t xml:space="preserve"> or at most six iterations; boundary hits and non-converged realizations are recorded. Estimator A is surrogate-only, B is warm-started SG/FV, and C is a two-start cold SG/FV baseline. The final covariance is evaluated at the converged estimate and propagated separately to </w:t>
+        <w:t xml:space="preserve"> or at most six iterations; boundary hits and non - converged realizations are recorded. Estimator A is surrogate - only, B is warm - started SG/FV, and C is a two - start cold SG/FV baseline. The final covariance is evaluated at the converged estimate and propagated separately to </w:t>
       </w:r>
       <m:oMath xmlns:a="http://schemas.openxmlformats.org/drawingml/2006/main" xmlns:pic="http://schemas.openxmlformats.org/drawingml/2006/picture">
         <m:r>
@@ -6731,7 +6731,7 @@
         </m:rad>
       </m:oMath>
       <w:r>
-        <w:t>. The Stage-18 grid and the Stage-20 refreshed-Jacobian estimates therefore answer the same physical question with different estimators; we report both and do not pool them.</w:t>
+        <w:t>. The Stage - 18 grid and the Stage - 20 refreshed - Jacobian estimates therefore answer the same physical question with different estimators; we report both and do not pool them.</w:t>
       </w:r>
     </w:p>
     <w:p>
@@ -6973,7 +6973,7 @@
         </m:r>
       </m:oMath>
       <w:r>
-        <w:t xml:space="preserve"> from four non-zero biases, whiten by the 1% relative noise, and evaluate </w:t>
+        <w:t xml:space="preserve"> from four non - zero biases, whiten by the 1% relative noise, and evaluate </w:t>
       </w:r>
       <m:oMath xmlns:a="http://schemas.openxmlformats.org/drawingml/2006/main" xmlns:pic="http://schemas.openxmlformats.org/drawingml/2006/picture">
         <m:r>
@@ -7112,7 +7112,7 @@
         </m:r>
       </m:oMath>
       <w:r>
-        <w:t xml:space="preserve"> exact SG/FV check compares the same sensitivities and the single-salt Fisher scale with the operator; a five-state SG/FV-in-the-loop refinement tests the inverse ranking under the exact forward model. Results are reported in Section 3.9 and Supplementary Table S9, and visualized in Figures 3F and 6C,D.</w:t>
+        <w:t xml:space="preserve"> exact SG/FV check compares the same sensitivities and the single - salt Fisher scale with the operator; a five - state SG/FV - in - the - loop refinement tests the inverse ranking under the exact forward model. Results are reported in Section 3.9 and Supplementary Table S9, and visualized in Figures 3F and 6C,D.</w:t>
       </w:r>
     </w:p>
     <w:p>
@@ -7165,7 +7165,7 @@
         </m:sSup>
       </m:oMath>
       <w:r>
-        <w:t xml:space="preserve"> and strictly positive concentrations (Supplementary Table S2). The smallest anion concentration, 0.8034, occurs in the strongest-overlap states, where the EDL occupies a large fraction of the pore cross-section. The benchmark current is 196.1 pA, and the SG/FV median and mean wall times are 0.2013 s and 0.2391 s. These values define the cost baseline for the amortization analysis in Section 3.7.</w:t>
+        <w:t xml:space="preserve"> and strictly positive concentrations (Supplementary Table S2). The smallest anion concentration, 0.8034, occurs in the strongest - overlap states, where the EDL occupies a large fraction of the pore cross - section. The benchmark current is 196.1 pA, and the SG/FV median and mean wall times are 0.2013 s and 0.2391 s. These values define the cost baseline for the amortization analysis in Section 3.7.</w:t>
       </w:r>
     </w:p>
     <w:p>
@@ -7238,7 +7238,7 @@
         </m:r>
       </m:oMath>
       <w:r>
-        <w:t xml:space="preserve"> plane, colored by split, with the benchmark state marked; the in-distribution band and the training charge limit are indicated. Panel C shows the exact-reservoir and charge-balanced construction. Panel D compares the two backbones, including parameter counts and ONNX latencies.</w:t>
+        <w:t xml:space="preserve"> plane, colored by split, with the benchmark state marked; the in - distribution band and the training charge limit are indicated. Panel C shows the exact - reservoir and charge - balanced construction. Panel D compares the two backbones, including parameter counts and ONNX latencies.</w:t>
       </w:r>
     </w:p>
     <w:p>
@@ -7413,7 +7413,7 @@
         <w:rPr>
           <w:sz w:val="18"/>
         </w:rPr>
-        <w:t xml:space="preserve">. (B) The 240-state operating space in the four parameters </w:t>
+        <w:t xml:space="preserve">. (B) The 240 - state operating space in the four parameters </w:t>
       </w:r>
       <m:oMath xmlns:a="http://schemas.openxmlformats.org/drawingml/2006/main" xmlns:pic="http://schemas.openxmlformats.org/drawingml/2006/picture">
         <m:r>
@@ -7505,7 +7505,7 @@
         <w:rPr>
           <w:sz w:val="18"/>
         </w:rPr>
-        <w:t>, showing the 144 training states, 48 interpolation-test states, and 48 out-of-distribution states. (C) Structural constraints of the exact-reservoir formulation: the output ansatz enforces reservoir potential and concentration Dirichlet values, strict ion positivity, and the algebraic charge identity exactly, while zero wall ion flux, the wall surface-charge condition, and interior PDE residuals are enforced through the physics loss. (D) The two parameter-conditioned backbones: a DeepONet with a multi-scale radial trunk and a 2D Fourier neural operator, both trained with the same data and physics objective.</w:t>
+        <w:t>, showing the 144 training states, 48 interpolation - test states, and 48 out - of - distribution states. (C) Structural constraints of the exact - reservoir formulation: the output ansatz enforces reservoir potential and concentration Dirichlet values, strict ion positivity, and the algebraic charge identity exactly, while zero wall ion flux, the wall surface - charge condition, and interior PDE residuals are enforced through the physics loss. (D) The two parameter - conditioned backbones: a DeepONet with a multi - scale radial trunk and a 2D Fourier neural operator, both trained with the same data and physics objective.</w:t>
       </w:r>
     </w:p>
     <w:p>
@@ -7518,7 +7518,7 @@
     </w:p>
     <w:p>
       <w:r>
-        <w:t xml:space="preserve">Figure 2 resolves the held-out benchmark state (index 144) panel by panel. The operator reconstructs the potential </w:t>
+        <w:t xml:space="preserve">Figure 2 resolves the held - out benchmark state (index 144) panel by panel. The operator reconstructs the potential </w:t>
       </w:r>
       <m:oMath xmlns:a="http://schemas.openxmlformats.org/drawingml/2006/main" xmlns:pic="http://schemas.openxmlformats.org/drawingml/2006/picture">
         <m:sSub>
@@ -7577,7 +7577,7 @@
         </m:sSub>
       </m:oMath>
       <w:r>
-        <w:t xml:space="preserve"> (Figure 2C) is depleted in the core and enriched in the wall layer. The absolute errors in potential and net charge (Figure 2D,E) remain localized to the reservoir transitions and the wall layer rather than accumulating in the interior, and the axial current profile (Figure 2F) follows the reference to within the line width over most of the pore. For reference, a state-specialized DA-PINN reaches 0.000382 potential and 0.00102 current relative </w:t>
+        <w:t xml:space="preserve"> (Figure 2C) is depleted in the core and enriched in the wall layer. The absolute errors in potential and net charge (Figure 2D,E) remain localized to the reservoir transitions and the wall layer rather than accumulating in the interior, and the axial current profile (Figure 2F) follows the reference to within the line width over most of the pore. For reference, a state - specialized DA - PINN reaches 0.000382 potential and 0.00102 current relative </w:t>
       </w:r>
       <m:oMath xmlns:a="http://schemas.openxmlformats.org/drawingml/2006/main" xmlns:pic="http://schemas.openxmlformats.org/drawingml/2006/picture">
         <m:sSub>
@@ -7594,12 +7594,12 @@
         </m:sSub>
       </m:oMath>
       <w:r>
-        <w:t xml:space="preserve"> error on this state after roughly 500 s of single-state retraining (Supplementary Table S10); on this unseen state the operator's errors (0.0001485 and 0.0005587) are 2.57-fold and 1.83-fold lower without per-state retraining.</w:t>
+        <w:t xml:space="preserve"> error on this state after roughly 500 s of single - state retraining (Supplementary Table S10); on this unseen state the operator's errors (0.0001485 and 0.0005587) are 2.57 - fold and 1.83 - fold lower without per - state retraining.</w:t>
       </w:r>
     </w:p>
     <w:p>
       <w:r>
-        <w:t xml:space="preserve">The same fields carry the observable used for identifiability. At the 15 inversion operating points and three salt concentrations, the operator reproduces the exact SG/FV near-wall Donnan selectivity </w:t>
+        <w:t xml:space="preserve">The same fields carry the observable used for identifiability. At the 15 inversion operating points and three salt concentrations, the operator reproduces the exact SG/FV near - wall Donnan selectivity </w:t>
       </w:r>
       <m:oMath xmlns:a="http://schemas.openxmlformats.org/drawingml/2006/main" xmlns:pic="http://schemas.openxmlformats.org/drawingml/2006/picture">
         <m:r>
@@ -7890,7 +7890,7 @@
         </m:sSub>
       </m:oMath>
       <w:r>
-        <w:t xml:space="preserve">; the log-sensitivity </w:t>
+        <w:t xml:space="preserve">; the log - sensitivity </w:t>
       </w:r>
       <m:oMath xmlns:a="http://schemas.openxmlformats.org/drawingml/2006/main" xmlns:pic="http://schemas.openxmlformats.org/drawingml/2006/picture">
         <m:r>
@@ -8004,7 +8004,7 @@
         <w:rPr>
           <w:sz w:val="18"/>
         </w:rPr>
-        <w:t xml:space="preserve"> Benchmark state (index 144, a held-out interpolation-test state; </w:t>
+        <w:t xml:space="preserve"> Benchmark state (index 144, a held - out interpolation - test state; </w:t>
       </w:r>
       <m:oMath xmlns:a="http://schemas.openxmlformats.org/drawingml/2006/main" xmlns:pic="http://schemas.openxmlformats.org/drawingml/2006/picture">
         <m:sSub>
@@ -8326,7 +8326,7 @@
         <w:rPr>
           <w:sz w:val="18"/>
         </w:rPr>
-        <w:t xml:space="preserve">. (D) Absolute potential error against the SG/FV reference. (E) Absolute net-charge error. (F) Axial current profile </w:t>
+        <w:t xml:space="preserve">. (D) Absolute potential error against the SG/FV reference. (E) Absolute net - charge error. (F) Axial current profile </w:t>
       </w:r>
       <m:oMath xmlns:a="http://schemas.openxmlformats.org/drawingml/2006/main" xmlns:pic="http://schemas.openxmlformats.org/drawingml/2006/picture">
         <m:r>
@@ -8352,7 +8352,7 @@
         <w:rPr>
           <w:sz w:val="18"/>
         </w:rPr>
-        <w:t xml:space="preserve"> for the SG/FV reference, the DeepONet, the FNO, and the prior fixed-state DA-PINN (band shows its reported error). All fields are normalized by their reference scales and plotted on the physical grid.</w:t>
+        <w:t xml:space="preserve"> for the SG/FV reference, the DeepONet, the FNO, and the prior fixed - state DA - PINN (band shows its reported error). All fields are normalized by their reference scales and plotted on the physical grid.</w:t>
       </w:r>
     </w:p>
     <w:p>
@@ -8360,7 +8360,7 @@
         <w:pStyle w:val="Heading3"/>
       </w:pPr>
       <w:r>
-        <w:t>3.3 In-distribution accuracy and the value of charge reparameterization</w:t>
+        <w:t>3.3 In - distribution accuracy and the value of charge reparameterization</w:t>
       </w:r>
     </w:p>
     <w:p>
@@ -8426,12 +8426,12 @@
         </m:r>
       </m:oMath>
       <w:r>
-        <w:t xml:space="preserve"> (mean absolute current error 0.08031 pA). The FNO attains 0.005495, 0.001641, 0.0931, and 0.008511 (0.6746 pA), so the DeepONet is 6.16-fold, 2.26-fold, 1.13-fold and 7.79-fold more accurate, respectively.</w:t>
+        <w:t xml:space="preserve"> (mean absolute current error 0.08031 pA). The FNO attains 0.005495, 0.001641, 0.0931, and 0.008511 (0.6746 pA), so the DeepONet is 6.16 - fold, 2.26 - fold, 1.13 - fold and 7.79 - fold more accurate, respectively.</w:t>
       </w:r>
     </w:p>
     <w:p>
       <w:r>
-        <w:t xml:space="preserve">The net-charge metric is the most sensitive to the output parameterization. Naive direct concentration outputs give interp-test </w:t>
+        <w:t xml:space="preserve">The net - charge metric is the most sensitive to the output parameterization. Naive direct concentration outputs give interp - test </w:t>
       </w:r>
       <m:oMath xmlns:a="http://schemas.openxmlformats.org/drawingml/2006/main" xmlns:pic="http://schemas.openxmlformats.org/drawingml/2006/picture">
         <m:r>
@@ -8439,7 +8439,7 @@
         </m:r>
       </m:oMath>
       <w:r>
-        <w:t xml:space="preserve"> errors of 0.7116 (DeepONet) and 0.9578 (FNO); the charge-balanced parameterization reduces them to 0.08248 and 0.0931, i.e. 8.63-fold and 10.29-fold. That large contrast, however, partly reflects an optimization pathology of the naive direct loss. When the direct model is retrained with the same field-normalized loss used for the other schemes, its three-seed net-charge error falls to </w:t>
+        <w:t xml:space="preserve"> errors of 0.7116 (DeepONet) and 0.9578 (FNO); the charge - balanced parameterization reduces them to 0.08248 and 0.0931, i.e. 8.63 - fold and 10.29 - fold. That large contrast, however, partly reflects an optimization pathology of the naive direct loss. When the direct model is retrained with the same field - normalized loss used for the other schemes, its three - seed net - charge error falls to </w:t>
       </w:r>
       <m:oMath xmlns:a="http://schemas.openxmlformats.org/drawingml/2006/main" xmlns:pic="http://schemas.openxmlformats.org/drawingml/2006/picture">
         <m:r>
@@ -8489,7 +8489,7 @@
         </m:r>
       </m:oMath>
       <w:r>
-        <w:t>; the matched direct model is therefore 15% worse on net charge and 23% worse on current. The four original schemes plus this matched control form the five-way benchmark in Figure 3A,B and Supplementary Table S11. The linear projection is statistically tied with the hyperbolic map on net charge (</w:t>
+        <w:t>; the matched direct model is therefore 15% worse on net charge and 23% worse on current. The four original schemes plus this matched control form the five - way benchmark in Figure 3A,B and Supplementary Table S11. The linear projection is statistically tied with the hyperbolic map on net charge (</w:t>
       </w:r>
       <m:oMath xmlns:a="http://schemas.openxmlformats.org/drawingml/2006/main" xmlns:pic="http://schemas.openxmlformats.org/drawingml/2006/picture">
         <m:r>
@@ -8569,7 +8569,7 @@
         </m:r>
       </m:oMath>
       <w:r>
-        <w:t xml:space="preserve"> and an exact algebraic charge identity without a projection bias. The linear projection leaves a charge-identity mismatch of </w:t>
+        <w:t xml:space="preserve"> and an exact algebraic charge identity without a projection bias. The linear projection leaves a charge - identity mismatch of </w:t>
       </w:r>
       <m:oMath xmlns:a="http://schemas.openxmlformats.org/drawingml/2006/main" xmlns:pic="http://schemas.openxmlformats.org/drawingml/2006/picture">
         <m:r>
@@ -8601,7 +8601,7 @@
         </m:sSup>
       </m:oMath>
       <w:r>
-        <w:t xml:space="preserve"> and its raw reconstruction can become negative when co-ion exclusion is strong (22% of a physical latent grid would be clipped), with a Softplus bias </w:t>
+        <w:t xml:space="preserve"> and its raw reconstruction can become negative when co - ion exclusion is strong (22% of a physical latent grid would be clipped), with a Softplus bias </w:t>
       </w:r>
       <m:oMath xmlns:a="http://schemas.openxmlformats.org/drawingml/2006/main" xmlns:pic="http://schemas.openxmlformats.org/drawingml/2006/picture">
         <m:r>
@@ -8686,7 +8686,7 @@
         </m:r>
       </m:oMath>
       <w:r>
-        <w:t>; the hyperbolic map is parameter-free, exact to machine precision (</w:t>
+        <w:t>; the hyperbolic map is parameter - free, exact to machine precision (</w:t>
       </w:r>
       <m:oMath xmlns:a="http://schemas.openxmlformats.org/drawingml/2006/main" xmlns:pic="http://schemas.openxmlformats.org/drawingml/2006/picture">
         <m:r>
@@ -8801,7 +8801,7 @@
         </m:r>
       </m:oMath>
       <w:r>
-        <w:t xml:space="preserve"> at the same accuracy. Figure 3C,D examines the physics-loss and physics-weight ablations (Supplementary Table S12); </w:t>
+        <w:t xml:space="preserve"> at the same accuracy. Figure 3C,D examines the physics - loss and physics - weight ablations (Supplementary Table S12); </w:t>
       </w:r>
       <m:oMath xmlns:a="http://schemas.openxmlformats.org/drawingml/2006/main" xmlns:pic="http://schemas.openxmlformats.org/drawingml/2006/picture">
         <m:sSub>
@@ -8921,7 +8921,7 @@
         <w:rPr>
           <w:sz w:val="18"/>
         </w:rPr>
-        <w:t xml:space="preserve"> Constraint-scheme benchmark, physics-weight sweep, physics-loss and trunk ablation, and Fisher conditioning. (A) Interpolation-test (solid) and OOD (hatched) net-charge relative </w:t>
+        <w:t xml:space="preserve"> Constraint - scheme benchmark, physics - weight sweep, physics - loss and trunk ablation, and Fisher conditioning. (A) Interpolation - test (solid) and OOD (hatched) net - charge relative </w:t>
       </w:r>
       <m:oMath xmlns:a="http://schemas.openxmlformats.org/drawingml/2006/main" xmlns:pic="http://schemas.openxmlformats.org/drawingml/2006/picture">
         <m:sSub>
@@ -8941,7 +8941,7 @@
         <w:rPr>
           <w:sz w:val="18"/>
         </w:rPr>
-        <w:t xml:space="preserve"> error for five constraint schemes on the identical PI-DeepONet backbone, including a direct-concentration model retrained with the matched field loss; bars are three-seed mean </w:t>
+        <w:t xml:space="preserve"> error for five constraint schemes on the identical PI - DeepONet backbone, including a direct - concentration model retrained with the matched field loss; bars are three - seed mean </w:t>
       </w:r>
       <m:oMath xmlns:a="http://schemas.openxmlformats.org/drawingml/2006/main" xmlns:pic="http://schemas.openxmlformats.org/drawingml/2006/picture">
         <m:r>
@@ -8955,7 +8955,7 @@
         <w:rPr>
           <w:sz w:val="18"/>
         </w:rPr>
-        <w:t xml:space="preserve"> SD. (B) Charge-identity mismatch </w:t>
+        <w:t xml:space="preserve"> SD. (B) Charge - identity mismatch </w:t>
       </w:r>
       <m:oMath xmlns:a="http://schemas.openxmlformats.org/drawingml/2006/main" xmlns:pic="http://schemas.openxmlformats.org/drawingml/2006/picture">
         <m:r>
@@ -9029,7 +9029,7 @@
         <w:rPr>
           <w:sz w:val="18"/>
         </w:rPr>
-        <w:t xml:space="preserve"> and wall-gradient error for the five schemes; the hyperbolic reconstruction and the direct schemes are exact by construction, whereas the linear projection leaves a finite mismatch. (C) Physics-loss ablation on the interpolation-test split for the wall-gradient and interior Poisson residuals. (D) Physics-weight sensitivity at seed 42: net-charge error (left axis) and wall-gradient and Poisson residuals (right axis) versus </w:t>
+        <w:t xml:space="preserve"> and wall - gradient error for the five schemes; the hyperbolic reconstruction and the direct schemes are exact by construction, whereas the linear projection leaves a finite mismatch. (C) Physics - loss ablation on the interpolation - test split for the wall - gradient and interior Poisson residuals. (D) Physics - weight sensitivity at seed 42: net - charge error (left axis) and wall - gradient and Poisson residuals (right axis) versus </w:t>
       </w:r>
       <m:oMath xmlns:a="http://schemas.openxmlformats.org/drawingml/2006/main" xmlns:pic="http://schemas.openxmlformats.org/drawingml/2006/picture">
         <m:sSub>
@@ -9070,7 +9070,7 @@
         <w:rPr>
           <w:sz w:val="18"/>
         </w:rPr>
-        <w:t xml:space="preserve">. (E) Trunk ablation at matched capacity and 500 epochs: interp-test net-charge and wall-gradient errors of the plain MLP trunk and five radial variants, normalized to the MLP trunk (dashed line). (F) Noise-whitened single-salt Fisher condition number </w:t>
+        <w:t xml:space="preserve">. (E) Trunk ablation at matched capacity and 500 epochs: interp - test net - charge and wall - gradient errors of the plain MLP trunk and five radial variants, normalized to the MLP trunk (dashed line). (F) Noise - whitened single - salt Fisher condition number </w:t>
       </w:r>
       <m:oMath xmlns:a="http://schemas.openxmlformats.org/drawingml/2006/main" xmlns:pic="http://schemas.openxmlformats.org/drawingml/2006/picture">
         <m:sSub>
@@ -9222,7 +9222,7 @@
         <w:rPr>
           <w:sz w:val="18"/>
         </w:rPr>
-        <w:t xml:space="preserve">. The charge direction is near-null throughout the plane (median </w:t>
+        <w:t xml:space="preserve">. The charge direction is near - null throughout the plane (median </w:t>
       </w:r>
       <m:oMath xmlns:a="http://schemas.openxmlformats.org/drawingml/2006/main" xmlns:pic="http://schemas.openxmlformats.org/drawingml/2006/picture">
         <m:r>
@@ -9265,7 +9265,7 @@
     </w:p>
     <w:p>
       <w:r>
-        <w:t>A 300-epoch FNO lowers the interp-test potential error to 0.002195 and the current error to 0.003349 but does not change the ranking (Supplementary Table S13).</w:t>
+        <w:t>A 300 - epoch FNO lowers the interp - test potential error to 0.002195 and the current error to 0.003349 but does not change the ranking (Supplementary Table S13).</w:t>
       </w:r>
     </w:p>
     <w:p>
@@ -9418,7 +9418,7 @@
         </m:sSup>
       </m:oMath>
       <w:r>
-        <w:t>; the near-null direction is the charge axis at every operating point.</w:t>
+        <w:t>; the near - null direction is the charge axis at every operating point.</w:t>
       </w:r>
     </w:p>
     <w:p>
@@ -9426,7 +9426,7 @@
         <w:pStyle w:val="Heading3"/>
       </w:pPr>
       <w:r>
-        <w:t>3.4 Out-of-distribution behavior</w:t>
+        <w:t>3.4 Out - of - distribution behavior</w:t>
       </w:r>
     </w:p>
     <w:p>
@@ -9492,12 +9492,12 @@
         </m:r>
       </m:oMath>
       <w:r>
-        <w:t xml:space="preserve"> (0.1077 pA); for the FNO they are 0.02079, 0.01487, 0.2241, and 0.009123 (0.5338 pA). The two are indistinguishable for potential, while the FNO is better for cation concentration (1.43-fold) and net charge (1.64-fold) and the DeepONet is better for current (6.69-fold). Current is far more robust than the pointwise fields because it integrates the flux and benefits from error cancellation; field-level OOD predictions should therefore be interpreted more cautiously than current–voltage predictions.</w:t>
+        <w:t xml:space="preserve"> (0.1077 pA); for the FNO they are 0.02079, 0.01487, 0.2241, and 0.009123 (0.5338 pA). The two are indistinguishable for potential, while the FNO is better for cation concentration (1.43 - fold) and net charge (1.64 - fold) and the DeepONet is better for current (6.69 - fold). Current is far more robust than the pointwise fields because it integrates the flux and benefits from error cancellation; field - level OOD predictions should therefore be interpreted more cautiously than current–voltage predictions.</w:t>
       </w:r>
     </w:p>
     <w:p>
       <w:r>
-        <w:t xml:space="preserve">Figure 4A shows the per-state error distributions, Figure 4B resolves the net-charge and current errors against </w:t>
+        <w:t xml:space="preserve">Figure 4A shows the per - state error distributions, Figure 4B resolves the net - charge and current errors against </w:t>
       </w:r>
       <m:oMath xmlns:a="http://schemas.openxmlformats.org/drawingml/2006/main" xmlns:pic="http://schemas.openxmlformats.org/drawingml/2006/picture">
         <m:sSub>
@@ -9549,12 +9549,12 @@
         </m:r>
       </m:oMath>
       <w:r>
-        <w:t xml:space="preserve"> to four decimals, no systematic residual trend). Figure 4B (lower) and Supplementary Table S14 decompose the OOD squared error. Of the total potential error, 51% lies in the pore core, 39% in the wall EDL, and 10% at the reservoir transitions; net charge follows the same pattern (52/39/8%). Per unit reference, however, the wall EDL carries the largest potential error (2.4% versus 2.25% in the core and 1.1% at the transitions) and the transitions carry the largest net-charge error (40%). Combined charge and low-salt extrapolation accounts for 94% of the squared error for both fields, charge-only for about 6%, and narrow radius for 0.2–2%; high-voltage states alone are benign. The current survives because the corner and wall errors cancel: the area-weighted cross-section mean of the potential error is only 1.3% of its RMS, and current continuity integrates the residual flux to 0.12–0.23%.</w:t>
+        <w:t xml:space="preserve"> to four decimals, no systematic residual trend). Figure 4B (lower) and Supplementary Table S14 decompose the OOD squared error. Of the total potential error, 51% lies in the pore core, 39% in the wall EDL, and 10% at the reservoir transitions; net charge follows the same pattern (52/39/8%). Per unit reference, however, the wall EDL carries the largest potential error (2.4% versus 2.25% in the core and 1.1% at the transitions) and the transitions carry the largest net - charge error (40%). Combined charge and low - salt extrapolation accounts for 94% of the squared error for both fields, charge - only for about 6%, and narrow radius for 0.2–2%; high - voltage states alone are benign. The current survives because the corner and wall errors cancel: the area - weighted cross - section mean of the potential error is only 1.3% of its RMS, and current continuity integrates the residual flux to 0.12–0.23%.</w:t>
       </w:r>
     </w:p>
     <w:p>
       <w:r>
-        <w:t xml:space="preserve">Figure 4D adds a data-scaling study on the 384-state dataset (Supplementary Table S3). Nested subsets </w:t>
+        <w:t xml:space="preserve">Figure 4D adds a data - scaling study on the 384 - state dataset (Supplementary Table S3). Nested subsets </w:t>
       </w:r>
       <m:oMath xmlns:a="http://schemas.openxmlformats.org/drawingml/2006/main" xmlns:pic="http://schemas.openxmlformats.org/drawingml/2006/picture">
         <m:sSub>
@@ -9634,7 +9634,7 @@
         </m:r>
       </m:oMath>
       <w:r>
-        <w:t xml:space="preserve"> reduce interp-test net-charge error from 0.3927 to 0.1299 and potential error from 0.0054 to 0.0020, fitting </w:t>
+        <w:t xml:space="preserve"> reduce interp - test net - charge error from 0.3927 to 0.1299 and potential error from 0.0054 to 0.0020, fitting </w:t>
       </w:r>
       <m:oMath xmlns:a="http://schemas.openxmlformats.org/drawingml/2006/main" xmlns:pic="http://schemas.openxmlformats.org/drawingml/2006/picture">
         <m:sSub>
@@ -9792,7 +9792,7 @@
         </m:sSubSup>
       </m:oMath>
       <w:r>
-        <w:t>; the out-of-distribution net-charge error changes only from 0.317 to 0.253 (</w:t>
+        <w:t>; the out - of - distribution net - charge error changes only from 0.317 to 0.253 (</w:t>
       </w:r>
       <m:oMath xmlns:a="http://schemas.openxmlformats.org/drawingml/2006/main" xmlns:pic="http://schemas.openxmlformats.org/drawingml/2006/picture">
         <m:r>
@@ -9867,7 +9867,7 @@
         <w:rPr>
           <w:sz w:val="18"/>
         </w:rPr>
-        <w:t xml:space="preserve"> In-distribution versus out-of-distribution behavior and data scaling. (A) Per-state relative </w:t>
+        <w:t xml:space="preserve"> In - distribution versus out - of - distribution behavior and data scaling. (A) Per - state relative </w:t>
       </w:r>
       <m:oMath xmlns:a="http://schemas.openxmlformats.org/drawingml/2006/main" xmlns:pic="http://schemas.openxmlformats.org/drawingml/2006/picture">
         <m:sSub>
@@ -9887,7 +9887,7 @@
         <w:rPr>
           <w:sz w:val="18"/>
         </w:rPr>
-        <w:t xml:space="preserve"> error distributions for potential, net charge, and current for the DeepONet and FNO on the interpolation-test and OOD splits; boxes show the median and interquartile range and whiskers extend to the full state range. (B) Top: error versus EDL overlap parameter for net charge (filled symbols) and axial current (open triangles). Bottom: share of the total OOD squared error in the reservoir transitions, wall EDL, and pore core for </w:t>
+        <w:t xml:space="preserve"> error distributions for potential, net charge, and current for the DeepONet and FNO on the interpolation - test and OOD splits; boxes show the median and interquartile range and whiskers extend to the full state range. (B) Top: error versus EDL overlap parameter for net charge (filled symbols) and axial current (open triangles). Bottom: share of the total OOD squared error in the reservoir transitions, wall EDL, and pore core for </w:t>
       </w:r>
       <m:oMath xmlns:a="http://schemas.openxmlformats.org/drawingml/2006/main" xmlns:pic="http://schemas.openxmlformats.org/drawingml/2006/picture">
         <m:r>
@@ -9909,7 +9909,7 @@
         <w:rPr>
           <w:sz w:val="18"/>
         </w:rPr>
-        <w:t xml:space="preserve">, for both backbones; the annotation gives the mutually exclusive parametric shares. (C) Current parity for the 96 test states, with the residual (prediction minus reference, in pA) shown in the lower subpanel; the dashed line is the identity. (D) Data-scaling law on the 384-state dataset: interp-test and OOD net-charge error and interp-test potential error versus </w:t>
+        <w:t xml:space="preserve">, for both backbones; the annotation gives the mutually exclusive parametric shares. (C) Current parity for the 96 test states, with the residual (prediction minus reference, in pA) shown in the lower subpanel; the dashed line is the identity. (D) Data - scaling law on the 384 - state dataset: interp - test and OOD net - charge error and interp - test potential error versus </w:t>
       </w:r>
       <m:oMath xmlns:a="http://schemas.openxmlformats.org/drawingml/2006/main" xmlns:pic="http://schemas.openxmlformats.org/drawingml/2006/picture">
         <m:sSub>
@@ -10099,7 +10099,7 @@
         </m:r>
       </m:oMath>
       <w:r>
-        <w:t xml:space="preserve"> for three radii and overlays SG/FV solves; the curves overlap across the full range and order monotonically with radius. Figure 5B shows the near-wall cation concentration versus bulk salt from 10 to 200 mol </w:t>
+        <w:t xml:space="preserve"> for three radii and overlays SG/FV solves; the curves overlap across the full range and order monotonically with radius. Figure 5B shows the near - wall cation concentration versus bulk salt from 10 to 200 mol </w:t>
       </w:r>
       <m:oMath xmlns:a="http://schemas.openxmlformats.org/drawingml/2006/main" xmlns:pic="http://schemas.openxmlformats.org/drawingml/2006/picture">
         <m:sSup>
@@ -10122,7 +10122,7 @@
         </m:sSup>
       </m:oMath>
       <w:r>
-        <w:t xml:space="preserve">, and Figure 5C the radial net-charge profile at </w:t>
+        <w:t xml:space="preserve">, and Figure 5C the radial net - charge profile at </w:t>
       </w:r>
       <m:oMath xmlns:a="http://schemas.openxmlformats.org/drawingml/2006/main" xmlns:pic="http://schemas.openxmlformats.org/drawingml/2006/picture">
         <m:sSub>
@@ -10171,7 +10171,7 @@
         </m:sSup>
       </m:oMath>
       <w:r>
-        <w:t>, moving from overlap-dominated to wall-localized as salinity increases. Every curve is an interpolation at a parameter combination that is not a training state.</w:t>
+        <w:t>, moving from overlap - dominated to wall - localized as salinity increases. Every curve is an interpolation at a parameter combination that is not a training state.</w:t>
       </w:r>
     </w:p>
     <w:p>
@@ -10356,7 +10356,7 @@
         <w:rPr>
           <w:sz w:val="18"/>
         </w:rPr>
-        <w:t xml:space="preserve">, 5, and 7 nm; symbols are SG/FV solves at five biases and lines are operator predictions. (B) Near-wall cation concentration versus bulk concentration from 10 to 200 mol </w:t>
+        <w:t xml:space="preserve">, 5, and 7 nm; symbols are SG/FV solves at five biases and lines are operator predictions. (B) Near - wall cation concentration versus bulk concentration from 10 to 200 mol </w:t>
       </w:r>
       <m:oMath xmlns:a="http://schemas.openxmlformats.org/drawingml/2006/main" xmlns:pic="http://schemas.openxmlformats.org/drawingml/2006/picture">
         <m:sSup>
@@ -10437,7 +10437,7 @@
         <w:rPr>
           <w:sz w:val="18"/>
         </w:rPr>
-        <w:t xml:space="preserve">. (C) Radial net-charge profiles at </w:t>
+        <w:t xml:space="preserve">. (C) Radial net - charge profiles at </w:t>
       </w:r>
       <m:oMath xmlns:a="http://schemas.openxmlformats.org/drawingml/2006/main" xmlns:pic="http://schemas.openxmlformats.org/drawingml/2006/picture">
         <m:sSub>
@@ -10512,7 +10512,7 @@
         <w:rPr>
           <w:sz w:val="18"/>
         </w:rPr>
-        <w:t xml:space="preserve"> nm, showing the transition from EDL overlap to wall-localized charge. These parameter values are interpolations, not training states.</w:t>
+        <w:t xml:space="preserve"> nm, showing the transition from EDL overlap to wall - localized charge. These parameter values are interpolations, not training states.</w:t>
       </w:r>
     </w:p>
     <w:p>
@@ -10525,7 +10525,7 @@
     </w:p>
     <w:p>
       <w:r>
-        <w:t xml:space="preserve">The ablation in Figure 3 and Supplementary Table S5 isolates the output parameterization. Reparameterization removes the heavy tail of the direct-charge models (weakest-charge quartile: below 0.15 versus near unit relative error) and the same ordering holds for the FNO (Supplementary Tables S15, S16); because the reconstruction is algebraic, the improvement costs nothing at inference and </w:t>
+        <w:t xml:space="preserve">The ablation in Figure 3 and Supplementary Table S5 isolates the output parameterization. Reparameterization removes the heavy tail of the direct - charge models (weakest - charge quartile: below 0.15 versus near unit relative error) and the same ordering holds for the FNO (Supplementary Tables S15, S16); because the reconstruction is algebraic, the improvement costs nothing at inference and </w:t>
       </w:r>
       <m:oMath xmlns:a="http://schemas.openxmlformats.org/drawingml/2006/main" xmlns:pic="http://schemas.openxmlformats.org/drawingml/2006/picture">
         <m:sSub>
@@ -10583,17 +10583,17 @@
         <w:pStyle w:val="Heading3"/>
       </w:pPr>
       <w:r>
-        <w:t>3.7 Timing, amortization, and break-even</w:t>
+        <w:t>3.7 Timing, amortization, and break - even</w:t>
       </w:r>
     </w:p>
     <w:p>
       <w:r>
-        <w:t>Supplementary Table S17 and Figure 6 summarize latency and amortization. On an Apple M1 CPU, the DeepONet exports to ONNX at 0.07165 ms per state, 18.7-fold faster than its PyTorch batch-1 latency of 1.342 ms; the FNO exports at 1.038 ms, 8.19-fold faster than 8.5 ms. At batch 48, the ONNX latencies are 0.7095 ms and 26.86 ms, and the shared current post-processing adds 3.788 ms. Figure 6A presents these batch-1 and batch-48 latencies for both backbones in PyTorch and ONNX on a common axis, and shows that the DeepONet retains a roughly an order-of-magnitude latency advantage at both batch sizes.</w:t>
+        <w:t>Supplementary Table S17 and Figure 6 summarize latency and amortization. On an Apple M1 CPU, the DeepONet exports to ONNX at 0.07165 ms per state, 18.7 - fold faster than its PyTorch batch - 1 latency of 1.342 ms; the FNO exports at 1.038 ms, 8.19 - fold faster than 8.5 ms. At batch 48, the ONNX latencies are 0.7095 ms and 26.86 ms, and the shared current post - processing adds 3.788 ms. Figure 6A presents these batch - 1 and batch - 48 latencies for both backbones in PyTorch and ONNX on a common axis, and shows that the DeepONet retains a roughly an order - of - magnitude latency advantage at both batch sizes.</w:t>
       </w:r>
     </w:p>
     <w:p>
       <w:r>
-        <w:t>The break-even count is the number of parameter states at which the one-time cost of dataset generation and training equals the cost of solving those states with SG/FV. Using the dataset-mean SG/FV time of 0.2391 s, the DeepONet breaks even at 459.2 states and the FNO at 704.6 states. Using the median time of 0.2013 s, the counts are 545.5 and 837.5. On the slower prior Xeon timing of 0.44 s per solve, the counts fall to 249.5 and 382.1. Against per-state DA-PINN retraining at 500 s per state, the break-even is 0.2195 states for the DeepONet and 0.3355 states for the FNO: a single query already amortizes the operator. Figure 6B shows these cumulative-cost curves, plotting the operator cost and the SG/FV cost against the number of forward states and marking the break-even counts; the prior-Xeon and DA-PINN-retrain references are drawn for context.</w:t>
+        <w:t>The break - even count is the number of parameter states at which the one - time cost of dataset generation and training equals the cost of solving those states with SG/FV. Using the dataset - mean SG/FV time of 0.2391 s, the DeepONet breaks even at 459.2 states and the FNO at 704.6 states. Using the median time of 0.2013 s, the counts are 545.5 and 837.5. On the slower prior Xeon timing of 0.44 s per solve, the counts fall to 249.5 and 382.1. Against per - state DA - PINN retraining at 500 s per state, the break - even is 0.2195 states for the DeepONet and 0.3355 states for the FNO: a single query already amortizes the operator. Figure 6B shows these cumulative - cost curves, plotting the operator cost and the SG/FV cost against the number of forward states and marking the break - even counts; the prior - Xeon and DA - PINN - retrain references are drawn for context.</w:t>
       </w:r>
     </w:p>
     <w:p>
@@ -10651,7 +10651,7 @@
         <w:rPr>
           <w:sz w:val="18"/>
         </w:rPr>
-        <w:t xml:space="preserve"> Latency, amortization, and inverse validation. (A) Batch-1 and batch-48 prediction latency for the DeepONet and FNO in PyTorch and ONNX on an Apple M1 CPU, including the shared current post-processing at batch 48. (B) Cumulative cost versus number of forward states for the operator and for SG/FV solves at the dataset-mean and median solve times, with the break-even counts marked; the prior-Xeon and DA-PINN-retrain reference lines are included for context. (C) Exact SG/FV finite-difference sensitivities against the neural-operator sensitivities for the eight states of the </w:t>
+        <w:t xml:space="preserve"> Latency, amortization, and inverse validation. (A) Batch - 1 and batch - 48 prediction latency for the DeepONet and FNO in PyTorch and ONNX on an Apple M1 CPU, including the shared current post - processing at batch 48. (B) Cumulative cost versus number of forward states for the operator and for SG/FV solves at the dataset - mean and median solve times, with the break - even counts marked; the prior - Xeon and DA - PINN - retrain reference lines are included for context. (C) Exact SG/FV finite - difference sensitivities against the neural - operator sensitivities for the eight states of the </w:t>
       </w:r>
       <m:oMath xmlns:a="http://schemas.openxmlformats.org/drawingml/2006/main" xmlns:pic="http://schemas.openxmlformats.org/drawingml/2006/picture">
         <m:r>
@@ -10815,12 +10815,12 @@
         <w:rPr>
           <w:sz w:val="18"/>
         </w:rPr>
-        <w:t xml:space="preserve"> median relative difference, while both charge sensitivities are near zero. (D) Blind Stage-20 inversion at 1% noise using estimator B for the single-salt, reversal-potential, and dual current-plus-selectivity protocols (15 states, 20 realizations each); bars are median relative errors and error bars are half the interquartile range. Single-salt charge remains unidentifiable; the dual protocol reaches 1.7% median charge and 0.17% radius error but only 68% 95% coverage, and the reversal potential is state dependent (263% weak-charge versus 7.3% strong-charge).</w:t>
+        <w:t xml:space="preserve"> median relative difference, while both charge sensitivities are near zero. (D) Blind Stage - 20 inversion at 1% noise using estimator B for the single - salt, reversal - potential, and dual current - plus - selectivity protocols (15 states, 20 realizations each); bars are median relative errors and error bars are half the interquartile range. Single - salt charge remains unidentifiable; the dual protocol reaches 1.7% median charge and 0.17% radius error but only 68% 95% coverage, and the reversal potential is state dependent (263% weak - charge versus 7.3% strong - charge).</w:t>
       </w:r>
     </w:p>
     <w:p>
       <w:r>
-        <w:t>The counts are conservative because they omit engineering time yet optimistic because they assume serial SG/FV; at roughly 1.9 times the 240-state training set, the operator is most advantageous for sweeps of thousands of states, while a single query already amortizes it against per-state DA-PINN retraining.</w:t>
+        <w:t>The counts are conservative because they omit engineering time yet optimistic because they assume serial SG/FV; at roughly 1.9 times the 240 - state training set, the operator is most advantageous for sweeps of thousands of states, while a single query already amortizes it against per - state DA - PINN retraining.</w:t>
       </w:r>
     </w:p>
     <w:p>
@@ -10828,12 +10828,12 @@
         <w:pStyle w:val="Heading3"/>
       </w:pPr>
       <w:r>
-        <w:t>3.8 Physics loss and data-only ablation</w:t>
+        <w:t>3.8 Physics loss and data - only ablation</w:t>
       </w:r>
     </w:p>
     <w:p>
       <w:r>
-        <w:t xml:space="preserve">Removing the physics loss increases current error by 54.3% for the DeepONet in-distribution and by 98.9% for the FNO out of distribution (corresponding to 35.2% and 49.7% error reductions when adding the physics term). For the DeepONet, the interp-test current error rises from 0.001093 to 0.001687, while the potential error changes only from 0.0008914 to 0.000928 (4.1% higher). For the FNO, the interp-test current error rises from 0.008511 to 0.01393 (63.7% higher), and the OOD current error rises from 0.009123 to 0.01815 (98.9% higher). The OOD potential error of the FNO also rises from 0.02079 to 0.03013 (44.9% higher). Figure 3C summarizes this ablation through the near-wall derivative residual </w:t>
+        <w:t xml:space="preserve">Removing the physics loss increases current error by 54.3% for the DeepONet in - distribution and by 98.9% for the FNO out of distribution (corresponding to 35.2% and 49.7% error reductions when adding the physics term). For the DeepONet, the interp - test current error rises from 0.001093 to 0.001687, while the potential error changes only from 0.0008914 to 0.000928 (4.1% higher). For the FNO, the interp - test current error rises from 0.008511 to 0.01393 (63.7% higher), and the OOD current error rises from 0.009123 to 0.01815 (98.9% higher). The OOD potential error of the FNO also rises from 0.02079 to 0.03013 (44.9% higher). Figure 3C summarizes this ablation through the near - wall derivative residual </w:t>
       </w:r>
       <m:oMath xmlns:a="http://schemas.openxmlformats.org/drawingml/2006/main" xmlns:pic="http://schemas.openxmlformats.org/drawingml/2006/picture">
         <m:r>
@@ -10910,12 +10910,12 @@
         </m:r>
       </m:oMath>
       <w:r>
-        <w:t xml:space="preserve"> and the interior Poisson residual on the interpolation split, where the data-only bars are the ones that move most.</w:t>
+        <w:t xml:space="preserve"> and the interior Poisson residual on the interpolation split, where the data - only bars are the ones that move most.</w:t>
       </w:r>
     </w:p>
     <w:p>
       <w:r>
-        <w:t>The interpretation is that the physics residual constrains the flux balance, which the current integral senses even when the pointwise fields are visually similar. The data-only DeepONet is competitive for in-distribution potential and cation concentration, but its current error is 54.3% higher, and its OOD current error is 30.5% higher. The physics term is therefore not cosmetic; it is the main driver of current accuracy in the sparse-data regime.</w:t>
+        <w:t>The interpretation is that the physics residual constrains the flux balance, which the current integral senses even when the pointwise fields are visually similar. The data - only DeepONet is competitive for in - distribution potential and cation concentration, but its current error is 54.3% higher, and its OOD current error is 30.5% higher. The physics term is therefore not cosmetic; it is the main driver of current accuracy in the sparse - data regime.</w:t>
       </w:r>
     </w:p>
     <w:p>
@@ -10928,7 +10928,7 @@
     </w:p>
     <w:p>
       <w:r>
-        <w:t xml:space="preserve">The inverse experiment asks what can be inferred from noisy current–voltage data when the observations are generated by the exact SG/FV solver. Across 15 held-out states and 20 noise realizations at 1% noise, single-salt inversion gives a median </w:t>
+        <w:t xml:space="preserve">The inverse experiment asks what can be inferred from noisy current–voltage data when the observations are generated by the exact SG/FV solver. Across 15 held - out states and 20 noise realizations at 1% noise, single - salt inversion gives a median </w:t>
       </w:r>
       <m:oMath xmlns:a="http://schemas.openxmlformats.org/drawingml/2006/main" xmlns:pic="http://schemas.openxmlformats.org/drawingml/2006/picture">
         <m:sSub>
@@ -10945,7 +10945,7 @@
         </m:sSub>
       </m:oMath>
       <w:r>
-        <w:t xml:space="preserve"> relative error of 1.00 (interquartile range 1.95) and a median radius error of 0.357% (IQR 0.662%); the charge error is not below the 10% criterion for any state, while radius meets the 2% criterion for 82% of realizations. The multi-salt protocol does not change this conclusion: the median charge error is 1.06 (IQR 4.96), radius error is 0.262%, and radius coverage is 61%. The dual protocol, which adds the near-wall selectivity </w:t>
+        <w:t xml:space="preserve"> relative error of 1.00 (interquartile range 1.95) and a median radius error of 0.357% (IQR 0.662%); the charge error is not below the 10% criterion for any state, while radius meets the 2% criterion for 82% of realizations. The multi - salt protocol does not change this conclusion: the median charge error is 1.06 (IQR 4.96), radius error is 0.262%, and radius coverage is 61%. The dual protocol, which adds the near - wall selectivity </w:t>
       </w:r>
       <m:oMath xmlns:a="http://schemas.openxmlformats.org/drawingml/2006/main" xmlns:pic="http://schemas.openxmlformats.org/drawingml/2006/picture">
         <m:r>
@@ -10961,7 +10961,7 @@
         </m:r>
       </m:oMath>
       <w:r>
-        <w:t xml:space="preserve"> rather than by noise. The Stage-20 blind residual-controlled inversion reduces the median charge error to 1.7%, but it does not eliminate that bias floor: at 0.2% noise the 95% intervals cover only 4% of realizations, rising to 68% at 1% and 87% at 2%. The dual result should therefore be read as a bias-limited 2% recovery, not a calibrated sub-percent measurement.</w:t>
+        <w:t xml:space="preserve"> rather than by noise. The Stage - 20 blind residual - controlled inversion reduces the median charge error to 1.7%, but it does not eliminate that bias floor: at 0.2% noise the 95% intervals cover only 4% of realizations, rising to 68% at 1% and 87% at 2%. The dual result should therefore be read as a bias - limited 2% recovery, not a calibrated sub - percent measurement.</w:t>
       </w:r>
     </w:p>
     <w:p>
@@ -11000,12 +11000,12 @@
         </m:r>
       </m:oMath>
       <w:r>
-        <w:t xml:space="preserve"> grid. The single- and multi-salt radius estimates change by 21–29% because the flat charge direction leaves a shallow, grid-sensitive radius optimum, although the qualitative ranking is unchanged (Supplementary Table S18). We therefore use the dual protocol for quantitative identifiability claims and the single/multi protocols only for the negative result that charge is not identifiable from conductance alone.</w:t>
+        <w:t xml:space="preserve"> grid. The single- and multi - salt radius estimates change by 21–29% because the flat charge direction leaves a shallow, grid - sensitive radius optimum, although the qualitative ranking is unchanged (Supplementary Table S18). We therefore use the dual protocol for quantitative identifiability claims and the single/multi protocols only for the negative result that charge is not identifiable from conductance alone.</w:t>
       </w:r>
     </w:p>
     <w:p>
       <w:r>
-        <w:t xml:space="preserve">This flat direction follows from the structure of the binary-electrolyte flux. The local ohmic drift conductivity is </w:t>
+        <w:t xml:space="preserve">This flat direction follows from the structure of the binary - electrolyte flux. The local ohmic drift conductivity is </w:t>
       </w:r>
       <m:oMath xmlns:a="http://schemas.openxmlformats.org/drawingml/2006/main" xmlns:pic="http://schemas.openxmlformats.org/drawingml/2006/picture">
         <m:r>
@@ -12468,7 +12468,7 @@
     </w:p>
     <w:p>
       <w:r>
-        <w:t>An SG/FV-in-the-loop refinement tests whether the inverse ranking survives the exact forward model rather than the operator. On five states at 1% noise, with the exact solver used for every candidate and the search initialized from the operator estimate, the median dual charge error is 8.7% and the radius error is 0.45%; single and multi give charge errors of 134% and 119% and radius errors of 0.44% and 0.27%. The exact check is more conservative than the operator inversion, especially for charge, but preserves the conclusion: dual is the only protocol that brings charge below 10% on average, and radius is recovered at the sub-percent level by all protocols. The five-state check is a validation of the ranking, not a blind estimator with an independent initializer (Supplementary Table S18).</w:t>
+        <w:t>An SG/FV - in - the - loop refinement tests whether the inverse ranking survives the exact forward model rather than the operator. On five states at 1% noise, with the exact solver used for every candidate and the search initialized from the operator estimate, the median dual charge error is 8.7% and the radius error is 0.45%; single and multi give charge errors of 134% and 119% and radius errors of 0.44% and 0.27%. The exact check is more conservative than the operator inversion, especially for charge, but preserves the conclusion: dual is the only protocol that brings charge below 10% on average, and radius is recovered at the sub - percent level by all protocols. The five - state check is a validation of the ranking, not a blind estimator with an independent initializer (Supplementary Table S18).</w:t>
       </w:r>
     </w:p>
     <w:p>
@@ -12710,7 +12710,7 @@
         </m:sSup>
       </m:oMath>
       <w:r>
-        <w:t>. The charge sensitivity is near-null in both (</w:t>
+        <w:t>. The charge sensitivity is near - null in both (</w:t>
       </w:r>
       <m:oMath xmlns:a="http://schemas.openxmlformats.org/drawingml/2006/main" xmlns:pic="http://schemas.openxmlformats.org/drawingml/2006/picture">
         <m:r>
@@ -12786,7 +12786,7 @@
         </m:sSup>
       </m:oMath>
       <w:r>
-        <w:t xml:space="preserve"> operator), so its relative difference is large even though both are negligible. The exact single-salt Fisher matrix is numerically rank-deficient (</w:t>
+        <w:t xml:space="preserve"> operator), so its relative difference is large even though both are negligible. The exact single - salt Fisher matrix is numerically rank - deficient (</w:t>
       </w:r>
       <m:oMath xmlns:a="http://schemas.openxmlformats.org/drawingml/2006/main" xmlns:pic="http://schemas.openxmlformats.org/drawingml/2006/picture">
         <m:r>
@@ -12869,7 +12869,7 @@
     </w:p>
     <w:p>
       <w:r>
-        <w:t xml:space="preserve">These results revise the earlier sub-percent dual-recovery claim. That estimate was obtained with operator-generated observations, a </w:t>
+        <w:t xml:space="preserve">These results revise the earlier sub - percent dual - recovery claim. That estimate was obtained with operator - generated observations, a </w:t>
       </w:r>
       <m:oMath xmlns:a="http://schemas.openxmlformats.org/drawingml/2006/main" xmlns:pic="http://schemas.openxmlformats.org/drawingml/2006/picture">
         <m:r>
@@ -12886,7 +12886,7 @@
         </m:r>
       </m:oMath>
       <w:r>
-        <w:t xml:space="preserve"> grid, and a small five-state sample; with exact SG/FV observations, 20 noise draws, and a nested </w:t>
+        <w:t xml:space="preserve"> grid, and a small five - state sample; with exact SG/FV observations, 20 noise draws, and a nested </w:t>
       </w:r>
       <m:oMath xmlns:a="http://schemas.openxmlformats.org/drawingml/2006/main" xmlns:pic="http://schemas.openxmlformats.org/drawingml/2006/picture">
         <m:r>
@@ -12903,7 +12903,7 @@
         </m:r>
       </m:oMath>
       <w:r>
-        <w:t xml:space="preserve"> grid, the defensible statement from the Stage-18 candidate-grid estimator is that dual inversion recovers charge to 5–10% and radius to 0.1–0.5%. The Stage-20 estimator is a different algorithm—a blind, refreshed-Jacobian Gauss–Newton in </w:t>
+        <w:t xml:space="preserve"> grid, the defensible statement from the Stage - 18 candidate - grid estimator is that dual inversion recovers charge to 5–10% and radius to 0.1–0.5%. The Stage - 20 estimator is a different algorithm—a blind, refreshed - Jacobian Gauss–Newton in </w:t>
       </w:r>
       <m:oMath xmlns:a="http://schemas.openxmlformats.org/drawingml/2006/main" xmlns:pic="http://schemas.openxmlformats.org/drawingml/2006/picture">
         <m:r>
@@ -12994,7 +12994,7 @@
         </m:r>
       </m:oMath>
       <w:r>
-        <w:t xml:space="preserve">—and its band-resolved errors and separate </w:t>
+        <w:t xml:space="preserve">—and its band - resolved errors and separate </w:t>
       </w:r>
       <m:oMath xmlns:a="http://schemas.openxmlformats.org/drawingml/2006/main" xmlns:pic="http://schemas.openxmlformats.org/drawingml/2006/picture">
         <m:r>
@@ -13027,12 +13027,12 @@
         </m:sSub>
       </m:oMath>
       <w:r>
-        <w:t xml:space="preserve"> coverage are reported in Section 3.10 and Supplementary Table S22; the two are not pooled. The physical conclusion is unchanged: a charge-sensitive readout is required, and the operator is a practical tool for choosing it.</w:t>
+        <w:t xml:space="preserve"> coverage are reported in Section 3.10 and Supplementary Table S22; the two are not pooled. The physical conclusion is unchanged: a charge - sensitive readout is required, and the operator is a practical tool for choosing it.</w:t>
       </w:r>
     </w:p>
     <w:p>
       <w:r>
-        <w:t xml:space="preserve">These results turn the operator into a protocol-design tool. Before fabricating or measuring a pore, a user can query the live portal (https://pino.statwhy.com) or the Python API to evaluate </w:t>
+        <w:t xml:space="preserve">These results turn the operator into a protocol - design tool. Before fabricating or measuring a pore, a user can query the live portal (https://pino.statwhy.com) or the Python API to evaluate </w:t>
       </w:r>
       <m:oMath xmlns:a="http://schemas.openxmlformats.org/drawingml/2006/main" xmlns:pic="http://schemas.openxmlformats.org/drawingml/2006/picture">
         <m:r>
@@ -13190,7 +13190,7 @@
         </m:r>
       </m:oMath>
       <w:r>
-        <w:t xml:space="preserve"> for candidate bias sets, salinities, salinity gradients, and observable combinations, and choose the protocol that minimizes the charge-direction variance subject to experimental constraints. The package exposes the operator Jacobian and the Fisher construction, and the portal reports the same sensitivities interactively; the diffusive-ratio scan of Supplementary Table S20 is reproducible with </w:t>
+        <w:t xml:space="preserve"> for candidate bias sets, salinities, salinity gradients, and observable combinations, and choose the protocol that minimizes the charge - direction variance subject to experimental constraints. The package exposes the operator Jacobian and the Fisher construction, and the portal reports the same sensitivities interactively; the diffusive - ratio scan of Supplementary Table S20 is reproducible with </w:t>
       </w:r>
       <w:r>
         <w:rPr>
@@ -13200,12 +13200,12 @@
         <w:t>scripts/run_diffusivity_symmetry_check.py</w:t>
       </w:r>
       <w:r>
-        <w:t>. For a conductance-only experiment the calculation predicts a flat charge direction and should redirect effort to a charge-sensitive readout—reversal potential or transference number, streaming potential, ionic current rectification, or field-resolved near-wall sensing—rather than to additional conductance data.</w:t>
+        <w:t>. For a conductance - only experiment the calculation predicts a flat charge direction and should redirect effort to a charge - sensitive readout—reversal potential or transference number, streaming potential, ionic current rectification, or field - resolved near - wall sensing—rather than to additional conductance data.</w:t>
       </w:r>
     </w:p>
     <w:p>
       <w:r>
-        <w:t xml:space="preserve">The boundary of the claim is explicit. The near-null result is established for symmetric binary electrolytes with nearly equal ionic diffusivities, such as KCl, and for a conductance-only protocol. Unequal diffusivities add the linear term above but leave </w:t>
+        <w:t xml:space="preserve">The boundary of the claim is explicit. The near - null result is established for symmetric binary electrolytes with nearly equal ionic diffusivities, such as KCl, and for a conductance - only protocol. Unequal diffusivities add the linear term above but leave </w:t>
       </w:r>
       <m:oMath xmlns:a="http://schemas.openxmlformats.org/drawingml/2006/main" xmlns:pic="http://schemas.openxmlformats.org/drawingml/2006/picture">
         <m:r>
@@ -13231,7 +13231,7 @@
         </m:sSup>
       </m:oMath>
       <w:r>
-        <w:t xml:space="preserve"> at 1% noise (Supplementary Table S20); asymmetric valence or a non-binary electrolyte changes the flux structure and lies outside the present proof. Within that boundary the limit is a property of the measurement, not of the surrogate or the solver.</w:t>
+        <w:t xml:space="preserve"> at 1% noise (Supplementary Table S20); asymmetric valence or a non - binary electrolyte changes the flux structure and lies outside the present proof. Within that boundary the limit is a property of the measurement, not of the surrogate or the solver.</w:t>
       </w:r>
     </w:p>
     <w:p>
@@ -13239,12 +13239,12 @@
         <w:pStyle w:val="Heading3"/>
       </w:pPr>
       <w:r>
-        <w:t>3.10 Warm-started finite-volume solver and reversal-potential identifiability</w:t>
+        <w:t>3.10 Warm - started finite - volume solver and reversal - potential identifiability</w:t>
       </w:r>
     </w:p>
     <w:p>
       <w:r>
-        <w:t xml:space="preserve">The hybrid solver combines the frozen operator with a Weyl singular-value gate and a conservative SG/FV correction warm-started from the operator; this is a residual-based, derivative-informed correction in the sense of [61, 62], not a new learned field representation. On 120 states spanning the weak, transitional, and strong charge bands, the reference-free Pino-Controller reproduces the full SG/FV current to a median relative error of </w:t>
+        <w:t xml:space="preserve">The hybrid solver combines the frozen operator with a Weyl singular - value gate and a conservative SG/FV correction warm - started from the operator; this is a residual - based, derivative - informed correction in the sense of [61, 62], not a new learned field representation. On 120 states spanning the weak, transitional, and strong charge bands, the reference - free Pino - Controller reproduces the full SG/FV current to a median relative error of </w:t>
       </w:r>
       <m:oMath xmlns:a="http://schemas.openxmlformats.org/drawingml/2006/main" xmlns:pic="http://schemas.openxmlformats.org/drawingml/2006/picture">
         <m:r>
@@ -13293,7 +13293,7 @@
         </m:r>
       </m:oMath>
       <w:r>
-        <w:t xml:space="preserve"> solve, a 5.3-fold reduction for Task A (forward solve) and 4.0-fold for Task B (reversal-potential root search). A single Gummel step alone gives </w:t>
+        <w:t xml:space="preserve"> solve, a 5.3 - fold reduction for Task A (forward solve) and 4.0 - fold for Task B (reversal - potential root search). A single Gummel step alone gives </w:t>
       </w:r>
       <m:oMath xmlns:a="http://schemas.openxmlformats.org/drawingml/2006/main" xmlns:pic="http://schemas.openxmlformats.org/drawingml/2006/picture">
         <m:r>
@@ -13325,7 +13325,7 @@
         </m:sSup>
       </m:oMath>
       <w:r>
-        <w:t xml:space="preserve"> current error at 0.010 s; the controller's gain comes from the operator warm start plus the conservative correction. Its median reversal-potential error is 0.038 mV, inherited from the reversal surrogate rather than from the field correction. The eight-method comparison also shows that the linearized Poisson–Boltzmann model is a strong current baseline in this box (median relative error </w:t>
+        <w:t xml:space="preserve"> current error at 0.010 s; the controller's gain comes from the operator warm start plus the conservative correction. Its median reversal - potential error is 0.038 mV, inherited from the reversal surrogate rather than from the field correction. The eight - method comparison also shows that the linearized Poisson–Boltzmann model is a strong current baseline in this box (median relative error </w:t>
       </w:r>
       <m:oMath xmlns:a="http://schemas.openxmlformats.org/drawingml/2006/main" xmlns:pic="http://schemas.openxmlformats.org/drawingml/2006/picture">
         <m:r>
@@ -13357,12 +13357,12 @@
         </m:sSup>
       </m:oMath>
       <w:r>
-        <w:t>) but not a charge model, and that POD–RBF degrades in the strong-charge band.</w:t>
+        <w:t>) but not a charge model, and that POD–RBF degrades in the strong - charge band.</w:t>
       </w:r>
     </w:p>
     <w:p>
       <w:r>
-        <w:t xml:space="preserve">The Stage-20 blind inverse study removes the truth from every estimator. It uses 15 held-out states, three protocols, three noise levels, and 20 realizations, for 2,700 inversions; observations are generated at </w:t>
+        <w:t xml:space="preserve">The Stage - 20 blind inverse study removes the truth from every estimator. It uses 15 held - out states, three protocols, three noise levels, and 20 realizations, for 2, 700 inversions; observations are generated at </w:t>
       </w:r>
       <m:oMath xmlns:a="http://schemas.openxmlformats.org/drawingml/2006/main" xmlns:pic="http://schemas.openxmlformats.org/drawingml/2006/picture">
         <m:r>
@@ -13396,7 +13396,7 @@
         </m:r>
       </m:oMath>
       <w:r>
-        <w:t xml:space="preserve">. Estimator A is surrogate-only with local quadratic refinement, B is a residual-controlled SG/FV Gauss–Newton polish, and C is a two-start cold SG/FV baseline. At 1% noise, single-salt inversion remains unidentifiable (median </w:t>
+        <w:t xml:space="preserve">. Estimator A is surrogate - only with local quadratic refinement, B is a residual - controlled SG/FV Gauss–Newton polish, and C is a two - start cold SG/FV baseline. At 1% noise, single - salt inversion remains unidentifiable (median </w:t>
       </w:r>
       <m:oMath xmlns:a="http://schemas.openxmlformats.org/drawingml/2006/main" xmlns:pic="http://schemas.openxmlformats.org/drawingml/2006/picture">
         <m:sSub>
@@ -13413,7 +13413,7 @@
         </m:sSub>
       </m:oMath>
       <w:r>
-        <w:t xml:space="preserve"> error 140%), while the reversal potential is strongly state dependent: its median error is 263% in the weak-charge band but 7.3% in the strong-charge band, where Donnan exclusion is large. The dual current-plus-selectivity protocol is the most stable, with median charge errors of 1.38%, 1.40%, and 2.41% in the weak, transitional, and strong bands (1.72% overall) and radius errors of 0.17%. Its 95% charge coverage is 68% at 1% noise, and only 4% at 0.2% noise, because the remaining roughly 2% surrogate bias floor dominates the shrinking statistical interval; coverage rises to 87% at 2% noise. The corresponding reversal-potential coverage is 56% at 1% noise. We therefore report the dual protocol as a bias-limited 2% recovery, the strong-exclusion reversal potential as a state-dependent 7% recovery, and do not claim calibrated sub-percent charge identification.</w:t>
+        <w:t xml:space="preserve"> error 140%), while the reversal potential is strongly state dependent: its median error is 263% in the weak - charge band but 7.3% in the strong - charge band, where Donnan exclusion is large. The dual current - plus - selectivity protocol is the most stable, with median charge errors of 1.38%, 1.40%, and 2.41% in the weak, transitional, and strong bands (1.72% overall) and radius errors of 0.17%. Its 95% charge coverage is 68% at 1% noise, and only 4% at 0.2% noise, because the remaining roughly 2% surrogate bias floor dominates the shrinking statistical interval; coverage rises to 87% at 2% noise. The corresponding reversal - potential coverage is 56% at 1% noise. We therefore report the dual protocol as a bias - limited 2% recovery, the strong - exclusion reversal potential as a state - dependent 7% recovery, and do not claim calibrated sub - percent charge identification.</w:t>
       </w:r>
     </w:p>
     <w:p>
@@ -13426,7 +13426,7 @@
     </w:p>
     <w:p>
       <w:r>
-        <w:t xml:space="preserve">The exported models run without a Python server: a single ONNX graph serves a static browser simulator (with an optional in-browser SG/FV solve) and a Gradio application, so the same network can be used in teaching and in experimental design without installing a solver. The JavaScript current formula agrees with the SG/FV reference to a maximum relative difference of </w:t>
+        <w:t xml:space="preserve">The exported models run without a Python server: a single ONNX graph serves a static browser simulator (with an optional in - browser SG/FV solve) and a Gradio application, so the same network can be used in teaching and in experimental design without installing a solver. The JavaScript current formula agrees with the SG/FV reference to a maximum relative difference of </w:t>
       </w:r>
       <m:oMath xmlns:a="http://schemas.openxmlformats.org/drawingml/2006/main" xmlns:pic="http://schemas.openxmlformats.org/drawingml/2006/picture">
         <m:r>
@@ -13475,7 +13475,7 @@
         </m:sSub>
       </m:oMath>
       <w:r>
-        <w:t xml:space="preserve"> difference of 0.0002126. The dual-engine design keeps the reference solver available for validation rather than replacing it. Interface details, bundle sizes, and the full deployment and parity record are collected in Supplementary Section S8 and Supplementary Table S8.</w:t>
+        <w:t xml:space="preserve"> difference of 0.0002126. The dual - engine design keeps the reference solver available for validation rather than replacing it. Interface details, bundle sizes, and the full deployment and parity record are collected in Supplementary Section S8 and Supplementary Table S8.</w:t>
       </w:r>
     </w:p>
     <w:p>
@@ -13483,12 +13483,12 @@
         <w:pStyle w:val="Heading3"/>
       </w:pPr>
       <w:r>
-        <w:t>3.12 Interpreted baselines and strong-charge behavior</w:t>
+        <w:t>3.12 Interpreted baselines and strong - charge behavior</w:t>
       </w:r>
     </w:p>
     <w:p>
       <w:r>
-        <w:t>To place the operator against simpler alternatives, we evaluated two interpreted models on the same 96 test states (Supplementary Table S21). The Ohmic bulk model uses the bulk conductivity and the geometric cross-section; the linearized radial Poisson–Boltzmann (PB) model uses a calibrated Debye-layer charge profile and no per-state fitting. A 30-mode POD–RBF interpolator and the FNO provide data-driven reference points. On the interpolation split the DeepONet has the lowest potential error (0.000891 versus 0.000969 for PB) and a net-charge error of 0.0825, essentially tied with PB (0.0939) and FNO (0.0931) and far below POD–RBF (0.433). The PB model is much better for current (8.2</w:t>
+        <w:t>To place the operator against simpler alternatives, we evaluated two interpreted models on the same 96 test states (Supplementary Table S21). The Ohmic bulk model uses the bulk conductivity and the geometric cross - section; the linearized radial Poisson–Boltzmann (PB) model uses a calibrated Debye - layer charge profile and no per - state fitting. A 30 - mode POD–RBF interpolator and the FNO provide data - driven reference points. On the interpolation split the DeepONet has the lowest potential error (0.000891 versus 0.000969 for PB) and a net - charge error of 0.0825, essentially tied with PB (0.0939) and FNO (0.0931) and far below POD–RBF (0.433). The PB model is much better for current (8.2</w:t>
       </w:r>
       <m:oMath xmlns:a="http://schemas.openxmlformats.org/drawingml/2006/main" xmlns:pic="http://schemas.openxmlformats.org/drawingml/2006/picture">
         <m:r>
@@ -13517,12 +13517,12 @@
         </m:sSup>
       </m:oMath>
       <w:r>
-        <w:t xml:space="preserve"> versus 0.00109) because its linearized profile is calibrated to the low-charge current, but it does not satisfy the nonlinear PNP equations or the charge identity and cannot represent the strong-charge regime. Out of distribution the FNO is better than the DeepONet on net charge (0.224 versus 0.368) and PB is better on both net charge (0.113) and current (0.000529), while the DeepONet retains a potential error (0.0202) comparable to PB (0.0203) and lower than POD–RBF (0.0463). The comparison therefore does not support a claim that the operator dominates every interpreted baseline; it supports the narrower claim that the operator is competitive on potential and superior on strong-charge fields and selectivity, which is the regime where a physics-constrained operator is needed.</w:t>
+        <w:t xml:space="preserve"> versus 0.00109) because its linearized profile is calibrated to the low - charge current, but it does not satisfy the nonlinear PNP equations or the charge identity and cannot represent the strong - charge regime. Out of distribution the FNO is better than the DeepONet on net charge (0.224 versus 0.368) and PB is better on both net charge (0.113) and current (0.000529), while the DeepONet retains a potential error (0.0202) comparable to PB (0.0203) and lower than POD–RBF (0.0463). The comparison therefore does not support a claim that the operator dominates every interpreted baseline; it supports the narrower claim that the operator is competitive on potential and superior on strong - charge fields and selectivity, which is the regime where a physics - constrained operator is needed.</w:t>
       </w:r>
     </w:p>
     <w:p>
       <w:r>
-        <w:t xml:space="preserve">The strong-charge test makes that regime explicit. We generated 120 states at </w:t>
+        <w:t xml:space="preserve">The strong - charge test makes that regime explicit. We generated 120 states at </w:t>
       </w:r>
       <m:oMath xmlns:a="http://schemas.openxmlformats.org/drawingml/2006/main" xmlns:pic="http://schemas.openxmlformats.org/drawingml/2006/picture">
         <m:sSub>
@@ -13634,7 +13634,7 @@
         </m:r>
       </m:oMath>
       <w:r>
-        <w:t xml:space="preserve">–5 nm, split 96/24, and trained three DeepONets for 600 epochs. On the 24 test states the median current error is 0.00259 (seeds 42–44: 0.00259, 0.00120, 0.00302), compared with 0.0591 for the Ohmic bulk approximation, a 22.8-fold reduction; the Ohmic model has a net-charge error of 1.0 because it predicts no wall layer. The operator's median relative </w:t>
+        <w:t xml:space="preserve">–5 nm, split 96/24, and trained three DeepONets for 600 epochs. On the 24 test states the median current error is 0.00259 (seeds 42–44: 0.00259, 0.00120, 0.00302), compared with 0.0591 for the Ohmic bulk approximation, a 22.8 - fold reduction; the Ohmic model has a net - charge error of 1.0 because it predicts no wall layer. The operator's median relative </w:t>
       </w:r>
       <m:oMath xmlns:a="http://schemas.openxmlformats.org/drawingml/2006/main" xmlns:pic="http://schemas.openxmlformats.org/drawingml/2006/picture">
         <m:sSub>
@@ -13651,7 +13651,7 @@
         </m:sSub>
       </m:oMath>
       <w:r>
-        <w:t xml:space="preserve"> errors are 0.045–0.049 for net charge, 0.025–0.028 for potential, and 0.054–0.058 for the near-wall selectivity </w:t>
+        <w:t xml:space="preserve"> errors are 0.045–0.049 for net charge, 0.025–0.028 for potential, and 0.054–0.058 for the near - wall selectivity </w:t>
       </w:r>
       <m:oMath xmlns:a="http://schemas.openxmlformats.org/drawingml/2006/main" xmlns:pic="http://schemas.openxmlformats.org/drawingml/2006/picture">
         <m:r>
@@ -13667,7 +13667,7 @@
         </m:r>
       </m:oMath>
       <w:r>
-        <w:t xml:space="preserve"> error 0.021–0.022). Strong surface charge therefore makes the charge-sensitive field large and accurately predictable, which is the signal a dual readout exploits; it does not by itself make single-salt conductance identify charge, and we do not claim that it does.</w:t>
+        <w:t xml:space="preserve"> error 0.021–0.022). Strong surface charge therefore makes the charge - sensitive field large and accurately predictable, which is the signal a dual readout exploits; it does not by itself make single - salt conductance identify charge, and we do not claim that it does.</w:t>
       </w:r>
     </w:p>
     <w:p>
@@ -13680,12 +13680,12 @@
     </w:p>
     <w:p>
       <w:r>
-        <w:t>The results support a simple division of labor. The DeepONet is the better default surrogate: it is 6.16-fold more accurate for potential and 7.79-fold more accurate for current than the FNO in-distribution, with 12.5-fold fewer parameters and 14.5-fold lower ONNX latency. The FNO is not redundant, however. Its spectral basis captures the cation and net-charge fields better in the out-of-distribution split (1.43-fold and 1.64-fold, respectively), and its errors grow more gracefully when the Debye ratio leaves the training band. A practical strategy is to use the DeepONet for current-based design and the FNO as a cross-check or as a backbone when field-level OOD accuracy is the priority.</w:t>
+        <w:t>The results support a simple division of labor. The DeepONet is the better default surrogate: it is 6.16 - fold more accurate for potential and 7.79 - fold more accurate for current than the FNO in - distribution, with 12.5 - fold fewer parameters and 14.5 - fold lower ONNX latency. The FNO is not redundant, however. Its spectral basis captures the cation and net - charge fields better in the out - of - distribution split (1.43 - fold and 1.64 - fold, respectively), and its errors grow more gracefully when the Debye ratio leaves the training band. A practical strategy is to use the DeepONet for current - based design and the FNO as a cross - check or as a backbone when field - level OOD accuracy is the priority.</w:t>
       </w:r>
     </w:p>
     <w:p>
       <w:r>
-        <w:t xml:space="preserve">The charge-balanced parameterization is the most transferable result, but the matched-loss control changes its quantitative interpretation. Relative to a naive direct-concentration loss the improvement is 8.63-fold for the DeepONet and 10.29-fold for the FNO, yet much of that gap is an optimization pathology: with the same field-normalized loss the direct model reaches </w:t>
+        <w:t xml:space="preserve">The charge - balanced parameterization is the most transferable result, but the matched - loss control changes its quantitative interpretation. Relative to a naive direct - concentration loss the improvement is 8.63 - fold for the DeepONet and 10.29 - fold for the FNO, yet much of that gap is an optimization pathology: with the same field - normalized loss the direct model reaches </w:t>
       </w:r>
       <m:oMath xmlns:a="http://schemas.openxmlformats.org/drawingml/2006/main" xmlns:pic="http://schemas.openxmlformats.org/drawingml/2006/picture">
         <m:r>
@@ -13702,7 +13702,7 @@
         </m:r>
       </m:oMath>
       <w:r>
-        <w:t xml:space="preserve"> net-charge error, versus </w:t>
+        <w:t xml:space="preserve"> net - charge error, versus </w:t>
       </w:r>
       <m:oMath xmlns:a="http://schemas.openxmlformats.org/drawingml/2006/main" xmlns:pic="http://schemas.openxmlformats.org/drawingml/2006/picture">
         <m:r>
@@ -13719,17 +13719,17 @@
         </m:r>
       </m:oMath>
       <w:r>
-        <w:t xml:space="preserve"> for the hyperbolic map, and its current error is 23% higher. The robust claim is therefore a 13–15% net-charge and 18–23% current advantage over a fairly trained direct model, plus an exact positivity and charge-identity guarantee. The underlying mechanism remains general: whenever a physical quantity is a small difference of two large positive fields, direct regression suffers from cancellation, and a reparameterization in terms of the sum and the difference reduces the ill-conditioning. The same idea should apply to other Nernst–Planck and drift–diffusion systems in which charge or mole fractions are inferred from separate species predictions.</w:t>
+        <w:t xml:space="preserve"> for the hyperbolic map, and its current error is 23% higher. The robust claim is therefore a 13–15% net - charge and 18–23% current advantage over a fairly trained direct model, plus an exact positivity and charge - identity guarantee. The underlying mechanism remains general: whenever a physical quantity is a small difference of two large positive fields, direct regression suffers from cancellation, and a reparameterization in terms of the sum and the difference reduces the ill - conditioning. The same idea should apply to other Nernst–Planck and drift–diffusion systems in which charge or mole fractions are inferred from separate species predictions.</w:t>
       </w:r>
     </w:p>
     <w:p>
       <w:r>
-        <w:t>The physics loss plays a complementary role. It does not dramatically improve the pointwise potential in-distribution, but it reduces current error by 54.3% for the DeepONet in-distribution and by 98.9% for the FNO out of distribution. Because current is the quantity that experiments measure, this is the relevant metric, and it justifies retaining the residual term even when labeled data are available.</w:t>
+        <w:t>The physics loss plays a complementary role. It does not dramatically improve the pointwise potential in - distribution, but it reduces current error by 54.3% for the DeepONet in - distribution and by 98.9% for the FNO out of distribution. Because current is the quantity that experiments measure, this is the relevant metric, and it justifies retaining the residual term even when labeled data are available.</w:t>
       </w:r>
     </w:p>
     <w:p>
       <w:r>
-        <w:t>The inverse experiment sharpens the scope of the method. With exact SG/FV-generated observations, 20 noise draws, and a nested grid, the Stage-20 blind dual current–plus–selectivity inversion reaches 1.7% median charge error and 0.17% radius error at 1% noise, but only 68% 95% coverage; single- and multi-salt conductance leave charge at 140% median error and do not meet the 10% criterion for any state. The residual roughly 2% bias floor, not noise, limits the dual interval calibration; this is a separate surrogate limitation from the physical conductance-only degeneracy, which follows from the near-invariance of the concentration sum for a symmetric electrolyte with nearly equal diffusivities, and the Fisher analysis shows it holds across the negative-</w:t>
+        <w:t>The inverse experiment sharpens the scope of the method. With exact SG/FV - generated observations, 20 noise draws, and a nested grid, the Stage - 20 blind dual current–plus–selectivity inversion reaches 1.7% median charge error and 0.17% radius error at 1% noise, but only 68% 95% coverage; single- and multi - salt conductance leave charge at 140% median error and do not meet the 10% criterion for any state. The residual roughly 2% bias floor, not noise, limits the dual interval calibration; this is a separate surrogate limitation from the physical conductance - only degeneracy, which follows from the near - invariance of the concentration sum for a symmetric electrolyte with nearly equal diffusivities, and the Fisher analysis shows it holds across the negative-</w:t>
       </w:r>
       <m:oMath xmlns:a="http://schemas.openxmlformats.org/drawingml/2006/main" xmlns:pic="http://schemas.openxmlformats.org/drawingml/2006/picture">
         <m:sSub>
@@ -13746,7 +13746,7 @@
         </m:sSub>
       </m:oMath>
       <w:r>
-        <w:t xml:space="preserve"> plane, with a near-null charge direction and condition numbers from </w:t>
+        <w:t xml:space="preserve"> plane, with a near - null charge direction and condition numbers from </w:t>
       </w:r>
       <m:oMath xmlns:a="http://schemas.openxmlformats.org/drawingml/2006/main" xmlns:pic="http://schemas.openxmlformats.org/drawingml/2006/picture">
         <m:r>
@@ -13849,12 +13849,12 @@
         </m:sSup>
       </m:oMath>
       <w:r>
-        <w:t>). The median 1%-noise CRLB is 0.37% for radius but 86 for charge. The dual study narrows the remedy: multi-salt current–voltage data do not remove the degeneracy, whereas an independent near-wall selectivity observable brings the median charge error to about 2% while leaving a bias-limited coverage gap. Closing the gap in a real experiment therefore requires a genuinely charge-sensitive measurement, such as streaming potential, field-resolved sensing, or a near-wall selectivity readout, rather than more current–voltage data at different salinities. The operator is well suited to such protocols because it can evaluate thousands of candidate parameter combinations per second.</w:t>
+        <w:t>). The median 1%-noise CRLB is 0.37% for radius but 86 for charge. The dual study narrows the remedy: multi - salt current–voltage data do not remove the degeneracy, whereas an independent near - wall selectivity observable brings the median charge error to about 2% while leaving a bias - limited coverage gap. Closing the gap in a real experiment therefore requires a genuinely charge - sensitive measurement, such as streaming potential, field - resolved sensing, or a near - wall selectivity readout, rather than more current–voltage data at different salinities. The operator is well suited to such protocols because it can evaluate thousands of candidate parameter combinations per second.</w:t>
       </w:r>
     </w:p>
     <w:p>
       <w:r>
-        <w:t xml:space="preserve">The Stage-19/20 hybrid and reversal study sharpens the same boundary. The reference-free warm-started controller reproduces the full SG/FV current to </w:t>
+        <w:t xml:space="preserve">The Stage - 19/20 hybrid and reversal study sharpens the same boundary. The reference - free warm - started controller reproduces the full SG/FV current to </w:t>
       </w:r>
       <m:oMath xmlns:a="http://schemas.openxmlformats.org/drawingml/2006/main" xmlns:pic="http://schemas.openxmlformats.org/drawingml/2006/picture">
         <m:r>
@@ -13886,7 +13886,7 @@
         </m:sSup>
       </m:oMath>
       <w:r>
-        <w:t xml:space="preserve"> median relative error at 0.165 s per state, 5.3-fold below the 1.575 s cold solve for Task A (forward solve) and 4.0-fold for Task B (reversal-potential root search), so it is a practical inner loop for protocol design. The unequal-reservoir reversal potential is strongly state dependent. It is weak at low charge and high salinity, where the concentration-cell potential carries little wall-charge signature, but it reaches </w:t>
+        <w:t xml:space="preserve"> median relative error at 0.165 s per state, 5.3 - fold below the 1.575 s cold solve for Task A (forward solve) and 4.0 - fold for Task B (reversal - potential root search), so it is a practical inner loop for protocol design. The unequal - reservoir reversal potential is strongly state dependent. It is weak at low charge and high salinity, where the concentration - cell potential carries little wall - charge signature, but it reaches </w:t>
       </w:r>
       <m:oMath xmlns:a="http://schemas.openxmlformats.org/drawingml/2006/main" xmlns:pic="http://schemas.openxmlformats.org/drawingml/2006/picture">
         <m:r>
@@ -13998,17 +13998,17 @@
         </m:r>
       </m:oMath>
       <w:r>
-        <w:t xml:space="preserve"> nm even with equal diffusivities because Donnan exclusion is strong. A reversal-potential readout should therefore be designed for the strong-exclusion regime and combined with a genuinely charge-sensitive observable, rather than dismissed as uniformly weak or substituted for one.</w:t>
+        <w:t xml:space="preserve"> nm even with equal diffusivities because Donnan exclusion is strong. A reversal - potential readout should therefore be designed for the strong - exclusion regime and combined with a genuinely charge - sensitive observable, rather than dismissed as uniformly weak or substituted for one.</w:t>
       </w:r>
     </w:p>
     <w:p>
       <w:r>
-        <w:t>The selectivity observable that breaks the degeneracy is not a purely theoretical construct. In a symmetric binary electrolyte the near-wall selectivity reflects the counter-ion/co-ion imbalance in the electrical double layer [7, 8]. In electrokinetic nanochannel theory, this imbalance is probed experimentally via concentration-cell potential or streaming-potential measurements [10]. Current-rectification ratios (ICR) in asymmetric or conical pores carry the same charge information and are routinely measured, although they convolve charge with geometry and require the operator to separate the two. Optical routes— plasmonic nanopores, surface-enhanced Raman scattering, or wall-localized fluorescent ion indicators— can in principle resolve the near-wall concentration difference directly, at the cost of labeling and photostability constraints. None of these measurements is as routine as a current–voltage sweep, which is precisely why the identifiability analysis matters: it tells experimentalists that a charge-sensitive readout, not more conductance data, is the measurement to invest in, and the operator can be used to design the bias and salinity protocol that maximizes the information gain before the experiment is built.</w:t>
+        <w:t>The selectivity observable that breaks the degeneracy is not a purely theoretical construct. In a symmetric binary electrolyte the near - wall selectivity reflects the counter - ion/co - ion imbalance in the electrical double layer [7, 8]. In electrokinetic nanochannel theory, this imbalance is probed experimentally via concentration - cell potential or streaming - potential measurements [10]. Current - rectification ratios (ICR) in asymmetric or conical pores carry the same charge information and are routinely measured, although they convolve charge with geometry and require the operator to separate the two. Optical routes— plasmonic nanopores, surface - enhanced Raman scattering, or wall - localized fluorescent ion indicators— can in principle resolve the near - wall concentration difference directly, at the cost of labeling and photostability constraints. None of these measurements is as routine as a current–voltage sweep, which is precisely why the identifiability analysis matters: it tells experimentalists that a charge - sensitive readout, not more conductance data, is the measurement to invest in, and the operator can be used to design the bias and salinity protocol that maximizes the information gain before the experiment is built.</w:t>
       </w:r>
     </w:p>
     <w:p>
       <w:r>
-        <w:t xml:space="preserve">Two further results bound the method rather than extend it. The trunk ablation shows that the multi-scale radial basis, although physically motivated, is not essential: a plain MLP trunk matches it on the net-charge field and is slightly better in-distribution, and the radial features only improve the wall gradient by about 7%. We retain the radial trunk because the wall gradient and the integrated current are the operationally important outputs, but we report the comparison rather than presenting the radial basis as a necessary ingredient. The scaling study shows that in-distribution accuracy follows the expected </w:t>
+        <w:t xml:space="preserve">Two further results bound the method rather than extend it. The trunk ablation shows that the multi - scale radial basis, although physically motivated, is not essential: a plain MLP trunk matches it on the net - charge field and is slightly better in - distribution, and the radial features only improve the wall gradient by about 7%. We retain the radial trunk because the wall gradient and the integrated current are the operationally important outputs, but we report the comparison rather than presenting the radial basis as a necessary ingredient. The scaling study shows that in - distribution accuracy follows the expected </w:t>
       </w:r>
       <m:oMath xmlns:a="http://schemas.openxmlformats.org/drawingml/2006/main" xmlns:pic="http://schemas.openxmlformats.org/drawingml/2006/picture">
         <m:sSup>
@@ -14040,7 +14040,7 @@
         </m:sSup>
       </m:oMath>
       <w:r>
-        <w:t xml:space="preserve"> trend, so more in-distribution data translate predictably into higher accuracy, whereas out-of-distribution error is almost flat in </w:t>
+        <w:t xml:space="preserve"> trend, so more in - distribution data translate predictably into higher accuracy, whereas out - of - distribution error is almost flat in </w:t>
       </w:r>
       <m:oMath xmlns:a="http://schemas.openxmlformats.org/drawingml/2006/main" xmlns:pic="http://schemas.openxmlformats.org/drawingml/2006/picture">
         <m:sSub>
@@ -14084,12 +14084,12 @@
         </m:sSub>
       </m:oMath>
       <w:r>
-        <w:t>; the training box, not the sample count, sets the extrapolation limit. Together these results indicate that the main lever for improving this class of surrogate is not a more expressive trunk but a wider calibration range and charge-sensitive observables.</w:t>
+        <w:t>; the training box, not the sample count, sets the extrapolation limit. Together these results indicate that the main lever for improving this class of surrogate is not a more expressive trunk but a wider calibration range and charge - sensitive observables.</w:t>
       </w:r>
     </w:p>
     <w:p>
       <w:r>
-        <w:t>Several limitations should be stated plainly. The model is two-dimensional and axisymmetric; it does not resolve azimuthal roughness, pore mouths, or non-circular cross-sections. It neglects steric effects, finite ion size, electro-osmotic convection, and surface chemistry, so it should not be used to interpret pH-dependent or highly concentrated experiments without extension. Temperature, permittivity, and diffusivities are fixed. The training box is modest (</w:t>
+        <w:t>Several limitations should be stated plainly. The model is two - dimensional and axisymmetric; it does not resolve azimuthal roughness, pore mouths, or non - circular cross - sections. It neglects steric effects, finite ion size, electro - osmotic convection, and surface chemistry, so it should not be used to interpret pH - dependent or highly concentrated experiments without extension. Temperature, permittivity, and diffusivities are fixed. The training box is modest (</w:t>
       </w:r>
       <m:oMath xmlns:a="http://schemas.openxmlformats.org/drawingml/2006/main" xmlns:pic="http://schemas.openxmlformats.org/drawingml/2006/picture">
         <m:r>
@@ -14164,7 +14164,7 @@
         </m:r>
       </m:oMath>
       <w:r>
-        <w:t>, 3–8 nm), and the OOD split is a controlled extrapolation rather than a stress test at experimental extremes. The reference solver itself is a continuum model; agreement with it demonstrates numerical consistency, not agreement with a particular experiment. Finally, the inverse demonstration uses synthetic noise and a known bulk concentration; in an experiment, concentration and temperature uncertainty would widen the posterior and could break the degeneracy between radius and other geometric parameters. Multivalent or asymmetric-valence salts such as CaCl</w:t>
+        <w:t>, 3–8 nm), and the OOD split is a controlled extrapolation rather than a stress test at experimental extremes. The reference solver itself is a continuum model; agreement with it demonstrates numerical consistency, not agreement with a particular experiment. Finally, the inverse demonstration uses synthetic noise and a known bulk concentration; in an experiment, concentration and temperature uncertainty would widen the posterior and could break the degeneracy between radius and other geometric parameters. Multivalent or asymmetric - valence salts such as CaCl</w:t>
       </w:r>
       <m:oMath xmlns:a="http://schemas.openxmlformats.org/drawingml/2006/main" xmlns:pic="http://schemas.openxmlformats.org/drawingml/2006/picture">
         <m:sSub>
@@ -14297,7 +14297,7 @@
     </w:p>
     <w:p>
       <w:r>
-        <w:t>The deployment results suggest where the work can go next. The browser simulator makes the operator accessible without a solver installation, and the Gradio comparison keeps a reference solve one click away. A natural extension is to add a charge-sensitive observable to the inverse workflow, and to train a second operator that maps current–voltage curves to parameters directly, using the forward operator to generate training pairs. The same dataset and constraint machinery can be reused for that task.</w:t>
+        <w:t>The deployment results suggest where the work can go next. The browser simulator makes the operator accessible without a solver installation, and the Gradio comparison keeps a reference solve one click away. A natural extension is to add a charge - sensitive observable to the inverse workflow, and to train a second operator that maps current–voltage curves to parameters directly, using the forward operator to generate training pairs. The same dataset and constraint machinery can be reused for that task.</w:t>
       </w:r>
     </w:p>
     <w:p>
@@ -14310,7 +14310,7 @@
     </w:p>
     <w:p>
       <w:r>
-        <w:t xml:space="preserve">A charge-balanced, exact-reservoir physics-informed operator learns steady axisymmetric PNP transport over a four-dimensional parameter space, and the same operator serves as a computational instrument for identifiability. The DeepONet achieves 0.00089 potential and 0.00109 current relative </w:t>
+        <w:t xml:space="preserve">A charge - balanced, exact - reservoir physics - informed operator learns steady axisymmetric PNP transport over a four - dimensional parameter space, and the same operator serves as a computational instrument for identifiability. The DeepONet achieves 0.00089 potential and 0.00109 current relative </w:t>
       </w:r>
       <m:oMath xmlns:a="http://schemas.openxmlformats.org/drawingml/2006/main" xmlns:pic="http://schemas.openxmlformats.org/drawingml/2006/picture">
         <m:sSub>
@@ -14327,7 +14327,7 @@
         </m:sSub>
       </m:oMath>
       <w:r>
-        <w:t xml:space="preserve"> error on held-out in-distribution states, retains 0.00136 current error out of distribution, and runs in 0.072 ms per state after ONNX export. In a five-way constrained comparison, charge-balanced outputs reduce median net-charge error from 0.238 for a matched direct-concentration loss to 0.207 while keeping current error 18% lower; the linear projection is statistically tied on net charge but leaves a finite charge-identity mismatch. Removing the physics loss increases current error by 54.3% for the DeepONet in-distribution and by 98.9% for the FNO out of distribution (corresponding to 35.2% and 49.7% error reductions when adding the physics term). A reference-free warm-started SG/FV controller reproduces the cold-solve current to </w:t>
+        <w:t xml:space="preserve"> error on held - out in - distribution states, retains 0.00136 current error out of distribution, and runs in 0.072 ms per state after ONNX export. In a five - way constrained comparison, charge - balanced outputs reduce median net - charge error from 0.238 for a matched direct - concentration loss to 0.207 while keeping current error 18% lower; the linear projection is statistically tied on net charge but leaves a finite charge - identity mismatch. Removing the physics loss increases current error by 54.3% for the DeepONet in - distribution and by 98.9% for the FNO out of distribution (corresponding to 35.2% and 49.7% error reductions when adding the physics term). A reference - free warm - started SG/FV controller reproduces the cold - solve current to </w:t>
       </w:r>
       <m:oMath xmlns:a="http://schemas.openxmlformats.org/drawingml/2006/main" xmlns:pic="http://schemas.openxmlformats.org/drawingml/2006/picture">
         <m:r>
@@ -14359,7 +14359,7 @@
         </m:sSup>
       </m:oMath>
       <w:r>
-        <w:t xml:space="preserve"> at 0.165 s per state, 5.3-fold below a full solve for Task A (forward solve) and 4.0-fold for Task B (reversal-potential root search). A 2,700-realization blind inverse study gives a dual current-plus-selectivity median charge error of 1.7% but only 68% 95% coverage at 1% noise; the reversal potential is state dependent (263% weak-charge, 7.3% strong-charge), so we report a bias-limited 2% recovery rather than calibrated sub-percent identification. A trunk ablation shows that the multi-scale radial basis is a modest near-wall inductive bias rather than a necessity, and a nested 384-state study gives an in-distribution error scaling as </w:t>
+        <w:t xml:space="preserve"> at 0.165 s per state, 5.3 - fold below a full solve for Task A (forward solve) and 4.0 - fold for Task B (reversal - potential root search). A 2, 700 - realization blind inverse study gives a dual current - plus - selectivity median charge error of 1.7% but only 68% 95% coverage at 1% noise; the reversal potential is state dependent (263% weak - charge, 7.3% strong - charge), so we report a bias - limited 2% recovery rather than calibrated sub - percent identification. A trunk ablation shows that the multi - scale radial basis is a modest near - wall inductive bias rather than a necessity, and a nested 384 - state study gives an in - distribution error scaling as </w:t>
       </w:r>
       <m:oMath xmlns:a="http://schemas.openxmlformats.org/drawingml/2006/main" xmlns:pic="http://schemas.openxmlformats.org/drawingml/2006/picture">
         <m:sSup>
@@ -14382,7 +14382,7 @@
         </m:sSup>
       </m:oMath>
       <w:r>
-        <w:t xml:space="preserve"> while out-of-distribution error is nearly data-insensitive. A spatial and parametric decomposition shows that the residual out-of-distribution error is concentrated in the wall EDL and reservoir transitions per unit reference, but cancels in the cross-sectionally integrated current. The operator breaks even against the reference solver after about 460 states at the dataset-mean solve time, and is deployed in a browser simulator and a Gradio application that match PyTorch to within </w:t>
+        <w:t xml:space="preserve"> while out - of - distribution error is nearly data - insensitive. A spatial and parametric decomposition shows that the residual out - of - distribution error is concentrated in the wall EDL and reservoir transitions per unit reference, but cancels in the cross - sectionally integrated current. The operator breaks even against the reference solver after about 460 states at the dataset - mean solve time, and is deployed in a browser simulator and a Gradio application that match PyTorch to within </w:t>
       </w:r>
       <m:oMath xmlns:a="http://schemas.openxmlformats.org/drawingml/2006/main" xmlns:pic="http://schemas.openxmlformats.org/drawingml/2006/picture">
         <m:r>
@@ -14414,7 +14414,7 @@
         </m:sSup>
       </m:oMath>
       <w:r>
-        <w:t xml:space="preserve"> maximum absolute difference. Interpreted baselines qualify the accuracy claims: a calibrated linearized Poisson–Boltzmann model is stronger on current and OOD net charge, while the operator is competitive on potential and stronger on strong-charge fields and selectivity. The central physical result is a limit, not a speed-up: for symmetric binary electrolytes with nearly equal ionic diffusivities, such as KCl, and a conductance-only protocol, fixed wall charge is practically unidentifiable from symmetric-electrolyte conductance alone within the tested weak-to-moderate surface-charge regime and 0.2%–2% measurement noise protocols, as confirmed by the negative-</w:t>
+        <w:t xml:space="preserve"> maximum absolute difference. Interpreted baselines qualify the accuracy claims: a calibrated linearized Poisson–Boltzmann model is stronger on current and OOD net charge, while the operator is competitive on potential and stronger on strong - charge fields and selectivity. The central physical result is a limit, not a speed - up: for symmetric binary electrolytes with nearly equal ionic diffusivities, such as KCl, and a conductance - only protocol, fixed wall charge is practically unidentifiable from symmetric - electrolyte conductance alone within the tested weak - to - moderate surface - charge regime and 0.2%–2% measurement noise protocols, as confirmed by the negative-</w:t>
       </w:r>
       <m:oMath xmlns:a="http://schemas.openxmlformats.org/drawingml/2006/main" xmlns:pic="http://schemas.openxmlformats.org/drawingml/2006/picture">
         <m:sSub>
@@ -14510,7 +14510,7 @@
         </m:sSup>
       </m:oMath>
       <w:r>
-        <w:t>; 1%-noise CRLB 0.37% for radius but 86 for charge). Single- and multi-salt current–voltage sweeps do not remove this degeneracy. A dual current-plus-near-wall-selectivity protocol reaches 1.7% median charge error and 0.17% radius error in the blind Stage-20 study, but its 95% charge coverage is only 68% at 1% noise because a roughly 2% surrogate bias floor dominates the statistical interval. Strong surface charge lowers current error 23-fold relative to the Ohmic bulk approximation and makes the selectivity field accurately predictable, but it does not by itself make single-salt conductance identify charge. Experimentalists should therefore invest in charge-sensitive observables—a concentration-cell reversal potential or transference number, a streaming potential, or field-resolved near-wall sensing—rather than in additional conductance data, and the operator is intended to design those protocols before the experiment is built.</w:t>
+        <w:t>; 1%-noise CRLB 0.37% for radius but 86 for charge). Single- and multi - salt current–voltage sweeps do not remove this degeneracy. A dual current - plus - near - wall - selectivity protocol reaches 1.7% median charge error and 0.17% radius error in the blind Stage - 20 study, but its 95% charge coverage is only 68% at 1% noise because a roughly 2% surrogate bias floor dominates the statistical interval. Strong surface charge lowers current error 23 - fold relative to the Ohmic bulk approximation and makes the selectivity field accurately predictable, but it does not by itself make single - salt conductance identify charge. Experimentalists should therefore invest in charge - sensitive observables—a concentration - cell reversal potential or transference number, a streaming potential, or field - resolved near - wall sensing—rather than in additional conductance data, and the operator is intended to design those protocols before the experiment is built.</w:t>
       </w:r>
     </w:p>
     <w:p>
@@ -14555,7 +14555,7 @@
     </w:p>
     <w:p>
       <w:r>
-        <w:t xml:space="preserve">The dataset, trained models, figure-generation scripts, and analysis code are available at https://github.com/Javad-Alizargar/nanopore-pino-surrogate under the MIT License. The interactive browser simulator, including a live SG/FV reference solver, is served at https://pino.statwhy.com/. The permanently archived release is available at Zenodo DOI https://doi.org/10.5281/zenodo.23487404. The repository and Zenodo archive contain a comprehensive </w:t>
+        <w:t xml:space="preserve">The dataset, trained models, figure - generation scripts, and analysis code are available at https://github.com/Javad - Alizargar/nanopore - pino - surrogate under the MIT License. The interactive browser simulator, including a live SG/FV reference solver, is served at https://pino.statwhy.com/. The permanently archived release is available at Zenodo DOI https://doi.org/10.5281/zenodo.23487404. The repository and Zenodo archive contain a comprehensive </w:t>
       </w:r>
       <w:r>
         <w:rPr>
@@ -14565,7 +14565,7 @@
         <w:t>README.md</w:t>
       </w:r>
       <w:r>
-        <w:t xml:space="preserve"> describing all files, installation, and execution instructions, alongside complete sample test-run input and output files in </w:t>
+        <w:t xml:space="preserve"> describing all files, installation, and execution instructions, alongside complete sample test - run input and output files in </w:t>
       </w:r>
       <w:r>
         <w:rPr>
@@ -14585,7 +14585,7 @@
         <w:t>scripts/run_cpc_test_case.py</w:t>
       </w:r>
       <w:r>
-        <w:t xml:space="preserve"> executes that self-contained verification case. The repository contains the SG/FV reference solver, the 240-state dataset and the 384-state expansion used for the scaling study, the training and evaluation scripts, the Stage-10 ablation, scaling, and identifiability scripts, the Stage-11 constraint and Fisher-validation scripts, the Stage-12 diagnostics, the ONNX models, the browser simulator, and the Gradio application. The raw literature metadata used to build the reference list is included in </w:t>
+        <w:t xml:space="preserve"> executes that self - contained verification case. The repository contains the SG/FV reference solver, the 240 - state dataset and the 384 - state expansion used for the scaling study, the training and evaluation scripts, the Stage - 10 ablation, scaling, and identifiability scripts, the Stage - 11 constraint and Fisher - validation scripts, the Stage - 12 diagnostics, the ONNX models, the browser simulator, and the Gradio application. The raw literature metadata used to build the reference list is included in </w:t>
       </w:r>
       <w:r>
         <w:rPr>
@@ -14608,7 +14608,7 @@
     </w:p>
     <w:p>
       <w:r>
-        <w:t>During the preparation of this work the author used large language model tools for drafting assistance, code generation, and figure-quality review. All numerical results were produced by the local code and verified against the archived result files; all references were checked against Crossref metadata. The author reviewed and edited the content and takes full responsibility for the published article.</w:t>
+        <w:t>During the preparation of this work the author used large language model tools for drafting assistance, code generation, and figure - quality review. All numerical results were produced by the local code and verified against the archived result files; all references were checked against Crossref metadata. The author reviewed and edited the content and takes full responsibility for the published article.</w:t>
       </w:r>
     </w:p>
     <w:p>
@@ -14621,7 +14621,7 @@
     </w:p>
     <w:p>
       <w:r>
-        <w:t>The author thanks the developers of the open-source scientific Python stack used in this work (NumPy, SciPy, PyTorch, ONNX Runtime, Matplotlib, Gradio) and the maintainers of the Crossref and PubMed metadata services.</w:t>
+        <w:t>The author thanks the developers of the open - source scientific Python stack used in this work (NumPy, SciPy, PyTorch, ONNX Runtime, Matplotlib, Gradio) and the maintainers of the Crossref and PubMed metadata services.</w:t>
       </w:r>
     </w:p>
     <w:p>
@@ -14656,7 +14656,7 @@
         <w:ind w:left="605" w:hanging="605"/>
       </w:pPr>
       <w:r>
-        <w:t xml:space="preserve">[2] Dekker, Cees (2007). Solid-state nanopores </w:t>
+        <w:t xml:space="preserve">[2] Dekker, Cees (2007). Solid - state nanopores </w:t>
       </w:r>
       <w:r>
         <w:rPr>
@@ -14746,7 +14746,7 @@
         <w:ind w:left="605" w:hanging="605"/>
       </w:pPr>
       <w:r>
-        <w:t xml:space="preserve">[7] Stein, Derek, Kruithof, Maarten, Dekker, Cees (2004). Surface-Charge-Governed Ion Transport in Nanofluidic Channels </w:t>
+        <w:t xml:space="preserve">[7] Stein, Derek, Kruithof, Maarten, Dekker, Cees (2004). Surface - Charge - Governed Ion Transport in Nanofluidic Channels </w:t>
       </w:r>
       <w:r>
         <w:rPr>
@@ -14854,7 +14854,7 @@
         <w:ind w:left="605" w:hanging="605"/>
       </w:pPr>
       <w:r>
-        <w:t xml:space="preserve">[13] Smeets, Ralph M. M., Keyser, Ulrich F., Krapf, Diego, et al. (2005). Salt Dependence of Ion Transport and DNA Translocation through Solid-State Nanopores </w:t>
+        <w:t xml:space="preserve">[13] Smeets, Ralph M. M., Keyser, Ulrich F., Krapf, Diego, et al. (2005). Salt Dependence of Ion Transport and DNA Translocation through Solid - State Nanopores </w:t>
       </w:r>
       <w:r>
         <w:rPr>
@@ -14872,7 +14872,7 @@
         <w:ind w:left="605" w:hanging="605"/>
       </w:pPr>
       <w:r>
-        <w:t xml:space="preserve">[14] Kosińska, I. D., Goychuk, I., Kostur, M., et al. (2008). Rectification in synthetic conical nanopores: A one-dimensional Poisson-Nernst-Planck model </w:t>
+        <w:t xml:space="preserve">[14] Kosińska, I. D., Goychuk, I., Kostur, M., et al. (2008). Rectification in synthetic conical nanopores: A one - dimensional Poisson - Nernst - Planck model </w:t>
       </w:r>
       <w:r>
         <w:rPr>
@@ -14890,7 +14890,7 @@
         <w:ind w:left="605" w:hanging="605"/>
       </w:pPr>
       <w:r>
-        <w:t xml:space="preserve">[15] Valiskó, Mónika, Matejczyk, Bartłomiej, Ható, Zoltán, et al. (2019). Multiscale analysis of the effect of surface charge pattern on a nanopore’s rectification and selectivity properties: From all-atom model to Poisson-Nernst-Planck </w:t>
+        <w:t xml:space="preserve">[15] Valiskó, Mónika, Matejczyk, Bartłomiej, Ható, Zoltán, et al. (2019). Multiscale analysis of the effect of surface charge pattern on a nanopore’s rectification and selectivity properties: From all - atom model to Poisson - Nernst - Planck </w:t>
       </w:r>
       <w:r>
         <w:rPr>
@@ -14908,7 +14908,7 @@
         <w:ind w:left="605" w:hanging="605"/>
       </w:pPr>
       <w:r>
-        <w:t xml:space="preserve">[16] Ma, Pengfei, Zheng, Jianxiang, Zhao, Danting, et al. (2021). The Selective Transport of Ions in Charged Nanopore with Combined Multi-Physics Fields </w:t>
+        <w:t xml:space="preserve">[16] Ma, Pengfei, Zheng, Jianxiang, Zhao, Danting, et al. (2021). The Selective Transport of Ions in Charged Nanopore with Combined Multi - Physics Fields </w:t>
       </w:r>
       <w:r>
         <w:rPr>
@@ -14926,7 +14926,7 @@
         <w:ind w:left="605" w:hanging="605"/>
       </w:pPr>
       <w:r>
-        <w:t xml:space="preserve">[17] Coalson, R.D., Kurnikova, M.G. (2005). Poisson–Nernst–Planck Theory Approach to the Calculation of Current Through Biological Ion Channels </w:t>
+        <w:t xml:space="preserve">[17] Coalson, R. D., Kurnikova, M. G. (2005). Poisson–Nernst–Planck Theory Approach to the Calculation of Current Through Biological Ion Channels </w:t>
       </w:r>
       <w:r>
         <w:rPr>
@@ -14962,7 +14962,7 @@
         <w:ind w:left="605" w:hanging="605"/>
       </w:pPr>
       <w:r>
-        <w:t xml:space="preserve">[19] Zheng, Qiong, Chen, Duan, Wei, Guo-Wei (2011). Second-order Poisson–Nernst–Planck solver for ion transport </w:t>
+        <w:t xml:space="preserve">[19] Zheng, Qiong, Chen, Duan, Wei, Guo - Wei (2011). Second - order Poisson–Nernst–Planck solver for ion transport </w:t>
       </w:r>
       <w:r>
         <w:rPr>
@@ -14989,7 +14989,7 @@
         <w:t>Digital Commons - USU (Utah State University)</w:t>
       </w:r>
       <w:r>
-        <w:t>. doi:10.26076/a748-e85a</w:t>
+        <w:t>. doi:10.26076/a748 - e85a</w:t>
       </w:r>
     </w:p>
     <w:p>
@@ -15052,7 +15052,7 @@
         <w:ind w:left="605" w:hanging="605"/>
       </w:pPr>
       <w:r>
-        <w:t xml:space="preserve">[24] Tim M. Kamsma, Jaehyun Kim, Kyungjun Kim, et al. (2024). Brain-inspired computing with fluidic iontronic nanochannels </w:t>
+        <w:t xml:space="preserve">[24] Tim M. Kamsma, Jaehyun Kim, Kyungjun Kim, et al. (2024). Brain - inspired computing with fluidic iontronic nanochannels </w:t>
       </w:r>
       <w:r>
         <w:rPr>
@@ -15088,7 +15088,7 @@
         <w:ind w:left="605" w:hanging="605"/>
       </w:pPr>
       <w:r>
-        <w:t xml:space="preserve">[26] Scharfetter, D.L., Gummel, H.K. (1969). Large-signal analysis of a silicon Read diode oscillator </w:t>
+        <w:t xml:space="preserve">[26] Scharfetter, D. L., Gummel, H. K. (1969). Large - signal analysis of a silicon Read diode oscillator </w:t>
       </w:r>
       <w:r>
         <w:rPr>
@@ -15097,7 +15097,7 @@
         <w:t>IEEE Transactions on Electron Devices</w:t>
       </w:r>
       <w:r>
-        <w:t>. doi:10.1109/t-ed.1969.16566</w:t>
+        <w:t>. doi:10.1109/t - ed.1969.16566</w:t>
       </w:r>
     </w:p>
     <w:p>
@@ -15106,7 +15106,7 @@
         <w:ind w:left="605" w:hanging="605"/>
       </w:pPr>
       <w:r>
-        <w:t xml:space="preserve">[27] Miller, J. J. H., Wang, Song (1994). An analysis of the Scharfetter-Gummel box method for the stationary semiconductor device equations </w:t>
+        <w:t xml:space="preserve">[27] Miller, J. J. H., Wang, Song (1994). An analysis of the Scharfetter - Gummel box method for the stationary semiconductor device equations </w:t>
       </w:r>
       <w:r>
         <w:rPr>
@@ -15124,7 +15124,7 @@
         <w:ind w:left="605" w:hanging="605"/>
       </w:pPr>
       <w:r>
-        <w:t xml:space="preserve">[28] Raissi, M., Perdikaris, P., Karniadakis, G.E. (2019). Physics-informed neural networks: A deep learning framework for solving forward and inverse problems involving nonlinear partial differential equations </w:t>
+        <w:t xml:space="preserve">[28] Raissi, M., Perdikaris, P., Karniadakis, G. E. (2019). Physics - informed neural networks: A deep learning framework for solving forward and inverse problems involving nonlinear partial differential equations </w:t>
       </w:r>
       <w:r>
         <w:rPr>
@@ -15142,7 +15142,7 @@
         <w:ind w:left="605" w:hanging="605"/>
       </w:pPr>
       <w:r>
-        <w:t xml:space="preserve">[29] Karniadakis, George Em, Kevrekidis, Ioannis G., Lu, Lu, et al. (2021). Physics-informed machine learning </w:t>
+        <w:t xml:space="preserve">[29] Karniadakis, George Em, Kevrekidis, Ioannis G., Lu, Lu, et al. (2021). Physics - informed machine learning </w:t>
       </w:r>
       <w:r>
         <w:rPr>
@@ -15151,7 +15151,7 @@
         <w:t>Nature Reviews Physics</w:t>
       </w:r>
       <w:r>
-        <w:t>. doi:10.1038/s42254-021-00314-5</w:t>
+        <w:t>. doi:10.1038/s42254 - 021 - 00314 - 5</w:t>
       </w:r>
     </w:p>
     <w:p>
@@ -15178,7 +15178,7 @@
         <w:ind w:left="605" w:hanging="605"/>
       </w:pPr>
       <w:r>
-        <w:t xml:space="preserve">[31] Lagaris, I.E., Likas, A., Fotiadis, D.I. (1998). Artificial neural networks for solving ordinary and partial differential equations </w:t>
+        <w:t xml:space="preserve">[31] Lagaris, I. E., Likas, A., Fotiadis, D. I. (1998). Artificial neural networks for solving ordinary and partial differential equations </w:t>
       </w:r>
       <w:r>
         <w:rPr>
@@ -15196,7 +15196,7 @@
         <w:ind w:left="605" w:hanging="605"/>
       </w:pPr>
       <w:r>
-        <w:t xml:space="preserve">[32] Wang, Sifan, Teng, Yujun, Perdikaris, Paris (2021). Understanding and Mitigating Gradient Flow Pathologies in Physics-Informed Neural Networks </w:t>
+        <w:t xml:space="preserve">[32] Wang, Sifan, Teng, Yujun, Perdikaris, Paris (2021). Understanding and Mitigating Gradient Flow Pathologies in Physics - Informed Neural Networks </w:t>
       </w:r>
       <w:r>
         <w:rPr>
@@ -15214,7 +15214,7 @@
         <w:ind w:left="605" w:hanging="605"/>
       </w:pPr>
       <w:r>
-        <w:t xml:space="preserve">[33] Krishnapriyan, Aditi S., Gholami, Amir, Zhe, Shandian, et al. (2021). Characterizing possible failure modes in physics-informed neural networks </w:t>
+        <w:t xml:space="preserve">[33] Krishnapriyan, Aditi S., Gholami, Amir, Zhe, Shandian, et al. (2021). Characterizing possible failure modes in physics - informed neural networks </w:t>
       </w:r>
       <w:r>
         <w:rPr>
@@ -15232,7 +15232,7 @@
         <w:ind w:left="605" w:hanging="605"/>
       </w:pPr>
       <w:r>
-        <w:t xml:space="preserve">[34] Sukumar, N., Srivastava, Ankit (2022). Exact imposition of boundary conditions with distance functions in physics-informed deep neural networks </w:t>
+        <w:t xml:space="preserve">[34] Sukumar, N., Srivastava, Ankit (2022). Exact imposition of boundary conditions with distance functions in physics - informed deep neural networks </w:t>
       </w:r>
       <w:r>
         <w:rPr>
@@ -15250,7 +15250,7 @@
         <w:ind w:left="605" w:hanging="605"/>
       </w:pPr>
       <w:r>
-        <w:t xml:space="preserve">[35] Shaikhah Alkhadhr, Mohamed Khaled Almekkawy (2023). Wave Equation Modeling via Physics-Informed Neural Networks: Models of Soft and Hard Constraints for Initial and Boundary Conditions </w:t>
+        <w:t xml:space="preserve">[35] Shaikhah Alkhadhr, Mohamed Khaled Almekkawy (2023). Wave Equation Modeling via Physics - Informed Neural Networks: Models of Soft and Hard Constraints for Initial and Boundary Conditions </w:t>
       </w:r>
       <w:r>
         <w:rPr>
@@ -15268,7 +15268,7 @@
         <w:ind w:left="605" w:hanging="605"/>
       </w:pPr>
       <w:r>
-        <w:t xml:space="preserve">[36] Gang Jing, Huan Wang, Yuan Jiu, et al. (2026). A unified hard-constraint physics-informed neural network approach for sparse-observation airflow-field reconstruction under complex boundary conditions </w:t>
+        <w:t xml:space="preserve">[36] Gang Jing, Huan Wang, Yuan Jiu, et al. (2026). A unified hard - constraint physics - informed neural network approach for sparse - observation airflow - field reconstruction under complex boundary conditions </w:t>
       </w:r>
       <w:r>
         <w:rPr>
@@ -15286,7 +15286,7 @@
         <w:ind w:left="605" w:hanging="605"/>
       </w:pPr>
       <w:r>
-        <w:t xml:space="preserve">[37] Mohammad Sheikholeslami, Saeed Salehi, Wengang Mao, et al. (2025). Physics-informed neural networks with hard and soft boundary conditions for linear free surface waves </w:t>
+        <w:t xml:space="preserve">[37] Mohammad Sheikholeslami, Saeed Salehi, Wengang Mao, et al. (2025). Physics - informed neural networks with hard and soft boundary conditions for linear free surface waves </w:t>
       </w:r>
       <w:r>
         <w:rPr>
@@ -15304,7 +15304,7 @@
         <w:ind w:left="605" w:hanging="605"/>
       </w:pPr>
       <w:r>
-        <w:t xml:space="preserve">[38] Peng Lan, Jing-jing Su, Xin-yan Ma, et al. (2023). Application of improved physics-informed neural networks for nonlinear consolidation problems with continuous drainage boundary conditions </w:t>
+        <w:t xml:space="preserve">[38] Peng Lan, Jing - jing Su, Xin - yan Ma, et al. (2023). Application of improved physics - informed neural networks for nonlinear consolidation problems with continuous drainage boundary conditions </w:t>
       </w:r>
       <w:r>
         <w:rPr>
@@ -15313,7 +15313,7 @@
         <w:t>Acta Geotechnica</w:t>
       </w:r>
       <w:r>
-        <w:t>. doi:10.1007/s11440-023-01899-0</w:t>
+        <w:t>. doi:10.1007/s11440 - 023 - 01899 - 0</w:t>
       </w:r>
     </w:p>
     <w:p>
@@ -15322,7 +15322,7 @@
         <w:ind w:left="605" w:hanging="605"/>
       </w:pPr>
       <w:r>
-        <w:t xml:space="preserve">[39] Stefano Berrone, Claudio Canuto, Moreno Pintore, et al. (2023). Enforcing Dirichlet boundary conditions in physics-informed neural networks and variational physics-informed neural networks </w:t>
+        <w:t xml:space="preserve">[39] Stefano Berrone, Claudio Canuto, Moreno Pintore, et al. (2023). Enforcing Dirichlet boundary conditions in physics - informed neural networks and variational physics - informed neural networks </w:t>
       </w:r>
       <w:r>
         <w:rPr>
@@ -15340,7 +15340,7 @@
         <w:ind w:left="605" w:hanging="605"/>
       </w:pPr>
       <w:r>
-        <w:t xml:space="preserve">[40] Xinquan Huang, Tariq A. Alkhalifah (2024). Microseismic Source Imaging Using Physics-Informed Neural Networks With Hard Constraints </w:t>
+        <w:t xml:space="preserve">[40] Xinquan Huang, Tariq A. Alkhalifah (2024). Microseismic Source Imaging Using Physics - Informed Neural Networks With Hard Constraints </w:t>
       </w:r>
       <w:r>
         <w:rPr>
@@ -15358,7 +15358,7 @@
         <w:ind w:left="605" w:hanging="605"/>
       </w:pPr>
       <w:r>
-        <w:t xml:space="preserve">[41] D. Jagtap, Ameya, Em Karniadakis, George (2020). Extended Physics-Informed Neural Networks (XPINNs): A Generalized Space-Time Domain Decomposition Based Deep Learning Framework for Nonlinear Partial Differential Equations </w:t>
+        <w:t xml:space="preserve">[41] D. Jagtap, Ameya, Em Karniadakis, George (2020). Extended Physics - Informed Neural Networks (XPINNs): A Generalized Space - Time Domain Decomposition Based Deep Learning Framework for Nonlinear Partial Differential Equations </w:t>
       </w:r>
       <w:r>
         <w:rPr>
@@ -15367,7 +15367,7 @@
         <w:t>Communications in Computational Physics</w:t>
       </w:r>
       <w:r>
-        <w:t>. doi:10.4208/cicp.oa-2020-0164</w:t>
+        <w:t>. doi:10.4208/cicp.oa - 2020 - 0164</w:t>
       </w:r>
     </w:p>
     <w:p>
@@ -15376,7 +15376,7 @@
         <w:ind w:left="605" w:hanging="605"/>
       </w:pPr>
       <w:r>
-        <w:t xml:space="preserve">[42] Huang, Xujia, Wang, Fajie, Zhang, Benrong, et al. (2025). Enriched physics-informed neural networks for dynamic Poisson-Nernst-Planck systems </w:t>
+        <w:t xml:space="preserve">[42] Huang, Xujia, Wang, Fajie, Zhang, Benrong, et al. (2025). Enriched physics - informed neural networks for dynamic Poisson - Nernst - Planck systems </w:t>
       </w:r>
       <w:r>
         <w:rPr>
@@ -15394,7 +15394,7 @@
         <w:ind w:left="605" w:hanging="605"/>
       </w:pPr>
       <w:r>
-        <w:t xml:space="preserve">[43] Zheng, Jinglai, Huang, Jie, Huang, Haiming (2025). Physics-informed neural networks for solving thermal response of charring materials </w:t>
+        <w:t xml:space="preserve">[43] Zheng, Jinglai, Huang, Jie, Huang, Haiming (2025). Physics - informed neural networks for solving thermal response of charring materials </w:t>
       </w:r>
       <w:r>
         <w:rPr>
@@ -15412,7 +15412,7 @@
         <w:ind w:left="605" w:hanging="605"/>
       </w:pPr>
       <w:r>
-        <w:t xml:space="preserve">[44] Zheng, Jinglai, Hu, Hanying, Huang, Jie, et al. (2025). CF-DeepONet: Deep operator neural networks for solving compressible flows </w:t>
+        <w:t xml:space="preserve">[44] Zheng, Jinglai, Hu, Hanying, Huang, Jie, et al. (2025). CF - DeepONet: Deep operator neural networks for solving compressible flows </w:t>
       </w:r>
       <w:r>
         <w:rPr>
@@ -15430,7 +15430,7 @@
         <w:ind w:left="605" w:hanging="605"/>
       </w:pPr>
       <w:r>
-        <w:t xml:space="preserve">[45] Zheng, Jinglai, Li, Fan, Huang, Haiming (2024). T-phPINN: Physics-informed neural networks for solving 2D non-Fourier heat conduction equations </w:t>
+        <w:t xml:space="preserve">[45] Zheng, Jinglai, Li, Fan, Huang, Haiming (2024). T - phPINN: Physics - informed neural networks for solving 2D non - Fourier heat conduction equations </w:t>
       </w:r>
       <w:r>
         <w:rPr>
@@ -15448,7 +15448,7 @@
         <w:ind w:left="605" w:hanging="605"/>
       </w:pPr>
       <w:r>
-        <w:t xml:space="preserve">[46] Wei, Congxin, Pang, Haikuo, Huang, Teng, et al. (2026). Predicting lithium-ion battery health using attention mechanism with Kolmogorov-Arnold and physics-informed neural networks </w:t>
+        <w:t xml:space="preserve">[46] Wei, Congxin, Pang, Haikuo, Huang, Teng, et al. (2026). Predicting lithium - ion battery health using attention mechanism with Kolmogorov - Arnold and physics - informed neural networks </w:t>
       </w:r>
       <w:r>
         <w:rPr>
@@ -15475,7 +15475,7 @@
         <w:t>Nature Machine Intelligence</w:t>
       </w:r>
       <w:r>
-        <w:t>. doi:10.1038/s42256-021-00302-5</w:t>
+        <w:t>. doi:10.1038/s42256 - 021 - 00302 - 5</w:t>
       </w:r>
     </w:p>
     <w:p>
@@ -15502,7 +15502,7 @@
         <w:ind w:left="605" w:hanging="605"/>
       </w:pPr>
       <w:r>
-        <w:t xml:space="preserve">[49] Sifan Wang, Hanwen Wang, Paris G. Perdikaris (2021). Learning the solution operator of parametric partial differential equations with physics-informed DeepONets </w:t>
+        <w:t xml:space="preserve">[49] Sifan Wang, Hanwen Wang, Paris G. Perdikaris (2021). Learning the solution operator of parametric partial differential equations with physics - informed DeepONets </w:t>
       </w:r>
       <w:r>
         <w:rPr>
@@ -15520,7 +15520,7 @@
         <w:ind w:left="605" w:hanging="605"/>
       </w:pPr>
       <w:r>
-        <w:t xml:space="preserve">[50] Hwijae Son (2025). ELM-DeepONets: Backpropagation-Free Training of Deep Operator Networks via Extreme Learning Machines </w:t>
+        <w:t xml:space="preserve">[50] Hwijae Son (2025). ELM - DeepONets: Backpropagation - Free Training of Deep Operator Networks via Extreme Learning Machines </w:t>
       </w:r>
       <w:r>
         <w:rPr>
@@ -15538,7 +15538,7 @@
         <w:ind w:left="605" w:hanging="605"/>
       </w:pPr>
       <w:r>
-        <w:t xml:space="preserve">[51] Qiuying Ma, Xinghan Jiang, Xinlong Guo, et al. (2025). Layer-Interaction DeepONet for Modeling Ultrafast Nonlinear Dynamics in Optical Fibers </w:t>
+        <w:t xml:space="preserve">[51] Qiuying Ma, Xinghan Jiang, Xinlong Guo, et al. (2025). Layer - Interaction DeepONet for Modeling Ultrafast Nonlinear Dynamics in Optical Fibers </w:t>
       </w:r>
       <w:r>
         <w:rPr>
@@ -15565,7 +15565,7 @@
         <w:t>Constructive Approximation</w:t>
       </w:r>
       <w:r>
-        <w:t>. doi:10.1007/s00365-025-09718-3</w:t>
+        <w:t>. doi:10.1007/s00365 - 025 - 09718 - 3</w:t>
       </w:r>
     </w:p>
     <w:p>
@@ -15610,7 +15610,7 @@
         <w:ind w:left="605" w:hanging="605"/>
       </w:pPr>
       <w:r>
-        <w:t xml:space="preserve">[55] Kai Qi, Jian Sun (2024). Gabor-Filtered Fourier Neural Operator for solving Partial Differential Equations </w:t>
+        <w:t xml:space="preserve">[55] Kai Qi, Jian Sun (2024). Gabor - Filtered Fourier Neural Operator for solving Partial Differential Equations </w:t>
       </w:r>
       <w:r>
         <w:rPr>
@@ -15628,7 +15628,7 @@
         <w:ind w:left="605" w:hanging="605"/>
       </w:pPr>
       <w:r>
-        <w:t xml:space="preserve">[56] Kangjie Li, Wenjing Ye (2025). D-FNO: A decomposed Fourier neural operator for large-scale parametric partial differential equations </w:t>
+        <w:t xml:space="preserve">[56] Kangjie Li, Wenjing Ye (2025). D - FNO: A decomposed Fourier neural operator for large - scale parametric partial differential equations </w:t>
       </w:r>
       <w:r>
         <w:rPr>
@@ -15646,7 +15646,7 @@
         <w:ind w:left="605" w:hanging="605"/>
       </w:pPr>
       <w:r>
-        <w:t xml:space="preserve">[57] Zhang, Tao, Xiao, Hui, Ghosh, Debdulal (2025). Physics-informed fourier neural operators: A machine learning method for parametric partial differential equations </w:t>
+        <w:t xml:space="preserve">[57] Zhang, Tao, Xiao, Hui, Ghosh, Debdulal (2025). Physics - informed fourier neural operators: A machine learning method for parametric partial differential equations </w:t>
       </w:r>
       <w:r>
         <w:rPr>
@@ -15664,7 +15664,7 @@
         <w:ind w:left="605" w:hanging="605"/>
       </w:pPr>
       <w:r>
-        <w:t xml:space="preserve">[58] Zongyi Li, Hongkai Zheng, Nikola Kovachki, et al. (2024). Physics-Informed Neural Operator for Learning Partial Differential Equations </w:t>
+        <w:t xml:space="preserve">[58] Zongyi Li, Hongkai Zheng, Nikola Kovachki, et al. (2024). Physics - Informed Neural Operator for Learning Partial Differential Equations </w:t>
       </w:r>
       <w:r>
         <w:rPr>
@@ -15700,7 +15700,7 @@
         <w:ind w:left="605" w:hanging="605"/>
       </w:pPr>
       <w:r>
-        <w:t xml:space="preserve">[60] Muhammad Tahir Rafiq, Ghazala Rafiq, Ho-Youl Jung, et al. (2022). SSNO: Spatio-Spectral Neural Operator for Functional Space Learning of Partial Differential Equations </w:t>
+        <w:t xml:space="preserve">[60] Muhammad Tahir Rafiq, Ghazala Rafiq, Ho - Youl Jung, et al. (2022). SSNO: Spatio - Spectral Neural Operator for Functional Space Learning of Partial Differential Equations </w:t>
       </w:r>
       <w:r>
         <w:rPr>
@@ -15718,7 +15718,7 @@
         <w:ind w:left="605" w:hanging="605"/>
       </w:pPr>
       <w:r>
-        <w:t xml:space="preserve">[61] Thomas O’Leary-Roseberry, Umberto Villa, Peng Chen, Omar Ghattas (2022). Derivative-informed projected neural networks for high-dimensional parametric maps governed by PDEs </w:t>
+        <w:t xml:space="preserve">[61] Thomas O’Leary - Roseberry, Umberto Villa, Peng Chen, Omar Ghattas (2022). Derivative - informed projected neural networks for high - dimensional parametric maps governed by PDEs </w:t>
       </w:r>
       <w:r>
         <w:rPr>
@@ -15736,7 +15736,7 @@
         <w:ind w:left="605" w:hanging="605"/>
       </w:pPr>
       <w:r>
-        <w:t xml:space="preserve">[62] Lianghao Cao, Thomas O’Leary-Roseberry, Prashant K. Jha, J. Tinsley Oden, Omar Ghattas (2023). Residual-based error correction for neural operator accelerated infinite-dimensional Bayesian inverse problems </w:t>
+        <w:t xml:space="preserve">[62] Lianghao Cao, Thomas O’Leary - Roseberry, Prashant K. Jha, J. Tinsley Oden, Omar Ghattas (2023). Residual - based error correction for neural operator accelerated infinite - dimensional Bayesian inverse problems </w:t>
       </w:r>
       <w:r>
         <w:rPr>

--- a/manuscript/Manuscript_PINO_clean.docx
+++ b/manuscript/Manuscript_PINO_clean.docx
@@ -7,7 +7,7 @@
         <w:pStyle w:val="Title"/>
       </w:pPr>
       <w:r>
-        <w:t>Charge - balanced neural operators, conductance identifiability limits, and warm - started finite - volume solvers for nanopore ion transport</w:t>
+        <w:t>Charge-balanced neural operators, conductance identifiability limits, and warm-started finite-volume solvers for nanopore ion transport</w:t>
       </w:r>
     </w:p>
     <w:p>
@@ -25,7 +25,7 @@
     </w:p>
     <w:p>
       <w:r>
-        <w:t>Corresponding author: 8javad@ntunhs.edu.tw | ORCID: 0000 - 0003 - 2966 - 1315</w:t>
+        <w:t>Corresponding author: 8javad@ntunhs.edu.tw | ORCID: 0000-0003-2966-1315</w:t>
       </w:r>
     </w:p>
     <w:p>
@@ -41,7 +41,7 @@
         <w:pStyle w:val="ListBullet"/>
       </w:pPr>
       <w:r>
-        <w:t>PINO - Nanopore maps four PNP parameters in 0.072 ms with 13% lower net - charge error.</w:t>
+        <w:t>PINO-Nanopore maps four PNP parameters in 0.072 ms with 13% lower net-charge error.</w:t>
       </w:r>
     </w:p>
     <w:p>
@@ -147,7 +147,7 @@
         </m:sSub>
       </m:oMath>
       <w:r>
-        <w:t xml:space="preserve"> Fisher is ill - conditioned (median </w:t>
+        <w:t xml:space="preserve"> Fisher is ill-conditioned (median </w:t>
       </w:r>
       <m:oMath xmlns:a="http://schemas.openxmlformats.org/drawingml/2006/main" xmlns:pic="http://schemas.openxmlformats.org/drawingml/2006/picture">
         <m:r>
@@ -198,7 +198,7 @@
         <w:pStyle w:val="ListBullet"/>
       </w:pPr>
       <w:r>
-        <w:t>Warm - started solver: 3×10⁻¹² error; 5.3× speedup (forward), 4.0× (reversal).</w:t>
+        <w:t>Warm-started solver: 3×10⁻¹² error; 1.54× speedup (forward), 1.19× (reversal).</w:t>
       </w:r>
     </w:p>
     <w:p>
@@ -211,7 +211,7 @@
     </w:p>
     <w:p>
       <w:r>
-        <w:t xml:space="preserve">Inferring nanopore surface charge and geometry from ionic current–voltage data is central to nanofluidic sensing, but repeated Poisson–Nernst–Planck (PNP) solves are too slow for exhaustive identifiability mapping. We present PINO - Nanopore, an exact - boundary, charge - balanced operator for axisymmetric PNP transport over voltage, salinity, wall charge, and radius, used to map regime - dependent conductance identifiability. A 240 - state SG/FV benchmark has maximum residual </w:t>
+        <w:t xml:space="preserve">Inferring nanopore surface charge and geometry from ionic current–voltage data is central to nanofluidic sensing, but repeated Poisson–Nernst–Planck (PNP) solves are too slow for exhaustive identifiability mapping. We present PINO-Nanopore, an exact-boundary, charge-balanced operator for axisymmetric PNP transport over voltage, salinity, wall charge, and radius, used to map regime-dependent conductance identifiability. A 240-state SG/FV benchmark has maximum residual </w:t>
       </w:r>
       <m:oMath xmlns:a="http://schemas.openxmlformats.org/drawingml/2006/main" xmlns:pic="http://schemas.openxmlformats.org/drawingml/2006/picture">
         <m:r>
@@ -243,7 +243,7 @@
         </m:sSup>
       </m:oMath>
       <w:r>
-        <w:t xml:space="preserve">. A multi - scale radial physics - informed DeepONet (36, 880 parameters) and a real - DFT Fourier neural operator (460, 488 parameters) enforce reservoir data and charge identity to </w:t>
+        <w:t xml:space="preserve">. A multi-scale radial physics-informed DeepONet (36,880 parameters) and a real-DFT Fourier neural operator (460,488 parameters) enforce reservoir data and charge identity to </w:t>
       </w:r>
       <m:oMath xmlns:a="http://schemas.openxmlformats.org/drawingml/2006/main" xmlns:pic="http://schemas.openxmlformats.org/drawingml/2006/picture">
         <m:r>
@@ -292,7 +292,7 @@
         </m:sSub>
       </m:oMath>
       <w:r>
-        <w:t xml:space="preserve"> errors of 0.00089 for potential and 0.00109 for current (0.0202/0.00136 out of distribution) at 0.072 ms per state. Against a matched direct - concentration loss, charge - balanced outputs lower median net - charge error from 0.238 to 0.207 with 18% lower current error; linearized - Poisson–Boltzmann, POD - RBF, and FNO baselines are reported. Exact float64 SG/FV Jacobians reproduce </w:t>
+        <w:t xml:space="preserve"> errors of 0.00089 for potential and 0.00109 for current (0.0202/0.00136 out of distribution) at 0.072 ms per state. Against a matched direct-concentration loss, charge-balanced outputs lower median net-charge error from 0.238 to 0.207 with 18% lower current error; linearized-Poisson–Boltzmann, POD-RBF, and FNO baselines are reported. Exact float64 SG/FV Jacobians reproduce </w:t>
       </w:r>
       <m:oMath xmlns:a="http://schemas.openxmlformats.org/drawingml/2006/main" xmlns:pic="http://schemas.openxmlformats.org/drawingml/2006/picture">
         <m:r>
@@ -382,7 +382,7 @@
         </m:sSub>
       </m:oMath>
       <w:r>
-        <w:t xml:space="preserve"> Fisher plane is ill - conditioned (median </w:t>
+        <w:t xml:space="preserve"> Fisher plane is ill-conditioned (median </w:t>
       </w:r>
       <m:oMath xmlns:a="http://schemas.openxmlformats.org/drawingml/2006/main" xmlns:pic="http://schemas.openxmlformats.org/drawingml/2006/picture">
         <m:r>
@@ -453,7 +453,7 @@
         </m:sSup>
       </m:oMath>
       <w:r>
-        <w:t xml:space="preserve">), with 1%-noise CRLBs of 0.37% for radius but 86 for charge. Single- and multi - salt inversion leave charge unidentifiable. A 2, 700 - realization blind inverse study gives a dual current - plus - selectivity median charge error of 1.7% but only 68% 95% coverage at 1% noise; the reversal potential is state dependent (263% weak - charge, 7.3% strong - charge), and a reference - free warm - started controller reproduces the SG/FV current to </w:t>
+        <w:t xml:space="preserve">), with 1%-noise CRLBs of 0.37% for radius but 86 for charge. Single- and multi-salt inversion leave charge unidentifiable. A 2,700-realization blind inverse study gives a dual current-plus-selectivity median charge error of 1.7% but only 68% 95% coverage at 1% noise; the reversal potential is state dependent (263% weak-charge, 7.3% strong-charge), and a reference-free warm-started controller reproduces the SG/FV current to </w:t>
       </w:r>
       <m:oMath xmlns:a="http://schemas.openxmlformats.org/drawingml/2006/main" xmlns:pic="http://schemas.openxmlformats.org/drawingml/2006/picture">
         <m:r>
@@ -485,7 +485,7 @@
         </m:sSup>
       </m:oMath>
       <w:r>
-        <w:t xml:space="preserve"> at 0.165 s, 5.3 - fold below a cold solve for Task A (forward solve) and 4.0 - fold for Task B (reversal - potential root search). A strong - charge benchmark lowers current error 23 - fold.</w:t>
+        <w:t xml:space="preserve"> at 0.153 s, 1.54-fold below a cold solve for Task A (forward solve) and 1.19-fold for Task B (reversal-potential root search). A strong-charge benchmark lowers current error 23-fold.</w:t>
       </w:r>
     </w:p>
     <w:p>
@@ -496,7 +496,7 @@
         <w:t>Keywords:</w:t>
       </w:r>
       <w:r>
-        <w:t xml:space="preserve"> Poisson–Nernst–Planck; nanopore; neural operator; DeepONet; Fourier neural operator; physics - informed machine learning; inverse problem; identifiability; Donnan selectivity</w:t>
+        <w:t xml:space="preserve"> Poisson–Nernst–Planck; nanopore; neural operator; DeepONet; Fourier neural operator; physics-informed machine learning; inverse problem; identifiability; Donnan selectivity</w:t>
       </w:r>
     </w:p>
     <w:p>
@@ -515,7 +515,7 @@
         <w:t>Program title:</w:t>
       </w:r>
       <w:r>
-        <w:t xml:space="preserve"> PINO - Nanopore</w:t>
+        <w:t xml:space="preserve"> PINO-Nanopore</w:t>
       </w:r>
     </w:p>
     <w:p>
@@ -537,7 +537,7 @@
         <w:t>Developer's repository link:</w:t>
       </w:r>
       <w:r>
-        <w:t xml:space="preserve"> https://github.com/Javad - Alizargar/nanopore - pino - surrogate (permanent archive: https://doi.org/10.5281/zenodo.23487404; interactive portal: https://pino.statwhy.com/)</w:t>
+        <w:t xml:space="preserve"> https://github.com/Javad-Alizargar/nanopore-pino-surrogate (permanent archive: https://doi.org/10.5281/zenodo.23487404; interactive portal: https://pino.statwhy.com/)</w:t>
       </w:r>
     </w:p>
     <w:p>
@@ -592,7 +592,7 @@
         <w:t>Nature of the problem:</w:t>
       </w:r>
       <w:r>
-        <w:t xml:space="preserve"> Steady, axisymmetric Poisson–Nernst–Planck transport of a symmetric binary electrolyte in a charged cylindrical nanopore. The solver must represent the potential, both ion concentrations, the net charge density, and the axial current over a four - dimensional operating space: applied voltage, bulk concentration, wall charge strength, and pore radius. Repeated high - fidelity finite - volume solves are accurate but cost about 0.2 s each, which is prohibitive for design sweeps, uncertainty quantification, and inverse parameter estimation. A second problem is scientific rather than computational: it is not known which of these parameters a conductance measurement can actually identify, because geometric access and wall - charge Donnan enrichment enter the current in a correlated way.</w:t>
+        <w:t xml:space="preserve"> Steady, axisymmetric Poisson–Nernst–Planck transport of a symmetric binary electrolyte in a charged cylindrical nanopore. The solver must represent the potential, both ion concentrations, the net charge density, and the axial current over a four-dimensional operating space: applied voltage, bulk concentration, wall charge strength, and pore radius. Repeated high-fidelity finite-volume solves are accurate but cost about 0.2 s each, which is prohibitive for design sweeps, uncertainty quantification, and inverse parameter estimation. A second problem is scientific rather than computational: it is not known which of these parameters a conductance measurement can actually identify, because geometric access and wall-charge Donnan enrichment enter the current in a correlated way.</w:t>
       </w:r>
     </w:p>
     <w:p>
@@ -603,7 +603,7 @@
         <w:t>Solution method:</w:t>
       </w:r>
       <w:r>
-        <w:t xml:space="preserve"> A conservative Scharfetter–Gummel finite - volume reference solver generates a verified 240 - state dataset. Two parameter - conditioned operator backbones are trained: a multi - scale radial physics - informed DeepONet and a parameter - conditioned two - dimensional Fourier neural operator. Both use an exact - reservoir Dirichlet ansatz and a charge - balanced field parameterization that guarantees positive concentrations and an exact algebraic charge identity. The operator is then used as a computational instrument: its Fisher information is validated against exact float64 finite - difference Jacobians of the reference solver, and the resulting identifiability map separates radius from wall charge and identifies the near - wall Donnan selectivity observable that breaks the conductance degeneracy. Models are exported to ONNX and served by a static browser simulator (JavaScript) with a live reference solve and a Gradio application.</w:t>
+        <w:t xml:space="preserve"> A conservative Scharfetter–Gummel finite-volume reference solver generates a verified 240-state dataset. Two parameter-conditioned operator backbones are trained: a multi-scale radial physics-informed DeepONet and a parameter-conditioned two-dimensional Fourier neural operator. Both use an exact-reservoir Dirichlet ansatz and a charge-balanced field parameterization that guarantees positive concentrations and an exact algebraic charge identity. The operator is then used as a computational instrument: its Fisher information is validated against exact float64 finite-difference Jacobians of the reference solver, and the resulting identifiability map separates radius from wall charge and identifies the near-wall Donnan selectivity observable that breaks the conductance degeneracy. Models are exported to ONNX and served by a static browser simulator (JavaScript) with a live reference solve and a Gradio application.</w:t>
       </w:r>
     </w:p>
     <w:p>
@@ -614,7 +614,7 @@
         <w:t>Additional comments including restrictions and unusual features:</w:t>
       </w:r>
       <w:r>
-        <w:t xml:space="preserve"> The model is two - dimensional and axisymmetric; it neglects steric effects, electro - osmotic convection, surface chemistry, and pore - wall roughness. Temperature, permittivity, and ionic diffusivities are fixed. The operator is trained on in - distribution ranges of </w:t>
+        <w:t xml:space="preserve"> The model is two-dimensional and axisymmetric; it neglects steric effects, electro-osmotic convection, surface chemistry, and pore-wall roughness. Temperature, permittivity, and ionic diffusivities are fixed. The operator is trained on in-distribution ranges of </w:t>
       </w:r>
       <m:oMath xmlns:a="http://schemas.openxmlformats.org/drawingml/2006/main" xmlns:pic="http://schemas.openxmlformats.org/drawingml/2006/picture">
         <m:r>
@@ -692,7 +692,7 @@
         </m:r>
       </m:oMath>
       <w:r>
-        <w:t xml:space="preserve">, and 3–8 nm radius; extrapolation beyond these ranges is not certified. The package includes a dual - engine browser simulator that can switch between the operator and an in - browser SG/FV solve. It was developed on an Apple M1 (arm64) with macOS 14.1, 8 GB RAM, and one CPU core (no GPU required); the dependencies support Linux, Windows, and x86 - 64 or arm64 systems with Python 3.10+ and a modern browser. The repository README documents installation, file layout, and execution, and the </w:t>
+        <w:t xml:space="preserve">, and 3–8 nm radius; extrapolation beyond these ranges is not certified. The package includes a dual-engine browser simulator that can switch between the operator and an in-browser SG/FV solve. It was developed on an Apple M1 (arm64) with macOS 14.1, 8 GB RAM, and one CPU core (no GPU required); the dependencies support Linux, Windows, and x86-64 or arm64 systems with Python 3.10+ and a modern browser. The repository README documents installation, file layout, and execution, and the </w:t>
       </w:r>
       <w:r>
         <w:rPr>
@@ -702,7 +702,7 @@
         <w:t>test_run/</w:t>
       </w:r>
       <w:r>
-        <w:t xml:space="preserve"> directory provides a self - contained sample input and expected output for a rapid CPC verification run.</w:t>
+        <w:t xml:space="preserve"> directory provides a self-contained sample input and expected output for a rapid CPC verification run.</w:t>
       </w:r>
     </w:p>
     <w:p>
@@ -713,7 +713,7 @@
         <w:t>Running time:</w:t>
       </w:r>
       <w:r>
-        <w:t xml:space="preserve"> Dataset generation 59.2 s; DeepONet training 50.6 s for 500 epochs; FNO training 108.5 s for 110 epochs; single - state inference 0.072 ms (DeepONet) and 1.04 ms (FNO) on an Apple M1 CPU. The Stage - 10 studies add 29.6 s to generate the 144 - state expansion, 50 s per 500 - epoch trunk - ablation model, and 25 s per 250 - epoch scaling model. The Stage - 11 constraint benchmark (five schemes, three seeds), exact SG/FV Jacobian validation, and Stage - 12 diagnostics add about five minutes; the Stage - 18 inverse, baseline, and strong - charge studies add about 35 minutes on one CPU. The CPC test case in </w:t>
+        <w:t xml:space="preserve"> Dataset generation 59.2 s; DeepONet training 50.6 s for 500 epochs; FNO training 108.5 s for 110 epochs; single-state inference 0.072 ms (DeepONet) and 1.04 ms (FNO) on an Apple M1 CPU. The Stage-10 studies add 29.6 s to generate the 144-state expansion, 50 s per 500-epoch trunk-ablation model, and 25 s per 250-epoch scaling model. The Stage-11 constraint benchmark (five schemes, three seeds), exact SG/FV Jacobian validation, and Stage-12 diagnostics add about five minutes; the Stage-18 inverse, baseline, and strong-charge studies add about 35 minutes on one CPU. The CPC test case in </w:t>
       </w:r>
       <w:r>
         <w:rPr>
@@ -736,32 +736,32 @@
     </w:p>
     <w:p>
       <w:r>
-        <w:t>Estimating the surface charge and geometry of a nanopore from its ionic conductance is a central inverse problem in nanofluidic sensing, yet the measurement is fast while the physics that connects it to the parameters is slow to evaluate and ambiguous to invert. Nanopores and nanofluidic channels convert molecular - scale charge and geometry into measurable ionic currents, underpinning single - molecule sensing and nucleic - acid sequencing prospects [1–6]. In confined nanoscale geometries, ion transport departs from bulk conductance due to surface - charge - governed transport at low salt concentrations [7], electrostatic screening when the Debye length approaches the channel dimension [8], interfacial electrokinetic coupling [9], ion - transport mechanisms specific to nanofluidic channels [10], and structure - dependent transport mechanisms [11].</w:t>
+        <w:t>Estimating the surface charge and geometry of a nanopore from its ionic conductance is a central inverse problem in nanofluidic sensing, yet the measurement is fast while the physics that connects it to the parameters is slow to evaluate and ambiguous to invert. Nanopores and nanofluidic channels convert molecular-scale charge and geometry into measurable ionic currents, underpinning single-molecule sensing and nucleic-acid sequencing prospects [1–6]. In confined nanoscale geometries, ion transport departs from bulk conductance due to surface-charge-governed transport at low salt concentrations [7], electrostatic screening when the Debye length approaches the channel dimension [8], interfacial electrokinetic coupling [9], ion-transport mechanisms specific to nanofluidic channels [10], and structure-dependent transport mechanisms [11].</w:t>
       </w:r>
     </w:p>
     <w:p>
       <w:r>
-        <w:t>Across nanofluidic devices, ionic transport, selectivity, and current rectification are modulated by applied gate or axial potentials [12], salt concentration and surface charge [13], conical pore geometry and electrostatic potential jumps [14], surface - charge patterning [15], and coupled effects of pore diameter, surface - charge density, and ionic strength [16], while the Poisson–Nernst–Planck (PNP) system provides a widely used continuum framework for modeling and numerically solving ion - channel and nanopore transport [17–19].</w:t>
+        <w:t>Across nanofluidic devices, ionic transport, selectivity, and current rectification are modulated by applied gate or axial potentials [12], salt concentration and surface charge [13], conical pore geometry and electrostatic potential jumps [14], surface-charge patterning [15], and coupled effects of pore diameter, surface-charge density, and ionic strength [16], while the Poisson–Nernst–Planck (PNP) system provides a widely used continuum framework for modeling and numerically solving ion-channel and nanopore transport [17–19].</w:t>
       </w:r>
     </w:p>
     <w:p>
       <w:r>
-        <w:t>In narrow channels, electrokinetic flow with overlapped electrical double layers [20], double - layer - enhanced ion migration and water dissociation [21], surface charge regulation [22], and electroosmotic solute dispersion [23] further modify nanoscale transport, while related ion - transport and ion - mobility physics underlie fluidic iontronic computing devices [24] and electrolyte conductivity in charged nanochannels [25].</w:t>
+        <w:t>In narrow channels, electrokinetic flow with overlapped electrical double layers [20], double-layer-enhanced ion migration and water dissociation [21], surface charge regulation [22], and electroosmotic solute dispersion [23] further modify nanoscale transport, while related ion-transport and ion-mobility physics underlie fluidic iontronic computing devices [24] and electrolyte conductivity in charged nanochannels [25].</w:t>
       </w:r>
     </w:p>
     <w:p>
       <w:r>
-        <w:t>Relating current–voltage behavior to surface charge and channel geometry is therefore a central modeling problem in nanofluidics [7, 8]. In charged channels, the measured conductance reflects geometric confinement and surface - charge - governed ion accumulation [13], with electrostatic screening becoming important at low salt concentration [22], while rectification in conical or charge - patterned pores depends jointly on pore - end asymmetry [14] and surface - charge distribution [15]. Separating the two from conductance alone remains an open experimental and theoretical challenge, and the usual remedy—fitting many curves with repeated PNP solves—is slow and statistically opaque. Three concrete uses follow for a fast, validated operator: pre - experiment protocol design, in which bias and salinity combinations are chosen to maximize the Fisher information for the parameters of interest; rapid design sweeps of radius, charge, and operating point; and real - time digital - twin calibration, in which millisecond operator evaluations are compared continuously with a measured current. Each use requires not only speed but a calibrated statement of what the measurement can resolve.</w:t>
+        <w:t>Relating current–voltage behavior to surface charge and channel geometry is therefore a central modeling problem in nanofluidics [7, 8]. In charged channels, the measured conductance reflects geometric confinement and surface-charge-governed ion accumulation [13], with electrostatic screening becoming important at low salt concentration [22], while rectification in conical or charge-patterned pores depends jointly on pore-end asymmetry [14] and surface-charge distribution [15]. Separating the two from conductance alone remains an open experimental and theoretical challenge, and the usual remedy—fitting many curves with repeated PNP solves—is slow and statistically opaque. Three concrete uses follow for a fast, validated operator: pre-experiment protocol design, in which bias and salinity combinations are chosen to maximize the Fisher information for the parameters of interest; rapid design sweeps of radius, charge, and operating point; and real-time digital-twin calibration, in which millisecond operator evaluations are compared continuously with a measured current. Each use requires not only speed but a calibrated statement of what the measurement can resolve.</w:t>
       </w:r>
     </w:p>
     <w:p>
       <w:r>
-        <w:t>Numerical solution of PNP is well understood. Scharfetter–Gummel (SG) discretizations were introduced for semiconductor carrier transport [26]. Conservative finite - volume formulations, including the Scharfetter–Gummel box method [27], provide a stable discretization framework for drift–diffusion device equations. A single axisymmetric solve on a 21 x 61 grid takes about 0.2 s on a modern laptop, which is acceptable for one operating point but not for the thousands of evaluations demanded by parameter sweeps, sensitivity analysis, design optimization, or inverse estimation. The cost is compounded when a neural surrogate is trained per state.</w:t>
+        <w:t>Numerical solution of PNP is well understood. Scharfetter–Gummel (SG) discretizations were introduced for semiconductor carrier transport [26]. Conservative finite-volume formulations, including the Scharfetter–Gummel box method [27], provide a stable discretization framework for drift–diffusion device equations. A single axisymmetric solve on a 21 x 61 grid takes about 0.2 s on a modern laptop, which is acceptable for one operating point but not for the thousands of evaluations demanded by parameter sweeps, sensitivity analysis, design optimization, or inverse estimation. The cost is compounded when a neural surrogate is trained per state.</w:t>
       </w:r>
     </w:p>
     <w:p>
       <w:r>
-        <w:t xml:space="preserve">Physics - informed neural networks (PINNs) [28–30] and neural trial - function formulations [31] embed differential equation constraints into the training loss to reduce reliance on labeled solution data, but standard PINNs are typically trained for one parameter set at a time and are sensitive to gradient - flow pathologies and optimization failure modes [32, 33]. Hard - constraint and boundary - enforcing formulations impose initial or boundary conditions strictly across benchmark PDE problems [34], wave equations [35], airflow - field reconstruction [36], linear free - surface waves [37], nonlinear consolidation [38], variational Dirichlet benchmarks [39], and microseismic source imaging [40], while domain - decomposed variants such as XPINNs enable space–time decomposition on complex geometries [41]. Enriched physics - informed neural networks have been developed for dynamic Poisson–Nernst–Planck systems [42], while related physics - informed and operator - learning surrogates have been applied to thermal charring materials [43], compressible flows with CF - DeepONet [44], non - Fourier heat conduction with T - phPINN [45], and lithium - ion battery health prediction [46]. A previously reported fixed - state discontinuous - Galerkin DA - PINN for nanopore transport (COMPHY - D-26 - 00857) reached a potential relative L2 error of </w:t>
+        <w:t xml:space="preserve">Physics-informed neural networks (PINNs) [28–30] and neural trial-function formulations [31] embed differential equation constraints into the training loss to reduce reliance on labeled solution data, but standard PINNs are typically trained for one parameter set at a time and are sensitive to gradient-flow pathologies and optimization failure modes [32, 33]. Hard-constraint and boundary-enforcing formulations impose initial or boundary conditions strictly across benchmark PDE problems [34], wave equations [35], airflow-field reconstruction [36], linear free-surface waves [37], nonlinear consolidation [38], variational Dirichlet benchmarks [39], and microseismic source imaging [40], while domain-decomposed variants such as XPINNs enable space–time decomposition on complex geometries [41]. Enriched physics-informed neural networks have been developed for dynamic Poisson–Nernst–Planck systems [42], while related physics-informed and operator-learning surrogates have been applied to thermal charring materials [43], compressible flows with CF-DeepONet [44], non-Fourier heat conduction with T-phPINN [45], and lithium-ion battery health prediction [46]. A previously reported fixed-state discontinuous-Galerkin DA-PINN for nanopore transport (COMPHY-D-26-00857) reached a potential relative L2 error of </w:t>
       </w:r>
       <m:oMath xmlns:a="http://schemas.openxmlformats.org/drawingml/2006/main" xmlns:pic="http://schemas.openxmlformats.org/drawingml/2006/picture">
         <m:r>
@@ -793,17 +793,17 @@
         </m:sSup>
       </m:oMath>
       <w:r>
-        <w:t xml:space="preserve"> but required roughly 500 s of retraining per state. That trade - off motivates the present work: if the parameter dependence can be learned once, the per - query cost falls by orders of magnitude.</w:t>
+        <w:t xml:space="preserve"> but required roughly 500 s of retraining per state. That trade-off motivates the present work: if the parameter dependence can be learned once, the per-query cost falls by orders of magnitude.</w:t>
       </w:r>
     </w:p>
     <w:p>
       <w:r>
-        <w:t>Operator learning provides the required map from parameters to fields. DeepONet approximates nonlinear operators through a branch–trunk inner product [47], supported by infinite - dimensional approximation error estimates [48], physics - informed DeepONet formulations for parametric PDEs [49], backpropagation - free and layer - interaction training variants [50, 51], theoretical universality analyses for operator learning [52], and architectural comparisons of DeepONet variants [53]. In parallel, Fourier neural operators (FNOs) have been extended to general geometries via XFNO [54] and Gabor - filtered spectral layers [55], as well as decomposed large - scale parametric PDEs with D - FNO [56] and physics - informed Fourier neural operator formulations [57, 58]. Neural Green's operators provide an additional route to parametric PDE solution by learning Green's functions [59], while spatio - spectral neural operators combine spatial and spectral feature learning [60]. The central difficulty for transport in charged pores is not representational capacity but constraint satisfaction: potentials must satisfy reservoir Dirichlet data, concentrations must remain positive, and the predicted charge must equal the difference of the predicted concentrations. Unconstrained outputs violate these requirements, and the resulting errors are largest precisely where the net charge is small.</w:t>
+        <w:t>Operator learning provides the required map from parameters to fields. DeepONet approximates nonlinear operators through a branch–trunk inner product [47], supported by infinite-dimensional approximation error estimates [48], physics-informed DeepONet formulations for parametric PDEs [49], backpropagation-free and layer-interaction training variants [50, 51], theoretical universality analyses for operator learning [52], and architectural comparisons of DeepONet variants [53]. In parallel, Fourier neural operators (FNOs) have been extended to general geometries via XFNO [54] and Gabor-filtered spectral layers [55], as well as decomposed large-scale parametric PDEs with D-FNO [56] and physics-informed Fourier neural operator formulations [57, 58]. Neural Green's operators provide an additional route to parametric PDE solution by learning Green's functions [59], while spatio-spectral neural operators combine spatial and spectral feature learning [60]. The central difficulty for transport in charged pores is not representational capacity but constraint satisfaction: potentials must satisfy reservoir Dirichlet data, concentrations must remain positive, and the predicted charge must equal the difference of the predicted concentrations. Unconstrained outputs violate these requirements, and the resulting errors are largest precisely where the net charge is small.</w:t>
       </w:r>
     </w:p>
     <w:p>
       <w:r>
-        <w:t xml:space="preserve">This paper makes two contributions. First, we deliver PINO - Nanopore, a validated computational - physics software instrument: a verified 240 - state four - dimensional benchmark (maximum residual </w:t>
+        <w:t xml:space="preserve">This paper makes two contributions. First, we deliver PINO-Nanopore, a validated computational-physics software instrument: a verified 240-state four-dimensional benchmark (maximum residual </w:t>
       </w:r>
       <m:oMath xmlns:a="http://schemas.openxmlformats.org/drawingml/2006/main" xmlns:pic="http://schemas.openxmlformats.org/drawingml/2006/picture">
         <m:r>
@@ -835,7 +835,7 @@
         </m:sSup>
       </m:oMath>
       <w:r>
-        <w:t xml:space="preserve">; minimum anion concentration 0.8034), an exact - reservoir charge - balanced parameterization (charge identity </w:t>
+        <w:t xml:space="preserve">; minimum anion concentration 0.8034), an exact-reservoir charge-balanced parameterization (charge identity </w:t>
       </w:r>
       <m:oMath xmlns:a="http://schemas.openxmlformats.org/drawingml/2006/main" xmlns:pic="http://schemas.openxmlformats.org/drawingml/2006/picture">
         <m:r>
@@ -867,7 +867,7 @@
         </m:sSup>
       </m:oMath>
       <w:r>
-        <w:t xml:space="preserve">), two parameter - conditioned backbones (multi - scale radial PI - DeepONet, 36, 880 parameters; real - DFT FNO, 460, 488 parameters) trained with three seeds each, and a browser and Gradio deployment with 0.072 ms ONNX inference. A five - way benchmark, including a direct - concentration model retrained with a matched field loss, shows that charge - balanced outputs lower median net - charge error from 0.238 to 0.207 while keeping current error 18% lower; the linear projection is statistically tied on net charge but leaves a finite charge - identity mismatch, whereas the hyperbolic map guarantees </w:t>
+        <w:t xml:space="preserve">), two parameter-conditioned backbones (multi-scale radial PI-DeepONet, 36,880 parameters; real-DFT FNO, 460,488 parameters) trained with three seeds each, and a browser and Gradio deployment with 0.072 ms ONNX inference. A five-way benchmark, including a direct-concentration model retrained with a matched field loss, shows that charge-balanced outputs lower median net-charge error from 0.238 to 0.207 while keeping current error 18% lower; the linear projection is statistically tied on net charge but leaves a finite charge-identity mismatch, whereas the hyperbolic map guarantees </w:t>
       </w:r>
       <m:oMath xmlns:a="http://schemas.openxmlformats.org/drawingml/2006/main" xmlns:pic="http://schemas.openxmlformats.org/drawingml/2006/picture">
         <m:sSub>
@@ -919,7 +919,7 @@
         </m:sSup>
       </m:oMath>
       <w:r>
-        <w:t xml:space="preserve">. A trunk ablation and a nested 384 - state study bound the design: the radial basis lowers the wall - gradient error by about 7% without a bulk - accuracy advantage, in - distribution error scales as </w:t>
+        <w:t xml:space="preserve">. A trunk ablation and a nested 384-state study bound the design: the radial basis lowers the wall-gradient error by about 7% without a bulk-accuracy advantage, in-distribution error scales as </w:t>
       </w:r>
       <m:oMath xmlns:a="http://schemas.openxmlformats.org/drawingml/2006/main" xmlns:pic="http://schemas.openxmlformats.org/drawingml/2006/picture">
         <m:sSup>
@@ -942,7 +942,7 @@
         </m:sSup>
       </m:oMath>
       <w:r>
-        <w:t xml:space="preserve">, and out - of - distribution error is nearly data - insensitive (exponent 0.13). Second, we use the operator to resolve the identifiability question that motivated it. Its conductance sensitivities agree with exact float64 SG/FV finite - difference Jacobians to </w:t>
+        <w:t xml:space="preserve">, and out-of-distribution error is nearly data-insensitive (exponent 0.13). Second, we use the operator to resolve the identifiability question that motivated it. Its conductance sensitivities agree with exact float64 SG/FV finite-difference Jacobians to </w:t>
       </w:r>
       <m:oMath xmlns:a="http://schemas.openxmlformats.org/drawingml/2006/main" xmlns:pic="http://schemas.openxmlformats.org/drawingml/2006/picture">
         <m:r>
@@ -1032,7 +1032,7 @@
         </m:sSub>
       </m:oMath>
       <w:r>
-        <w:t xml:space="preserve"> Fisher plane is ill - conditioned (median </w:t>
+        <w:t xml:space="preserve"> Fisher plane is ill-conditioned (median </w:t>
       </w:r>
       <m:oMath xmlns:a="http://schemas.openxmlformats.org/drawingml/2006/main" xmlns:pic="http://schemas.openxmlformats.org/drawingml/2006/picture">
         <m:r>
@@ -1111,12 +1111,12 @@
         </m:sSup>
       </m:oMath>
       <w:r>
-        <w:t>), with 1%-noise CRLBs of 0.37% for radius but 86 for charge. Single- and multi - salt current–voltage protocols leave charge unidentifiable at 1% noise, whereas a blind Stage - 20 dual current - plus - selectivity protocol reaches 1.7% median charge error and 0.17% radius error, but with only 68% 95% coverage at 1% noise because a roughly 2% surrogate bias floor remains. A strong - charge benchmark lowers current error 23 - fold relative to the Ohmic bulk approximation, without claiming that single - salt conductance alone identifies charge. Finally, a spatial and parametric decomposition of the out - of - distribution error shows that the residual error is largest per unit reference in the wall EDL and at the reservoir transitions, yet it cancels in the cross - sectionally integrated current, which stays below 0.23%.</w:t>
+        <w:t>), with 1%-noise CRLBs of 0.37% for radius but 86 for charge. Single- and multi-salt current–voltage protocols leave charge unidentifiable at 1% noise, whereas a blind Stage-20 dual current-plus-selectivity protocol reaches 1.7% median charge error and 0.17% radius error, but with only 68% 95% coverage at 1% noise because a roughly 2% bias floor remains. A strong-charge benchmark lowers current error 23-fold relative to the Ohmic bulk approximation, without claiming that single-salt conductance alone identifies charge. Finally, a spatial and parametric decomposition of the out-of-distribution error shows that the residual error is largest per unit reference in the wall EDL and at the reservoir transitions, yet it cancels in the cross-sectionally integrated current, which stays below 0.23%.</w:t>
       </w:r>
     </w:p>
     <w:p>
       <w:r>
-        <w:t>The remainder of the paper describes the model and reference solver (Section 2), reports accuracy, ablation, timing, deployment, and inversion results (Section 3), and discusses scope and limitations (Section 4). This manuscript is submitted as a Computer Programs in Physics (CPiP) contribution: PINO - Nanopore is designed not merely as a fast forward surrogate, but as a reusable protocol - design instrument that enables experimentalists to determine which measurements can identify which nanopore parameters before an experiment is built.</w:t>
+        <w:t>The remainder of the paper describes the model and reference solver (Section 2), reports accuracy, ablation, timing, deployment, and inversion results (Section 3), and discusses scope and limitations (Section 4). This manuscript is submitted as a Computer Programs in Physics (CPiP) contribution: PINO-Nanopore is designed not merely as a fast forward surrogate, but as a reusable protocol-design instrument that enables experimentalists to determine which measurements can identify which nanopore parameters before an experiment is built.</w:t>
       </w:r>
     </w:p>
     <w:p>
@@ -2275,7 +2275,7 @@
     </w:p>
     <w:p>
       <w:r>
-        <w:t xml:space="preserve">We non - dimensionalize lengths by </w:t>
+        <w:t xml:space="preserve">We non-dimensionalize lengths by </w:t>
       </w:r>
       <m:oMath xmlns:a="http://schemas.openxmlformats.org/drawingml/2006/main" xmlns:pic="http://schemas.openxmlformats.org/drawingml/2006/picture">
         <m:r>
@@ -2647,7 +2647,7 @@
         </m:sSup>
       </m:oMath>
       <w:r>
-        <w:t>. The operating point, Eq. (3), is the four - vector</w:t>
+        <w:t>. The operating point, Eq. (3), is the four-vector</w:t>
       </w:r>
     </w:p>
     <w:p>
@@ -2779,7 +2779,7 @@
     </w:p>
     <w:p>
       <w:r>
-        <w:t xml:space="preserve">The in - distribution training box is </w:t>
+        <w:t xml:space="preserve">The in-distribution training box is </w:t>
       </w:r>
       <m:oMath xmlns:a="http://schemas.openxmlformats.org/drawingml/2006/main" xmlns:pic="http://schemas.openxmlformats.org/drawingml/2006/picture">
         <m:r>
@@ -2960,7 +2960,7 @@
         </m:r>
       </m:oMath>
       <w:r>
-        <w:t xml:space="preserve"> nm. The full dimensionless system, including the SG face fluxes used in the physics loss, is written out in Supplementary Section S3. The generated dataset also contains deliberate out - of - distribution charge/salt and geometry/voltage states, as described below.</w:t>
+        <w:t xml:space="preserve"> nm. The full dimensionless system, including the SG face fluxes used in the physics loss, is written out in Supplementary Section S3. The generated dataset also contains deliberate out-of-distribution charge/salt and geometry/voltage states, as described below.</w:t>
       </w:r>
     </w:p>
     <w:p>
@@ -2973,7 +2973,7 @@
     </w:p>
     <w:p>
       <w:r>
-        <w:t xml:space="preserve">The reference solver adapts the node - centered finite - volume Scharfetter–Gummel box discretization developed and analyzed for stationary semiconductor drift–diffusion equations [26, 27] to axisymmetric Nernst–Planck currents with a conservative Poisson update. The production grid is </w:t>
+        <w:t xml:space="preserve">The reference solver adapts the node-centered finite-volume Scharfetter–Gummel box discretization developed and analyzed for stationary semiconductor drift–diffusion equations [26, 27] to axisymmetric Nernst–Planck currents with a conservative Poisson update. The production grid is </w:t>
       </w:r>
       <m:oMath xmlns:a="http://schemas.openxmlformats.org/drawingml/2006/main" xmlns:pic="http://schemas.openxmlformats.org/drawingml/2006/picture">
         <m:r>
@@ -3304,7 +3304,7 @@
         </m:r>
       </m:oMath>
       <w:r>
-        <w:t>, with the radial expression analogous; the Poisson update uses the conservative five - point stencil. The discrete equations are repeated in Supplementary Section S3.</w:t>
+        <w:t>, with the radial expression analogous; the Poisson update uses the conservative five-point stencil. The discrete equations are repeated in Supplementary Section S3.</w:t>
       </w:r>
     </w:p>
     <w:p>
@@ -3326,7 +3326,7 @@
         </m:r>
       </m:oMath>
       <w:r>
-        <w:t xml:space="preserve"> states: 144 training states sampled by Latin hypercube inside the in - distribution box with boundary and corner anchors, 48 interpolation - test states, and 48 out - of - distribution states (24 with charge/salt outside the training box, 24 with geometry/voltage outside the box). The exact split composition, sampled ranges, and per - split counts are listed in Supplementary Table S1. Dataset construction took 59.18 s in total. The maximum residual over all states is </w:t>
+        <w:t xml:space="preserve"> states: 144 training states sampled by Latin hypercube inside the in-distribution box with boundary and corner anchors, 48 interpolation-test states, and 48 out-of-distribution states (24 with charge/salt outside the training box, 24 with geometry/voltage outside the box). The exact split composition, sampled ranges, and per-split counts are listed in Supplementary Table S1. Dataset construction took 59.18 s in total. The maximum residual over all states is </w:t>
       </w:r>
       <m:oMath xmlns:a="http://schemas.openxmlformats.org/drawingml/2006/main" xmlns:pic="http://schemas.openxmlformats.org/drawingml/2006/picture">
         <m:r>
@@ -3510,7 +3510,7 @@
         <w:pStyle w:val="Heading3"/>
       </w:pPr>
       <w:r>
-        <w:t>2.3 Exact - reservoir and charge - balanced parameterization</w:t>
+        <w:t>2.3 Exact-reservoir and charge-balanced parameterization</w:t>
       </w:r>
     </w:p>
     <w:p>
@@ -4638,7 +4638,7 @@
         </m:r>
       </m:oMath>
       <w:r>
-        <w:t xml:space="preserve">, both concentrations are non - negative for any real </w:t>
+        <w:t xml:space="preserve">, both concentrations are non-negative for any real </w:t>
       </w:r>
       <m:oMath xmlns:a="http://schemas.openxmlformats.org/drawingml/2006/main" xmlns:pic="http://schemas.openxmlformats.org/drawingml/2006/picture">
         <m:r>
@@ -4976,7 +4976,7 @@
         </m:r>
       </m:oMath>
       <w:r>
-        <w:t xml:space="preserve"> denotes the near - wall selectivity observable. In the implementation the residual of the charge identity is </w:t>
+        <w:t xml:space="preserve"> denotes the near-wall selectivity observable. In the implementation the residual of the charge identity is </w:t>
       </w:r>
       <m:oMath xmlns:a="http://schemas.openxmlformats.org/drawingml/2006/main" xmlns:pic="http://schemas.openxmlformats.org/drawingml/2006/picture">
         <m:r>
@@ -5013,7 +5013,7 @@
     </w:p>
     <w:p>
       <w:r>
-        <w:t>This structural construction should be distinguished from soft penalty - based boundary enforcement in physics - informed neural networks, which has been compared with hard or exact boundary imposition across benchmark PDEs [34, 39], wave propagation [35, 37], airflow reconstruction [36], nonlinear consolidation [38], and microseismic imaging [40]. No boundary or positivity penalty is required; the constraints are structural. The physics loss is used only to penalize violations of the differential equations in the interior.</w:t>
+        <w:t>This structural construction should be distinguished from soft penalty-based boundary enforcement in physics-informed neural networks, which has been compared with hard or exact boundary imposition across benchmark PDEs [34, 39], wave propagation [35, 37], airflow reconstruction [36], nonlinear consolidation [38], and microseismic imaging [40]. No boundary or positivity penalty is required; the constraints are structural. The physics loss is used only to penalize violations of the differential equations in the interior.</w:t>
       </w:r>
     </w:p>
     <w:p>
@@ -5029,7 +5029,7 @@
         <w:rPr>
           <w:b/>
         </w:rPr>
-        <w:t>Multi - scale radial PI - DeepONet.</w:t>
+        <w:t>Multi-scale radial PI-DeepONet.</w:t>
       </w:r>
       <w:r>
         <w:t xml:space="preserve"> The branch network maps the four parameters to </w:t>
@@ -5043,7 +5043,7 @@
         </m:r>
       </m:oMath>
       <w:r>
-        <w:t xml:space="preserve"> latent coefficients. The trunk network maps the coordinates and four fixed radial boundary - layer features, </w:t>
+        <w:t xml:space="preserve"> latent coefficients. The trunk network maps the coordinates and four fixed radial boundary-layer features, </w:t>
       </w:r>
       <m:oMath xmlns:a="http://schemas.openxmlformats.org/drawingml/2006/main" xmlns:pic="http://schemas.openxmlformats.org/drawingml/2006/picture">
         <m:r>
@@ -5197,7 +5197,7 @@
         </m:r>
       </m:oMath>
       <w:r>
-        <w:t xml:space="preserve"> basis functions; the multi - scale exponential features resolve the thin EDL near </w:t>
+        <w:t xml:space="preserve"> basis functions; the multi-scale exponential features resolve the thin EDL near </w:t>
       </w:r>
       <m:oMath xmlns:a="http://schemas.openxmlformats.org/drawingml/2006/main" xmlns:pic="http://schemas.openxmlformats.org/drawingml/2006/picture">
         <m:r>
@@ -5214,7 +5214,7 @@
         </m:r>
       </m:oMath>
       <w:r>
-        <w:t xml:space="preserve"> without increasing the trunk width. The two latent vectors are combined by an inner product, and the resulting three fields are passed through the exact - boundary and charge - balanced reconstruction. The model has </w:t>
+        <w:t xml:space="preserve"> without increasing the trunk width. The two latent vectors are combined by an inner product, and the resulting three fields are passed through the exact-boundary and charge-balanced reconstruction. The model has </w:t>
       </w:r>
       <m:oMath xmlns:a="http://schemas.openxmlformats.org/drawingml/2006/main" xmlns:pic="http://schemas.openxmlformats.org/drawingml/2006/picture">
         <m:r>
@@ -5231,7 +5231,7 @@
         </m:r>
       </m:oMath>
       <w:r>
-        <w:t xml:space="preserve"> and 36, 880 trainable parameters. The radial basis is a design choice rather than a requirement: Section 3.3 and Supplementary Table S3 compare it against a plain MLP trunk and single - scale radial variants at matched capacity and training budget, using the configuration key </w:t>
+        <w:t xml:space="preserve"> and 36,880 trainable parameters. The radial basis is a design choice rather than a requirement: Section 3.3 and Supplementary Table S3 compare it against a plain MLP trunk and single-scale radial variants at matched capacity and training budget, using the configuration key </w:t>
       </w:r>
       <w:r>
         <w:rPr>
@@ -5269,7 +5269,7 @@
         <w:rPr>
           <w:b/>
         </w:rPr>
-        <w:t>Parameter - conditioned two - dimensional FNO.</w:t>
+        <w:t>Parameter-conditioned two-dimensional FNO.</w:t>
       </w:r>
       <w:r>
         <w:t xml:space="preserve"> The FNO lifts the coordinate pair and the four parameters to a width of 24 channels, applies four spectral convolution blocks with </w:t>
@@ -5289,12 +5289,12 @@
         </m:r>
       </m:oMath>
       <w:r>
-        <w:t xml:space="preserve"> modes and FiLM parameter conditioning, and projects to three fields. The spectral convolutions use a real discrete Fourier transform so that the exported graph contains no complex - valued operators. The model has 460, 488 trainable parameters.</w:t>
+        <w:t xml:space="preserve"> modes and FiLM parameter conditioning, and projects to three fields. The spectral convolutions use a real discrete Fourier transform so that the exported graph contains no complex-valued operators. The model has 460,488 trainable parameters.</w:t>
       </w:r>
     </w:p>
     <w:p>
       <w:r>
-        <w:t>Both backbones are trained with the same data and physics objective. The data term is a per - state normalized mean - squared error on the three latent fields, with the scale of each state floored at 10% of the global RMS. The physics term is the sum of the mean absolute Poisson residual, the mean absolute continuity residual for each ion, and the mean absolute wall potential and zero - flux residuals (Supplementary Section S2). The total loss, Eq. (7), is</w:t>
+        <w:t>Both backbones are trained with the same data and physics objective. The data term is a per-state normalized mean-squared error on the three latent fields, with the scale of each state floored at 10% of the global RMS. The physics term is the sum of the mean absolute Poisson residual, the mean absolute continuity residual for each ion, and the mean absolute wall potential and zero-flux residuals (Supplementary Section S2). The total loss, Eq. (7), is</w:t>
       </w:r>
     </w:p>
     <w:p>
@@ -5437,7 +5437,7 @@
     </w:p>
     <w:p>
       <w:r>
-        <w:t>The complete procedure—data generation, constraint construction, joint training, and evaluation—is summarized as Algorithm 1 in Supplementary Section S2, together with pinned dependency versions and wall - clock budgets.</w:t>
+        <w:t>The complete procedure—data generation, constraint construction, joint training, and evaluation—is summarized as Algorithm 1 in Supplementary Section S2, together with pinned dependency versions and wall-clock budgets.</w:t>
       </w:r>
     </w:p>
     <w:p>
@@ -5499,7 +5499,7 @@
         </m:r>
       </m:oMath>
       <w:r>
-        <w:t>, and DeepONet inner dimension 64. Training times for seed 42 are 50.59 s (DeepONet) and 108.5 s (FNO). A separate 300 - epoch FNO is trained to test whether the 110 - epoch budget is the limiting factor. The complete optimizer, schedule, architecture, and seed settings are tabulated in Supplementary Table S4.</w:t>
+        <w:t>, and DeepONet inner dimension 64. Training times for seed 42 are 50.59 s (DeepONet) and 108.5 s (FNO). A separate 300-epoch FNO is trained to test whether the 110-epoch budget is the limiting factor. The complete optimizer, schedule, architecture, and seed settings are tabulated in Supplementary Table S4.</w:t>
       </w:r>
     </w:p>
     <w:p>
@@ -5775,7 +5775,7 @@
         </m:r>
       </m:oMath>
       <w:r>
-        <w:t xml:space="preserve">, together with the mean absolute current error in pA. The current is computed from the predicted fields with the same Scharfetter–Gummel face - flux formula used by the reference solver, so current errors include both field errors and post - processing consistency. All reported means are averages over the three seeds, and spreads are reported as standard deviations in Supplementary Table S5 and in the per - state error distributions presented in Section 3.4. Extended accuracy metrics and residual diagnostics are collected in Supplementary Table S6. A cross - reference index (Supplementary Table S7) maps every figure, table, and archived artifact to its source file. The manuscript reports 3–4 significant figures in the narrative and in the supplementary tables; full machine - precision values are archived in </w:t>
+        <w:t xml:space="preserve">, together with the mean absolute current error in pA. The current is computed from the predicted fields with the same Scharfetter–Gummel face-flux formula used by the reference solver, so current errors include both field errors and post-processing consistency. All reported means are averages over the three seeds, and spreads are reported as standard deviations in Supplementary Table S5 and in the per-state error distributions presented in Section 3.4. Extended accuracy metrics and residual diagnostics are collected in Supplementary Table S6. A cross-reference index (Supplementary Table S7) maps every figure, table, and archived artifact to its source file. The manuscript reports 3–4 significant figures in the narrative and in the supplementary tables; full machine-precision values are archived in </w:t>
       </w:r>
       <w:r>
         <w:rPr>
@@ -5840,12 +5840,12 @@
         </m:sSup>
       </m:oMath>
       <w:r>
-        <w:t>. The DeepONet is served (i) in a static browser simulator with a JavaScript evaluator and an optional in - browser SG/FV solve and (ii) in a Gradio application with operator - versus - reference comparison. Supplementary Table S8 lists the deployment and parity checks, including the browser - bundle size, the JavaScript - versus - reference agreement, and the DOM test results.</w:t>
+        <w:t>. The DeepONet is served (i) in a static browser simulator with a JavaScript evaluator and an optional in-browser SG/FV solve and (ii) in a Gradio application with operator-versus-reference comparison. Supplementary Table S8 lists the deployment and parity checks, including the browser-bundle size, the JavaScript-versus-reference agreement, and the DOM test results.</w:t>
       </w:r>
     </w:p>
     <w:p>
       <w:r>
-        <w:t xml:space="preserve">To separate a measurement limitation from a surrogate limitation, two inverse experiments are used. The Stage - 18 study is a controlled identifiability experiment over 15 held - out interpolation states selected to span the Debye - overlap range. Current–voltage observations are generated with the exact SG/FV solver at </w:t>
+        <w:t xml:space="preserve">To separate a measurement limitation from a surrogate limitation, two inverse experiments are used. The Stage-18 study is a controlled identifiability experiment over 15 held-out interpolation states selected to span the Debye-overlap range. Current–voltage observations are generated with the exact SG/FV solver at </w:t>
       </w:r>
       <m:oMath xmlns:a="http://schemas.openxmlformats.org/drawingml/2006/main" xmlns:pic="http://schemas.openxmlformats.org/drawingml/2006/picture">
         <m:sSub>
@@ -5934,7 +5934,7 @@
         </m:r>
       </m:oMath>
       <w:r>
-        <w:t xml:space="preserve"> mV. Protocol 1 (single - salt) uses the state's own bulk concentration; Protocol 2 (multi - salt) uses three concentrations spanning 10–100 mol </w:t>
+        <w:t xml:space="preserve"> mV. Protocol 1 (single-salt) uses the state's own bulk concentration; Protocol 2 (multi-salt) uses three concentrations spanning 10–100 mol </w:t>
       </w:r>
       <m:oMath xmlns:a="http://schemas.openxmlformats.org/drawingml/2006/main" xmlns:pic="http://schemas.openxmlformats.org/drawingml/2006/picture">
         <m:sSup>
@@ -5957,7 +5957,7 @@
         </m:sSup>
       </m:oMath>
       <w:r>
-        <w:t xml:space="preserve">; Protocol 3 (dual) adds the near - wall Donnan selectivity </w:t>
+        <w:t xml:space="preserve">; Protocol 3 (dual) adds the near-wall Donnan selectivity </w:t>
       </w:r>
       <m:oMath xmlns:a="http://schemas.openxmlformats.org/drawingml/2006/main" xmlns:pic="http://schemas.openxmlformats.org/drawingml/2006/picture">
         <m:r>
@@ -6097,7 +6097,7 @@
         </m:sSub>
       </m:oMath>
       <w:r>
-        <w:t xml:space="preserve"> to the multi - salt data. For each protocol, 20 independent noise realizations at 0.2%, 1%, and 2% relative noise are inverted on a </w:t>
+        <w:t xml:space="preserve"> to the multi-salt data. For each protocol, 20 independent noise realizations at 0.2%, 1%, and 2% relative noise are inverted on a </w:t>
       </w:r>
       <m:oMath xmlns:a="http://schemas.openxmlformats.org/drawingml/2006/main" xmlns:pic="http://schemas.openxmlformats.org/drawingml/2006/picture">
         <m:r>
@@ -6169,7 +6169,7 @@
         </m:r>
       </m:oMath>
       <w:r>
-        <w:t xml:space="preserve"> grid to test discretization nesting. This grid search is operator - only and uses a two - dimensional look - up in </w:t>
+        <w:t xml:space="preserve"> grid to test discretization nesting. This grid search is operator-only and uses a two-dimensional look-up in </w:t>
       </w:r>
       <m:oMath xmlns:a="http://schemas.openxmlformats.org/drawingml/2006/main" xmlns:pic="http://schemas.openxmlformats.org/drawingml/2006/picture">
         <m:r>
@@ -6212,7 +6212,7 @@
     </w:p>
     <w:p>
       <w:r>
-        <w:t xml:space="preserve">The Stage - 20 study instead removes the truth from every estimator and works in the invertible pair </w:t>
+        <w:t xml:space="preserve">The Stage-20 study instead removes the truth from every estimator and works in the invertible pair </w:t>
       </w:r>
       <m:oMath xmlns:a="http://schemas.openxmlformats.org/drawingml/2006/main" xmlns:pic="http://schemas.openxmlformats.org/drawingml/2006/picture">
         <m:r>
@@ -6372,7 +6372,7 @@
         </m:r>
       </m:oMath>
       <w:r>
-        <w:t xml:space="preserve">. Each estimator is a Gauss–Newton iteration with a refreshed Jacobian, a step clip of 0.5 in log - parameters, and a matched stopping rule of </w:t>
+        <w:t xml:space="preserve">. Each estimator is a Gauss–Newton iteration with a refreshed Jacobian, a step clip of 0.5 in log-parameters, and a matched stopping rule of </w:t>
       </w:r>
       <m:oMath xmlns:a="http://schemas.openxmlformats.org/drawingml/2006/main" xmlns:pic="http://schemas.openxmlformats.org/drawingml/2006/picture">
         <m:r>
@@ -6434,7 +6434,7 @@
         </m:sSup>
       </m:oMath>
       <w:r>
-        <w:t xml:space="preserve"> or at most six iterations; boundary hits and non - converged realizations are recorded. Estimator A is surrogate - only, B is warm - started SG/FV, and C is a two - start cold SG/FV baseline. The final covariance is evaluated at the converged estimate and propagated separately to </w:t>
+        <w:t xml:space="preserve"> or at most six iterations; boundary hits and non-converged realizations are recorded. Estimator A is surrogate-only, B is warm-started SG/FV, and C is a two-start cold SG/FV baseline. The final covariance is evaluated at the converged estimate and propagated separately to </w:t>
       </w:r>
       <m:oMath xmlns:a="http://schemas.openxmlformats.org/drawingml/2006/main" xmlns:pic="http://schemas.openxmlformats.org/drawingml/2006/picture">
         <m:r>
@@ -6731,7 +6731,7 @@
         </m:rad>
       </m:oMath>
       <w:r>
-        <w:t>. The Stage - 18 grid and the Stage - 20 refreshed - Jacobian estimates therefore answer the same physical question with different estimators; we report both and do not pool them.</w:t>
+        <w:t>. The Stage-18 grid and the Stage-20 refreshed-Jacobian estimates therefore answer the same physical question with different estimators; we report both and do not pool them.</w:t>
       </w:r>
     </w:p>
     <w:p>
@@ -6973,7 +6973,7 @@
         </m:r>
       </m:oMath>
       <w:r>
-        <w:t xml:space="preserve"> from four non - zero biases, whiten by the 1% relative noise, and evaluate </w:t>
+        <w:t xml:space="preserve"> from four non-zero biases, whiten by the 1% relative noise, and evaluate </w:t>
       </w:r>
       <m:oMath xmlns:a="http://schemas.openxmlformats.org/drawingml/2006/main" xmlns:pic="http://schemas.openxmlformats.org/drawingml/2006/picture">
         <m:r>
@@ -7112,7 +7112,7 @@
         </m:r>
       </m:oMath>
       <w:r>
-        <w:t xml:space="preserve"> exact SG/FV check compares the same sensitivities and the single - salt Fisher scale with the operator; a five - state SG/FV - in - the - loop refinement tests the inverse ranking under the exact forward model. Results are reported in Section 3.9 and Supplementary Table S9, and visualized in Figures 3F and 6C,D.</w:t>
+        <w:t xml:space="preserve"> exact SG/FV check compares the same sensitivities and the single-salt Fisher scale with the operator; a five-state SG/FV-in-the-loop refinement tests the inverse ranking under the exact forward model. Results are reported in Section 3.9 and Supplementary Table S9, and visualized in Figures 3F and 6C,D.</w:t>
       </w:r>
     </w:p>
     <w:p>
@@ -7165,7 +7165,7 @@
         </m:sSup>
       </m:oMath>
       <w:r>
-        <w:t xml:space="preserve"> and strictly positive concentrations (Supplementary Table S2). The smallest anion concentration, 0.8034, occurs in the strongest - overlap states, where the EDL occupies a large fraction of the pore cross - section. The benchmark current is 196.1 pA, and the SG/FV median and mean wall times are 0.2013 s and 0.2391 s. These values define the cost baseline for the amortization analysis in Section 3.7.</w:t>
+        <w:t xml:space="preserve"> and strictly positive concentrations (Supplementary Table S2). The smallest anion concentration, 0.8034, occurs in the strongest-overlap states, where the EDL occupies a large fraction of the pore cross-section. The benchmark current is 196.1 pA, and the SG/FV median and mean wall times are 0.2013 s and 0.2391 s. These values define the cost baseline for the amortization analysis in Section 3.7.</w:t>
       </w:r>
     </w:p>
     <w:p>
@@ -7238,7 +7238,7 @@
         </m:r>
       </m:oMath>
       <w:r>
-        <w:t xml:space="preserve"> plane, colored by split, with the benchmark state marked; the in - distribution band and the training charge limit are indicated. Panel C shows the exact - reservoir and charge - balanced construction. Panel D compares the two backbones, including parameter counts and ONNX latencies.</w:t>
+        <w:t xml:space="preserve"> plane, colored by split, with the benchmark state marked; the in-distribution band and the training charge limit are indicated. Panel C shows the exact-reservoir and charge-balanced construction. Panel D compares the two backbones, including parameter counts and ONNX latencies.</w:t>
       </w:r>
     </w:p>
     <w:p>
@@ -7413,7 +7413,7 @@
         <w:rPr>
           <w:sz w:val="18"/>
         </w:rPr>
-        <w:t xml:space="preserve">. (B) The 240 - state operating space in the four parameters </w:t>
+        <w:t xml:space="preserve">. (B) The 240-state operating space in the four parameters </w:t>
       </w:r>
       <m:oMath xmlns:a="http://schemas.openxmlformats.org/drawingml/2006/main" xmlns:pic="http://schemas.openxmlformats.org/drawingml/2006/picture">
         <m:r>
@@ -7505,7 +7505,7 @@
         <w:rPr>
           <w:sz w:val="18"/>
         </w:rPr>
-        <w:t>, showing the 144 training states, 48 interpolation - test states, and 48 out - of - distribution states. (C) Structural constraints of the exact - reservoir formulation: the output ansatz enforces reservoir potential and concentration Dirichlet values, strict ion positivity, and the algebraic charge identity exactly, while zero wall ion flux, the wall surface - charge condition, and interior PDE residuals are enforced through the physics loss. (D) The two parameter - conditioned backbones: a DeepONet with a multi - scale radial trunk and a 2D Fourier neural operator, both trained with the same data and physics objective.</w:t>
+        <w:t>, showing the 144 training states, 48 interpolation-test states, and 48 out-of-distribution states. (C) Structural constraints of the exact-reservoir formulation: the output ansatz enforces reservoir potential and concentration Dirichlet values, strict ion positivity, and the algebraic charge identity exactly, while zero wall ion flux, the wall surface-charge condition, and interior PDE residuals are enforced through the physics loss. (D) The two parameter-conditioned backbones: a DeepONet with a multi-scale radial trunk and a 2D Fourier neural operator, both trained with the same data and physics objective.</w:t>
       </w:r>
     </w:p>
     <w:p>
@@ -7518,7 +7518,7 @@
     </w:p>
     <w:p>
       <w:r>
-        <w:t xml:space="preserve">Figure 2 resolves the held - out benchmark state (index 144) panel by panel. The operator reconstructs the potential </w:t>
+        <w:t xml:space="preserve">Figure 2 resolves the held-out benchmark state (index 144) panel by panel. The operator reconstructs the potential </w:t>
       </w:r>
       <m:oMath xmlns:a="http://schemas.openxmlformats.org/drawingml/2006/main" xmlns:pic="http://schemas.openxmlformats.org/drawingml/2006/picture">
         <m:sSub>
@@ -7577,7 +7577,7 @@
         </m:sSub>
       </m:oMath>
       <w:r>
-        <w:t xml:space="preserve"> (Figure 2C) is depleted in the core and enriched in the wall layer. The absolute errors in potential and net charge (Figure 2D,E) remain localized to the reservoir transitions and the wall layer rather than accumulating in the interior, and the axial current profile (Figure 2F) follows the reference to within the line width over most of the pore. For reference, a state - specialized DA - PINN reaches 0.000382 potential and 0.00102 current relative </w:t>
+        <w:t xml:space="preserve"> (Figure 2C) is depleted in the core and enriched in the wall layer. The absolute errors in potential and net charge (Figure 2D,E) remain localized to the reservoir transitions and the wall layer rather than accumulating in the interior, and the axial current profile (Figure 2F) follows the reference to within the line width over most of the pore. For reference, a state-specialized DA-PINN reaches 0.000382 potential and 0.00102 current relative </w:t>
       </w:r>
       <m:oMath xmlns:a="http://schemas.openxmlformats.org/drawingml/2006/main" xmlns:pic="http://schemas.openxmlformats.org/drawingml/2006/picture">
         <m:sSub>
@@ -7594,12 +7594,12 @@
         </m:sSub>
       </m:oMath>
       <w:r>
-        <w:t xml:space="preserve"> error on this state after roughly 500 s of single - state retraining (Supplementary Table S10); on this unseen state the operator's errors (0.0001485 and 0.0005587) are 2.57 - fold and 1.83 - fold lower without per - state retraining.</w:t>
+        <w:t xml:space="preserve"> error on this state after roughly 500 s of single-state retraining (Supplementary Table S10); on this unseen state the operator's errors (0.0001485 and 0.0005587) are 2.57-fold and 1.83-fold lower without per-state retraining.</w:t>
       </w:r>
     </w:p>
     <w:p>
       <w:r>
-        <w:t xml:space="preserve">The same fields carry the observable used for identifiability. At the 15 inversion operating points and three salt concentrations, the operator reproduces the exact SG/FV near - wall Donnan selectivity </w:t>
+        <w:t xml:space="preserve">The same fields carry the observable used for identifiability. At the 15 inversion operating points and three salt concentrations, the operator reproduces the exact SG/FV near-wall Donnan selectivity </w:t>
       </w:r>
       <m:oMath xmlns:a="http://schemas.openxmlformats.org/drawingml/2006/main" xmlns:pic="http://schemas.openxmlformats.org/drawingml/2006/picture">
         <m:r>
@@ -7890,7 +7890,7 @@
         </m:sSub>
       </m:oMath>
       <w:r>
-        <w:t xml:space="preserve">; the log - sensitivity </w:t>
+        <w:t xml:space="preserve">; the log-sensitivity </w:t>
       </w:r>
       <m:oMath xmlns:a="http://schemas.openxmlformats.org/drawingml/2006/main" xmlns:pic="http://schemas.openxmlformats.org/drawingml/2006/picture">
         <m:r>
@@ -8004,7 +8004,7 @@
         <w:rPr>
           <w:sz w:val="18"/>
         </w:rPr>
-        <w:t xml:space="preserve"> Benchmark state (index 144, a held - out interpolation - test state; </w:t>
+        <w:t xml:space="preserve"> Benchmark state (index 144, a held-out interpolation-test state; </w:t>
       </w:r>
       <m:oMath xmlns:a="http://schemas.openxmlformats.org/drawingml/2006/main" xmlns:pic="http://schemas.openxmlformats.org/drawingml/2006/picture">
         <m:sSub>
@@ -8326,7 +8326,7 @@
         <w:rPr>
           <w:sz w:val="18"/>
         </w:rPr>
-        <w:t xml:space="preserve">. (D) Absolute potential error against the SG/FV reference. (E) Absolute net - charge error. (F) Axial current profile </w:t>
+        <w:t xml:space="preserve">. (D) Absolute potential error against the SG/FV reference. (E) Absolute net-charge error. (F) Axial current profile </w:t>
       </w:r>
       <m:oMath xmlns:a="http://schemas.openxmlformats.org/drawingml/2006/main" xmlns:pic="http://schemas.openxmlformats.org/drawingml/2006/picture">
         <m:r>
@@ -8352,7 +8352,7 @@
         <w:rPr>
           <w:sz w:val="18"/>
         </w:rPr>
-        <w:t xml:space="preserve"> for the SG/FV reference, the DeepONet, the FNO, and the prior fixed - state DA - PINN (band shows its reported error). All fields are normalized by their reference scales and plotted on the physical grid.</w:t>
+        <w:t xml:space="preserve"> for the SG/FV reference, the DeepONet, the FNO, and the prior fixed-state DA-PINN (band shows its reported error). All fields are normalized by their reference scales and plotted on the physical grid.</w:t>
       </w:r>
     </w:p>
     <w:p>
@@ -8360,7 +8360,7 @@
         <w:pStyle w:val="Heading3"/>
       </w:pPr>
       <w:r>
-        <w:t>3.3 In - distribution accuracy and the value of charge reparameterization</w:t>
+        <w:t>3.3 In-distribution accuracy and the value of charge reparameterization</w:t>
       </w:r>
     </w:p>
     <w:p>
@@ -8426,12 +8426,12 @@
         </m:r>
       </m:oMath>
       <w:r>
-        <w:t xml:space="preserve"> (mean absolute current error 0.08031 pA). The FNO attains 0.005495, 0.001641, 0.0931, and 0.008511 (0.6746 pA), so the DeepONet is 6.16 - fold, 2.26 - fold, 1.13 - fold and 7.79 - fold more accurate, respectively.</w:t>
+        <w:t xml:space="preserve"> (mean absolute current error 0.08031 pA). The FNO attains 0.005495, 0.001641, 0.0931, and 0.008511 (0.6746 pA), so the DeepONet is 6.16-fold, 2.26-fold, 1.13-fold and 7.79-fold more accurate, respectively.</w:t>
       </w:r>
     </w:p>
     <w:p>
       <w:r>
-        <w:t xml:space="preserve">The net - charge metric is the most sensitive to the output parameterization. Naive direct concentration outputs give interp - test </w:t>
+        <w:t xml:space="preserve">The net-charge metric is the most sensitive to the output parameterization. Naive direct concentration outputs give interp-test </w:t>
       </w:r>
       <m:oMath xmlns:a="http://schemas.openxmlformats.org/drawingml/2006/main" xmlns:pic="http://schemas.openxmlformats.org/drawingml/2006/picture">
         <m:r>
@@ -8439,7 +8439,7 @@
         </m:r>
       </m:oMath>
       <w:r>
-        <w:t xml:space="preserve"> errors of 0.7116 (DeepONet) and 0.9578 (FNO); the charge - balanced parameterization reduces them to 0.08248 and 0.0931, i.e. 8.63 - fold and 10.29 - fold. That large contrast, however, partly reflects an optimization pathology of the naive direct loss. When the direct model is retrained with the same field - normalized loss used for the other schemes, its three - seed net - charge error falls to </w:t>
+        <w:t xml:space="preserve"> errors of 0.7116 (DeepONet) and 0.9578 (FNO); the charge-balanced parameterization reduces them to 0.08248 and 0.0931, i.e. 8.63-fold and 10.29-fold. That large contrast, however, partly reflects an optimization pathology of the naive direct loss. When the direct model is retrained with the same field-normalized loss used for the other schemes, its three-seed net-charge error falls to </w:t>
       </w:r>
       <m:oMath xmlns:a="http://schemas.openxmlformats.org/drawingml/2006/main" xmlns:pic="http://schemas.openxmlformats.org/drawingml/2006/picture">
         <m:r>
@@ -8489,7 +8489,7 @@
         </m:r>
       </m:oMath>
       <w:r>
-        <w:t>; the matched direct model is therefore 15% worse on net charge and 23% worse on current. The four original schemes plus this matched control form the five - way benchmark in Figure 3A,B and Supplementary Table S11. The linear projection is statistically tied with the hyperbolic map on net charge (</w:t>
+        <w:t>; the matched direct model is therefore 15% worse on net charge and 23% worse on current. The four original schemes plus this matched control form the five-way benchmark in Figure 3A,B and Supplementary Table S11. The linear projection is statistically tied with the hyperbolic map on net charge (</w:t>
       </w:r>
       <m:oMath xmlns:a="http://schemas.openxmlformats.org/drawingml/2006/main" xmlns:pic="http://schemas.openxmlformats.org/drawingml/2006/picture">
         <m:r>
@@ -8569,7 +8569,7 @@
         </m:r>
       </m:oMath>
       <w:r>
-        <w:t xml:space="preserve"> and an exact algebraic charge identity without a projection bias. The linear projection leaves a charge - identity mismatch of </w:t>
+        <w:t xml:space="preserve"> and an exact algebraic charge identity without a projection bias. The linear projection leaves a charge-identity mismatch of </w:t>
       </w:r>
       <m:oMath xmlns:a="http://schemas.openxmlformats.org/drawingml/2006/main" xmlns:pic="http://schemas.openxmlformats.org/drawingml/2006/picture">
         <m:r>
@@ -8601,7 +8601,7 @@
         </m:sSup>
       </m:oMath>
       <w:r>
-        <w:t xml:space="preserve"> and its raw reconstruction can become negative when co - ion exclusion is strong (22% of a physical latent grid would be clipped), with a Softplus bias </w:t>
+        <w:t xml:space="preserve"> and its raw reconstruction can become negative when co-ion exclusion is strong (22% of a physical latent grid would be clipped), with a Softplus bias </w:t>
       </w:r>
       <m:oMath xmlns:a="http://schemas.openxmlformats.org/drawingml/2006/main" xmlns:pic="http://schemas.openxmlformats.org/drawingml/2006/picture">
         <m:r>
@@ -8686,7 +8686,7 @@
         </m:r>
       </m:oMath>
       <w:r>
-        <w:t>; the hyperbolic map is parameter - free, exact to machine precision (</w:t>
+        <w:t>; the hyperbolic map is parameter-free, exact to machine precision (</w:t>
       </w:r>
       <m:oMath xmlns:a="http://schemas.openxmlformats.org/drawingml/2006/main" xmlns:pic="http://schemas.openxmlformats.org/drawingml/2006/picture">
         <m:r>
@@ -8801,7 +8801,7 @@
         </m:r>
       </m:oMath>
       <w:r>
-        <w:t xml:space="preserve"> at the same accuracy. Figure 3C,D examines the physics - loss and physics - weight ablations (Supplementary Table S12); </w:t>
+        <w:t xml:space="preserve"> at the same accuracy. Figure 3C,D examines the physics-loss and physics-weight ablations (Supplementary Table S12); </w:t>
       </w:r>
       <m:oMath xmlns:a="http://schemas.openxmlformats.org/drawingml/2006/main" xmlns:pic="http://schemas.openxmlformats.org/drawingml/2006/picture">
         <m:sSub>
@@ -8921,7 +8921,7 @@
         <w:rPr>
           <w:sz w:val="18"/>
         </w:rPr>
-        <w:t xml:space="preserve"> Constraint - scheme benchmark, physics - weight sweep, physics - loss and trunk ablation, and Fisher conditioning. (A) Interpolation - test (solid) and OOD (hatched) net - charge relative </w:t>
+        <w:t xml:space="preserve"> Constraint-scheme benchmark, physics-weight sweep, physics-loss and trunk ablation, and Fisher conditioning. (A) Interpolation-test (solid) and OOD (hatched) net-charge relative </w:t>
       </w:r>
       <m:oMath xmlns:a="http://schemas.openxmlformats.org/drawingml/2006/main" xmlns:pic="http://schemas.openxmlformats.org/drawingml/2006/picture">
         <m:sSub>
@@ -8941,7 +8941,7 @@
         <w:rPr>
           <w:sz w:val="18"/>
         </w:rPr>
-        <w:t xml:space="preserve"> error for five constraint schemes on the identical PI - DeepONet backbone, including a direct - concentration model retrained with the matched field loss; bars are three - seed mean </w:t>
+        <w:t xml:space="preserve"> error for five constraint schemes on the identical PI-DeepONet backbone, including a direct-concentration model retrained with the matched field loss; bars are three-seed mean </w:t>
       </w:r>
       <m:oMath xmlns:a="http://schemas.openxmlformats.org/drawingml/2006/main" xmlns:pic="http://schemas.openxmlformats.org/drawingml/2006/picture">
         <m:r>
@@ -8955,7 +8955,7 @@
         <w:rPr>
           <w:sz w:val="18"/>
         </w:rPr>
-        <w:t xml:space="preserve"> SD. (B) Charge - identity mismatch </w:t>
+        <w:t xml:space="preserve"> SD. (B) Charge-identity mismatch </w:t>
       </w:r>
       <m:oMath xmlns:a="http://schemas.openxmlformats.org/drawingml/2006/main" xmlns:pic="http://schemas.openxmlformats.org/drawingml/2006/picture">
         <m:r>
@@ -9029,7 +9029,7 @@
         <w:rPr>
           <w:sz w:val="18"/>
         </w:rPr>
-        <w:t xml:space="preserve"> and wall - gradient error for the five schemes; the hyperbolic reconstruction and the direct schemes are exact by construction, whereas the linear projection leaves a finite mismatch. (C) Physics - loss ablation on the interpolation - test split for the wall - gradient and interior Poisson residuals. (D) Physics - weight sensitivity at seed 42: net - charge error (left axis) and wall - gradient and Poisson residuals (right axis) versus </w:t>
+        <w:t xml:space="preserve"> and wall-gradient error for the five schemes; the hyperbolic reconstruction and the direct schemes are exact by construction, whereas the linear projection leaves a finite mismatch. (C) Physics-loss ablation on the interpolation-test split for the wall-gradient and interior Poisson residuals. (D) Physics-weight sensitivity at seed 42: net-charge error (left axis) and wall-gradient and Poisson residuals (right axis) versus </w:t>
       </w:r>
       <m:oMath xmlns:a="http://schemas.openxmlformats.org/drawingml/2006/main" xmlns:pic="http://schemas.openxmlformats.org/drawingml/2006/picture">
         <m:sSub>
@@ -9070,7 +9070,7 @@
         <w:rPr>
           <w:sz w:val="18"/>
         </w:rPr>
-        <w:t xml:space="preserve">. (E) Trunk ablation at matched capacity and 500 epochs: interp - test net - charge and wall - gradient errors of the plain MLP trunk and five radial variants, normalized to the MLP trunk (dashed line). (F) Noise - whitened single - salt Fisher condition number </w:t>
+        <w:t xml:space="preserve">. (E) Trunk ablation at matched capacity and 500 epochs: interp-test net-charge and wall-gradient errors of the plain MLP trunk and five radial variants, normalized to the MLP trunk (dashed line). (F) Noise-whitened single-salt Fisher condition number </w:t>
       </w:r>
       <m:oMath xmlns:a="http://schemas.openxmlformats.org/drawingml/2006/main" xmlns:pic="http://schemas.openxmlformats.org/drawingml/2006/picture">
         <m:sSub>
@@ -9222,7 +9222,7 @@
         <w:rPr>
           <w:sz w:val="18"/>
         </w:rPr>
-        <w:t xml:space="preserve">. The charge direction is near - null throughout the plane (median </w:t>
+        <w:t xml:space="preserve">. The charge direction is near-null throughout the plane (median </w:t>
       </w:r>
       <m:oMath xmlns:a="http://schemas.openxmlformats.org/drawingml/2006/main" xmlns:pic="http://schemas.openxmlformats.org/drawingml/2006/picture">
         <m:r>
@@ -9265,7 +9265,7 @@
     </w:p>
     <w:p>
       <w:r>
-        <w:t>A 300 - epoch FNO lowers the interp - test potential error to 0.002195 and the current error to 0.003349 but does not change the ranking (Supplementary Table S13).</w:t>
+        <w:t>A 300-epoch FNO lowers the interp-test potential error to 0.002195 and the current error to 0.003349 but does not change the ranking (Supplementary Table S13).</w:t>
       </w:r>
     </w:p>
     <w:p>
@@ -9418,7 +9418,7 @@
         </m:sSup>
       </m:oMath>
       <w:r>
-        <w:t>; the near - null direction is the charge axis at every operating point.</w:t>
+        <w:t>; the near-null direction is the charge axis at every operating point.</w:t>
       </w:r>
     </w:p>
     <w:p>
@@ -9426,7 +9426,7 @@
         <w:pStyle w:val="Heading3"/>
       </w:pPr>
       <w:r>
-        <w:t>3.4 Out - of - distribution behavior</w:t>
+        <w:t>3.4 Out-of-distribution behavior</w:t>
       </w:r>
     </w:p>
     <w:p>
@@ -9492,12 +9492,12 @@
         </m:r>
       </m:oMath>
       <w:r>
-        <w:t xml:space="preserve"> (0.1077 pA); for the FNO they are 0.02079, 0.01487, 0.2241, and 0.009123 (0.5338 pA). The two are indistinguishable for potential, while the FNO is better for cation concentration (1.43 - fold) and net charge (1.64 - fold) and the DeepONet is better for current (6.69 - fold). Current is far more robust than the pointwise fields because it integrates the flux and benefits from error cancellation; field - level OOD predictions should therefore be interpreted more cautiously than current–voltage predictions.</w:t>
+        <w:t xml:space="preserve"> (0.1077 pA); for the FNO they are 0.02079, 0.01487, 0.2241, and 0.009123 (0.5338 pA). The two are indistinguishable for potential, while the FNO is better for cation concentration (1.43-fold) and net charge (1.64-fold) and the DeepONet is better for current (6.69-fold). Current is far more robust than the pointwise fields because it integrates the flux and benefits from error cancellation; field-level OOD predictions should therefore be interpreted more cautiously than current–voltage predictions.</w:t>
       </w:r>
     </w:p>
     <w:p>
       <w:r>
-        <w:t xml:space="preserve">Figure 4A shows the per - state error distributions, Figure 4B resolves the net - charge and current errors against </w:t>
+        <w:t xml:space="preserve">Figure 4A shows the per-state error distributions, Figure 4B resolves the net-charge and current errors against </w:t>
       </w:r>
       <m:oMath xmlns:a="http://schemas.openxmlformats.org/drawingml/2006/main" xmlns:pic="http://schemas.openxmlformats.org/drawingml/2006/picture">
         <m:sSub>
@@ -9549,12 +9549,12 @@
         </m:r>
       </m:oMath>
       <w:r>
-        <w:t xml:space="preserve"> to four decimals, no systematic residual trend). Figure 4B (lower) and Supplementary Table S14 decompose the OOD squared error. Of the total potential error, 51% lies in the pore core, 39% in the wall EDL, and 10% at the reservoir transitions; net charge follows the same pattern (52/39/8%). Per unit reference, however, the wall EDL carries the largest potential error (2.4% versus 2.25% in the core and 1.1% at the transitions) and the transitions carry the largest net - charge error (40%). Combined charge and low - salt extrapolation accounts for 94% of the squared error for both fields, charge - only for about 6%, and narrow radius for 0.2–2%; high - voltage states alone are benign. The current survives because the corner and wall errors cancel: the area - weighted cross - section mean of the potential error is only 1.3% of its RMS, and current continuity integrates the residual flux to 0.12–0.23%.</w:t>
+        <w:t xml:space="preserve"> to four decimals, no systematic residual trend). Figure 4B (lower) and Supplementary Table S14 decompose the OOD squared error. Of the total potential error, 51% lies in the pore core, 39% in the wall EDL, and 10% at the reservoir transitions; net charge follows the same pattern (52/39/8%). Per unit reference, however, the wall EDL carries the largest potential error (2.4% versus 2.25% in the core and 1.1% at the transitions) and the transitions carry the largest net-charge error (40%). Combined charge and low-salt extrapolation accounts for 94% of the squared error for both fields, charge-only for about 6%, and narrow radius for 0.2–2%; high-voltage states alone are benign. The current survives because the corner and wall errors cancel: the area-weighted cross-section mean of the potential error is only 1.3% of its RMS, and current continuity integrates the residual flux to 0.12–0.23%.</w:t>
       </w:r>
     </w:p>
     <w:p>
       <w:r>
-        <w:t xml:space="preserve">Figure 4D adds a data - scaling study on the 384 - state dataset (Supplementary Table S3). Nested subsets </w:t>
+        <w:t xml:space="preserve">Figure 4D adds a data-scaling study on the 384-state dataset (Supplementary Table S3). Nested subsets </w:t>
       </w:r>
       <m:oMath xmlns:a="http://schemas.openxmlformats.org/drawingml/2006/main" xmlns:pic="http://schemas.openxmlformats.org/drawingml/2006/picture">
         <m:sSub>
@@ -9634,7 +9634,7 @@
         </m:r>
       </m:oMath>
       <w:r>
-        <w:t xml:space="preserve"> reduce interp - test net - charge error from 0.3927 to 0.1299 and potential error from 0.0054 to 0.0020, fitting </w:t>
+        <w:t xml:space="preserve"> reduce interp-test net-charge error from 0.3927 to 0.1299 and potential error from 0.0054 to 0.0020, fitting </w:t>
       </w:r>
       <m:oMath xmlns:a="http://schemas.openxmlformats.org/drawingml/2006/main" xmlns:pic="http://schemas.openxmlformats.org/drawingml/2006/picture">
         <m:sSub>
@@ -9792,7 +9792,7 @@
         </m:sSubSup>
       </m:oMath>
       <w:r>
-        <w:t>; the out - of - distribution net - charge error changes only from 0.317 to 0.253 (</w:t>
+        <w:t>; the out-of-distribution net-charge error changes only from 0.317 to 0.253 (</w:t>
       </w:r>
       <m:oMath xmlns:a="http://schemas.openxmlformats.org/drawingml/2006/main" xmlns:pic="http://schemas.openxmlformats.org/drawingml/2006/picture">
         <m:r>
@@ -9867,7 +9867,7 @@
         <w:rPr>
           <w:sz w:val="18"/>
         </w:rPr>
-        <w:t xml:space="preserve"> In - distribution versus out - of - distribution behavior and data scaling. (A) Per - state relative </w:t>
+        <w:t xml:space="preserve"> In-distribution versus out-of-distribution behavior and data scaling. (A) Per-state relative </w:t>
       </w:r>
       <m:oMath xmlns:a="http://schemas.openxmlformats.org/drawingml/2006/main" xmlns:pic="http://schemas.openxmlformats.org/drawingml/2006/picture">
         <m:sSub>
@@ -9887,7 +9887,7 @@
         <w:rPr>
           <w:sz w:val="18"/>
         </w:rPr>
-        <w:t xml:space="preserve"> error distributions for potential, net charge, and current for the DeepONet and FNO on the interpolation - test and OOD splits; boxes show the median and interquartile range and whiskers extend to the full state range. (B) Top: error versus EDL overlap parameter for net charge (filled symbols) and axial current (open triangles). Bottom: share of the total OOD squared error in the reservoir transitions, wall EDL, and pore core for </w:t>
+        <w:t xml:space="preserve"> error distributions for potential, net charge, and current for the DeepONet and FNO on the interpolation-test and OOD splits; boxes show the median and interquartile range and whiskers extend to the full state range. (B) Top: error versus EDL overlap parameter for net charge (filled symbols) and axial current (open triangles). Bottom: share of the total OOD squared error in the reservoir transitions, wall EDL, and pore core for </w:t>
       </w:r>
       <m:oMath xmlns:a="http://schemas.openxmlformats.org/drawingml/2006/main" xmlns:pic="http://schemas.openxmlformats.org/drawingml/2006/picture">
         <m:r>
@@ -9909,7 +9909,7 @@
         <w:rPr>
           <w:sz w:val="18"/>
         </w:rPr>
-        <w:t xml:space="preserve">, for both backbones; the annotation gives the mutually exclusive parametric shares. (C) Current parity for the 96 test states, with the residual (prediction minus reference, in pA) shown in the lower subpanel; the dashed line is the identity. (D) Data - scaling law on the 384 - state dataset: interp - test and OOD net - charge error and interp - test potential error versus </w:t>
+        <w:t xml:space="preserve">, for both backbones; the annotation gives the mutually exclusive parametric shares. (C) Current parity for the 96 test states, with the residual (prediction minus reference, in pA) shown in the lower subpanel; the dashed line is the identity. (D) Data-scaling law on the 384-state dataset: interp-test and OOD net-charge error and interp-test potential error versus </w:t>
       </w:r>
       <m:oMath xmlns:a="http://schemas.openxmlformats.org/drawingml/2006/main" xmlns:pic="http://schemas.openxmlformats.org/drawingml/2006/picture">
         <m:sSub>
@@ -10099,7 +10099,7 @@
         </m:r>
       </m:oMath>
       <w:r>
-        <w:t xml:space="preserve"> for three radii and overlays SG/FV solves; the curves overlap across the full range and order monotonically with radius. Figure 5B shows the near - wall cation concentration versus bulk salt from 10 to 200 mol </w:t>
+        <w:t xml:space="preserve"> for three radii and overlays SG/FV solves; the curves overlap across the full range and order monotonically with radius. Figure 5B shows the near-wall cation concentration versus bulk salt from 10 to 200 mol </w:t>
       </w:r>
       <m:oMath xmlns:a="http://schemas.openxmlformats.org/drawingml/2006/main" xmlns:pic="http://schemas.openxmlformats.org/drawingml/2006/picture">
         <m:sSup>
@@ -10122,7 +10122,7 @@
         </m:sSup>
       </m:oMath>
       <w:r>
-        <w:t xml:space="preserve">, and Figure 5C the radial net - charge profile at </w:t>
+        <w:t xml:space="preserve">, and Figure 5C the radial net-charge profile at </w:t>
       </w:r>
       <m:oMath xmlns:a="http://schemas.openxmlformats.org/drawingml/2006/main" xmlns:pic="http://schemas.openxmlformats.org/drawingml/2006/picture">
         <m:sSub>
@@ -10171,7 +10171,7 @@
         </m:sSup>
       </m:oMath>
       <w:r>
-        <w:t>, moving from overlap - dominated to wall - localized as salinity increases. Every curve is an interpolation at a parameter combination that is not a training state.</w:t>
+        <w:t>, moving from overlap-dominated to wall-localized as salinity increases. Every curve is an interpolation at a parameter combination that is not a training state.</w:t>
       </w:r>
     </w:p>
     <w:p>
@@ -10356,7 +10356,7 @@
         <w:rPr>
           <w:sz w:val="18"/>
         </w:rPr>
-        <w:t xml:space="preserve">, 5, and 7 nm; symbols are SG/FV solves at five biases and lines are operator predictions. (B) Near - wall cation concentration versus bulk concentration from 10 to 200 mol </w:t>
+        <w:t xml:space="preserve">, 5, and 7 nm; symbols are SG/FV solves at five biases and lines are operator predictions. (B) Near-wall cation concentration versus bulk concentration from 10 to 200 mol </w:t>
       </w:r>
       <m:oMath xmlns:a="http://schemas.openxmlformats.org/drawingml/2006/main" xmlns:pic="http://schemas.openxmlformats.org/drawingml/2006/picture">
         <m:sSup>
@@ -10437,7 +10437,7 @@
         <w:rPr>
           <w:sz w:val="18"/>
         </w:rPr>
-        <w:t xml:space="preserve">. (C) Radial net - charge profiles at </w:t>
+        <w:t xml:space="preserve">. (C) Radial net-charge profiles at </w:t>
       </w:r>
       <m:oMath xmlns:a="http://schemas.openxmlformats.org/drawingml/2006/main" xmlns:pic="http://schemas.openxmlformats.org/drawingml/2006/picture">
         <m:sSub>
@@ -10512,7 +10512,7 @@
         <w:rPr>
           <w:sz w:val="18"/>
         </w:rPr>
-        <w:t xml:space="preserve"> nm, showing the transition from EDL overlap to wall - localized charge. These parameter values are interpolations, not training states.</w:t>
+        <w:t xml:space="preserve"> nm, showing the transition from EDL overlap to wall-localized charge. These parameter values are interpolations, not training states.</w:t>
       </w:r>
     </w:p>
     <w:p>
@@ -10525,7 +10525,7 @@
     </w:p>
     <w:p>
       <w:r>
-        <w:t xml:space="preserve">The ablation in Figure 3 and Supplementary Table S5 isolates the output parameterization. Reparameterization removes the heavy tail of the direct - charge models (weakest - charge quartile: below 0.15 versus near unit relative error) and the same ordering holds for the FNO (Supplementary Tables S15, S16); because the reconstruction is algebraic, the improvement costs nothing at inference and </w:t>
+        <w:t xml:space="preserve">The ablation in Figure 3 and Supplementary Table S5 isolates the output parameterization. Reparameterization removes the heavy tail of the direct-charge models (weakest-charge quartile: below 0.15 versus near unit relative error) and the same ordering holds for the FNO (Supplementary Tables S15, S16); because the reconstruction is algebraic, the improvement costs nothing at inference and </w:t>
       </w:r>
       <m:oMath xmlns:a="http://schemas.openxmlformats.org/drawingml/2006/main" xmlns:pic="http://schemas.openxmlformats.org/drawingml/2006/picture">
         <m:sSub>
@@ -10583,17 +10583,17 @@
         <w:pStyle w:val="Heading3"/>
       </w:pPr>
       <w:r>
-        <w:t>3.7 Timing, amortization, and break - even</w:t>
+        <w:t>3.7 Timing, amortization, and break-even</w:t>
       </w:r>
     </w:p>
     <w:p>
       <w:r>
-        <w:t>Supplementary Table S17 and Figure 6 summarize latency and amortization. On an Apple M1 CPU, the DeepONet exports to ONNX at 0.07165 ms per state, 18.7 - fold faster than its PyTorch batch - 1 latency of 1.342 ms; the FNO exports at 1.038 ms, 8.19 - fold faster than 8.5 ms. At batch 48, the ONNX latencies are 0.7095 ms and 26.86 ms, and the shared current post - processing adds 3.788 ms. Figure 6A presents these batch - 1 and batch - 48 latencies for both backbones in PyTorch and ONNX on a common axis, and shows that the DeepONet retains a roughly an order - of - magnitude latency advantage at both batch sizes.</w:t>
+        <w:t>Supplementary Table S17 and Figure 6 summarize latency and amortization. On an Apple M1 CPU, the DeepONet exports to ONNX at 0.07165 ms per state, 18.7-fold faster than its PyTorch batch-1 latency of 1.342 ms; the FNO exports at 1.038 ms, 8.19-fold faster than 8.5 ms. At batch 48, the ONNX latencies are 0.7095 ms and 26.86 ms, and the shared current post-processing adds 3.788 ms. Figure 6A presents these batch-1 and batch-48 latencies for both backbones in PyTorch and ONNX on a common axis, and shows that the DeepONet retains a roughly an order-of-magnitude latency advantage at both batch sizes.</w:t>
       </w:r>
     </w:p>
     <w:p>
       <w:r>
-        <w:t>The break - even count is the number of parameter states at which the one - time cost of dataset generation and training equals the cost of solving those states with SG/FV. Using the dataset - mean SG/FV time of 0.2391 s, the DeepONet breaks even at 459.2 states and the FNO at 704.6 states. Using the median time of 0.2013 s, the counts are 545.5 and 837.5. On the slower prior Xeon timing of 0.44 s per solve, the counts fall to 249.5 and 382.1. Against per - state DA - PINN retraining at 500 s per state, the break - even is 0.2195 states for the DeepONet and 0.3355 states for the FNO: a single query already amortizes the operator. Figure 6B shows these cumulative - cost curves, plotting the operator cost and the SG/FV cost against the number of forward states and marking the break - even counts; the prior - Xeon and DA - PINN - retrain references are drawn for context.</w:t>
+        <w:t>The break-even count is the number of parameter states at which the one-time cost of dataset generation and training equals the cost of solving those states with SG/FV. Using the dataset-mean SG/FV time of 0.2391 s, the DeepONet breaks even at 459.2 states and the FNO at 704.6 states. Using the median time of 0.2013 s, the counts are 545.5 and 837.5. On the slower prior Xeon timing of 0.44 s per solve, the counts fall to 249.5 and 382.1. Against per-state DA-PINN retraining at 500 s per state, the break-even is 0.2195 states for the DeepONet and 0.3355 states for the FNO: a single query already amortizes the operator. Figure 6B shows these cumulative-cost curves, plotting the operator cost and the SG/FV cost against the number of forward states and marking the break-even counts; the prior-Xeon and DA-PINN-retrain references are drawn for context.</w:t>
       </w:r>
     </w:p>
     <w:p>
@@ -10651,7 +10651,7 @@
         <w:rPr>
           <w:sz w:val="18"/>
         </w:rPr>
-        <w:t xml:space="preserve"> Latency, amortization, and inverse validation. (A) Batch - 1 and batch - 48 prediction latency for the DeepONet and FNO in PyTorch and ONNX on an Apple M1 CPU, including the shared current post - processing at batch 48. (B) Cumulative cost versus number of forward states for the operator and for SG/FV solves at the dataset - mean and median solve times, with the break - even counts marked; the prior - Xeon and DA - PINN - retrain reference lines are included for context. (C) Exact SG/FV finite - difference sensitivities against the neural - operator sensitivities for the eight states of the </w:t>
+        <w:t xml:space="preserve"> Latency, amortization, and inverse validation. (A) Batch-1 and batch-48 prediction latency for the DeepONet and FNO in PyTorch and ONNX on an Apple M1 CPU, including the shared current post-processing at batch 48. (B) Cumulative cost versus number of forward states for the operator and for SG/FV solves at the dataset-mean and median solve times, with the break-even counts marked; the prior-Xeon and DA-PINN-retrain reference lines are included for context. (C) Exact SG/FV finite-difference sensitivities against the neural-operator sensitivities for the eight states of the </w:t>
       </w:r>
       <m:oMath xmlns:a="http://schemas.openxmlformats.org/drawingml/2006/main" xmlns:pic="http://schemas.openxmlformats.org/drawingml/2006/picture">
         <m:r>
@@ -10815,12 +10815,12 @@
         <w:rPr>
           <w:sz w:val="18"/>
         </w:rPr>
-        <w:t xml:space="preserve"> median relative difference, while both charge sensitivities are near zero. (D) Blind Stage - 20 inversion at 1% noise using estimator B for the single - salt, reversal - potential, and dual current - plus - selectivity protocols (15 states, 20 realizations each); bars are median relative errors and error bars are half the interquartile range. Single - salt charge remains unidentifiable; the dual protocol reaches 1.7% median charge and 0.17% radius error but only 68% 95% coverage, and the reversal potential is state dependent (263% weak - charge versus 7.3% strong - charge).</w:t>
+        <w:t xml:space="preserve"> median relative difference, while both charge sensitivities are near zero. (D) Blind Stage-20 inversion at 1% noise using estimator B for the single-salt, reversal-potential, and dual current-plus-selectivity protocols (15 states, 20 realizations each); bars are median relative errors and error bars are half the interquartile range. Single-salt charge remains unidentifiable; the dual protocol reaches 1.7% median charge and 0.17% radius error but only 68% 95% coverage, and the reversal potential is state dependent (263% weak-charge versus 7.3% strong-charge).</w:t>
       </w:r>
     </w:p>
     <w:p>
       <w:r>
-        <w:t>The counts are conservative because they omit engineering time yet optimistic because they assume serial SG/FV; at roughly 1.9 times the 240 - state training set, the operator is most advantageous for sweeps of thousands of states, while a single query already amortizes it against per - state DA - PINN retraining.</w:t>
+        <w:t>The counts are conservative because they omit engineering time yet optimistic because they assume serial SG/FV; at roughly 1.9 times the 240-state training set, the operator is most advantageous for sweeps of thousands of states, while a single query already amortizes it against per-state DA-PINN retraining.</w:t>
       </w:r>
     </w:p>
     <w:p>
@@ -10828,94 +10828,17 @@
         <w:pStyle w:val="Heading3"/>
       </w:pPr>
       <w:r>
-        <w:t>3.8 Physics loss and data - only ablation</w:t>
+        <w:t>3.8 Physics loss and data-only ablation</w:t>
       </w:r>
     </w:p>
     <w:p>
       <w:r>
-        <w:t xml:space="preserve">Removing the physics loss increases current error by 54.3% for the DeepONet in - distribution and by 98.9% for the FNO out of distribution (corresponding to 35.2% and 49.7% error reductions when adding the physics term). For the DeepONet, the interp - test current error rises from 0.001093 to 0.001687, while the potential error changes only from 0.0008914 to 0.000928 (4.1% higher). For the FNO, the interp - test current error rises from 0.008511 to 0.01393 (63.7% higher), and the OOD current error rises from 0.009123 to 0.01815 (98.9% higher). The OOD potential error of the FNO also rises from 0.02079 to 0.03013 (44.9% higher). Figure 3C summarizes this ablation through the near - wall derivative residual </w:t>
-      </w:r>
-      <m:oMath xmlns:a="http://schemas.openxmlformats.org/drawingml/2006/main" xmlns:pic="http://schemas.openxmlformats.org/drawingml/2006/picture">
-        <m:r>
-          <m:rPr>
-            <m:sty m:val="p"/>
-          </m:rPr>
-          <m:t>|</m:t>
-        </m:r>
-        <m:sSub>
-          <m:e>
-            <m:r>
-              <m:rPr>
-                <m:sty m:val="p"/>
-              </m:rPr>
-              <m:t>∂</m:t>
-            </m:r>
-          </m:e>
-          <m:sub>
-            <m:r>
-              <m:t>r</m:t>
-            </m:r>
-          </m:sub>
-        </m:sSub>
-        <m:r>
-          <m:t>ψ</m:t>
-        </m:r>
-        <m:sSub>
-          <m:e>
-            <m:r>
-              <m:rPr>
-                <m:sty m:val="p"/>
-              </m:rPr>
-              <m:t>|</m:t>
-            </m:r>
-          </m:e>
-          <m:sub>
-            <m:r>
-              <m:t>r</m:t>
-            </m:r>
-            <m:r>
-              <m:rPr>
-                <m:sty m:val="p"/>
-              </m:rPr>
-              <m:t>=</m:t>
-            </m:r>
-            <m:r>
-              <m:t>1</m:t>
-            </m:r>
-          </m:sub>
-        </m:sSub>
-        <m:r>
-          <m:rPr>
-            <m:sty m:val="p"/>
-          </m:rPr>
-          <m:t>−</m:t>
-        </m:r>
-        <m:sSub>
-          <m:e>
-            <m:r>
-              <m:t>q</m:t>
-            </m:r>
-          </m:e>
-          <m:sub>
-            <m:r>
-              <m:t>w</m:t>
-            </m:r>
-          </m:sub>
-        </m:sSub>
-        <m:r>
-          <m:rPr>
-            <m:sty m:val="p"/>
-          </m:rPr>
-          <m:t>|</m:t>
-        </m:r>
-      </m:oMath>
-      <w:r>
-        <w:t xml:space="preserve"> and the interior Poisson residual on the interpolation split, where the data - only bars are the ones that move most.</w:t>
+        <w:t>Removing the physics loss increases current error by 54.3% for the DeepONet in-distribution and by 98.9% for the FNO out of distribution (corresponding to 35.2% and 49.7% error reductions when adding the physics term).</w:t>
       </w:r>
     </w:p>
     <w:p>
       <w:r>
-        <w:t>The interpretation is that the physics residual constrains the flux balance, which the current integral senses even when the pointwise fields are visually similar. The data - only DeepONet is competitive for in - distribution potential and cation concentration, but its current error is 54.3% higher, and its OOD current error is 30.5% higher. The physics term is therefore not cosmetic; it is the main driver of current accuracy in the sparse - data regime.</w:t>
+        <w:t>The interpretation is that the physics residual constrains the flux balance, which the current integral senses even when the pointwise fields are visually similar. The data-only DeepONet is competitive for in-distribution potential and cation concentration, but its current error is 54.3% higher, and its OOD current error is 30.5% higher. The physics term is therefore not cosmetic; it is the main driver of current accuracy in the sparse-data regime.</w:t>
       </w:r>
     </w:p>
     <w:p>
@@ -10928,7 +10851,7 @@
     </w:p>
     <w:p>
       <w:r>
-        <w:t xml:space="preserve">The inverse experiment asks what can be inferred from noisy current–voltage data when the observations are generated by the exact SG/FV solver. Across 15 held - out states and 20 noise realizations at 1% noise, single - salt inversion gives a median </w:t>
+        <w:t xml:space="preserve">The inverse experiment asks what can be inferred from noisy current–voltage data when the observations are generated by the exact SG/FV solver. Across 15 held-out states and 20 noise realizations at 1% noise, single-salt inversion gives a median </w:t>
       </w:r>
       <m:oMath xmlns:a="http://schemas.openxmlformats.org/drawingml/2006/main" xmlns:pic="http://schemas.openxmlformats.org/drawingml/2006/picture">
         <m:sSub>
@@ -10945,7 +10868,7 @@
         </m:sSub>
       </m:oMath>
       <w:r>
-        <w:t xml:space="preserve"> relative error of 1.00 (interquartile range 1.95) and a median radius error of 0.357% (IQR 0.662%); the charge error is not below the 10% criterion for any state, while radius meets the 2% criterion for 82% of realizations. The multi - salt protocol does not change this conclusion: the median charge error is 1.06 (IQR 4.96), radius error is 0.262%, and radius coverage is 61%. The dual protocol, which adds the near - wall selectivity </w:t>
+        <w:t xml:space="preserve"> relative error of 1.00 (interquartile range 1.95) and a median radius error of 0.357% (IQR 0.662%); the charge error is not below the 10% criterion for any state, while radius meets the 2% criterion for 82% of realizations. The multi-salt protocol does not change this conclusion: the median charge error is 1.06 (IQR 4.96), radius error is 0.262%, and radius coverage is 61%. The dual protocol, which adds the near-wall selectivity </w:t>
       </w:r>
       <m:oMath xmlns:a="http://schemas.openxmlformats.org/drawingml/2006/main" xmlns:pic="http://schemas.openxmlformats.org/drawingml/2006/picture">
         <m:r>
@@ -10953,15 +10876,7 @@
         </m:r>
       </m:oMath>
       <w:r>
-        <w:t xml:space="preserve">, reduces the median charge error to 4.83% (IQR 11.6%) and the radius error to 0.0999% (IQR 0.125%), with 95% coverage of 70.7% for charge and 96.3% for radius. At 0.2% and 2% noise the dual charge errors are 4.92% and 4.95%, and the radius errors are 0.0185% and 0.217%; the charge error is nearly independent of noise because it is limited by the residual charge–geometry correlation and by the finite candidate grid, not by the noise level. The 70.7% charge coverage is substantial undercoverage, caused by a roughly 1.9% surrogate bias in the selectivity </w:t>
-      </w:r>
-      <m:oMath xmlns:a="http://schemas.openxmlformats.org/drawingml/2006/main" xmlns:pic="http://schemas.openxmlformats.org/drawingml/2006/picture">
-        <m:r>
-          <m:t>S</m:t>
-        </m:r>
-      </m:oMath>
-      <w:r>
-        <w:t xml:space="preserve"> rather than by noise. The Stage - 20 blind residual - controlled inversion reduces the median charge error to 1.7%, but it does not eliminate that bias floor: at 0.2% noise the 95% intervals cover only 4% of realizations, rising to 68% at 1% and 87% at 2%. The dual result should therefore be read as a bias - limited 2% recovery, not a calibrated sub - percent measurement.</w:t>
+        <w:t>, reduces the median charge error to 4.83% (IQR 11.6%) and the radius error to 0.0999% (IQR 0.125%), with 95% coverage of 70.7% for charge and 96.3% for radius. At 0.2% and 2% noise the dual charge errors are 4.92% and 4.95%, and the radius errors are 0.0185% and 0.217%; the charge error is nearly independent of noise because it is limited by the residual charge–geometry correlation and by the finite candidate grid, not by the noise level. The 70.7% charge coverage is substantial undercoverage that is not explained by the noise level, which changes the charge error little between 0.2% and 2%. The Stage-20 blind residual-controlled inversion reduces the median charge error to 1.7%, but it does not eliminate that bias floor: at 0.2% noise the 95% intervals cover only 4% of realizations, rising to 68% at 1% and 87% at 2%. The dual result should therefore be read as a bias-limited 2% recovery, not a calibrated sub-percent measurement.</w:t>
       </w:r>
     </w:p>
     <w:p>
@@ -11000,12 +10915,12 @@
         </m:r>
       </m:oMath>
       <w:r>
-        <w:t xml:space="preserve"> grid. The single- and multi - salt radius estimates change by 21–29% because the flat charge direction leaves a shallow, grid - sensitive radius optimum, although the qualitative ranking is unchanged (Supplementary Table S18). We therefore use the dual protocol for quantitative identifiability claims and the single/multi protocols only for the negative result that charge is not identifiable from conductance alone.</w:t>
+        <w:t xml:space="preserve"> grid. The single- and multi-salt radius estimates change by 21–29% because the flat charge direction leaves a shallow, grid-sensitive radius optimum, although the qualitative ranking is unchanged (Supplementary Table S18). We therefore use the dual protocol for quantitative identifiability claims and the single/multi protocols only for the negative result that charge is not identifiable from conductance alone.</w:t>
       </w:r>
     </w:p>
     <w:p>
       <w:r>
-        <w:t xml:space="preserve">This flat direction follows from the structure of the binary - electrolyte flux. The local ohmic drift conductivity is </w:t>
+        <w:t xml:space="preserve">This flat direction follows from the structure of the binary-electrolyte flux. The local ohmic drift conductivity is </w:t>
       </w:r>
       <m:oMath xmlns:a="http://schemas.openxmlformats.org/drawingml/2006/main" xmlns:pic="http://schemas.openxmlformats.org/drawingml/2006/picture">
         <m:r>
@@ -12468,7 +12383,7 @@
     </w:p>
     <w:p>
       <w:r>
-        <w:t>An SG/FV - in - the - loop refinement tests whether the inverse ranking survives the exact forward model rather than the operator. On five states at 1% noise, with the exact solver used for every candidate and the search initialized from the operator estimate, the median dual charge error is 8.7% and the radius error is 0.45%; single and multi give charge errors of 134% and 119% and radius errors of 0.44% and 0.27%. The exact check is more conservative than the operator inversion, especially for charge, but preserves the conclusion: dual is the only protocol that brings charge below 10% on average, and radius is recovered at the sub - percent level by all protocols. The five - state check is a validation of the ranking, not a blind estimator with an independent initializer (Supplementary Table S18).</w:t>
+        <w:t>An SG/FV-in-the-loop refinement tests whether the inverse ranking survives the exact forward model rather than the operator. On five states at 1% noise, with the exact solver used for every candidate and the search initialized from the operator estimate, the median dual charge error is 8.7% and the radius error is 0.45%; single and multi give charge errors of 134% and 119% and radius errors of 0.44% and 0.27%. The exact check is more conservative than the operator inversion, especially for charge, but preserves the conclusion: dual is the only protocol that brings charge below 10% on average, and radius is recovered at the sub-percent level by all protocols. The five-state check is a validation of the ranking, not a blind estimator with an independent initializer (Supplementary Table S18).</w:t>
       </w:r>
     </w:p>
     <w:p>
@@ -12710,7 +12625,7 @@
         </m:sSup>
       </m:oMath>
       <w:r>
-        <w:t>. The charge sensitivity is near - null in both (</w:t>
+        <w:t>. The charge sensitivity is near-null in both (</w:t>
       </w:r>
       <m:oMath xmlns:a="http://schemas.openxmlformats.org/drawingml/2006/main" xmlns:pic="http://schemas.openxmlformats.org/drawingml/2006/picture">
         <m:r>
@@ -12786,7 +12701,7 @@
         </m:sSup>
       </m:oMath>
       <w:r>
-        <w:t xml:space="preserve"> operator), so its relative difference is large even though both are negligible. The exact single - salt Fisher matrix is numerically rank - deficient (</w:t>
+        <w:t xml:space="preserve"> operator), so its relative difference is large even though both are negligible. The exact single-salt Fisher matrix is numerically rank-deficient (</w:t>
       </w:r>
       <m:oMath xmlns:a="http://schemas.openxmlformats.org/drawingml/2006/main" xmlns:pic="http://schemas.openxmlformats.org/drawingml/2006/picture">
         <m:r>
@@ -12869,7 +12784,7 @@
     </w:p>
     <w:p>
       <w:r>
-        <w:t xml:space="preserve">These results revise the earlier sub - percent dual - recovery claim. That estimate was obtained with operator - generated observations, a </w:t>
+        <w:t xml:space="preserve">These results revise the earlier sub-percent dual-recovery claim. That estimate was obtained with operator-generated observations, a </w:t>
       </w:r>
       <m:oMath xmlns:a="http://schemas.openxmlformats.org/drawingml/2006/main" xmlns:pic="http://schemas.openxmlformats.org/drawingml/2006/picture">
         <m:r>
@@ -12886,7 +12801,7 @@
         </m:r>
       </m:oMath>
       <w:r>
-        <w:t xml:space="preserve"> grid, and a small five - state sample; with exact SG/FV observations, 20 noise draws, and a nested </w:t>
+        <w:t xml:space="preserve"> grid, and a small five-state sample; with exact SG/FV observations, 20 noise draws, and a nested </w:t>
       </w:r>
       <m:oMath xmlns:a="http://schemas.openxmlformats.org/drawingml/2006/main" xmlns:pic="http://schemas.openxmlformats.org/drawingml/2006/picture">
         <m:r>
@@ -12903,7 +12818,7 @@
         </m:r>
       </m:oMath>
       <w:r>
-        <w:t xml:space="preserve"> grid, the defensible statement from the Stage - 18 candidate - grid estimator is that dual inversion recovers charge to 5–10% and radius to 0.1–0.5%. The Stage - 20 estimator is a different algorithm—a blind, refreshed - Jacobian Gauss–Newton in </w:t>
+        <w:t xml:space="preserve"> grid, the defensible statement from the Stage-18 candidate-grid estimator is that dual inversion recovers charge to 5–10% and radius to 0.1–0.5%. The Stage-20 estimator is a different algorithm—a blind, refreshed-Jacobian Gauss–Newton in </w:t>
       </w:r>
       <m:oMath xmlns:a="http://schemas.openxmlformats.org/drawingml/2006/main" xmlns:pic="http://schemas.openxmlformats.org/drawingml/2006/picture">
         <m:r>
@@ -12994,7 +12909,7 @@
         </m:r>
       </m:oMath>
       <w:r>
-        <w:t xml:space="preserve">—and its band - resolved errors and separate </w:t>
+        <w:t xml:space="preserve">—and its band-resolved errors and separate </w:t>
       </w:r>
       <m:oMath xmlns:a="http://schemas.openxmlformats.org/drawingml/2006/main" xmlns:pic="http://schemas.openxmlformats.org/drawingml/2006/picture">
         <m:r>
@@ -13027,12 +12942,12 @@
         </m:sSub>
       </m:oMath>
       <w:r>
-        <w:t xml:space="preserve"> coverage are reported in Section 3.10 and Supplementary Table S22; the two are not pooled. The physical conclusion is unchanged: a charge - sensitive readout is required, and the operator is a practical tool for choosing it.</w:t>
+        <w:t xml:space="preserve"> coverage are reported in Section 3.10 and Supplementary Table S22; the two are not pooled. The physical conclusion is unchanged: a charge-sensitive readout is required, and the operator is a practical tool for choosing it.</w:t>
       </w:r>
     </w:p>
     <w:p>
       <w:r>
-        <w:t xml:space="preserve">These results turn the operator into a protocol - design tool. Before fabricating or measuring a pore, a user can query the live portal (https://pino.statwhy.com) or the Python API to evaluate </w:t>
+        <w:t xml:space="preserve">These results turn the operator into a protocol-design tool. Before fabricating or measuring a pore, a user can query the live portal (https://pino.statwhy.com) or the Python API to evaluate </w:t>
       </w:r>
       <m:oMath xmlns:a="http://schemas.openxmlformats.org/drawingml/2006/main" xmlns:pic="http://schemas.openxmlformats.org/drawingml/2006/picture">
         <m:r>
@@ -13190,7 +13105,7 @@
         </m:r>
       </m:oMath>
       <w:r>
-        <w:t xml:space="preserve"> for candidate bias sets, salinities, salinity gradients, and observable combinations, and choose the protocol that minimizes the charge - direction variance subject to experimental constraints. The package exposes the operator Jacobian and the Fisher construction, and the portal reports the same sensitivities interactively; the diffusive - ratio scan of Supplementary Table S20 is reproducible with </w:t>
+        <w:t xml:space="preserve"> for candidate bias sets, salinities, salinity gradients, and observable combinations, and choose the protocol that minimizes the charge-direction variance subject to experimental constraints. The package exposes the operator Jacobian and the Fisher construction, and the portal reports the same sensitivities interactively; the diffusive-ratio scan of Supplementary Table S20 is reproducible with </w:t>
       </w:r>
       <w:r>
         <w:rPr>
@@ -13200,12 +13115,12 @@
         <w:t>scripts/run_diffusivity_symmetry_check.py</w:t>
       </w:r>
       <w:r>
-        <w:t>. For a conductance - only experiment the calculation predicts a flat charge direction and should redirect effort to a charge - sensitive readout—reversal potential or transference number, streaming potential, ionic current rectification, or field - resolved near - wall sensing—rather than to additional conductance data.</w:t>
+        <w:t>. For a conductance-only experiment the calculation predicts a flat charge direction and should redirect effort to a charge-sensitive readout—reversal potential or transference number, streaming potential, ionic current rectification, or field-resolved near-wall sensing—rather than to additional conductance data.</w:t>
       </w:r>
     </w:p>
     <w:p>
       <w:r>
-        <w:t xml:space="preserve">The boundary of the claim is explicit. The near - null result is established for symmetric binary electrolytes with nearly equal ionic diffusivities, such as KCl, and for a conductance - only protocol. Unequal diffusivities add the linear term above but leave </w:t>
+        <w:t xml:space="preserve">The boundary of the claim is explicit. The near-null result is established for symmetric binary electrolytes with nearly equal ionic diffusivities, such as KCl, and for a conductance-only protocol. Unequal diffusivities add the linear term above but leave </w:t>
       </w:r>
       <m:oMath xmlns:a="http://schemas.openxmlformats.org/drawingml/2006/main" xmlns:pic="http://schemas.openxmlformats.org/drawingml/2006/picture">
         <m:r>
@@ -13231,7 +13146,7 @@
         </m:sSup>
       </m:oMath>
       <w:r>
-        <w:t xml:space="preserve"> at 1% noise (Supplementary Table S20); asymmetric valence or a non - binary electrolyte changes the flux structure and lies outside the present proof. Within that boundary the limit is a property of the measurement, not of the surrogate or the solver.</w:t>
+        <w:t xml:space="preserve"> at 1% noise (Supplementary Table S20); asymmetric valence or a non-binary electrolyte changes the flux structure and lies outside the present proof. Within that boundary the limit is a property of the measurement, not of the surrogate or the solver.</w:t>
       </w:r>
     </w:p>
     <w:p>
@@ -13239,12 +13154,12 @@
         <w:pStyle w:val="Heading3"/>
       </w:pPr>
       <w:r>
-        <w:t>3.10 Warm - started finite - volume solver and reversal - potential identifiability</w:t>
+        <w:t>3.10 Warm-started finite-volume solver and reversal-potential identifiability</w:t>
       </w:r>
     </w:p>
     <w:p>
       <w:r>
-        <w:t xml:space="preserve">The hybrid solver combines the frozen operator with a Weyl singular - value gate and a conservative SG/FV correction warm - started from the operator; this is a residual - based, derivative - informed correction in the sense of [61, 62], not a new learned field representation. On 120 states spanning the weak, transitional, and strong charge bands, the reference - free Pino - Controller reproduces the full SG/FV current to a median relative error of </w:t>
+        <w:t xml:space="preserve">The hybrid solver combines the frozen operator with a conservative SG/FV correction warm-started from the operator; the Weyl singular-value gate serves as a diagnostic for sensitivity analysis rather than controlling execution. This is a residual-based, derivative-informed correction in the sense of [61, 62], not a new learned field representation. On 120 states spanning the weak, transitional, and strong charge bands, the reference-free Pino-Controller reproduces the full SG/FV current to a median relative error of </w:t>
       </w:r>
       <m:oMath xmlns:a="http://schemas.openxmlformats.org/drawingml/2006/main" xmlns:pic="http://schemas.openxmlformats.org/drawingml/2006/picture">
         <m:r>
@@ -13276,7 +13191,7 @@
         </m:sSup>
       </m:oMath>
       <w:r>
-        <w:t xml:space="preserve"> at 0.165 s per state, compared with 1.575 s for a cold full </w:t>
+        <w:t xml:space="preserve"> at 0.153 s per state, compared with 0.235 s for a cold full </w:t>
       </w:r>
       <m:oMath xmlns:a="http://schemas.openxmlformats.org/drawingml/2006/main" xmlns:pic="http://schemas.openxmlformats.org/drawingml/2006/picture">
         <m:r>
@@ -13293,7 +13208,7 @@
         </m:r>
       </m:oMath>
       <w:r>
-        <w:t xml:space="preserve"> solve, a 5.3 - fold reduction for Task A (forward solve) and 4.0 - fold for Task B (reversal - potential root search). A single Gummel step alone gives </w:t>
+        <w:t xml:space="preserve"> solve, a 1.54-fold reduction for Task A (forward solve) and 1.19-fold for Task B (reversal-potential root search). A single Gummel step alone gives </w:t>
       </w:r>
       <m:oMath xmlns:a="http://schemas.openxmlformats.org/drawingml/2006/main" xmlns:pic="http://schemas.openxmlformats.org/drawingml/2006/picture">
         <m:r>
@@ -13325,7 +13240,7 @@
         </m:sSup>
       </m:oMath>
       <w:r>
-        <w:t xml:space="preserve"> current error at 0.010 s; the controller's gain comes from the operator warm start plus the conservative correction. Its median reversal - potential error is 0.038 mV, inherited from the reversal surrogate rather than from the field correction. The eight - method comparison also shows that the linearized Poisson–Boltzmann model is a strong current baseline in this box (median relative error </w:t>
+        <w:t xml:space="preserve"> current error at 0.010 s; the controller's gain comes from the operator warm start plus the conservative correction. Its median reversal-potential error is 0.038 mV, inherited from the reversal surrogate rather than from the field correction. The eight-method comparison also shows that the linearized Poisson–Boltzmann model is a strong current baseline in this box (median relative error </w:t>
       </w:r>
       <m:oMath xmlns:a="http://schemas.openxmlformats.org/drawingml/2006/main" xmlns:pic="http://schemas.openxmlformats.org/drawingml/2006/picture">
         <m:r>
@@ -13357,12 +13272,12 @@
         </m:sSup>
       </m:oMath>
       <w:r>
-        <w:t>) but not a charge model, and that POD–RBF degrades in the strong - charge band.</w:t>
+        <w:t>) but not a charge model, and that POD–RBF degrades in the strong-charge band.</w:t>
       </w:r>
     </w:p>
     <w:p>
       <w:r>
-        <w:t xml:space="preserve">The Stage - 20 blind inverse study removes the truth from every estimator. It uses 15 held - out states, three protocols, three noise levels, and 20 realizations, for 2, 700 inversions; observations are generated at </w:t>
+        <w:t xml:space="preserve">The Stage-20 blind inverse study removes the truth from every estimator. It uses 15 held-out states, three protocols, three noise levels, and 20 realizations, for 2,700 inversions; observations are generated at </w:t>
       </w:r>
       <m:oMath xmlns:a="http://schemas.openxmlformats.org/drawingml/2006/main" xmlns:pic="http://schemas.openxmlformats.org/drawingml/2006/picture">
         <m:r>
@@ -13396,7 +13311,7 @@
         </m:r>
       </m:oMath>
       <w:r>
-        <w:t xml:space="preserve">. Estimator A is surrogate - only with local quadratic refinement, B is a residual - controlled SG/FV Gauss–Newton polish, and C is a two - start cold SG/FV baseline. At 1% noise, single - salt inversion remains unidentifiable (median </w:t>
+        <w:t xml:space="preserve">. Estimator A is surrogate-only with local quadratic refinement, B is a residual-controlled SG/FV Gauss–Newton polish, and C is a two-start cold SG/FV baseline. At 1% noise, single-salt inversion remains unidentifiable (median </w:t>
       </w:r>
       <m:oMath xmlns:a="http://schemas.openxmlformats.org/drawingml/2006/main" xmlns:pic="http://schemas.openxmlformats.org/drawingml/2006/picture">
         <m:sSub>
@@ -13413,7 +13328,7 @@
         </m:sSub>
       </m:oMath>
       <w:r>
-        <w:t xml:space="preserve"> error 140%), while the reversal potential is strongly state dependent: its median error is 263% in the weak - charge band but 7.3% in the strong - charge band, where Donnan exclusion is large. The dual current - plus - selectivity protocol is the most stable, with median charge errors of 1.38%, 1.40%, and 2.41% in the weak, transitional, and strong bands (1.72% overall) and radius errors of 0.17%. Its 95% charge coverage is 68% at 1% noise, and only 4% at 0.2% noise, because the remaining roughly 2% surrogate bias floor dominates the shrinking statistical interval; coverage rises to 87% at 2% noise. The corresponding reversal - potential coverage is 56% at 1% noise. We therefore report the dual protocol as a bias - limited 2% recovery, the strong - exclusion reversal potential as a state - dependent 7% recovery, and do not claim calibrated sub - percent charge identification.</w:t>
+        <w:t xml:space="preserve"> error 140%), while the reversal potential is strongly state dependent: its median error is 263% in the weak-charge band but 7.3% in the strong-charge band, where Donnan exclusion is large. The dual current-plus-selectivity protocol is the most stable, with median charge errors of 1.38%, 1.40%, and 2.41% in the weak, transitional, and strong bands (1.72% overall) and radius errors of 0.17%. Its 95% charge coverage is 68% at 1% noise, and only 4% at 0.2% noise, because a remaining roughly 2% bias floor dominates the shrinking statistical interval; coverage rises to 87% at 2% noise. The corresponding reversal-potential coverage is 56% at 1% noise. We therefore report the dual protocol as a bias-limited 2% recovery, the strong-exclusion reversal potential as a state-dependent 7% recovery, and do not claim calibrated sub-percent charge identification.</w:t>
       </w:r>
     </w:p>
     <w:p>
@@ -13426,7 +13341,7 @@
     </w:p>
     <w:p>
       <w:r>
-        <w:t xml:space="preserve">The exported models run without a Python server: a single ONNX graph serves a static browser simulator (with an optional in - browser SG/FV solve) and a Gradio application, so the same network can be used in teaching and in experimental design without installing a solver. The JavaScript current formula agrees with the SG/FV reference to a maximum relative difference of </w:t>
+        <w:t xml:space="preserve">The exported models run without a Python server: a single ONNX graph serves a static browser simulator (with an optional in-browser SG/FV solve) and a Gradio application, so the same network can be used in teaching and in experimental design without installing a solver. The JavaScript current formula agrees with the SG/FV reference to a maximum relative difference of </w:t>
       </w:r>
       <m:oMath xmlns:a="http://schemas.openxmlformats.org/drawingml/2006/main" xmlns:pic="http://schemas.openxmlformats.org/drawingml/2006/picture">
         <m:r>
@@ -13475,7 +13390,7 @@
         </m:sSub>
       </m:oMath>
       <w:r>
-        <w:t xml:space="preserve"> difference of 0.0002126. The dual - engine design keeps the reference solver available for validation rather than replacing it. Interface details, bundle sizes, and the full deployment and parity record are collected in Supplementary Section S8 and Supplementary Table S8.</w:t>
+        <w:t xml:space="preserve"> difference of 0.0002126. The dual-engine design keeps the reference solver available for validation rather than replacing it. Interface details, bundle sizes, and the full deployment and parity record are collected in Supplementary Section S8 and Supplementary Table S8.</w:t>
       </w:r>
     </w:p>
     <w:p>
@@ -13483,12 +13398,12 @@
         <w:pStyle w:val="Heading3"/>
       </w:pPr>
       <w:r>
-        <w:t>3.12 Interpreted baselines and strong - charge behavior</w:t>
+        <w:t>3.12 Interpreted baselines and strong-charge behavior</w:t>
       </w:r>
     </w:p>
     <w:p>
       <w:r>
-        <w:t>To place the operator against simpler alternatives, we evaluated two interpreted models on the same 96 test states (Supplementary Table S21). The Ohmic bulk model uses the bulk conductivity and the geometric cross - section; the linearized radial Poisson–Boltzmann (PB) model uses a calibrated Debye - layer charge profile and no per - state fitting. A 30 - mode POD–RBF interpolator and the FNO provide data - driven reference points. On the interpolation split the DeepONet has the lowest potential error (0.000891 versus 0.000969 for PB) and a net - charge error of 0.0825, essentially tied with PB (0.0939) and FNO (0.0931) and far below POD–RBF (0.433). The PB model is much better for current (8.2</w:t>
+        <w:t>To place the operator against simpler alternatives, we evaluated two interpreted models on the same 96 test states (Supplementary Table S21). The Ohmic bulk model uses the bulk conductivity and the geometric cross-section; the linearized radial Poisson–Boltzmann (PB) model uses a calibrated Debye-layer charge profile and no per-state fitting. A 30-mode POD–RBF interpolator and the FNO provide data-driven reference points. On the interpolation split the DeepONet has the lowest potential error (0.000891 versus 0.000969 for PB) and a net-charge error of 0.0825, essentially tied with PB (0.0939) and FNO (0.0931) and far below POD–RBF (0.433). The PB model is much better for current (8.2</w:t>
       </w:r>
       <m:oMath xmlns:a="http://schemas.openxmlformats.org/drawingml/2006/main" xmlns:pic="http://schemas.openxmlformats.org/drawingml/2006/picture">
         <m:r>
@@ -13517,12 +13432,12 @@
         </m:sSup>
       </m:oMath>
       <w:r>
-        <w:t xml:space="preserve"> versus 0.00109) because its linearized profile is calibrated to the low - charge current, but it does not satisfy the nonlinear PNP equations or the charge identity and cannot represent the strong - charge regime. Out of distribution the FNO is better than the DeepONet on net charge (0.224 versus 0.368) and PB is better on both net charge (0.113) and current (0.000529), while the DeepONet retains a potential error (0.0202) comparable to PB (0.0203) and lower than POD–RBF (0.0463). The comparison therefore does not support a claim that the operator dominates every interpreted baseline; it supports the narrower claim that the operator is competitive on potential and superior on strong - charge fields and selectivity, which is the regime where a physics - constrained operator is needed.</w:t>
+        <w:t xml:space="preserve"> versus 0.00109) because its linearized profile is calibrated to the low-charge current, but it does not satisfy the nonlinear PNP equations or the charge identity and cannot represent the strong-charge regime. Out of distribution the FNO is better than the DeepONet on net charge (0.224 versus 0.368) and PB is better on both net charge (0.113) and current (0.000529), while the DeepONet retains a potential error (0.0202) comparable to PB (0.0203) and lower than POD–RBF (0.0463). The comparison therefore does not support a claim that the operator dominates every interpreted baseline; it supports the narrower claim that the operator is competitive on potential and superior on strong-charge fields and selectivity, which is the regime where a physics-constrained operator is needed.</w:t>
       </w:r>
     </w:p>
     <w:p>
       <w:r>
-        <w:t xml:space="preserve">The strong - charge test makes that regime explicit. We generated 120 states at </w:t>
+        <w:t xml:space="preserve">The strong-charge test makes that regime explicit. We generated 120 states at </w:t>
       </w:r>
       <m:oMath xmlns:a="http://schemas.openxmlformats.org/drawingml/2006/main" xmlns:pic="http://schemas.openxmlformats.org/drawingml/2006/picture">
         <m:sSub>
@@ -13634,7 +13549,7 @@
         </m:r>
       </m:oMath>
       <w:r>
-        <w:t xml:space="preserve">–5 nm, split 96/24, and trained three DeepONets for 600 epochs. On the 24 test states the median current error is 0.00259 (seeds 42–44: 0.00259, 0.00120, 0.00302), compared with 0.0591 for the Ohmic bulk approximation, a 22.8 - fold reduction; the Ohmic model has a net - charge error of 1.0 because it predicts no wall layer. The operator's median relative </w:t>
+        <w:t xml:space="preserve">–5 nm, split 96/24, and trained three DeepONets for 600 epochs. On the 24 test states the median current error is 0.00259 (seeds 42–44: 0.00259, 0.00120, 0.00302), compared with 0.0591 for the Ohmic bulk approximation, a 22.8-fold reduction; the Ohmic model has a net-charge error of 1.0 because it predicts no wall layer. The operator's median relative </w:t>
       </w:r>
       <m:oMath xmlns:a="http://schemas.openxmlformats.org/drawingml/2006/main" xmlns:pic="http://schemas.openxmlformats.org/drawingml/2006/picture">
         <m:sSub>
@@ -13651,7 +13566,7 @@
         </m:sSub>
       </m:oMath>
       <w:r>
-        <w:t xml:space="preserve"> errors are 0.045–0.049 for net charge, 0.025–0.028 for potential, and 0.054–0.058 for the near - wall selectivity </w:t>
+        <w:t xml:space="preserve"> errors are 0.045–0.049 for net charge, 0.025–0.028 for potential, and 0.054–0.058 for the near-wall selectivity </w:t>
       </w:r>
       <m:oMath xmlns:a="http://schemas.openxmlformats.org/drawingml/2006/main" xmlns:pic="http://schemas.openxmlformats.org/drawingml/2006/picture">
         <m:r>
@@ -13667,7 +13582,7 @@
         </m:r>
       </m:oMath>
       <w:r>
-        <w:t xml:space="preserve"> error 0.021–0.022). Strong surface charge therefore makes the charge - sensitive field large and accurately predictable, which is the signal a dual readout exploits; it does not by itself make single - salt conductance identify charge, and we do not claim that it does.</w:t>
+        <w:t xml:space="preserve"> error 0.021–0.022). Strong surface charge therefore makes the charge-sensitive field large and accurately predictable, which is the signal a dual readout exploits; it does not by itself make single-salt conductance identify charge, and we do not claim that it does.</w:t>
       </w:r>
     </w:p>
     <w:p>
@@ -13680,12 +13595,12 @@
     </w:p>
     <w:p>
       <w:r>
-        <w:t>The results support a simple division of labor. The DeepONet is the better default surrogate: it is 6.16 - fold more accurate for potential and 7.79 - fold more accurate for current than the FNO in - distribution, with 12.5 - fold fewer parameters and 14.5 - fold lower ONNX latency. The FNO is not redundant, however. Its spectral basis captures the cation and net - charge fields better in the out - of - distribution split (1.43 - fold and 1.64 - fold, respectively), and its errors grow more gracefully when the Debye ratio leaves the training band. A practical strategy is to use the DeepONet for current - based design and the FNO as a cross - check or as a backbone when field - level OOD accuracy is the priority.</w:t>
+        <w:t>The results support a simple division of labor. The DeepONet is the better default surrogate: it is 6.16-fold more accurate for potential and 7.79-fold more accurate for current than the FNO in-distribution, with 12.5-fold fewer parameters and 14.5-fold lower ONNX latency. The FNO is not redundant, however. Its spectral basis captures the cation and net-charge fields better in the out-of-distribution split (1.43-fold and 1.64-fold, respectively), and its errors grow more gracefully when the Debye ratio leaves the training band. A practical strategy is to use the DeepONet for current-based design and the FNO as a cross-check or as a backbone when field-level OOD accuracy is the priority.</w:t>
       </w:r>
     </w:p>
     <w:p>
       <w:r>
-        <w:t xml:space="preserve">The charge - balanced parameterization is the most transferable result, but the matched - loss control changes its quantitative interpretation. Relative to a naive direct - concentration loss the improvement is 8.63 - fold for the DeepONet and 10.29 - fold for the FNO, yet much of that gap is an optimization pathology: with the same field - normalized loss the direct model reaches </w:t>
+        <w:t xml:space="preserve">The charge-balanced parameterization is the most transferable result, but the matched-loss control changes its quantitative interpretation. Relative to a naive direct-concentration loss the improvement is 8.63-fold for the DeepONet and 10.29-fold for the FNO, yet much of that gap is an optimization pathology: with the same field-normalized loss the direct model reaches </w:t>
       </w:r>
       <m:oMath xmlns:a="http://schemas.openxmlformats.org/drawingml/2006/main" xmlns:pic="http://schemas.openxmlformats.org/drawingml/2006/picture">
         <m:r>
@@ -13702,7 +13617,7 @@
         </m:r>
       </m:oMath>
       <w:r>
-        <w:t xml:space="preserve"> net - charge error, versus </w:t>
+        <w:t xml:space="preserve"> net-charge error, versus </w:t>
       </w:r>
       <m:oMath xmlns:a="http://schemas.openxmlformats.org/drawingml/2006/main" xmlns:pic="http://schemas.openxmlformats.org/drawingml/2006/picture">
         <m:r>
@@ -13719,17 +13634,17 @@
         </m:r>
       </m:oMath>
       <w:r>
-        <w:t xml:space="preserve"> for the hyperbolic map, and its current error is 23% higher. The robust claim is therefore a 13–15% net - charge and 18–23% current advantage over a fairly trained direct model, plus an exact positivity and charge - identity guarantee. The underlying mechanism remains general: whenever a physical quantity is a small difference of two large positive fields, direct regression suffers from cancellation, and a reparameterization in terms of the sum and the difference reduces the ill - conditioning. The same idea should apply to other Nernst–Planck and drift–diffusion systems in which charge or mole fractions are inferred from separate species predictions.</w:t>
+        <w:t xml:space="preserve"> for the hyperbolic map, and its current error is 23% higher. The robust claim is therefore a 13–15% net-charge and 18–23% current advantage over a fairly trained direct model, plus an exact positivity and charge-identity guarantee. The underlying mechanism remains general: whenever a physical quantity is a small difference of two large positive fields, direct regression suffers from cancellation, and a reparameterization in terms of the sum and the difference reduces the ill-conditioning. The same idea should apply to other Nernst–Planck and drift–diffusion systems in which charge or mole fractions are inferred from separate species predictions.</w:t>
       </w:r>
     </w:p>
     <w:p>
       <w:r>
-        <w:t>The physics loss plays a complementary role. It does not dramatically improve the pointwise potential in - distribution, but it reduces current error by 54.3% for the DeepONet in - distribution and by 98.9% for the FNO out of distribution. Because current is the quantity that experiments measure, this is the relevant metric, and it justifies retaining the residual term even when labeled data are available.</w:t>
+        <w:t>The physics loss plays a complementary role. It does not dramatically improve the pointwise potential in-distribution, but it reduces current error by 35.2% for the DeepONet in-distribution and by 49.7% for the FNO out of distribution. Because current is the quantity that experiments measure, this is the relevant metric, and it justifies retaining the residual term even when labeled data are available.</w:t>
       </w:r>
     </w:p>
     <w:p>
       <w:r>
-        <w:t>The inverse experiment sharpens the scope of the method. With exact SG/FV - generated observations, 20 noise draws, and a nested grid, the Stage - 20 blind dual current–plus–selectivity inversion reaches 1.7% median charge error and 0.17% radius error at 1% noise, but only 68% 95% coverage; single- and multi - salt conductance leave charge at 140% median error and do not meet the 10% criterion for any state. The residual roughly 2% bias floor, not noise, limits the dual interval calibration; this is a separate surrogate limitation from the physical conductance - only degeneracy, which follows from the near - invariance of the concentration sum for a symmetric electrolyte with nearly equal diffusivities, and the Fisher analysis shows it holds across the negative-</w:t>
+        <w:t>The inverse experiment sharpens the scope of the method. With exact SG/FV-generated observations, 20 noise draws, and a nested grid, the Stage-20 blind dual current–plus–selectivity inversion reaches 1.7% median charge error and 0.17% radius error at 1% noise, but only 68% 95% coverage; single- and multi-salt conductance leave charge at 140% median error and do not meet the 10% criterion for any state. The residual roughly 2% bias floor, not noise, limits the dual interval calibration; this is a separate surrogate limitation from the physical conductance-only degeneracy, which follows from the near-invariance of the concentration sum for a symmetric electrolyte with nearly equal diffusivities, and the Fisher analysis shows it holds across the negative-</w:t>
       </w:r>
       <m:oMath xmlns:a="http://schemas.openxmlformats.org/drawingml/2006/main" xmlns:pic="http://schemas.openxmlformats.org/drawingml/2006/picture">
         <m:sSub>
@@ -13746,7 +13661,7 @@
         </m:sSub>
       </m:oMath>
       <w:r>
-        <w:t xml:space="preserve"> plane, with a near - null charge direction and condition numbers from </w:t>
+        <w:t xml:space="preserve"> plane, with a near-null charge direction and condition numbers from </w:t>
       </w:r>
       <m:oMath xmlns:a="http://schemas.openxmlformats.org/drawingml/2006/main" xmlns:pic="http://schemas.openxmlformats.org/drawingml/2006/picture">
         <m:r>
@@ -13849,12 +13764,12 @@
         </m:sSup>
       </m:oMath>
       <w:r>
-        <w:t>). The median 1%-noise CRLB is 0.37% for radius but 86 for charge. The dual study narrows the remedy: multi - salt current–voltage data do not remove the degeneracy, whereas an independent near - wall selectivity observable brings the median charge error to about 2% while leaving a bias - limited coverage gap. Closing the gap in a real experiment therefore requires a genuinely charge - sensitive measurement, such as streaming potential, field - resolved sensing, or a near - wall selectivity readout, rather than more current–voltage data at different salinities. The operator is well suited to such protocols because it can evaluate thousands of candidate parameter combinations per second.</w:t>
+        <w:t>). The median 1%-noise CRLB is 0.37% for radius but 86 for charge. The dual study narrows the remedy: multi-salt current–voltage data do not remove the degeneracy, whereas an independent near-wall selectivity observable brings the median charge error to about 2% while leaving a bias-limited coverage gap. Closing the gap in a real experiment therefore requires a genuinely charge-sensitive measurement, such as streaming potential, field-resolved sensing, or a near-wall selectivity readout, rather than more current–voltage data at different salinities. The operator is well suited to such protocols because it can evaluate thousands of candidate parameter combinations per second.</w:t>
       </w:r>
     </w:p>
     <w:p>
       <w:r>
-        <w:t xml:space="preserve">The Stage - 19/20 hybrid and reversal study sharpens the same boundary. The reference - free warm - started controller reproduces the full SG/FV current to </w:t>
+        <w:t xml:space="preserve">The Stage-19/20 hybrid and reversal study sharpens the same boundary. The reference-free warm-started controller reproduces the full SG/FV current to </w:t>
       </w:r>
       <m:oMath xmlns:a="http://schemas.openxmlformats.org/drawingml/2006/main" xmlns:pic="http://schemas.openxmlformats.org/drawingml/2006/picture">
         <m:r>
@@ -13886,7 +13801,7 @@
         </m:sSup>
       </m:oMath>
       <w:r>
-        <w:t xml:space="preserve"> median relative error at 0.165 s per state, 5.3 - fold below the 1.575 s cold solve for Task A (forward solve) and 4.0 - fold for Task B (reversal - potential root search), so it is a practical inner loop for protocol design. The unequal - reservoir reversal potential is strongly state dependent. It is weak at low charge and high salinity, where the concentration - cell potential carries little wall - charge signature, but it reaches </w:t>
+        <w:t xml:space="preserve"> median relative error at 0.153 s per state, 1.54-fold below the 0.235 s cold solve for Task A (forward solve) and 1.19-fold for Task B (reversal-potential root search), so it is a practical inner loop for protocol design. The unequal-reservoir reversal potential is strongly state dependent. It is weak at low charge and high salinity, where the concentration-cell potential carries little wall-charge signature, but it reaches </w:t>
       </w:r>
       <m:oMath xmlns:a="http://schemas.openxmlformats.org/drawingml/2006/main" xmlns:pic="http://schemas.openxmlformats.org/drawingml/2006/picture">
         <m:r>
@@ -13998,17 +13913,17 @@
         </m:r>
       </m:oMath>
       <w:r>
-        <w:t xml:space="preserve"> nm even with equal diffusivities because Donnan exclusion is strong. A reversal - potential readout should therefore be designed for the strong - exclusion regime and combined with a genuinely charge - sensitive observable, rather than dismissed as uniformly weak or substituted for one.</w:t>
+        <w:t xml:space="preserve"> nm even with equal diffusivities because Donnan exclusion is strong. A reversal-potential readout should therefore be designed for the strong-exclusion regime and combined with a genuinely charge-sensitive observable, rather than dismissed as uniformly weak or substituted for one.</w:t>
       </w:r>
     </w:p>
     <w:p>
       <w:r>
-        <w:t>The selectivity observable that breaks the degeneracy is not a purely theoretical construct. In a symmetric binary electrolyte the near - wall selectivity reflects the counter - ion/co - ion imbalance in the electrical double layer [7, 8]. In electrokinetic nanochannel theory, this imbalance is probed experimentally via concentration - cell potential or streaming - potential measurements [10]. Current - rectification ratios (ICR) in asymmetric or conical pores carry the same charge information and are routinely measured, although they convolve charge with geometry and require the operator to separate the two. Optical routes— plasmonic nanopores, surface - enhanced Raman scattering, or wall - localized fluorescent ion indicators— can in principle resolve the near - wall concentration difference directly, at the cost of labeling and photostability constraints. None of these measurements is as routine as a current–voltage sweep, which is precisely why the identifiability analysis matters: it tells experimentalists that a charge - sensitive readout, not more conductance data, is the measurement to invest in, and the operator can be used to design the bias and salinity protocol that maximizes the information gain before the experiment is built.</w:t>
+        <w:t>The selectivity observable that breaks the degeneracy is not a purely theoretical construct. In a symmetric binary electrolyte the near-wall selectivity reflects the counter-ion/co-ion imbalance in the electrical double layer [7, 8]. In electrokinetic nanochannel theory, this imbalance is probed experimentally via concentration-cell potential or streaming-potential measurements [10]. Current-rectification ratios (ICR) in asymmetric or conical pores carry the same charge information and are routinely measured, although they convolve charge with geometry and require the operator to separate the two. Optical routes— plasmonic nanopores, surface-enhanced Raman scattering, or wall-localized fluorescent ion indicators— can in principle resolve the near-wall concentration difference directly, at the cost of labeling and photostability constraints. None of these measurements is as routine as a current–voltage sweep, which is precisely why the identifiability analysis matters: it tells experimentalists that a charge-sensitive readout, not more conductance data, is the measurement to invest in, and the operator can be used to design the bias and salinity protocol that maximizes the information gain before the experiment is built.</w:t>
       </w:r>
     </w:p>
     <w:p>
       <w:r>
-        <w:t xml:space="preserve">Two further results bound the method rather than extend it. The trunk ablation shows that the multi - scale radial basis, although physically motivated, is not essential: a plain MLP trunk matches it on the net - charge field and is slightly better in - distribution, and the radial features only improve the wall gradient by about 7%. We retain the radial trunk because the wall gradient and the integrated current are the operationally important outputs, but we report the comparison rather than presenting the radial basis as a necessary ingredient. The scaling study shows that in - distribution accuracy follows the expected </w:t>
+        <w:t xml:space="preserve">Two further results bound the method rather than extend it. The trunk ablation shows that the multi-scale radial basis, although physically motivated, is not essential: a plain MLP trunk matches it on the net-charge field and is slightly better in-distribution, and the radial features only improve the wall gradient by about 7%. We retain the radial trunk because the wall gradient and the integrated current are the operationally important outputs, but we report the comparison rather than presenting the radial basis as a necessary ingredient. The scaling study shows that in-distribution accuracy follows the expected </w:t>
       </w:r>
       <m:oMath xmlns:a="http://schemas.openxmlformats.org/drawingml/2006/main" xmlns:pic="http://schemas.openxmlformats.org/drawingml/2006/picture">
         <m:sSup>
@@ -14040,7 +13955,7 @@
         </m:sSup>
       </m:oMath>
       <w:r>
-        <w:t xml:space="preserve"> trend, so more in - distribution data translate predictably into higher accuracy, whereas out - of - distribution error is almost flat in </w:t>
+        <w:t xml:space="preserve"> trend, so more in-distribution data translate predictably into higher accuracy, whereas out-of-distribution error is almost flat in </w:t>
       </w:r>
       <m:oMath xmlns:a="http://schemas.openxmlformats.org/drawingml/2006/main" xmlns:pic="http://schemas.openxmlformats.org/drawingml/2006/picture">
         <m:sSub>
@@ -14084,12 +13999,12 @@
         </m:sSub>
       </m:oMath>
       <w:r>
-        <w:t>; the training box, not the sample count, sets the extrapolation limit. Together these results indicate that the main lever for improving this class of surrogate is not a more expressive trunk but a wider calibration range and charge - sensitive observables.</w:t>
+        <w:t>; the training box, not the sample count, sets the extrapolation limit. Together these results indicate that the main lever for improving this class of surrogate is not a more expressive trunk but a wider calibration range and charge-sensitive observables.</w:t>
       </w:r>
     </w:p>
     <w:p>
       <w:r>
-        <w:t>Several limitations should be stated plainly. The model is two - dimensional and axisymmetric; it does not resolve azimuthal roughness, pore mouths, or non - circular cross - sections. It neglects steric effects, finite ion size, electro - osmotic convection, and surface chemistry, so it should not be used to interpret pH - dependent or highly concentrated experiments without extension. Temperature, permittivity, and diffusivities are fixed. The training box is modest (</w:t>
+        <w:t>Several limitations should be stated plainly. The model is two-dimensional and axisymmetric; it does not resolve azimuthal roughness, pore mouths, or non-circular cross-sections. It neglects steric effects, finite ion size, electro-osmotic convection, and surface chemistry, so it should not be used to interpret pH-dependent or highly concentrated experiments without extension. Temperature, permittivity, and diffusivities are fixed. The training box is modest (</w:t>
       </w:r>
       <m:oMath xmlns:a="http://schemas.openxmlformats.org/drawingml/2006/main" xmlns:pic="http://schemas.openxmlformats.org/drawingml/2006/picture">
         <m:r>
@@ -14164,7 +14079,7 @@
         </m:r>
       </m:oMath>
       <w:r>
-        <w:t>, 3–8 nm), and the OOD split is a controlled extrapolation rather than a stress test at experimental extremes. The reference solver itself is a continuum model; agreement with it demonstrates numerical consistency, not agreement with a particular experiment. Finally, the inverse demonstration uses synthetic noise and a known bulk concentration; in an experiment, concentration and temperature uncertainty would widen the posterior and could break the degeneracy between radius and other geometric parameters. Multivalent or asymmetric - valence salts such as CaCl</w:t>
+        <w:t>, 3–8 nm), and the OOD split is a controlled extrapolation rather than a stress test at experimental extremes. The reference solver itself is a continuum model; agreement with it demonstrates numerical consistency, not agreement with a particular experiment. Finally, the inverse demonstration uses synthetic noise and a known bulk concentration; in an experiment, concentration and temperature uncertainty would widen the posterior and could break the degeneracy between radius and other geometric parameters. Multivalent or asymmetric-valence salts such as CaCl</w:t>
       </w:r>
       <m:oMath xmlns:a="http://schemas.openxmlformats.org/drawingml/2006/main" xmlns:pic="http://schemas.openxmlformats.org/drawingml/2006/picture">
         <m:sSub>
@@ -14297,7 +14212,7 @@
     </w:p>
     <w:p>
       <w:r>
-        <w:t>The deployment results suggest where the work can go next. The browser simulator makes the operator accessible without a solver installation, and the Gradio comparison keeps a reference solve one click away. A natural extension is to add a charge - sensitive observable to the inverse workflow, and to train a second operator that maps current–voltage curves to parameters directly, using the forward operator to generate training pairs. The same dataset and constraint machinery can be reused for that task.</w:t>
+        <w:t>The deployment results suggest where the work can go next. The browser simulator makes the operator accessible without a solver installation, and the Gradio comparison keeps a reference solve one click away. A natural extension is to add a charge-sensitive observable to the inverse workflow, and to train a second operator that maps current–voltage curves to parameters directly, using the forward operator to generate training pairs. The same dataset and constraint machinery can be reused for that task.</w:t>
       </w:r>
     </w:p>
     <w:p>
@@ -14310,7 +14225,7 @@
     </w:p>
     <w:p>
       <w:r>
-        <w:t xml:space="preserve">A charge - balanced, exact - reservoir physics - informed operator learns steady axisymmetric PNP transport over a four - dimensional parameter space, and the same operator serves as a computational instrument for identifiability. The DeepONet achieves 0.00089 potential and 0.00109 current relative </w:t>
+        <w:t xml:space="preserve">A charge-balanced, exact-reservoir physics-informed operator learns steady axisymmetric PNP transport over a four-dimensional parameter space, and the same operator serves as a computational instrument for identifiability. The DeepONet achieves 0.00089 potential and 0.00109 current relative </w:t>
       </w:r>
       <m:oMath xmlns:a="http://schemas.openxmlformats.org/drawingml/2006/main" xmlns:pic="http://schemas.openxmlformats.org/drawingml/2006/picture">
         <m:sSub>
@@ -14327,7 +14242,7 @@
         </m:sSub>
       </m:oMath>
       <w:r>
-        <w:t xml:space="preserve"> error on held - out in - distribution states, retains 0.00136 current error out of distribution, and runs in 0.072 ms per state after ONNX export. In a five - way constrained comparison, charge - balanced outputs reduce median net - charge error from 0.238 for a matched direct - concentration loss to 0.207 while keeping current error 18% lower; the linear projection is statistically tied on net charge but leaves a finite charge - identity mismatch. Removing the physics loss increases current error by 54.3% for the DeepONet in - distribution and by 98.9% for the FNO out of distribution (corresponding to 35.2% and 49.7% error reductions when adding the physics term). A reference - free warm - started SG/FV controller reproduces the cold - solve current to </w:t>
+        <w:t xml:space="preserve"> error on held-out in-distribution states, retains 0.00136 current error out of distribution, and runs in 0.072 ms per state after ONNX export. In a five-way constrained comparison, charge-balanced outputs reduce median net-charge error from 0.238 for a matched direct-concentration loss to 0.207 while keeping current error 18% lower; the linear projection is statistically tied on net charge but leaves a finite charge-identity mismatch. Removing the physics loss increases current error by 54.3% for the DeepONet in-distribution and by 98.9% for the FNO out of distribution (corresponding to 35.2% and 49.7% error reductions when adding the physics term). A reference-free warm-started SG/FV controller reproduces the cold-solve current to </w:t>
       </w:r>
       <m:oMath xmlns:a="http://schemas.openxmlformats.org/drawingml/2006/main" xmlns:pic="http://schemas.openxmlformats.org/drawingml/2006/picture">
         <m:r>
@@ -14359,7 +14274,7 @@
         </m:sSup>
       </m:oMath>
       <w:r>
-        <w:t xml:space="preserve"> at 0.165 s per state, 5.3 - fold below a full solve for Task A (forward solve) and 4.0 - fold for Task B (reversal - potential root search). A 2, 700 - realization blind inverse study gives a dual current - plus - selectivity median charge error of 1.7% but only 68% 95% coverage at 1% noise; the reversal potential is state dependent (263% weak - charge, 7.3% strong - charge), so we report a bias - limited 2% recovery rather than calibrated sub - percent identification. A trunk ablation shows that the multi - scale radial basis is a modest near - wall inductive bias rather than a necessity, and a nested 384 - state study gives an in - distribution error scaling as </w:t>
+        <w:t xml:space="preserve"> at 0.153 s per state, 1.54-fold below a full solve for Task A (forward solve) and 1.19-fold for Task B (reversal-potential root search). A 2,700-realization blind inverse study gives a dual current-plus-selectivity median charge error of 1.7% but only 68% 95% coverage at 1% noise; the reversal potential is state dependent (263% weak-charge, 7.3% strong-charge), so we report a bias-limited 2% recovery rather than calibrated sub-percent identification. A trunk ablation shows that the multi-scale radial basis is a modest near-wall inductive bias rather than a necessity, and a nested 384-state study gives an in-distribution error scaling as </w:t>
       </w:r>
       <m:oMath xmlns:a="http://schemas.openxmlformats.org/drawingml/2006/main" xmlns:pic="http://schemas.openxmlformats.org/drawingml/2006/picture">
         <m:sSup>
@@ -14382,7 +14297,7 @@
         </m:sSup>
       </m:oMath>
       <w:r>
-        <w:t xml:space="preserve"> while out - of - distribution error is nearly data - insensitive. A spatial and parametric decomposition shows that the residual out - of - distribution error is concentrated in the wall EDL and reservoir transitions per unit reference, but cancels in the cross - sectionally integrated current. The operator breaks even against the reference solver after about 460 states at the dataset - mean solve time, and is deployed in a browser simulator and a Gradio application that match PyTorch to within </w:t>
+        <w:t xml:space="preserve"> while out-of-distribution error is nearly data-insensitive. A spatial and parametric decomposition shows that the residual out-of-distribution error is concentrated in the wall EDL and reservoir transitions per unit reference, but cancels in the cross-sectionally integrated current. The operator breaks even against the reference solver after about 460 states at the dataset-mean solve time, and is deployed in a browser simulator and a Gradio application that match PyTorch to within </w:t>
       </w:r>
       <m:oMath xmlns:a="http://schemas.openxmlformats.org/drawingml/2006/main" xmlns:pic="http://schemas.openxmlformats.org/drawingml/2006/picture">
         <m:r>
@@ -14414,7 +14329,7 @@
         </m:sSup>
       </m:oMath>
       <w:r>
-        <w:t xml:space="preserve"> maximum absolute difference. Interpreted baselines qualify the accuracy claims: a calibrated linearized Poisson–Boltzmann model is stronger on current and OOD net charge, while the operator is competitive on potential and stronger on strong - charge fields and selectivity. The central physical result is a limit, not a speed - up: for symmetric binary electrolytes with nearly equal ionic diffusivities, such as KCl, and a conductance - only protocol, fixed wall charge is practically unidentifiable from symmetric - electrolyte conductance alone within the tested weak - to - moderate surface - charge regime and 0.2%–2% measurement noise protocols, as confirmed by the negative-</w:t>
+        <w:t xml:space="preserve"> maximum absolute difference. Interpreted baselines qualify the accuracy claims: a calibrated linearized Poisson–Boltzmann model is stronger on current and OOD net charge, while the operator is competitive on potential and stronger on strong-charge fields and selectivity. The central physical result is a limit, not a speed-up: for symmetric binary electrolytes with nearly equal ionic diffusivities, such as KCl, and a conductance-only protocol, fixed wall charge is practically unidentifiable from symmetric-electrolyte conductance alone within the tested weak-to-moderate surface-charge regime and 0.2%–2% measurement noise protocols, as confirmed by the negative-</w:t>
       </w:r>
       <m:oMath xmlns:a="http://schemas.openxmlformats.org/drawingml/2006/main" xmlns:pic="http://schemas.openxmlformats.org/drawingml/2006/picture">
         <m:sSub>
@@ -14510,7 +14425,7 @@
         </m:sSup>
       </m:oMath>
       <w:r>
-        <w:t>; 1%-noise CRLB 0.37% for radius but 86 for charge). Single- and multi - salt current–voltage sweeps do not remove this degeneracy. A dual current - plus - near - wall - selectivity protocol reaches 1.7% median charge error and 0.17% radius error in the blind Stage - 20 study, but its 95% charge coverage is only 68% at 1% noise because a roughly 2% surrogate bias floor dominates the statistical interval. Strong surface charge lowers current error 23 - fold relative to the Ohmic bulk approximation and makes the selectivity field accurately predictable, but it does not by itself make single - salt conductance identify charge. Experimentalists should therefore invest in charge - sensitive observables—a concentration - cell reversal potential or transference number, a streaming potential, or field - resolved near - wall sensing—rather than in additional conductance data, and the operator is intended to design those protocols before the experiment is built.</w:t>
+        <w:t>; 1%-noise CRLB 0.37% for radius but 86 for charge). Single- and multi-salt current–voltage sweeps do not remove this degeneracy. A dual current-plus-near-wall-selectivity protocol reaches 1.7% median charge error and 0.17% radius error in the blind Stage-20 study, but its 95% charge coverage is only 68% at 1% noise because a roughly 2% bias floor dominates the statistical interval. Strong surface charge lowers current error 23-fold relative to the Ohmic bulk approximation and makes the selectivity field accurately predictable, but it does not by itself make single-salt conductance identify charge. Experimentalists should therefore invest in charge-sensitive observables—a concentration-cell reversal potential or transference number, a streaming potential, or field-resolved near-wall sensing—rather than in additional conductance data, and the operator is intended to design those protocols before the experiment is built.</w:t>
       </w:r>
     </w:p>
     <w:p>
@@ -14555,7 +14470,7 @@
     </w:p>
     <w:p>
       <w:r>
-        <w:t xml:space="preserve">The dataset, trained models, figure - generation scripts, and analysis code are available at https://github.com/Javad - Alizargar/nanopore - pino - surrogate under the MIT License. The interactive browser simulator, including a live SG/FV reference solver, is served at https://pino.statwhy.com/. The permanently archived release is available at Zenodo DOI https://doi.org/10.5281/zenodo.23487404. The repository and Zenodo archive contain a comprehensive </w:t>
+        <w:t xml:space="preserve">The dataset, trained models, figure-generation scripts, and analysis code are available at https://github.com/Javad-Alizargar/nanopore-pino-surrogate under the MIT License. The interactive browser simulator, including a live SG/FV reference solver, is served at https://pino.statwhy.com/. The permanently archived release is available at Zenodo DOI https://doi.org/10.5281/zenodo.23487404. The repository and Zenodo archive contain a comprehensive </w:t>
       </w:r>
       <w:r>
         <w:rPr>
@@ -14565,7 +14480,7 @@
         <w:t>README.md</w:t>
       </w:r>
       <w:r>
-        <w:t xml:space="preserve"> describing all files, installation, and execution instructions, alongside complete sample test - run input and output files in </w:t>
+        <w:t xml:space="preserve"> describing all files, installation, and execution instructions, alongside complete sample test-run input and output files in </w:t>
       </w:r>
       <w:r>
         <w:rPr>
@@ -14585,7 +14500,7 @@
         <w:t>scripts/run_cpc_test_case.py</w:t>
       </w:r>
       <w:r>
-        <w:t xml:space="preserve"> executes that self - contained verification case. The repository contains the SG/FV reference solver, the 240 - state dataset and the 384 - state expansion used for the scaling study, the training and evaluation scripts, the Stage - 10 ablation, scaling, and identifiability scripts, the Stage - 11 constraint and Fisher - validation scripts, the Stage - 12 diagnostics, the ONNX models, the browser simulator, and the Gradio application. The raw literature metadata used to build the reference list is included in </w:t>
+        <w:t xml:space="preserve"> executes that self-contained verification case. The repository contains the SG/FV reference solver, the 240-state dataset and the 384-state expansion used for the scaling study, the training and evaluation scripts, the Stage-10 ablation, scaling, and identifiability scripts, the Stage-11 constraint and Fisher-validation scripts, the Stage-12 diagnostics, the ONNX models, the browser simulator, and the Gradio application. The raw literature metadata used to build the reference list is included in </w:t>
       </w:r>
       <w:r>
         <w:rPr>
@@ -14608,7 +14523,7 @@
     </w:p>
     <w:p>
       <w:r>
-        <w:t>During the preparation of this work the author used large language model tools for drafting assistance, code generation, and figure - quality review. All numerical results were produced by the local code and verified against the archived result files; all references were checked against Crossref metadata. The author reviewed and edited the content and takes full responsibility for the published article.</w:t>
+        <w:t>During the preparation of this work the author used large language model tools for drafting assistance, code generation, and figure-quality review. All numerical results were produced by the local code and verified against the archived result files; all references were checked against Crossref metadata. The author reviewed and edited the content and takes full responsibility for the published article.</w:t>
       </w:r>
     </w:p>
     <w:p>
@@ -14621,7 +14536,7 @@
     </w:p>
     <w:p>
       <w:r>
-        <w:t>The author thanks the developers of the open - source scientific Python stack used in this work (NumPy, SciPy, PyTorch, ONNX Runtime, Matplotlib, Gradio) and the maintainers of the Crossref and PubMed metadata services.</w:t>
+        <w:t>The author thanks the developers of the open-source scientific Python stack used in this work (NumPy, SciPy, PyTorch, ONNX Runtime, Matplotlib, Gradio) and the maintainers of the Crossref and PubMed metadata services.</w:t>
       </w:r>
     </w:p>
     <w:p>
@@ -14656,7 +14571,7 @@
         <w:ind w:left="605" w:hanging="605"/>
       </w:pPr>
       <w:r>
-        <w:t xml:space="preserve">[2] Dekker, Cees (2007). Solid - state nanopores </w:t>
+        <w:t xml:space="preserve">[2] Dekker, Cees (2007). Solid-state nanopores </w:t>
       </w:r>
       <w:r>
         <w:rPr>
@@ -14746,7 +14661,7 @@
         <w:ind w:left="605" w:hanging="605"/>
       </w:pPr>
       <w:r>
-        <w:t xml:space="preserve">[7] Stein, Derek, Kruithof, Maarten, Dekker, Cees (2004). Surface - Charge - Governed Ion Transport in Nanofluidic Channels </w:t>
+        <w:t xml:space="preserve">[7] Stein, Derek, Kruithof, Maarten, Dekker, Cees (2004). Surface-Charge-Governed Ion Transport in Nanofluidic Channels </w:t>
       </w:r>
       <w:r>
         <w:rPr>
@@ -14854,7 +14769,7 @@
         <w:ind w:left="605" w:hanging="605"/>
       </w:pPr>
       <w:r>
-        <w:t xml:space="preserve">[13] Smeets, Ralph M. M., Keyser, Ulrich F., Krapf, Diego, et al. (2005). Salt Dependence of Ion Transport and DNA Translocation through Solid - State Nanopores </w:t>
+        <w:t xml:space="preserve">[13] Smeets, Ralph M. M., Keyser, Ulrich F., Krapf, Diego, et al. (2005). Salt Dependence of Ion Transport and DNA Translocation through Solid-State Nanopores </w:t>
       </w:r>
       <w:r>
         <w:rPr>
@@ -14872,7 +14787,7 @@
         <w:ind w:left="605" w:hanging="605"/>
       </w:pPr>
       <w:r>
-        <w:t xml:space="preserve">[14] Kosińska, I. D., Goychuk, I., Kostur, M., et al. (2008). Rectification in synthetic conical nanopores: A one - dimensional Poisson - Nernst - Planck model </w:t>
+        <w:t xml:space="preserve">[14] Kosińska, I. D., Goychuk, I., Kostur, M., et al. (2008). Rectification in synthetic conical nanopores: A one-dimensional Poisson-Nernst-Planck model </w:t>
       </w:r>
       <w:r>
         <w:rPr>
@@ -14890,7 +14805,7 @@
         <w:ind w:left="605" w:hanging="605"/>
       </w:pPr>
       <w:r>
-        <w:t xml:space="preserve">[15] Valiskó, Mónika, Matejczyk, Bartłomiej, Ható, Zoltán, et al. (2019). Multiscale analysis of the effect of surface charge pattern on a nanopore’s rectification and selectivity properties: From all - atom model to Poisson - Nernst - Planck </w:t>
+        <w:t xml:space="preserve">[15] Valiskó, Mónika, Matejczyk, Bartłomiej, Ható, Zoltán, et al. (2019). Multiscale analysis of the effect of surface charge pattern on a nanopore’s rectification and selectivity properties: From all-atom model to Poisson-Nernst-Planck </w:t>
       </w:r>
       <w:r>
         <w:rPr>
@@ -14908,7 +14823,7 @@
         <w:ind w:left="605" w:hanging="605"/>
       </w:pPr>
       <w:r>
-        <w:t xml:space="preserve">[16] Ma, Pengfei, Zheng, Jianxiang, Zhao, Danting, et al. (2021). The Selective Transport of Ions in Charged Nanopore with Combined Multi - Physics Fields </w:t>
+        <w:t xml:space="preserve">[16] Ma, Pengfei, Zheng, Jianxiang, Zhao, Danting, et al. (2021). The Selective Transport of Ions in Charged Nanopore with Combined Multi-Physics Fields </w:t>
       </w:r>
       <w:r>
         <w:rPr>
@@ -14926,7 +14841,7 @@
         <w:ind w:left="605" w:hanging="605"/>
       </w:pPr>
       <w:r>
-        <w:t xml:space="preserve">[17] Coalson, R. D., Kurnikova, M. G. (2005). Poisson–Nernst–Planck Theory Approach to the Calculation of Current Through Biological Ion Channels </w:t>
+        <w:t xml:space="preserve">[17] Coalson, R.D., Kurnikova, M.G. (2005). Poisson–Nernst–Planck Theory Approach to the Calculation of Current Through Biological Ion Channels </w:t>
       </w:r>
       <w:r>
         <w:rPr>
@@ -14962,7 +14877,7 @@
         <w:ind w:left="605" w:hanging="605"/>
       </w:pPr>
       <w:r>
-        <w:t xml:space="preserve">[19] Zheng, Qiong, Chen, Duan, Wei, Guo - Wei (2011). Second - order Poisson–Nernst–Planck solver for ion transport </w:t>
+        <w:t xml:space="preserve">[19] Zheng, Qiong, Chen, Duan, Wei, Guo-Wei (2011). Second-order Poisson–Nernst–Planck solver for ion transport </w:t>
       </w:r>
       <w:r>
         <w:rPr>
@@ -14989,7 +14904,7 @@
         <w:t>Digital Commons - USU (Utah State University)</w:t>
       </w:r>
       <w:r>
-        <w:t>. doi:10.26076/a748 - e85a</w:t>
+        <w:t>. doi:10.26076/a748-e85a</w:t>
       </w:r>
     </w:p>
     <w:p>
@@ -15052,7 +14967,7 @@
         <w:ind w:left="605" w:hanging="605"/>
       </w:pPr>
       <w:r>
-        <w:t xml:space="preserve">[24] Tim M. Kamsma, Jaehyun Kim, Kyungjun Kim, et al. (2024). Brain - inspired computing with fluidic iontronic nanochannels </w:t>
+        <w:t xml:space="preserve">[24] Tim M. Kamsma, Jaehyun Kim, Kyungjun Kim, et al. (2024). Brain-inspired computing with fluidic iontronic nanochannels </w:t>
       </w:r>
       <w:r>
         <w:rPr>
@@ -15088,7 +15003,7 @@
         <w:ind w:left="605" w:hanging="605"/>
       </w:pPr>
       <w:r>
-        <w:t xml:space="preserve">[26] Scharfetter, D. L., Gummel, H. K. (1969). Large - signal analysis of a silicon Read diode oscillator </w:t>
+        <w:t xml:space="preserve">[26] Scharfetter, D.L., Gummel, H.K. (1969). Large-signal analysis of a silicon Read diode oscillator </w:t>
       </w:r>
       <w:r>
         <w:rPr>
@@ -15097,7 +15012,7 @@
         <w:t>IEEE Transactions on Electron Devices</w:t>
       </w:r>
       <w:r>
-        <w:t>. doi:10.1109/t - ed.1969.16566</w:t>
+        <w:t>. doi:10.1109/t-ed.1969.16566</w:t>
       </w:r>
     </w:p>
     <w:p>
@@ -15106,7 +15021,7 @@
         <w:ind w:left="605" w:hanging="605"/>
       </w:pPr>
       <w:r>
-        <w:t xml:space="preserve">[27] Miller, J. J. H., Wang, Song (1994). An analysis of the Scharfetter - Gummel box method for the stationary semiconductor device equations </w:t>
+        <w:t xml:space="preserve">[27] Miller, J. J. H., Wang, Song (1994). An analysis of the Scharfetter-Gummel box method for the stationary semiconductor device equations </w:t>
       </w:r>
       <w:r>
         <w:rPr>
@@ -15124,7 +15039,7 @@
         <w:ind w:left="605" w:hanging="605"/>
       </w:pPr>
       <w:r>
-        <w:t xml:space="preserve">[28] Raissi, M., Perdikaris, P., Karniadakis, G. E. (2019). Physics - informed neural networks: A deep learning framework for solving forward and inverse problems involving nonlinear partial differential equations </w:t>
+        <w:t xml:space="preserve">[28] Raissi, M., Perdikaris, P., Karniadakis, G.E. (2019). Physics-informed neural networks: A deep learning framework for solving forward and inverse problems involving nonlinear partial differential equations </w:t>
       </w:r>
       <w:r>
         <w:rPr>
@@ -15142,7 +15057,7 @@
         <w:ind w:left="605" w:hanging="605"/>
       </w:pPr>
       <w:r>
-        <w:t xml:space="preserve">[29] Karniadakis, George Em, Kevrekidis, Ioannis G., Lu, Lu, et al. (2021). Physics - informed machine learning </w:t>
+        <w:t xml:space="preserve">[29] Karniadakis, George Em, Kevrekidis, Ioannis G., Lu, Lu, et al. (2021). Physics-informed machine learning </w:t>
       </w:r>
       <w:r>
         <w:rPr>
@@ -15151,7 +15066,7 @@
         <w:t>Nature Reviews Physics</w:t>
       </w:r>
       <w:r>
-        <w:t>. doi:10.1038/s42254 - 021 - 00314 - 5</w:t>
+        <w:t>. doi:10.1038/s42254-021-00314-5</w:t>
       </w:r>
     </w:p>
     <w:p>
@@ -15178,7 +15093,7 @@
         <w:ind w:left="605" w:hanging="605"/>
       </w:pPr>
       <w:r>
-        <w:t xml:space="preserve">[31] Lagaris, I. E., Likas, A., Fotiadis, D. I. (1998). Artificial neural networks for solving ordinary and partial differential equations </w:t>
+        <w:t xml:space="preserve">[31] Lagaris, I.E., Likas, A., Fotiadis, D.I. (1998). Artificial neural networks for solving ordinary and partial differential equations </w:t>
       </w:r>
       <w:r>
         <w:rPr>
@@ -15196,7 +15111,7 @@
         <w:ind w:left="605" w:hanging="605"/>
       </w:pPr>
       <w:r>
-        <w:t xml:space="preserve">[32] Wang, Sifan, Teng, Yujun, Perdikaris, Paris (2021). Understanding and Mitigating Gradient Flow Pathologies in Physics - Informed Neural Networks </w:t>
+        <w:t xml:space="preserve">[32] Wang, Sifan, Teng, Yujun, Perdikaris, Paris (2021). Understanding and Mitigating Gradient Flow Pathologies in Physics-Informed Neural Networks </w:t>
       </w:r>
       <w:r>
         <w:rPr>
@@ -15214,7 +15129,7 @@
         <w:ind w:left="605" w:hanging="605"/>
       </w:pPr>
       <w:r>
-        <w:t xml:space="preserve">[33] Krishnapriyan, Aditi S., Gholami, Amir, Zhe, Shandian, et al. (2021). Characterizing possible failure modes in physics - informed neural networks </w:t>
+        <w:t xml:space="preserve">[33] Krishnapriyan, Aditi S., Gholami, Amir, Zhe, Shandian, et al. (2021). Characterizing possible failure modes in physics-informed neural networks </w:t>
       </w:r>
       <w:r>
         <w:rPr>
@@ -15232,7 +15147,7 @@
         <w:ind w:left="605" w:hanging="605"/>
       </w:pPr>
       <w:r>
-        <w:t xml:space="preserve">[34] Sukumar, N., Srivastava, Ankit (2022). Exact imposition of boundary conditions with distance functions in physics - informed deep neural networks </w:t>
+        <w:t xml:space="preserve">[34] Sukumar, N., Srivastava, Ankit (2022). Exact imposition of boundary conditions with distance functions in physics-informed deep neural networks </w:t>
       </w:r>
       <w:r>
         <w:rPr>
@@ -15250,7 +15165,7 @@
         <w:ind w:left="605" w:hanging="605"/>
       </w:pPr>
       <w:r>
-        <w:t xml:space="preserve">[35] Shaikhah Alkhadhr, Mohamed Khaled Almekkawy (2023). Wave Equation Modeling via Physics - Informed Neural Networks: Models of Soft and Hard Constraints for Initial and Boundary Conditions </w:t>
+        <w:t xml:space="preserve">[35] Shaikhah Alkhadhr, Mohamed Khaled Almekkawy (2023). Wave Equation Modeling via Physics-Informed Neural Networks: Models of Soft and Hard Constraints for Initial and Boundary Conditions </w:t>
       </w:r>
       <w:r>
         <w:rPr>
@@ -15268,7 +15183,7 @@
         <w:ind w:left="605" w:hanging="605"/>
       </w:pPr>
       <w:r>
-        <w:t xml:space="preserve">[36] Gang Jing, Huan Wang, Yuan Jiu, et al. (2026). A unified hard - constraint physics - informed neural network approach for sparse - observation airflow - field reconstruction under complex boundary conditions </w:t>
+        <w:t xml:space="preserve">[36] Gang Jing, Huan Wang, Yuan Jiu, et al. (2026). A unified hard-constraint physics-informed neural network approach for sparse-observation airflow-field reconstruction under complex boundary conditions </w:t>
       </w:r>
       <w:r>
         <w:rPr>
@@ -15286,7 +15201,7 @@
         <w:ind w:left="605" w:hanging="605"/>
       </w:pPr>
       <w:r>
-        <w:t xml:space="preserve">[37] Mohammad Sheikholeslami, Saeed Salehi, Wengang Mao, et al. (2025). Physics - informed neural networks with hard and soft boundary conditions for linear free surface waves </w:t>
+        <w:t xml:space="preserve">[37] Mohammad Sheikholeslami, Saeed Salehi, Wengang Mao, et al. (2025). Physics-informed neural networks with hard and soft boundary conditions for linear free surface waves </w:t>
       </w:r>
       <w:r>
         <w:rPr>
@@ -15304,7 +15219,7 @@
         <w:ind w:left="605" w:hanging="605"/>
       </w:pPr>
       <w:r>
-        <w:t xml:space="preserve">[38] Peng Lan, Jing - jing Su, Xin - yan Ma, et al. (2023). Application of improved physics - informed neural networks for nonlinear consolidation problems with continuous drainage boundary conditions </w:t>
+        <w:t xml:space="preserve">[38] Peng Lan, Jing-jing Su, Xin-yan Ma, et al. (2023). Application of improved physics-informed neural networks for nonlinear consolidation problems with continuous drainage boundary conditions </w:t>
       </w:r>
       <w:r>
         <w:rPr>
@@ -15313,7 +15228,7 @@
         <w:t>Acta Geotechnica</w:t>
       </w:r>
       <w:r>
-        <w:t>. doi:10.1007/s11440 - 023 - 01899 - 0</w:t>
+        <w:t>. doi:10.1007/s11440-023-01899-0</w:t>
       </w:r>
     </w:p>
     <w:p>
@@ -15322,7 +15237,7 @@
         <w:ind w:left="605" w:hanging="605"/>
       </w:pPr>
       <w:r>
-        <w:t xml:space="preserve">[39] Stefano Berrone, Claudio Canuto, Moreno Pintore, et al. (2023). Enforcing Dirichlet boundary conditions in physics - informed neural networks and variational physics - informed neural networks </w:t>
+        <w:t xml:space="preserve">[39] Stefano Berrone, Claudio Canuto, Moreno Pintore, et al. (2023). Enforcing Dirichlet boundary conditions in physics-informed neural networks and variational physics-informed neural networks </w:t>
       </w:r>
       <w:r>
         <w:rPr>
@@ -15340,7 +15255,7 @@
         <w:ind w:left="605" w:hanging="605"/>
       </w:pPr>
       <w:r>
-        <w:t xml:space="preserve">[40] Xinquan Huang, Tariq A. Alkhalifah (2024). Microseismic Source Imaging Using Physics - Informed Neural Networks With Hard Constraints </w:t>
+        <w:t xml:space="preserve">[40] Xinquan Huang, Tariq A. Alkhalifah (2024). Microseismic Source Imaging Using Physics-Informed Neural Networks With Hard Constraints </w:t>
       </w:r>
       <w:r>
         <w:rPr>
@@ -15358,7 +15273,7 @@
         <w:ind w:left="605" w:hanging="605"/>
       </w:pPr>
       <w:r>
-        <w:t xml:space="preserve">[41] D. Jagtap, Ameya, Em Karniadakis, George (2020). Extended Physics - Informed Neural Networks (XPINNs): A Generalized Space - Time Domain Decomposition Based Deep Learning Framework for Nonlinear Partial Differential Equations </w:t>
+        <w:t xml:space="preserve">[41] D. Jagtap, Ameya, Em Karniadakis, George (2020). Extended Physics-Informed Neural Networks (XPINNs): A Generalized Space-Time Domain Decomposition Based Deep Learning Framework for Nonlinear Partial Differential Equations </w:t>
       </w:r>
       <w:r>
         <w:rPr>
@@ -15367,7 +15282,7 @@
         <w:t>Communications in Computational Physics</w:t>
       </w:r>
       <w:r>
-        <w:t>. doi:10.4208/cicp.oa - 2020 - 0164</w:t>
+        <w:t>. doi:10.4208/cicp.oa-2020-0164</w:t>
       </w:r>
     </w:p>
     <w:p>
@@ -15376,7 +15291,7 @@
         <w:ind w:left="605" w:hanging="605"/>
       </w:pPr>
       <w:r>
-        <w:t xml:space="preserve">[42] Huang, Xujia, Wang, Fajie, Zhang, Benrong, et al. (2025). Enriched physics - informed neural networks for dynamic Poisson - Nernst - Planck systems </w:t>
+        <w:t xml:space="preserve">[42] Huang, Xujia, Wang, Fajie, Zhang, Benrong, et al. (2025). Enriched physics-informed neural networks for dynamic Poisson-Nernst-Planck systems </w:t>
       </w:r>
       <w:r>
         <w:rPr>
@@ -15394,7 +15309,7 @@
         <w:ind w:left="605" w:hanging="605"/>
       </w:pPr>
       <w:r>
-        <w:t xml:space="preserve">[43] Zheng, Jinglai, Huang, Jie, Huang, Haiming (2025). Physics - informed neural networks for solving thermal response of charring materials </w:t>
+        <w:t xml:space="preserve">[43] Zheng, Jinglai, Huang, Jie, Huang, Haiming (2025). Physics-informed neural networks for solving thermal response of charring materials </w:t>
       </w:r>
       <w:r>
         <w:rPr>
@@ -15412,7 +15327,7 @@
         <w:ind w:left="605" w:hanging="605"/>
       </w:pPr>
       <w:r>
-        <w:t xml:space="preserve">[44] Zheng, Jinglai, Hu, Hanying, Huang, Jie, et al. (2025). CF - DeepONet: Deep operator neural networks for solving compressible flows </w:t>
+        <w:t xml:space="preserve">[44] Zheng, Jinglai, Hu, Hanying, Huang, Jie, et al. (2025). CF-DeepONet: Deep operator neural networks for solving compressible flows </w:t>
       </w:r>
       <w:r>
         <w:rPr>
@@ -15430,7 +15345,7 @@
         <w:ind w:left="605" w:hanging="605"/>
       </w:pPr>
       <w:r>
-        <w:t xml:space="preserve">[45] Zheng, Jinglai, Li, Fan, Huang, Haiming (2024). T - phPINN: Physics - informed neural networks for solving 2D non - Fourier heat conduction equations </w:t>
+        <w:t xml:space="preserve">[45] Zheng, Jinglai, Li, Fan, Huang, Haiming (2024). T-phPINN: Physics-informed neural networks for solving 2D non-Fourier heat conduction equations </w:t>
       </w:r>
       <w:r>
         <w:rPr>
@@ -15448,7 +15363,7 @@
         <w:ind w:left="605" w:hanging="605"/>
       </w:pPr>
       <w:r>
-        <w:t xml:space="preserve">[46] Wei, Congxin, Pang, Haikuo, Huang, Teng, et al. (2026). Predicting lithium - ion battery health using attention mechanism with Kolmogorov - Arnold and physics - informed neural networks </w:t>
+        <w:t xml:space="preserve">[46] Wei, Congxin, Pang, Haikuo, Huang, Teng, et al. (2026). Predicting lithium-ion battery health using attention mechanism with Kolmogorov-Arnold and physics-informed neural networks </w:t>
       </w:r>
       <w:r>
         <w:rPr>
@@ -15475,7 +15390,7 @@
         <w:t>Nature Machine Intelligence</w:t>
       </w:r>
       <w:r>
-        <w:t>. doi:10.1038/s42256 - 021 - 00302 - 5</w:t>
+        <w:t>. doi:10.1038/s42256-021-00302-5</w:t>
       </w:r>
     </w:p>
     <w:p>
@@ -15502,7 +15417,7 @@
         <w:ind w:left="605" w:hanging="605"/>
       </w:pPr>
       <w:r>
-        <w:t xml:space="preserve">[49] Sifan Wang, Hanwen Wang, Paris G. Perdikaris (2021). Learning the solution operator of parametric partial differential equations with physics - informed DeepONets </w:t>
+        <w:t xml:space="preserve">[49] Sifan Wang, Hanwen Wang, Paris G. Perdikaris (2021). Learning the solution operator of parametric partial differential equations with physics-informed DeepONets </w:t>
       </w:r>
       <w:r>
         <w:rPr>
@@ -15520,7 +15435,7 @@
         <w:ind w:left="605" w:hanging="605"/>
       </w:pPr>
       <w:r>
-        <w:t xml:space="preserve">[50] Hwijae Son (2025). ELM - DeepONets: Backpropagation - Free Training of Deep Operator Networks via Extreme Learning Machines </w:t>
+        <w:t xml:space="preserve">[50] Hwijae Son (2025). ELM-DeepONets: Backpropagation-Free Training of Deep Operator Networks via Extreme Learning Machines </w:t>
       </w:r>
       <w:r>
         <w:rPr>
@@ -15538,7 +15453,7 @@
         <w:ind w:left="605" w:hanging="605"/>
       </w:pPr>
       <w:r>
-        <w:t xml:space="preserve">[51] Qiuying Ma, Xinghan Jiang, Xinlong Guo, et al. (2025). Layer - Interaction DeepONet for Modeling Ultrafast Nonlinear Dynamics in Optical Fibers </w:t>
+        <w:t xml:space="preserve">[51] Qiuying Ma, Xinghan Jiang, Xinlong Guo, et al. (2025). Layer-Interaction DeepONet for Modeling Ultrafast Nonlinear Dynamics in Optical Fibers </w:t>
       </w:r>
       <w:r>
         <w:rPr>
@@ -15565,7 +15480,7 @@
         <w:t>Constructive Approximation</w:t>
       </w:r>
       <w:r>
-        <w:t>. doi:10.1007/s00365 - 025 - 09718 - 3</w:t>
+        <w:t>. doi:10.1007/s00365-025-09718-3</w:t>
       </w:r>
     </w:p>
     <w:p>
@@ -15610,7 +15525,7 @@
         <w:ind w:left="605" w:hanging="605"/>
       </w:pPr>
       <w:r>
-        <w:t xml:space="preserve">[55] Kai Qi, Jian Sun (2024). Gabor - Filtered Fourier Neural Operator for solving Partial Differential Equations </w:t>
+        <w:t xml:space="preserve">[55] Kai Qi, Jian Sun (2024). Gabor-Filtered Fourier Neural Operator for solving Partial Differential Equations </w:t>
       </w:r>
       <w:r>
         <w:rPr>
@@ -15628,7 +15543,7 @@
         <w:ind w:left="605" w:hanging="605"/>
       </w:pPr>
       <w:r>
-        <w:t xml:space="preserve">[56] Kangjie Li, Wenjing Ye (2025). D - FNO: A decomposed Fourier neural operator for large - scale parametric partial differential equations </w:t>
+        <w:t xml:space="preserve">[56] Kangjie Li, Wenjing Ye (2025). D-FNO: A decomposed Fourier neural operator for large-scale parametric partial differential equations </w:t>
       </w:r>
       <w:r>
         <w:rPr>
@@ -15646,7 +15561,7 @@
         <w:ind w:left="605" w:hanging="605"/>
       </w:pPr>
       <w:r>
-        <w:t xml:space="preserve">[57] Zhang, Tao, Xiao, Hui, Ghosh, Debdulal (2025). Physics - informed fourier neural operators: A machine learning method for parametric partial differential equations </w:t>
+        <w:t xml:space="preserve">[57] Zhang, Tao, Xiao, Hui, Ghosh, Debdulal (2025). Physics-informed fourier neural operators: A machine learning method for parametric partial differential equations </w:t>
       </w:r>
       <w:r>
         <w:rPr>
@@ -15664,7 +15579,7 @@
         <w:ind w:left="605" w:hanging="605"/>
       </w:pPr>
       <w:r>
-        <w:t xml:space="preserve">[58] Zongyi Li, Hongkai Zheng, Nikola Kovachki, et al. (2024). Physics - Informed Neural Operator for Learning Partial Differential Equations </w:t>
+        <w:t xml:space="preserve">[58] Zongyi Li, Hongkai Zheng, Nikola Kovachki, et al. (2024). Physics-Informed Neural Operator for Learning Partial Differential Equations </w:t>
       </w:r>
       <w:r>
         <w:rPr>
@@ -15700,7 +15615,7 @@
         <w:ind w:left="605" w:hanging="605"/>
       </w:pPr>
       <w:r>
-        <w:t xml:space="preserve">[60] Muhammad Tahir Rafiq, Ghazala Rafiq, Ho - Youl Jung, et al. (2022). SSNO: Spatio - Spectral Neural Operator for Functional Space Learning of Partial Differential Equations </w:t>
+        <w:t xml:space="preserve">[60] Muhammad Tahir Rafiq, Ghazala Rafiq, Ho-Youl Jung, et al. (2022). SSNO: Spatio-Spectral Neural Operator for Functional Space Learning of Partial Differential Equations </w:t>
       </w:r>
       <w:r>
         <w:rPr>
@@ -15718,7 +15633,7 @@
         <w:ind w:left="605" w:hanging="605"/>
       </w:pPr>
       <w:r>
-        <w:t xml:space="preserve">[61] Thomas O’Leary - Roseberry, Umberto Villa, Peng Chen, Omar Ghattas (2022). Derivative - informed projected neural networks for high - dimensional parametric maps governed by PDEs </w:t>
+        <w:t xml:space="preserve">[61] Thomas O’Leary-Roseberry, Umberto Villa, Peng Chen, Omar Ghattas (2022). Derivative-informed projected neural networks for high-dimensional parametric maps governed by PDEs </w:t>
       </w:r>
       <w:r>
         <w:rPr>
@@ -15736,7 +15651,7 @@
         <w:ind w:left="605" w:hanging="605"/>
       </w:pPr>
       <w:r>
-        <w:t xml:space="preserve">[62] Lianghao Cao, Thomas O’Leary - Roseberry, Prashant K. Jha, J. Tinsley Oden, Omar Ghattas (2023). Residual - based error correction for neural operator accelerated infinite - dimensional Bayesian inverse problems </w:t>
+        <w:t xml:space="preserve">[62] Lianghao Cao, Thomas O’Leary-Roseberry, Prashant K. Jha, J. Tinsley Oden, Omar Ghattas (2023). Residual-based error correction for neural operator accelerated infinite-dimensional Bayesian inverse problems </w:t>
       </w:r>
       <w:r>
         <w:rPr>

--- a/manuscript/Manuscript_PINO_clean.docx
+++ b/manuscript/Manuscript_PINO_clean.docx
@@ -190,7 +190,7 @@
         <w:pStyle w:val="ListBullet"/>
       </w:pPr>
       <w:r>
-        <w:t>Blind dual inversion: 1.7% charge error, 68% 95% coverage at 1% noise.</w:t>
+        <w:t>Blind dual inversion: 1.5% charge error, 73% 95% coverage at 1% noise.</w:t>
       </w:r>
     </w:p>
     <w:p>
@@ -453,7 +453,7 @@
         </m:sSup>
       </m:oMath>
       <w:r>
-        <w:t xml:space="preserve">), with 1%-noise CRLBs of 0.37% for radius but 86 for charge. Single- and multi-salt inversion leave charge unidentifiable. A 2,700-realization blind inverse study gives a dual current-plus-selectivity median charge error of 1.7% but only 68% 95% coverage at 1% noise; the reversal potential is state dependent (263% weak-charge, 7.3% strong-charge), and a reference-free warm-started controller reproduces the SG/FV current to </w:t>
+        <w:t xml:space="preserve">), with 1%-noise CRLBs of 0.37% for radius but 86 for charge. Single- and multi-salt inversion leave charge unidentifiable. A 675-realization blind inverse study gives a dual current-plus-selectivity median charge error of 1.5% but only 73% 95% coverage at 1% noise; the reversal potential is state dependent (85% weak-charge, 5.0% strong-charge), and a reference-free warm-started controller reproduces the SG/FV current to </w:t>
       </w:r>
       <m:oMath xmlns:a="http://schemas.openxmlformats.org/drawingml/2006/main" xmlns:pic="http://schemas.openxmlformats.org/drawingml/2006/picture">
         <m:r>
@@ -1111,7 +1111,7 @@
         </m:sSup>
       </m:oMath>
       <w:r>
-        <w:t>), with 1%-noise CRLBs of 0.37% for radius but 86 for charge. Single- and multi-salt current–voltage protocols leave charge unidentifiable at 1% noise, whereas a blind Stage-20 dual current-plus-selectivity protocol reaches 1.7% median charge error and 0.17% radius error, but with only 68% 95% coverage at 1% noise because a roughly 2% bias floor remains. A strong-charge benchmark lowers current error 23-fold relative to the Ohmic bulk approximation, without claiming that single-salt conductance alone identifies charge. Finally, a spatial and parametric decomposition of the out-of-distribution error shows that the residual error is largest per unit reference in the wall EDL and at the reservoir transitions, yet it cancels in the cross-sectionally integrated current, which stays below 0.23%.</w:t>
+        <w:t>), with 1%-noise CRLBs of 0.37% for radius but 86 for charge. Single- and multi-salt current–voltage protocols leave charge unidentifiable at 1% noise, whereas a blind Stage-20 dual current-plus-selectivity protocol reaches 1.5% median charge error and 0.15% radius error, but with only 73% 95% coverage at 1% noise because a roughly 1.3% mesh-discretization bias remains. A strong-charge benchmark lowers current error 23-fold relative to the Ohmic bulk approximation, without claiming that single-salt conductance alone identifies charge. Finally, a spatial and parametric decomposition of the out-of-distribution error shows that the residual error is largest per unit reference in the wall EDL and at the reservoir transitions, yet it cancels in the cross-sectionally integrated current, which stays below 0.23%.</w:t>
       </w:r>
     </w:p>
     <w:p>
@@ -10815,7 +10815,7 @@
         <w:rPr>
           <w:sz w:val="18"/>
         </w:rPr>
-        <w:t xml:space="preserve"> median relative difference, while both charge sensitivities are near zero. (D) Blind Stage-20 inversion at 1% noise using estimator B for the single-salt, reversal-potential, and dual current-plus-selectivity protocols (15 states, 20 realizations each); bars are median relative errors and error bars are half the interquartile range. Single-salt charge remains unidentifiable; the dual protocol reaches 1.7% median charge and 0.17% radius error but only 68% 95% coverage, and the reversal potential is state dependent (263% weak-charge versus 7.3% strong-charge).</w:t>
+        <w:t xml:space="preserve"> median relative difference, while both charge sensitivities are near zero. (D) Blind Stage-20 inversion at 1% noise using estimator B for the single-salt, reversal-potential, and dual current-plus-selectivity protocols (15 states, 5 realizations each); bars are median relative errors and error bars are half the interquartile range. Single-salt charge remains unidentifiable; the dual protocol reaches 1.5% median charge and 0.15% radius error but only 73% 95% coverage, and the reversal potential is state dependent (85% weak-charge versus 5.0% strong-charge).</w:t>
       </w:r>
     </w:p>
     <w:p>
@@ -10876,7 +10876,39 @@
         </m:r>
       </m:oMath>
       <w:r>
-        <w:t>, reduces the median charge error to 4.83% (IQR 11.6%) and the radius error to 0.0999% (IQR 0.125%), with 95% coverage of 70.7% for charge and 96.3% for radius. At 0.2% and 2% noise the dual charge errors are 4.92% and 4.95%, and the radius errors are 0.0185% and 0.217%; the charge error is nearly independent of noise because it is limited by the residual charge–geometry correlation and by the finite candidate grid, not by the noise level. The 70.7% charge coverage is substantial undercoverage that is not explained by the noise level, which changes the charge error little between 0.2% and 2%. The Stage-20 blind residual-controlled inversion reduces the median charge error to 1.7%, but it does not eliminate that bias floor: at 0.2% noise the 95% intervals cover only 4% of realizations, rising to 68% at 1% and 87% at 2%. The dual result should therefore be read as a bias-limited 2% recovery, not a calibrated sub-percent measurement.</w:t>
+        <w:t xml:space="preserve">, reduces the median charge error to 4.83% (IQR 11.6%) and the radius error to 0.0999% (IQR 0.125%), with 95% coverage of 70.7% for charge and 96.3% for radius. At 0.2% and 2% noise the dual charge errors are 4.92% and 4.95%, and the radius errors are 0.0185% and 0.217%; the charge error is nearly independent of noise because it is limited by the residual charge–geometry correlation and by the finite candidate grid, not by the noise level. The 70.7% charge coverage is substantial undercoverage that is not explained by the noise level, which changes the charge error little between 0.2% and 2%. The Stage-20 blind residual-controlled inversion reduces the median charge error to 1.5%, but it does not eliminate that bias floor (noise-free cross-grid D2: 1.29%; same-grid D1: </w:t>
+      </w:r>
+      <m:oMath xmlns:a="http://schemas.openxmlformats.org/drawingml/2006/main" xmlns:pic="http://schemas.openxmlformats.org/drawingml/2006/picture">
+        <m:r>
+          <m:t>2</m:t>
+        </m:r>
+        <m:r>
+          <m:rPr>
+            <m:sty m:val="p"/>
+          </m:rPr>
+          <m:t>×</m:t>
+        </m:r>
+        <m:sSup>
+          <m:e>
+            <m:r>
+              <m:t>10</m:t>
+            </m:r>
+          </m:e>
+          <m:sup>
+            <m:r>
+              <m:rPr>
+                <m:sty m:val="p"/>
+              </m:rPr>
+              <m:t>−</m:t>
+            </m:r>
+            <m:r>
+              <m:t>7</m:t>
+            </m:r>
+          </m:sup>
+        </m:sSup>
+      </m:oMath>
+      <w:r>
+        <w:t>): at 0.2% noise the 95% intervals cover only 4% of realizations, rising to 73% at 1% and 90.7% at 2%. The dual result should therefore be read as a bias-limited 1.5% recovery, not a calibrated sub-percent measurement.</w:t>
       </w:r>
     </w:p>
     <w:p>
@@ -13277,7 +13309,7 @@
     </w:p>
     <w:p>
       <w:r>
-        <w:t xml:space="preserve">The Stage-20 blind inverse study removes the truth from every estimator. It uses 15 held-out states, three protocols, three noise levels, and 20 realizations, for 2,700 inversions; observations are generated at </w:t>
+        <w:t xml:space="preserve">The Stage-20 blind inverse study removes the truth from every estimator. It uses 15 held-out states, three protocols, three noise levels, and 5 realizations, for 675 inversions; observations are generated at </w:t>
       </w:r>
       <m:oMath xmlns:a="http://schemas.openxmlformats.org/drawingml/2006/main" xmlns:pic="http://schemas.openxmlformats.org/drawingml/2006/picture">
         <m:r>
@@ -13328,7 +13360,39 @@
         </m:sSub>
       </m:oMath>
       <w:r>
-        <w:t xml:space="preserve"> error 140%), while the reversal potential is strongly state dependent: its median error is 263% in the weak-charge band but 7.3% in the strong-charge band, where Donnan exclusion is large. The dual current-plus-selectivity protocol is the most stable, with median charge errors of 1.38%, 1.40%, and 2.41% in the weak, transitional, and strong bands (1.72% overall) and radius errors of 0.17%. Its 95% charge coverage is 68% at 1% noise, and only 4% at 0.2% noise, because a remaining roughly 2% bias floor dominates the shrinking statistical interval; coverage rises to 87% at 2% noise. The corresponding reversal-potential coverage is 56% at 1% noise. We therefore report the dual protocol as a bias-limited 2% recovery, the strong-exclusion reversal potential as a state-dependent 7% recovery, and do not claim calibrated sub-percent charge identification.</w:t>
+        <w:t xml:space="preserve"> error 148%), while the reversal potential is strongly state dependent: its median error is 85% in the weak-charge band but 5.0% in the strong-charge band, where Donnan exclusion is large. The dual current-plus-selectivity protocol is the most stable, with median charge errors of 1.55%, 1.32%, and 1.24% in the weak, transitional, and strong bands (1.49% overall) and radius errors of 0.15%. Its 95% charge coverage is 73% at 1% noise, and only 1.3% at 0.2% noise, because a remaining roughly 1.3% cross-grid discretization bias dominates the shrinking statistical interval (noise-free cross-grid D2: 1.29%; same-grid D1: </w:t>
+      </w:r>
+      <m:oMath xmlns:a="http://schemas.openxmlformats.org/drawingml/2006/main" xmlns:pic="http://schemas.openxmlformats.org/drawingml/2006/picture">
+        <m:r>
+          <m:t>2</m:t>
+        </m:r>
+        <m:r>
+          <m:rPr>
+            <m:sty m:val="p"/>
+          </m:rPr>
+          <m:t>×</m:t>
+        </m:r>
+        <m:sSup>
+          <m:e>
+            <m:r>
+              <m:t>10</m:t>
+            </m:r>
+          </m:e>
+          <m:sup>
+            <m:r>
+              <m:rPr>
+                <m:sty m:val="p"/>
+              </m:rPr>
+              <m:t>−</m:t>
+            </m:r>
+            <m:r>
+              <m:t>7</m:t>
+            </m:r>
+          </m:sup>
+        </m:sSup>
+      </m:oMath>
+      <w:r>
+        <w:t>); coverage rises to 91% at 2% noise. The corresponding reversal-potential coverage is 88% at 1% noise. We therefore report the dual protocol as a bias-limited 1.5% recovery, the strong-exclusion reversal potential as a state-dependent 5% recovery, and do not claim calibrated sub-percent charge identification.</w:t>
       </w:r>
     </w:p>
     <w:p>
@@ -13644,7 +13708,7 @@
     </w:p>
     <w:p>
       <w:r>
-        <w:t>The inverse experiment sharpens the scope of the method. With exact SG/FV-generated observations, 20 noise draws, and a nested grid, the Stage-20 blind dual current–plus–selectivity inversion reaches 1.7% median charge error and 0.17% radius error at 1% noise, but only 68% 95% coverage; single- and multi-salt conductance leave charge at 140% median error and do not meet the 10% criterion for any state. The residual roughly 2% bias floor, not noise, limits the dual interval calibration; this is a separate surrogate limitation from the physical conductance-only degeneracy, which follows from the near-invariance of the concentration sum for a symmetric electrolyte with nearly equal diffusivities, and the Fisher analysis shows it holds across the negative-</w:t>
+        <w:t>The inverse experiment sharpens the scope of the method. With exact SG/FV-generated observations, 5 noise draws, and a nested grid, the Stage-20 blind dual current–plus–selectivity inversion reaches 1.5% median charge error and 0.15% radius error at 1% noise, but only 73% 95% coverage; single-salt conductance leaves charge at 148% median error and does not meet the 10% criterion for any state, and the multi-salt check does not remove the degeneracy. The residual roughly 1.3% mesh-discretization bias, not noise or initialization, limits the dual interval calibration; this is a separate discretization limitation from the physical conductance-only degeneracy, which follows from the near-invariance of the concentration sum for a symmetric electrolyte with nearly equal diffusivities, and the Fisher analysis shows it holds across the negative-</w:t>
       </w:r>
       <m:oMath xmlns:a="http://schemas.openxmlformats.org/drawingml/2006/main" xmlns:pic="http://schemas.openxmlformats.org/drawingml/2006/picture">
         <m:sSub>
@@ -13764,7 +13828,7 @@
         </m:sSup>
       </m:oMath>
       <w:r>
-        <w:t>). The median 1%-noise CRLB is 0.37% for radius but 86 for charge. The dual study narrows the remedy: multi-salt current–voltage data do not remove the degeneracy, whereas an independent near-wall selectivity observable brings the median charge error to about 2% while leaving a bias-limited coverage gap. Closing the gap in a real experiment therefore requires a genuinely charge-sensitive measurement, such as streaming potential, field-resolved sensing, or a near-wall selectivity readout, rather than more current–voltage data at different salinities. The operator is well suited to such protocols because it can evaluate thousands of candidate parameter combinations per second.</w:t>
+        <w:t>). The median 1%-noise CRLB is 0.37% for radius but 86 for charge. The dual study narrows the remedy: multi-salt current–voltage data do not remove the degeneracy, whereas an independent near-wall selectivity observable brings the median charge error to about 1.5% while leaving a bias-limited coverage gap. Closing the gap in a real experiment therefore requires a genuinely charge-sensitive measurement, such as streaming potential, field-resolved sensing, or a near-wall selectivity readout, rather than more current–voltage data at different salinities. The operator is well suited to such protocols because it can evaluate thousands of candidate parameter combinations per second.</w:t>
       </w:r>
     </w:p>
     <w:p>
@@ -14274,7 +14338,7 @@
         </m:sSup>
       </m:oMath>
       <w:r>
-        <w:t xml:space="preserve"> at 0.153 s per state, 1.54-fold below a full solve for Task A (forward solve) and 1.19-fold for Task B (reversal-potential root search). A 2,700-realization blind inverse study gives a dual current-plus-selectivity median charge error of 1.7% but only 68% 95% coverage at 1% noise; the reversal potential is state dependent (263% weak-charge, 7.3% strong-charge), so we report a bias-limited 2% recovery rather than calibrated sub-percent identification. A trunk ablation shows that the multi-scale radial basis is a modest near-wall inductive bias rather than a necessity, and a nested 384-state study gives an in-distribution error scaling as </w:t>
+        <w:t xml:space="preserve"> at 0.153 s per state, 1.54-fold below a full solve for Task A (forward solve) and 1.19-fold for Task B (reversal-potential root search). A 675-realization blind inverse study gives a dual current-plus-selectivity median charge error of 1.5% but only 73% 95% coverage at 1% noise; the reversal potential is state dependent (85% weak-charge, 5.0% strong-charge), so we report a bias-limited 1.5% recovery rather than calibrated sub-percent identification. A trunk ablation shows that the multi-scale radial basis is a modest near-wall inductive bias rather than a necessity, and a nested 384-state study gives an in-distribution error scaling as </w:t>
       </w:r>
       <m:oMath xmlns:a="http://schemas.openxmlformats.org/drawingml/2006/main" xmlns:pic="http://schemas.openxmlformats.org/drawingml/2006/picture">
         <m:sSup>
@@ -14425,7 +14489,7 @@
         </m:sSup>
       </m:oMath>
       <w:r>
-        <w:t>; 1%-noise CRLB 0.37% for radius but 86 for charge). Single- and multi-salt current–voltage sweeps do not remove this degeneracy. A dual current-plus-near-wall-selectivity protocol reaches 1.7% median charge error and 0.17% radius error in the blind Stage-20 study, but its 95% charge coverage is only 68% at 1% noise because a roughly 2% bias floor dominates the statistical interval. Strong surface charge lowers current error 23-fold relative to the Ohmic bulk approximation and makes the selectivity field accurately predictable, but it does not by itself make single-salt conductance identify charge. Experimentalists should therefore invest in charge-sensitive observables—a concentration-cell reversal potential or transference number, a streaming potential, or field-resolved near-wall sensing—rather than in additional conductance data, and the operator is intended to design those protocols before the experiment is built.</w:t>
+        <w:t>; 1%-noise CRLB 0.37% for radius but 86 for charge). Single- and multi-salt current–voltage sweeps do not remove this degeneracy. A dual current-plus-near-wall-selectivity protocol reaches 1.5% median charge error and 0.15% radius error in the blind Stage-20 study, but its 95% charge coverage is only 73% at 1% noise because a roughly 1.3% mesh-discretization bias dominates the statistical interval. Strong surface charge lowers current error 23-fold relative to the Ohmic bulk approximation and makes the selectivity field accurately predictable, but it does not by itself make single-salt conductance identify charge. Experimentalists should therefore invest in charge-sensitive observables—a concentration-cell reversal potential or transference number, a streaming potential, or field-resolved near-wall sensing—rather than in additional conductance data, and the operator is intended to design those protocols before the experiment is built.</w:t>
       </w:r>
     </w:p>
     <w:p>

--- a/manuscript/Manuscript_PINO_clean.docx
+++ b/manuscript/Manuscript_PINO_clean.docx
@@ -198,7 +198,7 @@
         <w:pStyle w:val="ListBullet"/>
       </w:pPr>
       <w:r>
-        <w:t>Warm-started solver: 3×10⁻¹² error; 1.54× speedup (forward), 1.19× (reversal).</w:t>
+        <w:t>Warm-started solver: 5×10⁻¹⁴ error; 1.54× speedup (forward), 1.19× (reversal).</w:t>
       </w:r>
     </w:p>
     <w:p>
@@ -453,11 +453,11 @@
         </m:sSup>
       </m:oMath>
       <w:r>
-        <w:t xml:space="preserve">), with 1%-noise CRLBs of 0.37% for radius but 86 for charge. Single- and multi-salt inversion leave charge unidentifiable. A 675-realization blind inverse study gives a dual current-plus-selectivity median charge error of 1.5% but only 73% 95% coverage at 1% noise; the reversal potential is state dependent (85% weak-charge, 5.0% strong-charge), and a reference-free warm-started controller reproduces the SG/FV current to </w:t>
+        <w:t xml:space="preserve">), with 1%-noise CRLBs of 0.37% for radius but 86 for charge. Single- and multi-salt conductance data leave charge unidentifiable in the Fisher analysis. A 675-realization blind inverse study gives a dual current-plus-selectivity median charge error of 1.5% but only 73% 95% coverage at 1% noise; the reversal potential is state dependent (85% weak-charge, 5.0% strong-charge), and a reference-free warm-started controller reproduces the SG/FV current to </w:t>
       </w:r>
       <m:oMath xmlns:a="http://schemas.openxmlformats.org/drawingml/2006/main" xmlns:pic="http://schemas.openxmlformats.org/drawingml/2006/picture">
         <m:r>
-          <m:t>3</m:t>
+          <m:t>5.1</m:t>
         </m:r>
         <m:r>
           <m:rPr>
@@ -479,7 +479,7 @@
               <m:t>−</m:t>
             </m:r>
             <m:r>
-              <m:t>12</m:t>
+              <m:t>14</m:t>
             </m:r>
           </m:sup>
         </m:sSup>
@@ -761,7 +761,7 @@
     </w:p>
     <w:p>
       <w:r>
-        <w:t xml:space="preserve">Physics-informed neural networks (PINNs) [28–30] and neural trial-function formulations [31] embed differential equation constraints into the training loss to reduce reliance on labeled solution data, but standard PINNs are typically trained for one parameter set at a time and are sensitive to gradient-flow pathologies and optimization failure modes [32, 33]. Hard-constraint and boundary-enforcing formulations impose initial or boundary conditions strictly across benchmark PDE problems [34], wave equations [35], airflow-field reconstruction [36], linear free-surface waves [37], nonlinear consolidation [38], variational Dirichlet benchmarks [39], and microseismic source imaging [40], while domain-decomposed variants such as XPINNs enable space–time decomposition on complex geometries [41]. Enriched physics-informed neural networks have been developed for dynamic Poisson–Nernst–Planck systems [42], while related physics-informed and operator-learning surrogates have been applied to thermal charring materials [43], compressible flows with CF-DeepONet [44], non-Fourier heat conduction with T-phPINN [45], and lithium-ion battery health prediction [46]. A previously reported fixed-state discontinuous-Galerkin DA-PINN for nanopore transport (COMPHY-D-26-00857) reached a potential relative L2 error of </w:t>
+        <w:t xml:space="preserve">Physics-informed neural networks (PINNs) [28–30] and neural trial-function formulations [31] embed differential equation constraints into the training loss to reduce reliance on labeled solution data, but standard PINNs are typically trained for one parameter set at a time and are sensitive to gradient-flow pathologies and optimization failure modes [32, 33]. Hard-constraint and boundary-enforcing formulations impose initial or boundary conditions strictly across benchmark PDE problems [34], wave equations [35], airflow-field reconstruction [36], linear free-surface waves [37], nonlinear consolidation [38], variational Dirichlet benchmarks [39], and microseismic source imaging [40], while domain-decomposed variants such as XPINNs enable space–time decomposition on complex geometries [41]. Enriched physics-informed neural networks have been developed for dynamic Poisson–Nernst–Planck systems [42], while related physics-informed and operator-learning surrogates have been applied to thermal charring materials [43], compressible flows with CF-DeepONet [44], non-Fourier heat conduction with T-phPINN [45], and lithium-ion battery health prediction [46]. A fixed-state discontinuous-Galerkin DA-PINN for nanopore transport, submitted to Computer Physics Communications as COMPHY-D-26-00857 (not published; revision R1 submitted), reached a potential relative L2 error of </w:t>
       </w:r>
       <m:oMath xmlns:a="http://schemas.openxmlformats.org/drawingml/2006/main" xmlns:pic="http://schemas.openxmlformats.org/drawingml/2006/picture">
         <m:r>
@@ -793,7 +793,7 @@
         </m:sSup>
       </m:oMath>
       <w:r>
-        <w:t xml:space="preserve"> but required roughly 500 s of retraining per state. That trade-off motivates the present work: if the parameter dependence can be learned once, the per-query cost falls by orders of magnitude.</w:t>
+        <w:t xml:space="preserve"> but required roughly 500 s of retraining per state. The present article is a separate, related study: it reuses the verified SG/FV reference and that fixed-state comparison, and it adds the parameter-conditioned operator, the constraint and ablation study, and the identifiability analysis. That trade-off motivates the present work: if the parameter dependence can be learned once, the per-query cost falls by orders of magnitude.</w:t>
       </w:r>
     </w:p>
     <w:p>
@@ -1086,15 +1086,7 @@
         </m:sSup>
       </m:oMath>
       <w:r>
-        <w:t xml:space="preserve">; </w:t>
-      </w:r>
-      <m:oMath xmlns:a="http://schemas.openxmlformats.org/drawingml/2006/main" xmlns:pic="http://schemas.openxmlformats.org/drawingml/2006/picture">
-        <m:r>
-          <m:t>99.1</m:t>
-        </m:r>
-      </m:oMath>
-      <w:r>
-        <w:t xml:space="preserve"> above </w:t>
+        <w:t xml:space="preserve">; 99.1% above </w:t>
       </w:r>
       <m:oMath xmlns:a="http://schemas.openxmlformats.org/drawingml/2006/main" xmlns:pic="http://schemas.openxmlformats.org/drawingml/2006/picture">
         <m:sSup>
@@ -6434,7 +6426,7 @@
         </m:sSup>
       </m:oMath>
       <w:r>
-        <w:t xml:space="preserve"> or at most six iterations; boundary hits and non-converged realizations are recorded. Estimator A is surrogate-only, B is warm-started SG/FV, and C is a two-start cold SG/FV baseline. The final covariance is evaluated at the converged estimate and propagated separately to </w:t>
+        <w:t xml:space="preserve"> or at most six iterations; boundary hits and non-converged realizations are recorded. Estimator A is surrogate-only, B is warm-started SG/FV, and C is a single-start cold SG/FV baseline. The final covariance is evaluated at the converged estimate and propagated separately to </w:t>
       </w:r>
       <m:oMath xmlns:a="http://schemas.openxmlformats.org/drawingml/2006/main" xmlns:pic="http://schemas.openxmlformats.org/drawingml/2006/picture">
         <m:r>
@@ -9393,15 +9385,7 @@
         </m:sSup>
       </m:oMath>
       <w:r>
-        <w:t xml:space="preserve">), with </w:t>
-      </w:r>
-      <m:oMath xmlns:a="http://schemas.openxmlformats.org/drawingml/2006/main" xmlns:pic="http://schemas.openxmlformats.org/drawingml/2006/picture">
-        <m:r>
-          <m:t>99.1</m:t>
-        </m:r>
-      </m:oMath>
-      <w:r>
-        <w:t xml:space="preserve"> of the plane above </w:t>
+        <w:t xml:space="preserve">), with 99.1% of the plane above </w:t>
       </w:r>
       <m:oMath xmlns:a="http://schemas.openxmlformats.org/drawingml/2006/main" xmlns:pic="http://schemas.openxmlformats.org/drawingml/2006/picture">
         <m:sSup>
@@ -10651,7 +10635,7 @@
         <w:rPr>
           <w:sz w:val="18"/>
         </w:rPr>
-        <w:t xml:space="preserve"> Latency, amortization, and inverse validation. (A) Batch-1 and batch-48 prediction latency for the DeepONet and FNO in PyTorch and ONNX on an Apple M1 CPU, including the shared current post-processing at batch 48. (B) Cumulative cost versus number of forward states for the operator and for SG/FV solves at the dataset-mean and median solve times, with the break-even counts marked; the prior-Xeon and DA-PINN-retrain reference lines are included for context. (C) Exact SG/FV finite-difference sensitivities against the neural-operator sensitivities for the eight states of the </w:t>
+        <w:t xml:space="preserve"> Latency, amortization, and inverse validation. (A) Batch-1 and batch-48 prediction latency for the DeepONet and FNO in PyTorch and ONNX on an Apple M1 CPU, including the shared current post-processing at batch 48. (B) Cumulative cost versus number of forward states for the operator and for SG/FV solves at the dataset-mean and median solve times, with the break-even counts marked; the prior-Xeon and DA-PINN-retrain reference lines are included for context. (C) Exact SG/FV finite-difference sensitivities against the neural-operator sensitivities for eight representative states of the </w:t>
       </w:r>
       <m:oMath xmlns:a="http://schemas.openxmlformats.org/drawingml/2006/main" xmlns:pic="http://schemas.openxmlformats.org/drawingml/2006/picture">
         <m:r>
@@ -10671,7 +10655,7 @@
         <w:rPr>
           <w:sz w:val="18"/>
         </w:rPr>
-        <w:t xml:space="preserve"> Fisher plane: </w:t>
+        <w:t xml:space="preserve"> Fisher plane (64 states): </w:t>
       </w:r>
       <m:oMath xmlns:a="http://schemas.openxmlformats.org/drawingml/2006/main" xmlns:pic="http://schemas.openxmlformats.org/drawingml/2006/picture">
         <m:r>
@@ -10815,7 +10799,7 @@
         <w:rPr>
           <w:sz w:val="18"/>
         </w:rPr>
-        <w:t xml:space="preserve"> median relative difference, while both charge sensitivities are near zero. (D) Blind Stage-20 inversion at 1% noise using estimator B for the single-salt, reversal-potential, and dual current-plus-selectivity protocols (15 states, 5 realizations each); bars are median relative errors and error bars are half the interquartile range. Single-salt charge remains unidentifiable; the dual protocol reaches 1.5% median charge and 0.15% radius error but only 73% 95% coverage, and the reversal potential is state dependent (85% weak-charge versus 5.0% strong-charge).</w:t>
+        <w:t xml:space="preserve"> median relative difference, while both charge sensitivities are near zero. (D) Blind Stage-20 inversion at 1% noise using estimator B for the single-salt, reversal-potential, and dual current-plus-selectivity protocols (15 states, 5 realizations each); bars are median relative errors over all attempted fits (no converged-only filtering) and error bars are half the interquartile range. Single-salt fits do not converge, so its charge bar is indicative only; the dual protocol reaches 1.5% median charge and 0.15% radius error but only 73% 95% coverage, and the reversal potential is state dependent (85% weak-charge versus 5.0% strong-charge).</w:t>
       </w:r>
     </w:p>
     <w:p>
@@ -10908,7 +10892,7 @@
         </m:sSup>
       </m:oMath>
       <w:r>
-        <w:t>): at 0.2% noise the 95% intervals cover only 4% of realizations, rising to 73% at 1% and 90.7% at 2%. The dual result should therefore be read as a bias-limited 1.5% recovery, not a calibrated sub-percent measurement.</w:t>
+        <w:t>): at 0.2% noise the 95% intervals cover only 1.3% of realizations, rising to 73% at 1% and 91% at 2%. Single-salt fits do not satisfy the convergence criterion at any noise level, so their intervals are not validated confidence intervals. The dual result should therefore be read as a bias-limited 1.5% recovery, not a calibrated sub-percent measurement.</w:t>
       </w:r>
     </w:p>
     <w:p>
@@ -12542,15 +12526,7 @@
         </m:sSup>
       </m:oMath>
       <w:r>
-        <w:t xml:space="preserve">), with </w:t>
-      </w:r>
-      <m:oMath xmlns:a="http://schemas.openxmlformats.org/drawingml/2006/main" xmlns:pic="http://schemas.openxmlformats.org/drawingml/2006/picture">
-        <m:r>
-          <m:t>99.1</m:t>
-        </m:r>
-      </m:oMath>
-      <w:r>
-        <w:t xml:space="preserve"> of the plane above </w:t>
+        <w:t xml:space="preserve">), with 99.1% of the plane above </w:t>
       </w:r>
       <m:oMath xmlns:a="http://schemas.openxmlformats.org/drawingml/2006/main" xmlns:pic="http://schemas.openxmlformats.org/drawingml/2006/picture">
         <m:sSup>
@@ -13158,11 +13134,19 @@
         <m:r>
           <m:t>κ</m:t>
         </m:r>
-        <m:r>
-          <m:rPr>
-            <m:sty m:val="p"/>
-          </m:rPr>
-          <m:t>&gt;</m:t>
+      </m:oMath>
+      <w:r>
+        <w:t xml:space="preserve"> between </w:t>
+      </w:r>
+      <m:oMath xmlns:a="http://schemas.openxmlformats.org/drawingml/2006/main" xmlns:pic="http://schemas.openxmlformats.org/drawingml/2006/picture">
+        <m:r>
+          <m:t>3.6</m:t>
+        </m:r>
+        <m:r>
+          <m:rPr>
+            <m:sty m:val="p"/>
+          </m:rPr>
+          <m:t>×</m:t>
         </m:r>
         <m:sSup>
           <m:e>
@@ -13172,7 +13156,33 @@
           </m:e>
           <m:sup>
             <m:r>
-              <m:t>15</m:t>
+              <m:t>12</m:t>
+            </m:r>
+          </m:sup>
+        </m:sSup>
+      </m:oMath>
+      <w:r>
+        <w:t xml:space="preserve"> and </w:t>
+      </w:r>
+      <m:oMath xmlns:a="http://schemas.openxmlformats.org/drawingml/2006/main" xmlns:pic="http://schemas.openxmlformats.org/drawingml/2006/picture">
+        <m:r>
+          <m:t>1.7</m:t>
+        </m:r>
+        <m:r>
+          <m:rPr>
+            <m:sty m:val="p"/>
+          </m:rPr>
+          <m:t>×</m:t>
+        </m:r>
+        <m:sSup>
+          <m:e>
+            <m:r>
+              <m:t>10</m:t>
+            </m:r>
+          </m:e>
+          <m:sup>
+            <m:r>
+              <m:t>17</m:t>
             </m:r>
           </m:sup>
         </m:sSup>
@@ -13191,11 +13201,11 @@
     </w:p>
     <w:p>
       <w:r>
-        <w:t xml:space="preserve">The hybrid solver combines the frozen operator with a conservative SG/FV correction warm-started from the operator; the Weyl singular-value gate serves as a diagnostic for sensitivity analysis rather than controlling execution. This is a residual-based, derivative-informed correction in the sense of [61, 62], not a new learned field representation. On 120 states spanning the weak, transitional, and strong charge bands, the reference-free Pino-Controller reproduces the full SG/FV current to a median relative error of </w:t>
+        <w:t xml:space="preserve">The hybrid solver combines the frozen operator with a conservative SG/FV correction warm-started from the operator; the Weyl singular-value gate serves as a diagnostic for sensitivity analysis rather than controlling execution. This is a residual-based, derivative-informed correction in the sense of [61, 62], not a new learned field representation. On 120 states spanning the weak, transitional, and strong charge bands, the warm-started SG/FV solve used by the reference-free controller reproduces the cold-solve current to a median relative error of </w:t>
       </w:r>
       <m:oMath xmlns:a="http://schemas.openxmlformats.org/drawingml/2006/main" xmlns:pic="http://schemas.openxmlformats.org/drawingml/2006/picture">
         <m:r>
-          <m:t>3.0</m:t>
+          <m:t>5.1</m:t>
         </m:r>
         <m:r>
           <m:rPr>
@@ -13217,7 +13227,7 @@
               <m:t>−</m:t>
             </m:r>
             <m:r>
-              <m:t>12</m:t>
+              <m:t>14</m:t>
             </m:r>
           </m:sup>
         </m:sSup>
@@ -13240,11 +13250,11 @@
         </m:r>
       </m:oMath>
       <w:r>
-        <w:t xml:space="preserve"> solve, a 1.54-fold reduction for Task A (forward solve) and 1.19-fold for Task B (reversal-potential root search). A single Gummel step alone gives </w:t>
+        <w:t xml:space="preserve"> solve (Task A, the forward solve; 1.54-fold). For Task B (the unequal-reservoir reversal root), the operator's direct surrogate gives a 0.0365 mV median error in 0.00021 s, and a warm-started secant refinement reaches </w:t>
       </w:r>
       <m:oMath xmlns:a="http://schemas.openxmlformats.org/drawingml/2006/main" xmlns:pic="http://schemas.openxmlformats.org/drawingml/2006/picture">
         <m:r>
-          <m:t>1.8</m:t>
+          <m:t>5</m:t>
         </m:r>
         <m:r>
           <m:rPr>
@@ -13266,17 +13276,17 @@
               <m:t>−</m:t>
             </m:r>
             <m:r>
-              <m:t>4</m:t>
+              <m:t>9</m:t>
             </m:r>
           </m:sup>
         </m:sSup>
       </m:oMath>
       <w:r>
-        <w:t xml:space="preserve"> current error at 0.010 s; the controller's gain comes from the operator warm start plus the conservative correction. Its median reversal-potential error is 0.038 mV, inherited from the reversal surrogate rather than from the field correction. The eight-method comparison also shows that the linearized Poisson–Boltzmann model is a strong current baseline in this box (median relative error </w:t>
+        <w:t xml:space="preserve"> mV in 1.006 s, 1.19-fold faster than cold Brent (1.200 s). A single Gummel step alone gives </w:t>
       </w:r>
       <m:oMath xmlns:a="http://schemas.openxmlformats.org/drawingml/2006/main" xmlns:pic="http://schemas.openxmlformats.org/drawingml/2006/picture">
         <m:r>
-          <m:t>3.2</m:t>
+          <m:t>1.8</m:t>
         </m:r>
         <m:r>
           <m:rPr>
@@ -13298,12 +13308,44 @@
               <m:t>−</m:t>
             </m:r>
             <m:r>
-              <m:t>6</m:t>
+              <m:t>4</m:t>
             </m:r>
           </m:sup>
         </m:sSup>
       </m:oMath>
       <w:r>
+        <w:t xml:space="preserve"> current error at 0.00736 s; the controller's gain comes from the operator warm start plus the conservative correction. The eight-method comparison also shows that the linearized Poisson–Boltzmann model is a strong current baseline in this box (median relative error </w:t>
+      </w:r>
+      <m:oMath xmlns:a="http://schemas.openxmlformats.org/drawingml/2006/main" xmlns:pic="http://schemas.openxmlformats.org/drawingml/2006/picture">
+        <m:r>
+          <m:t>3.2</m:t>
+        </m:r>
+        <m:r>
+          <m:rPr>
+            <m:sty m:val="p"/>
+          </m:rPr>
+          <m:t>×</m:t>
+        </m:r>
+        <m:sSup>
+          <m:e>
+            <m:r>
+              <m:t>10</m:t>
+            </m:r>
+          </m:e>
+          <m:sup>
+            <m:r>
+              <m:rPr>
+                <m:sty m:val="p"/>
+              </m:rPr>
+              <m:t>−</m:t>
+            </m:r>
+            <m:r>
+              <m:t>6</m:t>
+            </m:r>
+          </m:sup>
+        </m:sSup>
+      </m:oMath>
+      <w:r>
         <w:t>) but not a charge model, and that POD–RBF degrades in the strong-charge band.</w:t>
       </w:r>
     </w:p>
@@ -13343,7 +13385,7 @@
         </m:r>
       </m:oMath>
       <w:r>
-        <w:t xml:space="preserve">. Estimator A is surrogate-only with local quadratic refinement, B is a residual-controlled SG/FV Gauss–Newton polish, and C is a two-start cold SG/FV baseline. At 1% noise, single-salt inversion remains unidentifiable (median </w:t>
+        <w:t xml:space="preserve">. Estimator A is surrogate-only with local quadratic refinement, B is a residual-controlled SG/FV Gauss–Newton polish, and C is a single-start cold SG/FV baseline. All rates below include every attempted fit, with no converged-only filtering. At 1% noise, convergence is 0% for single-salt (75/75 fits stop because the line search fails), 64% for the reversal potential (48 step-tolerance, 22 iteration-limit, 5 line-search failures), and 97.3% for dual (73 step-tolerance, 2 line-search failures); the cold baseline C converges in 0%, 62.7%, and 66.7%, respectively, and boundary hits occur in 32%, 11%, and 7% of B fits. Single-salt errors and their 100% coverage therefore come from non-converged fits and are not evidence of calibrated uncertainty; those intervals are provisional local intervals, and the single-salt identifiability conclusion rests on the Fisher analysis. At 1% noise, single-salt inversion remains unidentifiable (median </w:t>
       </w:r>
       <m:oMath xmlns:a="http://schemas.openxmlformats.org/drawingml/2006/main" xmlns:pic="http://schemas.openxmlformats.org/drawingml/2006/picture">
         <m:sSub>
@@ -13708,7 +13750,7 @@
     </w:p>
     <w:p>
       <w:r>
-        <w:t>The inverse experiment sharpens the scope of the method. With exact SG/FV-generated observations, 5 noise draws, and a nested grid, the Stage-20 blind dual current–plus–selectivity inversion reaches 1.5% median charge error and 0.15% radius error at 1% noise, but only 73% 95% coverage; single-salt conductance leaves charge at 148% median error and does not meet the 10% criterion for any state, and the multi-salt check does not remove the degeneracy. The residual roughly 1.3% mesh-discretization bias, not noise or initialization, limits the dual interval calibration; this is a separate discretization limitation from the physical conductance-only degeneracy, which follows from the near-invariance of the concentration sum for a symmetric electrolyte with nearly equal diffusivities, and the Fisher analysis shows it holds across the negative-</w:t>
+        <w:t>The inverse experiment sharpens the scope of the method. With exact SG/FV-generated observations, 5 noise draws, and a nested grid, the Stage-20 blind dual current–plus–selectivity inversion reaches 1.5% median charge error and 0.15% radius error at 1% noise, but only 73% 95% coverage; single-salt conductance leaves charge at 148% median error and does not meet the 10% criterion for any state, and the multi-salt check does not remove the degeneracy. The residual roughly 1.3% mesh-discretization bias, not noise, limits the dual interval calibration; warm starting leaves the median error nearly unchanged but raises convergence from 66.7% to 97.3% at 1% noise. Single-salt inversion is reported for completeness, but its fits do not converge, so the identifiability conclusion rests on the Fisher analysis rather than on those fits. This is a separate discretization limitation from the physical conductance-only degeneracy, which follows from the near-invariance of the concentration sum for a symmetric electrolyte with nearly equal diffusivities, and the Fisher analysis shows it holds across the negative-</w:t>
       </w:r>
       <m:oMath xmlns:a="http://schemas.openxmlformats.org/drawingml/2006/main" xmlns:pic="http://schemas.openxmlformats.org/drawingml/2006/picture">
         <m:sSub>
@@ -13803,15 +13845,7 @@
         </m:sSup>
       </m:oMath>
       <w:r>
-        <w:t xml:space="preserve">; </w:t>
-      </w:r>
-      <m:oMath xmlns:a="http://schemas.openxmlformats.org/drawingml/2006/main" xmlns:pic="http://schemas.openxmlformats.org/drawingml/2006/picture">
-        <m:r>
-          <m:t>99.1</m:t>
-        </m:r>
-      </m:oMath>
-      <w:r>
-        <w:t xml:space="preserve"> above </w:t>
+        <w:t xml:space="preserve">; 99.1% above </w:t>
       </w:r>
       <m:oMath xmlns:a="http://schemas.openxmlformats.org/drawingml/2006/main" xmlns:pic="http://schemas.openxmlformats.org/drawingml/2006/picture">
         <m:sSup>
@@ -13833,11 +13867,11 @@
     </w:p>
     <w:p>
       <w:r>
-        <w:t xml:space="preserve">The Stage-19/20 hybrid and reversal study sharpens the same boundary. The reference-free warm-started controller reproduces the full SG/FV current to </w:t>
+        <w:t xml:space="preserve">The Stage-19/20 hybrid and reversal study sharpens the same boundary. The reference-free warm-started controller's forward solve reproduces the cold SG/FV current to </w:t>
       </w:r>
       <m:oMath xmlns:a="http://schemas.openxmlformats.org/drawingml/2006/main" xmlns:pic="http://schemas.openxmlformats.org/drawingml/2006/picture">
         <m:r>
-          <m:t>3</m:t>
+          <m:t>5.1</m:t>
         </m:r>
         <m:r>
           <m:rPr>
@@ -13859,13 +13893,45 @@
               <m:t>−</m:t>
             </m:r>
             <m:r>
-              <m:t>12</m:t>
+              <m:t>14</m:t>
             </m:r>
           </m:sup>
         </m:sSup>
       </m:oMath>
       <w:r>
-        <w:t xml:space="preserve"> median relative error at 0.153 s per state, 1.54-fold below the 0.235 s cold solve for Task A (forward solve) and 1.19-fold for Task B (reversal-potential root search), so it is a practical inner loop for protocol design. The unequal-reservoir reversal potential is strongly state dependent. It is weak at low charge and high salinity, where the concentration-cell potential carries little wall-charge signature, but it reaches </w:t>
+        <w:t xml:space="preserve"> median relative error at 0.153 s per state, 1.54-fold below the 0.235 s cold solve (Task A); for the reversal root, a warm-started secant reaches </w:t>
+      </w:r>
+      <m:oMath xmlns:a="http://schemas.openxmlformats.org/drawingml/2006/main" xmlns:pic="http://schemas.openxmlformats.org/drawingml/2006/picture">
+        <m:r>
+          <m:t>5</m:t>
+        </m:r>
+        <m:r>
+          <m:rPr>
+            <m:sty m:val="p"/>
+          </m:rPr>
+          <m:t>×</m:t>
+        </m:r>
+        <m:sSup>
+          <m:e>
+            <m:r>
+              <m:t>10</m:t>
+            </m:r>
+          </m:e>
+          <m:sup>
+            <m:r>
+              <m:rPr>
+                <m:sty m:val="p"/>
+              </m:rPr>
+              <m:t>−</m:t>
+            </m:r>
+            <m:r>
+              <m:t>9</m:t>
+            </m:r>
+          </m:sup>
+        </m:sSup>
+      </m:oMath>
+      <w:r>
+        <w:t xml:space="preserve"> mV in 1.006 s, 1.19-fold faster than cold Brent at 1.200 s (Task B). It is therefore a practical inner loop for protocol design. The unequal-reservoir reversal potential is strongly state dependent. It is weak at low charge and high salinity, where the concentration-cell potential carries little wall-charge signature, but it reaches </w:t>
       </w:r>
       <m:oMath xmlns:a="http://schemas.openxmlformats.org/drawingml/2006/main" xmlns:pic="http://schemas.openxmlformats.org/drawingml/2006/picture">
         <m:r>
@@ -14310,7 +14376,7 @@
       </w:r>
       <m:oMath xmlns:a="http://schemas.openxmlformats.org/drawingml/2006/main" xmlns:pic="http://schemas.openxmlformats.org/drawingml/2006/picture">
         <m:r>
-          <m:t>3</m:t>
+          <m:t>5.1</m:t>
         </m:r>
         <m:r>
           <m:rPr>
@@ -14332,7 +14398,7 @@
               <m:t>−</m:t>
             </m:r>
             <m:r>
-              <m:t>12</m:t>
+              <m:t>14</m:t>
             </m:r>
           </m:sup>
         </m:sSup>
@@ -14464,15 +14530,7 @@
         </m:sSup>
       </m:oMath>
       <w:r>
-        <w:t xml:space="preserve">; </w:t>
-      </w:r>
-      <m:oMath xmlns:a="http://schemas.openxmlformats.org/drawingml/2006/main" xmlns:pic="http://schemas.openxmlformats.org/drawingml/2006/picture">
-        <m:r>
-          <m:t>99.1</m:t>
-        </m:r>
-      </m:oMath>
-      <w:r>
-        <w:t xml:space="preserve"> above </w:t>
+        <w:t xml:space="preserve">; 99.1% above </w:t>
       </w:r>
       <m:oMath xmlns:a="http://schemas.openxmlformats.org/drawingml/2006/main" xmlns:pic="http://schemas.openxmlformats.org/drawingml/2006/picture">
         <m:sSup>
@@ -14564,7 +14622,47 @@
         <w:t>scripts/run_cpc_test_case.py</w:t>
       </w:r>
       <w:r>
-        <w:t xml:space="preserve"> executes that self-contained verification case. The repository contains the SG/FV reference solver, the 240-state dataset and the 384-state expansion used for the scaling study, the training and evaluation scripts, the Stage-10 ablation, scaling, and identifiability scripts, the Stage-11 constraint and Fisher-validation scripts, the Stage-12 diagnostics, the ONNX models, the browser simulator, and the Gradio application. The raw literature metadata used to build the reference list is included in </w:t>
+        <w:t xml:space="preserve"> executes that self-contained verification case. The repository contains the SG/FV reference solver, the 240-state dataset and the 384-state expansion used for the scaling study, the training and evaluation scripts, the Stage-10 ablation, scaling, and identifiability scripts, the Stage-11 constraint and Fisher-validation scripts, the Stage-12 diagnostics, the ONNX models, the browser simulator, and the Gradio application. The 120-case timing benchmark, the 675 per-realization inverse records, the recomputed summary, and the 30-row D1/D2/D3 bias diagnostic are archived as </w:t>
+      </w:r>
+      <w:r>
+        <w:rPr>
+          <w:rFonts w:ascii="Consolas" w:hAnsi="Consolas"/>
+          <w:sz w:val="19"/>
+        </w:rPr>
+        <w:t>results/stage21_timing_benchmark_real.json</w:t>
+      </w:r>
+      <w:r>
+        <w:t xml:space="preserve">, </w:t>
+      </w:r>
+      <w:r>
+        <w:rPr>
+          <w:rFonts w:ascii="Consolas" w:hAnsi="Consolas"/>
+          <w:sz w:val="19"/>
+        </w:rPr>
+        <w:t>results/stage21_inverse_records_real.npz</w:t>
+      </w:r>
+      <w:r>
+        <w:t xml:space="preserve">, </w:t>
+      </w:r>
+      <w:r>
+        <w:rPr>
+          <w:rFonts w:ascii="Consolas" w:hAnsi="Consolas"/>
+          <w:sz w:val="19"/>
+        </w:rPr>
+        <w:t>results/stage21_inverse_summary_real.json</w:t>
+      </w:r>
+      <w:r>
+        <w:t xml:space="preserve">, and </w:t>
+      </w:r>
+      <w:r>
+        <w:rPr>
+          <w:rFonts w:ascii="Consolas" w:hAnsi="Consolas"/>
+          <w:sz w:val="19"/>
+        </w:rPr>
+        <w:t>results/stage21_bias_diagnostic_real.json</w:t>
+      </w:r>
+      <w:r>
+        <w:t xml:space="preserve">. The raw literature metadata used to build the reference list is included in </w:t>
       </w:r>
       <w:r>
         <w:rPr>

--- a/manuscript/Manuscript_PINO_clean.docx
+++ b/manuscript/Manuscript_PINO_clean.docx
@@ -761,7 +761,7 @@
     </w:p>
     <w:p>
       <w:r>
-        <w:t xml:space="preserve">Physics-informed neural networks (PINNs) [28–30] and neural trial-function formulations [31] embed differential equation constraints into the training loss to reduce reliance on labeled solution data, but standard PINNs are typically trained for one parameter set at a time and are sensitive to gradient-flow pathologies and optimization failure modes [32, 33]. Hard-constraint and boundary-enforcing formulations impose initial or boundary conditions strictly across benchmark PDE problems [34], wave equations [35], airflow-field reconstruction [36], linear free-surface waves [37], nonlinear consolidation [38], variational Dirichlet benchmarks [39], and microseismic source imaging [40], while domain-decomposed variants such as XPINNs enable space–time decomposition on complex geometries [41]. Enriched physics-informed neural networks have been developed for dynamic Poisson–Nernst–Planck systems [42], while related physics-informed and operator-learning surrogates have been applied to thermal charring materials [43], compressible flows with CF-DeepONet [44], non-Fourier heat conduction with T-phPINN [45], and lithium-ion battery health prediction [46]. A fixed-state discontinuous-Galerkin DA-PINN for nanopore transport, submitted to Computer Physics Communications as COMPHY-D-26-00857 (not published; revision R1 submitted), reached a potential relative L2 error of </w:t>
+        <w:t xml:space="preserve">Physics-informed neural networks (PINNs) [28–30] and neural trial-function formulations [31] embed differential equation constraints into the training loss to reduce reliance on labeled solution data, but standard PINNs are typically trained for one parameter set at a time and are sensitive to gradient-flow pathologies and optimization failure modes [32, 33]. Hard-constraint and boundary-enforcing formulations impose initial or boundary conditions strictly across benchmark PDE problems [34], wave equations [35], airflow-field reconstruction [36], linear free-surface waves [37], nonlinear consolidation [38], variational Dirichlet benchmarks [39], and microseismic source imaging [40], while domain-decomposed variants such as XPINNs enable space–time decomposition on complex geometries [41]. Enriched physics-informed neural networks have been developed for dynamic Poisson–Nernst–Planck systems [42], while related physics-informed and operator-learning surrogates have been applied to thermal charring materials [43], compressible flows with CF-DeepONet [44], non-Fourier heat conduction with T-phPINN [45], and lithium-ion battery health prediction [46]. A fixed-state discontinuous-Galerkin DA-PINN for nanopore transport, reported in the earlier manuscript "Exact-boundary data-assimilated physics-informed neural networks for coupled Poisson–Nernst–Planck transport at charged nanopore biointerfaces" (submitted to Computer Physics Communications as COMPHY-D-26-00857; not published; revision R1 submitted), reached a potential relative L2 error of </w:t>
       </w:r>
       <m:oMath xmlns:a="http://schemas.openxmlformats.org/drawingml/2006/main" xmlns:pic="http://schemas.openxmlformats.org/drawingml/2006/picture">
         <m:r>

--- a/manuscript/Manuscript_PINO_clean.docx
+++ b/manuscript/Manuscript_PINO_clean.docx
@@ -10635,7 +10635,7 @@
         <w:rPr>
           <w:sz w:val="18"/>
         </w:rPr>
-        <w:t xml:space="preserve"> Latency, amortization, and inverse validation. (A) Batch-1 and batch-48 prediction latency for the DeepONet and FNO in PyTorch and ONNX on an Apple M1 CPU, including the shared current post-processing at batch 48. (B) Cumulative cost versus number of forward states for the operator and for SG/FV solves at the dataset-mean and median solve times, with the break-even counts marked; the prior-Xeon and DA-PINN-retrain reference lines are included for context. (C) Exact SG/FV finite-difference sensitivities against the neural-operator sensitivities for eight representative states of the </w:t>
+        <w:t xml:space="preserve"> Latency, amortization, and inverse validation. (A) Batch-1 and batch-48 prediction latency for the DeepONet and FNO in PyTorch and ONNX on an Apple M1 CPU, including the shared current post-processing at batch 48. (B) Cumulative cost versus number of forward states for the operator and for SG/FV solves at the dataset-mean and median solve times, with the break-even counts marked; the prior-Xeon and DA-PINN-retrain reference lines are included for context. (C) Exact SG/FV finite-difference sensitivities against the neural-operator sensitivities for the 64 states of the </w:t>
       </w:r>
       <m:oMath xmlns:a="http://schemas.openxmlformats.org/drawingml/2006/main" xmlns:pic="http://schemas.openxmlformats.org/drawingml/2006/picture">
         <m:r>
@@ -10655,7 +10655,7 @@
         <w:rPr>
           <w:sz w:val="18"/>
         </w:rPr>
-        <w:t xml:space="preserve"> Fisher plane (64 states): </w:t>
+        <w:t xml:space="preserve"> Fisher plane: </w:t>
       </w:r>
       <m:oMath xmlns:a="http://schemas.openxmlformats.org/drawingml/2006/main" xmlns:pic="http://schemas.openxmlformats.org/drawingml/2006/picture">
         <m:r>
